--- a/plantillas_maestras/03_seguro_desgravamen/negativa_cobertura/2_ddos_banco_y_aseguradora/mujer/TPL_1496_2025_SEGURO_DESGRAVAMEN_NEGATIVA_COBERTURA_BANCO_MUJER_R1.docx
+++ b/plantillas_maestras/03_seguro_desgravamen/negativa_cobertura/2_ddos_banco_y_aseguradora/mujer/TPL_1496_2025_SEGURO_DESGRAVAMEN_NEGATIVA_COBERTURA_BANCO_MUJER_R1.docx
@@ -484,7 +484,7 @@
           <w14:ligatures w14:val="none"/>
         </w:rPr>
         <w:tab/>
-        <w:t xml:space="preserve">:       </w:t>
+        <w:t xml:space="preserve">: </w:t>
       </w:r>
       <w:r>
         <w:rPr>
@@ -907,7 +907,7 @@
           <w:lang w:val="es-ES" w:eastAsia="es-ES"/>
           <w14:ligatures w14:val="none"/>
         </w:rPr>
-        <w:t>por presuntas infracciones a la Ley N°29571, Código de Protección y Defensa del Consumidor (en adelante, Código)</w:t>
+        <w:t>por presuntas infracciones a la Ley 29571, Código de Protección y Defensa del Consumidor (en adelante, Código)</w:t>
       </w:r>
       <w:r>
         <w:rPr>
@@ -1046,7 +1046,7 @@
           <w:lang w:eastAsia="es-ES"/>
           <w14:ligatures w14:val="none"/>
         </w:rPr>
-        <w:t xml:space="preserve">, obtuvo un crédito denominado “Crédito Renovación Café N°10312629409” desembolsado por </w:t>
+        <w:t xml:space="preserve">, obtuvo un crédito denominado “Crédito Renovación Café 103xxxxxx409” desembolsado por </w:t>
       </w:r>
       <w:r>
         <w:rPr>
@@ -1108,7 +1108,7 @@
           <w:lang w:eastAsia="es-ES"/>
           <w14:ligatures w14:val="none"/>
         </w:rPr>
-        <w:t xml:space="preserve"> el Seguro de desgravamen - Póliza N° 166-112629409 (en adelante, “Seguro de Desgravamen principal”). </w:t>
+        <w:t xml:space="preserve"> el Seguro de desgravamen - Póliza 166-112629409 (en adelante, “Seguro de Desgravamen principal”). </w:t>
       </w:r>
     </w:p>
     <w:p>
@@ -1194,17 +1194,17 @@
           <w:lang w:eastAsia="es-ES"/>
           <w14:ligatures w14:val="none"/>
         </w:rPr>
-        <w:t>identificado como “Crédito Renovación Café N°10327012747”. Este crédito fue asociado a</w:t>
-      </w:r>
-      <w:r>
-        <w:rPr>
-          <w:rFonts w:ascii="Arial Narrow" w:eastAsia="Times New Roman" w:hAnsi="Arial Narrow" w:cs="Arial"/>
-          <w:color w:val="000000"/>
-          <w:kern w:val="0"/>
-          <w:lang w:eastAsia="es-ES"/>
-          <w14:ligatures w14:val="none"/>
-        </w:rPr>
-        <w:t xml:space="preserve">l Seguro de desgravamen - Póliza N° </w:t>
+        <w:t>identificado como “Crédito Renovación Café 103xxxxxx747”. Este crédito fue asociado a</w:t>
+      </w:r>
+      <w:r>
+        <w:rPr>
+          <w:rFonts w:ascii="Arial Narrow" w:eastAsia="Times New Roman" w:hAnsi="Arial Narrow" w:cs="Arial"/>
+          <w:color w:val="000000"/>
+          <w:kern w:val="0"/>
+          <w:lang w:eastAsia="es-ES"/>
+          <w14:ligatures w14:val="none"/>
+        </w:rPr>
+        <w:t xml:space="preserve">l Seguro de desgravamen - Póliza </w:t>
       </w:r>
       <w:r>
         <w:rPr>
@@ -1425,7 +1425,7 @@
           <w:lang w:eastAsia="es-ES"/>
           <w14:ligatures w14:val="none"/>
         </w:rPr>
-        <w:t>ediante la Resolución Ministerial N° 0059-2020-MINAGRI</w:t>
+        <w:t>ediante la Resolución Ministerial 0059-2020-MINAGRI</w:t>
       </w:r>
       <w:r>
         <w:rPr>
@@ -1588,7 +1588,7 @@
           <w:lang w:eastAsia="es-ES"/>
           <w14:ligatures w14:val="none"/>
         </w:rPr>
-        <w:t>A la fecha del fallecimiento, el saldo deudor del Crédito N°10312629409 ascendía a S/54 572,80. De igual forma, el Crédito N°10327012747 registraba un saldo deudor de S/48 242,11.</w:t>
+        <w:t>A la fecha del fallecimiento, el saldo deudor del Crédito 103xxxxxx409 ascendía a S/54 572,80. De igual forma, el Crédito 103xxxxxx747 registraba un saldo deudor de S/48 242,11.</w:t>
       </w:r>
     </w:p>
     <w:p>
@@ -1802,7 +1802,7 @@
           <w:lang w:eastAsia="es-ES"/>
           <w14:ligatures w14:val="none"/>
         </w:rPr>
-        <w:t>, inscribiéndose dicha declaración en la Partida N°15633430 del Registro de Sucesión Intestada de la SUNARP.</w:t>
+        <w:t>, inscribiéndose dicha declaración en la Partida 15633430 del Registro de Sucesión Intestada de la SUNARP.</w:t>
       </w:r>
     </w:p>
     <w:p>
@@ -1905,7 +1905,7 @@
           <w:lang w:eastAsia="es-ES"/>
           <w14:ligatures w14:val="none"/>
         </w:rPr>
-        <w:t xml:space="preserve">activación de las pólizas contratadas mediante Carta Notarial N°130515, </w:t>
+        <w:t xml:space="preserve">activación de las pólizas contratadas mediante Carta Notarial 130515, </w:t>
       </w:r>
       <w:r>
         <w:rPr>
@@ -1957,7 +1957,7 @@
           <w:lang w:eastAsia="es-ES"/>
           <w14:ligatures w14:val="none"/>
         </w:rPr>
-        <w:t xml:space="preserve">No obstante, mediante carta N°031485-2024GTO del 23 de septiembre de 2024, </w:t>
+        <w:t xml:space="preserve">No obstante, mediante carta 031485-2024GTO del 23 de septiembre de 2024, </w:t>
       </w:r>
       <w:r>
         <w:rPr>
@@ -2170,7 +2170,7 @@
           <w:lang w:eastAsia="es-ES"/>
           <w14:ligatures w14:val="none"/>
         </w:rPr>
-        <w:t>Carta Notarial N°130711 dirigida a</w:t>
+        <w:t>Carta Notarial 130711 dirigida a</w:t>
       </w:r>
       <w:r>
         <w:rPr>
@@ -3424,7 +3424,7 @@
           <w:lang w:eastAsia="es-PE"/>
           <w14:ligatures w14:val="none"/>
         </w:rPr>
-        <w:t>Técnica de la Comisión de Protección al Consumidor N°1 (en adelante, la Secretaría Técnica), en ejercicio de sus facultades</w:t>
+        <w:t>Técnica de la Comisión de Protección al Consumidor 1 (en adelante, la Secretaría Técnica), en ejercicio de sus facultades</w:t>
       </w:r>
       <w:r>
         <w:rPr>
@@ -3480,7 +3480,7 @@
           <w:lang w:eastAsia="es-PE"/>
           <w14:ligatures w14:val="none"/>
         </w:rPr>
-        <w:t>Nº</w:t>
+        <w:t/>
       </w:r>
       <w:proofErr w:type="spellEnd"/>
       <w:r>
@@ -3509,7 +3509,7 @@
           <w:lang w:eastAsia="es-PE"/>
           <w14:ligatures w14:val="none"/>
         </w:rPr>
-        <w:t>°</w:t>
+        <w:t/>
       </w:r>
       <w:r>
         <w:rPr>
@@ -3527,7 +3527,7 @@
           <w:lang w:eastAsia="es-PE"/>
           <w14:ligatures w14:val="none"/>
         </w:rPr>
-        <w:t>°</w:t>
+        <w:t/>
       </w:r>
       <w:r>
         <w:rPr>
@@ -3623,7 +3623,7 @@
           <w:kern w:val="0"/>
           <w14:ligatures w14:val="none"/>
         </w:rPr>
-        <w:t>Nº</w:t>
+        <w:t/>
       </w:r>
       <w:proofErr w:type="spellEnd"/>
       <w:r>
@@ -3650,7 +3650,7 @@
           <w:lang w:eastAsia="es-PE"/>
           <w14:ligatures w14:val="none"/>
         </w:rPr>
-        <w:t>°</w:t>
+        <w:t/>
       </w:r>
       <w:r>
         <w:rPr>
@@ -3668,7 +3668,7 @@
           <w:lang w:eastAsia="es-PE"/>
           <w14:ligatures w14:val="none"/>
         </w:rPr>
-        <w:t>°</w:t>
+        <w:t/>
       </w:r>
       <w:r>
         <w:rPr>
@@ -3754,7 +3754,7 @@
           <w:kern w:val="0"/>
           <w14:ligatures w14:val="none"/>
         </w:rPr>
-        <w:t>Nº</w:t>
+        <w:t/>
       </w:r>
       <w:proofErr w:type="spellEnd"/>
       <w:r>
@@ -3790,7 +3790,7 @@
           <w:lang w:eastAsia="es-PE"/>
           <w14:ligatures w14:val="none"/>
         </w:rPr>
-        <w:t>°</w:t>
+        <w:t/>
       </w:r>
       <w:r>
         <w:rPr>
@@ -3808,7 +3808,7 @@
           <w:lang w:eastAsia="es-PE"/>
           <w14:ligatures w14:val="none"/>
         </w:rPr>
-        <w:t>°</w:t>
+        <w:t/>
       </w:r>
       <w:r>
         <w:rPr>
@@ -3904,7 +3904,7 @@
           <w:lang w:eastAsia="es-PE"/>
           <w14:ligatures w14:val="none"/>
         </w:rPr>
-        <w:t>°</w:t>
+        <w:t/>
       </w:r>
       <w:r>
         <w:rPr>
@@ -3922,7 +3922,7 @@
           <w:lang w:eastAsia="es-PE"/>
           <w14:ligatures w14:val="none"/>
         </w:rPr>
-        <w:t>°</w:t>
+        <w:t/>
       </w:r>
       <w:r>
         <w:rPr>
@@ -3991,7 +3991,7 @@
           <w:rFonts w:ascii="Arial Narrow" w:eastAsia="Arial Narrow" w:hAnsi="Arial Narrow" w:cs="Arial Narrow"/>
           <w:bCs/>
         </w:rPr>
-        <w:t>Nº</w:t>
+        <w:t/>
       </w:r>
       <w:proofErr w:type="spellEnd"/>
       <w:r>
@@ -4029,7 +4029,7 @@
           <w:lang w:eastAsia="es-PE"/>
           <w14:ligatures w14:val="none"/>
         </w:rPr>
-        <w:t xml:space="preserve">artículo 1°, numeral 1, literal b) </w:t>
+        <w:t xml:space="preserve">artículo 1, numeral 1, literal b) </w:t>
       </w:r>
       <w:bookmarkEnd w:id="5"/>
       <w:r>
@@ -4041,7 +4041,7 @@
           <w:lang w:eastAsia="es-PE"/>
           <w14:ligatures w14:val="none"/>
         </w:rPr>
-        <w:t>y al artículo 2° del Código</w:t>
+        <w:t>y al artículo 2 del Código</w:t>
       </w:r>
       <w:r>
         <w:rPr>
@@ -4075,7 +4075,7 @@
           <w:lang w:eastAsia="es-PE"/>
           <w14:ligatures w14:val="none"/>
         </w:rPr>
-        <w:t xml:space="preserve">  </w:t>
+        <w:t xml:space="preserve"> </w:t>
       </w:r>
     </w:p>
     <w:p>
@@ -4143,7 +4143,7 @@
           <w:rFonts w:ascii="Arial Narrow" w:eastAsia="Arial Narrow" w:hAnsi="Arial Narrow" w:cs="Arial Narrow"/>
           <w:bCs/>
         </w:rPr>
-        <w:t>Nº</w:t>
+        <w:t/>
       </w:r>
       <w:proofErr w:type="spellEnd"/>
       <w:r>
@@ -4169,7 +4169,7 @@
           <w:lang w:eastAsia="es-PE"/>
           <w14:ligatures w14:val="none"/>
         </w:rPr>
-        <w:t>. Por consiguiente, corresponde calificar el hecho materia de denuncia como una presunta infracción al deber de información, tipificado en el artículo 1°, numeral 1, literal b) y al artículo 2° del Código.</w:t>
+        <w:t>. Por consiguiente, corresponde calificar el hecho materia de denuncia como una presunta infracción al deber de información, tipificado en el artículo 1, numeral 1, literal b) y al artículo 2 del Código.</w:t>
       </w:r>
     </w:p>
     <w:p>
@@ -4247,7 +4247,7 @@
           <w:kern w:val="0"/>
           <w14:ligatures w14:val="none"/>
         </w:rPr>
-        <w:t>Nº</w:t>
+        <w:t/>
       </w:r>
       <w:proofErr w:type="spellEnd"/>
       <w:r>
@@ -4274,7 +4274,7 @@
           <w:lang w:eastAsia="es-PE"/>
           <w14:ligatures w14:val="none"/>
         </w:rPr>
-        <w:t>°</w:t>
+        <w:t/>
       </w:r>
       <w:r>
         <w:rPr>
@@ -4292,7 +4292,7 @@
           <w:lang w:eastAsia="es-PE"/>
           <w14:ligatures w14:val="none"/>
         </w:rPr>
-        <w:t>°</w:t>
+        <w:t/>
       </w:r>
       <w:r>
         <w:rPr>
@@ -4380,7 +4380,7 @@
           <w:kern w:val="0"/>
           <w14:ligatures w14:val="none"/>
         </w:rPr>
-        <w:t>Nº</w:t>
+        <w:t/>
       </w:r>
       <w:proofErr w:type="spellEnd"/>
       <w:r>
@@ -4407,7 +4407,7 @@
           <w:lang w:eastAsia="es-PE"/>
           <w14:ligatures w14:val="none"/>
         </w:rPr>
-        <w:t>°</w:t>
+        <w:t/>
       </w:r>
       <w:r>
         <w:rPr>
@@ -4425,7 +4425,7 @@
           <w:lang w:eastAsia="es-PE"/>
           <w14:ligatures w14:val="none"/>
         </w:rPr>
-        <w:t>°</w:t>
+        <w:t/>
       </w:r>
       <w:r>
         <w:rPr>
@@ -4688,7 +4688,7 @@
           <w:lang w:val="es-ES" w:eastAsia="es-ES"/>
           <w14:ligatures w14:val="none"/>
         </w:rPr>
-        <w:t xml:space="preserve">(i) presentar una copia completa, legible y debidamente suscrita de la Póliza N° </w:t>
+        <w:t xml:space="preserve">(i) presentar una copia completa, legible y debidamente suscrita de la Póliza </w:t>
       </w:r>
       <w:r>
         <w:rPr>
@@ -4730,7 +4730,7 @@
           <w:lang w:val="es-ES" w:eastAsia="es-ES"/>
           <w14:ligatures w14:val="none"/>
         </w:rPr>
-        <w:t xml:space="preserve">) presentar una copia completa, legible y debidamente suscrita de la Póliza N° </w:t>
+        <w:t xml:space="preserve">) presentar una copia completa, legible y debidamente suscrita de la Póliza </w:t>
       </w:r>
       <w:r>
         <w:rPr>
@@ -4898,7 +4898,7 @@
           <w:lang w:val="es-ES" w:eastAsia="es-ES"/>
           <w14:ligatures w14:val="none"/>
         </w:rPr>
-        <w:t xml:space="preserve">(i) presentar una copia completa, legible y debidamente suscrita de la Póliza N° </w:t>
+        <w:t xml:space="preserve">(i) presentar una copia completa, legible y debidamente suscrita de la Póliza </w:t>
       </w:r>
       <w:r>
         <w:rPr>
@@ -4970,7 +4970,7 @@
           <w:lang w:val="es-ES" w:eastAsia="es-ES"/>
           <w14:ligatures w14:val="none"/>
         </w:rPr>
-        <w:t xml:space="preserve">) presentar una copia completa, legible y debidamente suscrita de la Póliza N° </w:t>
+        <w:t xml:space="preserve">) presentar una copia completa, legible y debidamente suscrita de la Póliza </w:t>
       </w:r>
       <w:r>
         <w:rPr>
@@ -5137,7 +5137,7 @@
           <w:lang w:eastAsia="es-PE"/>
           <w14:ligatures w14:val="none"/>
         </w:rPr>
-        <w:t xml:space="preserve">RESOLUCIÓN DE LA SECRETARÍA TÉCNICA  </w:t>
+        <w:t xml:space="preserve">RESOLUCIÓN DE LA SECRETARÍA TÉCNICA </w:t>
       </w:r>
     </w:p>
     <w:p>
@@ -5379,7 +5379,7 @@
           <w:lang w:eastAsia="es-PE"/>
           <w14:ligatures w14:val="none"/>
         </w:rPr>
-        <w:t xml:space="preserve"> infracción a los artículos 18° y 19°</w:t>
+        <w:t xml:space="preserve"> infracción a los artículos 18 y 19</w:t>
       </w:r>
       <w:r>
         <w:rPr>
@@ -5423,7 +5423,7 @@
           <w:kern w:val="0"/>
           <w14:ligatures w14:val="none"/>
         </w:rPr>
-        <w:t>Nº</w:t>
+        <w:t/>
       </w:r>
       <w:proofErr w:type="spellEnd"/>
       <w:r>
@@ -5516,7 +5516,7 @@
           <w:lang w:eastAsia="es-PE"/>
           <w14:ligatures w14:val="none"/>
         </w:rPr>
-        <w:t xml:space="preserve"> infracción a los artículos 18° y 19°</w:t>
+        <w:t xml:space="preserve"> infracción a los artículos 18 y 19</w:t>
       </w:r>
       <w:r>
         <w:rPr>
@@ -5560,7 +5560,7 @@
           <w:rFonts w:ascii="Arial Narrow" w:eastAsia="Arial Narrow" w:hAnsi="Arial Narrow" w:cs="Arial Narrow"/>
           <w:bCs/>
         </w:rPr>
-        <w:t>Nº</w:t>
+        <w:t/>
       </w:r>
       <w:proofErr w:type="spellEnd"/>
       <w:r>
@@ -5668,7 +5668,7 @@
           <w:lang w:eastAsia="es-PE"/>
           <w14:ligatures w14:val="none"/>
         </w:rPr>
-        <w:t xml:space="preserve"> infracción a los artículos 18° y 19°</w:t>
+        <w:t xml:space="preserve"> infracción a los artículos 18 y 19</w:t>
       </w:r>
       <w:r>
         <w:rPr>
@@ -5712,7 +5712,7 @@
           <w:rFonts w:ascii="Arial Narrow" w:eastAsia="Arial Narrow" w:hAnsi="Arial Narrow" w:cs="Arial Narrow"/>
           <w:bCs/>
         </w:rPr>
-        <w:t>Nº</w:t>
+        <w:t/>
       </w:r>
       <w:proofErr w:type="spellEnd"/>
       <w:r>
@@ -5799,7 +5799,7 @@
           <w:lang w:eastAsia="es-PE"/>
           <w14:ligatures w14:val="none"/>
         </w:rPr>
-        <w:t xml:space="preserve"> infracción a los artículos 18° y 19°</w:t>
+        <w:t xml:space="preserve"> infracción a los artículos 18 y 19</w:t>
       </w:r>
       <w:r>
         <w:rPr>
@@ -5895,7 +5895,7 @@
           <w:lang w:eastAsia="es-PE"/>
           <w14:ligatures w14:val="none"/>
         </w:rPr>
-        <w:t>Presunta infracción al artículo 1°, numeral 1, literal b) y al artículo 2° de la Ley 29571, Código de Protección y Defensa del Consumidor</w:t>
+        <w:t>Presunta infracción al artículo 1, numeral 1, literal b) y al artículo 2 de la Ley 29571, Código de Protección y Defensa del Consumidor</w:t>
       </w:r>
       <w:r>
         <w:rPr>
@@ -5994,7 +5994,7 @@
           <w:kern w:val="0"/>
           <w14:ligatures w14:val="none"/>
         </w:rPr>
-        <w:t>Nº</w:t>
+        <w:t/>
       </w:r>
       <w:proofErr w:type="spellEnd"/>
       <w:r>
@@ -6061,7 +6061,7 @@
           <w:lang w:eastAsia="es-PE"/>
           <w14:ligatures w14:val="none"/>
         </w:rPr>
-        <w:t>Presunta infracción al artículo 1°, numeral 1, literal b) y al artículo 2° de la Ley 29571, Código de Protección y Defensa del Consumidor</w:t>
+        <w:t>Presunta infracción al artículo 1, numeral 1, literal b) y al artículo 2 de la Ley 29571, Código de Protección y Defensa del Consumidor</w:t>
       </w:r>
       <w:r>
         <w:rPr>
@@ -6114,7 +6114,7 @@
           <w:kern w:val="0"/>
           <w14:ligatures w14:val="none"/>
         </w:rPr>
-        <w:t>Nº</w:t>
+        <w:t/>
       </w:r>
       <w:proofErr w:type="spellEnd"/>
       <w:r>
@@ -6183,7 +6183,7 @@
           <w:lang w:eastAsia="es-PE"/>
           <w14:ligatures w14:val="none"/>
         </w:rPr>
-        <w:t xml:space="preserve"> infracción a los artículos 18° y 19°</w:t>
+        <w:t xml:space="preserve"> infracción a los artículos 18 y 19</w:t>
       </w:r>
       <w:r>
         <w:rPr>
@@ -6256,7 +6256,7 @@
           <w:rFonts w:ascii="Arial Narrow" w:eastAsia="Arial Narrow" w:hAnsi="Arial Narrow" w:cs="Arial Narrow"/>
           <w:bCs/>
         </w:rPr>
-        <w:t>Nº</w:t>
+        <w:t/>
       </w:r>
       <w:proofErr w:type="spellEnd"/>
       <w:r>
@@ -6345,7 +6345,7 @@
           <w:lang w:eastAsia="es-PE"/>
           <w14:ligatures w14:val="none"/>
         </w:rPr>
-        <w:t xml:space="preserve"> infracción a los artículos 18° y 19°</w:t>
+        <w:t xml:space="preserve"> infracción a los artículos 18 y 19</w:t>
       </w:r>
       <w:r>
         <w:rPr>
@@ -6410,7 +6410,7 @@
           <w:rFonts w:ascii="Arial Narrow" w:eastAsia="Arial Narrow" w:hAnsi="Arial Narrow" w:cs="Arial Narrow"/>
           <w:bCs/>
         </w:rPr>
-        <w:t>Nº</w:t>
+        <w:t/>
       </w:r>
       <w:proofErr w:type="spellEnd"/>
       <w:r>
@@ -6774,7 +6774,7 @@
           <w:lang w:eastAsia="es-PE"/>
           <w14:ligatures w14:val="none"/>
         </w:rPr>
-        <w:t>°</w:t>
+        <w:t/>
       </w:r>
       <w:r>
         <w:rPr>
@@ -6879,7 +6879,7 @@
           <w:lang w:eastAsia="es-PE"/>
           <w14:ligatures w14:val="none"/>
         </w:rPr>
-        <w:t>°</w:t>
+        <w:t/>
       </w:r>
       <w:r>
         <w:rPr>
@@ -7075,7 +7075,7 @@
           <w:lang w:eastAsia="es-PE"/>
           <w14:ligatures w14:val="none"/>
         </w:rPr>
-        <w:t>°</w:t>
+        <w:t/>
       </w:r>
       <w:r>
         <w:rPr>
@@ -7243,7 +7243,7 @@
           <w:lang w:val="es-ES" w:eastAsia="es-ES"/>
           <w14:ligatures w14:val="none"/>
         </w:rPr>
-        <w:t xml:space="preserve">(i) presentar una copia completa, legible y debidamente suscrita de la Póliza N° </w:t>
+        <w:t xml:space="preserve">(i) presentar una copia completa, legible y debidamente suscrita de la Póliza </w:t>
       </w:r>
       <w:r>
         <w:rPr>
@@ -7285,7 +7285,7 @@
           <w:lang w:val="es-ES" w:eastAsia="es-ES"/>
           <w14:ligatures w14:val="none"/>
         </w:rPr>
-        <w:t xml:space="preserve">) presentar una copia completa, legible y debidamente suscrita de la Póliza N° </w:t>
+        <w:t xml:space="preserve">) presentar una copia completa, legible y debidamente suscrita de la Póliza </w:t>
       </w:r>
       <w:r>
         <w:rPr>
@@ -7480,7 +7480,7 @@
           <w:lang w:val="es-ES" w:eastAsia="es-ES"/>
           <w14:ligatures w14:val="none"/>
         </w:rPr>
-        <w:t xml:space="preserve">(i) presentar una copia completa, legible y debidamente suscrita de la Póliza N° </w:t>
+        <w:t xml:space="preserve">(i) presentar una copia completa, legible y debidamente suscrita de la Póliza </w:t>
       </w:r>
       <w:r>
         <w:rPr>
@@ -7552,7 +7552,7 @@
           <w:lang w:val="es-ES" w:eastAsia="es-ES"/>
           <w14:ligatures w14:val="none"/>
         </w:rPr>
-        <w:t xml:space="preserve">) presentar una copia completa, legible y debidamente suscrita de la Póliza N° </w:t>
+        <w:t xml:space="preserve">) presentar una copia completa, legible y debidamente suscrita de la Póliza </w:t>
       </w:r>
       <w:r>
         <w:rPr>
@@ -7725,7 +7725,7 @@
           <w:lang w:eastAsia="es-PE"/>
           <w14:ligatures w14:val="none"/>
         </w:rPr>
-        <w:t>°</w:t>
+        <w:t/>
       </w:r>
       <w:r>
         <w:rPr>
@@ -7766,7 +7766,7 @@
           <w:lang w:eastAsia="es-PE"/>
           <w14:ligatures w14:val="none"/>
         </w:rPr>
-        <w:t>°</w:t>
+        <w:t/>
       </w:r>
       <w:r>
         <w:rPr>
@@ -7786,7 +7786,7 @@
           <w:lang w:eastAsia="es-PE"/>
           <w14:ligatures w14:val="none"/>
         </w:rPr>
-        <w:t>°</w:t>
+        <w:t/>
       </w:r>
       <w:r>
         <w:rPr>
@@ -7806,7 +7806,7 @@
           <w:lang w:eastAsia="es-PE"/>
           <w14:ligatures w14:val="none"/>
         </w:rPr>
-        <w:t>°</w:t>
+        <w:t/>
       </w:r>
       <w:r>
         <w:rPr>
@@ -7859,7 +7859,7 @@
           <w:lang w:eastAsia="es-PE"/>
           <w14:ligatures w14:val="none"/>
         </w:rPr>
-        <w:t>°</w:t>
+        <w:t/>
       </w:r>
       <w:r>
         <w:rPr>
@@ -7960,7 +7960,7 @@
           <w:lang w:eastAsia="es-PE"/>
           <w14:ligatures w14:val="none"/>
         </w:rPr>
-        <w:t>°</w:t>
+        <w:t/>
       </w:r>
       <w:r>
         <w:rPr>
@@ -8053,7 +8053,7 @@
           <w:lang w:eastAsia="es-PE"/>
           <w14:ligatures w14:val="none"/>
         </w:rPr>
-        <w:t>°</w:t>
+        <w:t/>
       </w:r>
       <w:r>
         <w:rPr>
@@ -8061,7 +8061,7 @@
           <w:kern w:val="0"/>
           <w14:ligatures w14:val="none"/>
         </w:rPr>
-        <w:t xml:space="preserve"> del Decreto Legislativo N° 807</w:t>
+        <w:t xml:space="preserve"> del Decreto Legislativo 807</w:t>
       </w:r>
       <w:r>
         <w:rPr>
@@ -8324,7 +8324,7 @@
           <w:lang w:eastAsia="es-PE"/>
           <w14:ligatures w14:val="none"/>
         </w:rPr>
-        <w:t>°</w:t>
+        <w:t/>
       </w:r>
       <w:r>
         <w:rPr>
@@ -8341,7 +8341,7 @@
           <w:lang w:eastAsia="es-PE"/>
           <w14:ligatures w14:val="none"/>
         </w:rPr>
-        <w:t>°</w:t>
+        <w:t/>
       </w:r>
       <w:r>
         <w:rPr>
@@ -8747,7 +8747,7 @@
           <w:kern w:val="0"/>
           <w14:ligatures w14:val="none"/>
         </w:rPr>
-        <w:t> Protección al Consumidor N° 1</w:t>
+        <w:t> Protección al Consumidor 1</w:t>
       </w:r>
     </w:p>
     <w:bookmarkEnd w:id="10"/>
@@ -8969,7 +8969,7 @@
           <w:szCs w:val="16"/>
         </w:rPr>
         <w:tab/>
-        <w:t xml:space="preserve">Denuncia remitida a esta Comisión mediante MEMORANDUM N° </w:t>
+        <w:t xml:space="preserve">Denuncia remitida a esta Comisión mediante MEMORANDUM </w:t>
       </w:r>
       <w:r>
         <w:rPr>
@@ -9184,7 +9184,7 @@
           <w:sz w:val="16"/>
           <w:szCs w:val="16"/>
         </w:rPr>
-        <w:t xml:space="preserve">  </w:t>
+        <w:t xml:space="preserve"> </w:t>
       </w:r>
       <w:r>
         <w:rPr>
@@ -9202,7 +9202,7 @@
           <w:sz w:val="16"/>
           <w:szCs w:val="16"/>
         </w:rPr>
-        <w:t xml:space="preserve">LEY N° 29571, CÓDIGO DE PROTECCIÓN Y DEFENSA DEL CONSUMIDOR, publicado el 2 de setiembre de 2010 y modificado por Decreto Legislativo N° 1308 </w:t>
+        <w:t xml:space="preserve">LEY 29571, CÓDIGO DE PROTECCIÓN Y DEFENSA DEL CONSUMIDOR, publicado el 2 de setiembre de 2010 y modificado por Decreto Legislativo 1308 </w:t>
       </w:r>
     </w:p>
     <w:p>
@@ -9254,7 +9254,7 @@
           <w:szCs w:val="16"/>
         </w:rPr>
         <w:tab/>
-        <w:t xml:space="preserve">El Instituto Nacional de Defensa de la Competencia y de la Protección de la Propiedad Intelectual (Indecopi) es la autoridad con competencia primaria y de alcance nacional para conocer las presuntas infracciones a las disposiciones contenidas en el presente Código, así como para imponer las sanciones y medidas correctivas establecidas en el presente capítulo, conforme al Decreto Legislativo N° 1033, Ley de Organización y Funciones del Indecopi. Dicha competencia solo puede ser negada cuando ella haya sido asignada o se asigne a favor de otro organismo por norma expresa con rango de ley. </w:t>
+        <w:t xml:space="preserve">El Instituto Nacional de Defensa de la Competencia y de la Protección de la Propiedad Intelectual (Indecopi) es la autoridad con competencia primaria y de alcance nacional para conocer las presuntas infracciones a las disposiciones contenidas en el presente Código, así como para imponer las sanciones y medidas correctivas establecidas en el presente capítulo, conforme al Decreto Legislativo 1033, Ley de Organización y Funciones del Indecopi. Dicha competencia solo puede ser negada cuando ella haya sido asignada o se asigne a favor de otro organismo por norma expresa con rango de ley. </w:t>
       </w:r>
     </w:p>
     <w:p>
@@ -9328,7 +9328,7 @@
           <w:sz w:val="16"/>
           <w:szCs w:val="16"/>
         </w:rPr>
-        <w:t xml:space="preserve">LEY DE ORGANIZACIÓN Y FUNCIONES DEL INDECOPI, APROBADA POR DECRETO LEGISLATIVO N° 1033 </w:t>
+        <w:t xml:space="preserve">LEY DE ORGANIZACIÓN Y FUNCIONES DEL INDECOPI, APROBADA POR DECRETO LEGISLATIVO 1033 </w:t>
       </w:r>
     </w:p>
     <w:p>
@@ -9455,7 +9455,7 @@
           <w:sz w:val="16"/>
           <w:szCs w:val="16"/>
         </w:rPr>
-        <w:t xml:space="preserve">           </w:t>
+        <w:t xml:space="preserve"> </w:t>
       </w:r>
       <w:r>
         <w:rPr>
@@ -9473,7 +9473,7 @@
           <w:sz w:val="16"/>
           <w:szCs w:val="16"/>
         </w:rPr>
-        <w:t xml:space="preserve">LEY N° 29571, CÓDIGO DE PROTECCIÓN Y DEFENSA DEL CONSUMIDOR, publicado el 2 de setiembre de 2010 y modificado por Decreto Legislativo N° 1308   </w:t>
+        <w:t xml:space="preserve">LEY 29571, CÓDIGO DE PROTECCIÓN Y DEFENSA DEL CONSUMIDOR, publicado el 2 de setiembre de 2010 y modificado por Decreto Legislativo 1308 </w:t>
       </w:r>
     </w:p>
     <w:p>
@@ -9497,7 +9497,7 @@
           <w:sz w:val="16"/>
           <w:szCs w:val="16"/>
         </w:rPr>
-        <w:t xml:space="preserve">Artículo 18.- Idoneidad   </w:t>
+        <w:t xml:space="preserve">Artículo 18.- Idoneidad </w:t>
       </w:r>
     </w:p>
     <w:p>
@@ -9517,7 +9517,7 @@
           <w:sz w:val="16"/>
           <w:szCs w:val="16"/>
         </w:rPr>
-        <w:t xml:space="preserve">Se entiende por idoneidad la correspondencia entre lo que un consumidor espera y lo que efectivamente recibe, en función a lo que se le hubiera ofrecido, la publicidad e información transmitida, las condiciones y circunstancias de la transacción, las características y naturaleza del producto o servicio, el precio, entre otros factores, atendiendo a las circunstancias del caso.    </w:t>
+        <w:t xml:space="preserve">Se entiende por idoneidad la correspondencia entre lo que un consumidor espera y lo que efectivamente recibe, en función a lo que se le hubiera ofrecido, la publicidad e información transmitida, las condiciones y circunstancias de la transacción, las características y naturaleza del producto o servicio, el precio, entre otros factores, atendiendo a las circunstancias del caso. </w:t>
       </w:r>
     </w:p>
     <w:p>
@@ -9656,7 +9656,7 @@
           <w:sz w:val="16"/>
           <w:szCs w:val="16"/>
         </w:rPr>
-        <w:t xml:space="preserve">LEY N° 29571, CÓDIGO DE PROTECCIÓN Y DEFENSA DEL CONSUMIDOR, publicado el 2 de setiembre de 2010 y modificado por Decreto Legislativo N° 1308   </w:t>
+        <w:t xml:space="preserve">LEY 29571, CÓDIGO DE PROTECCIÓN Y DEFENSA DEL CONSUMIDOR, publicado el 2 de setiembre de 2010 y modificado por Decreto Legislativo 1308 </w:t>
       </w:r>
     </w:p>
     <w:p>
@@ -9941,7 +9941,7 @@
           <w:sz w:val="16"/>
           <w:szCs w:val="16"/>
         </w:rPr>
-        <w:t xml:space="preserve">  </w:t>
+        <w:t xml:space="preserve"> </w:t>
       </w:r>
       <w:r>
         <w:rPr>
@@ -9959,7 +9959,7 @@
           <w:sz w:val="16"/>
           <w:szCs w:val="16"/>
         </w:rPr>
-        <w:t>LEY SOBRE FACULTADES, NORMAS Y ORGANIZACIÓN DEL INDECOPI, APROBADA POR DECRETO LEGISLATIVO N° 807 Artículo 24.-</w:t>
+        <w:t>LEY SOBRE FACULTADES, NORMAS Y ORGANIZACIÓN DEL INDECOPI, APROBADA POR DECRETO LEGISLATIVO 807 Artículo 24.-</w:t>
       </w:r>
       <w:r>
         <w:rPr>
@@ -10144,7 +10144,7 @@
           <w:sz w:val="16"/>
           <w:szCs w:val="16"/>
         </w:rPr>
-        <w:t>Nº</w:t>
+        <w:t/>
       </w:r>
       <w:proofErr w:type="spellEnd"/>
       <w:r>
@@ -10250,7 +10250,7 @@
           <w:sz w:val="16"/>
           <w:szCs w:val="16"/>
         </w:rPr>
-        <w:t>publicado el 2 de setiembre de 2010 y modificado por Decreto Legislativo N° 1308</w:t>
+        <w:t>publicado el 2 de setiembre de 2010 y modificado por Decreto Legislativo 1308</w:t>
       </w:r>
     </w:p>
     <w:p>
@@ -10407,7 +10407,7 @@
           <w:szCs w:val="16"/>
           <w:vertAlign w:val="superscript"/>
         </w:rPr>
-        <w:t xml:space="preserve">  </w:t>
+        <w:t xml:space="preserve"> </w:t>
       </w:r>
       <w:r>
         <w:rPr>
@@ -10415,7 +10415,7 @@
           <w:sz w:val="16"/>
           <w:szCs w:val="16"/>
         </w:rPr>
-        <w:t xml:space="preserve">     </w:t>
+        <w:t xml:space="preserve"> </w:t>
       </w:r>
       <w:r>
         <w:rPr>
@@ -10451,7 +10451,7 @@
           <w:sz w:val="16"/>
           <w:szCs w:val="16"/>
         </w:rPr>
-        <w:t>publicado el 2 de setiembre de 2010 y modificado por Decreto Legislativo N° 1308</w:t>
+        <w:t>publicado el 2 de setiembre de 2010 y modificado por Decreto Legislativo 1308</w:t>
       </w:r>
     </w:p>
     <w:p>
@@ -10494,7 +10494,7 @@
           <w:sz w:val="16"/>
           <w:szCs w:val="16"/>
         </w:rPr>
-        <w:t>El órgano resolutivo puede sancionar las infracciones administrativas a que se refiere el artículo 108º con amonestación y multas de hasta cuatrocientos cincuenta (450) Unidades Impositivas Tributarias (UIT), las cuales son calificadas de la siguiente manera:</w:t>
+        <w:t>El órgano resolutivo puede sancionar las infracciones administrativas a que se refiere el artículo 108 con amonestación y multas de hasta cuatrocientos cincuenta (450) Unidades Impositivas Tributarias (UIT), las cuales son calificadas de la siguiente manera:</w:t>
       </w:r>
     </w:p>
     <w:p>
@@ -10617,7 +10617,7 @@
           <w:sz w:val="16"/>
           <w:szCs w:val="16"/>
         </w:rPr>
-        <w:t xml:space="preserve">        </w:t>
+        <w:t xml:space="preserve"> </w:t>
       </w:r>
       <w:r>
         <w:rPr>
@@ -11434,7 +11434,7 @@
           <w:sz w:val="16"/>
           <w:szCs w:val="16"/>
         </w:rPr>
-        <w:t xml:space="preserve">         </w:t>
+        <w:t xml:space="preserve"> </w:t>
       </w:r>
       <w:r>
         <w:rPr>
@@ -11470,7 +11470,7 @@
           <w:sz w:val="16"/>
           <w:szCs w:val="16"/>
         </w:rPr>
-        <w:t>publicado el 2 de setiembre de 2010 y modificado por Decreto Legislativo N° 1308</w:t>
+        <w:t>publicado el 2 de setiembre de 2010 y modificado por Decreto Legislativo 1308</w:t>
       </w:r>
     </w:p>
     <w:p>
@@ -11678,7 +11678,7 @@
           <w:sz w:val="16"/>
           <w:szCs w:val="16"/>
         </w:rPr>
-        <w:t>Nº</w:t>
+        <w:t/>
       </w:r>
       <w:proofErr w:type="spellEnd"/>
       <w:r>
@@ -12130,7 +12130,7 @@
               <w:sz w:val="16"/>
               <w:szCs w:val="16"/>
             </w:rPr>
-            <w:t xml:space="preserve">CNICA DE LA    </w:t>
+            <w:t xml:space="preserve">CNICA DE LA </w:t>
           </w:r>
         </w:p>
         <w:p>

--- a/plantillas_maestras/03_seguro_desgravamen/negativa_cobertura/2_ddos_banco_y_aseguradora/mujer/TPL_1496_2025_SEGURO_DESGRAVAMEN_NEGATIVA_COBERTURA_BANCO_MUJER_R1.docx
+++ b/plantillas_maestras/03_seguro_desgravamen/negativa_cobertura/2_ddos_banco_y_aseguradora/mujer/TPL_1496_2025_SEGURO_DESGRAVAMEN_NEGATIVA_COBERTURA_BANCO_MUJER_R1.docx
@@ -114,7 +114,7 @@
           <w:lang w:eastAsia="es-PE"/>
           <w14:ligatures w14:val="none"/>
         </w:rPr>
-        <w:t>DENUNCIANTE</w:t>
+        <w:t xml:space="preserve">DENUNCIANTE:[DENUNCIANTE] (SEÑORA [APELLIDO])</w:t>
       </w:r>
       <w:r>
         <w:rPr>
@@ -126,7 +126,7 @@
           <w14:ligatures w14:val="none"/>
         </w:rPr>
         <w:tab/>
-        <w:t>:</w:t>
+        <w:t/>
       </w:r>
       <w:r>
         <w:rPr>
@@ -149,7 +149,7 @@
           <w:lang w:eastAsia="es-PE"/>
           <w14:ligatures w14:val="none"/>
         </w:rPr>
-        <w:t>MAR</w:t>
+        <w:t/>
       </w:r>
       <w:r>
         <w:rPr>
@@ -160,7 +160,7 @@
           <w:lang w:eastAsia="es-PE"/>
           <w14:ligatures w14:val="none"/>
         </w:rPr>
-        <w:t>Í</w:t>
+        <w:t/>
       </w:r>
       <w:r>
         <w:rPr>
@@ -171,7 +171,7 @@
           <w:lang w:eastAsia="es-PE"/>
           <w14:ligatures w14:val="none"/>
         </w:rPr>
-        <w:t>A VIRGINIA HUAM</w:t>
+        <w:t/>
       </w:r>
       <w:r>
         <w:rPr>
@@ -182,7 +182,7 @@
           <w:lang w:eastAsia="es-PE"/>
           <w14:ligatures w14:val="none"/>
         </w:rPr>
-        <w:t>Á</w:t>
+        <w:t/>
       </w:r>
       <w:r>
         <w:rPr>
@@ -193,7 +193,7 @@
           <w:lang w:eastAsia="es-PE"/>
           <w14:ligatures w14:val="none"/>
         </w:rPr>
-        <w:t>N ALIAGA</w:t>
+        <w:t/>
       </w:r>
       <w:r>
         <w:rPr>
@@ -204,7 +204,7 @@
           <w:lang w:eastAsia="es-PE"/>
           <w14:ligatures w14:val="none"/>
         </w:rPr>
-        <w:t xml:space="preserve"> </w:t>
+        <w:t xml:space="preserve"/>
       </w:r>
       <w:bookmarkEnd w:id="1"/>
       <w:r>
@@ -216,7 +216,7 @@
           <w:lang w:eastAsia="es-PE"/>
           <w14:ligatures w14:val="none"/>
         </w:rPr>
-        <w:t>(</w:t>
+        <w:t/>
       </w:r>
       <w:r>
         <w:rPr>
@@ -227,7 +227,7 @@
           <w:lang w:eastAsia="es-PE"/>
           <w14:ligatures w14:val="none"/>
         </w:rPr>
-        <w:t>SEÑORA HUAMÁN</w:t>
+        <w:t/>
       </w:r>
       <w:r>
         <w:rPr>
@@ -238,7 +238,7 @@
           <w:lang w:eastAsia="es-PE"/>
           <w14:ligatures w14:val="none"/>
         </w:rPr>
-        <w:t>)</w:t>
+        <w:t/>
       </w:r>
     </w:p>
     <w:p>
@@ -754,7 +754,7 @@
           <w:lang w:val="es-ES" w:eastAsia="es-ES"/>
           <w14:ligatures w14:val="none"/>
         </w:rPr>
-        <w:t xml:space="preserve">Mediante la denuncia del </w:t>
+        <w:t xml:space="preserve">Mediante la denuncia del 13 de marzo de 2025, subsanada mediante escrito del 09 de junio del 2025, la señora [APELLIDO] denunció al Banco y a Protecta por presuntas infracciones a la Ley 29571, Código de Protección y Defensa del Consumidor (en adelante, Código), señalando lo siguiente:</w:t>
       </w:r>
       <w:r>
         <w:rPr>
@@ -764,7 +764,7 @@
           <w:lang w:val="es-ES" w:eastAsia="es-ES"/>
           <w14:ligatures w14:val="none"/>
         </w:rPr>
-        <w:t>13 de marzo de 2025</w:t>
+        <w:t/>
       </w:r>
       <w:r>
         <w:rPr>
@@ -785,7 +785,7 @@
           <w:lang w:val="es-ES" w:eastAsia="es-ES"/>
           <w14:ligatures w14:val="none"/>
         </w:rPr>
-        <w:t xml:space="preserve">, subsanada mediante escrito del </w:t>
+        <w:t xml:space="preserve"/>
       </w:r>
       <w:r>
         <w:rPr>
@@ -795,7 +795,7 @@
           <w:lang w:val="es-ES" w:eastAsia="es-ES"/>
           <w14:ligatures w14:val="none"/>
         </w:rPr>
-        <w:t>09 de junio del 2025</w:t>
+        <w:t/>
       </w:r>
       <w:r>
         <w:rPr>
@@ -803,7 +803,7 @@
           <w:kern w:val="0"/>
           <w14:ligatures w14:val="none"/>
         </w:rPr>
-        <w:t xml:space="preserve">, </w:t>
+        <w:t xml:space="preserve"/>
       </w:r>
       <w:r>
         <w:rPr>
@@ -811,7 +811,7 @@
           <w:kern w:val="0"/>
           <w14:ligatures w14:val="none"/>
         </w:rPr>
-        <w:t xml:space="preserve">la </w:t>
+        <w:t xml:space="preserve"/>
       </w:r>
       <w:r>
         <w:rPr>
@@ -819,7 +819,7 @@
           <w:kern w:val="0"/>
           <w14:ligatures w14:val="none"/>
         </w:rPr>
-        <w:t>s</w:t>
+        <w:t/>
       </w:r>
       <w:r>
         <w:rPr>
@@ -827,7 +827,7 @@
           <w:kern w:val="0"/>
           <w14:ligatures w14:val="none"/>
         </w:rPr>
-        <w:t xml:space="preserve">eñora Huamán </w:t>
+        <w:t xml:space="preserve"/>
       </w:r>
       <w:r>
         <w:rPr>
@@ -835,7 +835,7 @@
           <w:kern w:val="0"/>
           <w14:ligatures w14:val="none"/>
         </w:rPr>
-        <w:t>d</w:t>
+        <w:t/>
       </w:r>
       <w:r>
         <w:rPr>
@@ -845,7 +845,7 @@
           <w:lang w:val="es-ES" w:eastAsia="es-ES"/>
           <w14:ligatures w14:val="none"/>
         </w:rPr>
-        <w:t>enunció a</w:t>
+        <w:t/>
       </w:r>
       <w:r>
         <w:rPr>
@@ -855,7 +855,7 @@
           <w:lang w:val="es-ES" w:eastAsia="es-ES"/>
           <w14:ligatures w14:val="none"/>
         </w:rPr>
-        <w:t xml:space="preserve">l </w:t>
+        <w:t xml:space="preserve"/>
       </w:r>
       <w:r>
         <w:rPr>
@@ -865,7 +865,7 @@
           <w:lang w:val="es-ES" w:eastAsia="es-ES"/>
           <w14:ligatures w14:val="none"/>
         </w:rPr>
-        <w:t xml:space="preserve">Banco </w:t>
+        <w:t xml:space="preserve"/>
       </w:r>
       <w:r>
         <w:rPr>
@@ -875,7 +875,7 @@
           <w:lang w:val="es-ES" w:eastAsia="es-ES"/>
           <w14:ligatures w14:val="none"/>
         </w:rPr>
-        <w:t xml:space="preserve">y a </w:t>
+        <w:t xml:space="preserve"/>
       </w:r>
       <w:proofErr w:type="spellStart"/>
       <w:r>
@@ -886,7 +886,7 @@
           <w:lang w:val="es-ES" w:eastAsia="es-ES"/>
           <w14:ligatures w14:val="none"/>
         </w:rPr>
-        <w:t>Protecta</w:t>
+        <w:t/>
       </w:r>
       <w:proofErr w:type="spellEnd"/>
       <w:r>
@@ -897,7 +897,7 @@
           <w:lang w:val="es-ES" w:eastAsia="es-ES"/>
           <w14:ligatures w14:val="none"/>
         </w:rPr>
-        <w:t xml:space="preserve"> </w:t>
+        <w:t xml:space="preserve"/>
       </w:r>
       <w:r>
         <w:rPr>
@@ -907,7 +907,7 @@
           <w:lang w:val="es-ES" w:eastAsia="es-ES"/>
           <w14:ligatures w14:val="none"/>
         </w:rPr>
-        <w:t>por presuntas infracciones a la Ley 29571, Código de Protección y Defensa del Consumidor (en adelante, Código)</w:t>
+        <w:t/>
       </w:r>
       <w:r>
         <w:rPr>
@@ -928,7 +928,7 @@
           <w:lang w:val="es-ES" w:eastAsia="es-ES"/>
           <w14:ligatures w14:val="none"/>
         </w:rPr>
-        <w:t xml:space="preserve">, señalando </w:t>
+        <w:t xml:space="preserve"/>
       </w:r>
       <w:r>
         <w:rPr>
@@ -939,7 +939,7 @@
           <w:lang w:val="es-ES" w:eastAsia="es-ES"/>
           <w14:ligatures w14:val="none"/>
         </w:rPr>
-        <w:t>lo siguiente:</w:t>
+        <w:t/>
       </w:r>
     </w:p>
     <w:p>
@@ -986,107 +986,107 @@
           <w:lang w:eastAsia="es-ES"/>
           <w14:ligatures w14:val="none"/>
         </w:rPr>
-        <w:t>El 24 de diciembre de 2013,</w:t>
-      </w:r>
-      <w:r>
-        <w:rPr>
-          <w:rFonts w:ascii="Arial Narrow" w:eastAsia="Times New Roman" w:hAnsi="Arial Narrow" w:cs="Arial"/>
-          <w:color w:val="000000"/>
-          <w:kern w:val="0"/>
-          <w:lang w:eastAsia="es-ES"/>
-          <w14:ligatures w14:val="none"/>
-        </w:rPr>
-        <w:t xml:space="preserve"> el señor</w:t>
-      </w:r>
-      <w:r>
-        <w:rPr>
-          <w:rFonts w:ascii="Arial Narrow" w:eastAsia="Times New Roman" w:hAnsi="Arial Narrow" w:cs="Arial"/>
-          <w:color w:val="000000"/>
-          <w:kern w:val="0"/>
-          <w:lang w:eastAsia="es-ES"/>
-          <w14:ligatures w14:val="none"/>
-        </w:rPr>
-        <w:t xml:space="preserve"> Filomeno Huamán Cornejo</w:t>
-      </w:r>
-      <w:r>
-        <w:rPr>
-          <w:rFonts w:ascii="Arial Narrow" w:eastAsia="Times New Roman" w:hAnsi="Arial Narrow" w:cs="Arial"/>
-          <w:color w:val="000000"/>
-          <w:kern w:val="0"/>
-          <w:lang w:eastAsia="es-ES"/>
-          <w14:ligatures w14:val="none"/>
-        </w:rPr>
-        <w:t xml:space="preserve"> (en adelante, el</w:t>
-      </w:r>
-      <w:r>
-        <w:rPr>
-          <w:rFonts w:ascii="Arial Narrow" w:eastAsia="Times New Roman" w:hAnsi="Arial Narrow" w:cs="Arial"/>
-          <w:color w:val="000000"/>
-          <w:kern w:val="0"/>
-          <w:lang w:eastAsia="es-ES"/>
-          <w14:ligatures w14:val="none"/>
-        </w:rPr>
-        <w:t xml:space="preserve"> causante</w:t>
-      </w:r>
-      <w:r>
-        <w:rPr>
-          <w:rFonts w:ascii="Arial Narrow" w:eastAsia="Times New Roman" w:hAnsi="Arial Narrow" w:cs="Arial"/>
-          <w:color w:val="000000"/>
-          <w:kern w:val="0"/>
-          <w:lang w:eastAsia="es-ES"/>
-          <w14:ligatures w14:val="none"/>
-        </w:rPr>
-        <w:t>)</w:t>
-      </w:r>
-      <w:r>
-        <w:rPr>
-          <w:rFonts w:ascii="Arial Narrow" w:eastAsia="Times New Roman" w:hAnsi="Arial Narrow" w:cs="Arial"/>
-          <w:color w:val="000000"/>
-          <w:kern w:val="0"/>
-          <w:lang w:eastAsia="es-ES"/>
-          <w14:ligatures w14:val="none"/>
-        </w:rPr>
-        <w:t xml:space="preserve">, obtuvo un crédito denominado “Crédito Renovación Café 103xxxxxx409” desembolsado por </w:t>
-      </w:r>
-      <w:r>
-        <w:rPr>
-          <w:rFonts w:ascii="Arial Narrow" w:eastAsia="Times New Roman" w:hAnsi="Arial Narrow" w:cs="Arial"/>
-          <w:color w:val="000000"/>
-          <w:kern w:val="0"/>
-          <w:lang w:eastAsia="es-ES"/>
-          <w14:ligatures w14:val="none"/>
-        </w:rPr>
-        <w:t xml:space="preserve">el </w:t>
-      </w:r>
-      <w:r>
-        <w:rPr>
-          <w:rFonts w:ascii="Arial Narrow" w:eastAsia="Times New Roman" w:hAnsi="Arial Narrow" w:cs="Arial"/>
-          <w:color w:val="000000"/>
-          <w:kern w:val="0"/>
-          <w:lang w:eastAsia="es-ES"/>
-          <w14:ligatures w14:val="none"/>
-        </w:rPr>
-        <w:t>Banco</w:t>
-      </w:r>
-      <w:r>
-        <w:rPr>
-          <w:rFonts w:ascii="Arial Narrow" w:eastAsia="Times New Roman" w:hAnsi="Arial Narrow" w:cs="Arial"/>
-          <w:color w:val="000000"/>
-          <w:kern w:val="0"/>
-          <w:lang w:eastAsia="es-ES"/>
-          <w14:ligatures w14:val="none"/>
-        </w:rPr>
-        <w:t>. A</w:t>
-      </w:r>
-      <w:r>
-        <w:rPr>
-          <w:rFonts w:ascii="Arial Narrow" w:eastAsia="Times New Roman" w:hAnsi="Arial Narrow" w:cs="Arial"/>
-          <w:color w:val="000000"/>
-          <w:kern w:val="0"/>
-          <w:lang w:eastAsia="es-ES"/>
-          <w14:ligatures w14:val="none"/>
-        </w:rPr>
-        <w:t xml:space="preserve">sociado a dicho crédito, contrató con </w:t>
+        <w:t xml:space="preserve">El 24 de diciembre de 2013, el señor [APELLIDO] [APELLIDO] Cornejo (en adelante, el causante), obtuvo un crédito denominado “Crédito Renovación Café 103xxxxxx409” desembolsado por el Banco. Asociado a dicho crédito, contrató con Protecta el Seguro de desgravamen - Póliza 166-112629409 (en adelante, “Seguro de Desgravamen principal”). </w:t>
+      </w:r>
+      <w:r>
+        <w:rPr>
+          <w:rFonts w:ascii="Arial Narrow" w:eastAsia="Times New Roman" w:hAnsi="Arial Narrow" w:cs="Arial"/>
+          <w:color w:val="000000"/>
+          <w:kern w:val="0"/>
+          <w:lang w:eastAsia="es-ES"/>
+          <w14:ligatures w14:val="none"/>
+        </w:rPr>
+        <w:t xml:space="preserve"/>
+      </w:r>
+      <w:r>
+        <w:rPr>
+          <w:rFonts w:ascii="Arial Narrow" w:eastAsia="Times New Roman" w:hAnsi="Arial Narrow" w:cs="Arial"/>
+          <w:color w:val="000000"/>
+          <w:kern w:val="0"/>
+          <w:lang w:eastAsia="es-ES"/>
+          <w14:ligatures w14:val="none"/>
+        </w:rPr>
+        <w:t xml:space="preserve"/>
+      </w:r>
+      <w:r>
+        <w:rPr>
+          <w:rFonts w:ascii="Arial Narrow" w:eastAsia="Times New Roman" w:hAnsi="Arial Narrow" w:cs="Arial"/>
+          <w:color w:val="000000"/>
+          <w:kern w:val="0"/>
+          <w:lang w:eastAsia="es-ES"/>
+          <w14:ligatures w14:val="none"/>
+        </w:rPr>
+        <w:t xml:space="preserve"/>
+      </w:r>
+      <w:r>
+        <w:rPr>
+          <w:rFonts w:ascii="Arial Narrow" w:eastAsia="Times New Roman" w:hAnsi="Arial Narrow" w:cs="Arial"/>
+          <w:color w:val="000000"/>
+          <w:kern w:val="0"/>
+          <w:lang w:eastAsia="es-ES"/>
+          <w14:ligatures w14:val="none"/>
+        </w:rPr>
+        <w:t xml:space="preserve"/>
+      </w:r>
+      <w:r>
+        <w:rPr>
+          <w:rFonts w:ascii="Arial Narrow" w:eastAsia="Times New Roman" w:hAnsi="Arial Narrow" w:cs="Arial"/>
+          <w:color w:val="000000"/>
+          <w:kern w:val="0"/>
+          <w:lang w:eastAsia="es-ES"/>
+          <w14:ligatures w14:val="none"/>
+        </w:rPr>
+        <w:t/>
+      </w:r>
+      <w:r>
+        <w:rPr>
+          <w:rFonts w:ascii="Arial Narrow" w:eastAsia="Times New Roman" w:hAnsi="Arial Narrow" w:cs="Arial"/>
+          <w:color w:val="000000"/>
+          <w:kern w:val="0"/>
+          <w:lang w:eastAsia="es-ES"/>
+          <w14:ligatures w14:val="none"/>
+        </w:rPr>
+        <w:t xml:space="preserve"/>
+      </w:r>
+      <w:r>
+        <w:rPr>
+          <w:rFonts w:ascii="Arial Narrow" w:eastAsia="Times New Roman" w:hAnsi="Arial Narrow" w:cs="Arial"/>
+          <w:color w:val="000000"/>
+          <w:kern w:val="0"/>
+          <w:lang w:eastAsia="es-ES"/>
+          <w14:ligatures w14:val="none"/>
+        </w:rPr>
+        <w:t xml:space="preserve"/>
+      </w:r>
+      <w:r>
+        <w:rPr>
+          <w:rFonts w:ascii="Arial Narrow" w:eastAsia="Times New Roman" w:hAnsi="Arial Narrow" w:cs="Arial"/>
+          <w:color w:val="000000"/>
+          <w:kern w:val="0"/>
+          <w:lang w:eastAsia="es-ES"/>
+          <w14:ligatures w14:val="none"/>
+        </w:rPr>
+        <w:t/>
+      </w:r>
+      <w:r>
+        <w:rPr>
+          <w:rFonts w:ascii="Arial Narrow" w:eastAsia="Times New Roman" w:hAnsi="Arial Narrow" w:cs="Arial"/>
+          <w:color w:val="000000"/>
+          <w:kern w:val="0"/>
+          <w:lang w:eastAsia="es-ES"/>
+          <w14:ligatures w14:val="none"/>
+        </w:rPr>
+        <w:t/>
+      </w:r>
+      <w:r>
+        <w:rPr>
+          <w:rFonts w:ascii="Arial Narrow" w:eastAsia="Times New Roman" w:hAnsi="Arial Narrow" w:cs="Arial"/>
+          <w:color w:val="000000"/>
+          <w:kern w:val="0"/>
+          <w:lang w:eastAsia="es-ES"/>
+          <w14:ligatures w14:val="none"/>
+        </w:rPr>
+        <w:t xml:space="preserve"/>
       </w:r>
       <w:proofErr w:type="spellStart"/>
       <w:r>
@@ -1097,7 +1097,7 @@
           <w:lang w:eastAsia="es-ES"/>
           <w14:ligatures w14:val="none"/>
         </w:rPr>
-        <w:t>Protecta</w:t>
+        <w:t/>
       </w:r>
       <w:proofErr w:type="spellEnd"/>
       <w:r>
@@ -1108,7 +1108,7 @@
           <w:lang w:eastAsia="es-ES"/>
           <w14:ligatures w14:val="none"/>
         </w:rPr>
-        <w:t xml:space="preserve"> el Seguro de desgravamen - Póliza 166-112629409 (en adelante, “Seguro de Desgravamen principal”). </w:t>
+        <w:t xml:space="preserve"/>
       </w:r>
     </w:p>
     <w:p>
@@ -1631,137 +1631,137 @@
           <w:lang w:eastAsia="es-ES"/>
           <w14:ligatures w14:val="none"/>
         </w:rPr>
-        <w:t xml:space="preserve">El </w:t>
-      </w:r>
-      <w:r>
-        <w:rPr>
-          <w:rFonts w:ascii="Arial Narrow" w:eastAsia="Times New Roman" w:hAnsi="Arial Narrow" w:cs="Arial"/>
-          <w:color w:val="000000"/>
-          <w:kern w:val="0"/>
-          <w:lang w:eastAsia="es-ES"/>
-          <w14:ligatures w14:val="none"/>
-        </w:rPr>
-        <w:t>27 de mayo de 2024</w:t>
-      </w:r>
-      <w:r>
-        <w:rPr>
-          <w:rFonts w:ascii="Arial Narrow" w:eastAsia="Times New Roman" w:hAnsi="Arial Narrow" w:cs="Arial"/>
-          <w:color w:val="000000"/>
-          <w:kern w:val="0"/>
-          <w:lang w:eastAsia="es-ES"/>
-          <w14:ligatures w14:val="none"/>
-        </w:rPr>
-        <w:t>, se declaró</w:t>
-      </w:r>
-      <w:r>
-        <w:rPr>
-          <w:rFonts w:ascii="Arial Narrow" w:eastAsia="Times New Roman" w:hAnsi="Arial Narrow" w:cs="Arial"/>
-          <w:color w:val="000000"/>
-          <w:kern w:val="0"/>
-          <w:lang w:eastAsia="es-ES"/>
-          <w14:ligatures w14:val="none"/>
-        </w:rPr>
-        <w:t>,</w:t>
-      </w:r>
-      <w:r>
-        <w:rPr>
-          <w:rFonts w:ascii="Arial Narrow" w:eastAsia="Times New Roman" w:hAnsi="Arial Narrow" w:cs="Arial"/>
-          <w:color w:val="000000"/>
-          <w:kern w:val="0"/>
-          <w:lang w:eastAsia="es-ES"/>
-          <w14:ligatures w14:val="none"/>
-        </w:rPr>
-        <w:t xml:space="preserve"> mediante </w:t>
-      </w:r>
-      <w:r>
-        <w:rPr>
-          <w:rFonts w:ascii="Arial Narrow" w:eastAsia="Times New Roman" w:hAnsi="Arial Narrow" w:cs="Arial"/>
-          <w:color w:val="000000"/>
-          <w:kern w:val="0"/>
-          <w:lang w:eastAsia="es-ES"/>
-          <w14:ligatures w14:val="none"/>
-        </w:rPr>
-        <w:t xml:space="preserve">acta notarial por el notario Renzo Alberti Sierra, </w:t>
-      </w:r>
-      <w:r>
-        <w:rPr>
-          <w:rFonts w:ascii="Arial Narrow" w:eastAsia="Times New Roman" w:hAnsi="Arial Narrow" w:cs="Arial"/>
-          <w:color w:val="000000"/>
-          <w:kern w:val="0"/>
-          <w:lang w:eastAsia="es-ES"/>
-          <w14:ligatures w14:val="none"/>
-        </w:rPr>
-        <w:t>como</w:t>
-      </w:r>
-      <w:r>
-        <w:rPr>
-          <w:rFonts w:ascii="Arial Narrow" w:eastAsia="Times New Roman" w:hAnsi="Arial Narrow" w:cs="Arial"/>
-          <w:color w:val="000000"/>
-          <w:kern w:val="0"/>
-          <w:lang w:eastAsia="es-ES"/>
-          <w14:ligatures w14:val="none"/>
-        </w:rPr>
-        <w:t xml:space="preserve"> única heredera</w:t>
-      </w:r>
-      <w:r>
-        <w:rPr>
-          <w:rFonts w:ascii="Arial Narrow" w:eastAsia="Times New Roman" w:hAnsi="Arial Narrow" w:cs="Arial"/>
-          <w:color w:val="000000"/>
-          <w:kern w:val="0"/>
-          <w:lang w:eastAsia="es-ES"/>
-          <w14:ligatures w14:val="none"/>
-        </w:rPr>
-        <w:t xml:space="preserve"> del causante</w:t>
-      </w:r>
-      <w:r>
-        <w:rPr>
-          <w:rFonts w:ascii="Arial Narrow" w:eastAsia="Times New Roman" w:hAnsi="Arial Narrow" w:cs="Arial"/>
-          <w:color w:val="000000"/>
-          <w:kern w:val="0"/>
-          <w:lang w:eastAsia="es-ES"/>
-          <w14:ligatures w14:val="none"/>
-        </w:rPr>
-        <w:t xml:space="preserve"> a</w:t>
-      </w:r>
-      <w:r>
-        <w:rPr>
-          <w:rFonts w:ascii="Arial Narrow" w:eastAsia="Times New Roman" w:hAnsi="Arial Narrow" w:cs="Arial"/>
-          <w:color w:val="000000"/>
-          <w:kern w:val="0"/>
-          <w:lang w:eastAsia="es-ES"/>
-          <w14:ligatures w14:val="none"/>
-        </w:rPr>
-        <w:t xml:space="preserve"> la señora </w:t>
-      </w:r>
-      <w:r>
-        <w:rPr>
-          <w:rFonts w:ascii="Arial Narrow" w:eastAsia="Times New Roman" w:hAnsi="Arial Narrow" w:cs="Arial"/>
-          <w:color w:val="000000"/>
-          <w:kern w:val="0"/>
-          <w:lang w:eastAsia="es-ES"/>
-          <w14:ligatures w14:val="none"/>
-        </w:rPr>
-        <w:t>María Virginia Huamán Aliag</w:t>
-      </w:r>
-      <w:r>
-        <w:rPr>
-          <w:rFonts w:ascii="Arial Narrow" w:eastAsia="Times New Roman" w:hAnsi="Arial Narrow" w:cs="Arial"/>
-          <w:color w:val="000000"/>
-          <w:kern w:val="0"/>
-          <w:lang w:eastAsia="es-ES"/>
-          <w14:ligatures w14:val="none"/>
-        </w:rPr>
-        <w:t>a</w:t>
-      </w:r>
-      <w:r>
-        <w:rPr>
-          <w:rFonts w:ascii="Arial Narrow" w:eastAsia="Times New Roman" w:hAnsi="Arial Narrow" w:cs="Arial"/>
-          <w:color w:val="000000"/>
-          <w:kern w:val="0"/>
-          <w:lang w:eastAsia="es-ES"/>
-          <w14:ligatures w14:val="none"/>
-        </w:rPr>
-        <w:t xml:space="preserve"> (en </w:t>
+        <w:t xml:space="preserve">El 27 de mayo de 2024, se declaró, mediante acta notarial por el notario Renzo Alberti Sierra, como única heredera del causante a la señora [DENUNCIANTE] (en adelante, la señora [APELLIDO]), inscribiéndose dicha declaración en la Partida 15633430 del Registro de Sucesión Intestada de la SUNARP.</w:t>
+      </w:r>
+      <w:r>
+        <w:rPr>
+          <w:rFonts w:ascii="Arial Narrow" w:eastAsia="Times New Roman" w:hAnsi="Arial Narrow" w:cs="Arial"/>
+          <w:color w:val="000000"/>
+          <w:kern w:val="0"/>
+          <w:lang w:eastAsia="es-ES"/>
+          <w14:ligatures w14:val="none"/>
+        </w:rPr>
+        <w:t/>
+      </w:r>
+      <w:r>
+        <w:rPr>
+          <w:rFonts w:ascii="Arial Narrow" w:eastAsia="Times New Roman" w:hAnsi="Arial Narrow" w:cs="Arial"/>
+          <w:color w:val="000000"/>
+          <w:kern w:val="0"/>
+          <w:lang w:eastAsia="es-ES"/>
+          <w14:ligatures w14:val="none"/>
+        </w:rPr>
+        <w:t/>
+      </w:r>
+      <w:r>
+        <w:rPr>
+          <w:rFonts w:ascii="Arial Narrow" w:eastAsia="Times New Roman" w:hAnsi="Arial Narrow" w:cs="Arial"/>
+          <w:color w:val="000000"/>
+          <w:kern w:val="0"/>
+          <w:lang w:eastAsia="es-ES"/>
+          <w14:ligatures w14:val="none"/>
+        </w:rPr>
+        <w:t/>
+      </w:r>
+      <w:r>
+        <w:rPr>
+          <w:rFonts w:ascii="Arial Narrow" w:eastAsia="Times New Roman" w:hAnsi="Arial Narrow" w:cs="Arial"/>
+          <w:color w:val="000000"/>
+          <w:kern w:val="0"/>
+          <w:lang w:eastAsia="es-ES"/>
+          <w14:ligatures w14:val="none"/>
+        </w:rPr>
+        <w:t xml:space="preserve"/>
+      </w:r>
+      <w:r>
+        <w:rPr>
+          <w:rFonts w:ascii="Arial Narrow" w:eastAsia="Times New Roman" w:hAnsi="Arial Narrow" w:cs="Arial"/>
+          <w:color w:val="000000"/>
+          <w:kern w:val="0"/>
+          <w:lang w:eastAsia="es-ES"/>
+          <w14:ligatures w14:val="none"/>
+        </w:rPr>
+        <w:t xml:space="preserve"/>
+      </w:r>
+      <w:r>
+        <w:rPr>
+          <w:rFonts w:ascii="Arial Narrow" w:eastAsia="Times New Roman" w:hAnsi="Arial Narrow" w:cs="Arial"/>
+          <w:color w:val="000000"/>
+          <w:kern w:val="0"/>
+          <w:lang w:eastAsia="es-ES"/>
+          <w14:ligatures w14:val="none"/>
+        </w:rPr>
+        <w:t/>
+      </w:r>
+      <w:r>
+        <w:rPr>
+          <w:rFonts w:ascii="Arial Narrow" w:eastAsia="Times New Roman" w:hAnsi="Arial Narrow" w:cs="Arial"/>
+          <w:color w:val="000000"/>
+          <w:kern w:val="0"/>
+          <w:lang w:eastAsia="es-ES"/>
+          <w14:ligatures w14:val="none"/>
+        </w:rPr>
+        <w:t xml:space="preserve"/>
+      </w:r>
+      <w:r>
+        <w:rPr>
+          <w:rFonts w:ascii="Arial Narrow" w:eastAsia="Times New Roman" w:hAnsi="Arial Narrow" w:cs="Arial"/>
+          <w:color w:val="000000"/>
+          <w:kern w:val="0"/>
+          <w:lang w:eastAsia="es-ES"/>
+          <w14:ligatures w14:val="none"/>
+        </w:rPr>
+        <w:t xml:space="preserve"/>
+      </w:r>
+      <w:r>
+        <w:rPr>
+          <w:rFonts w:ascii="Arial Narrow" w:eastAsia="Times New Roman" w:hAnsi="Arial Narrow" w:cs="Arial"/>
+          <w:color w:val="000000"/>
+          <w:kern w:val="0"/>
+          <w:lang w:eastAsia="es-ES"/>
+          <w14:ligatures w14:val="none"/>
+        </w:rPr>
+        <w:t xml:space="preserve"/>
+      </w:r>
+      <w:r>
+        <w:rPr>
+          <w:rFonts w:ascii="Arial Narrow" w:eastAsia="Times New Roman" w:hAnsi="Arial Narrow" w:cs="Arial"/>
+          <w:color w:val="000000"/>
+          <w:kern w:val="0"/>
+          <w:lang w:eastAsia="es-ES"/>
+          <w14:ligatures w14:val="none"/>
+        </w:rPr>
+        <w:t xml:space="preserve"/>
+      </w:r>
+      <w:r>
+        <w:rPr>
+          <w:rFonts w:ascii="Arial Narrow" w:eastAsia="Times New Roman" w:hAnsi="Arial Narrow" w:cs="Arial"/>
+          <w:color w:val="000000"/>
+          <w:kern w:val="0"/>
+          <w:lang w:eastAsia="es-ES"/>
+          <w14:ligatures w14:val="none"/>
+        </w:rPr>
+        <w:t/>
+      </w:r>
+      <w:r>
+        <w:rPr>
+          <w:rFonts w:ascii="Arial Narrow" w:eastAsia="Times New Roman" w:hAnsi="Arial Narrow" w:cs="Arial"/>
+          <w:color w:val="000000"/>
+          <w:kern w:val="0"/>
+          <w:lang w:eastAsia="es-ES"/>
+          <w14:ligatures w14:val="none"/>
+        </w:rPr>
+        <w:t/>
+      </w:r>
+      <w:r>
+        <w:rPr>
+          <w:rFonts w:ascii="Arial Narrow" w:eastAsia="Times New Roman" w:hAnsi="Arial Narrow" w:cs="Arial"/>
+          <w:color w:val="000000"/>
+          <w:kern w:val="0"/>
+          <w:lang w:eastAsia="es-ES"/>
+          <w14:ligatures w14:val="none"/>
+        </w:rPr>
+        <w:t xml:space="preserve"/>
       </w:r>
       <w:r>
         <w:rPr>
@@ -1772,37 +1772,37 @@
           <w14:ligatures w14:val="none"/>
         </w:rPr>
         <w:lastRenderedPageBreak/>
-        <w:t xml:space="preserve">adelante, la señora </w:t>
-      </w:r>
-      <w:r>
-        <w:rPr>
-          <w:rFonts w:ascii="Arial Narrow" w:eastAsia="Times New Roman" w:hAnsi="Arial Narrow" w:cs="Arial"/>
-          <w:color w:val="000000"/>
-          <w:kern w:val="0"/>
-          <w:lang w:eastAsia="es-ES"/>
-          <w14:ligatures w14:val="none"/>
-        </w:rPr>
-        <w:t>Huamán</w:t>
-      </w:r>
-      <w:r>
-        <w:rPr>
-          <w:rFonts w:ascii="Arial Narrow" w:eastAsia="Times New Roman" w:hAnsi="Arial Narrow" w:cs="Arial"/>
-          <w:color w:val="000000"/>
-          <w:kern w:val="0"/>
-          <w:lang w:eastAsia="es-ES"/>
-          <w14:ligatures w14:val="none"/>
-        </w:rPr>
-        <w:t>)</w:t>
-      </w:r>
-      <w:r>
-        <w:rPr>
-          <w:rFonts w:ascii="Arial Narrow" w:eastAsia="Times New Roman" w:hAnsi="Arial Narrow" w:cs="Arial"/>
-          <w:color w:val="000000"/>
-          <w:kern w:val="0"/>
-          <w:lang w:eastAsia="es-ES"/>
-          <w14:ligatures w14:val="none"/>
-        </w:rPr>
-        <w:t>, inscribiéndose dicha declaración en la Partida 15633430 del Registro de Sucesión Intestada de la SUNARP.</w:t>
+        <w:t xml:space="preserve"/>
+      </w:r>
+      <w:r>
+        <w:rPr>
+          <w:rFonts w:ascii="Arial Narrow" w:eastAsia="Times New Roman" w:hAnsi="Arial Narrow" w:cs="Arial"/>
+          <w:color w:val="000000"/>
+          <w:kern w:val="0"/>
+          <w:lang w:eastAsia="es-ES"/>
+          <w14:ligatures w14:val="none"/>
+        </w:rPr>
+        <w:t/>
+      </w:r>
+      <w:r>
+        <w:rPr>
+          <w:rFonts w:ascii="Arial Narrow" w:eastAsia="Times New Roman" w:hAnsi="Arial Narrow" w:cs="Arial"/>
+          <w:color w:val="000000"/>
+          <w:kern w:val="0"/>
+          <w:lang w:eastAsia="es-ES"/>
+          <w14:ligatures w14:val="none"/>
+        </w:rPr>
+        <w:t/>
+      </w:r>
+      <w:r>
+        <w:rPr>
+          <w:rFonts w:ascii="Arial Narrow" w:eastAsia="Times New Roman" w:hAnsi="Arial Narrow" w:cs="Arial"/>
+          <w:color w:val="000000"/>
+          <w:kern w:val="0"/>
+          <w:lang w:eastAsia="es-ES"/>
+          <w14:ligatures w14:val="none"/>
+        </w:rPr>
+        <w:t/>
       </w:r>
     </w:p>
     <w:p>
@@ -1845,87 +1845,87 @@
           <w:lang w:eastAsia="es-ES"/>
           <w14:ligatures w14:val="none"/>
         </w:rPr>
-        <w:t>El 2 de septiembre de 2024</w:t>
-      </w:r>
-      <w:r>
-        <w:rPr>
-          <w:rFonts w:ascii="Arial Narrow" w:eastAsia="Times New Roman" w:hAnsi="Arial Narrow" w:cs="Arial"/>
-          <w:color w:val="000000"/>
-          <w:kern w:val="0"/>
-          <w:lang w:eastAsia="es-ES"/>
-          <w14:ligatures w14:val="none"/>
-        </w:rPr>
-        <w:t xml:space="preserve">, </w:t>
-      </w:r>
-      <w:r>
-        <w:rPr>
-          <w:rFonts w:ascii="Arial Narrow" w:eastAsia="Times New Roman" w:hAnsi="Arial Narrow" w:cs="Arial"/>
-          <w:color w:val="000000"/>
-          <w:kern w:val="0"/>
-          <w:lang w:eastAsia="es-ES"/>
-          <w14:ligatures w14:val="none"/>
-        </w:rPr>
-        <w:t>la señora Huamán</w:t>
-      </w:r>
-      <w:r>
-        <w:rPr>
-          <w:rFonts w:ascii="Arial Narrow" w:eastAsia="Times New Roman" w:hAnsi="Arial Narrow" w:cs="Arial"/>
-          <w:color w:val="000000"/>
-          <w:kern w:val="0"/>
-          <w:lang w:eastAsia="es-ES"/>
-          <w14:ligatures w14:val="none"/>
-        </w:rPr>
-        <w:t xml:space="preserve"> </w:t>
-      </w:r>
-      <w:r>
-        <w:rPr>
-          <w:rFonts w:ascii="Arial Narrow" w:eastAsia="Times New Roman" w:hAnsi="Arial Narrow" w:cs="Arial"/>
-          <w:color w:val="000000"/>
-          <w:kern w:val="0"/>
-          <w:lang w:eastAsia="es-ES"/>
-          <w14:ligatures w14:val="none"/>
-        </w:rPr>
-        <w:t xml:space="preserve">solicitó </w:t>
-      </w:r>
-      <w:r>
-        <w:rPr>
-          <w:rFonts w:ascii="Arial Narrow" w:eastAsia="Times New Roman" w:hAnsi="Arial Narrow" w:cs="Arial"/>
-          <w:color w:val="000000"/>
-          <w:kern w:val="0"/>
-          <w:lang w:eastAsia="es-ES"/>
-          <w14:ligatures w14:val="none"/>
-        </w:rPr>
-        <w:t xml:space="preserve">la </w:t>
-      </w:r>
-      <w:r>
-        <w:rPr>
-          <w:rFonts w:ascii="Arial Narrow" w:eastAsia="Times New Roman" w:hAnsi="Arial Narrow" w:cs="Arial"/>
-          <w:color w:val="000000"/>
-          <w:kern w:val="0"/>
-          <w:lang w:eastAsia="es-ES"/>
-          <w14:ligatures w14:val="none"/>
-        </w:rPr>
-        <w:t xml:space="preserve">activación de las pólizas contratadas mediante Carta Notarial 130515, </w:t>
-      </w:r>
-      <w:r>
-        <w:rPr>
-          <w:rFonts w:ascii="Arial Narrow" w:eastAsia="Times New Roman" w:hAnsi="Arial Narrow" w:cs="Arial"/>
-          <w:color w:val="000000"/>
-          <w:kern w:val="0"/>
-          <w:lang w:eastAsia="es-ES"/>
-          <w14:ligatures w14:val="none"/>
-        </w:rPr>
-        <w:t>diligenciada</w:t>
-      </w:r>
-      <w:r>
-        <w:rPr>
-          <w:rFonts w:ascii="Arial Narrow" w:eastAsia="Times New Roman" w:hAnsi="Arial Narrow" w:cs="Arial"/>
-          <w:color w:val="000000"/>
-          <w:kern w:val="0"/>
-          <w:lang w:eastAsia="es-ES"/>
-          <w14:ligatures w14:val="none"/>
-        </w:rPr>
-        <w:t xml:space="preserve"> el 10 de septiembre en las oficinas de </w:t>
+        <w:t xml:space="preserve">El 2 de septiembre de 2024, la señora [APELLIDO] solicitó la activación de las pólizas contratadas mediante Carta Notarial 130515, diligenciada el 10 de septiembre en las oficinas de Protecta. No obstante, mediante carta 031485-2024GTO del 23 de septiembre de 2024, le respondieron que la póliza 166-127012747 no estaba vigente desde el 12 de septiembre de 2023 y no fue renovada; además, no hubo pronunciamiento sobre la póliza del Seguro de Desgravamen principal.</w:t>
+      </w:r>
+      <w:r>
+        <w:rPr>
+          <w:rFonts w:ascii="Arial Narrow" w:eastAsia="Times New Roman" w:hAnsi="Arial Narrow" w:cs="Arial"/>
+          <w:color w:val="000000"/>
+          <w:kern w:val="0"/>
+          <w:lang w:eastAsia="es-ES"/>
+          <w14:ligatures w14:val="none"/>
+        </w:rPr>
+        <w:t xml:space="preserve"/>
+      </w:r>
+      <w:r>
+        <w:rPr>
+          <w:rFonts w:ascii="Arial Narrow" w:eastAsia="Times New Roman" w:hAnsi="Arial Narrow" w:cs="Arial"/>
+          <w:color w:val="000000"/>
+          <w:kern w:val="0"/>
+          <w:lang w:eastAsia="es-ES"/>
+          <w14:ligatures w14:val="none"/>
+        </w:rPr>
+        <w:t/>
+      </w:r>
+      <w:r>
+        <w:rPr>
+          <w:rFonts w:ascii="Arial Narrow" w:eastAsia="Times New Roman" w:hAnsi="Arial Narrow" w:cs="Arial"/>
+          <w:color w:val="000000"/>
+          <w:kern w:val="0"/>
+          <w:lang w:eastAsia="es-ES"/>
+          <w14:ligatures w14:val="none"/>
+        </w:rPr>
+        <w:t xml:space="preserve"/>
+      </w:r>
+      <w:r>
+        <w:rPr>
+          <w:rFonts w:ascii="Arial Narrow" w:eastAsia="Times New Roman" w:hAnsi="Arial Narrow" w:cs="Arial"/>
+          <w:color w:val="000000"/>
+          <w:kern w:val="0"/>
+          <w:lang w:eastAsia="es-ES"/>
+          <w14:ligatures w14:val="none"/>
+        </w:rPr>
+        <w:t xml:space="preserve"/>
+      </w:r>
+      <w:r>
+        <w:rPr>
+          <w:rFonts w:ascii="Arial Narrow" w:eastAsia="Times New Roman" w:hAnsi="Arial Narrow" w:cs="Arial"/>
+          <w:color w:val="000000"/>
+          <w:kern w:val="0"/>
+          <w:lang w:eastAsia="es-ES"/>
+          <w14:ligatures w14:val="none"/>
+        </w:rPr>
+        <w:t xml:space="preserve"/>
+      </w:r>
+      <w:r>
+        <w:rPr>
+          <w:rFonts w:ascii="Arial Narrow" w:eastAsia="Times New Roman" w:hAnsi="Arial Narrow" w:cs="Arial"/>
+          <w:color w:val="000000"/>
+          <w:kern w:val="0"/>
+          <w:lang w:eastAsia="es-ES"/>
+          <w14:ligatures w14:val="none"/>
+        </w:rPr>
+        <w:t xml:space="preserve"/>
+      </w:r>
+      <w:r>
+        <w:rPr>
+          <w:rFonts w:ascii="Arial Narrow" w:eastAsia="Times New Roman" w:hAnsi="Arial Narrow" w:cs="Arial"/>
+          <w:color w:val="000000"/>
+          <w:kern w:val="0"/>
+          <w:lang w:eastAsia="es-ES"/>
+          <w14:ligatures w14:val="none"/>
+        </w:rPr>
+        <w:t/>
+      </w:r>
+      <w:r>
+        <w:rPr>
+          <w:rFonts w:ascii="Arial Narrow" w:eastAsia="Times New Roman" w:hAnsi="Arial Narrow" w:cs="Arial"/>
+          <w:color w:val="000000"/>
+          <w:kern w:val="0"/>
+          <w:lang w:eastAsia="es-ES"/>
+          <w14:ligatures w14:val="none"/>
+        </w:rPr>
+        <w:t xml:space="preserve"/>
       </w:r>
       <w:proofErr w:type="spellStart"/>
       <w:r>
@@ -1936,7 +1936,7 @@
           <w:lang w:eastAsia="es-ES"/>
           <w14:ligatures w14:val="none"/>
         </w:rPr>
-        <w:t>Protecta</w:t>
+        <w:t/>
       </w:r>
       <w:proofErr w:type="spellEnd"/>
       <w:r>
@@ -1947,137 +1947,137 @@
           <w:lang w:eastAsia="es-ES"/>
           <w14:ligatures w14:val="none"/>
         </w:rPr>
-        <w:t xml:space="preserve">. </w:t>
-      </w:r>
-      <w:r>
-        <w:rPr>
-          <w:rFonts w:ascii="Arial Narrow" w:eastAsia="Times New Roman" w:hAnsi="Arial Narrow" w:cs="Arial"/>
-          <w:color w:val="000000"/>
-          <w:kern w:val="0"/>
-          <w:lang w:eastAsia="es-ES"/>
-          <w14:ligatures w14:val="none"/>
-        </w:rPr>
-        <w:t xml:space="preserve">No obstante, mediante carta 031485-2024GTO del 23 de septiembre de 2024, </w:t>
-      </w:r>
-      <w:r>
-        <w:rPr>
-          <w:rFonts w:ascii="Arial Narrow" w:eastAsia="Times New Roman" w:hAnsi="Arial Narrow" w:cs="Arial"/>
-          <w:color w:val="000000"/>
-          <w:kern w:val="0"/>
-          <w:lang w:eastAsia="es-ES"/>
-          <w14:ligatures w14:val="none"/>
-        </w:rPr>
-        <w:t>le respondieron</w:t>
-      </w:r>
-      <w:r>
-        <w:rPr>
-          <w:rFonts w:ascii="Arial Narrow" w:eastAsia="Times New Roman" w:hAnsi="Arial Narrow" w:cs="Arial"/>
-          <w:color w:val="000000"/>
-          <w:kern w:val="0"/>
-          <w:lang w:eastAsia="es-ES"/>
-          <w14:ligatures w14:val="none"/>
-        </w:rPr>
-        <w:t xml:space="preserve"> que la póliza 166-127012747 no estaba vigente desde el 12 de septiembre de 2023 y no fue renovada</w:t>
-      </w:r>
-      <w:r>
-        <w:rPr>
-          <w:rFonts w:ascii="Arial Narrow" w:eastAsia="Times New Roman" w:hAnsi="Arial Narrow" w:cs="Arial"/>
-          <w:color w:val="000000"/>
-          <w:kern w:val="0"/>
-          <w:lang w:eastAsia="es-ES"/>
-          <w14:ligatures w14:val="none"/>
-        </w:rPr>
-        <w:t xml:space="preserve">; </w:t>
-      </w:r>
-      <w:r>
-        <w:rPr>
-          <w:rFonts w:ascii="Arial Narrow" w:eastAsia="Times New Roman" w:hAnsi="Arial Narrow" w:cs="Arial"/>
-          <w:color w:val="000000"/>
-          <w:kern w:val="0"/>
-          <w:lang w:eastAsia="es-ES"/>
-          <w14:ligatures w14:val="none"/>
-        </w:rPr>
-        <w:t>además,</w:t>
-      </w:r>
-      <w:r>
-        <w:rPr>
-          <w:rFonts w:ascii="Arial Narrow" w:eastAsia="Times New Roman" w:hAnsi="Arial Narrow" w:cs="Arial"/>
-          <w:color w:val="000000"/>
-          <w:kern w:val="0"/>
-          <w:lang w:eastAsia="es-ES"/>
-          <w14:ligatures w14:val="none"/>
-        </w:rPr>
-        <w:t xml:space="preserve"> no</w:t>
-      </w:r>
-      <w:r>
-        <w:rPr>
-          <w:rFonts w:ascii="Arial Narrow" w:eastAsia="Times New Roman" w:hAnsi="Arial Narrow" w:cs="Arial"/>
-          <w:color w:val="000000"/>
-          <w:kern w:val="0"/>
-          <w:lang w:eastAsia="es-ES"/>
-          <w14:ligatures w14:val="none"/>
-        </w:rPr>
-        <w:t xml:space="preserve"> </w:t>
-      </w:r>
-      <w:r>
-        <w:rPr>
-          <w:rFonts w:ascii="Arial Narrow" w:eastAsia="Times New Roman" w:hAnsi="Arial Narrow" w:cs="Arial"/>
-          <w:color w:val="000000"/>
-          <w:kern w:val="0"/>
-          <w:lang w:eastAsia="es-ES"/>
-          <w14:ligatures w14:val="none"/>
-        </w:rPr>
-        <w:t>hubo</w:t>
-      </w:r>
-      <w:r>
-        <w:rPr>
-          <w:rFonts w:ascii="Arial Narrow" w:eastAsia="Times New Roman" w:hAnsi="Arial Narrow" w:cs="Arial"/>
-          <w:color w:val="000000"/>
-          <w:kern w:val="0"/>
-          <w:lang w:eastAsia="es-ES"/>
-          <w14:ligatures w14:val="none"/>
-        </w:rPr>
-        <w:t xml:space="preserve"> pronunciamiento</w:t>
-      </w:r>
-      <w:r>
-        <w:rPr>
-          <w:rFonts w:ascii="Arial Narrow" w:eastAsia="Times New Roman" w:hAnsi="Arial Narrow" w:cs="Arial"/>
-          <w:color w:val="000000"/>
-          <w:kern w:val="0"/>
-          <w:lang w:eastAsia="es-ES"/>
-          <w14:ligatures w14:val="none"/>
-        </w:rPr>
-        <w:t xml:space="preserve"> sobre la póliza </w:t>
-      </w:r>
-      <w:r>
-        <w:rPr>
-          <w:rFonts w:ascii="Arial Narrow" w:eastAsia="Times New Roman" w:hAnsi="Arial Narrow" w:cs="Arial"/>
-          <w:color w:val="000000"/>
-          <w:kern w:val="0"/>
-          <w:lang w:eastAsia="es-ES"/>
-          <w14:ligatures w14:val="none"/>
-        </w:rPr>
-        <w:t xml:space="preserve">del </w:t>
-      </w:r>
-      <w:r>
-        <w:rPr>
-          <w:rFonts w:ascii="Arial Narrow" w:eastAsia="Times New Roman" w:hAnsi="Arial Narrow" w:cs="Arial"/>
-          <w:color w:val="000000"/>
-          <w:kern w:val="0"/>
-          <w:lang w:eastAsia="es-ES"/>
-          <w14:ligatures w14:val="none"/>
-        </w:rPr>
-        <w:t>Seguro de Desgravamen principal</w:t>
-      </w:r>
-      <w:r>
-        <w:rPr>
-          <w:rFonts w:ascii="Arial Narrow" w:eastAsia="Times New Roman" w:hAnsi="Arial Narrow" w:cs="Arial"/>
-          <w:color w:val="000000"/>
-          <w:kern w:val="0"/>
-          <w:lang w:eastAsia="es-ES"/>
-          <w14:ligatures w14:val="none"/>
-        </w:rPr>
-        <w:t>.</w:t>
+        <w:t xml:space="preserve"/>
+      </w:r>
+      <w:r>
+        <w:rPr>
+          <w:rFonts w:ascii="Arial Narrow" w:eastAsia="Times New Roman" w:hAnsi="Arial Narrow" w:cs="Arial"/>
+          <w:color w:val="000000"/>
+          <w:kern w:val="0"/>
+          <w:lang w:eastAsia="es-ES"/>
+          <w14:ligatures w14:val="none"/>
+        </w:rPr>
+        <w:t xml:space="preserve"/>
+      </w:r>
+      <w:r>
+        <w:rPr>
+          <w:rFonts w:ascii="Arial Narrow" w:eastAsia="Times New Roman" w:hAnsi="Arial Narrow" w:cs="Arial"/>
+          <w:color w:val="000000"/>
+          <w:kern w:val="0"/>
+          <w:lang w:eastAsia="es-ES"/>
+          <w14:ligatures w14:val="none"/>
+        </w:rPr>
+        <w:t/>
+      </w:r>
+      <w:r>
+        <w:rPr>
+          <w:rFonts w:ascii="Arial Narrow" w:eastAsia="Times New Roman" w:hAnsi="Arial Narrow" w:cs="Arial"/>
+          <w:color w:val="000000"/>
+          <w:kern w:val="0"/>
+          <w:lang w:eastAsia="es-ES"/>
+          <w14:ligatures w14:val="none"/>
+        </w:rPr>
+        <w:t xml:space="preserve"/>
+      </w:r>
+      <w:r>
+        <w:rPr>
+          <w:rFonts w:ascii="Arial Narrow" w:eastAsia="Times New Roman" w:hAnsi="Arial Narrow" w:cs="Arial"/>
+          <w:color w:val="000000"/>
+          <w:kern w:val="0"/>
+          <w:lang w:eastAsia="es-ES"/>
+          <w14:ligatures w14:val="none"/>
+        </w:rPr>
+        <w:t xml:space="preserve"/>
+      </w:r>
+      <w:r>
+        <w:rPr>
+          <w:rFonts w:ascii="Arial Narrow" w:eastAsia="Times New Roman" w:hAnsi="Arial Narrow" w:cs="Arial"/>
+          <w:color w:val="000000"/>
+          <w:kern w:val="0"/>
+          <w:lang w:eastAsia="es-ES"/>
+          <w14:ligatures w14:val="none"/>
+        </w:rPr>
+        <w:t/>
+      </w:r>
+      <w:r>
+        <w:rPr>
+          <w:rFonts w:ascii="Arial Narrow" w:eastAsia="Times New Roman" w:hAnsi="Arial Narrow" w:cs="Arial"/>
+          <w:color w:val="000000"/>
+          <w:kern w:val="0"/>
+          <w:lang w:eastAsia="es-ES"/>
+          <w14:ligatures w14:val="none"/>
+        </w:rPr>
+        <w:t xml:space="preserve"/>
+      </w:r>
+      <w:r>
+        <w:rPr>
+          <w:rFonts w:ascii="Arial Narrow" w:eastAsia="Times New Roman" w:hAnsi="Arial Narrow" w:cs="Arial"/>
+          <w:color w:val="000000"/>
+          <w:kern w:val="0"/>
+          <w:lang w:eastAsia="es-ES"/>
+          <w14:ligatures w14:val="none"/>
+        </w:rPr>
+        <w:t xml:space="preserve"/>
+      </w:r>
+      <w:r>
+        <w:rPr>
+          <w:rFonts w:ascii="Arial Narrow" w:eastAsia="Times New Roman" w:hAnsi="Arial Narrow" w:cs="Arial"/>
+          <w:color w:val="000000"/>
+          <w:kern w:val="0"/>
+          <w:lang w:eastAsia="es-ES"/>
+          <w14:ligatures w14:val="none"/>
+        </w:rPr>
+        <w:t/>
+      </w:r>
+      <w:r>
+        <w:rPr>
+          <w:rFonts w:ascii="Arial Narrow" w:eastAsia="Times New Roman" w:hAnsi="Arial Narrow" w:cs="Arial"/>
+          <w:color w:val="000000"/>
+          <w:kern w:val="0"/>
+          <w:lang w:eastAsia="es-ES"/>
+          <w14:ligatures w14:val="none"/>
+        </w:rPr>
+        <w:t xml:space="preserve"/>
+      </w:r>
+      <w:r>
+        <w:rPr>
+          <w:rFonts w:ascii="Arial Narrow" w:eastAsia="Times New Roman" w:hAnsi="Arial Narrow" w:cs="Arial"/>
+          <w:color w:val="000000"/>
+          <w:kern w:val="0"/>
+          <w:lang w:eastAsia="es-ES"/>
+          <w14:ligatures w14:val="none"/>
+        </w:rPr>
+        <w:t xml:space="preserve"/>
+      </w:r>
+      <w:r>
+        <w:rPr>
+          <w:rFonts w:ascii="Arial Narrow" w:eastAsia="Times New Roman" w:hAnsi="Arial Narrow" w:cs="Arial"/>
+          <w:color w:val="000000"/>
+          <w:kern w:val="0"/>
+          <w:lang w:eastAsia="es-ES"/>
+          <w14:ligatures w14:val="none"/>
+        </w:rPr>
+        <w:t xml:space="preserve"/>
+      </w:r>
+      <w:r>
+        <w:rPr>
+          <w:rFonts w:ascii="Arial Narrow" w:eastAsia="Times New Roman" w:hAnsi="Arial Narrow" w:cs="Arial"/>
+          <w:color w:val="000000"/>
+          <w:kern w:val="0"/>
+          <w:lang w:eastAsia="es-ES"/>
+          <w14:ligatures w14:val="none"/>
+        </w:rPr>
+        <w:t/>
+      </w:r>
+      <w:r>
+        <w:rPr>
+          <w:rFonts w:ascii="Arial Narrow" w:eastAsia="Times New Roman" w:hAnsi="Arial Narrow" w:cs="Arial"/>
+          <w:color w:val="000000"/>
+          <w:kern w:val="0"/>
+          <w:lang w:eastAsia="es-ES"/>
+          <w14:ligatures w14:val="none"/>
+        </w:rPr>
+        <w:t/>
       </w:r>
     </w:p>
     <w:p>
@@ -2120,147 +2120,147 @@
           <w:lang w:eastAsia="es-ES"/>
           <w14:ligatures w14:val="none"/>
         </w:rPr>
-        <w:t xml:space="preserve">El 1 de octubre de 2024, </w:t>
-      </w:r>
-      <w:r>
-        <w:rPr>
-          <w:rFonts w:ascii="Arial Narrow" w:eastAsia="Times New Roman" w:hAnsi="Arial Narrow" w:cs="Arial"/>
-          <w:color w:val="000000"/>
-          <w:kern w:val="0"/>
-          <w:lang w:eastAsia="es-ES"/>
-          <w14:ligatures w14:val="none"/>
-        </w:rPr>
-        <w:t>la señora Huamán</w:t>
-      </w:r>
-      <w:r>
-        <w:rPr>
-          <w:rFonts w:ascii="Arial Narrow" w:eastAsia="Times New Roman" w:hAnsi="Arial Narrow" w:cs="Arial"/>
-          <w:color w:val="000000"/>
-          <w:kern w:val="0"/>
-          <w:lang w:eastAsia="es-ES"/>
-          <w14:ligatures w14:val="none"/>
-        </w:rPr>
-        <w:t xml:space="preserve"> </w:t>
-      </w:r>
-      <w:r>
-        <w:rPr>
-          <w:rFonts w:ascii="Arial Narrow" w:eastAsia="Times New Roman" w:hAnsi="Arial Narrow" w:cs="Arial"/>
-          <w:color w:val="000000"/>
-          <w:kern w:val="0"/>
-          <w:lang w:eastAsia="es-ES"/>
-          <w14:ligatures w14:val="none"/>
-        </w:rPr>
-        <w:t xml:space="preserve">remitió </w:t>
-      </w:r>
-      <w:r>
-        <w:rPr>
-          <w:rFonts w:ascii="Arial Narrow" w:eastAsia="Times New Roman" w:hAnsi="Arial Narrow" w:cs="Arial"/>
-          <w:color w:val="000000"/>
-          <w:kern w:val="0"/>
-          <w:lang w:eastAsia="es-ES"/>
-          <w14:ligatures w14:val="none"/>
-        </w:rPr>
-        <w:t xml:space="preserve">la </w:t>
-      </w:r>
-      <w:r>
-        <w:rPr>
-          <w:rFonts w:ascii="Arial Narrow" w:eastAsia="Times New Roman" w:hAnsi="Arial Narrow" w:cs="Arial"/>
-          <w:color w:val="000000"/>
-          <w:kern w:val="0"/>
-          <w:lang w:eastAsia="es-ES"/>
-          <w14:ligatures w14:val="none"/>
-        </w:rPr>
-        <w:t>Carta Notarial 130711 dirigida a</w:t>
-      </w:r>
-      <w:r>
-        <w:rPr>
-          <w:rFonts w:ascii="Arial Narrow" w:eastAsia="Times New Roman" w:hAnsi="Arial Narrow" w:cs="Arial"/>
-          <w:color w:val="000000"/>
-          <w:kern w:val="0"/>
-          <w:lang w:eastAsia="es-ES"/>
-          <w14:ligatures w14:val="none"/>
-        </w:rPr>
-        <w:t>l</w:t>
-      </w:r>
-      <w:r>
-        <w:rPr>
-          <w:rFonts w:ascii="Arial Narrow" w:eastAsia="Times New Roman" w:hAnsi="Arial Narrow" w:cs="Arial"/>
-          <w:color w:val="000000"/>
-          <w:kern w:val="0"/>
-          <w:lang w:eastAsia="es-ES"/>
-          <w14:ligatures w14:val="none"/>
-        </w:rPr>
-        <w:t xml:space="preserve"> Banco, en la se señaló la responsabilidad de dicha entidad</w:t>
-      </w:r>
-      <w:r>
-        <w:rPr>
-          <w:rFonts w:ascii="Arial Narrow" w:eastAsia="Times New Roman" w:hAnsi="Arial Narrow" w:cs="Arial"/>
-          <w:color w:val="000000"/>
-          <w:kern w:val="0"/>
-          <w:lang w:eastAsia="es-ES"/>
-          <w14:ligatures w14:val="none"/>
-        </w:rPr>
-        <w:t xml:space="preserve"> bancaria</w:t>
-      </w:r>
-      <w:r>
-        <w:rPr>
-          <w:rFonts w:ascii="Arial Narrow" w:eastAsia="Times New Roman" w:hAnsi="Arial Narrow" w:cs="Arial"/>
-          <w:color w:val="000000"/>
-          <w:kern w:val="0"/>
-          <w:lang w:eastAsia="es-ES"/>
-          <w14:ligatures w14:val="none"/>
-        </w:rPr>
-        <w:t xml:space="preserve"> ante una eventual no renovación de las pólizas</w:t>
-      </w:r>
-      <w:r>
-        <w:rPr>
-          <w:rFonts w:ascii="Arial Narrow" w:eastAsia="Times New Roman" w:hAnsi="Arial Narrow" w:cs="Arial"/>
-          <w:color w:val="000000"/>
-          <w:kern w:val="0"/>
-          <w:lang w:eastAsia="es-ES"/>
-          <w14:ligatures w14:val="none"/>
-        </w:rPr>
-        <w:t xml:space="preserve"> ya que tenía la obligación de </w:t>
-      </w:r>
-      <w:r>
-        <w:rPr>
-          <w:rFonts w:ascii="Arial Narrow" w:eastAsia="Times New Roman" w:hAnsi="Arial Narrow" w:cs="Arial"/>
-          <w:color w:val="000000"/>
-          <w:kern w:val="0"/>
-          <w:lang w:eastAsia="es-ES"/>
-          <w14:ligatures w14:val="none"/>
-        </w:rPr>
-        <w:t>contratar el seguro de desgravamen por el mismo plazo de duración del crédito otorgado</w:t>
-      </w:r>
-      <w:r>
-        <w:rPr>
-          <w:rFonts w:ascii="Arial Narrow" w:eastAsia="Times New Roman" w:hAnsi="Arial Narrow" w:cs="Arial"/>
-          <w:color w:val="000000"/>
-          <w:kern w:val="0"/>
-          <w:lang w:eastAsia="es-ES"/>
-          <w14:ligatures w14:val="none"/>
-        </w:rPr>
-        <w:t xml:space="preserve">, </w:t>
-      </w:r>
-      <w:r>
-        <w:rPr>
-          <w:rFonts w:ascii="Arial Narrow" w:eastAsia="Times New Roman" w:hAnsi="Arial Narrow" w:cs="Arial"/>
-          <w:color w:val="000000"/>
-          <w:kern w:val="0"/>
-          <w:lang w:eastAsia="es-ES"/>
-          <w14:ligatures w14:val="none"/>
-        </w:rPr>
-        <w:t xml:space="preserve">asimismo, </w:t>
-      </w:r>
-      <w:r>
-        <w:rPr>
-          <w:rFonts w:ascii="Arial Narrow" w:eastAsia="Times New Roman" w:hAnsi="Arial Narrow" w:cs="Arial"/>
-          <w:color w:val="000000"/>
-          <w:kern w:val="0"/>
-          <w:lang w:eastAsia="es-ES"/>
-          <w14:ligatures w14:val="none"/>
-        </w:rPr>
-        <w:t>no se contaba con la totalidad de los contratos de seguros.</w:t>
+        <w:t xml:space="preserve">El 1 de octubre de 2024, la señora [APELLIDO] remitió la Carta Notarial 130711 dirigida al Banco, en la se señaló la responsabilidad de dicha entidad bancaria ante una eventual no renovación de las pólizas ya que tenía la obligación de contratar el seguro de desgravamen por el mismo plazo de duración del crédito otorgado, asimismo, no se contaba con la totalidad de los contratos de seguros.</w:t>
+      </w:r>
+      <w:r>
+        <w:rPr>
+          <w:rFonts w:ascii="Arial Narrow" w:eastAsia="Times New Roman" w:hAnsi="Arial Narrow" w:cs="Arial"/>
+          <w:color w:val="000000"/>
+          <w:kern w:val="0"/>
+          <w:lang w:eastAsia="es-ES"/>
+          <w14:ligatures w14:val="none"/>
+        </w:rPr>
+        <w:t/>
+      </w:r>
+      <w:r>
+        <w:rPr>
+          <w:rFonts w:ascii="Arial Narrow" w:eastAsia="Times New Roman" w:hAnsi="Arial Narrow" w:cs="Arial"/>
+          <w:color w:val="000000"/>
+          <w:kern w:val="0"/>
+          <w:lang w:eastAsia="es-ES"/>
+          <w14:ligatures w14:val="none"/>
+        </w:rPr>
+        <w:t xml:space="preserve"/>
+      </w:r>
+      <w:r>
+        <w:rPr>
+          <w:rFonts w:ascii="Arial Narrow" w:eastAsia="Times New Roman" w:hAnsi="Arial Narrow" w:cs="Arial"/>
+          <w:color w:val="000000"/>
+          <w:kern w:val="0"/>
+          <w:lang w:eastAsia="es-ES"/>
+          <w14:ligatures w14:val="none"/>
+        </w:rPr>
+        <w:t xml:space="preserve"/>
+      </w:r>
+      <w:r>
+        <w:rPr>
+          <w:rFonts w:ascii="Arial Narrow" w:eastAsia="Times New Roman" w:hAnsi="Arial Narrow" w:cs="Arial"/>
+          <w:color w:val="000000"/>
+          <w:kern w:val="0"/>
+          <w:lang w:eastAsia="es-ES"/>
+          <w14:ligatures w14:val="none"/>
+        </w:rPr>
+        <w:t xml:space="preserve"/>
+      </w:r>
+      <w:r>
+        <w:rPr>
+          <w:rFonts w:ascii="Arial Narrow" w:eastAsia="Times New Roman" w:hAnsi="Arial Narrow" w:cs="Arial"/>
+          <w:color w:val="000000"/>
+          <w:kern w:val="0"/>
+          <w:lang w:eastAsia="es-ES"/>
+          <w14:ligatures w14:val="none"/>
+        </w:rPr>
+        <w:t/>
+      </w:r>
+      <w:r>
+        <w:rPr>
+          <w:rFonts w:ascii="Arial Narrow" w:eastAsia="Times New Roman" w:hAnsi="Arial Narrow" w:cs="Arial"/>
+          <w:color w:val="000000"/>
+          <w:kern w:val="0"/>
+          <w:lang w:eastAsia="es-ES"/>
+          <w14:ligatures w14:val="none"/>
+        </w:rPr>
+        <w:t/>
+      </w:r>
+      <w:r>
+        <w:rPr>
+          <w:rFonts w:ascii="Arial Narrow" w:eastAsia="Times New Roman" w:hAnsi="Arial Narrow" w:cs="Arial"/>
+          <w:color w:val="000000"/>
+          <w:kern w:val="0"/>
+          <w:lang w:eastAsia="es-ES"/>
+          <w14:ligatures w14:val="none"/>
+        </w:rPr>
+        <w:t xml:space="preserve"/>
+      </w:r>
+      <w:r>
+        <w:rPr>
+          <w:rFonts w:ascii="Arial Narrow" w:eastAsia="Times New Roman" w:hAnsi="Arial Narrow" w:cs="Arial"/>
+          <w:color w:val="000000"/>
+          <w:kern w:val="0"/>
+          <w:lang w:eastAsia="es-ES"/>
+          <w14:ligatures w14:val="none"/>
+        </w:rPr>
+        <w:t xml:space="preserve"/>
+      </w:r>
+      <w:r>
+        <w:rPr>
+          <w:rFonts w:ascii="Arial Narrow" w:eastAsia="Times New Roman" w:hAnsi="Arial Narrow" w:cs="Arial"/>
+          <w:color w:val="000000"/>
+          <w:kern w:val="0"/>
+          <w:lang w:eastAsia="es-ES"/>
+          <w14:ligatures w14:val="none"/>
+        </w:rPr>
+        <w:t xml:space="preserve"/>
+      </w:r>
+      <w:r>
+        <w:rPr>
+          <w:rFonts w:ascii="Arial Narrow" w:eastAsia="Times New Roman" w:hAnsi="Arial Narrow" w:cs="Arial"/>
+          <w:color w:val="000000"/>
+          <w:kern w:val="0"/>
+          <w:lang w:eastAsia="es-ES"/>
+          <w14:ligatures w14:val="none"/>
+        </w:rPr>
+        <w:t xml:space="preserve"/>
+      </w:r>
+      <w:r>
+        <w:rPr>
+          <w:rFonts w:ascii="Arial Narrow" w:eastAsia="Times New Roman" w:hAnsi="Arial Narrow" w:cs="Arial"/>
+          <w:color w:val="000000"/>
+          <w:kern w:val="0"/>
+          <w:lang w:eastAsia="es-ES"/>
+          <w14:ligatures w14:val="none"/>
+        </w:rPr>
+        <w:t/>
+      </w:r>
+      <w:r>
+        <w:rPr>
+          <w:rFonts w:ascii="Arial Narrow" w:eastAsia="Times New Roman" w:hAnsi="Arial Narrow" w:cs="Arial"/>
+          <w:color w:val="000000"/>
+          <w:kern w:val="0"/>
+          <w:lang w:eastAsia="es-ES"/>
+          <w14:ligatures w14:val="none"/>
+        </w:rPr>
+        <w:t xml:space="preserve"/>
+      </w:r>
+      <w:r>
+        <w:rPr>
+          <w:rFonts w:ascii="Arial Narrow" w:eastAsia="Times New Roman" w:hAnsi="Arial Narrow" w:cs="Arial"/>
+          <w:color w:val="000000"/>
+          <w:kern w:val="0"/>
+          <w:lang w:eastAsia="es-ES"/>
+          <w14:ligatures w14:val="none"/>
+        </w:rPr>
+        <w:t xml:space="preserve"/>
+      </w:r>
+      <w:r>
+        <w:rPr>
+          <w:rFonts w:ascii="Arial Narrow" w:eastAsia="Times New Roman" w:hAnsi="Arial Narrow" w:cs="Arial"/>
+          <w:color w:val="000000"/>
+          <w:kern w:val="0"/>
+          <w:lang w:eastAsia="es-ES"/>
+          <w14:ligatures w14:val="none"/>
+        </w:rPr>
+        <w:t/>
       </w:r>
     </w:p>
     <w:p>
@@ -2303,57 +2303,57 @@
           <w:lang w:eastAsia="es-ES"/>
           <w14:ligatures w14:val="none"/>
         </w:rPr>
-        <w:t xml:space="preserve">El </w:t>
-      </w:r>
-      <w:r>
-        <w:rPr>
-          <w:rFonts w:ascii="Arial Narrow" w:eastAsia="Times New Roman" w:hAnsi="Arial Narrow" w:cs="Arial"/>
-          <w:color w:val="000000"/>
-          <w:kern w:val="0"/>
-          <w:lang w:eastAsia="es-ES"/>
-          <w14:ligatures w14:val="none"/>
-        </w:rPr>
-        <w:t xml:space="preserve">16 de octubre de 2024, </w:t>
-      </w:r>
-      <w:r>
-        <w:rPr>
-          <w:rFonts w:ascii="Arial Narrow" w:eastAsia="Times New Roman" w:hAnsi="Arial Narrow" w:cs="Arial"/>
-          <w:color w:val="000000"/>
-          <w:kern w:val="0"/>
-          <w:lang w:eastAsia="es-ES"/>
-          <w14:ligatures w14:val="none"/>
-        </w:rPr>
-        <w:t>la señora Huamán</w:t>
-      </w:r>
-      <w:r>
-        <w:rPr>
-          <w:rFonts w:ascii="Arial Narrow" w:eastAsia="Times New Roman" w:hAnsi="Arial Narrow" w:cs="Arial"/>
-          <w:color w:val="000000"/>
-          <w:kern w:val="0"/>
-          <w:lang w:eastAsia="es-ES"/>
-          <w14:ligatures w14:val="none"/>
-        </w:rPr>
-        <w:t xml:space="preserve"> </w:t>
-      </w:r>
-      <w:r>
-        <w:rPr>
-          <w:rFonts w:ascii="Arial Narrow" w:eastAsia="Times New Roman" w:hAnsi="Arial Narrow" w:cs="Arial"/>
-          <w:color w:val="000000"/>
-          <w:kern w:val="0"/>
-          <w:lang w:eastAsia="es-ES"/>
-          <w14:ligatures w14:val="none"/>
-        </w:rPr>
-        <w:t>solicit</w:t>
-      </w:r>
-      <w:r>
-        <w:rPr>
-          <w:rFonts w:ascii="Arial Narrow" w:eastAsia="Times New Roman" w:hAnsi="Arial Narrow" w:cs="Arial"/>
-          <w:color w:val="000000"/>
-          <w:kern w:val="0"/>
-          <w:lang w:eastAsia="es-ES"/>
-          <w14:ligatures w14:val="none"/>
-        </w:rPr>
-        <w:t xml:space="preserve">ó a </w:t>
+        <w:t xml:space="preserve">El 16 de octubre de 2024, la señora [APELLIDO] solicitó a Protecta, en calidad de heredera legal del causante, las copias de los contratos y certificados de seguro de Desgravamen.</w:t>
+      </w:r>
+      <w:r>
+        <w:rPr>
+          <w:rFonts w:ascii="Arial Narrow" w:eastAsia="Times New Roman" w:hAnsi="Arial Narrow" w:cs="Arial"/>
+          <w:color w:val="000000"/>
+          <w:kern w:val="0"/>
+          <w:lang w:eastAsia="es-ES"/>
+          <w14:ligatures w14:val="none"/>
+        </w:rPr>
+        <w:t xml:space="preserve"/>
+      </w:r>
+      <w:r>
+        <w:rPr>
+          <w:rFonts w:ascii="Arial Narrow" w:eastAsia="Times New Roman" w:hAnsi="Arial Narrow" w:cs="Arial"/>
+          <w:color w:val="000000"/>
+          <w:kern w:val="0"/>
+          <w:lang w:eastAsia="es-ES"/>
+          <w14:ligatures w14:val="none"/>
+        </w:rPr>
+        <w:t/>
+      </w:r>
+      <w:r>
+        <w:rPr>
+          <w:rFonts w:ascii="Arial Narrow" w:eastAsia="Times New Roman" w:hAnsi="Arial Narrow" w:cs="Arial"/>
+          <w:color w:val="000000"/>
+          <w:kern w:val="0"/>
+          <w:lang w:eastAsia="es-ES"/>
+          <w14:ligatures w14:val="none"/>
+        </w:rPr>
+        <w:t xml:space="preserve"/>
+      </w:r>
+      <w:r>
+        <w:rPr>
+          <w:rFonts w:ascii="Arial Narrow" w:eastAsia="Times New Roman" w:hAnsi="Arial Narrow" w:cs="Arial"/>
+          <w:color w:val="000000"/>
+          <w:kern w:val="0"/>
+          <w:lang w:eastAsia="es-ES"/>
+          <w14:ligatures w14:val="none"/>
+        </w:rPr>
+        <w:t/>
+      </w:r>
+      <w:r>
+        <w:rPr>
+          <w:rFonts w:ascii="Arial Narrow" w:eastAsia="Times New Roman" w:hAnsi="Arial Narrow" w:cs="Arial"/>
+          <w:color w:val="000000"/>
+          <w:kern w:val="0"/>
+          <w:lang w:eastAsia="es-ES"/>
+          <w14:ligatures w14:val="none"/>
+        </w:rPr>
+        <w:t xml:space="preserve"/>
       </w:r>
       <w:proofErr w:type="spellStart"/>
       <w:r>
@@ -2364,7 +2364,7 @@
           <w:lang w:eastAsia="es-ES"/>
           <w14:ligatures w14:val="none"/>
         </w:rPr>
-        <w:t>Protecta</w:t>
+        <w:t/>
       </w:r>
       <w:proofErr w:type="spellEnd"/>
       <w:r>
@@ -2375,27 +2375,27 @@
           <w:lang w:eastAsia="es-ES"/>
           <w14:ligatures w14:val="none"/>
         </w:rPr>
-        <w:t xml:space="preserve">, en calidad de heredera legal del </w:t>
-      </w:r>
-      <w:r>
-        <w:rPr>
-          <w:rFonts w:ascii="Arial Narrow" w:eastAsia="Times New Roman" w:hAnsi="Arial Narrow" w:cs="Arial"/>
-          <w:color w:val="000000"/>
-          <w:kern w:val="0"/>
-          <w:lang w:eastAsia="es-ES"/>
-          <w14:ligatures w14:val="none"/>
-        </w:rPr>
-        <w:t>causante</w:t>
-      </w:r>
-      <w:r>
-        <w:rPr>
-          <w:rFonts w:ascii="Arial Narrow" w:eastAsia="Times New Roman" w:hAnsi="Arial Narrow" w:cs="Arial"/>
-          <w:color w:val="000000"/>
-          <w:kern w:val="0"/>
-          <w:lang w:eastAsia="es-ES"/>
-          <w14:ligatures w14:val="none"/>
-        </w:rPr>
-        <w:t>, las copias de los contratos y certificados de seguro de Desgravamen.</w:t>
+        <w:t xml:space="preserve"/>
+      </w:r>
+      <w:r>
+        <w:rPr>
+          <w:rFonts w:ascii="Arial Narrow" w:eastAsia="Times New Roman" w:hAnsi="Arial Narrow" w:cs="Arial"/>
+          <w:color w:val="000000"/>
+          <w:kern w:val="0"/>
+          <w:lang w:eastAsia="es-ES"/>
+          <w14:ligatures w14:val="none"/>
+        </w:rPr>
+        <w:t/>
+      </w:r>
+      <w:r>
+        <w:rPr>
+          <w:rFonts w:ascii="Arial Narrow" w:eastAsia="Times New Roman" w:hAnsi="Arial Narrow" w:cs="Arial"/>
+          <w:color w:val="000000"/>
+          <w:kern w:val="0"/>
+          <w:lang w:eastAsia="es-ES"/>
+          <w14:ligatures w14:val="none"/>
+        </w:rPr>
+        <w:t/>
       </w:r>
     </w:p>
     <w:p>
@@ -2439,37 +2439,37 @@
           <w:lang w:eastAsia="es-ES"/>
           <w14:ligatures w14:val="none"/>
         </w:rPr>
-        <w:t xml:space="preserve">El 1 de diciembre de 2024, </w:t>
-      </w:r>
-      <w:r>
-        <w:rPr>
-          <w:rFonts w:ascii="Arial Narrow" w:eastAsia="Times New Roman" w:hAnsi="Arial Narrow" w:cs="Arial"/>
-          <w:color w:val="000000"/>
-          <w:kern w:val="0"/>
-          <w:lang w:eastAsia="es-ES"/>
-          <w14:ligatures w14:val="none"/>
-        </w:rPr>
-        <w:t>la señora Huamán</w:t>
-      </w:r>
-      <w:r>
-        <w:rPr>
-          <w:rFonts w:ascii="Arial Narrow" w:eastAsia="Times New Roman" w:hAnsi="Arial Narrow" w:cs="Arial"/>
-          <w:color w:val="000000"/>
-          <w:kern w:val="0"/>
-          <w:lang w:eastAsia="es-ES"/>
-          <w14:ligatures w14:val="none"/>
-        </w:rPr>
-        <w:t xml:space="preserve"> </w:t>
-      </w:r>
-      <w:r>
-        <w:rPr>
-          <w:rFonts w:ascii="Arial Narrow" w:eastAsia="Times New Roman" w:hAnsi="Arial Narrow" w:cs="Arial"/>
-          <w:color w:val="000000"/>
-          <w:kern w:val="0"/>
-          <w:lang w:eastAsia="es-ES"/>
-          <w14:ligatures w14:val="none"/>
-        </w:rPr>
-        <w:t xml:space="preserve">presentó comunicación a </w:t>
+        <w:t xml:space="preserve">El 1 de diciembre de 2024, la señora [APELLIDO] presentó comunicación a Protecta, en la que señaló que se acreditaba que las condiciones particulares estipulaban la vigencia del seguro hasta el pago de la última cuota en caso de reprogramaciones. La misma comunicación fue dirigida también al Banco, el 4 de diciembre de 2024, solicitando que inste a la compañía aseguradora a cumplir con las obligaciones contractuales correspondientes. </w:t>
+      </w:r>
+      <w:r>
+        <w:rPr>
+          <w:rFonts w:ascii="Arial Narrow" w:eastAsia="Times New Roman" w:hAnsi="Arial Narrow" w:cs="Arial"/>
+          <w:color w:val="000000"/>
+          <w:kern w:val="0"/>
+          <w:lang w:eastAsia="es-ES"/>
+          <w14:ligatures w14:val="none"/>
+        </w:rPr>
+        <w:t/>
+      </w:r>
+      <w:r>
+        <w:rPr>
+          <w:rFonts w:ascii="Arial Narrow" w:eastAsia="Times New Roman" w:hAnsi="Arial Narrow" w:cs="Arial"/>
+          <w:color w:val="000000"/>
+          <w:kern w:val="0"/>
+          <w:lang w:eastAsia="es-ES"/>
+          <w14:ligatures w14:val="none"/>
+        </w:rPr>
+        <w:t xml:space="preserve"/>
+      </w:r>
+      <w:r>
+        <w:rPr>
+          <w:rFonts w:ascii="Arial Narrow" w:eastAsia="Times New Roman" w:hAnsi="Arial Narrow" w:cs="Arial"/>
+          <w:color w:val="000000"/>
+          <w:kern w:val="0"/>
+          <w:lang w:eastAsia="es-ES"/>
+          <w14:ligatures w14:val="none"/>
+        </w:rPr>
+        <w:t xml:space="preserve"/>
       </w:r>
       <w:proofErr w:type="spellStart"/>
       <w:r>
@@ -2480,7 +2480,7 @@
           <w:lang w:eastAsia="es-ES"/>
           <w14:ligatures w14:val="none"/>
         </w:rPr>
-        <w:t>Protecta</w:t>
+        <w:t/>
       </w:r>
       <w:proofErr w:type="spellEnd"/>
       <w:r>
@@ -2491,57 +2491,57 @@
           <w:lang w:eastAsia="es-ES"/>
           <w14:ligatures w14:val="none"/>
         </w:rPr>
-        <w:t xml:space="preserve">, en la que señaló que se </w:t>
-      </w:r>
-      <w:r>
-        <w:rPr>
-          <w:rFonts w:ascii="Arial Narrow" w:eastAsia="Times New Roman" w:hAnsi="Arial Narrow" w:cs="Arial"/>
-          <w:color w:val="000000"/>
-          <w:kern w:val="0"/>
-          <w:lang w:eastAsia="es-ES"/>
-          <w14:ligatures w14:val="none"/>
-        </w:rPr>
-        <w:t>acreditaba</w:t>
-      </w:r>
-      <w:r>
-        <w:rPr>
-          <w:rFonts w:ascii="Arial Narrow" w:eastAsia="Times New Roman" w:hAnsi="Arial Narrow" w:cs="Arial"/>
-          <w:color w:val="000000"/>
-          <w:kern w:val="0"/>
-          <w:lang w:eastAsia="es-ES"/>
-          <w14:ligatures w14:val="none"/>
-        </w:rPr>
-        <w:t xml:space="preserve"> que las condiciones particulares estipulaban la vigencia del seguro hasta el pago de la última cuota en caso de reprogramaciones. La misma comunicación fue dirigida también al Banco, el 4 de diciembre de 2024, solicitando que inste a la </w:t>
-      </w:r>
-      <w:r>
-        <w:rPr>
-          <w:rFonts w:ascii="Arial Narrow" w:eastAsia="Times New Roman" w:hAnsi="Arial Narrow" w:cs="Arial"/>
-          <w:color w:val="000000"/>
-          <w:kern w:val="0"/>
-          <w:lang w:eastAsia="es-ES"/>
-          <w14:ligatures w14:val="none"/>
-        </w:rPr>
-        <w:t xml:space="preserve">compañía </w:t>
-      </w:r>
-      <w:r>
-        <w:rPr>
-          <w:rFonts w:ascii="Arial Narrow" w:eastAsia="Times New Roman" w:hAnsi="Arial Narrow" w:cs="Arial"/>
-          <w:color w:val="000000"/>
-          <w:kern w:val="0"/>
-          <w:lang w:eastAsia="es-ES"/>
-          <w14:ligatures w14:val="none"/>
-        </w:rPr>
-        <w:t>aseguradora a cumplir con las obligaciones contractuales correspondientes.</w:t>
-      </w:r>
-      <w:r>
-        <w:rPr>
-          <w:rFonts w:ascii="Arial Narrow" w:eastAsia="Times New Roman" w:hAnsi="Arial Narrow" w:cs="Arial"/>
-          <w:color w:val="000000"/>
-          <w:kern w:val="0"/>
-          <w:lang w:eastAsia="es-ES"/>
-          <w14:ligatures w14:val="none"/>
-        </w:rPr>
-        <w:t xml:space="preserve"> </w:t>
+        <w:t xml:space="preserve"/>
+      </w:r>
+      <w:r>
+        <w:rPr>
+          <w:rFonts w:ascii="Arial Narrow" w:eastAsia="Times New Roman" w:hAnsi="Arial Narrow" w:cs="Arial"/>
+          <w:color w:val="000000"/>
+          <w:kern w:val="0"/>
+          <w:lang w:eastAsia="es-ES"/>
+          <w14:ligatures w14:val="none"/>
+        </w:rPr>
+        <w:t/>
+      </w:r>
+      <w:r>
+        <w:rPr>
+          <w:rFonts w:ascii="Arial Narrow" w:eastAsia="Times New Roman" w:hAnsi="Arial Narrow" w:cs="Arial"/>
+          <w:color w:val="000000"/>
+          <w:kern w:val="0"/>
+          <w:lang w:eastAsia="es-ES"/>
+          <w14:ligatures w14:val="none"/>
+        </w:rPr>
+        <w:t xml:space="preserve"/>
+      </w:r>
+      <w:r>
+        <w:rPr>
+          <w:rFonts w:ascii="Arial Narrow" w:eastAsia="Times New Roman" w:hAnsi="Arial Narrow" w:cs="Arial"/>
+          <w:color w:val="000000"/>
+          <w:kern w:val="0"/>
+          <w:lang w:eastAsia="es-ES"/>
+          <w14:ligatures w14:val="none"/>
+        </w:rPr>
+        <w:t xml:space="preserve"/>
+      </w:r>
+      <w:r>
+        <w:rPr>
+          <w:rFonts w:ascii="Arial Narrow" w:eastAsia="Times New Roman" w:hAnsi="Arial Narrow" w:cs="Arial"/>
+          <w:color w:val="000000"/>
+          <w:kern w:val="0"/>
+          <w:lang w:eastAsia="es-ES"/>
+          <w14:ligatures w14:val="none"/>
+        </w:rPr>
+        <w:t/>
+      </w:r>
+      <w:r>
+        <w:rPr>
+          <w:rFonts w:ascii="Arial Narrow" w:eastAsia="Times New Roman" w:hAnsi="Arial Narrow" w:cs="Arial"/>
+          <w:color w:val="000000"/>
+          <w:kern w:val="0"/>
+          <w:lang w:eastAsia="es-ES"/>
+          <w14:ligatures w14:val="none"/>
+        </w:rPr>
+        <w:t xml:space="preserve"/>
       </w:r>
     </w:p>
     <w:p>
@@ -3046,7 +3046,7 @@
           <w:kern w:val="0"/>
           <w14:ligatures w14:val="none"/>
         </w:rPr>
-        <w:t>L</w:t>
+        <w:t xml:space="preserve">La señora [APELLIDO] solicitó, en calidad de medida correctiva, que Protecta cumpla con activar la Póliza 166-112629409 y la Póliza 166-127012747, en virtud de los contratos de seguros de desgravamen celebrados con el causante asociados a los créditos obtenidos con el Banco. Asimismo, requirió el reembolso de costos y costas del presente procedimiento.</w:t>
       </w:r>
       <w:r>
         <w:rPr>
@@ -3056,7 +3056,7 @@
           <w:kern w:val="0"/>
           <w14:ligatures w14:val="none"/>
         </w:rPr>
-        <w:t>a</w:t>
+        <w:t/>
       </w:r>
       <w:r>
         <w:rPr>
@@ -3066,7 +3066,7 @@
           <w:kern w:val="0"/>
           <w14:ligatures w14:val="none"/>
         </w:rPr>
-        <w:t xml:space="preserve"> </w:t>
+        <w:t xml:space="preserve"/>
       </w:r>
       <w:r>
         <w:rPr>
@@ -3074,7 +3074,7 @@
           <w:kern w:val="0"/>
           <w14:ligatures w14:val="none"/>
         </w:rPr>
-        <w:t>s</w:t>
+        <w:t/>
       </w:r>
       <w:r>
         <w:rPr>
@@ -3082,7 +3082,7 @@
           <w:kern w:val="0"/>
           <w14:ligatures w14:val="none"/>
         </w:rPr>
-        <w:t xml:space="preserve">eñora Huamán </w:t>
+        <w:t xml:space="preserve"/>
       </w:r>
       <w:r>
         <w:rPr>
@@ -3092,7 +3092,7 @@
           <w:lang w:val="es-ES" w:eastAsia="es-ES"/>
           <w14:ligatures w14:val="none"/>
         </w:rPr>
-        <w:t>solicitó, en calidad de m</w:t>
+        <w:t/>
       </w:r>
       <w:r>
         <w:rPr>
@@ -3102,7 +3102,7 @@
           <w:lang w:val="es-ES" w:eastAsia="es-ES"/>
           <w14:ligatures w14:val="none"/>
         </w:rPr>
-        <w:t xml:space="preserve">edida correctiva, que </w:t>
+        <w:t xml:space="preserve"/>
       </w:r>
       <w:proofErr w:type="spellStart"/>
       <w:r>
@@ -3113,7 +3113,7 @@
           <w:lang w:val="es-ES" w:eastAsia="es-ES"/>
           <w14:ligatures w14:val="none"/>
         </w:rPr>
-        <w:t>Protecta</w:t>
+        <w:t/>
       </w:r>
       <w:proofErr w:type="spellEnd"/>
       <w:r>
@@ -3124,7 +3124,7 @@
           <w:lang w:val="es-ES" w:eastAsia="es-ES"/>
           <w14:ligatures w14:val="none"/>
         </w:rPr>
-        <w:t xml:space="preserve"> </w:t>
+        <w:t xml:space="preserve"/>
       </w:r>
       <w:r>
         <w:rPr>
@@ -3134,7 +3134,7 @@
           <w:lang w:val="es-ES" w:eastAsia="es-ES"/>
           <w14:ligatures w14:val="none"/>
         </w:rPr>
-        <w:t xml:space="preserve">cumpla </w:t>
+        <w:t xml:space="preserve"/>
       </w:r>
       <w:r>
         <w:rPr>
@@ -3144,7 +3144,7 @@
           <w:lang w:val="es-ES" w:eastAsia="es-ES"/>
           <w14:ligatures w14:val="none"/>
         </w:rPr>
-        <w:t xml:space="preserve">con </w:t>
+        <w:t xml:space="preserve"/>
       </w:r>
       <w:r>
         <w:rPr>
@@ -3154,7 +3154,7 @@
           <w:lang w:val="es-ES" w:eastAsia="es-ES"/>
           <w14:ligatures w14:val="none"/>
         </w:rPr>
-        <w:t xml:space="preserve">activar la </w:t>
+        <w:t xml:space="preserve"/>
       </w:r>
       <w:r>
         <w:rPr>
@@ -3164,7 +3164,7 @@
           <w:lang w:val="es-ES" w:eastAsia="es-ES"/>
           <w14:ligatures w14:val="none"/>
         </w:rPr>
-        <w:t>P</w:t>
+        <w:t/>
       </w:r>
       <w:r>
         <w:rPr>
@@ -3174,7 +3174,7 @@
           <w:lang w:val="es-ES" w:eastAsia="es-ES"/>
           <w14:ligatures w14:val="none"/>
         </w:rPr>
-        <w:t xml:space="preserve">óliza 166-112629409 y la </w:t>
+        <w:t xml:space="preserve"/>
       </w:r>
       <w:r>
         <w:rPr>
@@ -3184,7 +3184,7 @@
           <w:lang w:val="es-ES" w:eastAsia="es-ES"/>
           <w14:ligatures w14:val="none"/>
         </w:rPr>
-        <w:t>P</w:t>
+        <w:t/>
       </w:r>
       <w:r>
         <w:rPr>
@@ -3194,7 +3194,7 @@
           <w:lang w:val="es-ES" w:eastAsia="es-ES"/>
           <w14:ligatures w14:val="none"/>
         </w:rPr>
-        <w:t xml:space="preserve">óliza 166-127012747, </w:t>
+        <w:t xml:space="preserve"/>
       </w:r>
       <w:r>
         <w:rPr>
@@ -3204,7 +3204,7 @@
           <w:lang w:val="es-ES" w:eastAsia="es-ES"/>
           <w14:ligatures w14:val="none"/>
         </w:rPr>
-        <w:t>en virtud de</w:t>
+        <w:t/>
       </w:r>
       <w:r>
         <w:rPr>
@@ -3214,7 +3214,7 @@
           <w:lang w:val="es-ES" w:eastAsia="es-ES"/>
           <w14:ligatures w14:val="none"/>
         </w:rPr>
-        <w:t xml:space="preserve"> los contratos de seguros</w:t>
+        <w:t xml:space="preserve"/>
       </w:r>
       <w:r>
         <w:rPr>
@@ -3224,7 +3224,7 @@
           <w:lang w:val="es-ES" w:eastAsia="es-ES"/>
           <w14:ligatures w14:val="none"/>
         </w:rPr>
-        <w:t xml:space="preserve"> de </w:t>
+        <w:t xml:space="preserve"/>
       </w:r>
       <w:r>
         <w:rPr>
@@ -3235,7 +3235,7 @@
           <w14:ligatures w14:val="none"/>
         </w:rPr>
         <w:lastRenderedPageBreak/>
-        <w:t xml:space="preserve">desgravamen </w:t>
+        <w:t xml:space="preserve"/>
       </w:r>
       <w:r>
         <w:rPr>
@@ -3245,7 +3245,7 @@
           <w:lang w:val="es-ES" w:eastAsia="es-ES"/>
           <w14:ligatures w14:val="none"/>
         </w:rPr>
-        <w:t xml:space="preserve">celebrados con </w:t>
+        <w:t xml:space="preserve"/>
       </w:r>
       <w:r>
         <w:rPr>
@@ -3255,7 +3255,7 @@
           <w:lang w:val="es-ES" w:eastAsia="es-ES"/>
           <w14:ligatures w14:val="none"/>
         </w:rPr>
-        <w:t xml:space="preserve">el causante </w:t>
+        <w:t xml:space="preserve"/>
       </w:r>
       <w:r>
         <w:rPr>
@@ -3265,7 +3265,7 @@
           <w:lang w:val="es-ES" w:eastAsia="es-ES"/>
           <w14:ligatures w14:val="none"/>
         </w:rPr>
-        <w:t>asociad</w:t>
+        <w:t/>
       </w:r>
       <w:r>
         <w:rPr>
@@ -3275,7 +3275,7 @@
           <w:lang w:val="es-ES" w:eastAsia="es-ES"/>
           <w14:ligatures w14:val="none"/>
         </w:rPr>
-        <w:t>o</w:t>
+        <w:t/>
       </w:r>
       <w:r>
         <w:rPr>
@@ -3285,7 +3285,7 @@
           <w:lang w:val="es-ES" w:eastAsia="es-ES"/>
           <w14:ligatures w14:val="none"/>
         </w:rPr>
-        <w:t xml:space="preserve">s a los créditos obtenidos con el </w:t>
+        <w:t xml:space="preserve"/>
       </w:r>
       <w:r>
         <w:rPr>
@@ -3295,7 +3295,7 @@
           <w:lang w:val="es-ES" w:eastAsia="es-ES"/>
           <w14:ligatures w14:val="none"/>
         </w:rPr>
-        <w:t>Banco</w:t>
+        <w:t/>
       </w:r>
       <w:r>
         <w:rPr>
@@ -3305,7 +3305,7 @@
           <w:lang w:val="es-ES" w:eastAsia="es-ES"/>
           <w14:ligatures w14:val="none"/>
         </w:rPr>
-        <w:t xml:space="preserve">. </w:t>
+        <w:t xml:space="preserve"/>
       </w:r>
       <w:r>
         <w:rPr>
@@ -3315,7 +3315,7 @@
           <w:lang w:val="es-ES" w:eastAsia="es-ES"/>
           <w14:ligatures w14:val="none"/>
         </w:rPr>
-        <w:t>Asimismo, requirió el reembolso de costos y costas del presente procedimiento.</w:t>
+        <w:t/>
       </w:r>
     </w:p>
     <w:p>
@@ -5175,7 +5175,7 @@
           <w:lang w:eastAsia="es-PE"/>
           <w14:ligatures w14:val="none"/>
         </w:rPr>
-        <w:t xml:space="preserve">PRIMERO: </w:t>
+        <w:t xml:space="preserve">PRIMERO: admitir a trámite la denuncia del 13 de marzo de 2025, subsanada mediante escrito del 09 de junio del 2025, interpuesta por la señora [DENUNCIANTE] contra el Banco Agropecuario S.A. y Protecta S.A. Compañía de Seguros y Reaseguros, por lo siguiente:</w:t>
       </w:r>
       <w:r>
         <w:rPr>
@@ -5186,7 +5186,7 @@
           <w:lang w:eastAsia="es-PE"/>
           <w14:ligatures w14:val="none"/>
         </w:rPr>
-        <w:t xml:space="preserve">admitir a trámite la denuncia del </w:t>
+        <w:t xml:space="preserve"/>
       </w:r>
       <w:r>
         <w:rPr>
@@ -5196,7 +5196,7 @@
           <w:lang w:val="es-ES" w:eastAsia="es-ES"/>
           <w14:ligatures w14:val="none"/>
         </w:rPr>
-        <w:t>13 de marzo de 2025, subsanada mediante escrito del 09 de junio del 2025</w:t>
+        <w:t/>
       </w:r>
       <w:r>
         <w:rPr>
@@ -5206,7 +5206,7 @@
           <w:lang w:val="es-ES" w:eastAsia="es-ES"/>
           <w14:ligatures w14:val="none"/>
         </w:rPr>
-        <w:t xml:space="preserve">, </w:t>
+        <w:t xml:space="preserve"/>
       </w:r>
       <w:r>
         <w:rPr>
@@ -5217,7 +5217,7 @@
           <w:lang w:eastAsia="es-PE"/>
           <w14:ligatures w14:val="none"/>
         </w:rPr>
-        <w:t xml:space="preserve">interpuesta </w:t>
+        <w:t xml:space="preserve"/>
       </w:r>
       <w:r>
         <w:rPr>
@@ -5228,7 +5228,7 @@
           <w:lang w:eastAsia="es-PE"/>
           <w14:ligatures w14:val="none"/>
         </w:rPr>
-        <w:t xml:space="preserve">por </w:t>
+        <w:t xml:space="preserve"/>
       </w:r>
       <w:r>
         <w:rPr>
@@ -5238,7 +5238,7 @@
           <w:kern w:val="0"/>
           <w14:ligatures w14:val="none"/>
         </w:rPr>
-        <w:t>la</w:t>
+        <w:t/>
       </w:r>
       <w:r>
         <w:rPr>
@@ -5248,7 +5248,7 @@
           <w:kern w:val="0"/>
           <w14:ligatures w14:val="none"/>
         </w:rPr>
-        <w:t xml:space="preserve"> </w:t>
+        <w:t xml:space="preserve"/>
       </w:r>
       <w:r>
         <w:rPr>
@@ -5258,7 +5258,7 @@
           <w:kern w:val="0"/>
           <w14:ligatures w14:val="none"/>
         </w:rPr>
-        <w:t xml:space="preserve">señora </w:t>
+        <w:t xml:space="preserve"/>
       </w:r>
       <w:r>
         <w:rPr>
@@ -5269,7 +5269,7 @@
           <w:lang w:eastAsia="es-PE"/>
           <w14:ligatures w14:val="none"/>
         </w:rPr>
-        <w:t xml:space="preserve">María Virginia Huamán Aliaga </w:t>
+        <w:t xml:space="preserve"/>
       </w:r>
       <w:r>
         <w:rPr>
@@ -5280,7 +5280,7 @@
           <w:lang w:eastAsia="es-PE"/>
           <w14:ligatures w14:val="none"/>
         </w:rPr>
-        <w:t xml:space="preserve">contra </w:t>
+        <w:t xml:space="preserve"/>
       </w:r>
       <w:r>
         <w:rPr>
@@ -5291,14 +5291,14 @@
           <w:lang w:eastAsia="es-PE"/>
           <w14:ligatures w14:val="none"/>
         </w:rPr>
-        <w:t xml:space="preserve">el </w:t>
+        <w:t xml:space="preserve"/>
       </w:r>
       <w:r>
         <w:rPr>
           <w:rFonts w:ascii="Arial Narrow" w:eastAsia="Arial Narrow" w:hAnsi="Arial Narrow" w:cs="Arial Narrow"/>
           <w:bCs/>
         </w:rPr>
-        <w:t xml:space="preserve">Banco Agropecuario S.A. y </w:t>
+        <w:t xml:space="preserve"/>
       </w:r>
       <w:proofErr w:type="spellStart"/>
       <w:r>
@@ -5306,7 +5306,7 @@
           <w:rFonts w:ascii="Arial Narrow" w:eastAsia="Arial Narrow" w:hAnsi="Arial Narrow" w:cs="Arial Narrow"/>
           <w:bCs/>
         </w:rPr>
-        <w:t>Protecta</w:t>
+        <w:t/>
       </w:r>
       <w:proofErr w:type="spellEnd"/>
       <w:r>
@@ -5314,7 +5314,7 @@
           <w:rFonts w:ascii="Arial Narrow" w:eastAsia="Arial Narrow" w:hAnsi="Arial Narrow" w:cs="Arial Narrow"/>
           <w:bCs/>
         </w:rPr>
-        <w:t xml:space="preserve"> S.A. Compañía de Seguros y Reaseguros</w:t>
+        <w:t xml:space="preserve"/>
       </w:r>
       <w:r>
         <w:rPr>
@@ -5325,7 +5325,7 @@
           <w:lang w:eastAsia="es-PE"/>
           <w14:ligatures w14:val="none"/>
         </w:rPr>
-        <w:t>, por lo siguiente:</w:t>
+        <w:t/>
       </w:r>
     </w:p>
     <w:p>
@@ -8205,7 +8205,7 @@
           <w:b/>
           <w:bCs/>
         </w:rPr>
-        <w:t>DÉCIMO</w:t>
+        <w:t xml:space="preserve">DÉCIMO PRIMERO: requerir a la señora [DENUNCIANTE] para que, dentro del plazo de dos (2) días hábiles siguientes a la fecha en que reciba la notificación en su bandeja de correo electrónico, efectúe la confirmación de recepción de la notificación remitida por este despacho a su correo electrónico, de conformidad con el segundo párrafo del numeral 4 del artículo 20 del Texto Único Ordenado de la Ley del Procedimiento Administrativo General, aprobado mediante Decreto Supremo 006-2026-JUS, bajo apercibimiento de rehacer el acto de notificación y notificarle conforme al numeral 1 del artículo 20 del citado cuerpo normativo.</w:t>
       </w:r>
       <w:r>
         <w:rPr>
@@ -8213,7 +8213,7 @@
           <w:b/>
           <w:bCs/>
         </w:rPr>
-        <w:t xml:space="preserve"> PRIMERO</w:t>
+        <w:t xml:space="preserve"/>
       </w:r>
       <w:r>
         <w:rPr>
@@ -8223,7 +8223,7 @@
           <w:kern w:val="0"/>
           <w14:ligatures w14:val="none"/>
         </w:rPr>
-        <w:t>:</w:t>
+        <w:t/>
       </w:r>
       <w:r>
         <w:rPr>
@@ -8233,7 +8233,7 @@
           <w:kern w:val="0"/>
           <w14:ligatures w14:val="none"/>
         </w:rPr>
-        <w:t xml:space="preserve"> </w:t>
+        <w:t xml:space="preserve"/>
       </w:r>
       <w:r>
         <w:rPr>
@@ -8243,7 +8243,7 @@
           <w:kern w:val="0"/>
           <w14:ligatures w14:val="none"/>
         </w:rPr>
-        <w:t>requerir a la</w:t>
+        <w:t/>
       </w:r>
       <w:r>
         <w:rPr>
@@ -8253,7 +8253,7 @@
           <w:kern w:val="0"/>
           <w14:ligatures w14:val="none"/>
         </w:rPr>
-        <w:t xml:space="preserve"> </w:t>
+        <w:t xml:space="preserve"/>
       </w:r>
       <w:r>
         <w:rPr>
@@ -8264,7 +8264,7 @@
           <w:lang w:eastAsia="es-PE"/>
           <w14:ligatures w14:val="none"/>
         </w:rPr>
-        <w:t xml:space="preserve">señora </w:t>
+        <w:t xml:space="preserve"/>
       </w:r>
       <w:r>
         <w:rPr>
@@ -8275,7 +8275,7 @@
           <w:lang w:eastAsia="es-PE"/>
           <w14:ligatures w14:val="none"/>
         </w:rPr>
-        <w:t>María Virginia Huamán Aliaga</w:t>
+        <w:t/>
       </w:r>
       <w:r>
         <w:rPr>
@@ -8286,35 +8286,35 @@
           <w:lang w:eastAsia="es-PE"/>
           <w14:ligatures w14:val="none"/>
         </w:rPr>
-        <w:t xml:space="preserve"> </w:t>
+        <w:t xml:space="preserve"/>
       </w:r>
       <w:r>
         <w:rPr>
           <w:rFonts w:ascii="Arial Narrow" w:hAnsi="Arial Narrow"/>
           <w:color w:val="000000"/>
         </w:rPr>
-        <w:t>para que, dentro</w:t>
+        <w:t/>
       </w:r>
       <w:r>
         <w:rPr>
           <w:rFonts w:ascii="Arial Narrow" w:hAnsi="Arial Narrow"/>
           <w:color w:val="000000"/>
         </w:rPr>
-        <w:t xml:space="preserve"> del plazo de dos (2) días hábiles siguientes a la fecha en </w:t>
+        <w:t xml:space="preserve"/>
       </w:r>
       <w:r>
         <w:rPr>
           <w:rFonts w:ascii="Arial Narrow" w:hAnsi="Arial Narrow"/>
           <w:color w:val="000000"/>
         </w:rPr>
-        <w:t>que reciba la notificación en su bandeja de correo electrónico, efectúe la confirmación de recepción de la notificación remitida por este despacho a su correo electrónico, de conformidad con el segundo párrafo d</w:t>
+        <w:t/>
       </w:r>
       <w:r>
         <w:rPr>
           <w:rFonts w:ascii="Arial Narrow" w:hAnsi="Arial Narrow"/>
           <w:color w:val="000000"/>
         </w:rPr>
-        <w:t>el numeral 4 del artículo 20</w:t>
+        <w:t/>
       </w:r>
       <w:r>
         <w:rPr>
@@ -8331,7 +8331,7 @@
           <w:rFonts w:ascii="Arial Narrow" w:hAnsi="Arial Narrow"/>
           <w:color w:val="000000"/>
         </w:rPr>
-        <w:t xml:space="preserve"> del Texto Único Ordenado de la Ley del Procedimiento Administrativo General, aprobado mediante Decreto Supremo 006-2026-JUS, bajo apercibimiento de rehacer el acto de notificación y notificarle conforme al numeral 1 del artículo 20</w:t>
+        <w:t xml:space="preserve"/>
       </w:r>
       <w:r>
         <w:rPr>
@@ -8348,7 +8348,7 @@
           <w:rFonts w:ascii="Arial Narrow" w:hAnsi="Arial Narrow"/>
           <w:color w:val="000000"/>
         </w:rPr>
-        <w:t xml:space="preserve"> del citado cuerpo normativo</w:t>
+        <w:t xml:space="preserve"/>
       </w:r>
       <w:r>
         <w:rPr>
@@ -8361,7 +8361,7 @@
         <w:rPr>
           <w:rFonts w:ascii="Arial Narrow" w:hAnsi="Arial Narrow" w:cs="Arial"/>
         </w:rPr>
-        <w:t>.</w:t>
+        <w:t/>
       </w:r>
     </w:p>
     <w:p>

--- a/plantillas_maestras/03_seguro_desgravamen/negativa_cobertura/2_ddos_banco_y_aseguradora/mujer/TPL_1496_2025_SEGURO_DESGRAVAMEN_NEGATIVA_COBERTURA_BANCO_MUJER_R1.docx
+++ b/plantillas_maestras/03_seguro_desgravamen/negativa_cobertura/2_ddos_banco_y_aseguradora/mujer/TPL_1496_2025_SEGURO_DESGRAVAMEN_NEGATIVA_COBERTURA_BANCO_MUJER_R1.docx
@@ -768,6 +768,7 @@
       </w:r>
       <w:r>
         <w:rPr>
+          <w:rStyle w:val="Refdenotaalpie"/>
           <w:rFonts w:ascii="Arial Narrow" w:eastAsia="Times New Roman" w:hAnsi="Arial Narrow" w:cs="Times New Roman"/>
           <w:color w:val="000000"/>
           <w:kern w:val="0"/>
@@ -911,6 +912,7 @@
       </w:r>
       <w:r>
         <w:rPr>
+          <w:rStyle w:val="Refdenotaalpie"/>
           <w:rFonts w:ascii="Arial Narrow" w:eastAsia="Times New Roman" w:hAnsi="Arial Narrow" w:cs="Times New Roman"/>
           <w:color w:val="000000"/>
           <w:kern w:val="0"/>
@@ -3428,6 +3430,7 @@
       </w:r>
       <w:r>
         <w:rPr>
+          <w:rStyle w:val="Refdenotaalpie"/>
           <w:rFonts w:ascii="Arial Narrow" w:eastAsia="Arial Narrow" w:hAnsi="Arial Narrow" w:cs="Arial Narrow"/>
           <w:kern w:val="0"/>
           <w:vertAlign w:val="superscript"/>
@@ -3539,6 +3542,7 @@
       </w:r>
       <w:r>
         <w:rPr>
+          <w:rStyle w:val="Refdenotaalpie"/>
           <w:rFonts w:ascii="Arial Narrow" w:eastAsia="Arial Narrow" w:hAnsi="Arial Narrow" w:cs="Arial"/>
           <w:kern w:val="0"/>
           <w:vertAlign w:val="superscript"/>
@@ -4045,6 +4049,7 @@
       </w:r>
       <w:r>
         <w:rPr>
+          <w:rStyle w:val="Refdenotaalpie"/>
           <w:rFonts w:ascii="Arial Narrow" w:eastAsia="Arial Narrow" w:hAnsi="Arial Narrow" w:cs="Arial"/>
           <w:bCs/>
           <w:color w:val="000000"/>
@@ -4479,6 +4484,7 @@
       </w:r>
       <w:r>
         <w:rPr>
+          <w:rStyle w:val="Refdenotaalpie"/>
           <w:rFonts w:ascii="Arial Narrow" w:eastAsia="Arial Narrow" w:hAnsi="Arial Narrow" w:cs="Arial Narrow"/>
           <w:kern w:val="0"/>
           <w:vertAlign w:val="superscript"/>
@@ -6028,7 +6034,6 @@
         <w:rPr>
           <w:rFonts w:ascii="Arial Narrow" w:eastAsia="Arial Narrow" w:hAnsi="Arial Narrow" w:cs="Arial Narrow"/>
           <w:kern w:val="0"/>
-          <w:highlight w:val="green"/>
           <w14:ligatures w14:val="none"/>
         </w:rPr>
       </w:pPr>
@@ -6856,6 +6861,7 @@
       </w:r>
       <w:r>
         <w:rPr>
+          <w:rStyle w:val="Refdenotaalpie"/>
           <w:rFonts w:ascii="Arial Narrow" w:eastAsia="Calibri" w:hAnsi="Arial Narrow" w:cs="Arial"/>
           <w:kern w:val="0"/>
           <w:vertAlign w:val="superscript"/>
@@ -6900,6 +6906,7 @@
       </w:r>
       <w:r>
         <w:rPr>
+          <w:rStyle w:val="Refdenotaalpie"/>
           <w:rFonts w:ascii="Arial Narrow" w:eastAsia="Calibri" w:hAnsi="Arial Narrow" w:cs="Arial"/>
           <w:spacing w:val="-2"/>
           <w:kern w:val="0"/>
@@ -7739,6 +7746,7 @@
       </w:r>
       <w:r>
         <w:rPr>
+          <w:rStyle w:val="Refdenotaalpie"/>
           <w:rFonts w:ascii="Arial Narrow" w:eastAsia="Arial Narrow" w:hAnsi="Arial Narrow" w:cs="Times New Roman"/>
           <w:color w:val="000000"/>
           <w:kern w:val="0"/>
@@ -7820,6 +7828,7 @@
       </w:r>
       <w:r>
         <w:rPr>
+          <w:rStyle w:val="Refdenotaalpie"/>
           <w:rFonts w:ascii="Arial Narrow" w:eastAsia="Arial Narrow" w:hAnsi="Arial Narrow" w:cs="Times New Roman"/>
           <w:color w:val="000000"/>
           <w:kern w:val="0"/>
@@ -7873,6 +7882,7 @@
       </w:r>
       <w:r>
         <w:rPr>
+          <w:rStyle w:val="Refdenotaalpie"/>
           <w:rFonts w:ascii="Arial Narrow" w:eastAsia="Arial Narrow" w:hAnsi="Arial Narrow" w:cs="Times New Roman"/>
           <w:color w:val="000000"/>
           <w:kern w:val="0"/>
@@ -8065,6 +8075,7 @@
       </w:r>
       <w:r>
         <w:rPr>
+          <w:rStyle w:val="Refdenotaalpie"/>
           <w:rFonts w:ascii="Arial Narrow" w:eastAsia="Calibri" w:hAnsi="Arial Narrow" w:cs="Arial"/>
           <w:kern w:val="0"/>
           <w:vertAlign w:val="superscript"/>
@@ -8352,6 +8363,7 @@
       </w:r>
       <w:r>
         <w:rPr>
+          <w:rStyle w:val="Refdenotaalpie"/>
           <w:rFonts w:ascii="Arial Narrow" w:hAnsi="Arial Narrow"/>
           <w:vertAlign w:val="superscript"/>
         </w:rPr>
@@ -8848,14 +8860,14 @@
         <w:tab w:val="right" w:pos="8838"/>
       </w:tabs>
       <w:rPr>
-        <w:rFonts w:ascii="Arial" w:eastAsia="Arial" w:hAnsi="Arial" w:cs="Arial"/>
+        <w:rFonts w:ascii="Arial Narrow" w:eastAsia="Arial" w:hAnsi="Arial Narrow" w:cs="Arial"/>
         <w:sz w:val="16"/>
         <w:szCs w:val="16"/>
       </w:rPr>
     </w:pPr>
     <w:r>
       <w:rPr>
-        <w:rFonts w:ascii="Arial" w:eastAsia="Arial" w:hAnsi="Arial" w:cs="Arial"/>
+        <w:rFonts w:ascii="Arial Narrow" w:eastAsia="Arial" w:hAnsi="Arial Narrow" w:cs="Arial"/>
         <w:sz w:val="16"/>
         <w:szCs w:val="16"/>
       </w:rPr>
@@ -8869,7 +8881,7 @@
     </w:pPr>
     <w:r>
       <w:rPr>
-        <w:rFonts w:ascii="Arial" w:eastAsia="Arial" w:hAnsi="Arial" w:cs="Arial"/>
+        <w:rFonts w:ascii="Arial Narrow" w:eastAsia="Arial" w:hAnsi="Arial Narrow" w:cs="Arial"/>
         <w:sz w:val="16"/>
         <w:szCs w:val="16"/>
       </w:rPr>
@@ -8877,7 +8889,7 @@
     </w:r>
     <w:r>
       <w:rPr>
-        <w:rFonts w:ascii="Arial" w:eastAsia="Arial" w:hAnsi="Arial" w:cs="Arial"/>
+        <w:rFonts w:ascii="Arial Narrow" w:eastAsia="Arial" w:hAnsi="Arial Narrow" w:cs="Arial"/>
         <w:sz w:val="16"/>
         <w:szCs w:val="16"/>
       </w:rPr>
@@ -8885,7 +8897,7 @@
     </w:r>
     <w:r>
       <w:rPr>
-        <w:rFonts w:ascii="Arial" w:eastAsia="Arial" w:hAnsi="Arial" w:cs="Arial"/>
+        <w:rFonts w:ascii="Arial Narrow" w:eastAsia="Arial" w:hAnsi="Arial Narrow" w:cs="Arial"/>
         <w:sz w:val="16"/>
         <w:szCs w:val="16"/>
       </w:rPr>
@@ -8893,7 +8905,7 @@
     </w:r>
     <w:r>
       <w:rPr>
-        <w:rFonts w:ascii="Arial" w:eastAsia="Arial" w:hAnsi="Arial" w:cs="Arial"/>
+        <w:rFonts w:ascii="Arial Narrow" w:eastAsia="Arial" w:hAnsi="Arial Narrow" w:cs="Arial"/>
         <w:sz w:val="16"/>
         <w:szCs w:val="16"/>
       </w:rPr>
@@ -8901,7 +8913,7 @@
     </w:r>
     <w:r>
       <w:rPr>
-        <w:rFonts w:ascii="Arial" w:eastAsia="Arial" w:hAnsi="Arial" w:cs="Arial"/>
+        <w:rFonts w:ascii="Arial Narrow" w:eastAsia="Arial" w:hAnsi="Arial Narrow" w:cs="Arial"/>
         <w:sz w:val="16"/>
         <w:szCs w:val="16"/>
       </w:rPr>
@@ -8951,6 +8963,7 @@
           <w:rFonts w:ascii="Arial Narrow" w:hAnsi="Arial Narrow" w:cs="Arial"/>
           <w:sz w:val="16"/>
           <w:szCs w:val="16"/>
+          <w:vertAlign w:val="superscript"/>
         </w:rPr>
         <w:footnoteRef/>
       </w:r>
@@ -9101,6 +9114,7 @@
           <w:rFonts w:ascii="Arial Narrow" w:hAnsi="Arial Narrow" w:cs="Arial"/>
           <w:sz w:val="16"/>
           <w:szCs w:val="16"/>
+          <w:vertAlign w:val="superscript"/>
         </w:rPr>
         <w:footnoteRef/>
       </w:r>
@@ -9175,6 +9189,7 @@
           <w:rFonts w:ascii="Arial Narrow" w:hAnsi="Arial Narrow" w:cs="Arial"/>
           <w:sz w:val="16"/>
           <w:szCs w:val="16"/>
+          <w:vertAlign w:val="superscript"/>
         </w:rPr>
         <w:footnoteRef/>
       </w:r>
@@ -9446,6 +9461,7 @@
           <w:rFonts w:ascii="Arial Narrow" w:hAnsi="Arial Narrow"/>
           <w:sz w:val="16"/>
           <w:szCs w:val="16"/>
+          <w:vertAlign w:val="superscript"/>
         </w:rPr>
         <w:footnoteRef/>
       </w:r>
@@ -9629,6 +9645,7 @@
           <w:rFonts w:ascii="Arial Narrow" w:hAnsi="Arial Narrow"/>
           <w:sz w:val="16"/>
           <w:szCs w:val="16"/>
+          <w:vertAlign w:val="superscript"/>
         </w:rPr>
         <w:footnoteRef/>
       </w:r>
@@ -9932,6 +9949,7 @@
           <w:rFonts w:ascii="Arial Narrow" w:hAnsi="Arial Narrow" w:cs="Arial"/>
           <w:sz w:val="16"/>
           <w:szCs w:val="16"/>
+          <w:vertAlign w:val="superscript"/>
         </w:rPr>
         <w:footnoteRef/>
       </w:r>
@@ -10117,6 +10135,7 @@
           <w:rFonts w:ascii="Arial Narrow" w:hAnsi="Arial Narrow" w:cs="Arial"/>
           <w:sz w:val="16"/>
           <w:szCs w:val="16"/>
+          <w:vertAlign w:val="superscript"/>
         </w:rPr>
         <w:footnoteRef/>
       </w:r>
@@ -10205,6 +10224,7 @@
           <w:rFonts w:ascii="Arial Narrow" w:hAnsi="Arial Narrow" w:cs="Arial"/>
           <w:sz w:val="16"/>
           <w:szCs w:val="16"/>
+          <w:vertAlign w:val="superscript"/>
         </w:rPr>
         <w:footnoteRef/>
       </w:r>
@@ -10392,7 +10412,7 @@
       </w:pPr>
       <w:r>
         <w:rPr>
-          <w:rStyle w:val="TextonotapieCar"/>
+          <w:rStyle w:val="Refdenotaalpie"/>
           <w:rFonts w:ascii="Arial Narrow" w:hAnsi="Arial Narrow" w:cs="Arial"/>
           <w:sz w:val="16"/>
           <w:szCs w:val="16"/>
@@ -10608,6 +10628,7 @@
           <w:rFonts w:ascii="Arial Narrow" w:hAnsi="Arial Narrow" w:cs="Arial"/>
           <w:sz w:val="16"/>
           <w:szCs w:val="16"/>
+          <w:vertAlign w:val="superscript"/>
         </w:rPr>
         <w:footnoteRef/>
       </w:r>
@@ -11425,6 +11446,7 @@
           <w:rFonts w:ascii="Arial Narrow" w:hAnsi="Arial Narrow" w:cs="Arial"/>
           <w:sz w:val="16"/>
           <w:szCs w:val="16"/>
+          <w:vertAlign w:val="superscript"/>
         </w:rPr>
         <w:footnoteRef/>
       </w:r>
@@ -11645,6 +11667,7 @@
           <w:bCs/>
           <w:sz w:val="16"/>
           <w:szCs w:val="16"/>
+          <w:vertAlign w:val="superscript"/>
         </w:rPr>
         <w:footnoteRef/>
       </w:r>
@@ -11805,6 +11828,7 @@
           <w:rFonts w:ascii="Arial Narrow" w:hAnsi="Arial Narrow" w:cs="Arial"/>
           <w:sz w:val="16"/>
           <w:szCs w:val="16"/>
+          <w:vertAlign w:val="superscript"/>
         </w:rPr>
         <w:footnoteRef/>
       </w:r>
@@ -14211,6 +14235,17 @@
       <w:szCs w:val="20"/>
     </w:rPr>
   </w:style>
+  <w:style w:type="character" w:styleId="FootnoteReference">
+    <w:name w:val="footnote reference"/>
+    <w:basedOn w:val="Fuentedeprrafopredeter"/>
+    <w:uiPriority w:val="99"/>
+    <w:semiHidden/>
+    <w:unhideWhenUsed/>
+    <w:rPr>
+      <w:rFonts w:ascii="Arial Narrow" w:hAnsi="Arial Narrow"/>
+      <w:vertAlign w:val="superscript"/>
+    </w:rPr>
+  </w:style>
 </w:styles>
 </file>
 

--- a/plantillas_maestras/03_seguro_desgravamen/negativa_cobertura/2_ddos_banco_y_aseguradora/mujer/TPL_1496_2025_SEGURO_DESGRAVAMEN_NEGATIVA_COBERTURA_BANCO_MUJER_R1.docx
+++ b/plantillas_maestras/03_seguro_desgravamen/negativa_cobertura/2_ddos_banco_y_aseguradora/mujer/TPL_1496_2025_SEGURO_DESGRAVAMEN_NEGATIVA_COBERTURA_BANCO_MUJER_R1.docx
@@ -1,8 +1,8 @@
 
 <file path=word/document.xml><?xml version="1.0" encoding="utf-8"?>
-<w:document xmlns:wpc="http://schemas.microsoft.com/office/word/2010/wordprocessingCanvas" xmlns:cx="http://schemas.microsoft.com/office/drawing/2014/chartex" xmlns:cx1="http://schemas.microsoft.com/office/drawing/2015/9/8/chartex" xmlns:cx2="http://schemas.microsoft.com/office/drawing/2015/10/21/chartex" xmlns:cx3="http://schemas.microsoft.com/office/drawing/2016/5/9/chartex" xmlns:cx4="http://schemas.microsoft.com/office/drawing/2016/5/10/chartex" xmlns:cx5="http://schemas.microsoft.com/office/drawing/2016/5/11/chartex" xmlns:cx6="http://schemas.microsoft.com/office/drawing/2016/5/12/chartex" xmlns:cx7="http://schemas.microsoft.com/office/drawing/2016/5/13/chartex" xmlns:cx8="http://schemas.microsoft.com/office/drawing/2016/5/14/chartex" xmlns:mc="http://schemas.openxmlformats.org/markup-compatibility/2006" xmlns:aink="http://schemas.microsoft.com/office/drawing/2016/ink" xmlns:am3d="http://schemas.microsoft.com/office/drawing/2017/model3d" xmlns:o="urn:schemas-microsoft-com:office:office" xmlns:oel="http://schemas.microsoft.com/office/2019/extlst" xmlns:r="http://schemas.openxmlformats.org/officeDocument/2006/relationships" xmlns:m="http://schemas.openxmlformats.org/officeDocument/2006/math" xmlns:v="urn:schemas-microsoft-com:vml" xmlns:wp14="http://schemas.microsoft.com/office/word/2010/wordprocessingDrawing" xmlns:wp="http://schemas.openxmlformats.org/drawingml/2006/wordprocessingDrawing" xmlns:w10="urn:schemas-microsoft-com:office:word" xmlns:w="http://schemas.openxmlformats.org/wordprocessingml/2006/main" xmlns:w14="http://schemas.microsoft.com/office/word/2010/wordml" xmlns:w15="http://schemas.microsoft.com/office/word/2012/wordml" xmlns:w16cex="http://schemas.microsoft.com/office/word/2018/wordml/cex" xmlns:w16cid="http://schemas.microsoft.com/office/word/2016/wordml/cid" xmlns:w16="http://schemas.microsoft.com/office/word/2018/wordml" xmlns:w16du="http://schemas.microsoft.com/office/word/2023/wordml/word16du" xmlns:w16sdtdh="http://schemas.microsoft.com/office/word/2020/wordml/sdtdatahash" xmlns:w16sdtfl="http://schemas.microsoft.com/office/word/2024/wordml/sdtformatlock" xmlns:w16se="http://schemas.microsoft.com/office/word/2015/wordml/symex" xmlns:wpg="http://schemas.microsoft.com/office/word/2010/wordprocessingGroup" xmlns:wpi="http://schemas.microsoft.com/office/word/2010/wordprocessingInk" xmlns:wne="http://schemas.microsoft.com/office/word/2006/wordml" xmlns:wps="http://schemas.microsoft.com/office/word/2010/wordprocessingShape" mc:Ignorable="w14 w15 w16se w16cid w16 w16cex w16sdtdh w16sdtfl w16du wp14">
+<w:document xmlns:ns1="http://schemas.openxmlformats.org/markup-compatibility/2006" xmlns:ns2="http://schemas.microsoft.com/office/word/2010/wordml" xmlns:ns3="http://schemas.openxmlformats.org/officeDocument/2006/relationships" xmlns:w="http://schemas.openxmlformats.org/wordprocessingml/2006/main" ns1:Ignorable="w14 w15 w16se w16cid w16 w16cex w16sdtdh w16sdtfl w16du wp14">
   <w:body>
-    <w:p>
+    <w:p ns2:paraId="4D92E425" ns2:textId="1AF49F0C">
       <w:pPr>
         <w:tabs>
           <w:tab w:val="left" w:pos="1701"/>
@@ -14,7 +14,7 @@
           <w:color w:val="000000"/>
           <w:kern w:val="0"/>
           <w:lang w:eastAsia="es-PE"/>
-          <w14:ligatures w14:val="none"/>
+          <ns2:ligatures ns2:val="none"/>
         </w:rPr>
       </w:pPr>
       <w:bookmarkStart w:id="0" w:name="_Hlk80343540"/>
@@ -25,7 +25,7 @@
           <w:color w:val="000000"/>
           <w:kern w:val="0"/>
           <w:lang w:eastAsia="es-PE"/>
-          <w14:ligatures w14:val="none"/>
+          <ns2:ligatures ns2:val="none"/>
         </w:rPr>
         <w:t>EX</w:t>
       </w:r>
@@ -36,7 +36,7 @@
           <w:color w:val="000000"/>
           <w:kern w:val="0"/>
           <w:lang w:eastAsia="es-PE"/>
-          <w14:ligatures w14:val="none"/>
+          <ns2:ligatures ns2:val="none"/>
         </w:rPr>
         <w:t xml:space="preserve">PEDIENTE </w:t>
       </w:r>
@@ -47,7 +47,7 @@
           <w:color w:val="000000"/>
           <w:kern w:val="0"/>
           <w:lang w:eastAsia="es-PE"/>
-          <w14:ligatures w14:val="none"/>
+          <ns2:ligatures ns2:val="none"/>
         </w:rPr>
         <w:tab/>
       </w:r>
@@ -58,7 +58,7 @@
           <w:color w:val="000000"/>
           <w:kern w:val="0"/>
           <w:lang w:eastAsia="es-PE"/>
-          <w14:ligatures w14:val="none"/>
+          <ns2:ligatures ns2:val="none"/>
         </w:rPr>
         <w:t>:</w:t>
       </w:r>
@@ -69,7 +69,7 @@
           <w:color w:val="000000"/>
           <w:kern w:val="0"/>
           <w:lang w:eastAsia="es-PE"/>
-          <w14:ligatures w14:val="none"/>
+          <ns2:ligatures ns2:val="none"/>
         </w:rPr>
         <w:tab/>
       </w:r>
@@ -82,12 +82,12 @@
           <w:kern w:val="0"/>
           <w:shd w:val="clear" w:color="auto" w:fill="FFFFFF"/>
           <w:lang w:eastAsia="es-PE"/>
-          <w14:ligatures w14:val="none"/>
+          <ns2:ligatures ns2:val="none"/>
         </w:rPr>
         <w:t>1496-2025/CC1</w:t>
       </w:r>
     </w:p>
-    <w:p>
+    <w:p ns2:paraId="174737B6" ns2:textId="05A72756">
       <w:pPr>
         <w:tabs>
           <w:tab w:val="left" w:pos="1701"/>
@@ -102,7 +102,7 @@
           <w:color w:val="000000"/>
           <w:kern w:val="0"/>
           <w:lang w:eastAsia="es-PE"/>
-          <w14:ligatures w14:val="none"/>
+          <ns2:ligatures ns2:val="none"/>
         </w:rPr>
       </w:pPr>
       <w:r>
@@ -112,7 +112,7 @@
           <w:color w:val="000000"/>
           <w:kern w:val="0"/>
           <w:lang w:eastAsia="es-PE"/>
-          <w14:ligatures w14:val="none"/>
+          <ns2:ligatures ns2:val="none"/>
         </w:rPr>
         <w:t xml:space="preserve">DENUNCIANTE:[DENUNCIANTE] (SEÑORA [APELLIDO])</w:t>
       </w:r>
@@ -123,7 +123,7 @@
           <w:color w:val="000000"/>
           <w:kern w:val="0"/>
           <w:lang w:eastAsia="es-PE"/>
-          <w14:ligatures w14:val="none"/>
+          <ns2:ligatures ns2:val="none"/>
         </w:rPr>
         <w:tab/>
         <w:t/>
@@ -135,7 +135,7 @@
           <w:color w:val="000000"/>
           <w:kern w:val="0"/>
           <w:lang w:eastAsia="es-PE"/>
-          <w14:ligatures w14:val="none"/>
+          <ns2:ligatures ns2:val="none"/>
         </w:rPr>
         <w:tab/>
       </w:r>
@@ -147,7 +147,7 @@
           <w:color w:val="000000"/>
           <w:kern w:val="0"/>
           <w:lang w:eastAsia="es-PE"/>
-          <w14:ligatures w14:val="none"/>
+          <ns2:ligatures ns2:val="none"/>
         </w:rPr>
         <w:t/>
       </w:r>
@@ -158,7 +158,7 @@
           <w:color w:val="000000"/>
           <w:kern w:val="0"/>
           <w:lang w:eastAsia="es-PE"/>
-          <w14:ligatures w14:val="none"/>
+          <ns2:ligatures ns2:val="none"/>
         </w:rPr>
         <w:t/>
       </w:r>
@@ -169,7 +169,7 @@
           <w:color w:val="000000"/>
           <w:kern w:val="0"/>
           <w:lang w:eastAsia="es-PE"/>
-          <w14:ligatures w14:val="none"/>
+          <ns2:ligatures ns2:val="none"/>
         </w:rPr>
         <w:t/>
       </w:r>
@@ -180,7 +180,7 @@
           <w:color w:val="000000"/>
           <w:kern w:val="0"/>
           <w:lang w:eastAsia="es-PE"/>
-          <w14:ligatures w14:val="none"/>
+          <ns2:ligatures ns2:val="none"/>
         </w:rPr>
         <w:t/>
       </w:r>
@@ -191,7 +191,7 @@
           <w:color w:val="000000"/>
           <w:kern w:val="0"/>
           <w:lang w:eastAsia="es-PE"/>
-          <w14:ligatures w14:val="none"/>
+          <ns2:ligatures ns2:val="none"/>
         </w:rPr>
         <w:t/>
       </w:r>
@@ -202,7 +202,7 @@
           <w:color w:val="000000"/>
           <w:kern w:val="0"/>
           <w:lang w:eastAsia="es-PE"/>
-          <w14:ligatures w14:val="none"/>
+          <ns2:ligatures ns2:val="none"/>
         </w:rPr>
         <w:t xml:space="preserve"/>
       </w:r>
@@ -214,7 +214,7 @@
           <w:color w:val="000000"/>
           <w:kern w:val="0"/>
           <w:lang w:eastAsia="es-PE"/>
-          <w14:ligatures w14:val="none"/>
+          <ns2:ligatures ns2:val="none"/>
         </w:rPr>
         <w:t/>
       </w:r>
@@ -225,7 +225,7 @@
           <w:color w:val="000000"/>
           <w:kern w:val="0"/>
           <w:lang w:eastAsia="es-PE"/>
-          <w14:ligatures w14:val="none"/>
+          <ns2:ligatures ns2:val="none"/>
         </w:rPr>
         <w:t/>
       </w:r>
@@ -236,12 +236,12 @@
           <w:color w:val="000000"/>
           <w:kern w:val="0"/>
           <w:lang w:eastAsia="es-PE"/>
-          <w14:ligatures w14:val="none"/>
+          <ns2:ligatures ns2:val="none"/>
         </w:rPr>
         <w:t/>
       </w:r>
     </w:p>
-    <w:p>
+    <w:p ns2:paraId="223101EF" ns2:textId="5BDAFD28">
       <w:pPr>
         <w:tabs>
           <w:tab w:val="left" w:pos="1701"/>
@@ -256,7 +256,7 @@
           <w:color w:val="000000"/>
           <w:kern w:val="0"/>
           <w:lang w:eastAsia="es-PE"/>
-          <w14:ligatures w14:val="none"/>
+          <ns2:ligatures ns2:val="none"/>
         </w:rPr>
       </w:pPr>
       <w:r>
@@ -266,7 +266,7 @@
           <w:color w:val="000000"/>
           <w:kern w:val="0"/>
           <w:lang w:eastAsia="es-PE"/>
-          <w14:ligatures w14:val="none"/>
+          <ns2:ligatures ns2:val="none"/>
         </w:rPr>
         <w:t>DENUNCIADOS</w:t>
       </w:r>
@@ -277,7 +277,7 @@
           <w:color w:val="000000"/>
           <w:kern w:val="0"/>
           <w:lang w:eastAsia="es-PE"/>
-          <w14:ligatures w14:val="none"/>
+          <ns2:ligatures ns2:val="none"/>
         </w:rPr>
         <w:tab/>
         <w:t>:</w:t>
@@ -289,7 +289,7 @@
           <w:color w:val="000000"/>
           <w:kern w:val="0"/>
           <w:lang w:eastAsia="es-PE"/>
-          <w14:ligatures w14:val="none"/>
+          <ns2:ligatures ns2:val="none"/>
         </w:rPr>
         <w:tab/>
       </w:r>
@@ -300,7 +300,7 @@
           <w:color w:val="000000"/>
           <w:kern w:val="0"/>
           <w:lang w:eastAsia="es-PE"/>
-          <w14:ligatures w14:val="none"/>
+          <ns2:ligatures ns2:val="none"/>
         </w:rPr>
         <w:t xml:space="preserve">BANCO AGROPECUARIO S.A. </w:t>
       </w:r>
@@ -311,7 +311,7 @@
           <w:color w:val="000000"/>
           <w:kern w:val="0"/>
           <w:lang w:eastAsia="es-PE"/>
-          <w14:ligatures w14:val="none"/>
+          <ns2:ligatures ns2:val="none"/>
         </w:rPr>
         <w:t>(</w:t>
       </w:r>
@@ -322,7 +322,7 @@
           <w:color w:val="000000"/>
           <w:kern w:val="0"/>
           <w:lang w:eastAsia="es-PE"/>
-          <w14:ligatures w14:val="none"/>
+          <ns2:ligatures ns2:val="none"/>
         </w:rPr>
         <w:t>BANCO</w:t>
       </w:r>
@@ -333,12 +333,12 @@
           <w:color w:val="000000"/>
           <w:kern w:val="0"/>
           <w:lang w:eastAsia="es-PE"/>
-          <w14:ligatures w14:val="none"/>
+          <ns2:ligatures ns2:val="none"/>
         </w:rPr>
         <w:t xml:space="preserve">) </w:t>
       </w:r>
     </w:p>
-    <w:p>
+    <w:p ns2:paraId="4D23E5DF" ns2:textId="36C640DE">
       <w:pPr>
         <w:tabs>
           <w:tab w:val="left" w:pos="1701"/>
@@ -353,7 +353,7 @@
           <w:color w:val="000000"/>
           <w:kern w:val="0"/>
           <w:lang w:eastAsia="es-PE"/>
-          <w14:ligatures w14:val="none"/>
+          <ns2:ligatures ns2:val="none"/>
         </w:rPr>
       </w:pPr>
       <w:r>
@@ -363,7 +363,7 @@
           <w:color w:val="000000"/>
           <w:kern w:val="0"/>
           <w:lang w:eastAsia="es-PE"/>
-          <w14:ligatures w14:val="none"/>
+          <ns2:ligatures ns2:val="none"/>
         </w:rPr>
         <w:tab/>
       </w:r>
@@ -374,7 +374,7 @@
           <w:color w:val="000000"/>
           <w:kern w:val="0"/>
           <w:lang w:eastAsia="es-PE"/>
-          <w14:ligatures w14:val="none"/>
+          <ns2:ligatures ns2:val="none"/>
         </w:rPr>
         <w:tab/>
       </w:r>
@@ -385,7 +385,7 @@
           <w:color w:val="000000"/>
           <w:kern w:val="0"/>
           <w:lang w:eastAsia="es-PE"/>
-          <w14:ligatures w14:val="none"/>
+          <ns2:ligatures ns2:val="none"/>
         </w:rPr>
         <w:t>PROTECTA S.A. COMPAÑ</w:t>
       </w:r>
@@ -396,7 +396,7 @@
           <w:color w:val="000000"/>
           <w:kern w:val="0"/>
           <w:lang w:eastAsia="es-PE"/>
-          <w14:ligatures w14:val="none"/>
+          <ns2:ligatures ns2:val="none"/>
         </w:rPr>
         <w:t>Í</w:t>
       </w:r>
@@ -407,7 +407,7 @@
           <w:color w:val="000000"/>
           <w:kern w:val="0"/>
           <w:lang w:eastAsia="es-PE"/>
-          <w14:ligatures w14:val="none"/>
+          <ns2:ligatures ns2:val="none"/>
         </w:rPr>
         <w:t>A DE SEGUROS Y REASEGUROS</w:t>
       </w:r>
@@ -418,7 +418,7 @@
           <w:color w:val="000000"/>
           <w:kern w:val="0"/>
           <w:lang w:eastAsia="es-PE"/>
-          <w14:ligatures w14:val="none"/>
+          <ns2:ligatures ns2:val="none"/>
         </w:rPr>
         <w:t xml:space="preserve"> (</w:t>
       </w:r>
@@ -429,7 +429,7 @@
           <w:color w:val="000000"/>
           <w:kern w:val="0"/>
           <w:lang w:eastAsia="es-PE"/>
-          <w14:ligatures w14:val="none"/>
+          <ns2:ligatures ns2:val="none"/>
         </w:rPr>
         <w:t>PROTECTA</w:t>
       </w:r>
@@ -440,12 +440,12 @@
           <w:color w:val="000000"/>
           <w:kern w:val="0"/>
           <w:lang w:eastAsia="es-PE"/>
-          <w14:ligatures w14:val="none"/>
+          <ns2:ligatures ns2:val="none"/>
         </w:rPr>
         <w:t>)</w:t>
       </w:r>
     </w:p>
-    <w:p>
+    <w:p ns2:paraId="753670C1" ns2:textId="77777777">
       <w:pPr>
         <w:tabs>
           <w:tab w:val="left" w:pos="1701"/>
@@ -460,7 +460,7 @@
           <w:color w:val="000000"/>
           <w:kern w:val="0"/>
           <w:lang w:eastAsia="es-PE"/>
-          <w14:ligatures w14:val="none"/>
+          <ns2:ligatures ns2:val="none"/>
         </w:rPr>
       </w:pPr>
       <w:r>
@@ -470,7 +470,7 @@
           <w:color w:val="000000"/>
           <w:kern w:val="0"/>
           <w:lang w:eastAsia="es-PE"/>
-          <w14:ligatures w14:val="none"/>
+          <ns2:ligatures ns2:val="none"/>
         </w:rPr>
         <w:t>MATERIAS</w:t>
       </w:r>
@@ -481,7 +481,7 @@
           <w:color w:val="000000"/>
           <w:kern w:val="0"/>
           <w:lang w:eastAsia="es-PE"/>
-          <w14:ligatures w14:val="none"/>
+          <ns2:ligatures ns2:val="none"/>
         </w:rPr>
         <w:tab/>
         <w:t xml:space="preserve">: </w:t>
@@ -493,13 +493,13 @@
           <w:color w:val="000000"/>
           <w:kern w:val="0"/>
           <w:lang w:eastAsia="es-PE"/>
-          <w14:ligatures w14:val="none"/>
+          <ns2:ligatures ns2:val="none"/>
         </w:rPr>
         <w:tab/>
         <w:t>ADMISIÓN A TRÁMITE</w:t>
       </w:r>
     </w:p>
-    <w:p>
+    <w:p ns2:paraId="449086A9" ns2:textId="77777777">
       <w:pPr>
         <w:tabs>
           <w:tab w:val="left" w:pos="1701"/>
@@ -514,7 +514,7 @@
           <w:color w:val="000000"/>
           <w:kern w:val="0"/>
           <w:lang w:eastAsia="es-PE"/>
-          <w14:ligatures w14:val="none"/>
+          <ns2:ligatures ns2:val="none"/>
         </w:rPr>
       </w:pPr>
       <w:r>
@@ -524,12 +524,12 @@
           <w:color w:val="000000"/>
           <w:kern w:val="0"/>
           <w:lang w:eastAsia="es-PE"/>
-          <w14:ligatures w14:val="none"/>
+          <ns2:ligatures ns2:val="none"/>
         </w:rPr>
         <w:t xml:space="preserve">REQUERIMIENTO DE INFORMACIÓN </w:t>
       </w:r>
     </w:p>
-    <w:p>
+    <w:p ns2:paraId="778AE69F" ns2:textId="77777777">
       <w:pPr>
         <w:tabs>
           <w:tab w:val="left" w:pos="1701"/>
@@ -543,7 +543,7 @@
           <w:color w:val="000000"/>
           <w:kern w:val="0"/>
           <w:lang w:eastAsia="es-PE"/>
-          <w14:ligatures w14:val="none"/>
+          <ns2:ligatures ns2:val="none"/>
         </w:rPr>
       </w:pPr>
       <w:r>
@@ -553,7 +553,7 @@
           <w:color w:val="000000"/>
           <w:kern w:val="0"/>
           <w:lang w:eastAsia="es-PE"/>
-          <w14:ligatures w14:val="none"/>
+          <ns2:ligatures ns2:val="none"/>
         </w:rPr>
         <w:t xml:space="preserve">RESOLUCIÓN </w:t>
       </w:r>
@@ -564,7 +564,7 @@
           <w:color w:val="000000"/>
           <w:kern w:val="0"/>
           <w:lang w:eastAsia="es-PE"/>
-          <w14:ligatures w14:val="none"/>
+          <ns2:ligatures ns2:val="none"/>
         </w:rPr>
         <w:tab/>
         <w:t>:</w:t>
@@ -576,13 +576,13 @@
           <w:color w:val="000000"/>
           <w:kern w:val="0"/>
           <w:lang w:eastAsia="es-PE"/>
-          <w14:ligatures w14:val="none"/>
+          <ns2:ligatures ns2:val="none"/>
         </w:rPr>
         <w:tab/>
         <w:t>1</w:t>
       </w:r>
     </w:p>
-    <w:p>
+    <w:p ns2:paraId="26BE4AD0" ns2:textId="77777777">
       <w:pPr>
         <w:tabs>
           <w:tab w:val="left" w:pos="1014"/>
@@ -595,11 +595,11 @@
           <w:kern w:val="0"/>
           <w:shd w:val="clear" w:color="auto" w:fill="FFFFFF"/>
           <w:lang w:eastAsia="es-PE"/>
-          <w14:ligatures w14:val="none"/>
-        </w:rPr>
-      </w:pPr>
-    </w:p>
-    <w:p>
+          <ns2:ligatures ns2:val="none"/>
+        </w:rPr>
+      </w:pPr>
+    </w:p>
+    <w:p ns2:paraId="6D48DA83" ns2:textId="4AD61D3B">
       <w:pPr>
         <w:tabs>
           <w:tab w:val="left" w:pos="1014"/>
@@ -612,7 +612,7 @@
           <w:kern w:val="0"/>
           <w:shd w:val="clear" w:color="auto" w:fill="FFFFFF"/>
           <w:lang w:eastAsia="es-PE"/>
-          <w14:ligatures w14:val="none"/>
+          <ns2:ligatures ns2:val="none"/>
         </w:rPr>
       </w:pPr>
       <w:r>
@@ -622,7 +622,7 @@
           <w:kern w:val="0"/>
           <w:shd w:val="clear" w:color="auto" w:fill="FFFFFF"/>
           <w:lang w:eastAsia="es-PE"/>
-          <w14:ligatures w14:val="none"/>
+          <ns2:ligatures ns2:val="none"/>
         </w:rPr>
         <w:t xml:space="preserve">Lima, </w:t>
       </w:r>
@@ -633,7 +633,7 @@
           <w:kern w:val="0"/>
           <w:shd w:val="clear" w:color="auto" w:fill="FFFFFF"/>
           <w:lang w:eastAsia="es-PE"/>
-          <w14:ligatures w14:val="none"/>
+          <ns2:ligatures ns2:val="none"/>
         </w:rPr>
         <w:t>4</w:t>
       </w:r>
@@ -644,7 +644,7 @@
           <w:kern w:val="0"/>
           <w:shd w:val="clear" w:color="auto" w:fill="FFFFFF"/>
           <w:lang w:eastAsia="es-PE"/>
-          <w14:ligatures w14:val="none"/>
+          <ns2:ligatures ns2:val="none"/>
         </w:rPr>
         <w:t xml:space="preserve"> de </w:t>
       </w:r>
@@ -655,7 +655,7 @@
           <w:kern w:val="0"/>
           <w:shd w:val="clear" w:color="auto" w:fill="FFFFFF"/>
           <w:lang w:eastAsia="es-PE"/>
-          <w14:ligatures w14:val="none"/>
+          <ns2:ligatures ns2:val="none"/>
         </w:rPr>
         <w:t>agosto</w:t>
       </w:r>
@@ -666,12 +666,12 @@
           <w:kern w:val="0"/>
           <w:shd w:val="clear" w:color="auto" w:fill="FFFFFF"/>
           <w:lang w:eastAsia="es-PE"/>
-          <w14:ligatures w14:val="none"/>
+          <ns2:ligatures ns2:val="none"/>
         </w:rPr>
         <w:t xml:space="preserve"> de 2025</w:t>
       </w:r>
     </w:p>
-    <w:p>
+    <w:p ns2:paraId="1EF3C256" ns2:textId="77777777">
       <w:pPr>
         <w:tabs>
           <w:tab w:val="left" w:pos="1014"/>
@@ -683,11 +683,11 @@
           <w:color w:val="000000"/>
           <w:kern w:val="0"/>
           <w:lang w:eastAsia="es-PE"/>
-          <w14:ligatures w14:val="none"/>
-        </w:rPr>
-      </w:pPr>
-    </w:p>
-    <w:p>
+          <ns2:ligatures ns2:val="none"/>
+        </w:rPr>
+      </w:pPr>
+    </w:p>
+    <w:p ns2:paraId="087322B4" ns2:textId="77777777">
       <w:pPr>
         <w:numPr>
           <w:ilvl w:val="0"/>
@@ -701,7 +701,7 @@
           <w:color w:val="000000"/>
           <w:kern w:val="0"/>
           <w:lang w:eastAsia="es-PE"/>
-          <w14:ligatures w14:val="none"/>
+          <ns2:ligatures ns2:val="none"/>
         </w:rPr>
       </w:pPr>
       <w:r>
@@ -711,12 +711,12 @@
           <w:color w:val="000000"/>
           <w:kern w:val="0"/>
           <w:lang w:eastAsia="es-PE"/>
-          <w14:ligatures w14:val="none"/>
+          <ns2:ligatures ns2:val="none"/>
         </w:rPr>
         <w:t xml:space="preserve">HECHOS </w:t>
       </w:r>
     </w:p>
-    <w:p>
+    <w:p ns2:paraId="4407157A" ns2:textId="77777777">
       <w:pPr>
         <w:spacing w:after="0" w:line="240" w:lineRule="auto"/>
         <w:jc w:val="both"/>
@@ -725,11 +725,11 @@
           <w:color w:val="000000"/>
           <w:kern w:val="0"/>
           <w:lang w:eastAsia="es-PE"/>
-          <w14:ligatures w14:val="none"/>
-        </w:rPr>
-      </w:pPr>
-    </w:p>
-    <w:p>
+          <ns2:ligatures ns2:val="none"/>
+        </w:rPr>
+      </w:pPr>
+    </w:p>
+    <w:p ns2:paraId="5ECFCB1A" ns2:textId="48A2D8AB">
       <w:pPr>
         <w:numPr>
           <w:ilvl w:val="1"/>
@@ -743,7 +743,7 @@
           <w:color w:val="000000"/>
           <w:kern w:val="0"/>
           <w:lang w:val="es-ES" w:eastAsia="es-ES"/>
-          <w14:ligatures w14:val="none"/>
+          <ns2:ligatures ns2:val="none"/>
         </w:rPr>
       </w:pPr>
       <w:r>
@@ -752,7 +752,7 @@
           <w:color w:val="000000"/>
           <w:kern w:val="0"/>
           <w:lang w:val="es-ES" w:eastAsia="es-ES"/>
-          <w14:ligatures w14:val="none"/>
+          <ns2:ligatures ns2:val="none"/>
         </w:rPr>
         <w:t xml:space="preserve">Mediante la denuncia del 13 de marzo de 2025, subsanada mediante escrito del 09 de junio del 2025, la señora [APELLIDO] denunció al Banco y a Protecta por presuntas infracciones a la Ley 29571, Código de Protección y Defensa del Consumidor (en adelante, Código), señalando lo siguiente:</w:t>
       </w:r>
@@ -762,7 +762,7 @@
           <w:color w:val="000000"/>
           <w:kern w:val="0"/>
           <w:lang w:val="es-ES" w:eastAsia="es-ES"/>
-          <w14:ligatures w14:val="none"/>
+          <ns2:ligatures ns2:val="none"/>
         </w:rPr>
         <w:t/>
       </w:r>
@@ -774,7 +774,7 @@
           <w:kern w:val="0"/>
           <w:vertAlign w:val="superscript"/>
           <w:lang w:val="es-ES" w:eastAsia="es-ES"/>
-          <w14:ligatures w14:val="none"/>
+          <ns2:ligatures ns2:val="none"/>
         </w:rPr>
         <w:footnoteReference w:id="1"/>
       </w:r>
@@ -784,7 +784,7 @@
           <w:color w:val="000000"/>
           <w:kern w:val="0"/>
           <w:lang w:val="es-ES" w:eastAsia="es-ES"/>
-          <w14:ligatures w14:val="none"/>
+          <ns2:ligatures ns2:val="none"/>
         </w:rPr>
         <w:t xml:space="preserve"/>
       </w:r>
@@ -794,7 +794,7 @@
           <w:color w:val="000000"/>
           <w:kern w:val="0"/>
           <w:lang w:val="es-ES" w:eastAsia="es-ES"/>
-          <w14:ligatures w14:val="none"/>
+          <ns2:ligatures ns2:val="none"/>
         </w:rPr>
         <w:t/>
       </w:r>
@@ -802,7 +802,7 @@
         <w:rPr>
           <w:rFonts w:ascii="Arial Narrow" w:eastAsia="Calibri" w:hAnsi="Arial Narrow" w:cs="Arial"/>
           <w:kern w:val="0"/>
-          <w14:ligatures w14:val="none"/>
+          <ns2:ligatures ns2:val="none"/>
         </w:rPr>
         <w:t xml:space="preserve"/>
       </w:r>
@@ -810,7 +810,7 @@
         <w:rPr>
           <w:rFonts w:ascii="Arial Narrow" w:eastAsia="Calibri" w:hAnsi="Arial Narrow" w:cs="Arial"/>
           <w:kern w:val="0"/>
-          <w14:ligatures w14:val="none"/>
+          <ns2:ligatures ns2:val="none"/>
         </w:rPr>
         <w:t xml:space="preserve"/>
       </w:r>
@@ -818,7 +818,7 @@
         <w:rPr>
           <w:rFonts w:ascii="Arial Narrow" w:eastAsia="Calibri" w:hAnsi="Arial Narrow" w:cs="Arial"/>
           <w:kern w:val="0"/>
-          <w14:ligatures w14:val="none"/>
+          <ns2:ligatures ns2:val="none"/>
         </w:rPr>
         <w:t/>
       </w:r>
@@ -826,7 +826,7 @@
         <w:rPr>
           <w:rFonts w:ascii="Arial Narrow" w:eastAsia="Calibri" w:hAnsi="Arial Narrow" w:cs="Arial"/>
           <w:kern w:val="0"/>
-          <w14:ligatures w14:val="none"/>
+          <ns2:ligatures ns2:val="none"/>
         </w:rPr>
         <w:t xml:space="preserve"/>
       </w:r>
@@ -834,7 +834,7 @@
         <w:rPr>
           <w:rFonts w:ascii="Arial Narrow" w:eastAsia="Calibri" w:hAnsi="Arial Narrow" w:cs="Arial"/>
           <w:kern w:val="0"/>
-          <w14:ligatures w14:val="none"/>
+          <ns2:ligatures ns2:val="none"/>
         </w:rPr>
         <w:t/>
       </w:r>
@@ -844,7 +844,7 @@
           <w:color w:val="000000"/>
           <w:kern w:val="0"/>
           <w:lang w:val="es-ES" w:eastAsia="es-ES"/>
-          <w14:ligatures w14:val="none"/>
+          <ns2:ligatures ns2:val="none"/>
         </w:rPr>
         <w:t/>
       </w:r>
@@ -854,7 +854,7 @@
           <w:color w:val="000000"/>
           <w:kern w:val="0"/>
           <w:lang w:val="es-ES" w:eastAsia="es-ES"/>
-          <w14:ligatures w14:val="none"/>
+          <ns2:ligatures ns2:val="none"/>
         </w:rPr>
         <w:t xml:space="preserve"/>
       </w:r>
@@ -864,7 +864,7 @@
           <w:color w:val="000000"/>
           <w:kern w:val="0"/>
           <w:lang w:val="es-ES" w:eastAsia="es-ES"/>
-          <w14:ligatures w14:val="none"/>
+          <ns2:ligatures ns2:val="none"/>
         </w:rPr>
         <w:t xml:space="preserve"/>
       </w:r>
@@ -874,7 +874,7 @@
           <w:color w:val="000000"/>
           <w:kern w:val="0"/>
           <w:lang w:val="es-ES" w:eastAsia="es-ES"/>
-          <w14:ligatures w14:val="none"/>
+          <ns2:ligatures ns2:val="none"/>
         </w:rPr>
         <w:t xml:space="preserve"/>
       </w:r>
@@ -885,7 +885,7 @@
           <w:color w:val="000000"/>
           <w:kern w:val="0"/>
           <w:lang w:val="es-ES" w:eastAsia="es-ES"/>
-          <w14:ligatures w14:val="none"/>
+          <ns2:ligatures ns2:val="none"/>
         </w:rPr>
         <w:t/>
       </w:r>
@@ -896,7 +896,7 @@
           <w:color w:val="000000"/>
           <w:kern w:val="0"/>
           <w:lang w:val="es-ES" w:eastAsia="es-ES"/>
-          <w14:ligatures w14:val="none"/>
+          <ns2:ligatures ns2:val="none"/>
         </w:rPr>
         <w:t xml:space="preserve"/>
       </w:r>
@@ -906,7 +906,7 @@
           <w:color w:val="000000"/>
           <w:kern w:val="0"/>
           <w:lang w:val="es-ES" w:eastAsia="es-ES"/>
-          <w14:ligatures w14:val="none"/>
+          <ns2:ligatures ns2:val="none"/>
         </w:rPr>
         <w:t/>
       </w:r>
@@ -918,7 +918,7 @@
           <w:kern w:val="0"/>
           <w:vertAlign w:val="superscript"/>
           <w:lang w:val="es-ES" w:eastAsia="es-ES"/>
-          <w14:ligatures w14:val="none"/>
+          <ns2:ligatures ns2:val="none"/>
         </w:rPr>
         <w:footnoteReference w:id="2"/>
       </w:r>
@@ -928,7 +928,7 @@
           <w:color w:val="000000"/>
           <w:kern w:val="0"/>
           <w:lang w:val="es-ES" w:eastAsia="es-ES"/>
-          <w14:ligatures w14:val="none"/>
+          <ns2:ligatures ns2:val="none"/>
         </w:rPr>
         <w:t xml:space="preserve"/>
       </w:r>
@@ -939,12 +939,12 @@
           <w:color w:val="000000"/>
           <w:kern w:val="0"/>
           <w:lang w:val="es-ES" w:eastAsia="es-ES"/>
-          <w14:ligatures w14:val="none"/>
+          <ns2:ligatures ns2:val="none"/>
         </w:rPr>
         <w:t/>
       </w:r>
     </w:p>
-    <w:p>
+    <w:p ns2:paraId="64AF7FDB" ns2:textId="77777777">
       <w:pPr>
         <w:tabs>
           <w:tab w:val="left" w:pos="1134"/>
@@ -956,11 +956,11 @@
           <w:color w:val="000000"/>
           <w:kern w:val="0"/>
           <w:lang w:val="es-ES" w:eastAsia="es-ES"/>
-          <w14:ligatures w14:val="none"/>
-        </w:rPr>
-      </w:pPr>
-    </w:p>
-    <w:p>
+          <ns2:ligatures ns2:val="none"/>
+        </w:rPr>
+      </w:pPr>
+    </w:p>
+    <w:p ns2:paraId="378F5B60" ns2:textId="20033A1B">
       <w:pPr>
         <w:pStyle w:val="Prrafodelista"/>
         <w:numPr>
@@ -977,16 +977,16 @@
           <w:color w:val="000000"/>
           <w:kern w:val="0"/>
           <w:lang w:eastAsia="es-ES"/>
-          <w14:ligatures w14:val="none"/>
-        </w:rPr>
-      </w:pPr>
-      <w:r>
-        <w:rPr>
-          <w:rFonts w:ascii="Arial Narrow" w:eastAsia="Times New Roman" w:hAnsi="Arial Narrow" w:cs="Arial"/>
-          <w:color w:val="000000"/>
-          <w:kern w:val="0"/>
-          <w:lang w:eastAsia="es-ES"/>
-          <w14:ligatures w14:val="none"/>
+          <ns2:ligatures ns2:val="none"/>
+        </w:rPr>
+      </w:pPr>
+      <w:r>
+        <w:rPr>
+          <w:rFonts w:ascii="Arial Narrow" w:eastAsia="Times New Roman" w:hAnsi="Arial Narrow" w:cs="Arial"/>
+          <w:color w:val="000000"/>
+          <w:kern w:val="0"/>
+          <w:lang w:eastAsia="es-ES"/>
+          <ns2:ligatures ns2:val="none"/>
         </w:rPr>
         <w:t xml:space="preserve">El 24 de diciembre de 2013, el señor [APELLIDO] [APELLIDO] Cornejo (en adelante, el causante), obtuvo un crédito denominado “Crédito Renovación Café 103xxxxxx409” desembolsado por el Banco. Asociado a dicho crédito, contrató con Protecta el Seguro de desgravamen - Póliza 166-112629409 (en adelante, “Seguro de Desgravamen principal”). </w:t>
       </w:r>
@@ -996,7 +996,7 @@
           <w:color w:val="000000"/>
           <w:kern w:val="0"/>
           <w:lang w:eastAsia="es-ES"/>
-          <w14:ligatures w14:val="none"/>
+          <ns2:ligatures ns2:val="none"/>
         </w:rPr>
         <w:t xml:space="preserve"/>
       </w:r>
@@ -1006,7 +1006,7 @@
           <w:color w:val="000000"/>
           <w:kern w:val="0"/>
           <w:lang w:eastAsia="es-ES"/>
-          <w14:ligatures w14:val="none"/>
+          <ns2:ligatures ns2:val="none"/>
         </w:rPr>
         <w:t xml:space="preserve"/>
       </w:r>
@@ -1016,7 +1016,7 @@
           <w:color w:val="000000"/>
           <w:kern w:val="0"/>
           <w:lang w:eastAsia="es-ES"/>
-          <w14:ligatures w14:val="none"/>
+          <ns2:ligatures ns2:val="none"/>
         </w:rPr>
         <w:t xml:space="preserve"/>
       </w:r>
@@ -1026,7 +1026,7 @@
           <w:color w:val="000000"/>
           <w:kern w:val="0"/>
           <w:lang w:eastAsia="es-ES"/>
-          <w14:ligatures w14:val="none"/>
+          <ns2:ligatures ns2:val="none"/>
         </w:rPr>
         <w:t xml:space="preserve"/>
       </w:r>
@@ -1036,7 +1036,7 @@
           <w:color w:val="000000"/>
           <w:kern w:val="0"/>
           <w:lang w:eastAsia="es-ES"/>
-          <w14:ligatures w14:val="none"/>
+          <ns2:ligatures ns2:val="none"/>
         </w:rPr>
         <w:t/>
       </w:r>
@@ -1046,7 +1046,7 @@
           <w:color w:val="000000"/>
           <w:kern w:val="0"/>
           <w:lang w:eastAsia="es-ES"/>
-          <w14:ligatures w14:val="none"/>
+          <ns2:ligatures ns2:val="none"/>
         </w:rPr>
         <w:t xml:space="preserve"/>
       </w:r>
@@ -1056,7 +1056,7 @@
           <w:color w:val="000000"/>
           <w:kern w:val="0"/>
           <w:lang w:eastAsia="es-ES"/>
-          <w14:ligatures w14:val="none"/>
+          <ns2:ligatures ns2:val="none"/>
         </w:rPr>
         <w:t xml:space="preserve"/>
       </w:r>
@@ -1066,7 +1066,7 @@
           <w:color w:val="000000"/>
           <w:kern w:val="0"/>
           <w:lang w:eastAsia="es-ES"/>
-          <w14:ligatures w14:val="none"/>
+          <ns2:ligatures ns2:val="none"/>
         </w:rPr>
         <w:t/>
       </w:r>
@@ -1076,7 +1076,7 @@
           <w:color w:val="000000"/>
           <w:kern w:val="0"/>
           <w:lang w:eastAsia="es-ES"/>
-          <w14:ligatures w14:val="none"/>
+          <ns2:ligatures ns2:val="none"/>
         </w:rPr>
         <w:t/>
       </w:r>
@@ -1086,7 +1086,7 @@
           <w:color w:val="000000"/>
           <w:kern w:val="0"/>
           <w:lang w:eastAsia="es-ES"/>
-          <w14:ligatures w14:val="none"/>
+          <ns2:ligatures ns2:val="none"/>
         </w:rPr>
         <w:t xml:space="preserve"/>
       </w:r>
@@ -1097,7 +1097,7 @@
           <w:color w:val="000000"/>
           <w:kern w:val="0"/>
           <w:lang w:eastAsia="es-ES"/>
-          <w14:ligatures w14:val="none"/>
+          <ns2:ligatures ns2:val="none"/>
         </w:rPr>
         <w:t/>
       </w:r>
@@ -1108,12 +1108,12 @@
           <w:color w:val="000000"/>
           <w:kern w:val="0"/>
           <w:lang w:eastAsia="es-ES"/>
-          <w14:ligatures w14:val="none"/>
+          <ns2:ligatures ns2:val="none"/>
         </w:rPr>
         <w:t xml:space="preserve"/>
       </w:r>
     </w:p>
-    <w:p>
+    <w:p ns2:paraId="5AF74E8A" ns2:textId="77777777">
       <w:pPr>
         <w:pStyle w:val="Prrafodelista"/>
         <w:spacing w:after="0" w:line="240" w:lineRule="auto"/>
@@ -1124,11 +1124,11 @@
           <w:color w:val="000000"/>
           <w:kern w:val="0"/>
           <w:lang w:eastAsia="es-ES"/>
-          <w14:ligatures w14:val="none"/>
-        </w:rPr>
-      </w:pPr>
-    </w:p>
-    <w:p>
+          <ns2:ligatures ns2:val="none"/>
+        </w:rPr>
+      </w:pPr>
+    </w:p>
+    <w:p ns2:paraId="3BC8E57A" ns2:textId="755496DA">
       <w:pPr>
         <w:pStyle w:val="Prrafodelista"/>
         <w:numPr>
@@ -1145,16 +1145,16 @@
           <w:color w:val="000000"/>
           <w:kern w:val="0"/>
           <w:lang w:eastAsia="es-ES"/>
-          <w14:ligatures w14:val="none"/>
-        </w:rPr>
-      </w:pPr>
-      <w:r>
-        <w:rPr>
-          <w:rFonts w:ascii="Arial Narrow" w:eastAsia="Times New Roman" w:hAnsi="Arial Narrow" w:cs="Arial"/>
-          <w:color w:val="000000"/>
-          <w:kern w:val="0"/>
-          <w:lang w:eastAsia="es-ES"/>
-          <w14:ligatures w14:val="none"/>
+          <ns2:ligatures ns2:val="none"/>
+        </w:rPr>
+      </w:pPr>
+      <w:r>
+        <w:rPr>
+          <w:rFonts w:ascii="Arial Narrow" w:eastAsia="Times New Roman" w:hAnsi="Arial Narrow" w:cs="Arial"/>
+          <w:color w:val="000000"/>
+          <w:kern w:val="0"/>
+          <w:lang w:eastAsia="es-ES"/>
+          <ns2:ligatures ns2:val="none"/>
         </w:rPr>
         <w:t xml:space="preserve">El 1 de abril de 2016, </w:t>
       </w:r>
@@ -1164,7 +1164,7 @@
           <w:color w:val="000000"/>
           <w:kern w:val="0"/>
           <w:lang w:eastAsia="es-ES"/>
-          <w14:ligatures w14:val="none"/>
+          <ns2:ligatures ns2:val="none"/>
         </w:rPr>
         <w:t xml:space="preserve">su causante </w:t>
       </w:r>
@@ -1174,7 +1174,7 @@
           <w:color w:val="000000"/>
           <w:kern w:val="0"/>
           <w:lang w:eastAsia="es-ES"/>
-          <w14:ligatures w14:val="none"/>
+          <ns2:ligatures ns2:val="none"/>
         </w:rPr>
         <w:t xml:space="preserve">contrató un segundo crédito </w:t>
       </w:r>
@@ -1184,7 +1184,7 @@
           <w:color w:val="000000"/>
           <w:kern w:val="0"/>
           <w:lang w:eastAsia="es-ES"/>
-          <w14:ligatures w14:val="none"/>
+          <ns2:ligatures ns2:val="none"/>
         </w:rPr>
         <w:t xml:space="preserve">con el Banco </w:t>
       </w:r>
@@ -1194,7 +1194,7 @@
           <w:color w:val="000000"/>
           <w:kern w:val="0"/>
           <w:lang w:eastAsia="es-ES"/>
-          <w14:ligatures w14:val="none"/>
+          <ns2:ligatures ns2:val="none"/>
         </w:rPr>
         <w:t>identificado como “Crédito Renovación Café 103xxxxxx747”. Este crédito fue asociado a</w:t>
       </w:r>
@@ -1204,7 +1204,7 @@
           <w:color w:val="000000"/>
           <w:kern w:val="0"/>
           <w:lang w:eastAsia="es-ES"/>
-          <w14:ligatures w14:val="none"/>
+          <ns2:ligatures ns2:val="none"/>
         </w:rPr>
         <w:t xml:space="preserve">l Seguro de desgravamen - Póliza </w:t>
       </w:r>
@@ -1214,7 +1214,7 @@
           <w:color w:val="000000"/>
           <w:kern w:val="0"/>
           <w:lang w:eastAsia="es-ES"/>
-          <w14:ligatures w14:val="none"/>
+          <ns2:ligatures ns2:val="none"/>
         </w:rPr>
         <w:t xml:space="preserve">166-127012747 </w:t>
       </w:r>
@@ -1224,7 +1224,7 @@
           <w:color w:val="000000"/>
           <w:kern w:val="0"/>
           <w:lang w:eastAsia="es-ES"/>
-          <w14:ligatures w14:val="none"/>
+          <ns2:ligatures ns2:val="none"/>
         </w:rPr>
         <w:t>emitido</w:t>
       </w:r>
@@ -1234,7 +1234,7 @@
           <w:color w:val="000000"/>
           <w:kern w:val="0"/>
           <w:lang w:eastAsia="es-ES"/>
-          <w14:ligatures w14:val="none"/>
+          <ns2:ligatures ns2:val="none"/>
         </w:rPr>
         <w:t xml:space="preserve"> con </w:t>
       </w:r>
@@ -1245,7 +1245,7 @@
           <w:color w:val="000000"/>
           <w:kern w:val="0"/>
           <w:lang w:eastAsia="es-ES"/>
-          <w14:ligatures w14:val="none"/>
+          <ns2:ligatures ns2:val="none"/>
         </w:rPr>
         <w:t>Protecta</w:t>
       </w:r>
@@ -1256,7 +1256,7 @@
           <w:color w:val="000000"/>
           <w:kern w:val="0"/>
           <w:lang w:eastAsia="es-ES"/>
-          <w14:ligatures w14:val="none"/>
+          <ns2:ligatures ns2:val="none"/>
         </w:rPr>
         <w:t xml:space="preserve"> </w:t>
       </w:r>
@@ -1266,7 +1266,7 @@
           <w:color w:val="000000"/>
           <w:kern w:val="0"/>
           <w:lang w:eastAsia="es-ES"/>
-          <w14:ligatures w14:val="none"/>
+          <ns2:ligatures ns2:val="none"/>
         </w:rPr>
         <w:t>(en adelante, “Seguro de Desgravamen adicional”), cuya vigencia inició el 12 de abril de 2016</w:t>
       </w:r>
@@ -1276,12 +1276,12 @@
           <w:color w:val="000000"/>
           <w:kern w:val="0"/>
           <w:lang w:eastAsia="es-ES"/>
-          <w14:ligatures w14:val="none"/>
+          <ns2:ligatures ns2:val="none"/>
         </w:rPr>
         <w:t>.</w:t>
       </w:r>
     </w:p>
-    <w:p>
+    <w:p ns2:paraId="3801DEB5" ns2:textId="77777777">
       <w:pPr>
         <w:pStyle w:val="Prrafodelista"/>
         <w:rPr>
@@ -1289,11 +1289,11 @@
           <w:color w:val="000000"/>
           <w:kern w:val="0"/>
           <w:lang w:eastAsia="es-ES"/>
-          <w14:ligatures w14:val="none"/>
-        </w:rPr>
-      </w:pPr>
-    </w:p>
-    <w:p>
+          <ns2:ligatures ns2:val="none"/>
+        </w:rPr>
+      </w:pPr>
+    </w:p>
+    <w:p ns2:paraId="47919B5B" ns2:textId="148C061F">
       <w:pPr>
         <w:pStyle w:val="Prrafodelista"/>
         <w:numPr>
@@ -1310,16 +1310,16 @@
           <w:color w:val="000000"/>
           <w:kern w:val="0"/>
           <w:lang w:eastAsia="es-ES"/>
-          <w14:ligatures w14:val="none"/>
-        </w:rPr>
-      </w:pPr>
-      <w:r>
-        <w:rPr>
-          <w:rFonts w:ascii="Arial Narrow" w:eastAsia="Times New Roman" w:hAnsi="Arial Narrow" w:cs="Arial"/>
-          <w:color w:val="000000"/>
-          <w:kern w:val="0"/>
-          <w:lang w:eastAsia="es-ES"/>
-          <w14:ligatures w14:val="none"/>
+          <ns2:ligatures ns2:val="none"/>
+        </w:rPr>
+      </w:pPr>
+      <w:r>
+        <w:rPr>
+          <w:rFonts w:ascii="Arial Narrow" w:eastAsia="Times New Roman" w:hAnsi="Arial Narrow" w:cs="Arial"/>
+          <w:color w:val="000000"/>
+          <w:kern w:val="0"/>
+          <w:lang w:eastAsia="es-ES"/>
+          <ns2:ligatures ns2:val="none"/>
         </w:rPr>
         <w:t xml:space="preserve">Durante la vigencia de los referidos créditos, su causante asumió el pago de las cuotas conforme a los cronogramas establecidos, incluyendo el pago </w:t>
       </w:r>
@@ -1329,7 +1329,7 @@
           <w:color w:val="000000"/>
           <w:kern w:val="0"/>
           <w:lang w:eastAsia="es-ES"/>
-          <w14:ligatures w14:val="none"/>
+          <ns2:ligatures ns2:val="none"/>
         </w:rPr>
         <w:t>de los</w:t>
       </w:r>
@@ -1339,7 +1339,7 @@
           <w:color w:val="000000"/>
           <w:kern w:val="0"/>
           <w:lang w:eastAsia="es-ES"/>
-          <w14:ligatures w14:val="none"/>
+          <ns2:ligatures ns2:val="none"/>
         </w:rPr>
         <w:t xml:space="preserve"> seguro</w:t>
       </w:r>
@@ -1349,7 +1349,7 @@
           <w:color w:val="000000"/>
           <w:kern w:val="0"/>
           <w:lang w:eastAsia="es-ES"/>
-          <w14:ligatures w14:val="none"/>
+          <ns2:ligatures ns2:val="none"/>
         </w:rPr>
         <w:t>s</w:t>
       </w:r>
@@ -1359,7 +1359,7 @@
           <w:color w:val="000000"/>
           <w:kern w:val="0"/>
           <w:lang w:eastAsia="es-ES"/>
-          <w14:ligatures w14:val="none"/>
+          <ns2:ligatures ns2:val="none"/>
         </w:rPr>
         <w:t xml:space="preserve"> de desgravamen. Las últimas cuotas fueron abonadas el 4 de junio de 2018 y el 27 de agosto de 2019, según se detalla en los cronogramas de pago emitidos por la entidad financiera.</w:t>
       </w:r>
@@ -1369,12 +1369,12 @@
           <w:color w:val="000000"/>
           <w:kern w:val="0"/>
           <w:lang w:eastAsia="es-ES"/>
-          <w14:ligatures w14:val="none"/>
+          <ns2:ligatures ns2:val="none"/>
         </w:rPr>
         <w:t xml:space="preserve"> </w:t>
       </w:r>
     </w:p>
-    <w:p>
+    <w:p ns2:paraId="251848E5" ns2:textId="77777777">
       <w:pPr>
         <w:pStyle w:val="Prrafodelista"/>
         <w:spacing w:after="0" w:line="240" w:lineRule="auto"/>
@@ -1385,11 +1385,11 @@
           <w:color w:val="000000"/>
           <w:kern w:val="0"/>
           <w:lang w:eastAsia="es-ES"/>
-          <w14:ligatures w14:val="none"/>
-        </w:rPr>
-      </w:pPr>
-    </w:p>
-    <w:p>
+          <ns2:ligatures ns2:val="none"/>
+        </w:rPr>
+      </w:pPr>
+    </w:p>
+    <w:p ns2:paraId="0C266960" ns2:textId="3DE62AEF">
       <w:pPr>
         <w:pStyle w:val="Prrafodelista"/>
         <w:numPr>
@@ -1406,16 +1406,16 @@
           <w:color w:val="000000"/>
           <w:kern w:val="0"/>
           <w:lang w:eastAsia="es-ES"/>
-          <w14:ligatures w14:val="none"/>
-        </w:rPr>
-      </w:pPr>
-      <w:r>
-        <w:rPr>
-          <w:rFonts w:ascii="Arial Narrow" w:eastAsia="Times New Roman" w:hAnsi="Arial Narrow" w:cs="Arial"/>
-          <w:color w:val="000000"/>
-          <w:kern w:val="0"/>
-          <w:lang w:eastAsia="es-ES"/>
-          <w14:ligatures w14:val="none"/>
+          <ns2:ligatures ns2:val="none"/>
+        </w:rPr>
+      </w:pPr>
+      <w:r>
+        <w:rPr>
+          <w:rFonts w:ascii="Arial Narrow" w:eastAsia="Times New Roman" w:hAnsi="Arial Narrow" w:cs="Arial"/>
+          <w:color w:val="000000"/>
+          <w:kern w:val="0"/>
+          <w:lang w:eastAsia="es-ES"/>
+          <ns2:ligatures ns2:val="none"/>
         </w:rPr>
         <w:t>M</w:t>
       </w:r>
@@ -1425,7 +1425,7 @@
           <w:color w:val="000000"/>
           <w:kern w:val="0"/>
           <w:lang w:eastAsia="es-ES"/>
-          <w14:ligatures w14:val="none"/>
+          <ns2:ligatures ns2:val="none"/>
         </w:rPr>
         <w:t>ediante la Resolución Ministerial 0059-2020-MINAGRI</w:t>
       </w:r>
@@ -1435,7 +1435,7 @@
           <w:color w:val="000000"/>
           <w:kern w:val="0"/>
           <w:lang w:eastAsia="es-ES"/>
-          <w14:ligatures w14:val="none"/>
+          <ns2:ligatures ns2:val="none"/>
         </w:rPr>
         <w:t>, el Banco reestructuró el cronograma de pagos de los créditos otorgados, en cumplimiento con lo instruido por el Ministerio de Desarrollo Agrario y</w:t>
       </w:r>
@@ -1445,7 +1445,7 @@
           <w:color w:val="000000"/>
           <w:kern w:val="0"/>
           <w:lang w:eastAsia="es-ES"/>
-          <w14:ligatures w14:val="none"/>
+          <ns2:ligatures ns2:val="none"/>
         </w:rPr>
         <w:t xml:space="preserve"> Riego</w:t>
       </w:r>
@@ -1455,12 +1455,12 @@
           <w:color w:val="000000"/>
           <w:kern w:val="0"/>
           <w:lang w:eastAsia="es-ES"/>
-          <w14:ligatures w14:val="none"/>
+          <ns2:ligatures ns2:val="none"/>
         </w:rPr>
         <w:t>.</w:t>
       </w:r>
     </w:p>
-    <w:p>
+    <w:p ns2:paraId="38A52CD1" ns2:textId="77777777">
       <w:pPr>
         <w:pStyle w:val="Prrafodelista"/>
         <w:rPr>
@@ -1468,11 +1468,11 @@
           <w:color w:val="000000"/>
           <w:kern w:val="0"/>
           <w:lang w:eastAsia="es-ES"/>
-          <w14:ligatures w14:val="none"/>
-        </w:rPr>
-      </w:pPr>
-    </w:p>
-    <w:p>
+          <ns2:ligatures ns2:val="none"/>
+        </w:rPr>
+      </w:pPr>
+    </w:p>
+    <w:p ns2:paraId="7832709D" ns2:textId="0CA28D1A">
       <w:pPr>
         <w:pStyle w:val="Prrafodelista"/>
         <w:numPr>
@@ -1489,16 +1489,16 @@
           <w:color w:val="000000"/>
           <w:kern w:val="0"/>
           <w:lang w:eastAsia="es-ES"/>
-          <w14:ligatures w14:val="none"/>
-        </w:rPr>
-      </w:pPr>
-      <w:r>
-        <w:rPr>
-          <w:rFonts w:ascii="Arial Narrow" w:eastAsia="Times New Roman" w:hAnsi="Arial Narrow" w:cs="Arial"/>
-          <w:color w:val="000000"/>
-          <w:kern w:val="0"/>
-          <w:lang w:eastAsia="es-ES"/>
-          <w14:ligatures w14:val="none"/>
+          <ns2:ligatures ns2:val="none"/>
+        </w:rPr>
+      </w:pPr>
+      <w:r>
+        <w:rPr>
+          <w:rFonts w:ascii="Arial Narrow" w:eastAsia="Times New Roman" w:hAnsi="Arial Narrow" w:cs="Arial"/>
+          <w:color w:val="000000"/>
+          <w:kern w:val="0"/>
+          <w:lang w:eastAsia="es-ES"/>
+          <ns2:ligatures ns2:val="none"/>
         </w:rPr>
         <w:t>Posteriormente, e</w:t>
       </w:r>
@@ -1508,7 +1508,7 @@
           <w:color w:val="000000"/>
           <w:kern w:val="0"/>
           <w:lang w:eastAsia="es-ES"/>
-          <w14:ligatures w14:val="none"/>
+          <ns2:ligatures ns2:val="none"/>
         </w:rPr>
         <w:t xml:space="preserve">l 28 de febrero de 2024, falleció </w:t>
       </w:r>
@@ -1518,7 +1518,7 @@
           <w:color w:val="000000"/>
           <w:kern w:val="0"/>
           <w:lang w:eastAsia="es-ES"/>
-          <w14:ligatures w14:val="none"/>
+          <ns2:ligatures ns2:val="none"/>
         </w:rPr>
         <w:t>su</w:t>
       </w:r>
@@ -1528,7 +1528,7 @@
           <w:color w:val="000000"/>
           <w:kern w:val="0"/>
           <w:lang w:eastAsia="es-ES"/>
-          <w14:ligatures w14:val="none"/>
+          <ns2:ligatures ns2:val="none"/>
         </w:rPr>
         <w:t xml:space="preserve"> causante por causas naturales, en </w:t>
       </w:r>
@@ -1538,7 +1538,7 @@
           <w:color w:val="000000"/>
           <w:kern w:val="0"/>
           <w:lang w:eastAsia="es-ES"/>
-          <w14:ligatures w14:val="none"/>
+          <ns2:ligatures ns2:val="none"/>
         </w:rPr>
         <w:t>un</w:t>
       </w:r>
@@ -1548,7 +1548,7 @@
           <w:color w:val="000000"/>
           <w:kern w:val="0"/>
           <w:lang w:eastAsia="es-ES"/>
-          <w14:ligatures w14:val="none"/>
+          <ns2:ligatures ns2:val="none"/>
         </w:rPr>
         <w:t xml:space="preserve"> </w:t>
       </w:r>
@@ -1558,7 +1558,7 @@
           <w:color w:val="000000"/>
           <w:kern w:val="0"/>
           <w:lang w:eastAsia="es-ES"/>
-          <w14:ligatures w14:val="none"/>
+          <ns2:ligatures ns2:val="none"/>
         </w:rPr>
         <w:t>e</w:t>
       </w:r>
@@ -1568,7 +1568,7 @@
           <w:color w:val="000000"/>
           <w:kern w:val="0"/>
           <w:lang w:eastAsia="es-ES"/>
-          <w14:ligatures w14:val="none"/>
+          <ns2:ligatures ns2:val="none"/>
         </w:rPr>
         <w:t>stablecimiento de EsSalud, expidiéndose el acta de defunción correspondiente.</w:t>
       </w:r>
@@ -1578,7 +1578,7 @@
           <w:color w:val="000000"/>
           <w:kern w:val="0"/>
           <w:lang w:eastAsia="es-ES"/>
-          <w14:ligatures w14:val="none"/>
+          <ns2:ligatures ns2:val="none"/>
         </w:rPr>
         <w:t xml:space="preserve"> </w:t>
       </w:r>
@@ -1588,12 +1588,12 @@
           <w:color w:val="000000"/>
           <w:kern w:val="0"/>
           <w:lang w:eastAsia="es-ES"/>
-          <w14:ligatures w14:val="none"/>
+          <ns2:ligatures ns2:val="none"/>
         </w:rPr>
         <w:t>A la fecha del fallecimiento, el saldo deudor del Crédito 103xxxxxx409 ascendía a S/54 572,80. De igual forma, el Crédito 103xxxxxx747 registraba un saldo deudor de S/48 242,11.</w:t>
       </w:r>
     </w:p>
-    <w:p>
+    <w:p ns2:paraId="62F53B73" ns2:textId="77777777">
       <w:pPr>
         <w:pStyle w:val="Prrafodelista"/>
         <w:rPr>
@@ -1601,11 +1601,11 @@
           <w:color w:val="000000"/>
           <w:kern w:val="0"/>
           <w:lang w:eastAsia="es-ES"/>
-          <w14:ligatures w14:val="none"/>
-        </w:rPr>
-      </w:pPr>
-    </w:p>
-    <w:p>
+          <ns2:ligatures ns2:val="none"/>
+        </w:rPr>
+      </w:pPr>
+    </w:p>
+    <w:p ns2:paraId="038A1285" ns2:textId="2A5B7CAE">
       <w:pPr>
         <w:pStyle w:val="Prrafodelista"/>
         <w:numPr>
@@ -1622,16 +1622,16 @@
           <w:color w:val="000000"/>
           <w:kern w:val="0"/>
           <w:lang w:eastAsia="es-ES"/>
-          <w14:ligatures w14:val="none"/>
-        </w:rPr>
-      </w:pPr>
-      <w:r>
-        <w:rPr>
-          <w:rFonts w:ascii="Arial Narrow" w:eastAsia="Times New Roman" w:hAnsi="Arial Narrow" w:cs="Arial"/>
-          <w:color w:val="000000"/>
-          <w:kern w:val="0"/>
-          <w:lang w:eastAsia="es-ES"/>
-          <w14:ligatures w14:val="none"/>
+          <ns2:ligatures ns2:val="none"/>
+        </w:rPr>
+      </w:pPr>
+      <w:r>
+        <w:rPr>
+          <w:rFonts w:ascii="Arial Narrow" w:eastAsia="Times New Roman" w:hAnsi="Arial Narrow" w:cs="Arial"/>
+          <w:color w:val="000000"/>
+          <w:kern w:val="0"/>
+          <w:lang w:eastAsia="es-ES"/>
+          <ns2:ligatures ns2:val="none"/>
         </w:rPr>
         <w:t xml:space="preserve">El 27 de mayo de 2024, se declaró, mediante acta notarial por el notario Renzo Alberti Sierra, como única heredera del causante a la señora [DENUNCIANTE] (en adelante, la señora [APELLIDO]), inscribiéndose dicha declaración en la Partida 15633430 del Registro de Sucesión Intestada de la SUNARP.</w:t>
       </w:r>
@@ -1641,7 +1641,7 @@
           <w:color w:val="000000"/>
           <w:kern w:val="0"/>
           <w:lang w:eastAsia="es-ES"/>
-          <w14:ligatures w14:val="none"/>
+          <ns2:ligatures ns2:val="none"/>
         </w:rPr>
         <w:t/>
       </w:r>
@@ -1651,7 +1651,7 @@
           <w:color w:val="000000"/>
           <w:kern w:val="0"/>
           <w:lang w:eastAsia="es-ES"/>
-          <w14:ligatures w14:val="none"/>
+          <ns2:ligatures ns2:val="none"/>
         </w:rPr>
         <w:t/>
       </w:r>
@@ -1661,7 +1661,7 @@
           <w:color w:val="000000"/>
           <w:kern w:val="0"/>
           <w:lang w:eastAsia="es-ES"/>
-          <w14:ligatures w14:val="none"/>
+          <ns2:ligatures ns2:val="none"/>
         </w:rPr>
         <w:t/>
       </w:r>
@@ -1671,7 +1671,7 @@
           <w:color w:val="000000"/>
           <w:kern w:val="0"/>
           <w:lang w:eastAsia="es-ES"/>
-          <w14:ligatures w14:val="none"/>
+          <ns2:ligatures ns2:val="none"/>
         </w:rPr>
         <w:t xml:space="preserve"/>
       </w:r>
@@ -1681,7 +1681,7 @@
           <w:color w:val="000000"/>
           <w:kern w:val="0"/>
           <w:lang w:eastAsia="es-ES"/>
-          <w14:ligatures w14:val="none"/>
+          <ns2:ligatures ns2:val="none"/>
         </w:rPr>
         <w:t xml:space="preserve"/>
       </w:r>
@@ -1691,7 +1691,7 @@
           <w:color w:val="000000"/>
           <w:kern w:val="0"/>
           <w:lang w:eastAsia="es-ES"/>
-          <w14:ligatures w14:val="none"/>
+          <ns2:ligatures ns2:val="none"/>
         </w:rPr>
         <w:t/>
       </w:r>
@@ -1701,7 +1701,7 @@
           <w:color w:val="000000"/>
           <w:kern w:val="0"/>
           <w:lang w:eastAsia="es-ES"/>
-          <w14:ligatures w14:val="none"/>
+          <ns2:ligatures ns2:val="none"/>
         </w:rPr>
         <w:t xml:space="preserve"/>
       </w:r>
@@ -1711,7 +1711,7 @@
           <w:color w:val="000000"/>
           <w:kern w:val="0"/>
           <w:lang w:eastAsia="es-ES"/>
-          <w14:ligatures w14:val="none"/>
+          <ns2:ligatures ns2:val="none"/>
         </w:rPr>
         <w:t xml:space="preserve"/>
       </w:r>
@@ -1721,7 +1721,7 @@
           <w:color w:val="000000"/>
           <w:kern w:val="0"/>
           <w:lang w:eastAsia="es-ES"/>
-          <w14:ligatures w14:val="none"/>
+          <ns2:ligatures ns2:val="none"/>
         </w:rPr>
         <w:t xml:space="preserve"/>
       </w:r>
@@ -1731,7 +1731,7 @@
           <w:color w:val="000000"/>
           <w:kern w:val="0"/>
           <w:lang w:eastAsia="es-ES"/>
-          <w14:ligatures w14:val="none"/>
+          <ns2:ligatures ns2:val="none"/>
         </w:rPr>
         <w:t xml:space="preserve"/>
       </w:r>
@@ -1741,7 +1741,7 @@
           <w:color w:val="000000"/>
           <w:kern w:val="0"/>
           <w:lang w:eastAsia="es-ES"/>
-          <w14:ligatures w14:val="none"/>
+          <ns2:ligatures ns2:val="none"/>
         </w:rPr>
         <w:t/>
       </w:r>
@@ -1751,7 +1751,7 @@
           <w:color w:val="000000"/>
           <w:kern w:val="0"/>
           <w:lang w:eastAsia="es-ES"/>
-          <w14:ligatures w14:val="none"/>
+          <ns2:ligatures ns2:val="none"/>
         </w:rPr>
         <w:t/>
       </w:r>
@@ -1761,7 +1761,7 @@
           <w:color w:val="000000"/>
           <w:kern w:val="0"/>
           <w:lang w:eastAsia="es-ES"/>
-          <w14:ligatures w14:val="none"/>
+          <ns2:ligatures ns2:val="none"/>
         </w:rPr>
         <w:t xml:space="preserve"/>
       </w:r>
@@ -1771,7 +1771,7 @@
           <w:color w:val="000000"/>
           <w:kern w:val="0"/>
           <w:lang w:eastAsia="es-ES"/>
-          <w14:ligatures w14:val="none"/>
+          <ns2:ligatures ns2:val="none"/>
         </w:rPr>
         <w:lastRenderedPageBreak/>
         <w:t xml:space="preserve"/>
@@ -1782,7 +1782,7 @@
           <w:color w:val="000000"/>
           <w:kern w:val="0"/>
           <w:lang w:eastAsia="es-ES"/>
-          <w14:ligatures w14:val="none"/>
+          <ns2:ligatures ns2:val="none"/>
         </w:rPr>
         <w:t/>
       </w:r>
@@ -1792,7 +1792,7 @@
           <w:color w:val="000000"/>
           <w:kern w:val="0"/>
           <w:lang w:eastAsia="es-ES"/>
-          <w14:ligatures w14:val="none"/>
+          <ns2:ligatures ns2:val="none"/>
         </w:rPr>
         <w:t/>
       </w:r>
@@ -1802,12 +1802,12 @@
           <w:color w:val="000000"/>
           <w:kern w:val="0"/>
           <w:lang w:eastAsia="es-ES"/>
-          <w14:ligatures w14:val="none"/>
+          <ns2:ligatures ns2:val="none"/>
         </w:rPr>
         <w:t/>
       </w:r>
     </w:p>
-    <w:p>
+    <w:p ns2:paraId="369AC57B" ns2:textId="77777777">
       <w:pPr>
         <w:pStyle w:val="Prrafodelista"/>
         <w:rPr>
@@ -1815,11 +1815,11 @@
           <w:color w:val="000000"/>
           <w:kern w:val="0"/>
           <w:lang w:eastAsia="es-ES"/>
-          <w14:ligatures w14:val="none"/>
-        </w:rPr>
-      </w:pPr>
-    </w:p>
-    <w:p>
+          <ns2:ligatures ns2:val="none"/>
+        </w:rPr>
+      </w:pPr>
+    </w:p>
+    <w:p ns2:paraId="23E39964" ns2:textId="4EB72CF7">
       <w:pPr>
         <w:pStyle w:val="Prrafodelista"/>
         <w:numPr>
@@ -1836,16 +1836,16 @@
           <w:color w:val="000000"/>
           <w:kern w:val="0"/>
           <w:lang w:eastAsia="es-ES"/>
-          <w14:ligatures w14:val="none"/>
-        </w:rPr>
-      </w:pPr>
-      <w:r>
-        <w:rPr>
-          <w:rFonts w:ascii="Arial Narrow" w:eastAsia="Times New Roman" w:hAnsi="Arial Narrow" w:cs="Arial"/>
-          <w:color w:val="000000"/>
-          <w:kern w:val="0"/>
-          <w:lang w:eastAsia="es-ES"/>
-          <w14:ligatures w14:val="none"/>
+          <ns2:ligatures ns2:val="none"/>
+        </w:rPr>
+      </w:pPr>
+      <w:r>
+        <w:rPr>
+          <w:rFonts w:ascii="Arial Narrow" w:eastAsia="Times New Roman" w:hAnsi="Arial Narrow" w:cs="Arial"/>
+          <w:color w:val="000000"/>
+          <w:kern w:val="0"/>
+          <w:lang w:eastAsia="es-ES"/>
+          <ns2:ligatures ns2:val="none"/>
         </w:rPr>
         <w:t xml:space="preserve">El 2 de septiembre de 2024, la señora [APELLIDO] solicitó la activación de las pólizas contratadas mediante Carta Notarial 130515, diligenciada el 10 de septiembre en las oficinas de Protecta. No obstante, mediante carta 031485-2024GTO del 23 de septiembre de 2024, le respondieron que la póliza 166-127012747 no estaba vigente desde el 12 de septiembre de 2023 y no fue renovada; además, no hubo pronunciamiento sobre la póliza del Seguro de Desgravamen principal.</w:t>
       </w:r>
@@ -1855,7 +1855,7 @@
           <w:color w:val="000000"/>
           <w:kern w:val="0"/>
           <w:lang w:eastAsia="es-ES"/>
-          <w14:ligatures w14:val="none"/>
+          <ns2:ligatures ns2:val="none"/>
         </w:rPr>
         <w:t xml:space="preserve"/>
       </w:r>
@@ -1865,7 +1865,7 @@
           <w:color w:val="000000"/>
           <w:kern w:val="0"/>
           <w:lang w:eastAsia="es-ES"/>
-          <w14:ligatures w14:val="none"/>
+          <ns2:ligatures ns2:val="none"/>
         </w:rPr>
         <w:t/>
       </w:r>
@@ -1875,7 +1875,7 @@
           <w:color w:val="000000"/>
           <w:kern w:val="0"/>
           <w:lang w:eastAsia="es-ES"/>
-          <w14:ligatures w14:val="none"/>
+          <ns2:ligatures ns2:val="none"/>
         </w:rPr>
         <w:t xml:space="preserve"/>
       </w:r>
@@ -1885,7 +1885,7 @@
           <w:color w:val="000000"/>
           <w:kern w:val="0"/>
           <w:lang w:eastAsia="es-ES"/>
-          <w14:ligatures w14:val="none"/>
+          <ns2:ligatures ns2:val="none"/>
         </w:rPr>
         <w:t xml:space="preserve"/>
       </w:r>
@@ -1895,7 +1895,7 @@
           <w:color w:val="000000"/>
           <w:kern w:val="0"/>
           <w:lang w:eastAsia="es-ES"/>
-          <w14:ligatures w14:val="none"/>
+          <ns2:ligatures ns2:val="none"/>
         </w:rPr>
         <w:t xml:space="preserve"/>
       </w:r>
@@ -1905,7 +1905,7 @@
           <w:color w:val="000000"/>
           <w:kern w:val="0"/>
           <w:lang w:eastAsia="es-ES"/>
-          <w14:ligatures w14:val="none"/>
+          <ns2:ligatures ns2:val="none"/>
         </w:rPr>
         <w:t xml:space="preserve"/>
       </w:r>
@@ -1915,7 +1915,7 @@
           <w:color w:val="000000"/>
           <w:kern w:val="0"/>
           <w:lang w:eastAsia="es-ES"/>
-          <w14:ligatures w14:val="none"/>
+          <ns2:ligatures ns2:val="none"/>
         </w:rPr>
         <w:t/>
       </w:r>
@@ -1925,7 +1925,7 @@
           <w:color w:val="000000"/>
           <w:kern w:val="0"/>
           <w:lang w:eastAsia="es-ES"/>
-          <w14:ligatures w14:val="none"/>
+          <ns2:ligatures ns2:val="none"/>
         </w:rPr>
         <w:t xml:space="preserve"/>
       </w:r>
@@ -1936,7 +1936,7 @@
           <w:color w:val="000000"/>
           <w:kern w:val="0"/>
           <w:lang w:eastAsia="es-ES"/>
-          <w14:ligatures w14:val="none"/>
+          <ns2:ligatures ns2:val="none"/>
         </w:rPr>
         <w:t/>
       </w:r>
@@ -1947,7 +1947,7 @@
           <w:color w:val="000000"/>
           <w:kern w:val="0"/>
           <w:lang w:eastAsia="es-ES"/>
-          <w14:ligatures w14:val="none"/>
+          <ns2:ligatures ns2:val="none"/>
         </w:rPr>
         <w:t xml:space="preserve"/>
       </w:r>
@@ -1957,7 +1957,7 @@
           <w:color w:val="000000"/>
           <w:kern w:val="0"/>
           <w:lang w:eastAsia="es-ES"/>
-          <w14:ligatures w14:val="none"/>
+          <ns2:ligatures ns2:val="none"/>
         </w:rPr>
         <w:t xml:space="preserve"/>
       </w:r>
@@ -1967,7 +1967,7 @@
           <w:color w:val="000000"/>
           <w:kern w:val="0"/>
           <w:lang w:eastAsia="es-ES"/>
-          <w14:ligatures w14:val="none"/>
+          <ns2:ligatures ns2:val="none"/>
         </w:rPr>
         <w:t/>
       </w:r>
@@ -1977,7 +1977,7 @@
           <w:color w:val="000000"/>
           <w:kern w:val="0"/>
           <w:lang w:eastAsia="es-ES"/>
-          <w14:ligatures w14:val="none"/>
+          <ns2:ligatures ns2:val="none"/>
         </w:rPr>
         <w:t xml:space="preserve"/>
       </w:r>
@@ -1987,7 +1987,7 @@
           <w:color w:val="000000"/>
           <w:kern w:val="0"/>
           <w:lang w:eastAsia="es-ES"/>
-          <w14:ligatures w14:val="none"/>
+          <ns2:ligatures ns2:val="none"/>
         </w:rPr>
         <w:t xml:space="preserve"/>
       </w:r>
@@ -1997,7 +1997,7 @@
           <w:color w:val="000000"/>
           <w:kern w:val="0"/>
           <w:lang w:eastAsia="es-ES"/>
-          <w14:ligatures w14:val="none"/>
+          <ns2:ligatures ns2:val="none"/>
         </w:rPr>
         <w:t/>
       </w:r>
@@ -2007,7 +2007,7 @@
           <w:color w:val="000000"/>
           <w:kern w:val="0"/>
           <w:lang w:eastAsia="es-ES"/>
-          <w14:ligatures w14:val="none"/>
+          <ns2:ligatures ns2:val="none"/>
         </w:rPr>
         <w:t xml:space="preserve"/>
       </w:r>
@@ -2017,7 +2017,7 @@
           <w:color w:val="000000"/>
           <w:kern w:val="0"/>
           <w:lang w:eastAsia="es-ES"/>
-          <w14:ligatures w14:val="none"/>
+          <ns2:ligatures ns2:val="none"/>
         </w:rPr>
         <w:t xml:space="preserve"/>
       </w:r>
@@ -2027,7 +2027,7 @@
           <w:color w:val="000000"/>
           <w:kern w:val="0"/>
           <w:lang w:eastAsia="es-ES"/>
-          <w14:ligatures w14:val="none"/>
+          <ns2:ligatures ns2:val="none"/>
         </w:rPr>
         <w:t/>
       </w:r>
@@ -2037,7 +2037,7 @@
           <w:color w:val="000000"/>
           <w:kern w:val="0"/>
           <w:lang w:eastAsia="es-ES"/>
-          <w14:ligatures w14:val="none"/>
+          <ns2:ligatures ns2:val="none"/>
         </w:rPr>
         <w:t xml:space="preserve"/>
       </w:r>
@@ -2047,7 +2047,7 @@
           <w:color w:val="000000"/>
           <w:kern w:val="0"/>
           <w:lang w:eastAsia="es-ES"/>
-          <w14:ligatures w14:val="none"/>
+          <ns2:ligatures ns2:val="none"/>
         </w:rPr>
         <w:t xml:space="preserve"/>
       </w:r>
@@ -2057,7 +2057,7 @@
           <w:color w:val="000000"/>
           <w:kern w:val="0"/>
           <w:lang w:eastAsia="es-ES"/>
-          <w14:ligatures w14:val="none"/>
+          <ns2:ligatures ns2:val="none"/>
         </w:rPr>
         <w:t xml:space="preserve"/>
       </w:r>
@@ -2067,7 +2067,7 @@
           <w:color w:val="000000"/>
           <w:kern w:val="0"/>
           <w:lang w:eastAsia="es-ES"/>
-          <w14:ligatures w14:val="none"/>
+          <ns2:ligatures ns2:val="none"/>
         </w:rPr>
         <w:t/>
       </w:r>
@@ -2077,12 +2077,12 @@
           <w:color w:val="000000"/>
           <w:kern w:val="0"/>
           <w:lang w:eastAsia="es-ES"/>
-          <w14:ligatures w14:val="none"/>
+          <ns2:ligatures ns2:val="none"/>
         </w:rPr>
         <w:t/>
       </w:r>
     </w:p>
-    <w:p>
+    <w:p ns2:paraId="6D806851" ns2:textId="77777777">
       <w:pPr>
         <w:pStyle w:val="Prrafodelista"/>
         <w:rPr>
@@ -2090,11 +2090,11 @@
           <w:color w:val="000000"/>
           <w:kern w:val="0"/>
           <w:lang w:eastAsia="es-ES"/>
-          <w14:ligatures w14:val="none"/>
-        </w:rPr>
-      </w:pPr>
-    </w:p>
-    <w:p>
+          <ns2:ligatures ns2:val="none"/>
+        </w:rPr>
+      </w:pPr>
+    </w:p>
+    <w:p ns2:paraId="52C96CA1" ns2:textId="594C69F8">
       <w:pPr>
         <w:pStyle w:val="Prrafodelista"/>
         <w:numPr>
@@ -2111,16 +2111,16 @@
           <w:color w:val="000000"/>
           <w:kern w:val="0"/>
           <w:lang w:eastAsia="es-ES"/>
-          <w14:ligatures w14:val="none"/>
-        </w:rPr>
-      </w:pPr>
-      <w:r>
-        <w:rPr>
-          <w:rFonts w:ascii="Arial Narrow" w:eastAsia="Times New Roman" w:hAnsi="Arial Narrow" w:cs="Arial"/>
-          <w:color w:val="000000"/>
-          <w:kern w:val="0"/>
-          <w:lang w:eastAsia="es-ES"/>
-          <w14:ligatures w14:val="none"/>
+          <ns2:ligatures ns2:val="none"/>
+        </w:rPr>
+      </w:pPr>
+      <w:r>
+        <w:rPr>
+          <w:rFonts w:ascii="Arial Narrow" w:eastAsia="Times New Roman" w:hAnsi="Arial Narrow" w:cs="Arial"/>
+          <w:color w:val="000000"/>
+          <w:kern w:val="0"/>
+          <w:lang w:eastAsia="es-ES"/>
+          <ns2:ligatures ns2:val="none"/>
         </w:rPr>
         <w:t xml:space="preserve">El 1 de octubre de 2024, la señora [APELLIDO] remitió la Carta Notarial 130711 dirigida al Banco, en la se señaló la responsabilidad de dicha entidad bancaria ante una eventual no renovación de las pólizas ya que tenía la obligación de contratar el seguro de desgravamen por el mismo plazo de duración del crédito otorgado, asimismo, no se contaba con la totalidad de los contratos de seguros.</w:t>
       </w:r>
@@ -2130,7 +2130,7 @@
           <w:color w:val="000000"/>
           <w:kern w:val="0"/>
           <w:lang w:eastAsia="es-ES"/>
-          <w14:ligatures w14:val="none"/>
+          <ns2:ligatures ns2:val="none"/>
         </w:rPr>
         <w:t/>
       </w:r>
@@ -2140,7 +2140,7 @@
           <w:color w:val="000000"/>
           <w:kern w:val="0"/>
           <w:lang w:eastAsia="es-ES"/>
-          <w14:ligatures w14:val="none"/>
+          <ns2:ligatures ns2:val="none"/>
         </w:rPr>
         <w:t xml:space="preserve"/>
       </w:r>
@@ -2150,7 +2150,7 @@
           <w:color w:val="000000"/>
           <w:kern w:val="0"/>
           <w:lang w:eastAsia="es-ES"/>
-          <w14:ligatures w14:val="none"/>
+          <ns2:ligatures ns2:val="none"/>
         </w:rPr>
         <w:t xml:space="preserve"/>
       </w:r>
@@ -2160,7 +2160,7 @@
           <w:color w:val="000000"/>
           <w:kern w:val="0"/>
           <w:lang w:eastAsia="es-ES"/>
-          <w14:ligatures w14:val="none"/>
+          <ns2:ligatures ns2:val="none"/>
         </w:rPr>
         <w:t xml:space="preserve"/>
       </w:r>
@@ -2170,7 +2170,7 @@
           <w:color w:val="000000"/>
           <w:kern w:val="0"/>
           <w:lang w:eastAsia="es-ES"/>
-          <w14:ligatures w14:val="none"/>
+          <ns2:ligatures ns2:val="none"/>
         </w:rPr>
         <w:t/>
       </w:r>
@@ -2180,7 +2180,7 @@
           <w:color w:val="000000"/>
           <w:kern w:val="0"/>
           <w:lang w:eastAsia="es-ES"/>
-          <w14:ligatures w14:val="none"/>
+          <ns2:ligatures ns2:val="none"/>
         </w:rPr>
         <w:t/>
       </w:r>
@@ -2190,7 +2190,7 @@
           <w:color w:val="000000"/>
           <w:kern w:val="0"/>
           <w:lang w:eastAsia="es-ES"/>
-          <w14:ligatures w14:val="none"/>
+          <ns2:ligatures ns2:val="none"/>
         </w:rPr>
         <w:t xml:space="preserve"/>
       </w:r>
@@ -2200,7 +2200,7 @@
           <w:color w:val="000000"/>
           <w:kern w:val="0"/>
           <w:lang w:eastAsia="es-ES"/>
-          <w14:ligatures w14:val="none"/>
+          <ns2:ligatures ns2:val="none"/>
         </w:rPr>
         <w:t xml:space="preserve"/>
       </w:r>
@@ -2210,7 +2210,7 @@
           <w:color w:val="000000"/>
           <w:kern w:val="0"/>
           <w:lang w:eastAsia="es-ES"/>
-          <w14:ligatures w14:val="none"/>
+          <ns2:ligatures ns2:val="none"/>
         </w:rPr>
         <w:t xml:space="preserve"/>
       </w:r>
@@ -2220,7 +2220,7 @@
           <w:color w:val="000000"/>
           <w:kern w:val="0"/>
           <w:lang w:eastAsia="es-ES"/>
-          <w14:ligatures w14:val="none"/>
+          <ns2:ligatures ns2:val="none"/>
         </w:rPr>
         <w:t xml:space="preserve"/>
       </w:r>
@@ -2230,7 +2230,7 @@
           <w:color w:val="000000"/>
           <w:kern w:val="0"/>
           <w:lang w:eastAsia="es-ES"/>
-          <w14:ligatures w14:val="none"/>
+          <ns2:ligatures ns2:val="none"/>
         </w:rPr>
         <w:t/>
       </w:r>
@@ -2240,7 +2240,7 @@
           <w:color w:val="000000"/>
           <w:kern w:val="0"/>
           <w:lang w:eastAsia="es-ES"/>
-          <w14:ligatures w14:val="none"/>
+          <ns2:ligatures ns2:val="none"/>
         </w:rPr>
         <w:t xml:space="preserve"/>
       </w:r>
@@ -2250,7 +2250,7 @@
           <w:color w:val="000000"/>
           <w:kern w:val="0"/>
           <w:lang w:eastAsia="es-ES"/>
-          <w14:ligatures w14:val="none"/>
+          <ns2:ligatures ns2:val="none"/>
         </w:rPr>
         <w:t xml:space="preserve"/>
       </w:r>
@@ -2260,12 +2260,12 @@
           <w:color w:val="000000"/>
           <w:kern w:val="0"/>
           <w:lang w:eastAsia="es-ES"/>
-          <w14:ligatures w14:val="none"/>
+          <ns2:ligatures ns2:val="none"/>
         </w:rPr>
         <w:t/>
       </w:r>
     </w:p>
-    <w:p>
+    <w:p ns2:paraId="041BD26F" ns2:textId="77777777">
       <w:pPr>
         <w:pStyle w:val="Prrafodelista"/>
         <w:rPr>
@@ -2273,11 +2273,11 @@
           <w:color w:val="000000"/>
           <w:kern w:val="0"/>
           <w:lang w:eastAsia="es-ES"/>
-          <w14:ligatures w14:val="none"/>
-        </w:rPr>
-      </w:pPr>
-    </w:p>
-    <w:p>
+          <ns2:ligatures ns2:val="none"/>
+        </w:rPr>
+      </w:pPr>
+    </w:p>
+    <w:p ns2:paraId="47BEF723" ns2:textId="1842890C">
       <w:pPr>
         <w:pStyle w:val="Prrafodelista"/>
         <w:numPr>
@@ -2294,16 +2294,16 @@
           <w:color w:val="000000"/>
           <w:kern w:val="0"/>
           <w:lang w:eastAsia="es-ES"/>
-          <w14:ligatures w14:val="none"/>
-        </w:rPr>
-      </w:pPr>
-      <w:r>
-        <w:rPr>
-          <w:rFonts w:ascii="Arial Narrow" w:eastAsia="Times New Roman" w:hAnsi="Arial Narrow" w:cs="Arial"/>
-          <w:color w:val="000000"/>
-          <w:kern w:val="0"/>
-          <w:lang w:eastAsia="es-ES"/>
-          <w14:ligatures w14:val="none"/>
+          <ns2:ligatures ns2:val="none"/>
+        </w:rPr>
+      </w:pPr>
+      <w:r>
+        <w:rPr>
+          <w:rFonts w:ascii="Arial Narrow" w:eastAsia="Times New Roman" w:hAnsi="Arial Narrow" w:cs="Arial"/>
+          <w:color w:val="000000"/>
+          <w:kern w:val="0"/>
+          <w:lang w:eastAsia="es-ES"/>
+          <ns2:ligatures ns2:val="none"/>
         </w:rPr>
         <w:t xml:space="preserve">El 16 de octubre de 2024, la señora [APELLIDO] solicitó a Protecta, en calidad de heredera legal del causante, las copias de los contratos y certificados de seguro de Desgravamen.</w:t>
       </w:r>
@@ -2313,7 +2313,7 @@
           <w:color w:val="000000"/>
           <w:kern w:val="0"/>
           <w:lang w:eastAsia="es-ES"/>
-          <w14:ligatures w14:val="none"/>
+          <ns2:ligatures ns2:val="none"/>
         </w:rPr>
         <w:t xml:space="preserve"/>
       </w:r>
@@ -2323,7 +2323,7 @@
           <w:color w:val="000000"/>
           <w:kern w:val="0"/>
           <w:lang w:eastAsia="es-ES"/>
-          <w14:ligatures w14:val="none"/>
+          <ns2:ligatures ns2:val="none"/>
         </w:rPr>
         <w:t/>
       </w:r>
@@ -2333,7 +2333,7 @@
           <w:color w:val="000000"/>
           <w:kern w:val="0"/>
           <w:lang w:eastAsia="es-ES"/>
-          <w14:ligatures w14:val="none"/>
+          <ns2:ligatures ns2:val="none"/>
         </w:rPr>
         <w:t xml:space="preserve"/>
       </w:r>
@@ -2343,7 +2343,7 @@
           <w:color w:val="000000"/>
           <w:kern w:val="0"/>
           <w:lang w:eastAsia="es-ES"/>
-          <w14:ligatures w14:val="none"/>
+          <ns2:ligatures ns2:val="none"/>
         </w:rPr>
         <w:t/>
       </w:r>
@@ -2353,7 +2353,7 @@
           <w:color w:val="000000"/>
           <w:kern w:val="0"/>
           <w:lang w:eastAsia="es-ES"/>
-          <w14:ligatures w14:val="none"/>
+          <ns2:ligatures ns2:val="none"/>
         </w:rPr>
         <w:t xml:space="preserve"/>
       </w:r>
@@ -2364,7 +2364,7 @@
           <w:color w:val="000000"/>
           <w:kern w:val="0"/>
           <w:lang w:eastAsia="es-ES"/>
-          <w14:ligatures w14:val="none"/>
+          <ns2:ligatures ns2:val="none"/>
         </w:rPr>
         <w:t/>
       </w:r>
@@ -2375,7 +2375,7 @@
           <w:color w:val="000000"/>
           <w:kern w:val="0"/>
           <w:lang w:eastAsia="es-ES"/>
-          <w14:ligatures w14:val="none"/>
+          <ns2:ligatures ns2:val="none"/>
         </w:rPr>
         <w:t xml:space="preserve"/>
       </w:r>
@@ -2385,7 +2385,7 @@
           <w:color w:val="000000"/>
           <w:kern w:val="0"/>
           <w:lang w:eastAsia="es-ES"/>
-          <w14:ligatures w14:val="none"/>
+          <ns2:ligatures ns2:val="none"/>
         </w:rPr>
         <w:t/>
       </w:r>
@@ -2395,25 +2395,25 @@
           <w:color w:val="000000"/>
           <w:kern w:val="0"/>
           <w:lang w:eastAsia="es-ES"/>
-          <w14:ligatures w14:val="none"/>
+          <ns2:ligatures ns2:val="none"/>
         </w:rPr>
         <w:t/>
       </w:r>
     </w:p>
-    <w:p>
-      <w:pPr>
-        <w:spacing w:after="0" w:line="240" w:lineRule="auto"/>
-        <w:jc w:val="both"/>
-        <w:rPr>
-          <w:rFonts w:ascii="Arial Narrow" w:eastAsia="Times New Roman" w:hAnsi="Arial Narrow" w:cs="Arial"/>
-          <w:color w:val="000000"/>
-          <w:kern w:val="0"/>
-          <w:lang w:eastAsia="es-ES"/>
-          <w14:ligatures w14:val="none"/>
-        </w:rPr>
-      </w:pPr>
-    </w:p>
-    <w:p>
+    <w:p ns2:paraId="633F3145" ns2:textId="77777777">
+      <w:pPr>
+        <w:spacing w:after="0" w:line="240" w:lineRule="auto"/>
+        <w:jc w:val="both"/>
+        <w:rPr>
+          <w:rFonts w:ascii="Arial Narrow" w:eastAsia="Times New Roman" w:hAnsi="Arial Narrow" w:cs="Arial"/>
+          <w:color w:val="000000"/>
+          <w:kern w:val="0"/>
+          <w:lang w:eastAsia="es-ES"/>
+          <ns2:ligatures ns2:val="none"/>
+        </w:rPr>
+      </w:pPr>
+    </w:p>
+    <w:p ns2:paraId="10F6A22B" ns2:textId="50EDFDAB">
       <w:pPr>
         <w:pStyle w:val="Prrafodelista"/>
         <w:numPr>
@@ -2430,16 +2430,16 @@
           <w:color w:val="000000"/>
           <w:kern w:val="0"/>
           <w:lang w:eastAsia="es-ES"/>
-          <w14:ligatures w14:val="none"/>
-        </w:rPr>
-      </w:pPr>
-      <w:r>
-        <w:rPr>
-          <w:rFonts w:ascii="Arial Narrow" w:eastAsia="Times New Roman" w:hAnsi="Arial Narrow" w:cs="Arial"/>
-          <w:color w:val="000000"/>
-          <w:kern w:val="0"/>
-          <w:lang w:eastAsia="es-ES"/>
-          <w14:ligatures w14:val="none"/>
+          <ns2:ligatures ns2:val="none"/>
+        </w:rPr>
+      </w:pPr>
+      <w:r>
+        <w:rPr>
+          <w:rFonts w:ascii="Arial Narrow" w:eastAsia="Times New Roman" w:hAnsi="Arial Narrow" w:cs="Arial"/>
+          <w:color w:val="000000"/>
+          <w:kern w:val="0"/>
+          <w:lang w:eastAsia="es-ES"/>
+          <ns2:ligatures ns2:val="none"/>
         </w:rPr>
         <w:t xml:space="preserve">El 1 de diciembre de 2024, la señora [APELLIDO] presentó comunicación a Protecta, en la que señaló que se acreditaba que las condiciones particulares estipulaban la vigencia del seguro hasta el pago de la última cuota en caso de reprogramaciones. La misma comunicación fue dirigida también al Banco, el 4 de diciembre de 2024, solicitando que inste a la compañía aseguradora a cumplir con las obligaciones contractuales correspondientes. </w:t>
       </w:r>
@@ -2449,7 +2449,7 @@
           <w:color w:val="000000"/>
           <w:kern w:val="0"/>
           <w:lang w:eastAsia="es-ES"/>
-          <w14:ligatures w14:val="none"/>
+          <ns2:ligatures ns2:val="none"/>
         </w:rPr>
         <w:t/>
       </w:r>
@@ -2459,7 +2459,7 @@
           <w:color w:val="000000"/>
           <w:kern w:val="0"/>
           <w:lang w:eastAsia="es-ES"/>
-          <w14:ligatures w14:val="none"/>
+          <ns2:ligatures ns2:val="none"/>
         </w:rPr>
         <w:t xml:space="preserve"/>
       </w:r>
@@ -2469,7 +2469,7 @@
           <w:color w:val="000000"/>
           <w:kern w:val="0"/>
           <w:lang w:eastAsia="es-ES"/>
-          <w14:ligatures w14:val="none"/>
+          <ns2:ligatures ns2:val="none"/>
         </w:rPr>
         <w:t xml:space="preserve"/>
       </w:r>
@@ -2480,7 +2480,7 @@
           <w:color w:val="000000"/>
           <w:kern w:val="0"/>
           <w:lang w:eastAsia="es-ES"/>
-          <w14:ligatures w14:val="none"/>
+          <ns2:ligatures ns2:val="none"/>
         </w:rPr>
         <w:t/>
       </w:r>
@@ -2491,7 +2491,7 @@
           <w:color w:val="000000"/>
           <w:kern w:val="0"/>
           <w:lang w:eastAsia="es-ES"/>
-          <w14:ligatures w14:val="none"/>
+          <ns2:ligatures ns2:val="none"/>
         </w:rPr>
         <w:t xml:space="preserve"/>
       </w:r>
@@ -2501,7 +2501,7 @@
           <w:color w:val="000000"/>
           <w:kern w:val="0"/>
           <w:lang w:eastAsia="es-ES"/>
-          <w14:ligatures w14:val="none"/>
+          <ns2:ligatures ns2:val="none"/>
         </w:rPr>
         <w:t/>
       </w:r>
@@ -2511,7 +2511,7 @@
           <w:color w:val="000000"/>
           <w:kern w:val="0"/>
           <w:lang w:eastAsia="es-ES"/>
-          <w14:ligatures w14:val="none"/>
+          <ns2:ligatures ns2:val="none"/>
         </w:rPr>
         <w:t xml:space="preserve"/>
       </w:r>
@@ -2521,7 +2521,7 @@
           <w:color w:val="000000"/>
           <w:kern w:val="0"/>
           <w:lang w:eastAsia="es-ES"/>
-          <w14:ligatures w14:val="none"/>
+          <ns2:ligatures ns2:val="none"/>
         </w:rPr>
         <w:t xml:space="preserve"/>
       </w:r>
@@ -2531,7 +2531,7 @@
           <w:color w:val="000000"/>
           <w:kern w:val="0"/>
           <w:lang w:eastAsia="es-ES"/>
-          <w14:ligatures w14:val="none"/>
+          <ns2:ligatures ns2:val="none"/>
         </w:rPr>
         <w:t/>
       </w:r>
@@ -2541,12 +2541,12 @@
           <w:color w:val="000000"/>
           <w:kern w:val="0"/>
           <w:lang w:eastAsia="es-ES"/>
-          <w14:ligatures w14:val="none"/>
+          <ns2:ligatures ns2:val="none"/>
         </w:rPr>
         <w:t xml:space="preserve"/>
       </w:r>
     </w:p>
-    <w:p>
+    <w:p ns2:paraId="3B3D9F8C" ns2:textId="77777777">
       <w:pPr>
         <w:pStyle w:val="Prrafodelista"/>
         <w:rPr>
@@ -2554,11 +2554,11 @@
           <w:color w:val="000000"/>
           <w:kern w:val="0"/>
           <w:lang w:eastAsia="es-ES"/>
-          <w14:ligatures w14:val="none"/>
-        </w:rPr>
-      </w:pPr>
-    </w:p>
-    <w:p>
+          <ns2:ligatures ns2:val="none"/>
+        </w:rPr>
+      </w:pPr>
+    </w:p>
+    <w:p ns2:paraId="29A1B230" ns2:textId="39AF86E5">
       <w:pPr>
         <w:pStyle w:val="Prrafodelista"/>
         <w:numPr>
@@ -2575,16 +2575,16 @@
           <w:color w:val="000000"/>
           <w:kern w:val="0"/>
           <w:lang w:eastAsia="es-ES"/>
-          <w14:ligatures w14:val="none"/>
-        </w:rPr>
-      </w:pPr>
-      <w:r>
-        <w:rPr>
-          <w:rFonts w:ascii="Arial Narrow" w:eastAsia="Times New Roman" w:hAnsi="Arial Narrow" w:cs="Arial"/>
-          <w:color w:val="000000"/>
-          <w:kern w:val="0"/>
-          <w:lang w:eastAsia="es-ES"/>
-          <w14:ligatures w14:val="none"/>
+          <ns2:ligatures ns2:val="none"/>
+        </w:rPr>
+      </w:pPr>
+      <w:r>
+        <w:rPr>
+          <w:rFonts w:ascii="Arial Narrow" w:eastAsia="Times New Roman" w:hAnsi="Arial Narrow" w:cs="Arial"/>
+          <w:color w:val="000000"/>
+          <w:kern w:val="0"/>
+          <w:lang w:eastAsia="es-ES"/>
+          <ns2:ligatures ns2:val="none"/>
         </w:rPr>
         <w:t xml:space="preserve">El 19 de diciembre de 2024, </w:t>
       </w:r>
@@ -2595,7 +2595,7 @@
           <w:color w:val="000000"/>
           <w:kern w:val="0"/>
           <w:lang w:eastAsia="es-ES"/>
-          <w14:ligatures w14:val="none"/>
+          <ns2:ligatures ns2:val="none"/>
         </w:rPr>
         <w:t>Protecta</w:t>
       </w:r>
@@ -2606,7 +2606,7 @@
           <w:color w:val="000000"/>
           <w:kern w:val="0"/>
           <w:lang w:eastAsia="es-ES"/>
-          <w14:ligatures w14:val="none"/>
+          <ns2:ligatures ns2:val="none"/>
         </w:rPr>
         <w:t xml:space="preserve"> remitió una nueva carta mediante la cual reiteró la negativa de cobertura, argumentando nuevamente la falta de vigencia de las pólizas al momento del fallecimiento, </w:t>
       </w:r>
@@ -2616,7 +2616,7 @@
           <w:color w:val="000000"/>
           <w:kern w:val="0"/>
           <w:lang w:eastAsia="es-ES"/>
-          <w14:ligatures w14:val="none"/>
+          <ns2:ligatures ns2:val="none"/>
         </w:rPr>
         <w:t>amparándose en las cláusulas generales, pese a existir condiciones particulares que prevalecen sobre las generales</w:t>
       </w:r>
@@ -2626,12 +2626,12 @@
           <w:color w:val="000000"/>
           <w:kern w:val="0"/>
           <w:lang w:eastAsia="es-ES"/>
-          <w14:ligatures w14:val="none"/>
+          <ns2:ligatures ns2:val="none"/>
         </w:rPr>
         <w:t>.</w:t>
       </w:r>
     </w:p>
-    <w:p>
+    <w:p ns2:paraId="7A9CFA23" ns2:textId="77777777">
       <w:pPr>
         <w:pStyle w:val="Prrafodelista"/>
         <w:rPr>
@@ -2639,11 +2639,11 @@
           <w:color w:val="000000"/>
           <w:kern w:val="0"/>
           <w:lang w:eastAsia="es-ES"/>
-          <w14:ligatures w14:val="none"/>
-        </w:rPr>
-      </w:pPr>
-    </w:p>
-    <w:p>
+          <ns2:ligatures ns2:val="none"/>
+        </w:rPr>
+      </w:pPr>
+    </w:p>
+    <w:p ns2:paraId="50BCEB55" ns2:textId="78DB00E6">
       <w:pPr>
         <w:pStyle w:val="Prrafodelista"/>
         <w:numPr>
@@ -2660,16 +2660,16 @@
           <w:color w:val="000000"/>
           <w:kern w:val="0"/>
           <w:lang w:eastAsia="es-ES"/>
-          <w14:ligatures w14:val="none"/>
-        </w:rPr>
-      </w:pPr>
-      <w:r>
-        <w:rPr>
-          <w:rFonts w:ascii="Arial Narrow" w:eastAsia="Times New Roman" w:hAnsi="Arial Narrow" w:cs="Arial"/>
-          <w:color w:val="000000"/>
-          <w:kern w:val="0"/>
-          <w:lang w:eastAsia="es-ES"/>
-          <w14:ligatures w14:val="none"/>
+          <ns2:ligatures ns2:val="none"/>
+        </w:rPr>
+      </w:pPr>
+      <w:r>
+        <w:rPr>
+          <w:rFonts w:ascii="Arial Narrow" w:eastAsia="Times New Roman" w:hAnsi="Arial Narrow" w:cs="Arial"/>
+          <w:color w:val="000000"/>
+          <w:kern w:val="0"/>
+          <w:lang w:eastAsia="es-ES"/>
+          <ns2:ligatures ns2:val="none"/>
         </w:rPr>
         <w:t xml:space="preserve">El 26 de noviembre del 2024, </w:t>
       </w:r>
@@ -2680,7 +2680,7 @@
           <w:color w:val="000000"/>
           <w:kern w:val="0"/>
           <w:lang w:eastAsia="es-ES"/>
-          <w14:ligatures w14:val="none"/>
+          <ns2:ligatures ns2:val="none"/>
         </w:rPr>
         <w:t>Protecta</w:t>
       </w:r>
@@ -2691,7 +2691,7 @@
           <w:color w:val="000000"/>
           <w:kern w:val="0"/>
           <w:lang w:eastAsia="es-ES"/>
-          <w14:ligatures w14:val="none"/>
+          <ns2:ligatures ns2:val="none"/>
         </w:rPr>
         <w:t xml:space="preserve"> remitió</w:t>
       </w:r>
@@ -2701,7 +2701,7 @@
           <w:color w:val="000000"/>
           <w:kern w:val="0"/>
           <w:lang w:eastAsia="es-ES"/>
-          <w14:ligatures w14:val="none"/>
+          <ns2:ligatures ns2:val="none"/>
         </w:rPr>
         <w:t xml:space="preserve"> parcialmente el contenido de los contratos de seguros suscritos con </w:t>
       </w:r>
@@ -2711,7 +2711,7 @@
           <w:color w:val="000000"/>
           <w:kern w:val="0"/>
           <w:lang w:eastAsia="es-ES"/>
-          <w14:ligatures w14:val="none"/>
+          <ns2:ligatures ns2:val="none"/>
         </w:rPr>
         <w:t xml:space="preserve">el causante ya que </w:t>
       </w:r>
@@ -2721,12 +2721,12 @@
           <w:color w:val="000000"/>
           <w:kern w:val="0"/>
           <w:lang w:eastAsia="es-ES"/>
-          <w14:ligatures w14:val="none"/>
+          <ns2:ligatures ns2:val="none"/>
         </w:rPr>
         <w:t>solo se adjuntaron las páginas 1-8 y 2-8, omitiendo las seis restantes, así como otros documentos vinculados a la solicitud y condiciones particulares que forman parte integral del contrato</w:t>
       </w:r>
     </w:p>
-    <w:p>
+    <w:p ns2:paraId="59C60144" ns2:textId="77777777">
       <w:pPr>
         <w:pStyle w:val="Prrafodelista"/>
         <w:rPr>
@@ -2734,11 +2734,11 @@
           <w:color w:val="000000"/>
           <w:kern w:val="0"/>
           <w:lang w:eastAsia="es-ES"/>
-          <w14:ligatures w14:val="none"/>
-        </w:rPr>
-      </w:pPr>
-    </w:p>
-    <w:p>
+          <ns2:ligatures ns2:val="none"/>
+        </w:rPr>
+      </w:pPr>
+    </w:p>
+    <w:p ns2:paraId="10121776" ns2:textId="66FB6D27">
       <w:pPr>
         <w:pStyle w:val="Prrafodelista"/>
         <w:numPr>
@@ -2755,16 +2755,16 @@
           <w:color w:val="000000"/>
           <w:kern w:val="0"/>
           <w:lang w:eastAsia="es-ES"/>
-          <w14:ligatures w14:val="none"/>
-        </w:rPr>
-      </w:pPr>
-      <w:r>
-        <w:rPr>
-          <w:rFonts w:ascii="Arial Narrow" w:eastAsia="Times New Roman" w:hAnsi="Arial Narrow" w:cs="Arial"/>
-          <w:color w:val="000000"/>
-          <w:kern w:val="0"/>
-          <w:lang w:eastAsia="es-ES"/>
-          <w14:ligatures w14:val="none"/>
+          <ns2:ligatures ns2:val="none"/>
+        </w:rPr>
+      </w:pPr>
+      <w:r>
+        <w:rPr>
+          <w:rFonts w:ascii="Arial Narrow" w:eastAsia="Times New Roman" w:hAnsi="Arial Narrow" w:cs="Arial"/>
+          <w:color w:val="000000"/>
+          <w:kern w:val="0"/>
+          <w:lang w:eastAsia="es-ES"/>
+          <ns2:ligatures ns2:val="none"/>
         </w:rPr>
         <w:t xml:space="preserve">El 24 de diciembre de 2024, </w:t>
       </w:r>
@@ -2775,7 +2775,7 @@
           <w:color w:val="000000"/>
           <w:kern w:val="0"/>
           <w:lang w:eastAsia="es-ES"/>
-          <w14:ligatures w14:val="none"/>
+          <ns2:ligatures ns2:val="none"/>
         </w:rPr>
         <w:t>Protecta</w:t>
       </w:r>
@@ -2786,7 +2786,7 @@
           <w:color w:val="000000"/>
           <w:kern w:val="0"/>
           <w:lang w:eastAsia="es-ES"/>
-          <w14:ligatures w14:val="none"/>
+          <ns2:ligatures ns2:val="none"/>
         </w:rPr>
         <w:t xml:space="preserve"> </w:t>
       </w:r>
@@ -2796,7 +2796,7 @@
           <w:color w:val="000000"/>
           <w:kern w:val="0"/>
           <w:lang w:eastAsia="es-ES"/>
-          <w14:ligatures w14:val="none"/>
+          <ns2:ligatures ns2:val="none"/>
         </w:rPr>
         <w:t xml:space="preserve">remitió una carta </w:t>
       </w:r>
@@ -2806,7 +2806,7 @@
           <w:color w:val="000000"/>
           <w:kern w:val="0"/>
           <w:lang w:eastAsia="es-ES"/>
-          <w14:ligatures w14:val="none"/>
+          <ns2:ligatures ns2:val="none"/>
         </w:rPr>
         <w:t>invoc</w:t>
       </w:r>
@@ -2816,7 +2816,7 @@
           <w:color w:val="000000"/>
           <w:kern w:val="0"/>
           <w:lang w:eastAsia="es-ES"/>
-          <w14:ligatures w14:val="none"/>
+          <ns2:ligatures ns2:val="none"/>
         </w:rPr>
         <w:t>ando</w:t>
       </w:r>
@@ -2826,7 +2826,7 @@
           <w:color w:val="000000"/>
           <w:kern w:val="0"/>
           <w:lang w:eastAsia="es-ES"/>
-          <w14:ligatures w14:val="none"/>
+          <ns2:ligatures ns2:val="none"/>
         </w:rPr>
         <w:t xml:space="preserve"> una nueva causal para denegar la cobertura, alegando que el asegurado había superado el límite de edad de permanencia. Esta nueva objeción se presentó </w:t>
       </w:r>
@@ -2836,7 +2836,7 @@
           <w:color w:val="000000"/>
           <w:kern w:val="0"/>
           <w:lang w:eastAsia="es-ES"/>
-          <w14:ligatures w14:val="none"/>
+          <ns2:ligatures ns2:val="none"/>
         </w:rPr>
         <w:t>luego de</w:t>
       </w:r>
@@ -2846,7 +2846,7 @@
           <w:color w:val="000000"/>
           <w:kern w:val="0"/>
           <w:lang w:eastAsia="es-ES"/>
-          <w14:ligatures w14:val="none"/>
+          <ns2:ligatures ns2:val="none"/>
         </w:rPr>
         <w:t xml:space="preserve"> una denegatoria previa, a pesar de haberse demostrado la vigencia de las pólizas. En dicha carta, además, se modificaron las fechas de vigencia anteriormente informadas, indicando que ambas pólizas vencieron en noviembre de 2017, a pesar de que previamente se había señalado que la </w:t>
       </w:r>
@@ -2856,7 +2856,7 @@
           <w:color w:val="000000"/>
           <w:kern w:val="0"/>
           <w:lang w:eastAsia="es-ES"/>
-          <w14:ligatures w14:val="none"/>
+          <ns2:ligatures ns2:val="none"/>
         </w:rPr>
         <w:t>P</w:t>
       </w:r>
@@ -2866,7 +2866,7 @@
           <w:color w:val="000000"/>
           <w:kern w:val="0"/>
           <w:lang w:eastAsia="es-ES"/>
-          <w14:ligatures w14:val="none"/>
+          <ns2:ligatures ns2:val="none"/>
         </w:rPr>
         <w:t xml:space="preserve">óliza </w:t>
       </w:r>
@@ -2876,7 +2876,7 @@
           <w:color w:val="000000"/>
           <w:kern w:val="0"/>
           <w:lang w:eastAsia="es-ES"/>
-          <w14:ligatures w14:val="none"/>
+          <ns2:ligatures ns2:val="none"/>
         </w:rPr>
         <w:t xml:space="preserve">del </w:t>
       </w:r>
@@ -2886,7 +2886,7 @@
           <w:color w:val="000000"/>
           <w:kern w:val="0"/>
           <w:lang w:eastAsia="es-ES"/>
-          <w14:ligatures w14:val="none"/>
+          <ns2:ligatures ns2:val="none"/>
         </w:rPr>
         <w:t>Seguro de Desgravamen adicional</w:t>
       </w:r>
@@ -2896,12 +2896,12 @@
           <w:color w:val="000000"/>
           <w:kern w:val="0"/>
           <w:lang w:eastAsia="es-ES"/>
-          <w14:ligatures w14:val="none"/>
+          <ns2:ligatures ns2:val="none"/>
         </w:rPr>
         <w:t xml:space="preserve"> estaba vigente hasta el 12 de septiembre de 2023. </w:t>
       </w:r>
     </w:p>
-    <w:p>
+    <w:p ns2:paraId="580EFF42" ns2:textId="77777777">
       <w:pPr>
         <w:pStyle w:val="Prrafodelista"/>
         <w:rPr>
@@ -2909,11 +2909,11 @@
           <w:color w:val="000000"/>
           <w:kern w:val="0"/>
           <w:lang w:eastAsia="es-ES"/>
-          <w14:ligatures w14:val="none"/>
-        </w:rPr>
-      </w:pPr>
-    </w:p>
-    <w:p>
+          <ns2:ligatures ns2:val="none"/>
+        </w:rPr>
+      </w:pPr>
+    </w:p>
+    <w:p ns2:paraId="78B87936" ns2:textId="4B906308">
       <w:pPr>
         <w:pStyle w:val="Prrafodelista"/>
         <w:numPr>
@@ -2930,16 +2930,16 @@
           <w:color w:val="000000"/>
           <w:kern w:val="0"/>
           <w:lang w:eastAsia="es-ES"/>
-          <w14:ligatures w14:val="none"/>
-        </w:rPr>
-      </w:pPr>
-      <w:r>
-        <w:rPr>
-          <w:rFonts w:ascii="Arial Narrow" w:eastAsia="Times New Roman" w:hAnsi="Arial Narrow" w:cs="Arial"/>
-          <w:color w:val="000000"/>
-          <w:kern w:val="0"/>
-          <w:lang w:eastAsia="es-ES"/>
-          <w14:ligatures w14:val="none"/>
+          <ns2:ligatures ns2:val="none"/>
+        </w:rPr>
+      </w:pPr>
+      <w:r>
+        <w:rPr>
+          <w:rFonts w:ascii="Arial Narrow" w:eastAsia="Times New Roman" w:hAnsi="Arial Narrow" w:cs="Arial"/>
+          <w:color w:val="000000"/>
+          <w:kern w:val="0"/>
+          <w:lang w:eastAsia="es-ES"/>
+          <ns2:ligatures ns2:val="none"/>
         </w:rPr>
         <w:t xml:space="preserve">Finalmente, </w:t>
       </w:r>
@@ -2949,7 +2949,7 @@
           <w:color w:val="000000"/>
           <w:kern w:val="0"/>
           <w:lang w:eastAsia="es-ES"/>
-          <w14:ligatures w14:val="none"/>
+          <ns2:ligatures ns2:val="none"/>
         </w:rPr>
         <w:t xml:space="preserve">las copias de los contratos proporcionadas por </w:t>
       </w:r>
@@ -2960,7 +2960,7 @@
           <w:color w:val="000000"/>
           <w:kern w:val="0"/>
           <w:lang w:eastAsia="es-ES"/>
-          <w14:ligatures w14:val="none"/>
+          <ns2:ligatures ns2:val="none"/>
         </w:rPr>
         <w:t>Protecta</w:t>
       </w:r>
@@ -2971,7 +2971,7 @@
           <w:color w:val="000000"/>
           <w:kern w:val="0"/>
           <w:lang w:eastAsia="es-ES"/>
-          <w14:ligatures w14:val="none"/>
+          <ns2:ligatures ns2:val="none"/>
         </w:rPr>
         <w:t xml:space="preserve"> no incluyen el “Artículo 08: Terminación”, que supuestamente respaldaría la causal </w:t>
       </w:r>
@@ -2981,7 +2981,7 @@
           <w:color w:val="000000"/>
           <w:kern w:val="0"/>
           <w:lang w:eastAsia="es-ES"/>
-          <w14:ligatures w14:val="none"/>
+          <ns2:ligatures ns2:val="none"/>
         </w:rPr>
         <w:t>para denegar la cobertura</w:t>
       </w:r>
@@ -2991,7 +2991,7 @@
           <w:color w:val="000000"/>
           <w:kern w:val="0"/>
           <w:lang w:eastAsia="es-ES"/>
-          <w14:ligatures w14:val="none"/>
+          <ns2:ligatures ns2:val="none"/>
         </w:rPr>
         <w:t>, lo que evidencia un manejo parcial y cuestionable de la documentación, así como una manipulación de las fechas de vigencia con el fin de justificar su negativa</w:t>
       </w:r>
@@ -3001,25 +3001,25 @@
           <w:color w:val="000000"/>
           <w:kern w:val="0"/>
           <w:lang w:eastAsia="es-ES"/>
-          <w14:ligatures w14:val="none"/>
+          <ns2:ligatures ns2:val="none"/>
         </w:rPr>
         <w:t>.</w:t>
       </w:r>
     </w:p>
-    <w:p>
-      <w:pPr>
-        <w:spacing w:after="0" w:line="240" w:lineRule="auto"/>
-        <w:jc w:val="both"/>
-        <w:rPr>
-          <w:rFonts w:ascii="Arial Narrow" w:eastAsia="Times New Roman" w:hAnsi="Arial Narrow" w:cs="Arial"/>
-          <w:color w:val="000000"/>
-          <w:kern w:val="0"/>
-          <w:lang w:eastAsia="es-ES"/>
-          <w14:ligatures w14:val="none"/>
-        </w:rPr>
-      </w:pPr>
-    </w:p>
-    <w:p>
+    <w:p ns2:paraId="74B79383" ns2:textId="77777777">
+      <w:pPr>
+        <w:spacing w:after="0" w:line="240" w:lineRule="auto"/>
+        <w:jc w:val="both"/>
+        <w:rPr>
+          <w:rFonts w:ascii="Arial Narrow" w:eastAsia="Times New Roman" w:hAnsi="Arial Narrow" w:cs="Arial"/>
+          <w:color w:val="000000"/>
+          <w:kern w:val="0"/>
+          <w:lang w:eastAsia="es-ES"/>
+          <ns2:ligatures ns2:val="none"/>
+        </w:rPr>
+      </w:pPr>
+    </w:p>
+    <w:p ns2:paraId="4FB15987" ns2:textId="46AE843E">
       <w:pPr>
         <w:numPr>
           <w:ilvl w:val="1"/>
@@ -3037,7 +3037,7 @@
           <w:color w:val="000000"/>
           <w:kern w:val="0"/>
           <w:lang w:val="es-ES" w:eastAsia="es-ES"/>
-          <w14:ligatures w14:val="none"/>
+          <ns2:ligatures ns2:val="none"/>
         </w:rPr>
       </w:pPr>
       <w:r>
@@ -3046,7 +3046,7 @@
           <w:bCs/>
           <w:spacing w:val="-3"/>
           <w:kern w:val="0"/>
-          <w14:ligatures w14:val="none"/>
+          <ns2:ligatures ns2:val="none"/>
         </w:rPr>
         <w:t xml:space="preserve">La señora [APELLIDO] solicitó, en calidad de medida correctiva, que Protecta cumpla con activar la Póliza 166-112629409 y la Póliza 166-127012747, en virtud de los contratos de seguros de desgravamen celebrados con el causante asociados a los créditos obtenidos con el Banco. Asimismo, requirió el reembolso de costos y costas del presente procedimiento.</w:t>
       </w:r>
@@ -3056,7 +3056,7 @@
           <w:bCs/>
           <w:spacing w:val="-3"/>
           <w:kern w:val="0"/>
-          <w14:ligatures w14:val="none"/>
+          <ns2:ligatures ns2:val="none"/>
         </w:rPr>
         <w:t/>
       </w:r>
@@ -3066,7 +3066,7 @@
           <w:bCs/>
           <w:spacing w:val="-3"/>
           <w:kern w:val="0"/>
-          <w14:ligatures w14:val="none"/>
+          <ns2:ligatures ns2:val="none"/>
         </w:rPr>
         <w:t xml:space="preserve"/>
       </w:r>
@@ -3074,7 +3074,7 @@
         <w:rPr>
           <w:rFonts w:ascii="Arial Narrow" w:eastAsia="Calibri" w:hAnsi="Arial Narrow" w:cs="Arial"/>
           <w:kern w:val="0"/>
-          <w14:ligatures w14:val="none"/>
+          <ns2:ligatures ns2:val="none"/>
         </w:rPr>
         <w:t/>
       </w:r>
@@ -3082,7 +3082,7 @@
         <w:rPr>
           <w:rFonts w:ascii="Arial Narrow" w:eastAsia="Calibri" w:hAnsi="Arial Narrow" w:cs="Arial"/>
           <w:kern w:val="0"/>
-          <w14:ligatures w14:val="none"/>
+          <ns2:ligatures ns2:val="none"/>
         </w:rPr>
         <w:t xml:space="preserve"/>
       </w:r>
@@ -3092,7 +3092,7 @@
           <w:color w:val="000000"/>
           <w:kern w:val="0"/>
           <w:lang w:val="es-ES" w:eastAsia="es-ES"/>
-          <w14:ligatures w14:val="none"/>
+          <ns2:ligatures ns2:val="none"/>
         </w:rPr>
         <w:t/>
       </w:r>
@@ -3102,7 +3102,7 @@
           <w:color w:val="000000"/>
           <w:kern w:val="0"/>
           <w:lang w:val="es-ES" w:eastAsia="es-ES"/>
-          <w14:ligatures w14:val="none"/>
+          <ns2:ligatures ns2:val="none"/>
         </w:rPr>
         <w:t xml:space="preserve"/>
       </w:r>
@@ -3113,7 +3113,7 @@
           <w:color w:val="000000"/>
           <w:kern w:val="0"/>
           <w:lang w:val="es-ES" w:eastAsia="es-ES"/>
-          <w14:ligatures w14:val="none"/>
+          <ns2:ligatures ns2:val="none"/>
         </w:rPr>
         <w:t/>
       </w:r>
@@ -3124,7 +3124,7 @@
           <w:color w:val="000000"/>
           <w:kern w:val="0"/>
           <w:lang w:val="es-ES" w:eastAsia="es-ES"/>
-          <w14:ligatures w14:val="none"/>
+          <ns2:ligatures ns2:val="none"/>
         </w:rPr>
         <w:t xml:space="preserve"/>
       </w:r>
@@ -3134,7 +3134,7 @@
           <w:color w:val="000000"/>
           <w:kern w:val="0"/>
           <w:lang w:val="es-ES" w:eastAsia="es-ES"/>
-          <w14:ligatures w14:val="none"/>
+          <ns2:ligatures ns2:val="none"/>
         </w:rPr>
         <w:t xml:space="preserve"/>
       </w:r>
@@ -3144,7 +3144,7 @@
           <w:color w:val="000000"/>
           <w:kern w:val="0"/>
           <w:lang w:val="es-ES" w:eastAsia="es-ES"/>
-          <w14:ligatures w14:val="none"/>
+          <ns2:ligatures ns2:val="none"/>
         </w:rPr>
         <w:t xml:space="preserve"/>
       </w:r>
@@ -3154,7 +3154,7 @@
           <w:color w:val="000000"/>
           <w:kern w:val="0"/>
           <w:lang w:val="es-ES" w:eastAsia="es-ES"/>
-          <w14:ligatures w14:val="none"/>
+          <ns2:ligatures ns2:val="none"/>
         </w:rPr>
         <w:t xml:space="preserve"/>
       </w:r>
@@ -3164,7 +3164,7 @@
           <w:color w:val="000000"/>
           <w:kern w:val="0"/>
           <w:lang w:val="es-ES" w:eastAsia="es-ES"/>
-          <w14:ligatures w14:val="none"/>
+          <ns2:ligatures ns2:val="none"/>
         </w:rPr>
         <w:t/>
       </w:r>
@@ -3174,7 +3174,7 @@
           <w:color w:val="000000"/>
           <w:kern w:val="0"/>
           <w:lang w:val="es-ES" w:eastAsia="es-ES"/>
-          <w14:ligatures w14:val="none"/>
+          <ns2:ligatures ns2:val="none"/>
         </w:rPr>
         <w:t xml:space="preserve"/>
       </w:r>
@@ -3184,7 +3184,7 @@
           <w:color w:val="000000"/>
           <w:kern w:val="0"/>
           <w:lang w:val="es-ES" w:eastAsia="es-ES"/>
-          <w14:ligatures w14:val="none"/>
+          <ns2:ligatures ns2:val="none"/>
         </w:rPr>
         <w:t/>
       </w:r>
@@ -3194,7 +3194,7 @@
           <w:color w:val="000000"/>
           <w:kern w:val="0"/>
           <w:lang w:val="es-ES" w:eastAsia="es-ES"/>
-          <w14:ligatures w14:val="none"/>
+          <ns2:ligatures ns2:val="none"/>
         </w:rPr>
         <w:t xml:space="preserve"/>
       </w:r>
@@ -3204,7 +3204,7 @@
           <w:color w:val="000000"/>
           <w:kern w:val="0"/>
           <w:lang w:val="es-ES" w:eastAsia="es-ES"/>
-          <w14:ligatures w14:val="none"/>
+          <ns2:ligatures ns2:val="none"/>
         </w:rPr>
         <w:t/>
       </w:r>
@@ -3214,7 +3214,7 @@
           <w:color w:val="000000"/>
           <w:kern w:val="0"/>
           <w:lang w:val="es-ES" w:eastAsia="es-ES"/>
-          <w14:ligatures w14:val="none"/>
+          <ns2:ligatures ns2:val="none"/>
         </w:rPr>
         <w:t xml:space="preserve"/>
       </w:r>
@@ -3224,7 +3224,7 @@
           <w:color w:val="000000"/>
           <w:kern w:val="0"/>
           <w:lang w:val="es-ES" w:eastAsia="es-ES"/>
-          <w14:ligatures w14:val="none"/>
+          <ns2:ligatures ns2:val="none"/>
         </w:rPr>
         <w:t xml:space="preserve"/>
       </w:r>
@@ -3234,7 +3234,7 @@
           <w:color w:val="000000"/>
           <w:kern w:val="0"/>
           <w:lang w:val="es-ES" w:eastAsia="es-ES"/>
-          <w14:ligatures w14:val="none"/>
+          <ns2:ligatures ns2:val="none"/>
         </w:rPr>
         <w:lastRenderedPageBreak/>
         <w:t xml:space="preserve"/>
@@ -3245,7 +3245,7 @@
           <w:color w:val="000000"/>
           <w:kern w:val="0"/>
           <w:lang w:val="es-ES" w:eastAsia="es-ES"/>
-          <w14:ligatures w14:val="none"/>
+          <ns2:ligatures ns2:val="none"/>
         </w:rPr>
         <w:t xml:space="preserve"/>
       </w:r>
@@ -3255,7 +3255,7 @@
           <w:color w:val="000000"/>
           <w:kern w:val="0"/>
           <w:lang w:val="es-ES" w:eastAsia="es-ES"/>
-          <w14:ligatures w14:val="none"/>
+          <ns2:ligatures ns2:val="none"/>
         </w:rPr>
         <w:t xml:space="preserve"/>
       </w:r>
@@ -3265,7 +3265,7 @@
           <w:color w:val="000000"/>
           <w:kern w:val="0"/>
           <w:lang w:val="es-ES" w:eastAsia="es-ES"/>
-          <w14:ligatures w14:val="none"/>
+          <ns2:ligatures ns2:val="none"/>
         </w:rPr>
         <w:t/>
       </w:r>
@@ -3275,7 +3275,7 @@
           <w:color w:val="000000"/>
           <w:kern w:val="0"/>
           <w:lang w:val="es-ES" w:eastAsia="es-ES"/>
-          <w14:ligatures w14:val="none"/>
+          <ns2:ligatures ns2:val="none"/>
         </w:rPr>
         <w:t/>
       </w:r>
@@ -3285,7 +3285,7 @@
           <w:color w:val="000000"/>
           <w:kern w:val="0"/>
           <w:lang w:val="es-ES" w:eastAsia="es-ES"/>
-          <w14:ligatures w14:val="none"/>
+          <ns2:ligatures ns2:val="none"/>
         </w:rPr>
         <w:t xml:space="preserve"/>
       </w:r>
@@ -3295,7 +3295,7 @@
           <w:color w:val="000000"/>
           <w:kern w:val="0"/>
           <w:lang w:val="es-ES" w:eastAsia="es-ES"/>
-          <w14:ligatures w14:val="none"/>
+          <ns2:ligatures ns2:val="none"/>
         </w:rPr>
         <w:t/>
       </w:r>
@@ -3305,7 +3305,7 @@
           <w:color w:val="000000"/>
           <w:kern w:val="0"/>
           <w:lang w:val="es-ES" w:eastAsia="es-ES"/>
-          <w14:ligatures w14:val="none"/>
+          <ns2:ligatures ns2:val="none"/>
         </w:rPr>
         <w:t xml:space="preserve"/>
       </w:r>
@@ -3315,12 +3315,12 @@
           <w:color w:val="000000"/>
           <w:kern w:val="0"/>
           <w:lang w:val="es-ES" w:eastAsia="es-ES"/>
-          <w14:ligatures w14:val="none"/>
+          <ns2:ligatures ns2:val="none"/>
         </w:rPr>
         <w:t/>
       </w:r>
     </w:p>
-    <w:p>
+    <w:p ns2:paraId="61C46995" ns2:textId="77777777">
       <w:pPr>
         <w:spacing w:after="0" w:line="240" w:lineRule="auto"/>
         <w:contextualSpacing/>
@@ -3331,11 +3331,11 @@
           <w:color w:val="000000"/>
           <w:kern w:val="0"/>
           <w:lang w:eastAsia="es-PE"/>
-          <w14:ligatures w14:val="none"/>
-        </w:rPr>
-      </w:pPr>
-    </w:p>
-    <w:p>
+          <ns2:ligatures ns2:val="none"/>
+        </w:rPr>
+      </w:pPr>
+    </w:p>
+    <w:p ns2:paraId="4713554A" ns2:textId="77777777">
       <w:pPr>
         <w:pStyle w:val="Prrafodelista"/>
         <w:numPr>
@@ -3355,7 +3355,7 @@
           <w:color w:val="000000"/>
           <w:kern w:val="0"/>
           <w:lang w:eastAsia="es-PE"/>
-          <w14:ligatures w14:val="none"/>
+          <ns2:ligatures ns2:val="none"/>
         </w:rPr>
       </w:pPr>
       <w:r>
@@ -3365,12 +3365,12 @@
           <w:color w:val="000000"/>
           <w:kern w:val="0"/>
           <w:lang w:eastAsia="es-PE"/>
-          <w14:ligatures w14:val="none"/>
+          <ns2:ligatures ns2:val="none"/>
         </w:rPr>
         <w:t>DE LA ADMISIÓN A TRÁMITE DE LA DENUNCIA</w:t>
       </w:r>
     </w:p>
-    <w:p>
+    <w:p ns2:paraId="4BBBE1C2" ns2:textId="77777777">
       <w:pPr>
         <w:spacing w:after="0" w:line="240" w:lineRule="auto"/>
         <w:ind w:left="567"/>
@@ -3382,11 +3382,11 @@
           <w:color w:val="000000"/>
           <w:kern w:val="0"/>
           <w:lang w:eastAsia="es-PE"/>
-          <w14:ligatures w14:val="none"/>
-        </w:rPr>
-      </w:pPr>
-    </w:p>
-    <w:p>
+          <ns2:ligatures ns2:val="none"/>
+        </w:rPr>
+      </w:pPr>
+    </w:p>
+    <w:p ns2:paraId="01D09C35" ns2:textId="4D97EBF2">
       <w:pPr>
         <w:pStyle w:val="Prrafodelista"/>
         <w:numPr>
@@ -3399,7 +3399,7 @@
         <w:rPr>
           <w:rFonts w:ascii="Arial Narrow" w:eastAsia="Arial Narrow" w:hAnsi="Arial Narrow" w:cs="Arial Narrow"/>
           <w:kern w:val="0"/>
-          <w14:ligatures w14:val="none"/>
+          <ns2:ligatures ns2:val="none"/>
         </w:rPr>
       </w:pPr>
       <w:bookmarkStart w:id="2" w:name="_Hlk140755208"/>
@@ -3411,7 +3411,7 @@
           <w:color w:val="000000"/>
           <w:kern w:val="0"/>
           <w:lang w:eastAsia="es-PE"/>
-          <w14:ligatures w14:val="none"/>
+          <ns2:ligatures ns2:val="none"/>
         </w:rPr>
         <w:t xml:space="preserve">La Secretaría </w:t>
       </w:r>
@@ -3424,7 +3424,7 @@
           <w:color w:val="000000"/>
           <w:kern w:val="0"/>
           <w:lang w:eastAsia="es-PE"/>
-          <w14:ligatures w14:val="none"/>
+          <ns2:ligatures ns2:val="none"/>
         </w:rPr>
         <w:t>Técnica de la Comisión de Protección al Consumidor 1 (en adelante, la Secretaría Técnica), en ejercicio de sus facultades</w:t>
       </w:r>
@@ -3434,7 +3434,7 @@
           <w:rFonts w:ascii="Arial Narrow" w:eastAsia="Arial Narrow" w:hAnsi="Arial Narrow" w:cs="Arial Narrow"/>
           <w:kern w:val="0"/>
           <w:vertAlign w:val="superscript"/>
-          <w14:ligatures w14:val="none"/>
+          <ns2:ligatures ns2:val="none"/>
         </w:rPr>
         <w:footnoteReference w:id="3"/>
       </w:r>
@@ -3444,7 +3444,7 @@
           <w:color w:val="000000"/>
           <w:kern w:val="0"/>
           <w:lang w:eastAsia="es-PE"/>
-          <w14:ligatures w14:val="none"/>
+          <ns2:ligatures ns2:val="none"/>
         </w:rPr>
         <w:t xml:space="preserve">, considera </w:t>
       </w:r>
@@ -3452,7 +3452,7 @@
         <w:rPr>
           <w:rFonts w:ascii="Arial Narrow" w:eastAsia="Arial Narrow" w:hAnsi="Arial Narrow" w:cs="Arial Narrow"/>
           <w:kern w:val="0"/>
-          <w14:ligatures w14:val="none"/>
+          <ns2:ligatures ns2:val="none"/>
         </w:rPr>
         <w:t>que el hecho denunciado, c</w:t>
       </w:r>
@@ -3460,7 +3460,7 @@
         <w:rPr>
           <w:rFonts w:ascii="Arial Narrow" w:eastAsia="Arial Narrow" w:hAnsi="Arial Narrow" w:cs="Arial Narrow"/>
           <w:kern w:val="0"/>
-          <w14:ligatures w14:val="none"/>
+          <ns2:ligatures ns2:val="none"/>
         </w:rPr>
         <w:t xml:space="preserve">onsistente en que </w:t>
       </w:r>
@@ -3470,7 +3470,7 @@
           <w:kern w:val="0"/>
           <w:shd w:val="clear" w:color="auto" w:fill="FFFFFF"/>
           <w:lang w:eastAsia="es-PE"/>
-          <w14:ligatures w14:val="none"/>
+          <ns2:ligatures ns2:val="none"/>
         </w:rPr>
         <w:t xml:space="preserve">la compañía aseguradora se habría negado injustificadamente a otorgar a la denunciante la cobertura del Seguro de Desgravamen - Póliza </w:t>
       </w:r>
@@ -3481,7 +3481,7 @@
           <w:kern w:val="0"/>
           <w:shd w:val="clear" w:color="auto" w:fill="FFFFFF"/>
           <w:lang w:eastAsia="es-PE"/>
-          <w14:ligatures w14:val="none"/>
+          <ns2:ligatures ns2:val="none"/>
         </w:rPr>
         <w:t/>
       </w:r>
@@ -3492,7 +3492,7 @@
           <w:kern w:val="0"/>
           <w:shd w:val="clear" w:color="auto" w:fill="FFFFFF"/>
           <w:lang w:eastAsia="es-PE"/>
-          <w14:ligatures w14:val="none"/>
+          <ns2:ligatures ns2:val="none"/>
         </w:rPr>
         <w:t xml:space="preserve"> 166-127012747 por el fallecimiento de su padre</w:t>
       </w:r>
@@ -3500,7 +3500,7 @@
         <w:rPr>
           <w:rFonts w:ascii="Arial Narrow" w:eastAsia="Arial Narrow" w:hAnsi="Arial Narrow" w:cs="Arial Narrow"/>
           <w:kern w:val="0"/>
-          <w14:ligatures w14:val="none"/>
+          <ns2:ligatures ns2:val="none"/>
         </w:rPr>
         <w:t>; involucraría una presunta afectación a sus expectativas, quien no habría encontrado una correspondencia entre lo que esperaba recibir de parte del proveedor y lo que realmente recibió. Por consiguiente, corresponde calificar el hecho materia de denuncia como una presunta infracción al deber de idoneidad, tipificado en los artículos 18</w:t>
       </w:r>
@@ -3510,7 +3510,7 @@
           <w:color w:val="000000"/>
           <w:kern w:val="0"/>
           <w:lang w:eastAsia="es-PE"/>
-          <w14:ligatures w14:val="none"/>
+          <ns2:ligatures ns2:val="none"/>
         </w:rPr>
         <w:t/>
       </w:r>
@@ -3518,7 +3518,7 @@
         <w:rPr>
           <w:rFonts w:ascii="Arial Narrow" w:eastAsia="Arial Narrow" w:hAnsi="Arial Narrow" w:cs="Arial Narrow"/>
           <w:kern w:val="0"/>
-          <w14:ligatures w14:val="none"/>
+          <ns2:ligatures ns2:val="none"/>
         </w:rPr>
         <w:t xml:space="preserve"> y 19</w:t>
       </w:r>
@@ -3528,7 +3528,7 @@
           <w:color w:val="000000"/>
           <w:kern w:val="0"/>
           <w:lang w:eastAsia="es-PE"/>
-          <w14:ligatures w14:val="none"/>
+          <ns2:ligatures ns2:val="none"/>
         </w:rPr>
         <w:t/>
       </w:r>
@@ -3536,7 +3536,7 @@
         <w:rPr>
           <w:rFonts w:ascii="Arial Narrow" w:eastAsia="Arial Narrow" w:hAnsi="Arial Narrow" w:cs="Arial Narrow"/>
           <w:kern w:val="0"/>
-          <w14:ligatures w14:val="none"/>
+          <ns2:ligatures ns2:val="none"/>
         </w:rPr>
         <w:t xml:space="preserve"> del Código</w:t>
       </w:r>
@@ -3546,7 +3546,7 @@
           <w:rFonts w:ascii="Arial Narrow" w:eastAsia="Arial Narrow" w:hAnsi="Arial Narrow" w:cs="Arial"/>
           <w:kern w:val="0"/>
           <w:vertAlign w:val="superscript"/>
-          <w14:ligatures w14:val="none"/>
+          <ns2:ligatures ns2:val="none"/>
         </w:rPr>
         <w:footnoteReference w:id="4"/>
       </w:r>
@@ -3554,23 +3554,23 @@
         <w:rPr>
           <w:rFonts w:ascii="Arial Narrow" w:eastAsia="Arial Narrow" w:hAnsi="Arial Narrow" w:cs="Arial Narrow"/>
           <w:kern w:val="0"/>
-          <w14:ligatures w14:val="none"/>
+          <ns2:ligatures ns2:val="none"/>
         </w:rPr>
         <w:t>.</w:t>
       </w:r>
     </w:p>
-    <w:p>
-      <w:pPr>
-        <w:spacing w:after="0" w:line="240" w:lineRule="auto"/>
-        <w:jc w:val="both"/>
-        <w:rPr>
-          <w:rFonts w:ascii="Arial Narrow" w:eastAsia="Arial Narrow" w:hAnsi="Arial Narrow" w:cs="Arial Narrow"/>
-          <w:kern w:val="0"/>
-          <w14:ligatures w14:val="none"/>
-        </w:rPr>
-      </w:pPr>
-    </w:p>
-    <w:p>
+    <w:p ns2:paraId="3B0550BB" ns2:textId="77777777">
+      <w:pPr>
+        <w:spacing w:after="0" w:line="240" w:lineRule="auto"/>
+        <w:jc w:val="both"/>
+        <w:rPr>
+          <w:rFonts w:ascii="Arial Narrow" w:eastAsia="Arial Narrow" w:hAnsi="Arial Narrow" w:cs="Arial Narrow"/>
+          <w:kern w:val="0"/>
+          <ns2:ligatures ns2:val="none"/>
+        </w:rPr>
+      </w:pPr>
+    </w:p>
+    <w:p ns2:paraId="7C2015B3" ns2:textId="1B7C6C55">
       <w:pPr>
         <w:pStyle w:val="Prrafodelista"/>
         <w:numPr>
@@ -3583,14 +3583,14 @@
         <w:rPr>
           <w:rFonts w:ascii="Arial Narrow" w:eastAsia="Arial Narrow" w:hAnsi="Arial Narrow" w:cs="Arial Narrow"/>
           <w:kern w:val="0"/>
-          <w14:ligatures w14:val="none"/>
-        </w:rPr>
-      </w:pPr>
-      <w:r>
-        <w:rPr>
-          <w:rFonts w:ascii="Arial Narrow" w:eastAsia="Arial Narrow" w:hAnsi="Arial Narrow" w:cs="Arial Narrow"/>
-          <w:kern w:val="0"/>
-          <w14:ligatures w14:val="none"/>
+          <ns2:ligatures ns2:val="none"/>
+        </w:rPr>
+      </w:pPr>
+      <w:r>
+        <w:rPr>
+          <w:rFonts w:ascii="Arial Narrow" w:eastAsia="Arial Narrow" w:hAnsi="Arial Narrow" w:cs="Arial Narrow"/>
+          <w:kern w:val="0"/>
+          <ns2:ligatures ns2:val="none"/>
         </w:rPr>
         <w:t xml:space="preserve">Así también, la Secretaría Técnica, en ejercicio de sus facultades, </w:t>
       </w:r>
@@ -3600,7 +3600,7 @@
           <w:color w:val="000000"/>
           <w:kern w:val="0"/>
           <w:lang w:eastAsia="es-PE"/>
-          <w14:ligatures w14:val="none"/>
+          <ns2:ligatures ns2:val="none"/>
         </w:rPr>
         <w:t xml:space="preserve">considera </w:t>
       </w:r>
@@ -3608,7 +3608,7 @@
         <w:rPr>
           <w:rFonts w:ascii="Arial Narrow" w:eastAsia="Arial Narrow" w:hAnsi="Arial Narrow" w:cs="Arial Narrow"/>
           <w:kern w:val="0"/>
-          <w14:ligatures w14:val="none"/>
+          <ns2:ligatures ns2:val="none"/>
         </w:rPr>
         <w:t xml:space="preserve">que el hecho denunciado, consistente en que </w:t>
       </w:r>
@@ -3616,7 +3616,7 @@
         <w:rPr>
           <w:rFonts w:ascii="Arial Narrow" w:eastAsia="Arial Narrow" w:hAnsi="Arial Narrow" w:cs="Arial Narrow"/>
           <w:kern w:val="0"/>
-          <w14:ligatures w14:val="none"/>
+          <ns2:ligatures ns2:val="none"/>
         </w:rPr>
         <w:t xml:space="preserve">la compañía aseguradora se habría negado injustificadamente a otorgar a la parte denunciante la cobertura del Seguro de Desgravamen - Póliza </w:t>
       </w:r>
@@ -3625,7 +3625,7 @@
         <w:rPr>
           <w:rFonts w:ascii="Arial Narrow" w:eastAsia="Arial Narrow" w:hAnsi="Arial Narrow" w:cs="Arial Narrow"/>
           <w:kern w:val="0"/>
-          <w14:ligatures w14:val="none"/>
+          <ns2:ligatures ns2:val="none"/>
         </w:rPr>
         <w:t/>
       </w:r>
@@ -3634,7 +3634,7 @@
         <w:rPr>
           <w:rFonts w:ascii="Arial Narrow" w:eastAsia="Arial Narrow" w:hAnsi="Arial Narrow" w:cs="Arial Narrow"/>
           <w:kern w:val="0"/>
-          <w14:ligatures w14:val="none"/>
+          <ns2:ligatures ns2:val="none"/>
         </w:rPr>
         <w:t xml:space="preserve"> 166-112629409 por el fallecimiento de su padre</w:t>
       </w:r>
@@ -3642,7 +3642,7 @@
         <w:rPr>
           <w:rFonts w:ascii="Arial Narrow" w:eastAsia="Arial Narrow" w:hAnsi="Arial Narrow" w:cs="Arial Narrow"/>
           <w:kern w:val="0"/>
-          <w14:ligatures w14:val="none"/>
+          <ns2:ligatures ns2:val="none"/>
         </w:rPr>
         <w:t>; involucraría una presunta afectación a sus expectativas, quien no habría encontrado una correspondencia entre lo que esperaba recibir de parte del proveedor y lo que realmente recibió. Por consiguiente, corresponde calificar el hecho materia de denuncia como una presunta infracción al deber de idoneidad, tipificado en los artículos 18</w:t>
       </w:r>
@@ -3652,7 +3652,7 @@
           <w:color w:val="000000"/>
           <w:kern w:val="0"/>
           <w:lang w:eastAsia="es-PE"/>
-          <w14:ligatures w14:val="none"/>
+          <ns2:ligatures ns2:val="none"/>
         </w:rPr>
         <w:t/>
       </w:r>
@@ -3660,7 +3660,7 @@
         <w:rPr>
           <w:rFonts w:ascii="Arial Narrow" w:eastAsia="Arial Narrow" w:hAnsi="Arial Narrow" w:cs="Arial Narrow"/>
           <w:kern w:val="0"/>
-          <w14:ligatures w14:val="none"/>
+          <ns2:ligatures ns2:val="none"/>
         </w:rPr>
         <w:t xml:space="preserve"> y 19</w:t>
       </w:r>
@@ -3670,7 +3670,7 @@
           <w:color w:val="000000"/>
           <w:kern w:val="0"/>
           <w:lang w:eastAsia="es-PE"/>
-          <w14:ligatures w14:val="none"/>
+          <ns2:ligatures ns2:val="none"/>
         </w:rPr>
         <w:t/>
       </w:r>
@@ -3678,22 +3678,22 @@
         <w:rPr>
           <w:rFonts w:ascii="Arial Narrow" w:eastAsia="Arial Narrow" w:hAnsi="Arial Narrow" w:cs="Arial Narrow"/>
           <w:kern w:val="0"/>
-          <w14:ligatures w14:val="none"/>
+          <ns2:ligatures ns2:val="none"/>
         </w:rPr>
         <w:t xml:space="preserve"> del Código.</w:t>
       </w:r>
     </w:p>
-    <w:p>
+    <w:p ns2:paraId="5C722FB7" ns2:textId="77777777">
       <w:pPr>
         <w:pStyle w:val="Prrafodelista"/>
         <w:rPr>
           <w:rFonts w:ascii="Arial Narrow" w:eastAsia="Arial Narrow" w:hAnsi="Arial Narrow" w:cs="Arial Narrow"/>
           <w:kern w:val="0"/>
-          <w14:ligatures w14:val="none"/>
-        </w:rPr>
-      </w:pPr>
-    </w:p>
-    <w:p>
+          <ns2:ligatures ns2:val="none"/>
+        </w:rPr>
+      </w:pPr>
+    </w:p>
+    <w:p ns2:paraId="4570E769" ns2:textId="2E4091BF">
       <w:pPr>
         <w:pStyle w:val="Prrafodelista"/>
         <w:numPr>
@@ -3706,14 +3706,14 @@
         <w:rPr>
           <w:rFonts w:ascii="Arial Narrow" w:eastAsia="Arial Narrow" w:hAnsi="Arial Narrow" w:cs="Arial Narrow"/>
           <w:kern w:val="0"/>
-          <w14:ligatures w14:val="none"/>
-        </w:rPr>
-      </w:pPr>
-      <w:r>
-        <w:rPr>
-          <w:rFonts w:ascii="Arial Narrow" w:eastAsia="Arial Narrow" w:hAnsi="Arial Narrow" w:cs="Arial Narrow"/>
-          <w:kern w:val="0"/>
-          <w14:ligatures w14:val="none"/>
+          <ns2:ligatures ns2:val="none"/>
+        </w:rPr>
+      </w:pPr>
+      <w:r>
+        <w:rPr>
+          <w:rFonts w:ascii="Arial Narrow" w:eastAsia="Arial Narrow" w:hAnsi="Arial Narrow" w:cs="Arial Narrow"/>
+          <w:kern w:val="0"/>
+          <ns2:ligatures ns2:val="none"/>
         </w:rPr>
         <w:t xml:space="preserve">Además, </w:t>
       </w:r>
@@ -3721,7 +3721,7 @@
         <w:rPr>
           <w:rFonts w:ascii="Arial Narrow" w:eastAsia="Arial Narrow" w:hAnsi="Arial Narrow" w:cs="Arial Narrow"/>
           <w:kern w:val="0"/>
-          <w14:ligatures w14:val="none"/>
+          <ns2:ligatures ns2:val="none"/>
         </w:rPr>
         <w:t xml:space="preserve">la Secretaría Técnica, en ejercicio de sus facultades, </w:t>
       </w:r>
@@ -3731,7 +3731,7 @@
           <w:color w:val="000000"/>
           <w:kern w:val="0"/>
           <w:lang w:eastAsia="es-PE"/>
-          <w14:ligatures w14:val="none"/>
+          <ns2:ligatures ns2:val="none"/>
         </w:rPr>
         <w:t xml:space="preserve">considera </w:t>
       </w:r>
@@ -3739,7 +3739,7 @@
         <w:rPr>
           <w:rFonts w:ascii="Arial Narrow" w:eastAsia="Arial Narrow" w:hAnsi="Arial Narrow" w:cs="Arial Narrow"/>
           <w:kern w:val="0"/>
-          <w14:ligatures w14:val="none"/>
+          <ns2:ligatures ns2:val="none"/>
         </w:rPr>
         <w:t xml:space="preserve">que el hecho denunciado, consistente en que </w:t>
       </w:r>
@@ -3747,7 +3747,7 @@
         <w:rPr>
           <w:rFonts w:ascii="Arial Narrow" w:eastAsia="Arial Narrow" w:hAnsi="Arial Narrow" w:cs="Arial Narrow"/>
           <w:kern w:val="0"/>
-          <w14:ligatures w14:val="none"/>
+          <ns2:ligatures ns2:val="none"/>
         </w:rPr>
         <w:t xml:space="preserve">la compañía aseguradora no habría emitido un pronunciamiento oportuno sobre la solicitud de la cobertura del Seguro de Desgravamen - Póliza </w:t>
       </w:r>
@@ -3756,7 +3756,7 @@
         <w:rPr>
           <w:rFonts w:ascii="Arial Narrow" w:eastAsia="Arial Narrow" w:hAnsi="Arial Narrow" w:cs="Arial Narrow"/>
           <w:kern w:val="0"/>
-          <w14:ligatures w14:val="none"/>
+          <ns2:ligatures ns2:val="none"/>
         </w:rPr>
         <w:t/>
       </w:r>
@@ -3765,7 +3765,7 @@
         <w:rPr>
           <w:rFonts w:ascii="Arial Narrow" w:eastAsia="Arial Narrow" w:hAnsi="Arial Narrow" w:cs="Arial Narrow"/>
           <w:kern w:val="0"/>
-          <w14:ligatures w14:val="none"/>
+          <ns2:ligatures ns2:val="none"/>
         </w:rPr>
         <w:t xml:space="preserve"> 166-112629409 presentado por la denunciante por el fallecimiento de su padre</w:t>
       </w:r>
@@ -3773,7 +3773,7 @@
         <w:rPr>
           <w:rFonts w:ascii="Arial Narrow" w:eastAsia="Arial Narrow" w:hAnsi="Arial Narrow" w:cs="Arial Narrow"/>
           <w:kern w:val="0"/>
-          <w14:ligatures w14:val="none"/>
+          <ns2:ligatures ns2:val="none"/>
         </w:rPr>
         <w:t xml:space="preserve">; involucraría una presunta afectación a sus expectativas, quien no habría encontrado una correspondencia entre lo que esperaba recibir de parte del proveedor y lo que realmente recibió. Por consiguiente, corresponde calificar el hecho </w:t>
       </w:r>
@@ -3781,7 +3781,7 @@
         <w:rPr>
           <w:rFonts w:ascii="Arial Narrow" w:eastAsia="Arial Narrow" w:hAnsi="Arial Narrow" w:cs="Arial Narrow"/>
           <w:kern w:val="0"/>
-          <w14:ligatures w14:val="none"/>
+          <ns2:ligatures ns2:val="none"/>
         </w:rPr>
         <w:lastRenderedPageBreak/>
         <w:t>materia de denuncia como una presunta infracción al deber de idoneidad, tipificado en los artículos 18</w:t>
@@ -3792,7 +3792,7 @@
           <w:color w:val="000000"/>
           <w:kern w:val="0"/>
           <w:lang w:eastAsia="es-PE"/>
-          <w14:ligatures w14:val="none"/>
+          <ns2:ligatures ns2:val="none"/>
         </w:rPr>
         <w:t/>
       </w:r>
@@ -3800,7 +3800,7 @@
         <w:rPr>
           <w:rFonts w:ascii="Arial Narrow" w:eastAsia="Arial Narrow" w:hAnsi="Arial Narrow" w:cs="Arial Narrow"/>
           <w:kern w:val="0"/>
-          <w14:ligatures w14:val="none"/>
+          <ns2:ligatures ns2:val="none"/>
         </w:rPr>
         <w:t xml:space="preserve"> y 19</w:t>
       </w:r>
@@ -3810,7 +3810,7 @@
           <w:color w:val="000000"/>
           <w:kern w:val="0"/>
           <w:lang w:eastAsia="es-PE"/>
-          <w14:ligatures w14:val="none"/>
+          <ns2:ligatures ns2:val="none"/>
         </w:rPr>
         <w:t/>
       </w:r>
@@ -3818,23 +3818,23 @@
         <w:rPr>
           <w:rFonts w:ascii="Arial Narrow" w:eastAsia="Arial Narrow" w:hAnsi="Arial Narrow" w:cs="Arial Narrow"/>
           <w:kern w:val="0"/>
-          <w14:ligatures w14:val="none"/>
+          <ns2:ligatures ns2:val="none"/>
         </w:rPr>
         <w:t xml:space="preserve"> del Código.</w:t>
       </w:r>
     </w:p>
-    <w:p>
-      <w:pPr>
-        <w:spacing w:after="0" w:line="240" w:lineRule="auto"/>
-        <w:jc w:val="both"/>
-        <w:rPr>
-          <w:rFonts w:ascii="Arial Narrow" w:eastAsia="Arial Narrow" w:hAnsi="Arial Narrow" w:cs="Arial Narrow"/>
-          <w:kern w:val="0"/>
-          <w14:ligatures w14:val="none"/>
-        </w:rPr>
-      </w:pPr>
-    </w:p>
-    <w:p>
+    <w:p ns2:paraId="08F0BDB2" ns2:textId="77777777">
+      <w:pPr>
+        <w:spacing w:after="0" w:line="240" w:lineRule="auto"/>
+        <w:jc w:val="both"/>
+        <w:rPr>
+          <w:rFonts w:ascii="Arial Narrow" w:eastAsia="Arial Narrow" w:hAnsi="Arial Narrow" w:cs="Arial Narrow"/>
+          <w:kern w:val="0"/>
+          <ns2:ligatures ns2:val="none"/>
+        </w:rPr>
+      </w:pPr>
+    </w:p>
+    <w:p ns2:paraId="5762C026" ns2:textId="641AF6A9">
       <w:pPr>
         <w:pStyle w:val="Prrafodelista"/>
         <w:numPr>
@@ -3847,14 +3847,14 @@
         <w:rPr>
           <w:rFonts w:ascii="Arial Narrow" w:eastAsia="Arial Narrow" w:hAnsi="Arial Narrow" w:cs="Arial Narrow"/>
           <w:kern w:val="0"/>
-          <w14:ligatures w14:val="none"/>
-        </w:rPr>
-      </w:pPr>
-      <w:r>
-        <w:rPr>
-          <w:rFonts w:ascii="Arial Narrow" w:eastAsia="Arial Narrow" w:hAnsi="Arial Narrow" w:cs="Arial Narrow"/>
-          <w:kern w:val="0"/>
-          <w14:ligatures w14:val="none"/>
+          <ns2:ligatures ns2:val="none"/>
+        </w:rPr>
+      </w:pPr>
+      <w:r>
+        <w:rPr>
+          <w:rFonts w:ascii="Arial Narrow" w:eastAsia="Arial Narrow" w:hAnsi="Arial Narrow" w:cs="Arial Narrow"/>
+          <w:kern w:val="0"/>
+          <ns2:ligatures ns2:val="none"/>
         </w:rPr>
         <w:t xml:space="preserve">Asimismo, </w:t>
       </w:r>
@@ -3862,7 +3862,7 @@
         <w:rPr>
           <w:rFonts w:ascii="Arial Narrow" w:eastAsia="Arial Narrow" w:hAnsi="Arial Narrow" w:cs="Arial Narrow"/>
           <w:kern w:val="0"/>
-          <w14:ligatures w14:val="none"/>
+          <ns2:ligatures ns2:val="none"/>
         </w:rPr>
         <w:t xml:space="preserve">la Secretaría Técnica, en ejercicio de sus facultades, </w:t>
       </w:r>
@@ -3872,7 +3872,7 @@
           <w:color w:val="000000"/>
           <w:kern w:val="0"/>
           <w:lang w:eastAsia="es-PE"/>
-          <w14:ligatures w14:val="none"/>
+          <ns2:ligatures ns2:val="none"/>
         </w:rPr>
         <w:t xml:space="preserve">considera </w:t>
       </w:r>
@@ -3880,7 +3880,7 @@
         <w:rPr>
           <w:rFonts w:ascii="Arial Narrow" w:eastAsia="Arial Narrow" w:hAnsi="Arial Narrow" w:cs="Arial Narrow"/>
           <w:kern w:val="0"/>
-          <w14:ligatures w14:val="none"/>
+          <ns2:ligatures ns2:val="none"/>
         </w:rPr>
         <w:t xml:space="preserve">que el hecho denunciado, consistente en que </w:t>
       </w:r>
@@ -3888,7 +3888,7 @@
         <w:rPr>
           <w:rFonts w:ascii="Arial Narrow" w:eastAsia="Arial Narrow" w:hAnsi="Arial Narrow" w:cs="Arial Narrow"/>
           <w:kern w:val="0"/>
-          <w14:ligatures w14:val="none"/>
+          <ns2:ligatures ns2:val="none"/>
         </w:rPr>
         <w:t>la compañía aseguradora habría remitido a la denunciante los certificados y pólizas de seguros contratados por su padre de manera incompleta, pese a su solicitud</w:t>
       </w:r>
@@ -3896,7 +3896,7 @@
         <w:rPr>
           <w:rFonts w:ascii="Arial Narrow" w:eastAsia="Arial Narrow" w:hAnsi="Arial Narrow" w:cs="Arial Narrow"/>
           <w:kern w:val="0"/>
-          <w14:ligatures w14:val="none"/>
+          <ns2:ligatures ns2:val="none"/>
         </w:rPr>
         <w:t>; involucraría una presunta afectación a sus expectativas, quien no habría encontrado una correspondencia entre lo que esperaba recibir de parte del proveedor y lo que realmente recibió. Por consiguiente, corresponde calificar el hecho materia de denuncia como una presunta infracción al deber de idoneidad, tipificado en los artículos 18</w:t>
       </w:r>
@@ -3906,7 +3906,7 @@
           <w:color w:val="000000"/>
           <w:kern w:val="0"/>
           <w:lang w:eastAsia="es-PE"/>
-          <w14:ligatures w14:val="none"/>
+          <ns2:ligatures ns2:val="none"/>
         </w:rPr>
         <w:t/>
       </w:r>
@@ -3914,7 +3914,7 @@
         <w:rPr>
           <w:rFonts w:ascii="Arial Narrow" w:eastAsia="Arial Narrow" w:hAnsi="Arial Narrow" w:cs="Arial Narrow"/>
           <w:kern w:val="0"/>
-          <w14:ligatures w14:val="none"/>
+          <ns2:ligatures ns2:val="none"/>
         </w:rPr>
         <w:t xml:space="preserve"> y 19</w:t>
       </w:r>
@@ -3924,7 +3924,7 @@
           <w:color w:val="000000"/>
           <w:kern w:val="0"/>
           <w:lang w:eastAsia="es-PE"/>
-          <w14:ligatures w14:val="none"/>
+          <ns2:ligatures ns2:val="none"/>
         </w:rPr>
         <w:t/>
       </w:r>
@@ -3932,23 +3932,23 @@
         <w:rPr>
           <w:rFonts w:ascii="Arial Narrow" w:eastAsia="Arial Narrow" w:hAnsi="Arial Narrow" w:cs="Arial Narrow"/>
           <w:kern w:val="0"/>
-          <w14:ligatures w14:val="none"/>
+          <ns2:ligatures ns2:val="none"/>
         </w:rPr>
         <w:t xml:space="preserve"> del Código.</w:t>
       </w:r>
     </w:p>
-    <w:p>
-      <w:pPr>
-        <w:spacing w:after="0" w:line="240" w:lineRule="auto"/>
-        <w:jc w:val="both"/>
-        <w:rPr>
-          <w:rFonts w:ascii="Arial Narrow" w:eastAsia="Arial Narrow" w:hAnsi="Arial Narrow" w:cs="Arial Narrow"/>
-          <w:kern w:val="0"/>
-          <w14:ligatures w14:val="none"/>
-        </w:rPr>
-      </w:pPr>
-    </w:p>
-    <w:p>
+    <w:p ns2:paraId="4E102542" ns2:textId="027264D3">
+      <w:pPr>
+        <w:spacing w:after="0" w:line="240" w:lineRule="auto"/>
+        <w:jc w:val="both"/>
+        <w:rPr>
+          <w:rFonts w:ascii="Arial Narrow" w:eastAsia="Arial Narrow" w:hAnsi="Arial Narrow" w:cs="Arial Narrow"/>
+          <w:kern w:val="0"/>
+          <ns2:ligatures ns2:val="none"/>
+        </w:rPr>
+      </w:pPr>
+    </w:p>
+    <w:p ns2:paraId="75ED5F8C" ns2:textId="0A2DEC79">
       <w:pPr>
         <w:pStyle w:val="Prrafodelista"/>
         <w:numPr>
@@ -3961,16 +3961,16 @@
         <w:rPr>
           <w:rFonts w:ascii="Arial Narrow" w:eastAsia="Arial Narrow" w:hAnsi="Arial Narrow" w:cs="Arial Narrow"/>
           <w:kern w:val="0"/>
-          <w14:ligatures w14:val="none"/>
-        </w:rPr>
-      </w:pPr>
-      <w:r>
-        <w:rPr>
-          <w:rFonts w:ascii="Arial Narrow" w:eastAsia="Times New Roman" w:hAnsi="Arial Narrow" w:cs="Arial"/>
-          <w:color w:val="000000"/>
-          <w:kern w:val="0"/>
-          <w:lang w:eastAsia="es-PE"/>
-          <w14:ligatures w14:val="none"/>
+          <ns2:ligatures ns2:val="none"/>
+        </w:rPr>
+      </w:pPr>
+      <w:r>
+        <w:rPr>
+          <w:rFonts w:ascii="Arial Narrow" w:eastAsia="Times New Roman" w:hAnsi="Arial Narrow" w:cs="Arial"/>
+          <w:color w:val="000000"/>
+          <w:kern w:val="0"/>
+          <w:lang w:eastAsia="es-PE"/>
+          <ns2:ligatures ns2:val="none"/>
         </w:rPr>
         <w:t xml:space="preserve">Además, la Secretaría Técnica, en ejercicio de sus facultades, considera </w:t>
       </w:r>
@@ -3978,7 +3978,7 @@
         <w:rPr>
           <w:rFonts w:ascii="Arial Narrow" w:eastAsia="Arial Narrow" w:hAnsi="Arial Narrow" w:cs="Arial"/>
           <w:kern w:val="0"/>
-          <w14:ligatures w14:val="none"/>
+          <ns2:ligatures ns2:val="none"/>
         </w:rPr>
         <w:t xml:space="preserve">que el hecho denunciado, consistente en que </w:t>
       </w:r>
@@ -4019,7 +4019,7 @@
           <w:color w:val="000000"/>
           <w:kern w:val="0"/>
           <w:lang w:eastAsia="es-PE"/>
-          <w14:ligatures w14:val="none"/>
+          <ns2:ligatures ns2:val="none"/>
         </w:rPr>
         <w:t xml:space="preserve">. Por consiguiente, corresponde calificar el hecho materia de denuncia como una presunta infracción al deber de información, tipificado en el </w:t>
       </w:r>
@@ -4031,7 +4031,7 @@
           <w:color w:val="000000"/>
           <w:kern w:val="0"/>
           <w:lang w:eastAsia="es-PE"/>
-          <w14:ligatures w14:val="none"/>
+          <ns2:ligatures ns2:val="none"/>
         </w:rPr>
         <w:t xml:space="preserve">artículo 1, numeral 1, literal b) </w:t>
       </w:r>
@@ -4043,7 +4043,7 @@
           <w:color w:val="000000"/>
           <w:kern w:val="0"/>
           <w:lang w:eastAsia="es-PE"/>
-          <w14:ligatures w14:val="none"/>
+          <ns2:ligatures ns2:val="none"/>
         </w:rPr>
         <w:t>y al artículo 2 del Código</w:t>
       </w:r>
@@ -4056,7 +4056,7 @@
           <w:kern w:val="0"/>
           <w:vertAlign w:val="superscript"/>
           <w:lang w:eastAsia="es-PE"/>
-          <w14:ligatures w14:val="none"/>
+          <ns2:ligatures ns2:val="none"/>
         </w:rPr>
         <w:footnoteReference w:id="5"/>
       </w:r>
@@ -4067,7 +4067,7 @@
           <w:color w:val="000000"/>
           <w:kern w:val="0"/>
           <w:lang w:eastAsia="es-PE"/>
-          <w14:ligatures w14:val="none"/>
+          <ns2:ligatures ns2:val="none"/>
         </w:rPr>
         <w:t>.</w:t>
       </w:r>
@@ -4078,22 +4078,22 @@
           <w:color w:val="000000"/>
           <w:kern w:val="0"/>
           <w:lang w:eastAsia="es-PE"/>
-          <w14:ligatures w14:val="none"/>
+          <ns2:ligatures ns2:val="none"/>
         </w:rPr>
         <w:t xml:space="preserve"> </w:t>
       </w:r>
     </w:p>
-    <w:p>
+    <w:p ns2:paraId="761AAD80" ns2:textId="77777777">
       <w:pPr>
         <w:pStyle w:val="Prrafodelista"/>
         <w:rPr>
           <w:rFonts w:ascii="Arial Narrow" w:eastAsia="Arial Narrow" w:hAnsi="Arial Narrow" w:cs="Arial Narrow"/>
           <w:kern w:val="0"/>
-          <w14:ligatures w14:val="none"/>
-        </w:rPr>
-      </w:pPr>
-    </w:p>
-    <w:p>
+          <ns2:ligatures ns2:val="none"/>
+        </w:rPr>
+      </w:pPr>
+    </w:p>
+    <w:p ns2:paraId="795CE6CB" ns2:textId="4199EB66">
       <w:pPr>
         <w:pStyle w:val="Prrafodelista"/>
         <w:numPr>
@@ -4106,14 +4106,14 @@
         <w:rPr>
           <w:rFonts w:ascii="Arial Narrow" w:eastAsia="Arial Narrow" w:hAnsi="Arial Narrow" w:cs="Arial Narrow"/>
           <w:kern w:val="0"/>
-          <w14:ligatures w14:val="none"/>
-        </w:rPr>
-      </w:pPr>
-      <w:r>
-        <w:rPr>
-          <w:rFonts w:ascii="Arial Narrow" w:eastAsia="Arial Narrow" w:hAnsi="Arial Narrow" w:cs="Arial Narrow"/>
-          <w:kern w:val="0"/>
-          <w14:ligatures w14:val="none"/>
+          <ns2:ligatures ns2:val="none"/>
+        </w:rPr>
+      </w:pPr>
+      <w:r>
+        <w:rPr>
+          <w:rFonts w:ascii="Arial Narrow" w:eastAsia="Arial Narrow" w:hAnsi="Arial Narrow" w:cs="Arial Narrow"/>
+          <w:kern w:val="0"/>
+          <ns2:ligatures ns2:val="none"/>
         </w:rPr>
         <w:t xml:space="preserve">Asimismo, </w:t>
       </w:r>
@@ -4123,7 +4123,7 @@
           <w:color w:val="000000"/>
           <w:kern w:val="0"/>
           <w:lang w:eastAsia="es-PE"/>
-          <w14:ligatures w14:val="none"/>
+          <ns2:ligatures ns2:val="none"/>
         </w:rPr>
         <w:t xml:space="preserve">la Secretaría Técnica, en ejercicio de sus facultades, considera </w:t>
       </w:r>
@@ -4131,7 +4131,7 @@
         <w:rPr>
           <w:rFonts w:ascii="Arial Narrow" w:eastAsia="Arial Narrow" w:hAnsi="Arial Narrow" w:cs="Arial"/>
           <w:kern w:val="0"/>
-          <w14:ligatures w14:val="none"/>
+          <ns2:ligatures ns2:val="none"/>
         </w:rPr>
         <w:t xml:space="preserve">que el hecho denunciado, consistente en que </w:t>
       </w:r>
@@ -4172,22 +4172,22 @@
           <w:color w:val="000000"/>
           <w:kern w:val="0"/>
           <w:lang w:eastAsia="es-PE"/>
-          <w14:ligatures w14:val="none"/>
+          <ns2:ligatures ns2:val="none"/>
         </w:rPr>
         <w:t>. Por consiguiente, corresponde calificar el hecho materia de denuncia como una presunta infracción al deber de información, tipificado en el artículo 1, numeral 1, literal b) y al artículo 2 del Código.</w:t>
       </w:r>
     </w:p>
-    <w:p>
+    <w:p ns2:paraId="7C0EE005" ns2:textId="77777777">
       <w:pPr>
         <w:pStyle w:val="Prrafodelista"/>
         <w:rPr>
           <w:rFonts w:ascii="Arial Narrow" w:eastAsia="Arial Narrow" w:hAnsi="Arial Narrow" w:cs="Arial Narrow"/>
           <w:kern w:val="0"/>
-          <w14:ligatures w14:val="none"/>
-        </w:rPr>
-      </w:pPr>
-    </w:p>
-    <w:p>
+          <ns2:ligatures ns2:val="none"/>
+        </w:rPr>
+      </w:pPr>
+    </w:p>
+    <w:p ns2:paraId="61B51DC5" ns2:textId="4F65BFB3">
       <w:pPr>
         <w:pStyle w:val="Prrafodelista"/>
         <w:numPr>
@@ -4200,14 +4200,14 @@
         <w:rPr>
           <w:rFonts w:ascii="Arial Narrow" w:eastAsia="Arial Narrow" w:hAnsi="Arial Narrow" w:cs="Arial Narrow"/>
           <w:kern w:val="0"/>
-          <w14:ligatures w14:val="none"/>
-        </w:rPr>
-      </w:pPr>
-      <w:r>
-        <w:rPr>
-          <w:rFonts w:ascii="Arial Narrow" w:eastAsia="Arial Narrow" w:hAnsi="Arial Narrow" w:cs="Arial Narrow"/>
-          <w:kern w:val="0"/>
-          <w14:ligatures w14:val="none"/>
+          <ns2:ligatures ns2:val="none"/>
+        </w:rPr>
+      </w:pPr>
+      <w:r>
+        <w:rPr>
+          <w:rFonts w:ascii="Arial Narrow" w:eastAsia="Arial Narrow" w:hAnsi="Arial Narrow" w:cs="Arial Narrow"/>
+          <w:kern w:val="0"/>
+          <ns2:ligatures ns2:val="none"/>
         </w:rPr>
         <w:t xml:space="preserve">Además, </w:t>
       </w:r>
@@ -4215,7 +4215,7 @@
         <w:rPr>
           <w:rFonts w:ascii="Arial Narrow" w:eastAsia="Arial Narrow" w:hAnsi="Arial Narrow" w:cs="Arial Narrow"/>
           <w:kern w:val="0"/>
-          <w14:ligatures w14:val="none"/>
+          <ns2:ligatures ns2:val="none"/>
         </w:rPr>
         <w:t xml:space="preserve">la Secretaría Técnica, en ejercicio de sus facultades, </w:t>
       </w:r>
@@ -4225,7 +4225,7 @@
           <w:color w:val="000000"/>
           <w:kern w:val="0"/>
           <w:lang w:eastAsia="es-PE"/>
-          <w14:ligatures w14:val="none"/>
+          <ns2:ligatures ns2:val="none"/>
         </w:rPr>
         <w:t xml:space="preserve">considera </w:t>
       </w:r>
@@ -4233,7 +4233,7 @@
         <w:rPr>
           <w:rFonts w:ascii="Arial Narrow" w:eastAsia="Arial Narrow" w:hAnsi="Arial Narrow" w:cs="Arial Narrow"/>
           <w:kern w:val="0"/>
-          <w14:ligatures w14:val="none"/>
+          <ns2:ligatures ns2:val="none"/>
         </w:rPr>
         <w:t xml:space="preserve">que el hecho denunciado, consistente en que </w:t>
       </w:r>
@@ -4241,7 +4241,7 @@
         <w:rPr>
           <w:rFonts w:ascii="Arial Narrow" w:eastAsia="Arial Narrow" w:hAnsi="Arial Narrow" w:cs="Arial Narrow"/>
           <w:kern w:val="0"/>
-          <w14:ligatures w14:val="none"/>
+          <ns2:ligatures ns2:val="none"/>
         </w:rPr>
         <w:t xml:space="preserve">el Banco Agropecuario S.A. no habría cumplido con gestionar que el Seguro de Desgravamen - Póliza </w:t>
       </w:r>
@@ -4250,7 +4250,7 @@
         <w:rPr>
           <w:rFonts w:ascii="Arial Narrow" w:eastAsia="Arial Narrow" w:hAnsi="Arial Narrow" w:cs="Arial Narrow"/>
           <w:kern w:val="0"/>
-          <w14:ligatures w14:val="none"/>
+          <ns2:ligatures ns2:val="none"/>
         </w:rPr>
         <w:t/>
       </w:r>
@@ -4259,7 +4259,7 @@
         <w:rPr>
           <w:rFonts w:ascii="Arial Narrow" w:eastAsia="Arial Narrow" w:hAnsi="Arial Narrow" w:cs="Arial Narrow"/>
           <w:kern w:val="0"/>
-          <w14:ligatures w14:val="none"/>
+          <ns2:ligatures ns2:val="none"/>
         </w:rPr>
         <w:t xml:space="preserve"> 166-112629409 contratado por el padre de la denunciante se encuentre vigente hasta el término del préstamo otorgado</w:t>
       </w:r>
@@ -4267,7 +4267,7 @@
         <w:rPr>
           <w:rFonts w:ascii="Arial Narrow" w:eastAsia="Arial Narrow" w:hAnsi="Arial Narrow" w:cs="Arial Narrow"/>
           <w:kern w:val="0"/>
-          <w14:ligatures w14:val="none"/>
+          <ns2:ligatures ns2:val="none"/>
         </w:rPr>
         <w:t>; involucraría una presunta afectación a sus expectativas, quien no habría encontrado una correspondencia entre lo que esperaba recibir de parte del proveedor y lo que realmente recibió. Por consiguiente, corresponde calificar el hecho materia de denuncia como una presunta infracción al deber de idoneidad, tipificado en los artículos 18</w:t>
       </w:r>
@@ -4277,7 +4277,7 @@
           <w:color w:val="000000"/>
           <w:kern w:val="0"/>
           <w:lang w:eastAsia="es-PE"/>
-          <w14:ligatures w14:val="none"/>
+          <ns2:ligatures ns2:val="none"/>
         </w:rPr>
         <w:t/>
       </w:r>
@@ -4285,7 +4285,7 @@
         <w:rPr>
           <w:rFonts w:ascii="Arial Narrow" w:eastAsia="Arial Narrow" w:hAnsi="Arial Narrow" w:cs="Arial Narrow"/>
           <w:kern w:val="0"/>
-          <w14:ligatures w14:val="none"/>
+          <ns2:ligatures ns2:val="none"/>
         </w:rPr>
         <w:t xml:space="preserve"> y 19</w:t>
       </w:r>
@@ -4295,7 +4295,7 @@
           <w:color w:val="000000"/>
           <w:kern w:val="0"/>
           <w:lang w:eastAsia="es-PE"/>
-          <w14:ligatures w14:val="none"/>
+          <ns2:ligatures ns2:val="none"/>
         </w:rPr>
         <w:t/>
       </w:r>
@@ -4303,23 +4303,23 @@
         <w:rPr>
           <w:rFonts w:ascii="Arial Narrow" w:eastAsia="Arial Narrow" w:hAnsi="Arial Narrow" w:cs="Arial Narrow"/>
           <w:kern w:val="0"/>
-          <w14:ligatures w14:val="none"/>
+          <ns2:ligatures ns2:val="none"/>
         </w:rPr>
         <w:t xml:space="preserve"> del Código.</w:t>
       </w:r>
     </w:p>
-    <w:p>
-      <w:pPr>
-        <w:spacing w:after="0" w:line="240" w:lineRule="auto"/>
-        <w:jc w:val="both"/>
-        <w:rPr>
-          <w:rFonts w:ascii="Arial Narrow" w:eastAsia="Arial Narrow" w:hAnsi="Arial Narrow" w:cs="Arial Narrow"/>
-          <w:kern w:val="0"/>
-          <w14:ligatures w14:val="none"/>
-        </w:rPr>
-      </w:pPr>
-    </w:p>
-    <w:p>
+    <w:p ns2:paraId="7C43F571" ns2:textId="77777777">
+      <w:pPr>
+        <w:spacing w:after="0" w:line="240" w:lineRule="auto"/>
+        <w:jc w:val="both"/>
+        <w:rPr>
+          <w:rFonts w:ascii="Arial Narrow" w:eastAsia="Arial Narrow" w:hAnsi="Arial Narrow" w:cs="Arial Narrow"/>
+          <w:kern w:val="0"/>
+          <ns2:ligatures ns2:val="none"/>
+        </w:rPr>
+      </w:pPr>
+    </w:p>
+    <w:p ns2:paraId="726A6111" ns2:textId="4B077BBE">
       <w:pPr>
         <w:pStyle w:val="Prrafodelista"/>
         <w:numPr>
@@ -4332,14 +4332,14 @@
         <w:rPr>
           <w:rFonts w:ascii="Arial Narrow" w:eastAsia="Arial Narrow" w:hAnsi="Arial Narrow" w:cs="Arial Narrow"/>
           <w:kern w:val="0"/>
-          <w14:ligatures w14:val="none"/>
-        </w:rPr>
-      </w:pPr>
-      <w:r>
-        <w:rPr>
-          <w:rFonts w:ascii="Arial Narrow" w:eastAsia="Arial Narrow" w:hAnsi="Arial Narrow" w:cs="Arial Narrow"/>
-          <w:kern w:val="0"/>
-          <w14:ligatures w14:val="none"/>
+          <ns2:ligatures ns2:val="none"/>
+        </w:rPr>
+      </w:pPr>
+      <w:r>
+        <w:rPr>
+          <w:rFonts w:ascii="Arial Narrow" w:eastAsia="Arial Narrow" w:hAnsi="Arial Narrow" w:cs="Arial Narrow"/>
+          <w:kern w:val="0"/>
+          <ns2:ligatures ns2:val="none"/>
         </w:rPr>
         <w:lastRenderedPageBreak/>
         <w:t xml:space="preserve">Asimismo, </w:t>
@@ -4348,7 +4348,7 @@
         <w:rPr>
           <w:rFonts w:ascii="Arial Narrow" w:eastAsia="Arial Narrow" w:hAnsi="Arial Narrow" w:cs="Arial Narrow"/>
           <w:kern w:val="0"/>
-          <w14:ligatures w14:val="none"/>
+          <ns2:ligatures ns2:val="none"/>
         </w:rPr>
         <w:t xml:space="preserve">la Secretaría Técnica, en ejercicio de sus facultades, </w:t>
       </w:r>
@@ -4358,7 +4358,7 @@
           <w:color w:val="000000"/>
           <w:kern w:val="0"/>
           <w:lang w:eastAsia="es-PE"/>
-          <w14:ligatures w14:val="none"/>
+          <ns2:ligatures ns2:val="none"/>
         </w:rPr>
         <w:t xml:space="preserve">considera </w:t>
       </w:r>
@@ -4366,7 +4366,7 @@
         <w:rPr>
           <w:rFonts w:ascii="Arial Narrow" w:eastAsia="Arial Narrow" w:hAnsi="Arial Narrow" w:cs="Arial Narrow"/>
           <w:kern w:val="0"/>
-          <w14:ligatures w14:val="none"/>
+          <ns2:ligatures ns2:val="none"/>
         </w:rPr>
         <w:t xml:space="preserve">que el hecho denunciado, consistente en que </w:t>
       </w:r>
@@ -4374,7 +4374,7 @@
         <w:rPr>
           <w:rFonts w:ascii="Arial Narrow" w:eastAsia="Arial Narrow" w:hAnsi="Arial Narrow" w:cs="Arial Narrow"/>
           <w:kern w:val="0"/>
-          <w14:ligatures w14:val="none"/>
+          <ns2:ligatures ns2:val="none"/>
         </w:rPr>
         <w:t xml:space="preserve">el Banco Agropecuario S.A. no habría cumplido con gestionar que el Seguro de Desgravamen - Póliza </w:t>
       </w:r>
@@ -4383,7 +4383,7 @@
         <w:rPr>
           <w:rFonts w:ascii="Arial Narrow" w:eastAsia="Arial Narrow" w:hAnsi="Arial Narrow" w:cs="Arial Narrow"/>
           <w:kern w:val="0"/>
-          <w14:ligatures w14:val="none"/>
+          <ns2:ligatures ns2:val="none"/>
         </w:rPr>
         <w:t/>
       </w:r>
@@ -4392,7 +4392,7 @@
         <w:rPr>
           <w:rFonts w:ascii="Arial Narrow" w:eastAsia="Arial Narrow" w:hAnsi="Arial Narrow" w:cs="Arial Narrow"/>
           <w:kern w:val="0"/>
-          <w14:ligatures w14:val="none"/>
+          <ns2:ligatures ns2:val="none"/>
         </w:rPr>
         <w:t xml:space="preserve"> 166-127012747 contratado por el padre de la denunciante se encuentre vigente hasta el término del préstamo otorgado</w:t>
       </w:r>
@@ -4400,7 +4400,7 @@
         <w:rPr>
           <w:rFonts w:ascii="Arial Narrow" w:eastAsia="Arial Narrow" w:hAnsi="Arial Narrow" w:cs="Arial Narrow"/>
           <w:kern w:val="0"/>
-          <w14:ligatures w14:val="none"/>
+          <ns2:ligatures ns2:val="none"/>
         </w:rPr>
         <w:t>; involucraría una presunta afectación a sus expectativas, quien no habría encontrado una correspondencia entre lo que esperaba recibir de parte del proveedor y lo que realmente recibió. Por consiguiente, corresponde calificar el hecho materia de denuncia como una presunta infracción al deber de idoneidad, tipificado en los artículos 18</w:t>
       </w:r>
@@ -4410,7 +4410,7 @@
           <w:color w:val="000000"/>
           <w:kern w:val="0"/>
           <w:lang w:eastAsia="es-PE"/>
-          <w14:ligatures w14:val="none"/>
+          <ns2:ligatures ns2:val="none"/>
         </w:rPr>
         <w:t/>
       </w:r>
@@ -4418,7 +4418,7 @@
         <w:rPr>
           <w:rFonts w:ascii="Arial Narrow" w:eastAsia="Arial Narrow" w:hAnsi="Arial Narrow" w:cs="Arial Narrow"/>
           <w:kern w:val="0"/>
-          <w14:ligatures w14:val="none"/>
+          <ns2:ligatures ns2:val="none"/>
         </w:rPr>
         <w:t xml:space="preserve"> y 19</w:t>
       </w:r>
@@ -4428,7 +4428,7 @@
           <w:color w:val="000000"/>
           <w:kern w:val="0"/>
           <w:lang w:eastAsia="es-PE"/>
-          <w14:ligatures w14:val="none"/>
+          <ns2:ligatures ns2:val="none"/>
         </w:rPr>
         <w:t/>
       </w:r>
@@ -4436,12 +4436,12 @@
         <w:rPr>
           <w:rFonts w:ascii="Arial Narrow" w:eastAsia="Arial Narrow" w:hAnsi="Arial Narrow" w:cs="Arial Narrow"/>
           <w:kern w:val="0"/>
-          <w14:ligatures w14:val="none"/>
+          <ns2:ligatures ns2:val="none"/>
         </w:rPr>
         <w:t xml:space="preserve"> del Código.</w:t>
       </w:r>
     </w:p>
-    <w:p>
+    <w:p ns2:paraId="2E7770E0" ns2:textId="77777777">
       <w:pPr>
         <w:pStyle w:val="Prrafodelista"/>
         <w:spacing w:after="0" w:line="240" w:lineRule="auto"/>
@@ -4451,11 +4451,11 @@
           <w:rFonts w:ascii="Arial Narrow" w:eastAsia="Calibri" w:hAnsi="Arial Narrow" w:cs="Arial Narrow"/>
           <w:kern w:val="0"/>
           <w:lang w:eastAsia="es-PE"/>
-          <w14:ligatures w14:val="none"/>
-        </w:rPr>
-      </w:pPr>
-    </w:p>
-    <w:p>
+          <ns2:ligatures ns2:val="none"/>
+        </w:rPr>
+      </w:pPr>
+    </w:p>
+    <w:p ns2:paraId="37321452" ns2:textId="77777777">
       <w:pPr>
         <w:pStyle w:val="Prrafodelista"/>
         <w:numPr>
@@ -4469,7 +4469,7 @@
           <w:rFonts w:ascii="Arial Narrow" w:eastAsia="Calibri" w:hAnsi="Arial Narrow" w:cs="Arial Narrow"/>
           <w:kern w:val="0"/>
           <w:lang w:eastAsia="es-PE"/>
-          <w14:ligatures w14:val="none"/>
+          <ns2:ligatures ns2:val="none"/>
         </w:rPr>
       </w:pPr>
       <w:r>
@@ -4478,7 +4478,7 @@
           <w:color w:val="000000"/>
           <w:kern w:val="0"/>
           <w:lang w:eastAsia="es-PE"/>
-          <w14:ligatures w14:val="none"/>
+          <ns2:ligatures ns2:val="none"/>
         </w:rPr>
         <w:t>En tanto la denuncia reúne los requisitos establecidos por la norma citada, corresponde admitirla a trámite</w:t>
       </w:r>
@@ -4488,7 +4488,7 @@
           <w:rFonts w:ascii="Arial Narrow" w:eastAsia="Arial Narrow" w:hAnsi="Arial Narrow" w:cs="Arial Narrow"/>
           <w:kern w:val="0"/>
           <w:vertAlign w:val="superscript"/>
-          <w14:ligatures w14:val="none"/>
+          <ns2:ligatures ns2:val="none"/>
         </w:rPr>
         <w:footnoteReference w:id="6"/>
       </w:r>
@@ -4498,12 +4498,12 @@
           <w:color w:val="000000"/>
           <w:kern w:val="0"/>
           <w:lang w:eastAsia="es-PE"/>
-          <w14:ligatures w14:val="none"/>
+          <ns2:ligatures ns2:val="none"/>
         </w:rPr>
         <w:t>.</w:t>
       </w:r>
     </w:p>
-    <w:p>
+    <w:p ns2:paraId="17426A8E" ns2:textId="77777777">
       <w:pPr>
         <w:spacing w:after="0" w:line="240" w:lineRule="auto"/>
         <w:ind w:left="567"/>
@@ -4514,11 +4514,11 @@
           <w:color w:val="000000"/>
           <w:kern w:val="0"/>
           <w:lang w:eastAsia="es-PE"/>
-          <w14:ligatures w14:val="none"/>
-        </w:rPr>
-      </w:pPr>
-    </w:p>
-    <w:p>
+          <ns2:ligatures ns2:val="none"/>
+        </w:rPr>
+      </w:pPr>
+    </w:p>
+    <w:p ns2:paraId="69FE781D" ns2:textId="77777777">
       <w:pPr>
         <w:pStyle w:val="Prrafodelista"/>
         <w:numPr>
@@ -4538,7 +4538,7 @@
           <w:color w:val="000000"/>
           <w:kern w:val="0"/>
           <w:lang w:eastAsia="es-PE"/>
-          <w14:ligatures w14:val="none"/>
+          <ns2:ligatures ns2:val="none"/>
         </w:rPr>
       </w:pPr>
       <w:r>
@@ -4548,12 +4548,12 @@
           <w:color w:val="000000"/>
           <w:kern w:val="0"/>
           <w:lang w:eastAsia="es-PE"/>
-          <w14:ligatures w14:val="none"/>
+          <ns2:ligatures ns2:val="none"/>
         </w:rPr>
         <w:t>REQUERIMIENTO DE INFORMACION</w:t>
       </w:r>
     </w:p>
-    <w:p>
+    <w:p ns2:paraId="6252E905" ns2:textId="77777777">
       <w:pPr>
         <w:spacing w:after="0" w:line="240" w:lineRule="auto"/>
         <w:jc w:val="both"/>
@@ -4562,11 +4562,11 @@
           <w:color w:val="000000"/>
           <w:kern w:val="0"/>
           <w:lang w:val="es-ES" w:eastAsia="es-ES"/>
-          <w14:ligatures w14:val="none"/>
-        </w:rPr>
-      </w:pPr>
-    </w:p>
-    <w:p>
+          <ns2:ligatures ns2:val="none"/>
+        </w:rPr>
+      </w:pPr>
+    </w:p>
+    <w:p ns2:paraId="21C241A8" ns2:textId="77777777">
       <w:pPr>
         <w:pStyle w:val="Prrafodelista"/>
         <w:numPr>
@@ -4581,7 +4581,7 @@
           <w:color w:val="000000"/>
           <w:kern w:val="0"/>
           <w:lang w:val="es-ES" w:eastAsia="es-ES"/>
-          <w14:ligatures w14:val="none"/>
+          <ns2:ligatures ns2:val="none"/>
         </w:rPr>
       </w:pPr>
       <w:r>
@@ -4590,7 +4590,7 @@
           <w:color w:val="000000"/>
           <w:kern w:val="0"/>
           <w:lang w:val="es-ES" w:eastAsia="es-ES"/>
-          <w14:ligatures w14:val="none"/>
+          <ns2:ligatures ns2:val="none"/>
         </w:rPr>
         <w:t xml:space="preserve">A efectos de tener mayores elementos que sirvan para la resolución definitiva del presente caso, </w:t>
       </w:r>
@@ -4600,7 +4600,7 @@
           <w:color w:val="000000"/>
           <w:kern w:val="0"/>
           <w:lang w:val="es-ES" w:eastAsia="es-ES"/>
-          <w14:ligatures w14:val="none"/>
+          <ns2:ligatures ns2:val="none"/>
         </w:rPr>
         <w:t xml:space="preserve">la Secretaría Técnica, </w:t>
       </w:r>
@@ -4610,7 +4610,7 @@
           <w:color w:val="000000"/>
           <w:kern w:val="0"/>
           <w:lang w:val="es-ES" w:eastAsia="es-ES"/>
-          <w14:ligatures w14:val="none"/>
+          <ns2:ligatures ns2:val="none"/>
         </w:rPr>
         <w:t xml:space="preserve">en ejercicio de las facultades que la ley le confiere, </w:t>
       </w:r>
@@ -4620,12 +4620,12 @@
           <w:color w:val="000000"/>
           <w:kern w:val="0"/>
           <w:lang w:val="es-ES" w:eastAsia="es-ES"/>
-          <w14:ligatures w14:val="none"/>
+          <ns2:ligatures ns2:val="none"/>
         </w:rPr>
         <w:t>conviene requerir a los proveedores denunciados que, en un plazo no mayor de cinco (5) días hábiles contado a partir del día siguiente de la notificación de la presente resolución, cumplan con lo siguiente:</w:t>
       </w:r>
     </w:p>
-    <w:p>
+    <w:p ns2:paraId="345D7F88" ns2:textId="77777777">
       <w:pPr>
         <w:pStyle w:val="Prrafodelista"/>
         <w:spacing w:after="0" w:line="240" w:lineRule="auto"/>
@@ -4636,11 +4636,11 @@
           <w:color w:val="000000"/>
           <w:kern w:val="0"/>
           <w:lang w:val="es-ES" w:eastAsia="es-ES"/>
-          <w14:ligatures w14:val="none"/>
-        </w:rPr>
-      </w:pPr>
-    </w:p>
-    <w:p>
+          <ns2:ligatures ns2:val="none"/>
+        </w:rPr>
+      </w:pPr>
+    </w:p>
+    <w:p ns2:paraId="01F25269" ns2:textId="09F20423">
       <w:pPr>
         <w:pStyle w:val="Prrafodelista"/>
         <w:spacing w:after="0" w:line="240" w:lineRule="auto"/>
@@ -4651,7 +4651,7 @@
           <w:color w:val="000000"/>
           <w:kern w:val="0"/>
           <w:lang w:val="es-ES" w:eastAsia="es-ES"/>
-          <w14:ligatures w14:val="none"/>
+          <ns2:ligatures ns2:val="none"/>
         </w:rPr>
       </w:pPr>
       <w:r>
@@ -4661,7 +4661,7 @@
           <w:kern w:val="0"/>
           <w:u w:val="single"/>
           <w:lang w:val="es-ES" w:eastAsia="es-ES"/>
-          <w14:ligatures w14:val="none"/>
+          <ns2:ligatures ns2:val="none"/>
         </w:rPr>
         <w:t>A</w:t>
       </w:r>
@@ -4672,7 +4672,7 @@
           <w:kern w:val="0"/>
           <w:u w:val="single"/>
           <w:lang w:val="es-ES" w:eastAsia="es-ES"/>
-          <w14:ligatures w14:val="none"/>
+          <ns2:ligatures ns2:val="none"/>
         </w:rPr>
         <w:t>l Banco</w:t>
       </w:r>
@@ -4682,7 +4682,7 @@
           <w:color w:val="000000"/>
           <w:kern w:val="0"/>
           <w:lang w:val="es-ES" w:eastAsia="es-ES"/>
-          <w14:ligatures w14:val="none"/>
+          <ns2:ligatures ns2:val="none"/>
         </w:rPr>
         <w:t xml:space="preserve">: </w:t>
       </w:r>
@@ -4692,7 +4692,7 @@
           <w:color w:val="000000"/>
           <w:kern w:val="0"/>
           <w:lang w:val="es-ES" w:eastAsia="es-ES"/>
-          <w14:ligatures w14:val="none"/>
+          <ns2:ligatures ns2:val="none"/>
         </w:rPr>
         <w:t xml:space="preserve">(i) presentar una copia completa, legible y debidamente suscrita de la Póliza </w:t>
       </w:r>
@@ -4702,7 +4702,7 @@
           <w:color w:val="000000"/>
           <w:kern w:val="0"/>
           <w:lang w:eastAsia="es-ES"/>
-          <w14:ligatures w14:val="none"/>
+          <ns2:ligatures ns2:val="none"/>
         </w:rPr>
         <w:t>166-112629409</w:t>
       </w:r>
@@ -4712,7 +4712,7 @@
           <w:color w:val="000000"/>
           <w:kern w:val="0"/>
           <w:lang w:val="es-ES" w:eastAsia="es-ES"/>
-          <w14:ligatures w14:val="none"/>
+          <ns2:ligatures ns2:val="none"/>
         </w:rPr>
         <w:t xml:space="preserve"> del Seguro de Desgravamen materia de denuncia; (</w:t>
       </w:r>
@@ -4723,7 +4723,7 @@
           <w:color w:val="000000"/>
           <w:kern w:val="0"/>
           <w:lang w:val="es-ES" w:eastAsia="es-ES"/>
-          <w14:ligatures w14:val="none"/>
+          <ns2:ligatures ns2:val="none"/>
         </w:rPr>
         <w:t>ii</w:t>
       </w:r>
@@ -4734,7 +4734,7 @@
           <w:color w:val="000000"/>
           <w:kern w:val="0"/>
           <w:lang w:val="es-ES" w:eastAsia="es-ES"/>
-          <w14:ligatures w14:val="none"/>
+          <ns2:ligatures ns2:val="none"/>
         </w:rPr>
         <w:t xml:space="preserve">) presentar una copia completa, legible y debidamente suscrita de la Póliza </w:t>
       </w:r>
@@ -4744,7 +4744,7 @@
           <w:color w:val="000000"/>
           <w:kern w:val="0"/>
           <w:lang w:eastAsia="es-ES"/>
-          <w14:ligatures w14:val="none"/>
+          <ns2:ligatures ns2:val="none"/>
         </w:rPr>
         <w:t xml:space="preserve">166-127012747 </w:t>
       </w:r>
@@ -4754,7 +4754,7 @@
           <w:color w:val="000000"/>
           <w:kern w:val="0"/>
           <w:lang w:val="es-ES" w:eastAsia="es-ES"/>
-          <w14:ligatures w14:val="none"/>
+          <ns2:ligatures ns2:val="none"/>
         </w:rPr>
         <w:t>del Seguro de Desgravamen</w:t>
       </w:r>
@@ -4764,7 +4764,7 @@
           <w:color w:val="000000"/>
           <w:kern w:val="0"/>
           <w:lang w:val="es-ES" w:eastAsia="es-ES"/>
-          <w14:ligatures w14:val="none"/>
+          <ns2:ligatures ns2:val="none"/>
         </w:rPr>
         <w:t xml:space="preserve"> </w:t>
       </w:r>
@@ -4774,7 +4774,7 @@
           <w:color w:val="000000"/>
           <w:kern w:val="0"/>
           <w:lang w:val="es-ES" w:eastAsia="es-ES"/>
-          <w14:ligatures w14:val="none"/>
+          <ns2:ligatures ns2:val="none"/>
         </w:rPr>
         <w:t>materia de denuncia y, (</w:t>
       </w:r>
@@ -4785,7 +4785,7 @@
           <w:color w:val="000000"/>
           <w:kern w:val="0"/>
           <w:lang w:val="es-ES" w:eastAsia="es-ES"/>
-          <w14:ligatures w14:val="none"/>
+          <ns2:ligatures ns2:val="none"/>
         </w:rPr>
         <w:t>i</w:t>
       </w:r>
@@ -4795,7 +4795,7 @@
           <w:color w:val="000000"/>
           <w:kern w:val="0"/>
           <w:lang w:val="es-ES" w:eastAsia="es-ES"/>
-          <w14:ligatures w14:val="none"/>
+          <ns2:ligatures ns2:val="none"/>
         </w:rPr>
         <w:t>ii</w:t>
       </w:r>
@@ -4806,7 +4806,7 @@
           <w:color w:val="000000"/>
           <w:kern w:val="0"/>
           <w:lang w:val="es-ES" w:eastAsia="es-ES"/>
-          <w14:ligatures w14:val="none"/>
+          <ns2:ligatures ns2:val="none"/>
         </w:rPr>
         <w:t>) presentar todas las comunicaciones cursadas con la parte denunciante en virtud de los hechos materia de denuncia</w:t>
       </w:r>
@@ -4816,12 +4816,12 @@
           <w:color w:val="000000"/>
           <w:kern w:val="0"/>
           <w:lang w:val="es-ES" w:eastAsia="es-ES"/>
-          <w14:ligatures w14:val="none"/>
+          <ns2:ligatures ns2:val="none"/>
         </w:rPr>
         <w:t>.</w:t>
       </w:r>
     </w:p>
-    <w:p>
+    <w:p ns2:paraId="48503CFE" ns2:textId="77777777">
       <w:pPr>
         <w:pStyle w:val="Prrafodelista"/>
         <w:spacing w:after="0" w:line="240" w:lineRule="auto"/>
@@ -4833,11 +4833,11 @@
           <w:kern w:val="0"/>
           <w:u w:val="single"/>
           <w:lang w:val="es-ES" w:eastAsia="es-ES"/>
-          <w14:ligatures w14:val="none"/>
-        </w:rPr>
-      </w:pPr>
-    </w:p>
-    <w:p>
+          <ns2:ligatures ns2:val="none"/>
+        </w:rPr>
+      </w:pPr>
+    </w:p>
+    <w:p ns2:paraId="4940B49E" ns2:textId="6EB91B72">
       <w:pPr>
         <w:pStyle w:val="Prrafodelista"/>
         <w:spacing w:after="0" w:line="240" w:lineRule="auto"/>
@@ -4849,7 +4849,7 @@
           <w:kern w:val="0"/>
           <w:u w:val="single"/>
           <w:lang w:val="es-ES" w:eastAsia="es-ES"/>
-          <w14:ligatures w14:val="none"/>
+          <ns2:ligatures ns2:val="none"/>
         </w:rPr>
       </w:pPr>
       <w:r>
@@ -4859,7 +4859,7 @@
           <w:kern w:val="0"/>
           <w:u w:val="single"/>
           <w:lang w:val="es-ES" w:eastAsia="es-ES"/>
-          <w14:ligatures w14:val="none"/>
+          <ns2:ligatures ns2:val="none"/>
         </w:rPr>
         <w:t xml:space="preserve">A </w:t>
       </w:r>
@@ -4871,7 +4871,7 @@
           <w:kern w:val="0"/>
           <w:u w:val="single"/>
           <w:lang w:val="es-ES" w:eastAsia="es-ES"/>
-          <w14:ligatures w14:val="none"/>
+          <ns2:ligatures ns2:val="none"/>
         </w:rPr>
         <w:t>Protecta</w:t>
       </w:r>
@@ -4882,7 +4882,7 @@
           <w:color w:val="000000"/>
           <w:kern w:val="0"/>
           <w:lang w:val="es-ES" w:eastAsia="es-ES"/>
-          <w14:ligatures w14:val="none"/>
+          <ns2:ligatures ns2:val="none"/>
         </w:rPr>
         <w:t>:</w:t>
       </w:r>
@@ -4892,7 +4892,7 @@
           <w:color w:val="000000"/>
           <w:kern w:val="0"/>
           <w:lang w:eastAsia="es-ES"/>
-          <w14:ligatures w14:val="none"/>
+          <ns2:ligatures ns2:val="none"/>
         </w:rPr>
         <w:t xml:space="preserve"> </w:t>
       </w:r>
@@ -4902,7 +4902,7 @@
           <w:color w:val="000000"/>
           <w:kern w:val="0"/>
           <w:lang w:val="es-ES" w:eastAsia="es-ES"/>
-          <w14:ligatures w14:val="none"/>
+          <ns2:ligatures ns2:val="none"/>
         </w:rPr>
         <w:t xml:space="preserve">(i) presentar una copia completa, legible y debidamente suscrita de la Póliza </w:t>
       </w:r>
@@ -4912,7 +4912,7 @@
           <w:color w:val="000000"/>
           <w:kern w:val="0"/>
           <w:lang w:eastAsia="es-ES"/>
-          <w14:ligatures w14:val="none"/>
+          <ns2:ligatures ns2:val="none"/>
         </w:rPr>
         <w:t xml:space="preserve">166-112629409 </w:t>
       </w:r>
@@ -4922,7 +4922,7 @@
           <w:color w:val="000000"/>
           <w:kern w:val="0"/>
           <w:lang w:val="es-ES" w:eastAsia="es-ES"/>
-          <w14:ligatures w14:val="none"/>
+          <ns2:ligatures ns2:val="none"/>
         </w:rPr>
         <w:t>del Seguro de Desgravamen materia de denuncia;</w:t>
       </w:r>
@@ -4932,7 +4932,7 @@
           <w:color w:val="000000"/>
           <w:kern w:val="0"/>
           <w:lang w:val="es-ES" w:eastAsia="es-ES"/>
-          <w14:ligatures w14:val="none"/>
+          <ns2:ligatures ns2:val="none"/>
         </w:rPr>
         <w:t xml:space="preserve"> </w:t>
       </w:r>
@@ -4942,7 +4942,7 @@
           <w:color w:val="000000"/>
           <w:kern w:val="0"/>
           <w:lang w:val="es-ES" w:eastAsia="es-ES"/>
-          <w14:ligatures w14:val="none"/>
+          <ns2:ligatures ns2:val="none"/>
         </w:rPr>
         <w:t>(</w:t>
       </w:r>
@@ -4953,7 +4953,7 @@
           <w:color w:val="000000"/>
           <w:kern w:val="0"/>
           <w:lang w:val="es-ES" w:eastAsia="es-ES"/>
-          <w14:ligatures w14:val="none"/>
+          <ns2:ligatures ns2:val="none"/>
         </w:rPr>
         <w:t>i</w:t>
       </w:r>
@@ -4963,7 +4963,7 @@
           <w:color w:val="000000"/>
           <w:kern w:val="0"/>
           <w:lang w:val="es-ES" w:eastAsia="es-ES"/>
-          <w14:ligatures w14:val="none"/>
+          <ns2:ligatures ns2:val="none"/>
         </w:rPr>
         <w:t>i</w:t>
       </w:r>
@@ -4974,7 +4974,7 @@
           <w:color w:val="000000"/>
           <w:kern w:val="0"/>
           <w:lang w:val="es-ES" w:eastAsia="es-ES"/>
-          <w14:ligatures w14:val="none"/>
+          <ns2:ligatures ns2:val="none"/>
         </w:rPr>
         <w:t xml:space="preserve">) presentar una copia completa, legible y debidamente suscrita de la Póliza </w:t>
       </w:r>
@@ -4984,7 +4984,7 @@
           <w:color w:val="000000"/>
           <w:kern w:val="0"/>
           <w:lang w:eastAsia="es-ES"/>
-          <w14:ligatures w14:val="none"/>
+          <ns2:ligatures ns2:val="none"/>
         </w:rPr>
         <w:t xml:space="preserve">166-127012747 </w:t>
       </w:r>
@@ -4994,7 +4994,7 @@
           <w:color w:val="000000"/>
           <w:kern w:val="0"/>
           <w:lang w:val="es-ES" w:eastAsia="es-ES"/>
-          <w14:ligatures w14:val="none"/>
+          <ns2:ligatures ns2:val="none"/>
         </w:rPr>
         <w:t>del Seguro de Desgravamen materia de denuncia</w:t>
       </w:r>
@@ -5004,7 +5004,7 @@
           <w:color w:val="000000"/>
           <w:kern w:val="0"/>
           <w:lang w:val="es-ES" w:eastAsia="es-ES"/>
-          <w14:ligatures w14:val="none"/>
+          <ns2:ligatures ns2:val="none"/>
         </w:rPr>
         <w:t>;</w:t>
       </w:r>
@@ -5014,7 +5014,7 @@
           <w:color w:val="000000"/>
           <w:kern w:val="0"/>
           <w:lang w:val="es-ES" w:eastAsia="es-ES"/>
-          <w14:ligatures w14:val="none"/>
+          <ns2:ligatures ns2:val="none"/>
         </w:rPr>
         <w:t xml:space="preserve"> (</w:t>
       </w:r>
@@ -5025,7 +5025,7 @@
           <w:color w:val="000000"/>
           <w:kern w:val="0"/>
           <w:lang w:val="es-ES" w:eastAsia="es-ES"/>
-          <w14:ligatures w14:val="none"/>
+          <ns2:ligatures ns2:val="none"/>
         </w:rPr>
         <w:t>i</w:t>
       </w:r>
@@ -5035,7 +5035,7 @@
           <w:color w:val="000000"/>
           <w:kern w:val="0"/>
           <w:lang w:val="es-ES" w:eastAsia="es-ES"/>
-          <w14:ligatures w14:val="none"/>
+          <ns2:ligatures ns2:val="none"/>
         </w:rPr>
         <w:t>ii</w:t>
       </w:r>
@@ -5046,7 +5046,7 @@
           <w:color w:val="000000"/>
           <w:kern w:val="0"/>
           <w:lang w:val="es-ES" w:eastAsia="es-ES"/>
-          <w14:ligatures w14:val="none"/>
+          <ns2:ligatures ns2:val="none"/>
         </w:rPr>
         <w:t>) presentar los medios probatorios que acrediten que el rechazo fue justificado; y, (</w:t>
       </w:r>
@@ -5057,7 +5057,7 @@
           <w:color w:val="000000"/>
           <w:kern w:val="0"/>
           <w:lang w:val="es-ES" w:eastAsia="es-ES"/>
-          <w14:ligatures w14:val="none"/>
+          <ns2:ligatures ns2:val="none"/>
         </w:rPr>
         <w:t>iv</w:t>
       </w:r>
@@ -5068,7 +5068,7 @@
           <w:color w:val="000000"/>
           <w:kern w:val="0"/>
           <w:lang w:val="es-ES" w:eastAsia="es-ES"/>
-          <w14:ligatures w14:val="none"/>
+          <ns2:ligatures ns2:val="none"/>
         </w:rPr>
         <w:t>) presentar todas las comunicaciones cursadas con la denunciante en virtud del hecho materia de denuncia</w:t>
       </w:r>
@@ -5078,12 +5078,12 @@
           <w:color w:val="000000"/>
           <w:kern w:val="0"/>
           <w:lang w:val="es-ES" w:eastAsia="es-ES"/>
-          <w14:ligatures w14:val="none"/>
+          <ns2:ligatures ns2:val="none"/>
         </w:rPr>
         <w:t>.</w:t>
       </w:r>
     </w:p>
-    <w:p>
+    <w:p ns2:paraId="525DE1CC" ns2:textId="77777777">
       <w:pPr>
         <w:spacing w:after="0" w:line="240" w:lineRule="auto"/>
         <w:jc w:val="both"/>
@@ -5092,11 +5092,11 @@
           <w:color w:val="000000"/>
           <w:kern w:val="0"/>
           <w:lang w:val="es-ES" w:eastAsia="es-ES"/>
-          <w14:ligatures w14:val="none"/>
-        </w:rPr>
-      </w:pPr>
-    </w:p>
-    <w:p>
+          <ns2:ligatures ns2:val="none"/>
+        </w:rPr>
+      </w:pPr>
+    </w:p>
+    <w:p ns2:paraId="76AC2520" ns2:textId="77777777">
       <w:pPr>
         <w:pStyle w:val="Prrafodelista"/>
         <w:spacing w:after="0" w:line="240" w:lineRule="auto"/>
@@ -5107,11 +5107,11 @@
           <w:color w:val="000000"/>
           <w:kern w:val="0"/>
           <w:lang w:val="es-ES" w:eastAsia="es-ES"/>
-          <w14:ligatures w14:val="none"/>
-        </w:rPr>
-      </w:pPr>
-    </w:p>
-    <w:p>
+          <ns2:ligatures ns2:val="none"/>
+        </w:rPr>
+      </w:pPr>
+    </w:p>
+    <w:p ns2:paraId="45192A8B" ns2:textId="77777777">
       <w:pPr>
         <w:pStyle w:val="Prrafodelista"/>
         <w:numPr>
@@ -5131,7 +5131,7 @@
           <w:color w:val="000000"/>
           <w:kern w:val="0"/>
           <w:lang w:eastAsia="es-PE"/>
-          <w14:ligatures w14:val="none"/>
+          <ns2:ligatures ns2:val="none"/>
         </w:rPr>
       </w:pPr>
       <w:r>
@@ -5141,12 +5141,12 @@
           <w:color w:val="000000"/>
           <w:kern w:val="0"/>
           <w:lang w:eastAsia="es-PE"/>
-          <w14:ligatures w14:val="none"/>
+          <ns2:ligatures ns2:val="none"/>
         </w:rPr>
         <w:t xml:space="preserve">RESOLUCIÓN DE LA SECRETARÍA TÉCNICA </w:t>
       </w:r>
     </w:p>
-    <w:p>
+    <w:p ns2:paraId="71820251" ns2:textId="77777777">
       <w:pPr>
         <w:spacing w:after="0" w:line="240" w:lineRule="auto"/>
         <w:jc w:val="both"/>
@@ -5156,11 +5156,11 @@
           <w:color w:val="000000"/>
           <w:kern w:val="0"/>
           <w:lang w:eastAsia="es-PE"/>
-          <w14:ligatures w14:val="none"/>
-        </w:rPr>
-      </w:pPr>
-    </w:p>
-    <w:p>
+          <ns2:ligatures ns2:val="none"/>
+        </w:rPr>
+      </w:pPr>
+    </w:p>
+    <w:p ns2:paraId="239FC5E1" ns2:textId="0B7A4659">
       <w:pPr>
         <w:spacing w:after="0" w:line="240" w:lineRule="auto"/>
         <w:jc w:val="both"/>
@@ -5169,7 +5169,7 @@
           <w:color w:val="000000"/>
           <w:kern w:val="0"/>
           <w:lang w:eastAsia="es-PE"/>
-          <w14:ligatures w14:val="none"/>
+          <ns2:ligatures ns2:val="none"/>
         </w:rPr>
       </w:pPr>
       <w:r>
@@ -5179,7 +5179,7 @@
           <w:color w:val="000000"/>
           <w:kern w:val="0"/>
           <w:lang w:eastAsia="es-PE"/>
-          <w14:ligatures w14:val="none"/>
+          <ns2:ligatures ns2:val="none"/>
         </w:rPr>
         <w:t xml:space="preserve">PRIMERO: admitir a trámite la denuncia del 13 de marzo de 2025, subsanada mediante escrito del 09 de junio del 2025, interpuesta por la señora [DENUNCIANTE] contra el Banco Agropecuario S.A. y Protecta S.A. Compañía de Seguros y Reaseguros, por lo siguiente:</w:t>
       </w:r>
@@ -5190,7 +5190,7 @@
           <w:kern w:val="0"/>
           <w:shd w:val="clear" w:color="auto" w:fill="FFFFFF"/>
           <w:lang w:eastAsia="es-PE"/>
-          <w14:ligatures w14:val="none"/>
+          <ns2:ligatures ns2:val="none"/>
         </w:rPr>
         <w:t xml:space="preserve"/>
       </w:r>
@@ -5200,7 +5200,7 @@
           <w:color w:val="000000"/>
           <w:kern w:val="0"/>
           <w:lang w:val="es-ES" w:eastAsia="es-ES"/>
-          <w14:ligatures w14:val="none"/>
+          <ns2:ligatures ns2:val="none"/>
         </w:rPr>
         <w:t/>
       </w:r>
@@ -5210,7 +5210,7 @@
           <w:color w:val="000000"/>
           <w:kern w:val="0"/>
           <w:lang w:val="es-ES" w:eastAsia="es-ES"/>
-          <w14:ligatures w14:val="none"/>
+          <ns2:ligatures ns2:val="none"/>
         </w:rPr>
         <w:t xml:space="preserve"/>
       </w:r>
@@ -5221,7 +5221,7 @@
           <w:kern w:val="0"/>
           <w:shd w:val="clear" w:color="auto" w:fill="FFFFFF"/>
           <w:lang w:eastAsia="es-PE"/>
-          <w14:ligatures w14:val="none"/>
+          <ns2:ligatures ns2:val="none"/>
         </w:rPr>
         <w:t xml:space="preserve"/>
       </w:r>
@@ -5232,7 +5232,7 @@
           <w:kern w:val="0"/>
           <w:shd w:val="clear" w:color="auto" w:fill="FFFFFF"/>
           <w:lang w:eastAsia="es-PE"/>
-          <w14:ligatures w14:val="none"/>
+          <ns2:ligatures ns2:val="none"/>
         </w:rPr>
         <w:t xml:space="preserve"/>
       </w:r>
@@ -5242,7 +5242,7 @@
           <w:bCs/>
           <w:spacing w:val="-3"/>
           <w:kern w:val="0"/>
-          <w14:ligatures w14:val="none"/>
+          <ns2:ligatures ns2:val="none"/>
         </w:rPr>
         <w:t/>
       </w:r>
@@ -5252,7 +5252,7 @@
           <w:bCs/>
           <w:spacing w:val="-3"/>
           <w:kern w:val="0"/>
-          <w14:ligatures w14:val="none"/>
+          <ns2:ligatures ns2:val="none"/>
         </w:rPr>
         <w:t xml:space="preserve"/>
       </w:r>
@@ -5262,7 +5262,7 @@
           <w:bCs/>
           <w:spacing w:val="-3"/>
           <w:kern w:val="0"/>
-          <w14:ligatures w14:val="none"/>
+          <ns2:ligatures ns2:val="none"/>
         </w:rPr>
         <w:t xml:space="preserve"/>
       </w:r>
@@ -5273,7 +5273,7 @@
           <w:kern w:val="0"/>
           <w:shd w:val="clear" w:color="auto" w:fill="FFFFFF"/>
           <w:lang w:eastAsia="es-PE"/>
-          <w14:ligatures w14:val="none"/>
+          <ns2:ligatures ns2:val="none"/>
         </w:rPr>
         <w:t xml:space="preserve"/>
       </w:r>
@@ -5284,7 +5284,7 @@
           <w:kern w:val="0"/>
           <w:shd w:val="clear" w:color="auto" w:fill="FFFFFF"/>
           <w:lang w:eastAsia="es-PE"/>
-          <w14:ligatures w14:val="none"/>
+          <ns2:ligatures ns2:val="none"/>
         </w:rPr>
         <w:t xml:space="preserve"/>
       </w:r>
@@ -5295,7 +5295,7 @@
           <w:kern w:val="0"/>
           <w:shd w:val="clear" w:color="auto" w:fill="FFFFFF"/>
           <w:lang w:eastAsia="es-PE"/>
-          <w14:ligatures w14:val="none"/>
+          <ns2:ligatures ns2:val="none"/>
         </w:rPr>
         <w:t xml:space="preserve"/>
       </w:r>
@@ -5329,12 +5329,12 @@
           <w:kern w:val="0"/>
           <w:shd w:val="clear" w:color="auto" w:fill="FFFFFF"/>
           <w:lang w:eastAsia="es-PE"/>
-          <w14:ligatures w14:val="none"/>
+          <ns2:ligatures ns2:val="none"/>
         </w:rPr>
         <w:t/>
       </w:r>
     </w:p>
-    <w:p>
+    <w:p ns2:paraId="4377044E" ns2:textId="77777777">
       <w:pPr>
         <w:spacing w:after="0" w:line="240" w:lineRule="auto"/>
         <w:jc w:val="both"/>
@@ -5343,11 +5343,11 @@
           <w:color w:val="000000"/>
           <w:kern w:val="0"/>
           <w:lang w:eastAsia="es-PE"/>
-          <w14:ligatures w14:val="none"/>
-        </w:rPr>
-      </w:pPr>
-    </w:p>
-    <w:p>
+          <ns2:ligatures ns2:val="none"/>
+        </w:rPr>
+      </w:pPr>
+    </w:p>
+    <w:p ns2:paraId="3231BB82" ns2:textId="77777777">
       <w:pPr>
         <w:pStyle w:val="Prrafodelista"/>
         <w:numPr>
@@ -5364,7 +5364,7 @@
         <w:rPr>
           <w:rFonts w:ascii="Arial Narrow" w:eastAsia="Arial Narrow" w:hAnsi="Arial Narrow" w:cs="Arial Narrow"/>
           <w:kern w:val="0"/>
-          <w14:ligatures w14:val="none"/>
+          <ns2:ligatures ns2:val="none"/>
         </w:rPr>
       </w:pPr>
       <w:r>
@@ -5373,7 +5373,7 @@
           <w:color w:val="000000"/>
           <w:kern w:val="0"/>
           <w:lang w:eastAsia="es-PE"/>
-          <w14:ligatures w14:val="none"/>
+          <ns2:ligatures ns2:val="none"/>
         </w:rPr>
         <w:t>Presunta</w:t>
       </w:r>
@@ -5383,7 +5383,7 @@
           <w:kern w:val="0"/>
           <w:shd w:val="clear" w:color="auto" w:fill="FFFFFF"/>
           <w:lang w:eastAsia="es-PE"/>
-          <w14:ligatures w14:val="none"/>
+          <ns2:ligatures ns2:val="none"/>
         </w:rPr>
         <w:t xml:space="preserve"> infracción a los artículos 18 y 19</w:t>
       </w:r>
@@ -5392,7 +5392,7 @@
           <w:rFonts w:ascii="Arial Narrow" w:eastAsia="Calibri" w:hAnsi="Arial Narrow" w:cs="Arial Narrow"/>
           <w:kern w:val="0"/>
           <w:lang w:eastAsia="es-PE"/>
-          <w14:ligatures w14:val="none"/>
+          <ns2:ligatures ns2:val="none"/>
         </w:rPr>
         <w:t xml:space="preserve"> de </w:t>
       </w:r>
@@ -5402,7 +5402,7 @@
           <w:kern w:val="0"/>
           <w:shd w:val="clear" w:color="auto" w:fill="FFFFFF"/>
           <w:lang w:eastAsia="es-PE"/>
-          <w14:ligatures w14:val="none"/>
+          <ns2:ligatures ns2:val="none"/>
         </w:rPr>
         <w:t>la Ley 29571, Código de Protección y Defensa del Consumidor, en tanto</w:t>
       </w:r>
@@ -5410,7 +5410,7 @@
         <w:rPr>
           <w:rFonts w:ascii="Arial Narrow" w:eastAsia="Arial Narrow" w:hAnsi="Arial Narrow" w:cs="Arial Narrow"/>
           <w:kern w:val="0"/>
-          <w14:ligatures w14:val="none"/>
+          <ns2:ligatures ns2:val="none"/>
         </w:rPr>
         <w:t xml:space="preserve"> </w:t>
       </w:r>
@@ -5418,7 +5418,7 @@
         <w:rPr>
           <w:rFonts w:ascii="Arial Narrow" w:eastAsia="Arial Narrow" w:hAnsi="Arial Narrow" w:cs="Arial Narrow"/>
           <w:kern w:val="0"/>
-          <w14:ligatures w14:val="none"/>
+          <ns2:ligatures ns2:val="none"/>
         </w:rPr>
         <w:t xml:space="preserve">la compañía aseguradora se habría negado injustificadamente a otorgar a la denunciante la cobertura del Seguro de Desgravamen - Póliza </w:t>
       </w:r>
@@ -5427,7 +5427,7 @@
         <w:rPr>
           <w:rFonts w:ascii="Arial Narrow" w:eastAsia="Arial Narrow" w:hAnsi="Arial Narrow" w:cs="Arial Narrow"/>
           <w:kern w:val="0"/>
-          <w14:ligatures w14:val="none"/>
+          <ns2:ligatures ns2:val="none"/>
         </w:rPr>
         <w:t/>
       </w:r>
@@ -5436,7 +5436,7 @@
         <w:rPr>
           <w:rFonts w:ascii="Arial Narrow" w:eastAsia="Arial Narrow" w:hAnsi="Arial Narrow" w:cs="Arial Narrow"/>
           <w:kern w:val="0"/>
-          <w14:ligatures w14:val="none"/>
+          <ns2:ligatures ns2:val="none"/>
         </w:rPr>
         <w:t xml:space="preserve"> </w:t>
       </w:r>
@@ -5446,7 +5446,7 @@
           <w:color w:val="000000"/>
           <w:kern w:val="0"/>
           <w:lang w:eastAsia="es-ES"/>
-          <w14:ligatures w14:val="none"/>
+          <ns2:ligatures ns2:val="none"/>
         </w:rPr>
         <w:t xml:space="preserve">166-127012747 </w:t>
       </w:r>
@@ -5454,7 +5454,7 @@
         <w:rPr>
           <w:rFonts w:ascii="Arial Narrow" w:eastAsia="Arial Narrow" w:hAnsi="Arial Narrow" w:cs="Arial Narrow"/>
           <w:kern w:val="0"/>
-          <w14:ligatures w14:val="none"/>
+          <ns2:ligatures ns2:val="none"/>
         </w:rPr>
         <w:t>por el fallecimiento de su padre</w:t>
       </w:r>
@@ -5464,12 +5464,12 @@
           <w:color w:val="000000"/>
           <w:kern w:val="0"/>
           <w:lang w:eastAsia="es-ES"/>
-          <w14:ligatures w14:val="none"/>
+          <ns2:ligatures ns2:val="none"/>
         </w:rPr>
         <w:t xml:space="preserve">. </w:t>
       </w:r>
     </w:p>
-    <w:p>
+    <w:p ns2:paraId="330DC455" ns2:textId="77777777">
       <w:pPr>
         <w:spacing w:after="0" w:line="240" w:lineRule="auto"/>
         <w:jc w:val="both"/>
@@ -5478,11 +5478,11 @@
           <w:color w:val="000000"/>
           <w:kern w:val="0"/>
           <w:lang w:eastAsia="es-PE"/>
-          <w14:ligatures w14:val="none"/>
-        </w:rPr>
-      </w:pPr>
-    </w:p>
-    <w:p>
+          <ns2:ligatures ns2:val="none"/>
+        </w:rPr>
+      </w:pPr>
+    </w:p>
+    <w:p ns2:paraId="47ED0DAF" ns2:textId="34D4089C">
       <w:pPr>
         <w:pStyle w:val="Prrafodelista"/>
         <w:numPr>
@@ -5500,7 +5500,7 @@
           <w:rFonts w:ascii="Arial Narrow" w:eastAsia="Calibri" w:hAnsi="Arial Narrow" w:cs="Arial Narrow"/>
           <w:kern w:val="0"/>
           <w:lang w:eastAsia="es-PE"/>
-          <w14:ligatures w14:val="none"/>
+          <ns2:ligatures ns2:val="none"/>
         </w:rPr>
       </w:pPr>
       <w:r>
@@ -5509,7 +5509,7 @@
           <w:color w:val="000000"/>
           <w:kern w:val="0"/>
           <w:lang w:eastAsia="es-PE"/>
-          <w14:ligatures w14:val="none"/>
+          <ns2:ligatures ns2:val="none"/>
         </w:rPr>
         <w:lastRenderedPageBreak/>
         <w:t>Presunta</w:t>
@@ -5520,7 +5520,7 @@
           <w:kern w:val="0"/>
           <w:shd w:val="clear" w:color="auto" w:fill="FFFFFF"/>
           <w:lang w:eastAsia="es-PE"/>
-          <w14:ligatures w14:val="none"/>
+          <ns2:ligatures ns2:val="none"/>
         </w:rPr>
         <w:t xml:space="preserve"> infracción a los artículos 18 y 19</w:t>
       </w:r>
@@ -5529,7 +5529,7 @@
           <w:rFonts w:ascii="Arial Narrow" w:eastAsia="Calibri" w:hAnsi="Arial Narrow" w:cs="Arial Narrow"/>
           <w:kern w:val="0"/>
           <w:lang w:eastAsia="es-PE"/>
-          <w14:ligatures w14:val="none"/>
+          <ns2:ligatures ns2:val="none"/>
         </w:rPr>
         <w:t xml:space="preserve"> de </w:t>
       </w:r>
@@ -5539,7 +5539,7 @@
           <w:kern w:val="0"/>
           <w:shd w:val="clear" w:color="auto" w:fill="FFFFFF"/>
           <w:lang w:eastAsia="es-PE"/>
-          <w14:ligatures w14:val="none"/>
+          <ns2:ligatures ns2:val="none"/>
         </w:rPr>
         <w:t xml:space="preserve">la Ley 29571, Código de Protección y Defensa del Consumidor, en tanto </w:t>
       </w:r>
@@ -5549,7 +5549,7 @@
           <w:kern w:val="0"/>
           <w:shd w:val="clear" w:color="auto" w:fill="FFFFFF"/>
           <w:lang w:eastAsia="es-PE"/>
-          <w14:ligatures w14:val="none"/>
+          <ns2:ligatures ns2:val="none"/>
         </w:rPr>
         <w:t>l</w:t>
       </w:r>
@@ -5582,7 +5582,7 @@
           <w:color w:val="000000"/>
           <w:kern w:val="0"/>
           <w:lang w:eastAsia="es-ES"/>
-          <w14:ligatures w14:val="none"/>
+          <ns2:ligatures ns2:val="none"/>
         </w:rPr>
         <w:t xml:space="preserve">166-112629409 </w:t>
       </w:r>
@@ -5599,7 +5599,7 @@
           <w:color w:val="000000"/>
           <w:kern w:val="0"/>
           <w:lang w:eastAsia="es-ES"/>
-          <w14:ligatures w14:val="none"/>
+          <ns2:ligatures ns2:val="none"/>
         </w:rPr>
         <w:t>e</w:t>
       </w:r>
@@ -5609,7 +5609,7 @@
           <w:color w:val="000000"/>
           <w:kern w:val="0"/>
           <w:lang w:eastAsia="es-ES"/>
-          <w14:ligatures w14:val="none"/>
+          <ns2:ligatures ns2:val="none"/>
         </w:rPr>
         <w:t xml:space="preserve"> su padre</w:t>
       </w:r>
@@ -5617,12 +5617,12 @@
         <w:rPr>
           <w:rFonts w:ascii="Arial Narrow" w:eastAsia="Arial Narrow" w:hAnsi="Arial Narrow" w:cs="Arial Narrow"/>
           <w:kern w:val="0"/>
-          <w14:ligatures w14:val="none"/>
+          <ns2:ligatures ns2:val="none"/>
         </w:rPr>
         <w:t>.</w:t>
       </w:r>
     </w:p>
-    <w:p>
+    <w:p ns2:paraId="6C32DB3F" ns2:textId="77777777">
       <w:pPr>
         <w:pStyle w:val="Prrafodelista"/>
         <w:spacing w:after="0" w:line="240" w:lineRule="auto"/>
@@ -5631,11 +5631,11 @@
         <w:rPr>
           <w:rFonts w:ascii="Arial Narrow" w:eastAsia="Arial Narrow" w:hAnsi="Arial Narrow" w:cs="Arial Narrow"/>
           <w:kern w:val="0"/>
-          <w14:ligatures w14:val="none"/>
-        </w:rPr>
-      </w:pPr>
-    </w:p>
-    <w:p>
+          <ns2:ligatures ns2:val="none"/>
+        </w:rPr>
+      </w:pPr>
+    </w:p>
+    <w:p ns2:paraId="3E65FB27" ns2:textId="137CFA39">
       <w:pPr>
         <w:pStyle w:val="Prrafodelista"/>
         <w:numPr>
@@ -5653,7 +5653,7 @@
           <w:rFonts w:ascii="Arial Narrow" w:eastAsia="Calibri" w:hAnsi="Arial Narrow" w:cs="Arial Narrow"/>
           <w:kern w:val="0"/>
           <w:lang w:eastAsia="es-PE"/>
-          <w14:ligatures w14:val="none"/>
+          <ns2:ligatures ns2:val="none"/>
         </w:rPr>
       </w:pPr>
       <w:r>
@@ -5662,7 +5662,7 @@
           <w:color w:val="000000"/>
           <w:kern w:val="0"/>
           <w:lang w:eastAsia="es-PE"/>
-          <w14:ligatures w14:val="none"/>
+          <ns2:ligatures ns2:val="none"/>
         </w:rPr>
         <w:t>Presunta</w:t>
       </w:r>
@@ -5672,7 +5672,7 @@
           <w:kern w:val="0"/>
           <w:shd w:val="clear" w:color="auto" w:fill="FFFFFF"/>
           <w:lang w:eastAsia="es-PE"/>
-          <w14:ligatures w14:val="none"/>
+          <ns2:ligatures ns2:val="none"/>
         </w:rPr>
         <w:t xml:space="preserve"> infracción a los artículos 18 y 19</w:t>
       </w:r>
@@ -5681,7 +5681,7 @@
           <w:rFonts w:ascii="Arial Narrow" w:eastAsia="Calibri" w:hAnsi="Arial Narrow" w:cs="Arial Narrow"/>
           <w:kern w:val="0"/>
           <w:lang w:eastAsia="es-PE"/>
-          <w14:ligatures w14:val="none"/>
+          <ns2:ligatures ns2:val="none"/>
         </w:rPr>
         <w:t xml:space="preserve"> de </w:t>
       </w:r>
@@ -5691,7 +5691,7 @@
           <w:kern w:val="0"/>
           <w:shd w:val="clear" w:color="auto" w:fill="FFFFFF"/>
           <w:lang w:eastAsia="es-PE"/>
-          <w14:ligatures w14:val="none"/>
+          <ns2:ligatures ns2:val="none"/>
         </w:rPr>
         <w:t xml:space="preserve">la Ley 29571, Código de Protección y Defensa del Consumidor, en tanto </w:t>
       </w:r>
@@ -5701,7 +5701,7 @@
           <w:kern w:val="0"/>
           <w:shd w:val="clear" w:color="auto" w:fill="FFFFFF"/>
           <w:lang w:eastAsia="es-PE"/>
-          <w14:ligatures w14:val="none"/>
+          <ns2:ligatures ns2:val="none"/>
         </w:rPr>
         <w:t>l</w:t>
       </w:r>
@@ -5734,7 +5734,7 @@
           <w:color w:val="000000"/>
           <w:kern w:val="0"/>
           <w:lang w:eastAsia="es-ES"/>
-          <w14:ligatures w14:val="none"/>
+          <ns2:ligatures ns2:val="none"/>
         </w:rPr>
         <w:t xml:space="preserve">166-112629409 </w:t>
       </w:r>
@@ -5749,12 +5749,12 @@
         <w:rPr>
           <w:rFonts w:ascii="Arial Narrow" w:eastAsia="Arial Narrow" w:hAnsi="Arial Narrow" w:cs="Arial Narrow"/>
           <w:kern w:val="0"/>
-          <w14:ligatures w14:val="none"/>
+          <ns2:ligatures ns2:val="none"/>
         </w:rPr>
         <w:t>.</w:t>
       </w:r>
     </w:p>
-    <w:p>
+    <w:p ns2:paraId="31705B29" ns2:textId="77777777">
       <w:pPr>
         <w:pStyle w:val="Prrafodelista"/>
         <w:spacing w:after="0" w:line="240" w:lineRule="auto"/>
@@ -5763,11 +5763,11 @@
         <w:rPr>
           <w:rFonts w:ascii="Arial Narrow" w:eastAsia="Arial Narrow" w:hAnsi="Arial Narrow" w:cs="Arial Narrow"/>
           <w:kern w:val="0"/>
-          <w14:ligatures w14:val="none"/>
-        </w:rPr>
-      </w:pPr>
-    </w:p>
-    <w:p>
+          <ns2:ligatures ns2:val="none"/>
+        </w:rPr>
+      </w:pPr>
+    </w:p>
+    <w:p ns2:paraId="2915E77E" ns2:textId="2BD65BD2">
       <w:pPr>
         <w:pStyle w:val="Prrafodelista"/>
         <w:numPr>
@@ -5784,7 +5784,7 @@
         <w:rPr>
           <w:rFonts w:ascii="Arial Narrow" w:eastAsia="Arial Narrow" w:hAnsi="Arial Narrow" w:cs="Arial Narrow"/>
           <w:kern w:val="0"/>
-          <w14:ligatures w14:val="none"/>
+          <ns2:ligatures ns2:val="none"/>
         </w:rPr>
       </w:pPr>
       <w:r>
@@ -5793,7 +5793,7 @@
           <w:color w:val="000000"/>
           <w:kern w:val="0"/>
           <w:lang w:eastAsia="es-PE"/>
-          <w14:ligatures w14:val="none"/>
+          <ns2:ligatures ns2:val="none"/>
         </w:rPr>
         <w:t>Presunta</w:t>
       </w:r>
@@ -5803,7 +5803,7 @@
           <w:kern w:val="0"/>
           <w:shd w:val="clear" w:color="auto" w:fill="FFFFFF"/>
           <w:lang w:eastAsia="es-PE"/>
-          <w14:ligatures w14:val="none"/>
+          <ns2:ligatures ns2:val="none"/>
         </w:rPr>
         <w:t xml:space="preserve"> infracción a los artículos 18 y 19</w:t>
       </w:r>
@@ -5812,7 +5812,7 @@
           <w:rFonts w:ascii="Arial Narrow" w:eastAsia="Calibri" w:hAnsi="Arial Narrow" w:cs="Arial Narrow"/>
           <w:kern w:val="0"/>
           <w:lang w:eastAsia="es-PE"/>
-          <w14:ligatures w14:val="none"/>
+          <ns2:ligatures ns2:val="none"/>
         </w:rPr>
         <w:t xml:space="preserve"> de </w:t>
       </w:r>
@@ -5822,7 +5822,7 @@
           <w:kern w:val="0"/>
           <w:shd w:val="clear" w:color="auto" w:fill="FFFFFF"/>
           <w:lang w:eastAsia="es-PE"/>
-          <w14:ligatures w14:val="none"/>
+          <ns2:ligatures ns2:val="none"/>
         </w:rPr>
         <w:t>la Ley 29571, Código de Protección y Defensa del Consumidor, en tanto</w:t>
       </w:r>
@@ -5830,7 +5830,7 @@
         <w:rPr>
           <w:rFonts w:ascii="Arial Narrow" w:eastAsia="Arial Narrow" w:hAnsi="Arial Narrow" w:cs="Arial Narrow"/>
           <w:kern w:val="0"/>
-          <w14:ligatures w14:val="none"/>
+          <ns2:ligatures ns2:val="none"/>
         </w:rPr>
         <w:t xml:space="preserve"> </w:t>
       </w:r>
@@ -5838,7 +5838,7 @@
         <w:rPr>
           <w:rFonts w:ascii="Arial Narrow" w:eastAsia="Arial Narrow" w:hAnsi="Arial Narrow" w:cs="Arial Narrow"/>
           <w:kern w:val="0"/>
-          <w14:ligatures w14:val="none"/>
+          <ns2:ligatures ns2:val="none"/>
         </w:rPr>
         <w:t xml:space="preserve">la compañía aseguradora habría remitido a la denunciante </w:t>
       </w:r>
@@ -5848,7 +5848,7 @@
           <w:color w:val="000000"/>
           <w:kern w:val="0"/>
           <w:lang w:eastAsia="es-ES"/>
-          <w14:ligatures w14:val="none"/>
+          <ns2:ligatures ns2:val="none"/>
         </w:rPr>
         <w:t>los certificados y pólizas de seguros contratados por su padre de manera incompleta, pese a su solicitud</w:t>
       </w:r>
@@ -5858,22 +5858,22 @@
           <w:color w:val="000000"/>
           <w:kern w:val="0"/>
           <w:lang w:eastAsia="es-ES"/>
-          <w14:ligatures w14:val="none"/>
+          <ns2:ligatures ns2:val="none"/>
         </w:rPr>
         <w:t>.</w:t>
       </w:r>
     </w:p>
-    <w:p>
+    <w:p ns2:paraId="1A0631C6" ns2:textId="77777777">
       <w:pPr>
         <w:pStyle w:val="Prrafodelista"/>
         <w:rPr>
           <w:rFonts w:ascii="Arial Narrow" w:eastAsia="Arial Narrow" w:hAnsi="Arial Narrow" w:cs="Arial Narrow"/>
           <w:kern w:val="0"/>
-          <w14:ligatures w14:val="none"/>
-        </w:rPr>
-      </w:pPr>
-    </w:p>
-    <w:p>
+          <ns2:ligatures ns2:val="none"/>
+        </w:rPr>
+      </w:pPr>
+    </w:p>
+    <w:p ns2:paraId="57B6C73C" ns2:textId="0E11D019">
       <w:pPr>
         <w:pStyle w:val="Prrafodelista"/>
         <w:numPr>
@@ -5890,7 +5890,7 @@
         <w:rPr>
           <w:rFonts w:ascii="Arial Narrow" w:eastAsia="Arial Narrow" w:hAnsi="Arial Narrow" w:cs="Arial Narrow"/>
           <w:kern w:val="0"/>
-          <w14:ligatures w14:val="none"/>
+          <ns2:ligatures ns2:val="none"/>
         </w:rPr>
       </w:pPr>
       <w:r>
@@ -5899,7 +5899,7 @@
           <w:color w:val="000000"/>
           <w:kern w:val="0"/>
           <w:lang w:eastAsia="es-PE"/>
-          <w14:ligatures w14:val="none"/>
+          <ns2:ligatures ns2:val="none"/>
         </w:rPr>
         <w:t>Presunta infracción al artículo 1, numeral 1, literal b) y al artículo 2 de la Ley 29571, Código de Protección y Defensa del Consumidor</w:t>
       </w:r>
@@ -5909,7 +5909,7 @@
           <w:kern w:val="0"/>
           <w:shd w:val="clear" w:color="auto" w:fill="FFFFFF"/>
           <w:lang w:eastAsia="es-PE"/>
-          <w14:ligatures w14:val="none"/>
+          <ns2:ligatures ns2:val="none"/>
         </w:rPr>
         <w:t>, en tanto</w:t>
       </w:r>
@@ -5917,7 +5917,7 @@
         <w:rPr>
           <w:rFonts w:ascii="Arial Narrow" w:eastAsia="Arial Narrow" w:hAnsi="Arial Narrow" w:cs="Arial Narrow"/>
           <w:kern w:val="0"/>
-          <w14:ligatures w14:val="none"/>
+          <ns2:ligatures ns2:val="none"/>
         </w:rPr>
         <w:t xml:space="preserve"> </w:t>
       </w:r>
@@ -5925,7 +5925,7 @@
         <w:rPr>
           <w:rFonts w:ascii="Arial Narrow" w:eastAsia="Arial Narrow" w:hAnsi="Arial Narrow" w:cs="Arial Narrow"/>
           <w:kern w:val="0"/>
-          <w14:ligatures w14:val="none"/>
+          <ns2:ligatures ns2:val="none"/>
         </w:rPr>
         <w:t>la compañía aseguradora habría</w:t>
       </w:r>
@@ -5933,7 +5933,7 @@
         <w:rPr>
           <w:rFonts w:ascii="Arial Narrow" w:eastAsia="Arial Narrow" w:hAnsi="Arial Narrow" w:cs="Arial Narrow"/>
           <w:kern w:val="0"/>
-          <w14:ligatures w14:val="none"/>
+          <ns2:ligatures ns2:val="none"/>
         </w:rPr>
         <w:t xml:space="preserve"> </w:t>
       </w:r>
@@ -5941,7 +5941,7 @@
         <w:rPr>
           <w:rFonts w:ascii="Arial Narrow" w:eastAsia="Arial Narrow" w:hAnsi="Arial Narrow" w:cs="Arial Narrow"/>
           <w:kern w:val="0"/>
-          <w14:ligatures w14:val="none"/>
+          <ns2:ligatures ns2:val="none"/>
         </w:rPr>
         <w:t>brindado información contradictoria</w:t>
       </w:r>
@@ -5949,7 +5949,7 @@
         <w:rPr>
           <w:rFonts w:ascii="Arial Narrow" w:eastAsia="Arial Narrow" w:hAnsi="Arial Narrow" w:cs="Arial Narrow"/>
           <w:kern w:val="0"/>
-          <w14:ligatures w14:val="none"/>
+          <ns2:ligatures ns2:val="none"/>
         </w:rPr>
         <w:t xml:space="preserve"> al denunciante</w:t>
       </w:r>
@@ -5957,7 +5957,7 @@
         <w:rPr>
           <w:rFonts w:ascii="Arial Narrow" w:eastAsia="Arial Narrow" w:hAnsi="Arial Narrow" w:cs="Arial Narrow"/>
           <w:kern w:val="0"/>
-          <w14:ligatures w14:val="none"/>
+          <ns2:ligatures ns2:val="none"/>
         </w:rPr>
         <w:t xml:space="preserve"> respecto a</w:t>
       </w:r>
@@ -5965,7 +5965,7 @@
         <w:rPr>
           <w:rFonts w:ascii="Arial Narrow" w:eastAsia="Arial Narrow" w:hAnsi="Arial Narrow" w:cs="Arial Narrow"/>
           <w:kern w:val="0"/>
-          <w14:ligatures w14:val="none"/>
+          <ns2:ligatures ns2:val="none"/>
         </w:rPr>
         <w:t xml:space="preserve"> la vigencia de la </w:t>
       </w:r>
@@ -5973,7 +5973,7 @@
         <w:rPr>
           <w:rFonts w:ascii="Arial Narrow" w:eastAsia="Arial Narrow" w:hAnsi="Arial Narrow" w:cs="Arial Narrow"/>
           <w:kern w:val="0"/>
-          <w14:ligatures w14:val="none"/>
+          <ns2:ligatures ns2:val="none"/>
         </w:rPr>
         <w:t>P</w:t>
       </w:r>
@@ -5981,7 +5981,7 @@
         <w:rPr>
           <w:rFonts w:ascii="Arial Narrow" w:eastAsia="Arial Narrow" w:hAnsi="Arial Narrow" w:cs="Arial Narrow"/>
           <w:kern w:val="0"/>
-          <w14:ligatures w14:val="none"/>
+          <ns2:ligatures ns2:val="none"/>
         </w:rPr>
         <w:t>óliza</w:t>
       </w:r>
@@ -5989,7 +5989,7 @@
         <w:rPr>
           <w:rFonts w:ascii="Arial Narrow" w:eastAsia="Arial Narrow" w:hAnsi="Arial Narrow" w:cs="Arial Narrow"/>
           <w:kern w:val="0"/>
-          <w14:ligatures w14:val="none"/>
+          <ns2:ligatures ns2:val="none"/>
         </w:rPr>
         <w:t xml:space="preserve"> </w:t>
       </w:r>
@@ -5998,7 +5998,7 @@
         <w:rPr>
           <w:rFonts w:ascii="Arial Narrow" w:eastAsia="Arial Narrow" w:hAnsi="Arial Narrow" w:cs="Arial Narrow"/>
           <w:kern w:val="0"/>
-          <w14:ligatures w14:val="none"/>
+          <ns2:ligatures ns2:val="none"/>
         </w:rPr>
         <w:t/>
       </w:r>
@@ -6007,7 +6007,7 @@
         <w:rPr>
           <w:rFonts w:ascii="Arial Narrow" w:eastAsia="Arial Narrow" w:hAnsi="Arial Narrow" w:cs="Arial Narrow"/>
           <w:kern w:val="0"/>
-          <w14:ligatures w14:val="none"/>
+          <ns2:ligatures ns2:val="none"/>
         </w:rPr>
         <w:t xml:space="preserve"> </w:t>
       </w:r>
@@ -6015,7 +6015,7 @@
         <w:rPr>
           <w:rFonts w:ascii="Arial Narrow" w:eastAsia="Arial Narrow" w:hAnsi="Arial Narrow" w:cs="Arial Narrow"/>
           <w:kern w:val="0"/>
-          <w14:ligatures w14:val="none"/>
+          <ns2:ligatures ns2:val="none"/>
         </w:rPr>
         <w:t>166-127012747</w:t>
       </w:r>
@@ -6023,22 +6023,22 @@
         <w:rPr>
           <w:rFonts w:ascii="Arial Narrow" w:eastAsia="Arial Narrow" w:hAnsi="Arial Narrow" w:cs="Arial Narrow"/>
           <w:kern w:val="0"/>
-          <w14:ligatures w14:val="none"/>
+          <ns2:ligatures ns2:val="none"/>
         </w:rPr>
         <w:t>.</w:t>
       </w:r>
     </w:p>
-    <w:p>
+    <w:p ns2:paraId="2A2D3474" ns2:textId="77777777">
       <w:pPr>
         <w:pStyle w:val="Prrafodelista"/>
         <w:rPr>
           <w:rFonts w:ascii="Arial Narrow" w:eastAsia="Arial Narrow" w:hAnsi="Arial Narrow" w:cs="Arial Narrow"/>
           <w:kern w:val="0"/>
-          <w14:ligatures w14:val="none"/>
-        </w:rPr>
-      </w:pPr>
-    </w:p>
-    <w:p>
+          <ns2:ligatures ns2:val="none"/>
+        </w:rPr>
+      </w:pPr>
+    </w:p>
+    <w:p ns2:paraId="234211E5" ns2:textId="4237FD06">
       <w:pPr>
         <w:pStyle w:val="Prrafodelista"/>
         <w:numPr>
@@ -6055,7 +6055,7 @@
         <w:rPr>
           <w:rFonts w:ascii="Arial Narrow" w:eastAsia="Arial Narrow" w:hAnsi="Arial Narrow" w:cs="Arial Narrow"/>
           <w:kern w:val="0"/>
-          <w14:ligatures w14:val="none"/>
+          <ns2:ligatures ns2:val="none"/>
         </w:rPr>
       </w:pPr>
       <w:r>
@@ -6064,7 +6064,7 @@
           <w:color w:val="000000"/>
           <w:kern w:val="0"/>
           <w:lang w:eastAsia="es-PE"/>
-          <w14:ligatures w14:val="none"/>
+          <ns2:ligatures ns2:val="none"/>
         </w:rPr>
         <w:t>Presunta infracción al artículo 1, numeral 1, literal b) y al artículo 2 de la Ley 29571, Código de Protección y Defensa del Consumidor</w:t>
       </w:r>
@@ -6074,7 +6074,7 @@
           <w:kern w:val="0"/>
           <w:shd w:val="clear" w:color="auto" w:fill="FFFFFF"/>
           <w:lang w:eastAsia="es-PE"/>
-          <w14:ligatures w14:val="none"/>
+          <ns2:ligatures ns2:val="none"/>
         </w:rPr>
         <w:t xml:space="preserve">, </w:t>
       </w:r>
@@ -6084,7 +6084,7 @@
           <w:kern w:val="0"/>
           <w:shd w:val="clear" w:color="auto" w:fill="FFFFFF"/>
           <w:lang w:eastAsia="es-PE"/>
-          <w14:ligatures w14:val="none"/>
+          <ns2:ligatures ns2:val="none"/>
         </w:rPr>
         <w:t>en tanto</w:t>
       </w:r>
@@ -6092,7 +6092,7 @@
         <w:rPr>
           <w:rFonts w:ascii="Arial Narrow" w:eastAsia="Arial Narrow" w:hAnsi="Arial Narrow" w:cs="Arial Narrow"/>
           <w:kern w:val="0"/>
-          <w14:ligatures w14:val="none"/>
+          <ns2:ligatures ns2:val="none"/>
         </w:rPr>
         <w:t xml:space="preserve"> </w:t>
       </w:r>
@@ -6100,7 +6100,7 @@
         <w:rPr>
           <w:rFonts w:ascii="Arial Narrow" w:eastAsia="Arial Narrow" w:hAnsi="Arial Narrow" w:cs="Arial Narrow"/>
           <w:kern w:val="0"/>
-          <w14:ligatures w14:val="none"/>
+          <ns2:ligatures ns2:val="none"/>
         </w:rPr>
         <w:t xml:space="preserve">la compañía aseguradora habría brindado información contradictoria al denunciante respecto a la vigencia de </w:t>
       </w:r>
@@ -6108,7 +6108,7 @@
         <w:rPr>
           <w:rFonts w:ascii="Arial Narrow" w:eastAsia="Arial Narrow" w:hAnsi="Arial Narrow" w:cs="Arial Narrow"/>
           <w:kern w:val="0"/>
-          <w14:ligatures w14:val="none"/>
+          <ns2:ligatures ns2:val="none"/>
         </w:rPr>
         <w:t xml:space="preserve">la Póliza </w:t>
       </w:r>
@@ -6117,7 +6117,7 @@
         <w:rPr>
           <w:rFonts w:ascii="Arial Narrow" w:eastAsia="Arial Narrow" w:hAnsi="Arial Narrow" w:cs="Arial Narrow"/>
           <w:kern w:val="0"/>
-          <w14:ligatures w14:val="none"/>
+          <ns2:ligatures ns2:val="none"/>
         </w:rPr>
         <w:t/>
       </w:r>
@@ -6126,7 +6126,7 @@
         <w:rPr>
           <w:rFonts w:ascii="Arial Narrow" w:eastAsia="Arial Narrow" w:hAnsi="Arial Narrow" w:cs="Arial Narrow"/>
           <w:kern w:val="0"/>
-          <w14:ligatures w14:val="none"/>
+          <ns2:ligatures ns2:val="none"/>
         </w:rPr>
         <w:t xml:space="preserve"> 166-11262940</w:t>
       </w:r>
@@ -6134,23 +6134,23 @@
         <w:rPr>
           <w:rFonts w:ascii="Arial Narrow" w:eastAsia="Arial Narrow" w:hAnsi="Arial Narrow" w:cs="Arial Narrow"/>
           <w:kern w:val="0"/>
-          <w14:ligatures w14:val="none"/>
+          <ns2:ligatures ns2:val="none"/>
         </w:rPr>
         <w:t>.</w:t>
       </w:r>
     </w:p>
-    <w:p>
-      <w:pPr>
-        <w:spacing w:after="0" w:line="240" w:lineRule="auto"/>
-        <w:jc w:val="both"/>
-        <w:rPr>
-          <w:rFonts w:ascii="Arial Narrow" w:eastAsia="Arial Narrow" w:hAnsi="Arial Narrow" w:cs="Arial Narrow"/>
-          <w:kern w:val="0"/>
-          <w14:ligatures w14:val="none"/>
-        </w:rPr>
-      </w:pPr>
-    </w:p>
-    <w:p>
+    <w:p ns2:paraId="1DEB3481" ns2:textId="77777777">
+      <w:pPr>
+        <w:spacing w:after="0" w:line="240" w:lineRule="auto"/>
+        <w:jc w:val="both"/>
+        <w:rPr>
+          <w:rFonts w:ascii="Arial Narrow" w:eastAsia="Arial Narrow" w:hAnsi="Arial Narrow" w:cs="Arial Narrow"/>
+          <w:kern w:val="0"/>
+          <ns2:ligatures ns2:val="none"/>
+        </w:rPr>
+      </w:pPr>
+    </w:p>
+    <w:p ns2:paraId="2C6D893C" ns2:textId="3BCA7FDB">
       <w:pPr>
         <w:pStyle w:val="Prrafodelista"/>
         <w:numPr>
@@ -6167,7 +6167,7 @@
         <w:rPr>
           <w:rFonts w:ascii="Arial Narrow" w:eastAsia="Arial Narrow" w:hAnsi="Arial Narrow" w:cs="Arial Narrow"/>
           <w:kern w:val="0"/>
-          <w14:ligatures w14:val="none"/>
+          <ns2:ligatures ns2:val="none"/>
         </w:rPr>
       </w:pPr>
       <w:r>
@@ -6176,7 +6176,7 @@
           <w:color w:val="000000"/>
           <w:kern w:val="0"/>
           <w:lang w:eastAsia="es-PE"/>
-          <w14:ligatures w14:val="none"/>
+          <ns2:ligatures ns2:val="none"/>
         </w:rPr>
         <w:t>Presunta</w:t>
       </w:r>
@@ -6186,7 +6186,7 @@
           <w:kern w:val="0"/>
           <w:shd w:val="clear" w:color="auto" w:fill="FFFFFF"/>
           <w:lang w:eastAsia="es-PE"/>
-          <w14:ligatures w14:val="none"/>
+          <ns2:ligatures ns2:val="none"/>
         </w:rPr>
         <w:t xml:space="preserve"> infracción a los artículos 18 y 19</w:t>
       </w:r>
@@ -6195,7 +6195,7 @@
           <w:rFonts w:ascii="Arial Narrow" w:eastAsia="Calibri" w:hAnsi="Arial Narrow" w:cs="Arial Narrow"/>
           <w:kern w:val="0"/>
           <w:lang w:eastAsia="es-PE"/>
-          <w14:ligatures w14:val="none"/>
+          <ns2:ligatures ns2:val="none"/>
         </w:rPr>
         <w:t xml:space="preserve"> de </w:t>
       </w:r>
@@ -6205,7 +6205,7 @@
           <w:kern w:val="0"/>
           <w:shd w:val="clear" w:color="auto" w:fill="FFFFFF"/>
           <w:lang w:eastAsia="es-PE"/>
-          <w14:ligatures w14:val="none"/>
+          <ns2:ligatures ns2:val="none"/>
         </w:rPr>
         <w:t>la Ley 29571, Código de Protección y Defensa del Consumidor, en tanto</w:t>
       </w:r>
@@ -6213,7 +6213,7 @@
         <w:rPr>
           <w:rFonts w:ascii="Arial Narrow" w:eastAsia="Arial Narrow" w:hAnsi="Arial Narrow" w:cs="Arial Narrow"/>
           <w:kern w:val="0"/>
-          <w14:ligatures w14:val="none"/>
+          <ns2:ligatures ns2:val="none"/>
         </w:rPr>
         <w:t xml:space="preserve"> </w:t>
       </w:r>
@@ -6221,7 +6221,7 @@
         <w:rPr>
           <w:rFonts w:ascii="Arial Narrow" w:eastAsia="Arial Narrow" w:hAnsi="Arial Narrow" w:cs="Arial Narrow"/>
           <w:kern w:val="0"/>
-          <w14:ligatures w14:val="none"/>
+          <ns2:ligatures ns2:val="none"/>
         </w:rPr>
         <w:t xml:space="preserve">el </w:t>
       </w:r>
@@ -6236,7 +6236,7 @@
         <w:rPr>
           <w:rFonts w:ascii="Arial Narrow" w:eastAsia="Arial Narrow" w:hAnsi="Arial Narrow" w:cs="Arial Narrow"/>
           <w:kern w:val="0"/>
-          <w14:ligatures w14:val="none"/>
+          <ns2:ligatures ns2:val="none"/>
         </w:rPr>
         <w:t xml:space="preserve">no habría cumplido con </w:t>
       </w:r>
@@ -6244,7 +6244,7 @@
         <w:rPr>
           <w:rFonts w:ascii="Arial Narrow" w:eastAsia="Arial Narrow" w:hAnsi="Arial Narrow" w:cs="Arial Narrow"/>
           <w:kern w:val="0"/>
-          <w14:ligatures w14:val="none"/>
+          <ns2:ligatures ns2:val="none"/>
         </w:rPr>
         <w:t>gestionar que el</w:t>
       </w:r>
@@ -6277,7 +6277,7 @@
           <w:color w:val="000000"/>
           <w:kern w:val="0"/>
           <w:lang w:eastAsia="es-ES"/>
-          <w14:ligatures w14:val="none"/>
+          <ns2:ligatures ns2:val="none"/>
         </w:rPr>
         <w:t>166-112629409</w:t>
       </w:r>
@@ -6287,7 +6287,7 @@
           <w:color w:val="000000"/>
           <w:kern w:val="0"/>
           <w:lang w:eastAsia="es-ES"/>
-          <w14:ligatures w14:val="none"/>
+          <ns2:ligatures ns2:val="none"/>
         </w:rPr>
         <w:t xml:space="preserve"> contratado por el padre de la denunciante se encuentre vigente hasta el término del préstamo otorgado</w:t>
       </w:r>
@@ -6297,22 +6297,22 @@
           <w:color w:val="000000"/>
           <w:kern w:val="0"/>
           <w:lang w:eastAsia="es-ES"/>
-          <w14:ligatures w14:val="none"/>
+          <ns2:ligatures ns2:val="none"/>
         </w:rPr>
         <w:t>.</w:t>
       </w:r>
     </w:p>
-    <w:p>
+    <w:p ns2:paraId="01369945" ns2:textId="77777777">
       <w:pPr>
         <w:pStyle w:val="Prrafodelista"/>
         <w:rPr>
           <w:rFonts w:ascii="Arial Narrow" w:eastAsia="Arial Narrow" w:hAnsi="Arial Narrow" w:cs="Arial Narrow"/>
           <w:kern w:val="0"/>
-          <w14:ligatures w14:val="none"/>
-        </w:rPr>
-      </w:pPr>
-    </w:p>
-    <w:p>
+          <ns2:ligatures ns2:val="none"/>
+        </w:rPr>
+      </w:pPr>
+    </w:p>
+    <w:p ns2:paraId="001346AB" ns2:textId="09315049">
       <w:pPr>
         <w:pStyle w:val="Prrafodelista"/>
         <w:numPr>
@@ -6329,7 +6329,7 @@
         <w:rPr>
           <w:rFonts w:ascii="Arial Narrow" w:eastAsia="Arial Narrow" w:hAnsi="Arial Narrow" w:cs="Arial Narrow"/>
           <w:kern w:val="0"/>
-          <w14:ligatures w14:val="none"/>
+          <ns2:ligatures ns2:val="none"/>
         </w:rPr>
       </w:pPr>
       <w:r>
@@ -6338,7 +6338,7 @@
           <w:color w:val="000000"/>
           <w:kern w:val="0"/>
           <w:lang w:eastAsia="es-PE"/>
-          <w14:ligatures w14:val="none"/>
+          <ns2:ligatures ns2:val="none"/>
         </w:rPr>
         <w:t>Presunta</w:t>
       </w:r>
@@ -6348,7 +6348,7 @@
           <w:kern w:val="0"/>
           <w:shd w:val="clear" w:color="auto" w:fill="FFFFFF"/>
           <w:lang w:eastAsia="es-PE"/>
-          <w14:ligatures w14:val="none"/>
+          <ns2:ligatures ns2:val="none"/>
         </w:rPr>
         <w:t xml:space="preserve"> infracción a los artículos 18 y 19</w:t>
       </w:r>
@@ -6357,7 +6357,7 @@
           <w:rFonts w:ascii="Arial Narrow" w:eastAsia="Calibri" w:hAnsi="Arial Narrow" w:cs="Arial Narrow"/>
           <w:kern w:val="0"/>
           <w:lang w:eastAsia="es-PE"/>
-          <w14:ligatures w14:val="none"/>
+          <ns2:ligatures ns2:val="none"/>
         </w:rPr>
         <w:t xml:space="preserve"> de </w:t>
       </w:r>
@@ -6367,7 +6367,7 @@
           <w:kern w:val="0"/>
           <w:shd w:val="clear" w:color="auto" w:fill="FFFFFF"/>
           <w:lang w:eastAsia="es-PE"/>
-          <w14:ligatures w14:val="none"/>
+          <ns2:ligatures ns2:val="none"/>
         </w:rPr>
         <w:t>la Ley 29571, Código de Protección y Defensa del Consumidor, en tanto</w:t>
       </w:r>
@@ -6375,7 +6375,7 @@
         <w:rPr>
           <w:rFonts w:ascii="Arial Narrow" w:eastAsia="Arial Narrow" w:hAnsi="Arial Narrow" w:cs="Arial Narrow"/>
           <w:kern w:val="0"/>
-          <w14:ligatures w14:val="none"/>
+          <ns2:ligatures ns2:val="none"/>
         </w:rPr>
         <w:t xml:space="preserve"> </w:t>
       </w:r>
@@ -6383,7 +6383,7 @@
         <w:rPr>
           <w:rFonts w:ascii="Arial Narrow" w:eastAsia="Arial Narrow" w:hAnsi="Arial Narrow" w:cs="Arial Narrow"/>
           <w:kern w:val="0"/>
-          <w14:ligatures w14:val="none"/>
+          <ns2:ligatures ns2:val="none"/>
         </w:rPr>
         <w:t xml:space="preserve">el </w:t>
       </w:r>
@@ -6398,7 +6398,7 @@
         <w:rPr>
           <w:rFonts w:ascii="Arial Narrow" w:eastAsia="Arial Narrow" w:hAnsi="Arial Narrow" w:cs="Arial Narrow"/>
           <w:kern w:val="0"/>
-          <w14:ligatures w14:val="none"/>
+          <ns2:ligatures ns2:val="none"/>
         </w:rPr>
         <w:t>no habría cumplido con gestionar que el</w:t>
       </w:r>
@@ -6431,7 +6431,7 @@
           <w:color w:val="000000"/>
           <w:kern w:val="0"/>
           <w:lang w:eastAsia="es-ES"/>
-          <w14:ligatures w14:val="none"/>
+          <ns2:ligatures ns2:val="none"/>
         </w:rPr>
         <w:t>contratado por el padre de la denunciante se encuentre vigente hasta el término del préstamo otorgado</w:t>
       </w:r>
@@ -6441,23 +6441,23 @@
           <w:color w:val="000000"/>
           <w:kern w:val="0"/>
           <w:lang w:eastAsia="es-ES"/>
-          <w14:ligatures w14:val="none"/>
+          <ns2:ligatures ns2:val="none"/>
         </w:rPr>
         <w:t>.</w:t>
       </w:r>
     </w:p>
-    <w:p>
-      <w:pPr>
-        <w:spacing w:after="0" w:line="240" w:lineRule="auto"/>
-        <w:jc w:val="both"/>
-        <w:rPr>
-          <w:rFonts w:ascii="Arial Narrow" w:eastAsia="Arial Narrow" w:hAnsi="Arial Narrow" w:cs="Arial Narrow"/>
-          <w:kern w:val="0"/>
-          <w14:ligatures w14:val="none"/>
-        </w:rPr>
-      </w:pPr>
-    </w:p>
-    <w:p>
+    <w:p ns2:paraId="4A334868" ns2:textId="77777777">
+      <w:pPr>
+        <w:spacing w:after="0" w:line="240" w:lineRule="auto"/>
+        <w:jc w:val="both"/>
+        <w:rPr>
+          <w:rFonts w:ascii="Arial Narrow" w:eastAsia="Arial Narrow" w:hAnsi="Arial Narrow" w:cs="Arial Narrow"/>
+          <w:kern w:val="0"/>
+          <ns2:ligatures ns2:val="none"/>
+        </w:rPr>
+      </w:pPr>
+    </w:p>
+    <w:p ns2:paraId="634A0D61" ns2:textId="7EEA3A8B">
       <w:pPr>
         <w:spacing w:line="240" w:lineRule="auto"/>
         <w:contextualSpacing/>
@@ -6465,7 +6465,7 @@
         <w:rPr>
           <w:rFonts w:ascii="Arial Narrow" w:eastAsia="Calibri" w:hAnsi="Arial Narrow" w:cs="Arial"/>
           <w:kern w:val="0"/>
-          <w14:ligatures w14:val="none"/>
+          <ns2:ligatures ns2:val="none"/>
         </w:rPr>
       </w:pPr>
       <w:r>
@@ -6475,7 +6475,7 @@
           <w:color w:val="000000"/>
           <w:kern w:val="0"/>
           <w:lang w:eastAsia="es-PE"/>
-          <w14:ligatures w14:val="none"/>
+          <ns2:ligatures ns2:val="none"/>
         </w:rPr>
         <w:t>SEGUNDO:</w:t>
       </w:r>
@@ -6485,7 +6485,7 @@
           <w:color w:val="000000"/>
           <w:kern w:val="0"/>
           <w:lang w:eastAsia="es-PE"/>
-          <w14:ligatures w14:val="none"/>
+          <ns2:ligatures ns2:val="none"/>
         </w:rPr>
         <w:t xml:space="preserve"> tener por ofrecidos los medios probatorios presentados en el escrito de </w:t>
       </w:r>
@@ -6495,7 +6495,7 @@
           <w:color w:val="000000"/>
           <w:kern w:val="0"/>
           <w:lang w:eastAsia="es-PE"/>
-          <w14:ligatures w14:val="none"/>
+          <ns2:ligatures ns2:val="none"/>
         </w:rPr>
         <w:t xml:space="preserve">denuncia </w:t>
       </w:r>
@@ -6505,7 +6505,7 @@
           <w:color w:val="000000"/>
           <w:kern w:val="0"/>
           <w:lang w:val="es-ES" w:eastAsia="es-ES"/>
-          <w14:ligatures w14:val="none"/>
+          <ns2:ligatures ns2:val="none"/>
         </w:rPr>
         <w:t xml:space="preserve">del </w:t>
       </w:r>
@@ -6515,7 +6515,7 @@
           <w:color w:val="000000"/>
           <w:kern w:val="0"/>
           <w:lang w:val="es-ES" w:eastAsia="es-ES"/>
-          <w14:ligatures w14:val="none"/>
+          <ns2:ligatures ns2:val="none"/>
         </w:rPr>
         <w:t>13 de marzo de 2025, subsanada mediante escrito del 09 de junio del 2025</w:t>
       </w:r>
@@ -6523,12 +6523,12 @@
         <w:rPr>
           <w:rFonts w:ascii="Arial Narrow" w:eastAsia="Calibri" w:hAnsi="Arial Narrow" w:cs="Arial"/>
           <w:kern w:val="0"/>
-          <w14:ligatures w14:val="none"/>
+          <ns2:ligatures ns2:val="none"/>
         </w:rPr>
         <w:t>.</w:t>
       </w:r>
     </w:p>
-    <w:p>
+    <w:p ns2:paraId="2AF03E3F" ns2:textId="77777777">
       <w:pPr>
         <w:spacing w:line="240" w:lineRule="auto"/>
         <w:contextualSpacing/>
@@ -6538,20 +6538,20 @@
           <w:color w:val="000000"/>
           <w:kern w:val="0"/>
           <w:lang w:eastAsia="es-PE"/>
-          <w14:ligatures w14:val="none"/>
-        </w:rPr>
-      </w:pPr>
-    </w:p>
-    <w:p>
-      <w:pPr>
-        <w:spacing w:after="0" w:line="240" w:lineRule="auto"/>
-        <w:jc w:val="both"/>
-        <w:rPr>
-          <w:rFonts w:ascii="Arial Narrow" w:eastAsia="Arial Narrow" w:hAnsi="Arial Narrow" w:cs="Arial Narrow"/>
-          <w:color w:val="000000"/>
-          <w:kern w:val="0"/>
-          <w:lang w:eastAsia="es-PE"/>
-          <w14:ligatures w14:val="none"/>
+          <ns2:ligatures ns2:val="none"/>
+        </w:rPr>
+      </w:pPr>
+    </w:p>
+    <w:p ns2:paraId="5D90C1F7" ns2:textId="56BF70CC">
+      <w:pPr>
+        <w:spacing w:after="0" w:line="240" w:lineRule="auto"/>
+        <w:jc w:val="both"/>
+        <w:rPr>
+          <w:rFonts w:ascii="Arial Narrow" w:eastAsia="Arial Narrow" w:hAnsi="Arial Narrow" w:cs="Arial Narrow"/>
+          <w:color w:val="000000"/>
+          <w:kern w:val="0"/>
+          <w:lang w:eastAsia="es-PE"/>
+          <ns2:ligatures ns2:val="none"/>
         </w:rPr>
       </w:pPr>
       <w:r>
@@ -6561,7 +6561,7 @@
           <w:color w:val="000000"/>
           <w:kern w:val="0"/>
           <w:lang w:eastAsia="es-PE"/>
-          <w14:ligatures w14:val="none"/>
+          <ns2:ligatures ns2:val="none"/>
         </w:rPr>
         <w:t xml:space="preserve">TERCERO: </w:t>
       </w:r>
@@ -6571,7 +6571,7 @@
           <w:color w:val="000000"/>
           <w:kern w:val="0"/>
           <w:lang w:eastAsia="es-PE"/>
-          <w14:ligatures w14:val="none"/>
+          <ns2:ligatures ns2:val="none"/>
         </w:rPr>
         <w:t>requerir a</w:t>
       </w:r>
@@ -6581,7 +6581,7 @@
           <w:color w:val="000000"/>
           <w:kern w:val="0"/>
           <w:lang w:eastAsia="es-PE"/>
-          <w14:ligatures w14:val="none"/>
+          <ns2:ligatures ns2:val="none"/>
         </w:rPr>
         <w:t>l</w:t>
       </w:r>
@@ -6591,7 +6591,7 @@
           <w:color w:val="000000"/>
           <w:kern w:val="0"/>
           <w:lang w:eastAsia="es-PE"/>
-          <w14:ligatures w14:val="none"/>
+          <ns2:ligatures ns2:val="none"/>
         </w:rPr>
         <w:t xml:space="preserve"> </w:t>
       </w:r>
@@ -6624,7 +6624,7 @@
           <w:color w:val="000000"/>
           <w:kern w:val="0"/>
           <w:lang w:eastAsia="es-PE"/>
-          <w14:ligatures w14:val="none"/>
+          <ns2:ligatures ns2:val="none"/>
         </w:rPr>
         <w:t>que cumpla</w:t>
       </w:r>
@@ -6634,7 +6634,7 @@
           <w:color w:val="000000"/>
           <w:kern w:val="0"/>
           <w:lang w:eastAsia="es-PE"/>
-          <w14:ligatures w14:val="none"/>
+          <ns2:ligatures ns2:val="none"/>
         </w:rPr>
         <w:t>n</w:t>
       </w:r>
@@ -6644,12 +6644,12 @@
           <w:color w:val="000000"/>
           <w:kern w:val="0"/>
           <w:lang w:eastAsia="es-PE"/>
-          <w14:ligatures w14:val="none"/>
+          <ns2:ligatures ns2:val="none"/>
         </w:rPr>
         <w:t xml:space="preserve"> con lo siguiente:</w:t>
       </w:r>
     </w:p>
-    <w:p>
+    <w:p ns2:paraId="156DFAB9" ns2:textId="77777777">
       <w:pPr>
         <w:spacing w:after="0" w:line="240" w:lineRule="auto"/>
         <w:jc w:val="both"/>
@@ -6658,11 +6658,11 @@
           <w:color w:val="000000"/>
           <w:kern w:val="0"/>
           <w:lang w:eastAsia="es-PE"/>
-          <w14:ligatures w14:val="none"/>
-        </w:rPr>
-      </w:pPr>
-    </w:p>
-    <w:p>
+          <ns2:ligatures ns2:val="none"/>
+        </w:rPr>
+      </w:pPr>
+    </w:p>
+    <w:p ns2:paraId="37384474" ns2:textId="77777777">
       <w:pPr>
         <w:numPr>
           <w:ilvl w:val="0"/>
@@ -6676,21 +6676,21 @@
           <w:color w:val="000000"/>
           <w:kern w:val="0"/>
           <w:lang w:eastAsia="es-PE"/>
-          <w14:ligatures w14:val="none"/>
-        </w:rPr>
-      </w:pPr>
-      <w:r>
-        <w:rPr>
-          <w:rFonts w:ascii="Arial Narrow" w:eastAsia="Arial Narrow" w:hAnsi="Arial Narrow" w:cs="Arial Narrow"/>
-          <w:color w:val="000000"/>
-          <w:kern w:val="0"/>
-          <w:lang w:eastAsia="es-PE"/>
-          <w14:ligatures w14:val="none"/>
+          <ns2:ligatures ns2:val="none"/>
+        </w:rPr>
+      </w:pPr>
+      <w:r>
+        <w:rPr>
+          <w:rFonts w:ascii="Arial Narrow" w:eastAsia="Arial Narrow" w:hAnsi="Arial Narrow" w:cs="Arial Narrow"/>
+          <w:color w:val="000000"/>
+          <w:kern w:val="0"/>
+          <w:lang w:eastAsia="es-PE"/>
+          <ns2:ligatures ns2:val="none"/>
         </w:rPr>
         <w:t>presentar documentos que acrediten su inscripción en los Registros Públicos o una declaración jurada que indique que cuenta con dicha inscripción;</w:t>
       </w:r>
     </w:p>
-    <w:p>
+    <w:p ns2:paraId="04A6E74B" ns2:textId="77777777">
       <w:pPr>
         <w:numPr>
           <w:ilvl w:val="0"/>
@@ -6704,21 +6704,21 @@
           <w:color w:val="000000"/>
           <w:kern w:val="0"/>
           <w:lang w:eastAsia="es-PE"/>
-          <w14:ligatures w14:val="none"/>
-        </w:rPr>
-      </w:pPr>
-      <w:r>
-        <w:rPr>
-          <w:rFonts w:ascii="Arial Narrow" w:eastAsia="Arial Narrow" w:hAnsi="Arial Narrow" w:cs="Arial Narrow"/>
-          <w:color w:val="000000"/>
-          <w:kern w:val="0"/>
-          <w:lang w:eastAsia="es-PE"/>
-          <w14:ligatures w14:val="none"/>
+          <ns2:ligatures ns2:val="none"/>
+        </w:rPr>
+      </w:pPr>
+      <w:r>
+        <w:rPr>
+          <w:rFonts w:ascii="Arial Narrow" w:eastAsia="Arial Narrow" w:hAnsi="Arial Narrow" w:cs="Arial Narrow"/>
+          <w:color w:val="000000"/>
+          <w:kern w:val="0"/>
+          <w:lang w:eastAsia="es-PE"/>
+          <ns2:ligatures ns2:val="none"/>
         </w:rPr>
         <w:t>presentar copia simple de las facultades de representación de su representante legal en el presente procedimiento o la declaración jurada que indique que cuenta con dichas facultades y que estas se encuentran vigentes;</w:t>
       </w:r>
     </w:p>
-    <w:p>
+    <w:p ns2:paraId="1203D0DC" ns2:textId="77777777">
       <w:pPr>
         <w:numPr>
           <w:ilvl w:val="0"/>
@@ -6732,21 +6732,21 @@
           <w:color w:val="000000"/>
           <w:kern w:val="0"/>
           <w:lang w:eastAsia="es-PE"/>
-          <w14:ligatures w14:val="none"/>
-        </w:rPr>
-      </w:pPr>
-      <w:r>
-        <w:rPr>
-          <w:rFonts w:ascii="Arial Narrow" w:eastAsia="Arial Narrow" w:hAnsi="Arial Narrow" w:cs="Arial Narrow"/>
-          <w:color w:val="000000"/>
-          <w:kern w:val="0"/>
-          <w:lang w:eastAsia="es-PE"/>
-          <w14:ligatures w14:val="none"/>
+          <ns2:ligatures ns2:val="none"/>
+        </w:rPr>
+      </w:pPr>
+      <w:r>
+        <w:rPr>
+          <w:rFonts w:ascii="Arial Narrow" w:eastAsia="Arial Narrow" w:hAnsi="Arial Narrow" w:cs="Arial Narrow"/>
+          <w:color w:val="000000"/>
+          <w:kern w:val="0"/>
+          <w:lang w:eastAsia="es-PE"/>
+          <ns2:ligatures ns2:val="none"/>
         </w:rPr>
         <w:t>consignar el Número de Registro Único de Contribuyentes (RUC); y,</w:t>
       </w:r>
     </w:p>
-    <w:p>
+    <w:p ns2:paraId="37704CA2" ns2:textId="77777777">
       <w:pPr>
         <w:numPr>
           <w:ilvl w:val="0"/>
@@ -6758,16 +6758,16 @@
         <w:rPr>
           <w:rFonts w:ascii="Arial Narrow" w:eastAsia="Calibri" w:hAnsi="Arial Narrow" w:cs="Arial"/>
           <w:kern w:val="0"/>
-          <w14:ligatures w14:val="none"/>
-        </w:rPr>
-      </w:pPr>
-      <w:r>
-        <w:rPr>
-          <w:rFonts w:ascii="Arial Narrow" w:eastAsia="Arial Narrow" w:hAnsi="Arial Narrow" w:cs="Arial Narrow"/>
-          <w:color w:val="000000"/>
-          <w:kern w:val="0"/>
-          <w:lang w:eastAsia="es-PE"/>
-          <w14:ligatures w14:val="none"/>
+          <ns2:ligatures ns2:val="none"/>
+        </w:rPr>
+      </w:pPr>
+      <w:r>
+        <w:rPr>
+          <w:rFonts w:ascii="Arial Narrow" w:eastAsia="Arial Narrow" w:hAnsi="Arial Narrow" w:cs="Arial Narrow"/>
+          <w:color w:val="000000"/>
+          <w:kern w:val="0"/>
+          <w:lang w:eastAsia="es-PE"/>
+          <ns2:ligatures ns2:val="none"/>
         </w:rPr>
         <w:t>fijar domicilio procesal para el procedimiento, de conformidad con el numeral 1 del artículo 442</w:t>
       </w:r>
@@ -6777,7 +6777,7 @@
           <w:color w:val="000000"/>
           <w:kern w:val="0"/>
           <w:lang w:eastAsia="es-PE"/>
-          <w14:ligatures w14:val="none"/>
+          <ns2:ligatures ns2:val="none"/>
         </w:rPr>
         <w:t/>
       </w:r>
@@ -6787,7 +6787,7 @@
           <w:color w:val="000000"/>
           <w:kern w:val="0"/>
           <w:lang w:eastAsia="es-PE"/>
-          <w14:ligatures w14:val="none"/>
+          <ns2:ligatures ns2:val="none"/>
         </w:rPr>
         <w:t xml:space="preserve"> del Código Procesal Civil. </w:t>
       </w:r>
@@ -6795,7 +6795,7 @@
         <w:rPr>
           <w:rFonts w:ascii="Arial Narrow" w:eastAsia="Calibri" w:hAnsi="Arial Narrow" w:cs="Arial"/>
           <w:kern w:val="0"/>
-          <w14:ligatures w14:val="none"/>
+          <ns2:ligatures ns2:val="none"/>
         </w:rPr>
         <w:t>Para ello podrá señalar domicilio físico o una dirección electrónica a la que pueda remitirse las notificaciones</w:t>
       </w:r>
@@ -6804,12 +6804,12 @@
           <w:rFonts w:ascii="Arial Narrow" w:eastAsia="Arial" w:hAnsi="Arial Narrow" w:cs="Arial"/>
           <w:kern w:val="0"/>
           <w:lang w:val="es"/>
-          <w14:ligatures w14:val="none"/>
+          <ns2:ligatures ns2:val="none"/>
         </w:rPr>
         <w:t>;</w:t>
       </w:r>
     </w:p>
-    <w:p>
+    <w:p ns2:paraId="6A38ABFB" ns2:textId="77777777">
       <w:pPr>
         <w:numPr>
           <w:ilvl w:val="0"/>
@@ -6821,14 +6821,14 @@
         <w:rPr>
           <w:rFonts w:ascii="Arial Narrow" w:eastAsia="Calibri" w:hAnsi="Arial Narrow" w:cs="Arial"/>
           <w:kern w:val="0"/>
-          <w14:ligatures w14:val="none"/>
+          <ns2:ligatures ns2:val="none"/>
         </w:rPr>
       </w:pPr>
       <w:r>
         <w:rPr>
           <w:rFonts w:ascii="Arial Narrow" w:eastAsia="Calibri" w:hAnsi="Arial Narrow" w:cs="Arial"/>
           <w:kern w:val="0"/>
-          <w14:ligatures w14:val="none"/>
+          <ns2:ligatures ns2:val="none"/>
         </w:rPr>
         <w:t xml:space="preserve">en caso califique como </w:t>
       </w:r>
@@ -6837,7 +6837,7 @@
         <w:rPr>
           <w:rFonts w:ascii="Arial Narrow" w:eastAsia="Calibri" w:hAnsi="Arial Narrow" w:cs="Arial"/>
           <w:kern w:val="0"/>
-          <w14:ligatures w14:val="none"/>
+          <ns2:ligatures ns2:val="none"/>
         </w:rPr>
         <w:t>micro empresa</w:t>
       </w:r>
@@ -6846,7 +6846,7 @@
         <w:rPr>
           <w:rFonts w:ascii="Arial Narrow" w:eastAsia="Calibri" w:hAnsi="Arial Narrow" w:cs="Arial"/>
           <w:kern w:val="0"/>
-          <w14:ligatures w14:val="none"/>
+          <ns2:ligatures ns2:val="none"/>
         </w:rPr>
         <w:t xml:space="preserve"> o pequeña empresa, presentar los documentos que acrediten su volumen de ventas o ingresos brutos percibidos el año anterior relativo a todas sus actividades </w:t>
       </w:r>
@@ -6854,7 +6854,7 @@
         <w:rPr>
           <w:rFonts w:ascii="Arial Narrow" w:eastAsia="Calibri" w:hAnsi="Arial Narrow" w:cs="Arial"/>
           <w:kern w:val="0"/>
-          <w14:ligatures w14:val="none"/>
+          <ns2:ligatures ns2:val="none"/>
         </w:rPr>
         <w:lastRenderedPageBreak/>
         <w:t>económicas y el número de trabajadores con el que cuenta</w:t>
@@ -6865,7 +6865,7 @@
           <w:rFonts w:ascii="Arial Narrow" w:eastAsia="Calibri" w:hAnsi="Arial Narrow" w:cs="Arial"/>
           <w:kern w:val="0"/>
           <w:vertAlign w:val="superscript"/>
-          <w14:ligatures w14:val="none"/>
+          <ns2:ligatures ns2:val="none"/>
         </w:rPr>
         <w:footnoteReference w:id="7"/>
       </w:r>
@@ -6873,7 +6873,7 @@
         <w:rPr>
           <w:rFonts w:ascii="Arial Narrow" w:eastAsia="Calibri" w:hAnsi="Arial Narrow" w:cs="Arial"/>
           <w:kern w:val="0"/>
-          <w14:ligatures w14:val="none"/>
+          <ns2:ligatures ns2:val="none"/>
         </w:rPr>
         <w:t>. Ello, a fin de que la Comisión pueda meritar dicha documentación, conforme lo establece el artículo 110</w:t>
       </w:r>
@@ -6883,7 +6883,7 @@
           <w:color w:val="000000"/>
           <w:kern w:val="0"/>
           <w:lang w:eastAsia="es-PE"/>
-          <w14:ligatures w14:val="none"/>
+          <ns2:ligatures ns2:val="none"/>
         </w:rPr>
         <w:t/>
       </w:r>
@@ -6891,7 +6891,7 @@
         <w:rPr>
           <w:rFonts w:ascii="Arial Narrow" w:eastAsia="Calibri" w:hAnsi="Arial Narrow" w:cs="Arial"/>
           <w:kern w:val="0"/>
-          <w14:ligatures w14:val="none"/>
+          <ns2:ligatures ns2:val="none"/>
         </w:rPr>
         <w:t xml:space="preserve"> del </w:t>
       </w:r>
@@ -6900,7 +6900,7 @@
           <w:rFonts w:ascii="Arial Narrow" w:eastAsia="Calibri" w:hAnsi="Arial Narrow" w:cs="Arial"/>
           <w:spacing w:val="-2"/>
           <w:kern w:val="0"/>
-          <w14:ligatures w14:val="none"/>
+          <ns2:ligatures ns2:val="none"/>
         </w:rPr>
         <w:t>Código</w:t>
       </w:r>
@@ -6911,7 +6911,7 @@
           <w:spacing w:val="-2"/>
           <w:kern w:val="0"/>
           <w:vertAlign w:val="superscript"/>
-          <w14:ligatures w14:val="none"/>
+          <ns2:ligatures ns2:val="none"/>
         </w:rPr>
         <w:footnoteReference w:id="8"/>
       </w:r>
@@ -6920,35 +6920,79 @@
           <w:rFonts w:ascii="Arial Narrow" w:eastAsia="Calibri" w:hAnsi="Arial Narrow" w:cs="Arial"/>
           <w:spacing w:val="-2"/>
           <w:kern w:val="0"/>
-          <w14:ligatures w14:val="none"/>
+          <ns2:ligatures ns2:val="none"/>
         </w:rPr>
         <w:t>.</w:t>
       </w:r>
     </w:p>
+    <w:p ns2:paraId="1B2AA0D1" ns2:textId="77777777">
+      <w:pPr>
+        <w:spacing w:after="0" w:line="240" w:lineRule="auto"/>
+        <w:ind w:left="567"/>
+        <w:jc w:val="both"/>
+        <w:rPr>
+          <w:rFonts w:ascii="Arial Narrow" w:eastAsia="Arial Narrow" w:hAnsi="Arial Narrow" w:cs="Arial Narrow"/>
+          <w:color w:val="000000"/>
+          <w:kern w:val="0"/>
+          <w:lang w:eastAsia="es-PE"/>
+          <ns2:ligatures ns2:val="none"/>
+        </w:rPr>
+      </w:pPr>
+    </w:p>
     <w:p>
       <w:pPr>
         <w:spacing w:after="0" w:line="240" w:lineRule="auto"/>
-        <w:ind w:left="567"/>
-        <w:jc w:val="both"/>
-        <w:rPr>
-          <w:rFonts w:ascii="Arial Narrow" w:eastAsia="Arial Narrow" w:hAnsi="Arial Narrow" w:cs="Arial Narrow"/>
-          <w:color w:val="000000"/>
-          <w:kern w:val="0"/>
-          <w:lang w:eastAsia="es-PE"/>
-          <w14:ligatures w14:val="none"/>
-        </w:rPr>
-      </w:pPr>
-    </w:p>
-    <w:p>
-      <w:pPr>
-        <w:spacing w:after="0" w:line="240" w:lineRule="auto"/>
-        <w:jc w:val="both"/>
-        <w:rPr>
-          <w:rFonts w:ascii="Arial Narrow" w:eastAsia="Arial Narrow" w:hAnsi="Arial Narrow" w:cs="Arial Narrow"/>
-          <w:color w:val="000000"/>
-          <w:kern w:val="0"/>
-          <w:lang w:eastAsia="es-PE"/>
-          <w14:ligatures w14:val="none"/>
+        <w:jc w:val="both"/>
+        <w:rPr>
+          <w:rFonts w:ascii="Arial Narrow" w:eastAsia="Arial Narrow" w:hAnsi="Arial Narrow" w:cs="Arial Narrow"/>
+          <w:color w:val="000000"/>
+          <w:kern w:val="0"/>
+          <w:lang w:eastAsia="es-PE"/>
+          <ns2:ligatures ns2:val="none"/>
+        </w:rPr>
+      </w:pPr>
+      <w:r>
+        <w:rPr>
+          <w:rFonts w:ascii="Arial Narrow" w:hAnsi="Arial Narrow" w:cs="Arial Narrow"/>
+          <w:b w:val="1"/>
+          <w:bCs w:val="1"/>
+          <w:sz w:val="20"/>
+          <w:szCs w:val="20"/>
+        </w:rPr>
+        <w:t xml:space="preserve">CUARTO: </w:t>
+      </w:r>
+      <w:r>
+        <w:rPr>
+          <w:rFonts w:ascii="Arial Narrow" w:hAnsi="Arial Narrow" w:cs="Arial Narrow"/>
+          <w:sz w:val="20"/>
+          <w:szCs w:val="20"/>
+        </w:rPr>
+        <w:t xml:space="preserve">correr traslado de la presente resolución a Banco Agropecuario S.A. y a Protecta S.A. Compañía de Seguros y Reaseguros para que, de conformidad con lo dispuesto por el artículo 26° de la Ley sobre Facultades, Normas y Organización del Indecopi, aprobado por Decreto Legislativo N° 8079, presenten sus descargos sobre la imputación de cargos realizada en un plazo no mayor a cinco (5) días hábiles contado a partir del día siguiente de la notificación de la presente resolución, vencido el cual, el Secretario Técnico declarará en rebeldía a los denunciados que no lo hubieran presentado. Debe precisarse que de conformidad con lo establecido por el artículo 223° del Texto Único Ordenado de la Ley N° 27444, Ley del Procedimiento Administrativo General, las alegaciones y los hechos relevantes de la reclamación, salvo que hayan sido específicamente negadas en la contestación, se tendrán por aceptadas o meritadas como ciertas.</w:t>
+      </w:r>
+    </w:p>
+    <w:p ns2:paraId="2F1C55D7" ns2:textId="77777777">
+      <w:pPr>
+        <w:spacing w:after="0" w:line="240" w:lineRule="auto"/>
+        <w:jc w:val="both"/>
+        <w:rPr>
+          <w:rFonts w:ascii="Arial Narrow" w:eastAsia="Arial Narrow" w:hAnsi="Arial Narrow" w:cs="Arial Narrow"/>
+          <w:color w:val="000000"/>
+          <w:kern w:val="0"/>
+          <w:lang w:eastAsia="es-PE"/>
+          <ns2:ligatures ns2:val="none"/>
+        </w:rPr>
+      </w:pPr>
+    </w:p>
+    <w:p ns2:paraId="6D15F6EA" ns2:textId="768946B6">
+      <w:pPr>
+        <w:spacing w:after="0" w:line="240" w:lineRule="auto"/>
+        <w:jc w:val="both"/>
+        <w:rPr>
+          <w:rFonts w:ascii="Arial Narrow" w:eastAsia="Times New Roman" w:hAnsi="Arial Narrow" w:cs="Arial"/>
+          <w:color w:val="000000"/>
+          <w:kern w:val="0"/>
+          <w:lang w:val="es-ES" w:eastAsia="es-ES"/>
+          <ns2:ligatures ns2:val="none"/>
         </w:rPr>
       </w:pPr>
       <w:r>
@@ -6958,19 +7002,20 @@
           <w:color w:val="000000"/>
           <w:kern w:val="0"/>
           <w:lang w:eastAsia="es-PE"/>
-          <w14:ligatures w14:val="none"/>
-        </w:rPr>
-        <w:t xml:space="preserve">CUARTO: </w:t>
-      </w:r>
-      <w:r>
-        <w:rPr>
-          <w:rFonts w:ascii="Arial Narrow" w:eastAsia="Arial Narrow" w:hAnsi="Arial Narrow" w:cs="Arial Narrow"/>
-          <w:color w:val="000000"/>
-          <w:kern w:val="0"/>
-          <w:lang w:eastAsia="es-PE"/>
-          <w14:ligatures w14:val="none"/>
-        </w:rPr>
-        <w:t xml:space="preserve">correr traslado de la denuncia interpuesta </w:t>
+          <ns2:ligatures ns2:val="none"/>
+        </w:rPr>
+        <w:t xml:space="preserve">QUINTO: </w:t>
+      </w:r>
+      <w:bookmarkStart w:id="6" w:name="_Hlk188286813"/>
+      <w:r>
+        <w:rPr>
+          <w:rFonts w:ascii="Arial Narrow" w:eastAsia="Times New Roman" w:hAnsi="Arial Narrow" w:cs="Arial"/>
+          <w:color w:val="000000"/>
+          <w:kern w:val="0"/>
+          <w:lang w:eastAsia="es-ES"/>
+          <ns2:ligatures ns2:val="none"/>
+        </w:rPr>
+        <w:t xml:space="preserve">requerir </w:t>
       </w:r>
       <w:r>
         <w:rPr>
@@ -6978,101 +7023,561 @@
           <w:color w:val="000000"/>
           <w:kern w:val="0"/>
           <w:lang w:val="es-ES" w:eastAsia="es-ES"/>
-          <w14:ligatures w14:val="none"/>
+          <ns2:ligatures ns2:val="none"/>
+        </w:rPr>
+        <w:t xml:space="preserve">que, en un </w:t>
+      </w:r>
+      <w:r>
+        <w:rPr>
+          <w:rFonts w:ascii="Arial Narrow" w:eastAsia="Times New Roman" w:hAnsi="Arial Narrow" w:cs="Arial"/>
+          <w:color w:val="000000"/>
+          <w:kern w:val="0"/>
+          <w:lang w:eastAsia="es-ES"/>
+          <ns2:ligatures ns2:val="none"/>
+        </w:rPr>
+        <w:t>plazo no mayor de cinco (5) días hábiles contado a partir del día siguiente de la notificación de la presente resolución</w:t>
+      </w:r>
+      <w:bookmarkEnd w:id="6"/>
+      <w:r>
+        <w:rPr>
+          <w:rFonts w:ascii="Arial Narrow" w:eastAsia="Times New Roman" w:hAnsi="Arial Narrow" w:cs="Arial"/>
+          <w:color w:val="000000"/>
+          <w:kern w:val="0"/>
+          <w:lang w:eastAsia="es-ES"/>
+          <ns2:ligatures ns2:val="none"/>
+        </w:rPr>
+        <w:t xml:space="preserve">, </w:t>
+      </w:r>
+      <w:bookmarkStart w:id="7" w:name="_Hlk188286828"/>
+      <w:r>
+        <w:rPr>
+          <w:rFonts w:ascii="Arial Narrow" w:eastAsia="Times New Roman" w:hAnsi="Arial Narrow" w:cs="Arial"/>
+          <w:color w:val="000000"/>
+          <w:kern w:val="0"/>
+          <w:lang w:eastAsia="es-ES"/>
+          <ns2:ligatures ns2:val="none"/>
         </w:rPr>
         <w:t xml:space="preserve">el </w:t>
       </w:r>
       <w:r>
         <w:rPr>
+          <w:rFonts w:ascii="Arial Narrow" w:eastAsia="Arial Narrow" w:hAnsi="Arial Narrow" w:cs="Arial Narrow"/>
+          <w:bCs/>
+        </w:rPr>
+        <w:t>Banco Agropecuario S.A.</w:t>
+      </w:r>
+      <w:r>
+        <w:rPr>
+          <w:rFonts w:ascii="Arial Narrow" w:eastAsia="Times New Roman" w:hAnsi="Arial Narrow" w:cs="Arial"/>
+          <w:color w:val="000000"/>
+          <w:kern w:val="0"/>
+          <w:lang w:eastAsia="es-ES"/>
+          <ns2:ligatures ns2:val="none"/>
+        </w:rPr>
+        <w:t xml:space="preserve">, </w:t>
+      </w:r>
+      <w:bookmarkEnd w:id="7"/>
+      <w:r>
+        <w:rPr>
           <w:rFonts w:ascii="Arial Narrow" w:eastAsia="Times New Roman" w:hAnsi="Arial Narrow" w:cs="Arial"/>
           <w:color w:val="000000"/>
           <w:kern w:val="0"/>
           <w:lang w:val="es-ES" w:eastAsia="es-ES"/>
-          <w14:ligatures w14:val="none"/>
-        </w:rPr>
-        <w:t>13 de marzo de 2025, subsanada mediante escrito del 09 de junio del 2025</w:t>
-      </w:r>
-      <w:r>
-        <w:rPr>
-          <w:rFonts w:ascii="Arial Narrow" w:eastAsia="Calibri" w:hAnsi="Arial Narrow" w:cs="Arial"/>
-          <w:kern w:val="0"/>
-          <w14:ligatures w14:val="none"/>
+          <ns2:ligatures ns2:val="none"/>
+        </w:rPr>
+        <w:t>cumpla</w:t>
+      </w:r>
+      <w:r>
+        <w:rPr>
+          <w:rFonts w:ascii="Arial Narrow" w:eastAsia="Times New Roman" w:hAnsi="Arial Narrow" w:cs="Arial"/>
+          <w:color w:val="000000"/>
+          <w:kern w:val="0"/>
+          <w:lang w:val="es-ES" w:eastAsia="es-ES"/>
+          <ns2:ligatures ns2:val="none"/>
+        </w:rPr>
+        <w:t xml:space="preserve"> con: </w:t>
+      </w:r>
+      <w:r>
+        <w:rPr>
+          <w:rFonts w:ascii="Arial Narrow" w:eastAsia="Times New Roman" w:hAnsi="Arial Narrow" w:cs="Arial"/>
+          <w:color w:val="000000"/>
+          <w:kern w:val="0"/>
+          <w:lang w:val="es-ES" w:eastAsia="es-ES"/>
+          <ns2:ligatures ns2:val="none"/>
+        </w:rPr>
+        <w:t xml:space="preserve">(i) presentar una copia completa, legible y debidamente suscrita de la Póliza </w:t>
+      </w:r>
+      <w:r>
+        <w:rPr>
+          <w:rFonts w:ascii="Arial Narrow" w:eastAsia="Times New Roman" w:hAnsi="Arial Narrow" w:cs="Arial"/>
+          <w:color w:val="000000"/>
+          <w:kern w:val="0"/>
+          <w:lang w:eastAsia="es-ES"/>
+          <ns2:ligatures ns2:val="none"/>
+        </w:rPr>
+        <w:t>166-112629409</w:t>
+      </w:r>
+      <w:r>
+        <w:rPr>
+          <w:rFonts w:ascii="Arial Narrow" w:eastAsia="Times New Roman" w:hAnsi="Arial Narrow" w:cs="Arial"/>
+          <w:color w:val="000000"/>
+          <w:kern w:val="0"/>
+          <w:lang w:val="es-ES" w:eastAsia="es-ES"/>
+          <ns2:ligatures ns2:val="none"/>
+        </w:rPr>
+        <w:t xml:space="preserve"> del Seguro de Desgravamen materia de denuncia; (</w:t>
+      </w:r>
+      <w:proofErr w:type="spellStart"/>
+      <w:r>
+        <w:rPr>
+          <w:rFonts w:ascii="Arial Narrow" w:eastAsia="Times New Roman" w:hAnsi="Arial Narrow" w:cs="Arial"/>
+          <w:color w:val="000000"/>
+          <w:kern w:val="0"/>
+          <w:lang w:val="es-ES" w:eastAsia="es-ES"/>
+          <ns2:ligatures ns2:val="none"/>
+        </w:rPr>
+        <w:t>ii</w:t>
+      </w:r>
+      <w:proofErr w:type="spellEnd"/>
+      <w:r>
+        <w:rPr>
+          <w:rFonts w:ascii="Arial Narrow" w:eastAsia="Times New Roman" w:hAnsi="Arial Narrow" w:cs="Arial"/>
+          <w:color w:val="000000"/>
+          <w:kern w:val="0"/>
+          <w:lang w:val="es-ES" w:eastAsia="es-ES"/>
+          <ns2:ligatures ns2:val="none"/>
+        </w:rPr>
+        <w:t xml:space="preserve">) presentar una copia completa, legible y debidamente suscrita de la Póliza </w:t>
+      </w:r>
+      <w:r>
+        <w:rPr>
+          <w:rFonts w:ascii="Arial Narrow" w:eastAsia="Times New Roman" w:hAnsi="Arial Narrow" w:cs="Arial"/>
+          <w:color w:val="000000"/>
+          <w:kern w:val="0"/>
+          <w:lang w:eastAsia="es-ES"/>
+          <ns2:ligatures ns2:val="none"/>
+        </w:rPr>
+        <w:t xml:space="preserve">166-127012747 </w:t>
+      </w:r>
+      <w:r>
+        <w:rPr>
+          <w:rFonts w:ascii="Arial Narrow" w:eastAsia="Times New Roman" w:hAnsi="Arial Narrow" w:cs="Arial"/>
+          <w:color w:val="000000"/>
+          <w:kern w:val="0"/>
+          <w:lang w:val="es-ES" w:eastAsia="es-ES"/>
+          <ns2:ligatures ns2:val="none"/>
+        </w:rPr>
+        <w:t>del Seguro de Desgravamen</w:t>
+      </w:r>
+      <w:r>
+        <w:rPr>
+          <w:rFonts w:ascii="Arial Narrow" w:eastAsia="Times New Roman" w:hAnsi="Arial Narrow" w:cs="Arial"/>
+          <w:color w:val="000000"/>
+          <w:kern w:val="0"/>
+          <w:lang w:val="es-ES" w:eastAsia="es-ES"/>
+          <ns2:ligatures ns2:val="none"/>
+        </w:rPr>
+        <w:t xml:space="preserve"> </w:t>
+      </w:r>
+      <w:r>
+        <w:rPr>
+          <w:rFonts w:ascii="Arial Narrow" w:eastAsia="Times New Roman" w:hAnsi="Arial Narrow" w:cs="Arial"/>
+          <w:color w:val="000000"/>
+          <w:kern w:val="0"/>
+          <w:lang w:val="es-ES" w:eastAsia="es-ES"/>
+          <ns2:ligatures ns2:val="none"/>
+        </w:rPr>
+        <w:t>materia de denuncia y, (</w:t>
+      </w:r>
+      <w:proofErr w:type="spellStart"/>
+      <w:r>
+        <w:rPr>
+          <w:rFonts w:ascii="Arial Narrow" w:eastAsia="Times New Roman" w:hAnsi="Arial Narrow" w:cs="Arial"/>
+          <w:color w:val="000000"/>
+          <w:kern w:val="0"/>
+          <w:lang w:val="es-ES" w:eastAsia="es-ES"/>
+          <ns2:ligatures ns2:val="none"/>
+        </w:rPr>
+        <w:t>i</w:t>
+      </w:r>
+      <w:r>
+        <w:rPr>
+          <w:rFonts w:ascii="Arial Narrow" w:eastAsia="Times New Roman" w:hAnsi="Arial Narrow" w:cs="Arial"/>
+          <w:color w:val="000000"/>
+          <w:kern w:val="0"/>
+          <w:lang w:val="es-ES" w:eastAsia="es-ES"/>
+          <ns2:ligatures ns2:val="none"/>
+        </w:rPr>
+        <w:t>ii</w:t>
+      </w:r>
+      <w:proofErr w:type="spellEnd"/>
+      <w:r>
+        <w:rPr>
+          <w:rFonts w:ascii="Arial Narrow" w:eastAsia="Times New Roman" w:hAnsi="Arial Narrow" w:cs="Arial"/>
+          <w:color w:val="000000"/>
+          <w:kern w:val="0"/>
+          <w:lang w:val="es-ES" w:eastAsia="es-ES"/>
+          <ns2:ligatures ns2:val="none"/>
+        </w:rPr>
+        <w:t>) presentar todas las comunicaciones cursadas con la parte denunciante en virtud de los hechos materia de denuncia</w:t>
+      </w:r>
+      <w:r>
+        <w:rPr>
+          <w:rFonts w:ascii="Arial Narrow" w:eastAsia="Times New Roman" w:hAnsi="Arial Narrow" w:cs="Arial"/>
+          <w:color w:val="000000"/>
+          <w:kern w:val="0"/>
+          <w:lang w:val="es-ES" w:eastAsia="es-ES"/>
+          <ns2:ligatures ns2:val="none"/>
+        </w:rPr>
+        <w:t>.</w:t>
+      </w:r>
+    </w:p>
+    <w:p ns2:paraId="7EAE58BA" ns2:textId="77777777">
+      <w:pPr>
+        <w:spacing w:after="0" w:line="240" w:lineRule="auto"/>
+        <w:jc w:val="both"/>
+        <w:rPr>
+          <w:rFonts w:ascii="Arial Narrow" w:eastAsia="Times New Roman" w:hAnsi="Arial Narrow" w:cs="Arial"/>
+          <w:color w:val="000000"/>
+          <w:kern w:val="0"/>
+          <w:lang w:val="es-ES" w:eastAsia="es-ES"/>
+          <ns2:ligatures ns2:val="none"/>
+        </w:rPr>
+      </w:pPr>
+    </w:p>
+    <w:p ns2:paraId="018EE32A" ns2:textId="465E9D36">
+      <w:pPr>
+        <w:spacing w:after="0" w:line="240" w:lineRule="auto"/>
+        <w:jc w:val="both"/>
+        <w:rPr>
+          <w:rFonts w:ascii="Arial Narrow" w:eastAsia="Times New Roman" w:hAnsi="Arial Narrow" w:cs="Arial"/>
+          <w:color w:val="000000"/>
+          <w:kern w:val="0"/>
+          <w:lang w:val="es-ES" w:eastAsia="es-ES"/>
+          <ns2:ligatures ns2:val="none"/>
+        </w:rPr>
+      </w:pPr>
+      <w:r>
+        <w:rPr>
+          <w:rFonts w:ascii="Arial Narrow" w:eastAsia="Arial Narrow" w:hAnsi="Arial Narrow" w:cs="Arial Narrow"/>
+          <w:b/>
+          <w:color w:val="000000"/>
+          <w:kern w:val="0"/>
+          <w:lang w:eastAsia="es-PE"/>
+          <ns2:ligatures ns2:val="none"/>
+        </w:rPr>
+        <w:t xml:space="preserve">SEXTO: </w:t>
+      </w:r>
+      <w:r>
+        <w:rPr>
+          <w:rFonts w:ascii="Arial Narrow" w:eastAsia="Times New Roman" w:hAnsi="Arial Narrow" w:cs="Arial"/>
+          <w:color w:val="000000"/>
+          <w:kern w:val="0"/>
+          <w:lang w:eastAsia="es-ES"/>
+          <ns2:ligatures ns2:val="none"/>
+        </w:rPr>
+        <w:t xml:space="preserve">requerir </w:t>
+      </w:r>
+      <w:r>
+        <w:rPr>
+          <w:rFonts w:ascii="Arial Narrow" w:eastAsia="Times New Roman" w:hAnsi="Arial Narrow" w:cs="Arial"/>
+          <w:color w:val="000000"/>
+          <w:kern w:val="0"/>
+          <w:lang w:val="es-ES" w:eastAsia="es-ES"/>
+          <ns2:ligatures ns2:val="none"/>
+        </w:rPr>
+        <w:t xml:space="preserve">que, en un </w:t>
+      </w:r>
+      <w:r>
+        <w:rPr>
+          <w:rFonts w:ascii="Arial Narrow" w:eastAsia="Times New Roman" w:hAnsi="Arial Narrow" w:cs="Arial"/>
+          <w:color w:val="000000"/>
+          <w:kern w:val="0"/>
+          <w:lang w:eastAsia="es-ES"/>
+          <ns2:ligatures ns2:val="none"/>
+        </w:rPr>
+        <w:t xml:space="preserve">plazo no mayor de cinco (5) días hábiles contado a partir del día siguiente de la notificación de la presente resolución, </w:t>
+      </w:r>
+      <w:proofErr w:type="spellStart"/>
+      <w:r>
+        <w:rPr>
+          <w:rFonts w:ascii="Arial Narrow" w:eastAsia="Arial Narrow" w:hAnsi="Arial Narrow" w:cs="Arial Narrow"/>
+          <w:bCs/>
+        </w:rPr>
+        <w:t>Protecta</w:t>
+      </w:r>
+      <w:proofErr w:type="spellEnd"/>
+      <w:r>
+        <w:rPr>
+          <w:rFonts w:ascii="Arial Narrow" w:eastAsia="Arial Narrow" w:hAnsi="Arial Narrow" w:cs="Arial Narrow"/>
+          <w:bCs/>
+        </w:rPr>
+        <w:t xml:space="preserve"> S.A. Compañía de Seguros y Reaseguros</w:t>
+      </w:r>
+      <w:r>
+        <w:rPr>
+          <w:rFonts w:ascii="Arial Narrow" w:eastAsia="Times New Roman" w:hAnsi="Arial Narrow" w:cs="Arial"/>
+          <w:color w:val="000000"/>
+          <w:kern w:val="0"/>
+          <w:lang w:eastAsia="es-ES"/>
+          <ns2:ligatures ns2:val="none"/>
         </w:rPr>
         <w:t xml:space="preserve">, </w:t>
       </w:r>
       <w:r>
         <w:rPr>
-          <w:rFonts w:ascii="Arial Narrow" w:eastAsia="Arial Narrow" w:hAnsi="Arial Narrow" w:cs="Arial Narrow"/>
-          <w:color w:val="000000"/>
-          <w:kern w:val="0"/>
-          <w:lang w:eastAsia="es-PE"/>
-          <w14:ligatures w14:val="none"/>
-        </w:rPr>
-        <w:t>a</w:t>
-      </w:r>
-      <w:r>
-        <w:rPr>
-          <w:rFonts w:ascii="Arial Narrow" w:eastAsia="Arial Narrow" w:hAnsi="Arial Narrow" w:cs="Arial Narrow"/>
-          <w:color w:val="000000"/>
-          <w:kern w:val="0"/>
-          <w:lang w:eastAsia="es-PE"/>
-          <w14:ligatures w14:val="none"/>
-        </w:rPr>
-        <w:t>l</w:t>
-      </w:r>
-      <w:r>
-        <w:rPr>
-          <w:rFonts w:ascii="Arial Narrow" w:eastAsia="Times New Roman" w:hAnsi="Arial Narrow" w:cs="Times New Roman"/>
-          <w:color w:val="000000"/>
-          <w:kern w:val="0"/>
-          <w:shd w:val="clear" w:color="auto" w:fill="FFFFFF"/>
-          <w:lang w:eastAsia="es-PE"/>
-          <w14:ligatures w14:val="none"/>
+          <w:rFonts w:ascii="Arial Narrow" w:eastAsia="Times New Roman" w:hAnsi="Arial Narrow" w:cs="Arial"/>
+          <w:color w:val="000000"/>
+          <w:kern w:val="0"/>
+          <w:lang w:val="es-ES" w:eastAsia="es-ES"/>
+          <ns2:ligatures ns2:val="none"/>
+        </w:rPr>
+        <w:t xml:space="preserve">cumpla con: </w:t>
+      </w:r>
+      <w:r>
+        <w:rPr>
+          <w:rFonts w:ascii="Arial Narrow" w:eastAsia="Times New Roman" w:hAnsi="Arial Narrow" w:cs="Arial"/>
+          <w:color w:val="000000"/>
+          <w:kern w:val="0"/>
+          <w:lang w:val="es-ES" w:eastAsia="es-ES"/>
+          <ns2:ligatures ns2:val="none"/>
+        </w:rPr>
+        <w:t xml:space="preserve">(i) presentar una copia completa, legible y debidamente suscrita de la Póliza </w:t>
+      </w:r>
+      <w:r>
+        <w:rPr>
+          <w:rFonts w:ascii="Arial Narrow" w:eastAsia="Times New Roman" w:hAnsi="Arial Narrow" w:cs="Arial"/>
+          <w:color w:val="000000"/>
+          <w:kern w:val="0"/>
+          <w:lang w:eastAsia="es-ES"/>
+          <ns2:ligatures ns2:val="none"/>
+        </w:rPr>
+        <w:t xml:space="preserve">166-112629409 </w:t>
+      </w:r>
+      <w:r>
+        <w:rPr>
+          <w:rFonts w:ascii="Arial Narrow" w:eastAsia="Times New Roman" w:hAnsi="Arial Narrow" w:cs="Arial"/>
+          <w:color w:val="000000"/>
+          <w:kern w:val="0"/>
+          <w:lang w:val="es-ES" w:eastAsia="es-ES"/>
+          <ns2:ligatures ns2:val="none"/>
+        </w:rPr>
+        <w:t>del Seguro de Desgravamen materia de denuncia;</w:t>
+      </w:r>
+      <w:r>
+        <w:rPr>
+          <w:rFonts w:ascii="Arial Narrow" w:eastAsia="Times New Roman" w:hAnsi="Arial Narrow" w:cs="Arial"/>
+          <w:color w:val="000000"/>
+          <w:kern w:val="0"/>
+          <w:lang w:val="es-ES" w:eastAsia="es-ES"/>
+          <ns2:ligatures ns2:val="none"/>
         </w:rPr>
         <w:t xml:space="preserve"> </w:t>
       </w:r>
       <w:r>
         <w:rPr>
-          <w:rFonts w:ascii="Arial Narrow" w:eastAsia="Arial Narrow" w:hAnsi="Arial Narrow" w:cs="Arial Narrow"/>
-          <w:bCs/>
-        </w:rPr>
-        <w:t xml:space="preserve">Banco Agropecuario S.A. y a </w:t>
+          <w:rFonts w:ascii="Arial Narrow" w:eastAsia="Times New Roman" w:hAnsi="Arial Narrow" w:cs="Arial"/>
+          <w:color w:val="000000"/>
+          <w:kern w:val="0"/>
+          <w:lang w:val="es-ES" w:eastAsia="es-ES"/>
+          <ns2:ligatures ns2:val="none"/>
+        </w:rPr>
+        <w:t>(</w:t>
       </w:r>
       <w:proofErr w:type="spellStart"/>
       <w:r>
         <w:rPr>
-          <w:rFonts w:ascii="Arial Narrow" w:eastAsia="Arial Narrow" w:hAnsi="Arial Narrow" w:cs="Arial Narrow"/>
-          <w:bCs/>
-        </w:rPr>
-        <w:t>Protecta</w:t>
+          <w:rFonts w:ascii="Arial Narrow" w:eastAsia="Times New Roman" w:hAnsi="Arial Narrow" w:cs="Arial"/>
+          <w:color w:val="000000"/>
+          <w:kern w:val="0"/>
+          <w:lang w:val="es-ES" w:eastAsia="es-ES"/>
+          <ns2:ligatures ns2:val="none"/>
+        </w:rPr>
+        <w:t>i</w:t>
+      </w:r>
+      <w:r>
+        <w:rPr>
+          <w:rFonts w:ascii="Arial Narrow" w:eastAsia="Times New Roman" w:hAnsi="Arial Narrow" w:cs="Arial"/>
+          <w:color w:val="000000"/>
+          <w:kern w:val="0"/>
+          <w:lang w:val="es-ES" w:eastAsia="es-ES"/>
+          <ns2:ligatures ns2:val="none"/>
+        </w:rPr>
+        <w:t>i</w:t>
       </w:r>
       <w:proofErr w:type="spellEnd"/>
       <w:r>
         <w:rPr>
-          <w:rFonts w:ascii="Arial Narrow" w:eastAsia="Arial Narrow" w:hAnsi="Arial Narrow" w:cs="Arial Narrow"/>
-          <w:bCs/>
-        </w:rPr>
-        <w:t xml:space="preserve"> S.A. Compañía de Seguros y Reaseguros</w:t>
-      </w:r>
-      <w:r>
-        <w:rPr>
-          <w:rFonts w:ascii="Arial Narrow" w:eastAsia="Arial Narrow" w:hAnsi="Arial Narrow" w:cs="Arial Narrow"/>
-          <w:color w:val="000000"/>
-          <w:kern w:val="0"/>
-          <w:lang w:eastAsia="es-PE"/>
-          <w14:ligatures w14:val="none"/>
-        </w:rPr>
-        <w:t>, pa</w:t>
-      </w:r>
-      <w:r>
-        <w:rPr>
-          <w:rFonts w:ascii="Arial Narrow" w:eastAsia="Arial Narrow" w:hAnsi="Arial Narrow" w:cs="Arial Narrow"/>
-          <w:color w:val="000000"/>
-          <w:kern w:val="0"/>
-          <w:lang w:eastAsia="es-PE"/>
-          <w14:ligatures w14:val="none"/>
-        </w:rPr>
-        <w:t>ra que, de conformidad con lo dispuesto por el artículo 26</w:t>
+          <w:rFonts w:ascii="Arial Narrow" w:eastAsia="Times New Roman" w:hAnsi="Arial Narrow" w:cs="Arial"/>
+          <w:color w:val="000000"/>
+          <w:kern w:val="0"/>
+          <w:lang w:val="es-ES" w:eastAsia="es-ES"/>
+          <ns2:ligatures ns2:val="none"/>
+        </w:rPr>
+        <w:t xml:space="preserve">) presentar una copia completa, legible y debidamente suscrita de la Póliza </w:t>
+      </w:r>
+      <w:r>
+        <w:rPr>
+          <w:rFonts w:ascii="Arial Narrow" w:eastAsia="Times New Roman" w:hAnsi="Arial Narrow" w:cs="Arial"/>
+          <w:color w:val="000000"/>
+          <w:kern w:val="0"/>
+          <w:lang w:eastAsia="es-ES"/>
+          <ns2:ligatures ns2:val="none"/>
+        </w:rPr>
+        <w:t xml:space="preserve">166-127012747 </w:t>
+      </w:r>
+      <w:r>
+        <w:rPr>
+          <w:rFonts w:ascii="Arial Narrow" w:eastAsia="Times New Roman" w:hAnsi="Arial Narrow" w:cs="Arial"/>
+          <w:color w:val="000000"/>
+          <w:kern w:val="0"/>
+          <w:lang w:val="es-ES" w:eastAsia="es-ES"/>
+          <ns2:ligatures ns2:val="none"/>
+        </w:rPr>
+        <w:t>del Seguro de Desgravamen materia de denuncia</w:t>
+      </w:r>
+      <w:r>
+        <w:rPr>
+          <w:rFonts w:ascii="Arial Narrow" w:eastAsia="Times New Roman" w:hAnsi="Arial Narrow" w:cs="Arial"/>
+          <w:color w:val="000000"/>
+          <w:kern w:val="0"/>
+          <w:lang w:val="es-ES" w:eastAsia="es-ES"/>
+          <ns2:ligatures ns2:val="none"/>
+        </w:rPr>
+        <w:t>;</w:t>
+      </w:r>
+      <w:r>
+        <w:rPr>
+          <w:rFonts w:ascii="Arial Narrow" w:eastAsia="Times New Roman" w:hAnsi="Arial Narrow" w:cs="Arial"/>
+          <w:color w:val="000000"/>
+          <w:kern w:val="0"/>
+          <w:lang w:val="es-ES" w:eastAsia="es-ES"/>
+          <ns2:ligatures ns2:val="none"/>
+        </w:rPr>
+        <w:t xml:space="preserve"> (</w:t>
+      </w:r>
+      <w:proofErr w:type="spellStart"/>
+      <w:r>
+        <w:rPr>
+          <w:rFonts w:ascii="Arial Narrow" w:eastAsia="Times New Roman" w:hAnsi="Arial Narrow" w:cs="Arial"/>
+          <w:color w:val="000000"/>
+          <w:kern w:val="0"/>
+          <w:lang w:val="es-ES" w:eastAsia="es-ES"/>
+          <ns2:ligatures ns2:val="none"/>
+        </w:rPr>
+        <w:t>i</w:t>
+      </w:r>
+      <w:r>
+        <w:rPr>
+          <w:rFonts w:ascii="Arial Narrow" w:eastAsia="Times New Roman" w:hAnsi="Arial Narrow" w:cs="Arial"/>
+          <w:color w:val="000000"/>
+          <w:kern w:val="0"/>
+          <w:lang w:val="es-ES" w:eastAsia="es-ES"/>
+          <ns2:ligatures ns2:val="none"/>
+        </w:rPr>
+        <w:t>ii</w:t>
+      </w:r>
+      <w:proofErr w:type="spellEnd"/>
+      <w:r>
+        <w:rPr>
+          <w:rFonts w:ascii="Arial Narrow" w:eastAsia="Times New Roman" w:hAnsi="Arial Narrow" w:cs="Arial"/>
+          <w:color w:val="000000"/>
+          <w:kern w:val="0"/>
+          <w:lang w:val="es-ES" w:eastAsia="es-ES"/>
+          <ns2:ligatures ns2:val="none"/>
+        </w:rPr>
+        <w:t>) presentar los medios probatorios que acrediten que el rechazo fue justificado; y, (</w:t>
+      </w:r>
+      <w:proofErr w:type="spellStart"/>
+      <w:r>
+        <w:rPr>
+          <w:rFonts w:ascii="Arial Narrow" w:eastAsia="Times New Roman" w:hAnsi="Arial Narrow" w:cs="Arial"/>
+          <w:color w:val="000000"/>
+          <w:kern w:val="0"/>
+          <w:lang w:val="es-ES" w:eastAsia="es-ES"/>
+          <ns2:ligatures ns2:val="none"/>
+        </w:rPr>
+        <w:t>iv</w:t>
+      </w:r>
+      <w:proofErr w:type="spellEnd"/>
+      <w:r>
+        <w:rPr>
+          <w:rFonts w:ascii="Arial Narrow" w:eastAsia="Times New Roman" w:hAnsi="Arial Narrow" w:cs="Arial"/>
+          <w:color w:val="000000"/>
+          <w:kern w:val="0"/>
+          <w:lang w:val="es-ES" w:eastAsia="es-ES"/>
+          <ns2:ligatures ns2:val="none"/>
+        </w:rPr>
+        <w:t>) presentar todas las comunicaciones cursadas con la denunciante en virtud del hecho materia de denuncia</w:t>
+      </w:r>
+      <w:r>
+        <w:rPr>
+          <w:rFonts w:ascii="Arial Narrow" w:eastAsia="Times New Roman" w:hAnsi="Arial Narrow" w:cs="Arial"/>
+          <w:color w:val="000000"/>
+          <w:kern w:val="0"/>
+          <w:lang w:val="es-ES" w:eastAsia="es-ES"/>
+          <ns2:ligatures ns2:val="none"/>
+        </w:rPr>
+        <w:t>.</w:t>
+      </w:r>
+    </w:p>
+    <w:p ns2:paraId="61AD8504" ns2:textId="77777777">
+      <w:pPr>
+        <w:spacing w:after="0" w:line="240" w:lineRule="auto"/>
+        <w:jc w:val="both"/>
+        <w:rPr>
+          <w:rFonts w:ascii="Arial Narrow" w:eastAsia="Arial Narrow" w:hAnsi="Arial Narrow" w:cs="Arial Narrow"/>
+          <w:b/>
+          <w:color w:val="000000"/>
+          <w:kern w:val="0"/>
+          <w:lang w:val="es-ES" w:eastAsia="es-PE"/>
+          <ns2:ligatures ns2:val="none"/>
+        </w:rPr>
+      </w:pPr>
+    </w:p>
+    <w:p ns2:paraId="58D4E496" ns2:textId="77777777">
+      <w:pPr>
+        <w:spacing w:after="0" w:line="240" w:lineRule="auto"/>
+        <w:jc w:val="both"/>
+        <w:rPr>
+          <w:rFonts w:ascii="Arial Narrow" w:eastAsia="Arial Narrow" w:hAnsi="Arial Narrow" w:cs="Arial Narrow"/>
+          <w:color w:val="000000"/>
+          <w:kern w:val="0"/>
+          <w:lang w:eastAsia="es-PE"/>
+          <ns2:ligatures ns2:val="none"/>
+        </w:rPr>
+      </w:pPr>
+      <w:r>
+        <w:rPr>
+          <w:rFonts w:ascii="Arial Narrow" w:eastAsia="Arial Narrow" w:hAnsi="Arial Narrow" w:cs="Arial Narrow"/>
+          <w:b/>
+          <w:color w:val="000000"/>
+          <w:kern w:val="0"/>
+          <w:lang w:eastAsia="es-PE"/>
+          <ns2:ligatures ns2:val="none"/>
+        </w:rPr>
+        <w:t>SÉTIMO:</w:t>
+      </w:r>
+      <w:r>
+        <w:rPr>
+          <w:rFonts w:ascii="Arial Narrow" w:eastAsia="Arial Narrow" w:hAnsi="Arial Narrow" w:cs="Arial Narrow"/>
+          <w:color w:val="000000"/>
+          <w:kern w:val="0"/>
+          <w:lang w:eastAsia="es-PE"/>
+          <ns2:ligatures ns2:val="none"/>
+        </w:rPr>
+        <w:t xml:space="preserve"> </w:t>
+      </w:r>
+      <w:bookmarkStart w:id="8" w:name="_Hlk188286915"/>
+      <w:r>
+        <w:rPr>
+          <w:rFonts w:ascii="Arial Narrow" w:eastAsia="Arial Narrow" w:hAnsi="Arial Narrow" w:cs="Arial Narrow"/>
+          <w:color w:val="000000"/>
+          <w:kern w:val="0"/>
+          <w:lang w:eastAsia="es-PE"/>
+          <ns2:ligatures ns2:val="none"/>
+        </w:rPr>
+        <w:t>informar a las partes que el artículo 110</w:t>
       </w:r>
       <w:r>
         <w:rPr>
@@ -7080,7 +7585,7 @@
           <w:color w:val="000000"/>
           <w:kern w:val="0"/>
           <w:lang w:eastAsia="es-PE"/>
-          <w14:ligatures w14:val="none"/>
+          <ns2:ligatures ns2:val="none"/>
         </w:rPr>
         <w:t/>
       </w:r>
@@ -7090,657 +7595,7 @@
           <w:color w:val="000000"/>
           <w:kern w:val="0"/>
           <w:lang w:eastAsia="es-PE"/>
-          <w14:ligatures w14:val="none"/>
-        </w:rPr>
-        <w:t xml:space="preserve"> de la Ley sobre Facultades, Normas y Organización del Indecopi, aprobada por Decreto Legislativo 807, </w:t>
-      </w:r>
-      <w:r>
-        <w:rPr>
-          <w:rFonts w:ascii="Arial Narrow" w:eastAsia="Arial Narrow" w:hAnsi="Arial Narrow" w:cs="Arial Narrow"/>
-          <w:color w:val="000000"/>
-          <w:kern w:val="0"/>
-          <w:lang w:eastAsia="es-PE"/>
-          <w14:ligatures w14:val="none"/>
-        </w:rPr>
-        <w:t>presenten</w:t>
-      </w:r>
-      <w:r>
-        <w:rPr>
-          <w:rFonts w:ascii="Arial Narrow" w:eastAsia="Arial Narrow" w:hAnsi="Arial Narrow" w:cs="Arial Narrow"/>
-          <w:color w:val="000000"/>
-          <w:kern w:val="0"/>
-          <w:lang w:eastAsia="es-PE"/>
-          <w14:ligatures w14:val="none"/>
-        </w:rPr>
-        <w:t xml:space="preserve"> sus descargos en un plazo no mayor de cinco (5) días hábiles contados desde la notificación. </w:t>
-      </w:r>
-    </w:p>
-    <w:p>
-      <w:pPr>
-        <w:spacing w:after="0" w:line="240" w:lineRule="auto"/>
-        <w:jc w:val="both"/>
-        <w:rPr>
-          <w:rFonts w:ascii="Arial Narrow" w:eastAsia="Arial Narrow" w:hAnsi="Arial Narrow" w:cs="Arial Narrow"/>
-          <w:color w:val="000000"/>
-          <w:kern w:val="0"/>
-          <w:lang w:eastAsia="es-PE"/>
-          <w14:ligatures w14:val="none"/>
-        </w:rPr>
-      </w:pPr>
-    </w:p>
-    <w:p>
-      <w:pPr>
-        <w:spacing w:after="0" w:line="240" w:lineRule="auto"/>
-        <w:jc w:val="both"/>
-        <w:rPr>
-          <w:rFonts w:ascii="Arial Narrow" w:eastAsia="Times New Roman" w:hAnsi="Arial Narrow" w:cs="Arial"/>
-          <w:color w:val="000000"/>
-          <w:kern w:val="0"/>
-          <w:lang w:val="es-ES" w:eastAsia="es-ES"/>
-          <w14:ligatures w14:val="none"/>
-        </w:rPr>
-      </w:pPr>
-      <w:r>
-        <w:rPr>
-          <w:rFonts w:ascii="Arial Narrow" w:eastAsia="Arial Narrow" w:hAnsi="Arial Narrow" w:cs="Arial Narrow"/>
-          <w:b/>
-          <w:color w:val="000000"/>
-          <w:kern w:val="0"/>
-          <w:lang w:eastAsia="es-PE"/>
-          <w14:ligatures w14:val="none"/>
-        </w:rPr>
-        <w:t xml:space="preserve">QUINTO: </w:t>
-      </w:r>
-      <w:bookmarkStart w:id="6" w:name="_Hlk188286813"/>
-      <w:r>
-        <w:rPr>
-          <w:rFonts w:ascii="Arial Narrow" w:eastAsia="Times New Roman" w:hAnsi="Arial Narrow" w:cs="Arial"/>
-          <w:color w:val="000000"/>
-          <w:kern w:val="0"/>
-          <w:lang w:eastAsia="es-ES"/>
-          <w14:ligatures w14:val="none"/>
-        </w:rPr>
-        <w:t xml:space="preserve">requerir </w:t>
-      </w:r>
-      <w:r>
-        <w:rPr>
-          <w:rFonts w:ascii="Arial Narrow" w:eastAsia="Times New Roman" w:hAnsi="Arial Narrow" w:cs="Arial"/>
-          <w:color w:val="000000"/>
-          <w:kern w:val="0"/>
-          <w:lang w:val="es-ES" w:eastAsia="es-ES"/>
-          <w14:ligatures w14:val="none"/>
-        </w:rPr>
-        <w:t xml:space="preserve">que, en un </w:t>
-      </w:r>
-      <w:r>
-        <w:rPr>
-          <w:rFonts w:ascii="Arial Narrow" w:eastAsia="Times New Roman" w:hAnsi="Arial Narrow" w:cs="Arial"/>
-          <w:color w:val="000000"/>
-          <w:kern w:val="0"/>
-          <w:lang w:eastAsia="es-ES"/>
-          <w14:ligatures w14:val="none"/>
-        </w:rPr>
-        <w:t>plazo no mayor de cinco (5) días hábiles contado a partir del día siguiente de la notificación de la presente resolución</w:t>
-      </w:r>
-      <w:bookmarkEnd w:id="6"/>
-      <w:r>
-        <w:rPr>
-          <w:rFonts w:ascii="Arial Narrow" w:eastAsia="Times New Roman" w:hAnsi="Arial Narrow" w:cs="Arial"/>
-          <w:color w:val="000000"/>
-          <w:kern w:val="0"/>
-          <w:lang w:eastAsia="es-ES"/>
-          <w14:ligatures w14:val="none"/>
-        </w:rPr>
-        <w:t xml:space="preserve">, </w:t>
-      </w:r>
-      <w:bookmarkStart w:id="7" w:name="_Hlk188286828"/>
-      <w:r>
-        <w:rPr>
-          <w:rFonts w:ascii="Arial Narrow" w:eastAsia="Times New Roman" w:hAnsi="Arial Narrow" w:cs="Arial"/>
-          <w:color w:val="000000"/>
-          <w:kern w:val="0"/>
-          <w:lang w:eastAsia="es-ES"/>
-          <w14:ligatures w14:val="none"/>
-        </w:rPr>
-        <w:t xml:space="preserve">el </w:t>
-      </w:r>
-      <w:r>
-        <w:rPr>
-          <w:rFonts w:ascii="Arial Narrow" w:eastAsia="Arial Narrow" w:hAnsi="Arial Narrow" w:cs="Arial Narrow"/>
-          <w:bCs/>
-        </w:rPr>
-        <w:t>Banco Agropecuario S.A.</w:t>
-      </w:r>
-      <w:r>
-        <w:rPr>
-          <w:rFonts w:ascii="Arial Narrow" w:eastAsia="Times New Roman" w:hAnsi="Arial Narrow" w:cs="Arial"/>
-          <w:color w:val="000000"/>
-          <w:kern w:val="0"/>
-          <w:lang w:eastAsia="es-ES"/>
-          <w14:ligatures w14:val="none"/>
-        </w:rPr>
-        <w:t xml:space="preserve">, </w:t>
-      </w:r>
-      <w:bookmarkEnd w:id="7"/>
-      <w:r>
-        <w:rPr>
-          <w:rFonts w:ascii="Arial Narrow" w:eastAsia="Times New Roman" w:hAnsi="Arial Narrow" w:cs="Arial"/>
-          <w:color w:val="000000"/>
-          <w:kern w:val="0"/>
-          <w:lang w:val="es-ES" w:eastAsia="es-ES"/>
-          <w14:ligatures w14:val="none"/>
-        </w:rPr>
-        <w:t>cumpla</w:t>
-      </w:r>
-      <w:r>
-        <w:rPr>
-          <w:rFonts w:ascii="Arial Narrow" w:eastAsia="Times New Roman" w:hAnsi="Arial Narrow" w:cs="Arial"/>
-          <w:color w:val="000000"/>
-          <w:kern w:val="0"/>
-          <w:lang w:val="es-ES" w:eastAsia="es-ES"/>
-          <w14:ligatures w14:val="none"/>
-        </w:rPr>
-        <w:t xml:space="preserve"> con: </w:t>
-      </w:r>
-      <w:r>
-        <w:rPr>
-          <w:rFonts w:ascii="Arial Narrow" w:eastAsia="Times New Roman" w:hAnsi="Arial Narrow" w:cs="Arial"/>
-          <w:color w:val="000000"/>
-          <w:kern w:val="0"/>
-          <w:lang w:val="es-ES" w:eastAsia="es-ES"/>
-          <w14:ligatures w14:val="none"/>
-        </w:rPr>
-        <w:t xml:space="preserve">(i) presentar una copia completa, legible y debidamente suscrita de la Póliza </w:t>
-      </w:r>
-      <w:r>
-        <w:rPr>
-          <w:rFonts w:ascii="Arial Narrow" w:eastAsia="Times New Roman" w:hAnsi="Arial Narrow" w:cs="Arial"/>
-          <w:color w:val="000000"/>
-          <w:kern w:val="0"/>
-          <w:lang w:eastAsia="es-ES"/>
-          <w14:ligatures w14:val="none"/>
-        </w:rPr>
-        <w:t>166-112629409</w:t>
-      </w:r>
-      <w:r>
-        <w:rPr>
-          <w:rFonts w:ascii="Arial Narrow" w:eastAsia="Times New Roman" w:hAnsi="Arial Narrow" w:cs="Arial"/>
-          <w:color w:val="000000"/>
-          <w:kern w:val="0"/>
-          <w:lang w:val="es-ES" w:eastAsia="es-ES"/>
-          <w14:ligatures w14:val="none"/>
-        </w:rPr>
-        <w:t xml:space="preserve"> del Seguro de Desgravamen materia de denuncia; (</w:t>
-      </w:r>
-      <w:proofErr w:type="spellStart"/>
-      <w:r>
-        <w:rPr>
-          <w:rFonts w:ascii="Arial Narrow" w:eastAsia="Times New Roman" w:hAnsi="Arial Narrow" w:cs="Arial"/>
-          <w:color w:val="000000"/>
-          <w:kern w:val="0"/>
-          <w:lang w:val="es-ES" w:eastAsia="es-ES"/>
-          <w14:ligatures w14:val="none"/>
-        </w:rPr>
-        <w:t>ii</w:t>
-      </w:r>
-      <w:proofErr w:type="spellEnd"/>
-      <w:r>
-        <w:rPr>
-          <w:rFonts w:ascii="Arial Narrow" w:eastAsia="Times New Roman" w:hAnsi="Arial Narrow" w:cs="Arial"/>
-          <w:color w:val="000000"/>
-          <w:kern w:val="0"/>
-          <w:lang w:val="es-ES" w:eastAsia="es-ES"/>
-          <w14:ligatures w14:val="none"/>
-        </w:rPr>
-        <w:t xml:space="preserve">) presentar una copia completa, legible y debidamente suscrita de la Póliza </w:t>
-      </w:r>
-      <w:r>
-        <w:rPr>
-          <w:rFonts w:ascii="Arial Narrow" w:eastAsia="Times New Roman" w:hAnsi="Arial Narrow" w:cs="Arial"/>
-          <w:color w:val="000000"/>
-          <w:kern w:val="0"/>
-          <w:lang w:eastAsia="es-ES"/>
-          <w14:ligatures w14:val="none"/>
-        </w:rPr>
-        <w:t xml:space="preserve">166-127012747 </w:t>
-      </w:r>
-      <w:r>
-        <w:rPr>
-          <w:rFonts w:ascii="Arial Narrow" w:eastAsia="Times New Roman" w:hAnsi="Arial Narrow" w:cs="Arial"/>
-          <w:color w:val="000000"/>
-          <w:kern w:val="0"/>
-          <w:lang w:val="es-ES" w:eastAsia="es-ES"/>
-          <w14:ligatures w14:val="none"/>
-        </w:rPr>
-        <w:t>del Seguro de Desgravamen</w:t>
-      </w:r>
-      <w:r>
-        <w:rPr>
-          <w:rFonts w:ascii="Arial Narrow" w:eastAsia="Times New Roman" w:hAnsi="Arial Narrow" w:cs="Arial"/>
-          <w:color w:val="000000"/>
-          <w:kern w:val="0"/>
-          <w:lang w:val="es-ES" w:eastAsia="es-ES"/>
-          <w14:ligatures w14:val="none"/>
-        </w:rPr>
-        <w:t xml:space="preserve"> </w:t>
-      </w:r>
-      <w:r>
-        <w:rPr>
-          <w:rFonts w:ascii="Arial Narrow" w:eastAsia="Times New Roman" w:hAnsi="Arial Narrow" w:cs="Arial"/>
-          <w:color w:val="000000"/>
-          <w:kern w:val="0"/>
-          <w:lang w:val="es-ES" w:eastAsia="es-ES"/>
-          <w14:ligatures w14:val="none"/>
-        </w:rPr>
-        <w:t>materia de denuncia y, (</w:t>
-      </w:r>
-      <w:proofErr w:type="spellStart"/>
-      <w:r>
-        <w:rPr>
-          <w:rFonts w:ascii="Arial Narrow" w:eastAsia="Times New Roman" w:hAnsi="Arial Narrow" w:cs="Arial"/>
-          <w:color w:val="000000"/>
-          <w:kern w:val="0"/>
-          <w:lang w:val="es-ES" w:eastAsia="es-ES"/>
-          <w14:ligatures w14:val="none"/>
-        </w:rPr>
-        <w:t>i</w:t>
-      </w:r>
-      <w:r>
-        <w:rPr>
-          <w:rFonts w:ascii="Arial Narrow" w:eastAsia="Times New Roman" w:hAnsi="Arial Narrow" w:cs="Arial"/>
-          <w:color w:val="000000"/>
-          <w:kern w:val="0"/>
-          <w:lang w:val="es-ES" w:eastAsia="es-ES"/>
-          <w14:ligatures w14:val="none"/>
-        </w:rPr>
-        <w:t>ii</w:t>
-      </w:r>
-      <w:proofErr w:type="spellEnd"/>
-      <w:r>
-        <w:rPr>
-          <w:rFonts w:ascii="Arial Narrow" w:eastAsia="Times New Roman" w:hAnsi="Arial Narrow" w:cs="Arial"/>
-          <w:color w:val="000000"/>
-          <w:kern w:val="0"/>
-          <w:lang w:val="es-ES" w:eastAsia="es-ES"/>
-          <w14:ligatures w14:val="none"/>
-        </w:rPr>
-        <w:t>) presentar todas las comunicaciones cursadas con la parte denunciante en virtud de los hechos materia de denuncia</w:t>
-      </w:r>
-      <w:r>
-        <w:rPr>
-          <w:rFonts w:ascii="Arial Narrow" w:eastAsia="Times New Roman" w:hAnsi="Arial Narrow" w:cs="Arial"/>
-          <w:color w:val="000000"/>
-          <w:kern w:val="0"/>
-          <w:lang w:val="es-ES" w:eastAsia="es-ES"/>
-          <w14:ligatures w14:val="none"/>
-        </w:rPr>
-        <w:t>.</w:t>
-      </w:r>
-    </w:p>
-    <w:p>
-      <w:pPr>
-        <w:spacing w:after="0" w:line="240" w:lineRule="auto"/>
-        <w:jc w:val="both"/>
-        <w:rPr>
-          <w:rFonts w:ascii="Arial Narrow" w:eastAsia="Times New Roman" w:hAnsi="Arial Narrow" w:cs="Arial"/>
-          <w:color w:val="000000"/>
-          <w:kern w:val="0"/>
-          <w:lang w:val="es-ES" w:eastAsia="es-ES"/>
-          <w14:ligatures w14:val="none"/>
-        </w:rPr>
-      </w:pPr>
-    </w:p>
-    <w:p>
-      <w:pPr>
-        <w:spacing w:after="0" w:line="240" w:lineRule="auto"/>
-        <w:jc w:val="both"/>
-        <w:rPr>
-          <w:rFonts w:ascii="Arial Narrow" w:eastAsia="Times New Roman" w:hAnsi="Arial Narrow" w:cs="Arial"/>
-          <w:color w:val="000000"/>
-          <w:kern w:val="0"/>
-          <w:lang w:val="es-ES" w:eastAsia="es-ES"/>
-          <w14:ligatures w14:val="none"/>
-        </w:rPr>
-      </w:pPr>
-      <w:r>
-        <w:rPr>
-          <w:rFonts w:ascii="Arial Narrow" w:eastAsia="Arial Narrow" w:hAnsi="Arial Narrow" w:cs="Arial Narrow"/>
-          <w:b/>
-          <w:color w:val="000000"/>
-          <w:kern w:val="0"/>
-          <w:lang w:eastAsia="es-PE"/>
-          <w14:ligatures w14:val="none"/>
-        </w:rPr>
-        <w:t xml:space="preserve">SEXTO: </w:t>
-      </w:r>
-      <w:r>
-        <w:rPr>
-          <w:rFonts w:ascii="Arial Narrow" w:eastAsia="Times New Roman" w:hAnsi="Arial Narrow" w:cs="Arial"/>
-          <w:color w:val="000000"/>
-          <w:kern w:val="0"/>
-          <w:lang w:eastAsia="es-ES"/>
-          <w14:ligatures w14:val="none"/>
-        </w:rPr>
-        <w:t xml:space="preserve">requerir </w:t>
-      </w:r>
-      <w:r>
-        <w:rPr>
-          <w:rFonts w:ascii="Arial Narrow" w:eastAsia="Times New Roman" w:hAnsi="Arial Narrow" w:cs="Arial"/>
-          <w:color w:val="000000"/>
-          <w:kern w:val="0"/>
-          <w:lang w:val="es-ES" w:eastAsia="es-ES"/>
-          <w14:ligatures w14:val="none"/>
-        </w:rPr>
-        <w:t xml:space="preserve">que, en un </w:t>
-      </w:r>
-      <w:r>
-        <w:rPr>
-          <w:rFonts w:ascii="Arial Narrow" w:eastAsia="Times New Roman" w:hAnsi="Arial Narrow" w:cs="Arial"/>
-          <w:color w:val="000000"/>
-          <w:kern w:val="0"/>
-          <w:lang w:eastAsia="es-ES"/>
-          <w14:ligatures w14:val="none"/>
-        </w:rPr>
-        <w:t xml:space="preserve">plazo no mayor de cinco (5) días hábiles contado a partir del día siguiente de la notificación de la presente resolución, </w:t>
-      </w:r>
-      <w:proofErr w:type="spellStart"/>
-      <w:r>
-        <w:rPr>
-          <w:rFonts w:ascii="Arial Narrow" w:eastAsia="Arial Narrow" w:hAnsi="Arial Narrow" w:cs="Arial Narrow"/>
-          <w:bCs/>
-        </w:rPr>
-        <w:t>Protecta</w:t>
-      </w:r>
-      <w:proofErr w:type="spellEnd"/>
-      <w:r>
-        <w:rPr>
-          <w:rFonts w:ascii="Arial Narrow" w:eastAsia="Arial Narrow" w:hAnsi="Arial Narrow" w:cs="Arial Narrow"/>
-          <w:bCs/>
-        </w:rPr>
-        <w:t xml:space="preserve"> S.A. Compañía de Seguros y Reaseguros</w:t>
-      </w:r>
-      <w:r>
-        <w:rPr>
-          <w:rFonts w:ascii="Arial Narrow" w:eastAsia="Times New Roman" w:hAnsi="Arial Narrow" w:cs="Arial"/>
-          <w:color w:val="000000"/>
-          <w:kern w:val="0"/>
-          <w:lang w:eastAsia="es-ES"/>
-          <w14:ligatures w14:val="none"/>
-        </w:rPr>
-        <w:t xml:space="preserve">, </w:t>
-      </w:r>
-      <w:r>
-        <w:rPr>
-          <w:rFonts w:ascii="Arial Narrow" w:eastAsia="Times New Roman" w:hAnsi="Arial Narrow" w:cs="Arial"/>
-          <w:color w:val="000000"/>
-          <w:kern w:val="0"/>
-          <w:lang w:val="es-ES" w:eastAsia="es-ES"/>
-          <w14:ligatures w14:val="none"/>
-        </w:rPr>
-        <w:t xml:space="preserve">cumpla con: </w:t>
-      </w:r>
-      <w:r>
-        <w:rPr>
-          <w:rFonts w:ascii="Arial Narrow" w:eastAsia="Times New Roman" w:hAnsi="Arial Narrow" w:cs="Arial"/>
-          <w:color w:val="000000"/>
-          <w:kern w:val="0"/>
-          <w:lang w:val="es-ES" w:eastAsia="es-ES"/>
-          <w14:ligatures w14:val="none"/>
-        </w:rPr>
-        <w:t xml:space="preserve">(i) presentar una copia completa, legible y debidamente suscrita de la Póliza </w:t>
-      </w:r>
-      <w:r>
-        <w:rPr>
-          <w:rFonts w:ascii="Arial Narrow" w:eastAsia="Times New Roman" w:hAnsi="Arial Narrow" w:cs="Arial"/>
-          <w:color w:val="000000"/>
-          <w:kern w:val="0"/>
-          <w:lang w:eastAsia="es-ES"/>
-          <w14:ligatures w14:val="none"/>
-        </w:rPr>
-        <w:t xml:space="preserve">166-112629409 </w:t>
-      </w:r>
-      <w:r>
-        <w:rPr>
-          <w:rFonts w:ascii="Arial Narrow" w:eastAsia="Times New Roman" w:hAnsi="Arial Narrow" w:cs="Arial"/>
-          <w:color w:val="000000"/>
-          <w:kern w:val="0"/>
-          <w:lang w:val="es-ES" w:eastAsia="es-ES"/>
-          <w14:ligatures w14:val="none"/>
-        </w:rPr>
-        <w:t>del Seguro de Desgravamen materia de denuncia;</w:t>
-      </w:r>
-      <w:r>
-        <w:rPr>
-          <w:rFonts w:ascii="Arial Narrow" w:eastAsia="Times New Roman" w:hAnsi="Arial Narrow" w:cs="Arial"/>
-          <w:color w:val="000000"/>
-          <w:kern w:val="0"/>
-          <w:lang w:val="es-ES" w:eastAsia="es-ES"/>
-          <w14:ligatures w14:val="none"/>
-        </w:rPr>
-        <w:t xml:space="preserve"> </w:t>
-      </w:r>
-      <w:r>
-        <w:rPr>
-          <w:rFonts w:ascii="Arial Narrow" w:eastAsia="Times New Roman" w:hAnsi="Arial Narrow" w:cs="Arial"/>
-          <w:color w:val="000000"/>
-          <w:kern w:val="0"/>
-          <w:lang w:val="es-ES" w:eastAsia="es-ES"/>
-          <w14:ligatures w14:val="none"/>
-        </w:rPr>
-        <w:t>(</w:t>
-      </w:r>
-      <w:proofErr w:type="spellStart"/>
-      <w:r>
-        <w:rPr>
-          <w:rFonts w:ascii="Arial Narrow" w:eastAsia="Times New Roman" w:hAnsi="Arial Narrow" w:cs="Arial"/>
-          <w:color w:val="000000"/>
-          <w:kern w:val="0"/>
-          <w:lang w:val="es-ES" w:eastAsia="es-ES"/>
-          <w14:ligatures w14:val="none"/>
-        </w:rPr>
-        <w:t>i</w:t>
-      </w:r>
-      <w:r>
-        <w:rPr>
-          <w:rFonts w:ascii="Arial Narrow" w:eastAsia="Times New Roman" w:hAnsi="Arial Narrow" w:cs="Arial"/>
-          <w:color w:val="000000"/>
-          <w:kern w:val="0"/>
-          <w:lang w:val="es-ES" w:eastAsia="es-ES"/>
-          <w14:ligatures w14:val="none"/>
-        </w:rPr>
-        <w:t>i</w:t>
-      </w:r>
-      <w:proofErr w:type="spellEnd"/>
-      <w:r>
-        <w:rPr>
-          <w:rFonts w:ascii="Arial Narrow" w:eastAsia="Times New Roman" w:hAnsi="Arial Narrow" w:cs="Arial"/>
-          <w:color w:val="000000"/>
-          <w:kern w:val="0"/>
-          <w:lang w:val="es-ES" w:eastAsia="es-ES"/>
-          <w14:ligatures w14:val="none"/>
-        </w:rPr>
-        <w:t xml:space="preserve">) presentar una copia completa, legible y debidamente suscrita de la Póliza </w:t>
-      </w:r>
-      <w:r>
-        <w:rPr>
-          <w:rFonts w:ascii="Arial Narrow" w:eastAsia="Times New Roman" w:hAnsi="Arial Narrow" w:cs="Arial"/>
-          <w:color w:val="000000"/>
-          <w:kern w:val="0"/>
-          <w:lang w:eastAsia="es-ES"/>
-          <w14:ligatures w14:val="none"/>
-        </w:rPr>
-        <w:t xml:space="preserve">166-127012747 </w:t>
-      </w:r>
-      <w:r>
-        <w:rPr>
-          <w:rFonts w:ascii="Arial Narrow" w:eastAsia="Times New Roman" w:hAnsi="Arial Narrow" w:cs="Arial"/>
-          <w:color w:val="000000"/>
-          <w:kern w:val="0"/>
-          <w:lang w:val="es-ES" w:eastAsia="es-ES"/>
-          <w14:ligatures w14:val="none"/>
-        </w:rPr>
-        <w:t>del Seguro de Desgravamen materia de denuncia</w:t>
-      </w:r>
-      <w:r>
-        <w:rPr>
-          <w:rFonts w:ascii="Arial Narrow" w:eastAsia="Times New Roman" w:hAnsi="Arial Narrow" w:cs="Arial"/>
-          <w:color w:val="000000"/>
-          <w:kern w:val="0"/>
-          <w:lang w:val="es-ES" w:eastAsia="es-ES"/>
-          <w14:ligatures w14:val="none"/>
-        </w:rPr>
-        <w:t>;</w:t>
-      </w:r>
-      <w:r>
-        <w:rPr>
-          <w:rFonts w:ascii="Arial Narrow" w:eastAsia="Times New Roman" w:hAnsi="Arial Narrow" w:cs="Arial"/>
-          <w:color w:val="000000"/>
-          <w:kern w:val="0"/>
-          <w:lang w:val="es-ES" w:eastAsia="es-ES"/>
-          <w14:ligatures w14:val="none"/>
-        </w:rPr>
-        <w:t xml:space="preserve"> (</w:t>
-      </w:r>
-      <w:proofErr w:type="spellStart"/>
-      <w:r>
-        <w:rPr>
-          <w:rFonts w:ascii="Arial Narrow" w:eastAsia="Times New Roman" w:hAnsi="Arial Narrow" w:cs="Arial"/>
-          <w:color w:val="000000"/>
-          <w:kern w:val="0"/>
-          <w:lang w:val="es-ES" w:eastAsia="es-ES"/>
-          <w14:ligatures w14:val="none"/>
-        </w:rPr>
-        <w:t>i</w:t>
-      </w:r>
-      <w:r>
-        <w:rPr>
-          <w:rFonts w:ascii="Arial Narrow" w:eastAsia="Times New Roman" w:hAnsi="Arial Narrow" w:cs="Arial"/>
-          <w:color w:val="000000"/>
-          <w:kern w:val="0"/>
-          <w:lang w:val="es-ES" w:eastAsia="es-ES"/>
-          <w14:ligatures w14:val="none"/>
-        </w:rPr>
-        <w:t>ii</w:t>
-      </w:r>
-      <w:proofErr w:type="spellEnd"/>
-      <w:r>
-        <w:rPr>
-          <w:rFonts w:ascii="Arial Narrow" w:eastAsia="Times New Roman" w:hAnsi="Arial Narrow" w:cs="Arial"/>
-          <w:color w:val="000000"/>
-          <w:kern w:val="0"/>
-          <w:lang w:val="es-ES" w:eastAsia="es-ES"/>
-          <w14:ligatures w14:val="none"/>
-        </w:rPr>
-        <w:t>) presentar los medios probatorios que acrediten que el rechazo fue justificado; y, (</w:t>
-      </w:r>
-      <w:proofErr w:type="spellStart"/>
-      <w:r>
-        <w:rPr>
-          <w:rFonts w:ascii="Arial Narrow" w:eastAsia="Times New Roman" w:hAnsi="Arial Narrow" w:cs="Arial"/>
-          <w:color w:val="000000"/>
-          <w:kern w:val="0"/>
-          <w:lang w:val="es-ES" w:eastAsia="es-ES"/>
-          <w14:ligatures w14:val="none"/>
-        </w:rPr>
-        <w:t>iv</w:t>
-      </w:r>
-      <w:proofErr w:type="spellEnd"/>
-      <w:r>
-        <w:rPr>
-          <w:rFonts w:ascii="Arial Narrow" w:eastAsia="Times New Roman" w:hAnsi="Arial Narrow" w:cs="Arial"/>
-          <w:color w:val="000000"/>
-          <w:kern w:val="0"/>
-          <w:lang w:val="es-ES" w:eastAsia="es-ES"/>
-          <w14:ligatures w14:val="none"/>
-        </w:rPr>
-        <w:t>) presentar todas las comunicaciones cursadas con la denunciante en virtud del hecho materia de denuncia</w:t>
-      </w:r>
-      <w:r>
-        <w:rPr>
-          <w:rFonts w:ascii="Arial Narrow" w:eastAsia="Times New Roman" w:hAnsi="Arial Narrow" w:cs="Arial"/>
-          <w:color w:val="000000"/>
-          <w:kern w:val="0"/>
-          <w:lang w:val="es-ES" w:eastAsia="es-ES"/>
-          <w14:ligatures w14:val="none"/>
-        </w:rPr>
-        <w:t>.</w:t>
-      </w:r>
-    </w:p>
-    <w:p>
-      <w:pPr>
-        <w:spacing w:after="0" w:line="240" w:lineRule="auto"/>
-        <w:jc w:val="both"/>
-        <w:rPr>
-          <w:rFonts w:ascii="Arial Narrow" w:eastAsia="Arial Narrow" w:hAnsi="Arial Narrow" w:cs="Arial Narrow"/>
-          <w:b/>
-          <w:color w:val="000000"/>
-          <w:kern w:val="0"/>
-          <w:lang w:val="es-ES" w:eastAsia="es-PE"/>
-          <w14:ligatures w14:val="none"/>
-        </w:rPr>
-      </w:pPr>
-    </w:p>
-    <w:p>
-      <w:pPr>
-        <w:spacing w:after="0" w:line="240" w:lineRule="auto"/>
-        <w:jc w:val="both"/>
-        <w:rPr>
-          <w:rFonts w:ascii="Arial Narrow" w:eastAsia="Arial Narrow" w:hAnsi="Arial Narrow" w:cs="Arial Narrow"/>
-          <w:color w:val="000000"/>
-          <w:kern w:val="0"/>
-          <w:lang w:eastAsia="es-PE"/>
-          <w14:ligatures w14:val="none"/>
-        </w:rPr>
-      </w:pPr>
-      <w:r>
-        <w:rPr>
-          <w:rFonts w:ascii="Arial Narrow" w:eastAsia="Arial Narrow" w:hAnsi="Arial Narrow" w:cs="Arial Narrow"/>
-          <w:b/>
-          <w:color w:val="000000"/>
-          <w:kern w:val="0"/>
-          <w:lang w:eastAsia="es-PE"/>
-          <w14:ligatures w14:val="none"/>
-        </w:rPr>
-        <w:t>SÉTIMO:</w:t>
-      </w:r>
-      <w:r>
-        <w:rPr>
-          <w:rFonts w:ascii="Arial Narrow" w:eastAsia="Arial Narrow" w:hAnsi="Arial Narrow" w:cs="Arial Narrow"/>
-          <w:color w:val="000000"/>
-          <w:kern w:val="0"/>
-          <w:lang w:eastAsia="es-PE"/>
-          <w14:ligatures w14:val="none"/>
-        </w:rPr>
-        <w:t xml:space="preserve"> </w:t>
-      </w:r>
-      <w:bookmarkStart w:id="8" w:name="_Hlk188286915"/>
-      <w:r>
-        <w:rPr>
-          <w:rFonts w:ascii="Arial Narrow" w:eastAsia="Arial Narrow" w:hAnsi="Arial Narrow" w:cs="Arial Narrow"/>
-          <w:color w:val="000000"/>
-          <w:kern w:val="0"/>
-          <w:lang w:eastAsia="es-PE"/>
-          <w14:ligatures w14:val="none"/>
-        </w:rPr>
-        <w:t>informar a las partes que el artículo 110</w:t>
-      </w:r>
-      <w:r>
-        <w:rPr>
-          <w:rFonts w:ascii="Arial Narrow" w:eastAsia="Times New Roman" w:hAnsi="Arial Narrow" w:cs="Segoe UI"/>
-          <w:color w:val="000000"/>
-          <w:kern w:val="0"/>
-          <w:lang w:eastAsia="es-PE"/>
-          <w14:ligatures w14:val="none"/>
-        </w:rPr>
-        <w:t/>
-      </w:r>
-      <w:r>
-        <w:rPr>
-          <w:rFonts w:ascii="Arial Narrow" w:eastAsia="Arial Narrow" w:hAnsi="Arial Narrow" w:cs="Arial Narrow"/>
-          <w:color w:val="000000"/>
-          <w:kern w:val="0"/>
-          <w:lang w:eastAsia="es-PE"/>
-          <w14:ligatures w14:val="none"/>
+          <ns2:ligatures ns2:val="none"/>
         </w:rPr>
         <w:t xml:space="preserve"> de la Ley 29571, Código de Protección y Defensa del Consumidor</w:t>
       </w:r>
@@ -7752,7 +7607,7 @@
           <w:kern w:val="0"/>
           <w:vertAlign w:val="superscript"/>
           <w:lang w:eastAsia="es-PE"/>
-          <w14:ligatures w14:val="none"/>
+          <ns2:ligatures ns2:val="none"/>
         </w:rPr>
         <w:footnoteReference w:id="9"/>
       </w:r>
@@ -7762,7 +7617,7 @@
           <w:color w:val="000000"/>
           <w:kern w:val="0"/>
           <w:lang w:eastAsia="es-PE"/>
-          <w14:ligatures w14:val="none"/>
+          <ns2:ligatures ns2:val="none"/>
         </w:rPr>
         <w:t>, faculta a la Comisión a calificar las infracciones de la referida norma como leves, graves o muy graves e imponer sanciones que van desde una amonestación hasta una multa por un máximo de 450 Unidades Impositivas Tributarias, sin perjuicio de las medidas correctivas, reparadoras y complementarias, que puedan ordenarse de acuerdo a lo estipulado en los artículos 114</w:t>
       </w:r>
@@ -7772,7 +7627,7 @@
           <w:color w:val="000000"/>
           <w:kern w:val="0"/>
           <w:lang w:eastAsia="es-PE"/>
-          <w14:ligatures w14:val="none"/>
+          <ns2:ligatures ns2:val="none"/>
         </w:rPr>
         <w:t/>
       </w:r>
@@ -7782,7 +7637,7 @@
           <w:color w:val="000000"/>
           <w:kern w:val="0"/>
           <w:lang w:eastAsia="es-PE"/>
-          <w14:ligatures w14:val="none"/>
+          <ns2:ligatures ns2:val="none"/>
         </w:rPr>
         <w:t>, 115</w:t>
       </w:r>
@@ -7792,7 +7647,7 @@
           <w:color w:val="000000"/>
           <w:kern w:val="0"/>
           <w:lang w:eastAsia="es-PE"/>
-          <w14:ligatures w14:val="none"/>
+          <ns2:ligatures ns2:val="none"/>
         </w:rPr>
         <w:t/>
       </w:r>
@@ -7802,7 +7657,7 @@
           <w:color w:val="000000"/>
           <w:kern w:val="0"/>
           <w:lang w:eastAsia="es-PE"/>
-          <w14:ligatures w14:val="none"/>
+          <ns2:ligatures ns2:val="none"/>
         </w:rPr>
         <w:t xml:space="preserve"> y 116</w:t>
       </w:r>
@@ -7812,7 +7667,7 @@
           <w:color w:val="000000"/>
           <w:kern w:val="0"/>
           <w:lang w:eastAsia="es-PE"/>
-          <w14:ligatures w14:val="none"/>
+          <ns2:ligatures ns2:val="none"/>
         </w:rPr>
         <w:t/>
       </w:r>
@@ -7822,7 +7677,7 @@
           <w:color w:val="000000"/>
           <w:kern w:val="0"/>
           <w:lang w:eastAsia="es-PE"/>
-          <w14:ligatures w14:val="none"/>
+          <ns2:ligatures ns2:val="none"/>
         </w:rPr>
         <w:t xml:space="preserve"> de la referida norma</w:t>
       </w:r>
@@ -7834,7 +7689,7 @@
           <w:kern w:val="0"/>
           <w:vertAlign w:val="superscript"/>
           <w:lang w:eastAsia="es-PE"/>
-          <w14:ligatures w14:val="none"/>
+          <ns2:ligatures ns2:val="none"/>
         </w:rPr>
         <w:footnoteReference w:id="10"/>
       </w:r>
@@ -7844,7 +7699,7 @@
           <w:color w:val="000000"/>
           <w:kern w:val="0"/>
           <w:lang w:eastAsia="es-PE"/>
-          <w14:ligatures w14:val="none"/>
+          <ns2:ligatures ns2:val="none"/>
         </w:rPr>
         <w:t xml:space="preserve">. </w:t>
       </w:r>
@@ -7855,7 +7710,7 @@
           <w:color w:val="000000"/>
           <w:kern w:val="0"/>
           <w:lang w:eastAsia="es-PE"/>
-          <w14:ligatures w14:val="none"/>
+          <ns2:ligatures ns2:val="none"/>
         </w:rPr>
         <w:lastRenderedPageBreak/>
         <w:t>Asimismo, se consideran circunstancias atenuantes para la graduación de la sanción, el allanamiento de la denuncia o el reconocimiento de las pretensiones en ella contenidas, de acuerdo con el artículo 112</w:t>
@@ -7866,7 +7721,7 @@
           <w:color w:val="000000"/>
           <w:kern w:val="0"/>
           <w:lang w:eastAsia="es-PE"/>
-          <w14:ligatures w14:val="none"/>
+          <ns2:ligatures ns2:val="none"/>
         </w:rPr>
         <w:t/>
       </w:r>
@@ -7876,7 +7731,7 @@
           <w:color w:val="000000"/>
           <w:kern w:val="0"/>
           <w:lang w:eastAsia="es-PE"/>
-          <w14:ligatures w14:val="none"/>
+          <ns2:ligatures ns2:val="none"/>
         </w:rPr>
         <w:t xml:space="preserve"> del Código</w:t>
       </w:r>
@@ -7888,7 +7743,7 @@
           <w:kern w:val="0"/>
           <w:vertAlign w:val="superscript"/>
           <w:lang w:eastAsia="es-PE"/>
-          <w14:ligatures w14:val="none"/>
+          <ns2:ligatures ns2:val="none"/>
         </w:rPr>
         <w:footnoteReference w:id="11"/>
       </w:r>
@@ -7898,12 +7753,12 @@
           <w:color w:val="000000"/>
           <w:kern w:val="0"/>
           <w:lang w:eastAsia="es-PE"/>
-          <w14:ligatures w14:val="none"/>
+          <ns2:ligatures ns2:val="none"/>
         </w:rPr>
         <w:t>.</w:t>
       </w:r>
     </w:p>
-    <w:p>
+    <w:p ns2:paraId="7A5236A4" ns2:textId="77777777">
       <w:pPr>
         <w:shd w:val="clear" w:color="auto" w:fill="FFFFFF"/>
         <w:spacing w:after="0" w:line="240" w:lineRule="auto"/>
@@ -7914,11 +7769,11 @@
           <w:color w:val="000000"/>
           <w:kern w:val="0"/>
           <w:lang w:eastAsia="es-PE"/>
-          <w14:ligatures w14:val="none"/>
-        </w:rPr>
-      </w:pPr>
-    </w:p>
-    <w:p>
+          <ns2:ligatures ns2:val="none"/>
+        </w:rPr>
+      </w:pPr>
+    </w:p>
+    <w:p ns2:paraId="3F071DDA" ns2:textId="77777777">
       <w:pPr>
         <w:shd w:val="clear" w:color="auto" w:fill="FFFFFF"/>
         <w:spacing w:after="0" w:line="240" w:lineRule="auto"/>
@@ -7928,7 +7783,7 @@
           <w:color w:val="000000"/>
           <w:kern w:val="0"/>
           <w:lang w:eastAsia="es-PE"/>
-          <w14:ligatures w14:val="none"/>
+          <ns2:ligatures ns2:val="none"/>
         </w:rPr>
       </w:pPr>
       <w:r>
@@ -7937,7 +7792,7 @@
           <w:b/>
           <w:bCs/>
           <w:kern w:val="0"/>
-          <w14:ligatures w14:val="none"/>
+          <ns2:ligatures ns2:val="none"/>
         </w:rPr>
         <w:t>OCTAVO</w:t>
       </w:r>
@@ -7948,7 +7803,7 @@
           <w:color w:val="000000"/>
           <w:kern w:val="0"/>
           <w:lang w:eastAsia="es-PE"/>
-          <w14:ligatures w14:val="none"/>
+          <ns2:ligatures ns2:val="none"/>
         </w:rPr>
         <w:t>:</w:t>
       </w:r>
@@ -7958,7 +7813,7 @@
           <w:color w:val="000000"/>
           <w:kern w:val="0"/>
           <w:lang w:eastAsia="es-PE"/>
-          <w14:ligatures w14:val="none"/>
+          <ns2:ligatures ns2:val="none"/>
         </w:rPr>
         <w:t xml:space="preserve"> informar a las partes que conforme a lo establecido en el artículo 39</w:t>
       </w:r>
@@ -7968,7 +7823,7 @@
           <w:color w:val="000000"/>
           <w:kern w:val="0"/>
           <w:lang w:eastAsia="es-PE"/>
-          <w14:ligatures w14:val="none"/>
+          <ns2:ligatures ns2:val="none"/>
         </w:rPr>
         <w:t/>
       </w:r>
@@ -7978,12 +7833,12 @@
           <w:color w:val="000000"/>
           <w:kern w:val="0"/>
           <w:lang w:eastAsia="es-PE"/>
-          <w14:ligatures w14:val="none"/>
+          <ns2:ligatures ns2:val="none"/>
         </w:rPr>
         <w:t xml:space="preserve"> de la Ley sobre Facultades, Normas y Organización del Indecopi, aprobada por Decreto Legislativo 807, los gastos por los peritajes realizados, actuación de pruebas, inspecciones y otros derivados de la tramitación del proceso serán de cargo de la parte que solicita la prueba, salvo pacto en contrario. En todos los casos, la resolución final determinará si los gastos deben ser asumidos por alguna de las partes, o reembolsados a la otra parte o al Indecopi, según sea el caso, de manera adicional a la sanción que haya podido imponerse. </w:t>
       </w:r>
     </w:p>
-    <w:p>
+    <w:p ns2:paraId="0F10F9CF" ns2:textId="77777777">
       <w:pPr>
         <w:shd w:val="clear" w:color="auto" w:fill="FFFFFF"/>
         <w:spacing w:after="0" w:line="240" w:lineRule="auto"/>
@@ -7993,11 +7848,11 @@
           <w:color w:val="000000"/>
           <w:kern w:val="0"/>
           <w:lang w:eastAsia="es-PE"/>
-          <w14:ligatures w14:val="none"/>
-        </w:rPr>
-      </w:pPr>
-    </w:p>
-    <w:p>
+          <ns2:ligatures ns2:val="none"/>
+        </w:rPr>
+      </w:pPr>
+    </w:p>
+    <w:p ns2:paraId="194C23DD" ns2:textId="77777777">
       <w:pPr>
         <w:suppressAutoHyphens/>
         <w:spacing w:after="0" w:line="240" w:lineRule="auto"/>
@@ -8006,7 +7861,7 @@
           <w:rFonts w:ascii="Arial Narrow" w:eastAsia="Calibri" w:hAnsi="Arial Narrow" w:cs="Arial"/>
           <w:kern w:val="0"/>
           <w:u w:val="single"/>
-          <w14:ligatures w14:val="none"/>
+          <ns2:ligatures ns2:val="none"/>
         </w:rPr>
       </w:pPr>
       <w:r>
@@ -8016,7 +7871,7 @@
           <w:color w:val="000000"/>
           <w:kern w:val="0"/>
           <w:lang w:eastAsia="es-PE"/>
-          <w14:ligatures w14:val="none"/>
+          <ns2:ligatures ns2:val="none"/>
         </w:rPr>
         <w:t>NOVENO</w:t>
       </w:r>
@@ -8025,7 +7880,7 @@
           <w:rFonts w:ascii="Arial Narrow" w:eastAsia="Calibri" w:hAnsi="Arial Narrow" w:cs="Arial"/>
           <w:b/>
           <w:kern w:val="0"/>
-          <w14:ligatures w14:val="none"/>
+          <ns2:ligatures ns2:val="none"/>
         </w:rPr>
         <w:t>:</w:t>
       </w:r>
@@ -8033,7 +7888,7 @@
         <w:rPr>
           <w:rFonts w:ascii="Arial Narrow" w:eastAsia="Calibri" w:hAnsi="Arial Narrow" w:cs="Arial"/>
           <w:kern w:val="0"/>
-          <w14:ligatures w14:val="none"/>
+          <ns2:ligatures ns2:val="none"/>
         </w:rPr>
         <w:t xml:space="preserve"> comunicar a las partes que, </w:t>
       </w:r>
@@ -8042,7 +7897,7 @@
         <w:rPr>
           <w:rFonts w:ascii="Arial Narrow" w:eastAsia="Calibri" w:hAnsi="Arial Narrow" w:cs="Arial"/>
           <w:kern w:val="0"/>
-          <w14:ligatures w14:val="none"/>
+          <ns2:ligatures ns2:val="none"/>
         </w:rPr>
         <w:t>de acuerdo a</w:t>
       </w:r>
@@ -8051,7 +7906,7 @@
         <w:rPr>
           <w:rFonts w:ascii="Arial Narrow" w:eastAsia="Calibri" w:hAnsi="Arial Narrow" w:cs="Arial"/>
           <w:kern w:val="0"/>
-          <w14:ligatures w14:val="none"/>
+          <ns2:ligatures ns2:val="none"/>
         </w:rPr>
         <w:t xml:space="preserve"> lo señalado por el artículo 29</w:t>
       </w:r>
@@ -8061,7 +7916,7 @@
           <w:color w:val="000000"/>
           <w:kern w:val="0"/>
           <w:lang w:eastAsia="es-PE"/>
-          <w14:ligatures w14:val="none"/>
+          <ns2:ligatures ns2:val="none"/>
         </w:rPr>
         <w:t/>
       </w:r>
@@ -8069,7 +7924,7 @@
         <w:rPr>
           <w:rFonts w:ascii="Arial Narrow" w:eastAsia="Calibri" w:hAnsi="Arial Narrow" w:cs="Arial"/>
           <w:kern w:val="0"/>
-          <w14:ligatures w14:val="none"/>
+          <ns2:ligatures ns2:val="none"/>
         </w:rPr>
         <w:t xml:space="preserve"> del Decreto Legislativo 807</w:t>
       </w:r>
@@ -8079,7 +7934,7 @@
           <w:rFonts w:ascii="Arial Narrow" w:eastAsia="Calibri" w:hAnsi="Arial Narrow" w:cs="Arial"/>
           <w:kern w:val="0"/>
           <w:vertAlign w:val="superscript"/>
-          <w14:ligatures w14:val="none"/>
+          <ns2:ligatures ns2:val="none"/>
         </w:rPr>
         <w:footnoteReference w:id="12"/>
       </w:r>
@@ -8087,7 +7942,7 @@
         <w:rPr>
           <w:rFonts w:ascii="Arial Narrow" w:eastAsia="Calibri" w:hAnsi="Arial Narrow" w:cs="Arial"/>
           <w:kern w:val="0"/>
-          <w14:ligatures w14:val="none"/>
+          <ns2:ligatures ns2:val="none"/>
         </w:rPr>
         <w:t xml:space="preserve">, hasta antes de la emisión de la Resolución Final tienen la posibilidad de solicitar una audiencia de conciliación. En caso deleguen a favor de una tercera persona su actuación en la diligencia programada, esta deberá presentar un poder especial con firma legalizada ante Notario Público, donde conste </w:t>
       </w:r>
@@ -8096,7 +7951,7 @@
           <w:rFonts w:ascii="Arial Narrow" w:eastAsia="Calibri" w:hAnsi="Arial Narrow" w:cs="Arial"/>
           <w:kern w:val="0"/>
           <w:u w:val="single"/>
-          <w14:ligatures w14:val="none"/>
+          <ns2:ligatures ns2:val="none"/>
         </w:rPr>
         <w:t>expresamente su facultad para asistir y conciliar en su representación</w:t>
       </w:r>
@@ -8105,7 +7960,7 @@
           <w:rFonts w:ascii="Arial Narrow" w:eastAsia="Calibri" w:hAnsi="Arial Narrow" w:cs="Arial"/>
           <w:bCs/>
           <w:kern w:val="0"/>
-          <w14:ligatures w14:val="none"/>
+          <ns2:ligatures ns2:val="none"/>
         </w:rPr>
         <w:t>.</w:t>
       </w:r>
@@ -8115,7 +7970,7 @@
           <w:b/>
           <w:bCs/>
           <w:kern w:val="0"/>
-          <w14:ligatures w14:val="none"/>
+          <ns2:ligatures ns2:val="none"/>
         </w:rPr>
         <w:t xml:space="preserve"> </w:t>
       </w:r>
@@ -8124,12 +7979,12 @@
           <w:rFonts w:ascii="Arial Narrow" w:eastAsia="Calibri" w:hAnsi="Arial Narrow" w:cs="Arial"/>
           <w:kern w:val="0"/>
           <w:u w:val="single"/>
-          <w14:ligatures w14:val="none"/>
+          <ns2:ligatures ns2:val="none"/>
         </w:rPr>
         <w:t xml:space="preserve">Ello bajo apercibimiento de no realizar la audiencia de conciliación y levantar el acta de inasistencia correspondiente. </w:t>
       </w:r>
     </w:p>
-    <w:p>
+    <w:p ns2:paraId="19088877" ns2:textId="77777777">
       <w:pPr>
         <w:suppressAutoHyphens/>
         <w:spacing w:after="0" w:line="240" w:lineRule="auto"/>
@@ -8138,11 +7993,11 @@
           <w:rFonts w:ascii="Arial Narrow" w:eastAsia="Calibri" w:hAnsi="Arial Narrow" w:cs="Arial"/>
           <w:kern w:val="0"/>
           <w:u w:val="single"/>
-          <w14:ligatures w14:val="none"/>
-        </w:rPr>
-      </w:pPr>
-    </w:p>
-    <w:p>
+          <ns2:ligatures ns2:val="none"/>
+        </w:rPr>
+      </w:pPr>
+    </w:p>
+    <w:p ns2:paraId="7767F307" ns2:textId="77777777">
       <w:pPr>
         <w:suppressAutoHyphens/>
         <w:spacing w:after="0" w:line="240" w:lineRule="auto"/>
@@ -8159,7 +8014,7 @@
           <w:b/>
           <w:spacing w:val="-3"/>
           <w:kern w:val="0"/>
-          <w14:ligatures w14:val="none"/>
+          <ns2:ligatures ns2:val="none"/>
         </w:rPr>
         <w:t>DÉCIMO</w:t>
       </w:r>
@@ -8170,7 +8025,7 @@
           <w:color w:val="000000"/>
           <w:kern w:val="0"/>
           <w:lang w:eastAsia="es-PE"/>
-          <w14:ligatures w14:val="none"/>
+          <ns2:ligatures ns2:val="none"/>
         </w:rPr>
         <w:t>:</w:t>
       </w:r>
@@ -8180,14 +8035,14 @@
           <w:color w:val="000000"/>
           <w:kern w:val="0"/>
           <w:lang w:eastAsia="es-PE"/>
-          <w14:ligatures w14:val="none"/>
+          <ns2:ligatures ns2:val="none"/>
         </w:rPr>
         <w:t xml:space="preserve"> poner en conocimiento de las partes que, antes de la emisión de la Resolución Final, tienen la posibilidad de formular su desistimiento o presentar el acuerdo arribado mediante la conciliación, mediación, transacción o cualquier otro que, de forma indubitable, deje constancia que se ha solucionado la controversia materia de denuncia.</w:t>
       </w:r>
       <w:bookmarkStart w:id="9" w:name="h.gjdgxs" w:colFirst="0" w:colLast="0"/>
       <w:bookmarkEnd w:id="9"/>
     </w:p>
-    <w:p>
+    <w:p ns2:paraId="69E33D6A" ns2:textId="77777777">
       <w:pPr>
         <w:suppressAutoHyphens/>
         <w:spacing w:after="0" w:line="240" w:lineRule="auto"/>
@@ -8197,11 +8052,11 @@
           <w:color w:val="000000"/>
           <w:kern w:val="0"/>
           <w:lang w:eastAsia="es-PE"/>
-          <w14:ligatures w14:val="none"/>
-        </w:rPr>
-      </w:pPr>
-    </w:p>
-    <w:p>
+          <ns2:ligatures ns2:val="none"/>
+        </w:rPr>
+      </w:pPr>
+    </w:p>
+    <w:p ns2:paraId="4DB7FEAC" ns2:textId="63C44E8E">
       <w:pPr>
         <w:suppressAutoHyphens/>
         <w:spacing w:after="0" w:line="240" w:lineRule="auto"/>
@@ -8232,7 +8087,7 @@
           <w:b/>
           <w:spacing w:val="-3"/>
           <w:kern w:val="0"/>
-          <w14:ligatures w14:val="none"/>
+          <ns2:ligatures ns2:val="none"/>
         </w:rPr>
         <w:t/>
       </w:r>
@@ -8242,7 +8097,7 @@
           <w:bCs/>
           <w:spacing w:val="-3"/>
           <w:kern w:val="0"/>
-          <w14:ligatures w14:val="none"/>
+          <ns2:ligatures ns2:val="none"/>
         </w:rPr>
         <w:t xml:space="preserve"/>
       </w:r>
@@ -8252,7 +8107,7 @@
           <w:bCs/>
           <w:spacing w:val="-3"/>
           <w:kern w:val="0"/>
-          <w14:ligatures w14:val="none"/>
+          <ns2:ligatures ns2:val="none"/>
         </w:rPr>
         <w:t/>
       </w:r>
@@ -8262,7 +8117,7 @@
           <w:bCs/>
           <w:spacing w:val="-3"/>
           <w:kern w:val="0"/>
-          <w14:ligatures w14:val="none"/>
+          <ns2:ligatures ns2:val="none"/>
         </w:rPr>
         <w:t xml:space="preserve"/>
       </w:r>
@@ -8273,7 +8128,7 @@
           <w:kern w:val="0"/>
           <w:shd w:val="clear" w:color="auto" w:fill="FFFFFF"/>
           <w:lang w:eastAsia="es-PE"/>
-          <w14:ligatures w14:val="none"/>
+          <ns2:ligatures ns2:val="none"/>
         </w:rPr>
         <w:t xml:space="preserve"/>
       </w:r>
@@ -8284,7 +8139,7 @@
           <w:kern w:val="0"/>
           <w:shd w:val="clear" w:color="auto" w:fill="FFFFFF"/>
           <w:lang w:eastAsia="es-PE"/>
-          <w14:ligatures w14:val="none"/>
+          <ns2:ligatures ns2:val="none"/>
         </w:rPr>
         <w:t/>
       </w:r>
@@ -8295,7 +8150,7 @@
           <w:kern w:val="0"/>
           <w:shd w:val="clear" w:color="auto" w:fill="FFFFFF"/>
           <w:lang w:eastAsia="es-PE"/>
-          <w14:ligatures w14:val="none"/>
+          <ns2:ligatures ns2:val="none"/>
         </w:rPr>
         <w:t xml:space="preserve"/>
       </w:r>
@@ -8333,7 +8188,7 @@
           <w:color w:val="000000"/>
           <w:kern w:val="0"/>
           <w:lang w:eastAsia="es-PE"/>
-          <w14:ligatures w14:val="none"/>
+          <ns2:ligatures ns2:val="none"/>
         </w:rPr>
         <w:t/>
       </w:r>
@@ -8350,7 +8205,7 @@
           <w:color w:val="000000"/>
           <w:kern w:val="0"/>
           <w:lang w:eastAsia="es-PE"/>
-          <w14:ligatures w14:val="none"/>
+          <ns2:ligatures ns2:val="none"/>
         </w:rPr>
         <w:t/>
       </w:r>
@@ -8376,7 +8231,7 @@
         <w:t/>
       </w:r>
     </w:p>
-    <w:p>
+    <w:p ns2:paraId="26B1ED4B" ns2:textId="77777777">
       <w:pPr>
         <w:suppressAutoHyphens/>
         <w:spacing w:after="0" w:line="240" w:lineRule="auto"/>
@@ -8386,7 +8241,7 @@
         </w:rPr>
       </w:pPr>
     </w:p>
-    <w:p>
+    <w:p ns2:paraId="12E923CD" ns2:textId="341968D1">
       <w:pPr>
         <w:suppressAutoHyphens/>
         <w:spacing w:line="240" w:lineRule="auto"/>
@@ -8488,7 +8343,7 @@
         <w:t>el acuse de recibo mediante la confirmación de recepción de la notificación remitida por este despacho a su Casilla Electrónica, dentro de los cinco (5) primeros días hábiles siguientes a la fecha en que recibe la notificación.</w:t>
       </w:r>
     </w:p>
-    <w:p>
+    <w:p ns2:paraId="150F22E0" ns2:textId="03536D02">
       <w:pPr>
         <w:suppressAutoHyphens/>
         <w:spacing w:after="0" w:line="240" w:lineRule="auto"/>
@@ -8503,7 +8358,7 @@
           <w:b/>
           <w:spacing w:val="-3"/>
           <w:kern w:val="0"/>
-          <w14:ligatures w14:val="none"/>
+          <ns2:ligatures ns2:val="none"/>
         </w:rPr>
         <w:t>DÉCIMO TERCERO:</w:t>
       </w:r>
@@ -8513,7 +8368,7 @@
           <w:bCs/>
           <w:spacing w:val="-3"/>
           <w:kern w:val="0"/>
-          <w14:ligatures w14:val="none"/>
+          <ns2:ligatures ns2:val="none"/>
         </w:rPr>
         <w:t xml:space="preserve"> requerir al</w:t>
       </w:r>
@@ -8552,7 +8407,7 @@
           <w:color w:val="000000"/>
           <w:kern w:val="0"/>
           <w:lang w:eastAsia="es-PE"/>
-          <w14:ligatures w14:val="none"/>
+          <ns2:ligatures ns2:val="none"/>
         </w:rPr>
         <w:t>dentro del plazo de dos (2) días hábiles siguientes a la fecha en que reciba</w:t>
       </w:r>
@@ -8563,7 +8418,7 @@
           <w:color w:val="000000"/>
           <w:kern w:val="0"/>
           <w:lang w:eastAsia="es-PE"/>
-          <w14:ligatures w14:val="none"/>
+          <ns2:ligatures ns2:val="none"/>
         </w:rPr>
         <w:t xml:space="preserve"> </w:t>
       </w:r>
@@ -8574,7 +8429,7 @@
           <w:color w:val="000000"/>
           <w:kern w:val="0"/>
           <w:lang w:eastAsia="es-PE"/>
-          <w14:ligatures w14:val="none"/>
+          <ns2:ligatures ns2:val="none"/>
         </w:rPr>
         <w:t>la notificación en su domicilio procesal</w:t>
       </w:r>
@@ -8593,7 +8448,7 @@
         <w:t xml:space="preserve"> </w:t>
       </w:r>
     </w:p>
-    <w:p>
+    <w:p ns2:paraId="00B9B615" ns2:textId="77777777">
       <w:pPr>
         <w:suppressAutoHyphens/>
         <w:spacing w:after="0" w:line="240" w:lineRule="auto"/>
@@ -8604,12 +8459,12 @@
           <w:color w:val="000000"/>
           <w:kern w:val="0"/>
           <w:lang w:eastAsia="es-PE"/>
-          <w14:ligatures w14:val="none"/>
+          <ns2:ligatures ns2:val="none"/>
         </w:rPr>
       </w:pPr>
     </w:p>
     <w:bookmarkEnd w:id="0"/>
-    <w:p>
+    <w:p ns2:paraId="6F8AFAC6" ns2:textId="77777777">
       <w:pPr>
         <w:spacing w:after="0" w:line="240" w:lineRule="auto"/>
         <w:jc w:val="both"/>
@@ -8619,11 +8474,11 @@
           <w:color w:val="000000"/>
           <w:kern w:val="0"/>
           <w:lang w:eastAsia="es-PE"/>
-          <w14:ligatures w14:val="none"/>
-        </w:rPr>
-      </w:pPr>
-    </w:p>
-    <w:p>
+          <ns2:ligatures ns2:val="none"/>
+        </w:rPr>
+      </w:pPr>
+    </w:p>
+    <w:p ns2:paraId="41C37225" ns2:textId="77777777">
       <w:pPr>
         <w:spacing w:after="0" w:line="240" w:lineRule="auto"/>
         <w:jc w:val="both"/>
@@ -8633,11 +8488,11 @@
           <w:color w:val="000000"/>
           <w:kern w:val="0"/>
           <w:lang w:eastAsia="es-PE"/>
-          <w14:ligatures w14:val="none"/>
-        </w:rPr>
-      </w:pPr>
-    </w:p>
-    <w:p>
+          <ns2:ligatures ns2:val="none"/>
+        </w:rPr>
+      </w:pPr>
+    </w:p>
+    <w:p ns2:paraId="621DC4B4" ns2:textId="77777777">
       <w:pPr>
         <w:spacing w:after="0" w:line="240" w:lineRule="auto"/>
         <w:jc w:val="both"/>
@@ -8647,11 +8502,11 @@
           <w:color w:val="000000"/>
           <w:kern w:val="0"/>
           <w:lang w:eastAsia="es-PE"/>
-          <w14:ligatures w14:val="none"/>
-        </w:rPr>
-      </w:pPr>
-    </w:p>
-    <w:p>
+          <ns2:ligatures ns2:val="none"/>
+        </w:rPr>
+      </w:pPr>
+    </w:p>
+    <w:p ns2:paraId="19198FC1" ns2:textId="77777777">
       <w:pPr>
         <w:shd w:val="clear" w:color="auto" w:fill="FFFFFF"/>
         <w:spacing w:after="0" w:line="240" w:lineRule="auto"/>
@@ -8662,7 +8517,7 @@
           <w:bCs/>
           <w:color w:val="000000"/>
           <w:kern w:val="0"/>
-          <w14:ligatures w14:val="none"/>
+          <ns2:ligatures ns2:val="none"/>
         </w:rPr>
       </w:pPr>
       <w:bookmarkStart w:id="10" w:name="_Hlk205213918"/>
@@ -8673,12 +8528,12 @@
           <w:bCs/>
           <w:color w:val="000000"/>
           <w:kern w:val="0"/>
-          <w14:ligatures w14:val="none"/>
+          <ns2:ligatures ns2:val="none"/>
         </w:rPr>
         <w:t>JUDITH ALCALDE BRICEÑO</w:t>
       </w:r>
     </w:p>
-    <w:p>
+    <w:p ns2:paraId="04ACA433" ns2:textId="77777777">
       <w:pPr>
         <w:shd w:val="clear" w:color="auto" w:fill="FFFFFF"/>
         <w:spacing w:after="0" w:line="240" w:lineRule="auto"/>
@@ -8689,7 +8544,7 @@
           <w:bCs/>
           <w:color w:val="000000"/>
           <w:kern w:val="0"/>
-          <w14:ligatures w14:val="none"/>
+          <ns2:ligatures ns2:val="none"/>
         </w:rPr>
       </w:pPr>
       <w:r>
@@ -8699,7 +8554,7 @@
           <w:bCs/>
           <w:color w:val="000000"/>
           <w:kern w:val="0"/>
-          <w14:ligatures w14:val="none"/>
+          <ns2:ligatures ns2:val="none"/>
         </w:rPr>
         <w:t>Secretaria Técnica</w:t>
       </w:r>
@@ -8710,12 +8565,12 @@
           <w:bCs/>
           <w:color w:val="000000"/>
           <w:kern w:val="0"/>
-          <w14:ligatures w14:val="none"/>
+          <ns2:ligatures ns2:val="none"/>
         </w:rPr>
         <w:t xml:space="preserve"> (e)</w:t>
       </w:r>
     </w:p>
-    <w:p>
+    <w:p ns2:paraId="6E23FE22" ns2:textId="77777777">
       <w:pPr>
         <w:shd w:val="clear" w:color="auto" w:fill="FFFFFF"/>
         <w:spacing w:after="0" w:line="240" w:lineRule="auto"/>
@@ -8724,7 +8579,7 @@
           <w:rFonts w:ascii="Arial Narrow" w:eastAsia="Calibri" w:hAnsi="Arial Narrow" w:cs="Times New Roman"/>
           <w:color w:val="000000"/>
           <w:kern w:val="0"/>
-          <w14:ligatures w14:val="none"/>
+          <ns2:ligatures ns2:val="none"/>
         </w:rPr>
       </w:pPr>
       <w:r>
@@ -8734,7 +8589,7 @@
           <w:bCs/>
           <w:color w:val="000000"/>
           <w:kern w:val="0"/>
-          <w14:ligatures w14:val="none"/>
+          <ns2:ligatures ns2:val="none"/>
         </w:rPr>
         <w:t>Comisión </w:t>
       </w:r>
@@ -8746,7 +8601,7 @@
           <w:color w:val="000000"/>
           <w:kern w:val="0"/>
           <w:shd w:val="clear" w:color="auto" w:fill="FFFFFF"/>
-          <w14:ligatures w14:val="none"/>
+          <ns2:ligatures ns2:val="none"/>
         </w:rPr>
         <w:t>de</w:t>
       </w:r>
@@ -8757,13 +8612,13 @@
           <w:bCs/>
           <w:color w:val="000000"/>
           <w:kern w:val="0"/>
-          <w14:ligatures w14:val="none"/>
+          <ns2:ligatures ns2:val="none"/>
         </w:rPr>
         <w:t> Protección al Consumidor 1</w:t>
       </w:r>
     </w:p>
     <w:bookmarkEnd w:id="10"/>
-    <w:p>
+    <w:p ns2:paraId="75D954BC" ns2:textId="77777777">
       <w:pPr>
         <w:spacing w:after="0" w:line="240" w:lineRule="auto"/>
         <w:jc w:val="both"/>
@@ -8773,11 +8628,11 @@
           <w:color w:val="000000"/>
           <w:kern w:val="0"/>
           <w:lang w:eastAsia="es-PE"/>
-          <w14:ligatures w14:val="none"/>
-        </w:rPr>
-      </w:pPr>
-    </w:p>
-    <w:p>
+          <ns2:ligatures ns2:val="none"/>
+        </w:rPr>
+      </w:pPr>
+    </w:p>
+    <w:p ns2:paraId="2D94B033" ns2:textId="77777777">
       <w:pPr>
         <w:spacing w:after="0" w:line="240" w:lineRule="auto"/>
         <w:jc w:val="both"/>
@@ -8795,12 +8650,12 @@
           <w:sz w:val="16"/>
           <w:szCs w:val="16"/>
           <w:lang w:eastAsia="es-PE"/>
-          <w14:ligatures w14:val="none"/>
+          <ns2:ligatures ns2:val="none"/>
         </w:rPr>
         <w:t>LSM/JCQ</w:t>
       </w:r>
     </w:p>
-    <w:p>
+    <w:p ns2:paraId="68107EE2" ns2:textId="77777777">
       <w:pPr>
         <w:rPr>
           <w:lang w:val="es-ES"/>
@@ -8808,8 +8663,8 @@
       </w:pPr>
     </w:p>
     <w:sectPr>
-      <w:headerReference w:type="default" r:id="rId8"/>
-      <w:footerReference w:type="default" r:id="rId9"/>
+      <w:headerReference w:type="default" ns3:id="rId8"/>
+      <w:footerReference w:type="default" ns3:id="rId9"/>
       <w:pgSz w:w="11906" w:h="16838"/>
       <w:pgMar w:top="1417" w:right="1701" w:bottom="1417" w:left="1701" w:header="708" w:footer="708" w:gutter="0"/>
       <w:cols w:space="708"/>

--- a/plantillas_maestras/03_seguro_desgravamen/negativa_cobertura/2_ddos_banco_y_aseguradora/mujer/TPL_1496_2025_SEGURO_DESGRAVAMEN_NEGATIVA_COBERTURA_BANCO_MUJER_R1.docx
+++ b/plantillas_maestras/03_seguro_desgravamen/negativa_cobertura/2_ddos_banco_y_aseguradora/mujer/TPL_1496_2025_SEGURO_DESGRAVAMEN_NEGATIVA_COBERTURA_BANCO_MUJER_R1.docx
@@ -6967,7 +6967,7 @@
           <w:sz w:val="20"/>
           <w:szCs w:val="20"/>
         </w:rPr>
-        <w:t xml:space="preserve">correr traslado de la presente resolución a Banco Agropecuario S.A. y a Protecta S.A. Compañía de Seguros y Reaseguros para que, de conformidad con lo dispuesto por el artículo 26° de la Ley sobre Facultades, Normas y Organización del Indecopi, aprobado por Decreto Legislativo N° 8079, presenten sus descargos sobre la imputación de cargos realizada en un plazo no mayor a cinco (5) días hábiles contado a partir del día siguiente de la notificación de la presente resolución, vencido el cual, el Secretario Técnico declarará en rebeldía a los denunciados que no lo hubieran presentado. Debe precisarse que de conformidad con lo establecido por el artículo 223° del Texto Único Ordenado de la Ley N° 27444, Ley del Procedimiento Administrativo General, las alegaciones y los hechos relevantes de la reclamación, salvo que hayan sido específicamente negadas en la contestación, se tendrán por aceptadas o meritadas como ciertas.</w:t>
+        <w:t xml:space="preserve">correr traslado de la presente resolución a Banco Agropecuario S.A. y a Protecta S.A. Compañía de Seguros y Reaseguros para que, de conformidad con lo dispuesto por el artículo 26 de la Ley sobre Facultades, Normas y Organización del Indecopi, aprobada por Decreto Legislativo 807, presenten sus descargos sobre la imputación de cargos realizada en un plazo no mayor a cinco (5) días hábiles contado a partir del día siguiente de la notificación de la presente resolución, vencido el cual, el Secretario Técnico declarará en rebeldía a los denunciados que no lo hubieran presentado. Debe precisarse que de conformidad con lo establecido por el artículo 223 del Texto Único Ordenado de la Ley 27444, Ley del Procedimiento Administrativo General, las alegaciones y los hechos relevantes de la reclamación, salvo que hayan sido específicamente negadas en la contestación, se tendrán por aceptadas o merituadas como ciertas.</w:t>
       </w:r>
     </w:p>
     <w:p ns2:paraId="2F1C55D7" ns2:textId="77777777">
@@ -8530,7 +8530,7 @@
           <w:kern w:val="0"/>
           <ns2:ligatures ns2:val="none"/>
         </w:rPr>
-        <w:t>JUDITH ALCALDE BRICEÑO</w:t>
+        <w:t xml:space="preserve">EVELING ROA QUISPE</w:t>
       </w:r>
     </w:p>
     <w:p ns2:paraId="04ACA433" ns2:textId="77777777">
@@ -8556,7 +8556,7 @@
           <w:kern w:val="0"/>
           <ns2:ligatures ns2:val="none"/>
         </w:rPr>
-        <w:t>Secretaria Técnica</w:t>
+        <w:t xml:space="preserve">Secretaria Técnica</w:t>
       </w:r>
       <w:r>
         <w:rPr>
@@ -8567,7 +8567,7 @@
           <w:kern w:val="0"/>
           <ns2:ligatures ns2:val="none"/>
         </w:rPr>
-        <w:t xml:space="preserve"> (e)</w:t>
+        <w:t xml:space="preserve"/>
       </w:r>
     </w:p>
     <w:p ns2:paraId="6E23FE22" ns2:textId="77777777">

--- a/plantillas_maestras/03_seguro_desgravamen/negativa_cobertura/2_ddos_banco_y_aseguradora/mujer/TPL_1496_2025_SEGURO_DESGRAVAMEN_NEGATIVA_COBERTURA_BANCO_MUJER_R1.docx
+++ b/plantillas_maestras/03_seguro_desgravamen/negativa_cobertura/2_ddos_banco_y_aseguradora/mujer/TPL_1496_2025_SEGURO_DESGRAVAMEN_NEGATIVA_COBERTURA_BANCO_MUJER_R1.docx
@@ -635,7 +635,7 @@
           <w:lang w:eastAsia="es-PE"/>
           <ns2:ligatures ns2:val="none"/>
         </w:rPr>
-        <w:t>4</w:t>
+        <w:t xml:space="preserve">4 de agosto de 2025</w:t>
       </w:r>
       <w:r>
         <w:rPr>
@@ -646,7 +646,7 @@
           <w:lang w:eastAsia="es-PE"/>
           <ns2:ligatures ns2:val="none"/>
         </w:rPr>
-        <w:t xml:space="preserve"> de </w:t>
+        <w:t xml:space="preserve"/>
       </w:r>
       <w:r>
         <w:rPr>
@@ -657,7 +657,7 @@
           <w:lang w:eastAsia="es-PE"/>
           <ns2:ligatures ns2:val="none"/>
         </w:rPr>
-        <w:t>agosto</w:t>
+        <w:t xml:space="preserve"/>
       </w:r>
       <w:r>
         <w:rPr>
@@ -668,7 +668,7 @@
           <w:lang w:eastAsia="es-PE"/>
           <ns2:ligatures ns2:val="none"/>
         </w:rPr>
-        <w:t xml:space="preserve"> de 2025</w:t>
+        <w:t xml:space="preserve"/>
       </w:r>
     </w:p>
     <w:p ns2:paraId="1EF3C256" ns2:textId="77777777">
@@ -754,7 +754,7 @@
           <w:lang w:val="es-ES" w:eastAsia="es-ES"/>
           <ns2:ligatures ns2:val="none"/>
         </w:rPr>
-        <w:t xml:space="preserve">Mediante la denuncia del 13 de marzo de 2025, subsanada mediante escrito del 09 de junio del 2025, la señora [APELLIDO] denunció al Banco y a Protecta por presuntas infracciones a la Ley 29571, Código de Protección y Defensa del Consumidor (en adelante, Código), señalando lo siguiente:</w:t>
+        <w:t xml:space="preserve">Mediante la denuncia del 13 de marzo de 2025, subsanada mediante escrito del 09 de junio de 2025, la señora [APELLIDO] denunció al Banco y a Protecta por presuntas infracciones a la Ley 29571, Código de Protección y Defensa del Consumidor (en adelante, Código), señalando lo siguiente:</w:t>
       </w:r>
       <w:r>
         <w:rPr>
@@ -1847,7 +1847,7 @@
           <w:lang w:eastAsia="es-ES"/>
           <ns2:ligatures ns2:val="none"/>
         </w:rPr>
-        <w:t xml:space="preserve">El 2 de septiembre de 2024, la señora [APELLIDO] solicitó la activación de las pólizas contratadas mediante Carta Notarial 130515, diligenciada el 10 de septiembre en las oficinas de Protecta. No obstante, mediante carta 031485-2024GTO del 23 de septiembre de 2024, le respondieron que la póliza 166-127012747 no estaba vigente desde el 12 de septiembre de 2023 y no fue renovada; además, no hubo pronunciamiento sobre la póliza del Seguro de Desgravamen principal.</w:t>
+        <w:t xml:space="preserve">El 2 de setiembre de 2024, la señora [APELLIDO] solicitó la activación de las pólizas contratadas mediante Carta Notarial 130515, diligenciada el 10 de septiembre en las oficinas de Protecta. No obstante, mediante carta 031485-2024GTO del 23 de setiembre de 2024, le respondieron que la póliza 166-127012747 no estaba vigente desde el 12 de setiembre de 2023 y no fue renovada; además, no hubo pronunciamiento sobre la póliza del Seguro de Desgravamen principal.</w:t>
       </w:r>
       <w:r>
         <w:rPr>
@@ -2671,7 +2671,7 @@
           <w:lang w:eastAsia="es-ES"/>
           <ns2:ligatures ns2:val="none"/>
         </w:rPr>
-        <w:t xml:space="preserve">El 26 de noviembre del 2024, </w:t>
+        <w:t xml:space="preserve">El 26 de noviembre de 2024, </w:t>
       </w:r>
       <w:proofErr w:type="spellStart"/>
       <w:r>
@@ -2898,7 +2898,7 @@
           <w:lang w:eastAsia="es-ES"/>
           <ns2:ligatures ns2:val="none"/>
         </w:rPr>
-        <w:t xml:space="preserve"> estaba vigente hasta el 12 de septiembre de 2023. </w:t>
+        <w:t xml:space="preserve"> estaba vigente hasta el 12 de setiembre de 2023. </w:t>
       </w:r>
     </w:p>
     <w:p ns2:paraId="580EFF42" ns2:textId="77777777">
@@ -5181,7 +5181,7 @@
           <w:lang w:eastAsia="es-PE"/>
           <ns2:ligatures ns2:val="none"/>
         </w:rPr>
-        <w:t xml:space="preserve">PRIMERO: admitir a trámite la denuncia del 13 de marzo de 2025, subsanada mediante escrito del 09 de junio del 2025, interpuesta por la señora [DENUNCIANTE] contra el Banco Agropecuario S.A. y Protecta S.A. Compañía de Seguros y Reaseguros, por lo siguiente:</w:t>
+        <w:t xml:space="preserve">PRIMERO: admitir a trámite la denuncia del 13 de marzo de 2025, subsanada mediante escrito del 09 de junio de 2025, interpuesta por la señora [DENUNCIANTE] contra el Banco Agropecuario S.A. y Protecta S.A. Compañía de Seguros y Reaseguros, por lo siguiente:</w:t>
       </w:r>
       <w:r>
         <w:rPr>
@@ -6517,7 +6517,7 @@
           <w:lang w:val="es-ES" w:eastAsia="es-ES"/>
           <ns2:ligatures ns2:val="none"/>
         </w:rPr>
-        <w:t>13 de marzo de 2025, subsanada mediante escrito del 09 de junio del 2025</w:t>
+        <w:t xml:space="preserve">13 de marzo de 2025, subsanada mediante escrito del 09 de junio de 2025</w:t>
       </w:r>
       <w:r>
         <w:rPr>
@@ -8861,7 +8861,7 @@
           <w:sz w:val="16"/>
           <w:szCs w:val="16"/>
         </w:rPr>
-        <w:t>26</w:t>
+        <w:t xml:space="preserve">26 de junio de 2025</w:t>
       </w:r>
       <w:r>
         <w:rPr>
@@ -8869,7 +8869,7 @@
           <w:sz w:val="16"/>
           <w:szCs w:val="16"/>
         </w:rPr>
-        <w:t xml:space="preserve"> de </w:t>
+        <w:t xml:space="preserve"/>
       </w:r>
       <w:r>
         <w:rPr>
@@ -8877,7 +8877,7 @@
           <w:sz w:val="16"/>
           <w:szCs w:val="16"/>
         </w:rPr>
-        <w:t>junio</w:t>
+        <w:t xml:space="preserve"/>
       </w:r>
       <w:r>
         <w:rPr>
@@ -8885,7 +8885,7 @@
           <w:sz w:val="16"/>
           <w:szCs w:val="16"/>
         </w:rPr>
-        <w:t xml:space="preserve"> del 2025, </w:t>
+        <w:t xml:space="preserve">, </w:t>
       </w:r>
       <w:proofErr w:type="spellStart"/>
       <w:r>
@@ -8894,7 +8894,7 @@
           <w:sz w:val="16"/>
           <w:szCs w:val="16"/>
         </w:rPr>
-        <w:t>recepcionada</w:t>
+        <w:t xml:space="preserve">recibida</w:t>
       </w:r>
       <w:proofErr w:type="spellEnd"/>
       <w:r>
@@ -8911,7 +8911,7 @@
           <w:sz w:val="16"/>
           <w:szCs w:val="16"/>
         </w:rPr>
-        <w:t>26</w:t>
+        <w:t xml:space="preserve">26 de junio de 2025</w:t>
       </w:r>
       <w:r>
         <w:rPr>
@@ -8919,7 +8919,7 @@
           <w:sz w:val="16"/>
           <w:szCs w:val="16"/>
         </w:rPr>
-        <w:t xml:space="preserve"> de </w:t>
+        <w:t xml:space="preserve"/>
       </w:r>
       <w:r>
         <w:rPr>
@@ -8927,7 +8927,7 @@
           <w:sz w:val="16"/>
           <w:szCs w:val="16"/>
         </w:rPr>
-        <w:t>junio</w:t>
+        <w:t xml:space="preserve"/>
       </w:r>
       <w:r>
         <w:rPr>
@@ -8935,7 +8935,7 @@
           <w:sz w:val="16"/>
           <w:szCs w:val="16"/>
         </w:rPr>
-        <w:t xml:space="preserve"> del 2025.</w:t>
+        <w:t xml:space="preserve">.</w:t>
       </w:r>
     </w:p>
     <w:p>
@@ -9005,7 +9005,7 @@
           <w:sz w:val="16"/>
           <w:szCs w:val="16"/>
         </w:rPr>
-        <w:t>el 2 de setiembre del 2010 en el Diario Oficial El Peruano, vigente desde el 2 de octubre del 2010 y modificado por Decreto Legislativo 1308.</w:t>
+        <w:t xml:space="preserve">el 2 de setiembre de 2010 en el Diario Oficial El Peruano, vigente desde el 2 de octubre de 2010 y modificado por Decreto Legislativo 1308.</w:t>
       </w:r>
     </w:p>
     <w:p>

--- a/plantillas_maestras/03_seguro_desgravamen/negativa_cobertura/2_ddos_banco_y_aseguradora/mujer/TPL_1496_2025_SEGURO_DESGRAVAMEN_NEGATIVA_COBERTURA_BANCO_MUJER_R1.docx
+++ b/plantillas_maestras/03_seguro_desgravamen/negativa_cobertura/2_ddos_banco_y_aseguradora/mujer/TPL_1496_2025_SEGURO_DESGRAVAMEN_NEGATIVA_COBERTURA_BANCO_MUJER_R1.docx
@@ -1,8 +1,8 @@
 
 <file path=word/document.xml><?xml version="1.0" encoding="utf-8"?>
-<w:document xmlns:ns1="http://schemas.openxmlformats.org/markup-compatibility/2006" xmlns:ns2="http://schemas.microsoft.com/office/word/2010/wordml" xmlns:ns3="http://schemas.openxmlformats.org/officeDocument/2006/relationships" xmlns:w="http://schemas.openxmlformats.org/wordprocessingml/2006/main" ns1:Ignorable="w14 w15 w16se w16cid w16 w16cex w16sdtdh w16sdtfl w16du wp14">
+<w:document xmlns:mc="http://schemas.openxmlformats.org/markup-compatibility/2006" xmlns:r="http://schemas.openxmlformats.org/officeDocument/2006/relationships" xmlns:w="http://schemas.openxmlformats.org/wordprocessingml/2006/main" xmlns:w14="http://schemas.microsoft.com/office/word/2010/wordml" xmlns:w15="http://schemas.microsoft.com/office/word/2012/wordml" xmlns:w16="http://schemas.microsoft.com/office/word/2018/wordml" xmlns:w16cex="http://schemas.microsoft.com/office/word/2018/wordml/cex" xmlns:w16cid="http://schemas.microsoft.com/office/word/2016/wordml/cid" xmlns:w16du="http://schemas.microsoft.com/office/word/2023/wordml/word16du" xmlns:w16sdtdh="http://schemas.microsoft.com/office/word/2020/wordml/sdtdatahash" xmlns:w16se="http://schemas.microsoft.com/office/word/2015/wordml/symex" xmlns:wp14="http://schemas.microsoft.com/office/word/2010/wordprocessingDrawing" mc:Ignorable="w14 w15 w16se w16cid w16 w16cex w16sdtdh w16du wp14">
   <w:body>
-    <w:p ns2:paraId="4D92E425" ns2:textId="1AF49F0C">
+    <w:p>
       <w:pPr>
         <w:tabs>
           <w:tab w:val="left" w:pos="1701"/>
@@ -14,7 +14,7 @@
           <w:color w:val="000000"/>
           <w:kern w:val="0"/>
           <w:lang w:eastAsia="es-PE"/>
-          <ns2:ligatures ns2:val="none"/>
+          <w14:ligatures w14:val="none"/>
         </w:rPr>
       </w:pPr>
       <w:bookmarkStart w:id="0" w:name="_Hlk80343540"/>
@@ -25,7 +25,7 @@
           <w:color w:val="000000"/>
           <w:kern w:val="0"/>
           <w:lang w:eastAsia="es-PE"/>
-          <ns2:ligatures ns2:val="none"/>
+          <w14:ligatures w14:val="none"/>
         </w:rPr>
         <w:t>EX</w:t>
       </w:r>
@@ -36,7 +36,7 @@
           <w:color w:val="000000"/>
           <w:kern w:val="0"/>
           <w:lang w:eastAsia="es-PE"/>
-          <ns2:ligatures ns2:val="none"/>
+          <w14:ligatures w14:val="none"/>
         </w:rPr>
         <w:t xml:space="preserve">PEDIENTE </w:t>
       </w:r>
@@ -47,7 +47,7 @@
           <w:color w:val="000000"/>
           <w:kern w:val="0"/>
           <w:lang w:eastAsia="es-PE"/>
-          <ns2:ligatures ns2:val="none"/>
+          <w14:ligatures w14:val="none"/>
         </w:rPr>
         <w:tab/>
       </w:r>
@@ -58,7 +58,7 @@
           <w:color w:val="000000"/>
           <w:kern w:val="0"/>
           <w:lang w:eastAsia="es-PE"/>
-          <ns2:ligatures ns2:val="none"/>
+          <w14:ligatures w14:val="none"/>
         </w:rPr>
         <w:t>:</w:t>
       </w:r>
@@ -69,7 +69,7 @@
           <w:color w:val="000000"/>
           <w:kern w:val="0"/>
           <w:lang w:eastAsia="es-PE"/>
-          <ns2:ligatures ns2:val="none"/>
+          <w14:ligatures w14:val="none"/>
         </w:rPr>
         <w:tab/>
       </w:r>
@@ -82,12 +82,12 @@
           <w:kern w:val="0"/>
           <w:shd w:val="clear" w:color="auto" w:fill="FFFFFF"/>
           <w:lang w:eastAsia="es-PE"/>
-          <ns2:ligatures ns2:val="none"/>
+          <w14:ligatures w14:val="none"/>
         </w:rPr>
         <w:t>1496-2025/CC1</w:t>
       </w:r>
     </w:p>
-    <w:p ns2:paraId="174737B6" ns2:textId="05A72756">
+    <w:p>
       <w:pPr>
         <w:tabs>
           <w:tab w:val="left" w:pos="1701"/>
@@ -102,7 +102,7 @@
           <w:color w:val="000000"/>
           <w:kern w:val="0"/>
           <w:lang w:eastAsia="es-PE"/>
-          <ns2:ligatures ns2:val="none"/>
+          <w14:ligatures w14:val="none"/>
         </w:rPr>
       </w:pPr>
       <w:r>
@@ -112,136 +112,18 @@
           <w:color w:val="000000"/>
           <w:kern w:val="0"/>
           <w:lang w:eastAsia="es-PE"/>
-          <ns2:ligatures ns2:val="none"/>
-        </w:rPr>
-        <w:t xml:space="preserve">DENUNCIANTE:[DENUNCIANTE] (SEÑORA [APELLIDO])</w:t>
-      </w:r>
-      <w:r>
-        <w:rPr>
-          <w:rFonts w:ascii="Arial Narrow" w:eastAsia="Arial Narrow" w:hAnsi="Arial Narrow" w:cs="Arial Narrow"/>
-          <w:b/>
-          <w:color w:val="000000"/>
-          <w:kern w:val="0"/>
-          <w:lang w:eastAsia="es-PE"/>
-          <ns2:ligatures ns2:val="none"/>
-        </w:rPr>
+          <w14:ligatures w14:val="none"/>
+        </w:rPr>
+        <w:t>DENUNCIANTE</w:t>
         <w:tab/>
-        <w:t/>
-      </w:r>
-      <w:r>
-        <w:rPr>
-          <w:rFonts w:ascii="Arial Narrow" w:eastAsia="Arial Narrow" w:hAnsi="Arial Narrow" w:cs="Arial Narrow"/>
-          <w:b/>
-          <w:color w:val="000000"/>
-          <w:kern w:val="0"/>
-          <w:lang w:eastAsia="es-PE"/>
-          <ns2:ligatures ns2:val="none"/>
-        </w:rPr>
+        <w:t>:</w:t>
         <w:tab/>
+        <w:t xml:space="preserve">[DENUNCIANTE] (SEÑORA [APELLIDO])</w:t>
       </w:r>
       <w:bookmarkStart w:id="1" w:name="_Hlk205285257"/>
-      <w:r>
-        <w:rPr>
-          <w:rFonts w:ascii="Arial Narrow" w:eastAsia="Arial Narrow" w:hAnsi="Arial Narrow" w:cs="Arial Narrow"/>
-          <w:b/>
-          <w:color w:val="000000"/>
-          <w:kern w:val="0"/>
-          <w:lang w:eastAsia="es-PE"/>
-          <ns2:ligatures ns2:val="none"/>
-        </w:rPr>
-        <w:t/>
-      </w:r>
-      <w:r>
-        <w:rPr>
-          <w:rFonts w:ascii="Arial Narrow" w:eastAsia="Arial Narrow" w:hAnsi="Arial Narrow" w:cs="Arial Narrow"/>
-          <w:b/>
-          <w:color w:val="000000"/>
-          <w:kern w:val="0"/>
-          <w:lang w:eastAsia="es-PE"/>
-          <ns2:ligatures ns2:val="none"/>
-        </w:rPr>
-        <w:t/>
-      </w:r>
-      <w:r>
-        <w:rPr>
-          <w:rFonts w:ascii="Arial Narrow" w:eastAsia="Arial Narrow" w:hAnsi="Arial Narrow" w:cs="Arial Narrow"/>
-          <w:b/>
-          <w:color w:val="000000"/>
-          <w:kern w:val="0"/>
-          <w:lang w:eastAsia="es-PE"/>
-          <ns2:ligatures ns2:val="none"/>
-        </w:rPr>
-        <w:t/>
-      </w:r>
-      <w:r>
-        <w:rPr>
-          <w:rFonts w:ascii="Arial Narrow" w:eastAsia="Arial Narrow" w:hAnsi="Arial Narrow" w:cs="Arial Narrow"/>
-          <w:b/>
-          <w:color w:val="000000"/>
-          <w:kern w:val="0"/>
-          <w:lang w:eastAsia="es-PE"/>
-          <ns2:ligatures ns2:val="none"/>
-        </w:rPr>
-        <w:t/>
-      </w:r>
-      <w:r>
-        <w:rPr>
-          <w:rFonts w:ascii="Arial Narrow" w:eastAsia="Arial Narrow" w:hAnsi="Arial Narrow" w:cs="Arial Narrow"/>
-          <w:b/>
-          <w:color w:val="000000"/>
-          <w:kern w:val="0"/>
-          <w:lang w:eastAsia="es-PE"/>
-          <ns2:ligatures ns2:val="none"/>
-        </w:rPr>
-        <w:t/>
-      </w:r>
-      <w:r>
-        <w:rPr>
-          <w:rFonts w:ascii="Arial Narrow" w:eastAsia="Arial Narrow" w:hAnsi="Arial Narrow" w:cs="Arial Narrow"/>
-          <w:b/>
-          <w:color w:val="000000"/>
-          <w:kern w:val="0"/>
-          <w:lang w:eastAsia="es-PE"/>
-          <ns2:ligatures ns2:val="none"/>
-        </w:rPr>
-        <w:t xml:space="preserve"/>
-      </w:r>
       <w:bookmarkEnd w:id="1"/>
-      <w:r>
-        <w:rPr>
-          <w:rFonts w:ascii="Arial Narrow" w:eastAsia="Arial Narrow" w:hAnsi="Arial Narrow" w:cs="Arial Narrow"/>
-          <w:b/>
-          <w:color w:val="000000"/>
-          <w:kern w:val="0"/>
-          <w:lang w:eastAsia="es-PE"/>
-          <ns2:ligatures ns2:val="none"/>
-        </w:rPr>
-        <w:t/>
-      </w:r>
-      <w:r>
-        <w:rPr>
-          <w:rFonts w:ascii="Arial Narrow" w:eastAsia="Arial Narrow" w:hAnsi="Arial Narrow" w:cs="Arial Narrow"/>
-          <w:b/>
-          <w:color w:val="000000"/>
-          <w:kern w:val="0"/>
-          <w:lang w:eastAsia="es-PE"/>
-          <ns2:ligatures ns2:val="none"/>
-        </w:rPr>
-        <w:t/>
-      </w:r>
-      <w:r>
-        <w:rPr>
-          <w:rFonts w:ascii="Arial Narrow" w:eastAsia="Arial Narrow" w:hAnsi="Arial Narrow" w:cs="Arial Narrow"/>
-          <w:b/>
-          <w:color w:val="000000"/>
-          <w:kern w:val="0"/>
-          <w:lang w:eastAsia="es-PE"/>
-          <ns2:ligatures ns2:val="none"/>
-        </w:rPr>
-        <w:t/>
-      </w:r>
-    </w:p>
-    <w:p ns2:paraId="223101EF" ns2:textId="5BDAFD28">
+    </w:p>
+    <w:p>
       <w:pPr>
         <w:tabs>
           <w:tab w:val="left" w:pos="1701"/>
@@ -256,7 +138,7 @@
           <w:color w:val="000000"/>
           <w:kern w:val="0"/>
           <w:lang w:eastAsia="es-PE"/>
-          <ns2:ligatures ns2:val="none"/>
+          <w14:ligatures w14:val="none"/>
         </w:rPr>
       </w:pPr>
       <w:r>
@@ -266,7 +148,7 @@
           <w:color w:val="000000"/>
           <w:kern w:val="0"/>
           <w:lang w:eastAsia="es-PE"/>
-          <ns2:ligatures ns2:val="none"/>
+          <w14:ligatures w14:val="none"/>
         </w:rPr>
         <w:t>DENUNCIADOS</w:t>
       </w:r>
@@ -277,7 +159,7 @@
           <w:color w:val="000000"/>
           <w:kern w:val="0"/>
           <w:lang w:eastAsia="es-PE"/>
-          <ns2:ligatures ns2:val="none"/>
+          <w14:ligatures w14:val="none"/>
         </w:rPr>
         <w:tab/>
         <w:t>:</w:t>
@@ -289,7 +171,7 @@
           <w:color w:val="000000"/>
           <w:kern w:val="0"/>
           <w:lang w:eastAsia="es-PE"/>
-          <ns2:ligatures ns2:val="none"/>
+          <w14:ligatures w14:val="none"/>
         </w:rPr>
         <w:tab/>
       </w:r>
@@ -300,7 +182,7 @@
           <w:color w:val="000000"/>
           <w:kern w:val="0"/>
           <w:lang w:eastAsia="es-PE"/>
-          <ns2:ligatures ns2:val="none"/>
+          <w14:ligatures w14:val="none"/>
         </w:rPr>
         <w:t xml:space="preserve">BANCO AGROPECUARIO S.A. </w:t>
       </w:r>
@@ -311,7 +193,7 @@
           <w:color w:val="000000"/>
           <w:kern w:val="0"/>
           <w:lang w:eastAsia="es-PE"/>
-          <ns2:ligatures ns2:val="none"/>
+          <w14:ligatures w14:val="none"/>
         </w:rPr>
         <w:t>(</w:t>
       </w:r>
@@ -322,7 +204,7 @@
           <w:color w:val="000000"/>
           <w:kern w:val="0"/>
           <w:lang w:eastAsia="es-PE"/>
-          <ns2:ligatures ns2:val="none"/>
+          <w14:ligatures w14:val="none"/>
         </w:rPr>
         <w:t>BANCO</w:t>
       </w:r>
@@ -333,12 +215,12 @@
           <w:color w:val="000000"/>
           <w:kern w:val="0"/>
           <w:lang w:eastAsia="es-PE"/>
-          <ns2:ligatures ns2:val="none"/>
+          <w14:ligatures w14:val="none"/>
         </w:rPr>
         <w:t xml:space="preserve">) </w:t>
       </w:r>
     </w:p>
-    <w:p ns2:paraId="4D23E5DF" ns2:textId="36C640DE">
+    <w:p>
       <w:pPr>
         <w:tabs>
           <w:tab w:val="left" w:pos="1701"/>
@@ -353,7 +235,7 @@
           <w:color w:val="000000"/>
           <w:kern w:val="0"/>
           <w:lang w:eastAsia="es-PE"/>
-          <ns2:ligatures ns2:val="none"/>
+          <w14:ligatures w14:val="none"/>
         </w:rPr>
       </w:pPr>
       <w:r>
@@ -363,7 +245,7 @@
           <w:color w:val="000000"/>
           <w:kern w:val="0"/>
           <w:lang w:eastAsia="es-PE"/>
-          <ns2:ligatures ns2:val="none"/>
+          <w14:ligatures w14:val="none"/>
         </w:rPr>
         <w:tab/>
       </w:r>
@@ -374,7 +256,7 @@
           <w:color w:val="000000"/>
           <w:kern w:val="0"/>
           <w:lang w:eastAsia="es-PE"/>
-          <ns2:ligatures ns2:val="none"/>
+          <w14:ligatures w14:val="none"/>
         </w:rPr>
         <w:tab/>
       </w:r>
@@ -385,7 +267,7 @@
           <w:color w:val="000000"/>
           <w:kern w:val="0"/>
           <w:lang w:eastAsia="es-PE"/>
-          <ns2:ligatures ns2:val="none"/>
+          <w14:ligatures w14:val="none"/>
         </w:rPr>
         <w:t>PROTECTA S.A. COMPAÑ</w:t>
       </w:r>
@@ -396,7 +278,7 @@
           <w:color w:val="000000"/>
           <w:kern w:val="0"/>
           <w:lang w:eastAsia="es-PE"/>
-          <ns2:ligatures ns2:val="none"/>
+          <w14:ligatures w14:val="none"/>
         </w:rPr>
         <w:t>Í</w:t>
       </w:r>
@@ -407,7 +289,7 @@
           <w:color w:val="000000"/>
           <w:kern w:val="0"/>
           <w:lang w:eastAsia="es-PE"/>
-          <ns2:ligatures ns2:val="none"/>
+          <w14:ligatures w14:val="none"/>
         </w:rPr>
         <w:t>A DE SEGUROS Y REASEGUROS</w:t>
       </w:r>
@@ -418,7 +300,7 @@
           <w:color w:val="000000"/>
           <w:kern w:val="0"/>
           <w:lang w:eastAsia="es-PE"/>
-          <ns2:ligatures ns2:val="none"/>
+          <w14:ligatures w14:val="none"/>
         </w:rPr>
         <w:t xml:space="preserve"> (</w:t>
       </w:r>
@@ -429,7 +311,7 @@
           <w:color w:val="000000"/>
           <w:kern w:val="0"/>
           <w:lang w:eastAsia="es-PE"/>
-          <ns2:ligatures ns2:val="none"/>
+          <w14:ligatures w14:val="none"/>
         </w:rPr>
         <w:t>PROTECTA</w:t>
       </w:r>
@@ -440,12 +322,12 @@
           <w:color w:val="000000"/>
           <w:kern w:val="0"/>
           <w:lang w:eastAsia="es-PE"/>
-          <ns2:ligatures ns2:val="none"/>
+          <w14:ligatures w14:val="none"/>
         </w:rPr>
         <w:t>)</w:t>
       </w:r>
     </w:p>
-    <w:p ns2:paraId="753670C1" ns2:textId="77777777">
+    <w:p>
       <w:pPr>
         <w:tabs>
           <w:tab w:val="left" w:pos="1701"/>
@@ -460,7 +342,7 @@
           <w:color w:val="000000"/>
           <w:kern w:val="0"/>
           <w:lang w:eastAsia="es-PE"/>
-          <ns2:ligatures ns2:val="none"/>
+          <w14:ligatures w14:val="none"/>
         </w:rPr>
       </w:pPr>
       <w:r>
@@ -470,7 +352,7 @@
           <w:color w:val="000000"/>
           <w:kern w:val="0"/>
           <w:lang w:eastAsia="es-PE"/>
-          <ns2:ligatures ns2:val="none"/>
+          <w14:ligatures w14:val="none"/>
         </w:rPr>
         <w:t>MATERIAS</w:t>
       </w:r>
@@ -481,7 +363,7 @@
           <w:color w:val="000000"/>
           <w:kern w:val="0"/>
           <w:lang w:eastAsia="es-PE"/>
-          <ns2:ligatures ns2:val="none"/>
+          <w14:ligatures w14:val="none"/>
         </w:rPr>
         <w:tab/>
         <w:t xml:space="preserve">: </w:t>
@@ -493,13 +375,13 @@
           <w:color w:val="000000"/>
           <w:kern w:val="0"/>
           <w:lang w:eastAsia="es-PE"/>
-          <ns2:ligatures ns2:val="none"/>
+          <w14:ligatures w14:val="none"/>
         </w:rPr>
         <w:tab/>
         <w:t>ADMISIÓN A TRÁMITE</w:t>
       </w:r>
     </w:p>
-    <w:p ns2:paraId="449086A9" ns2:textId="77777777">
+    <w:p>
       <w:pPr>
         <w:tabs>
           <w:tab w:val="left" w:pos="1701"/>
@@ -514,7 +396,7 @@
           <w:color w:val="000000"/>
           <w:kern w:val="0"/>
           <w:lang w:eastAsia="es-PE"/>
-          <ns2:ligatures ns2:val="none"/>
+          <w14:ligatures w14:val="none"/>
         </w:rPr>
       </w:pPr>
       <w:r>
@@ -524,12 +406,12 @@
           <w:color w:val="000000"/>
           <w:kern w:val="0"/>
           <w:lang w:eastAsia="es-PE"/>
-          <ns2:ligatures ns2:val="none"/>
+          <w14:ligatures w14:val="none"/>
         </w:rPr>
         <w:t xml:space="preserve">REQUERIMIENTO DE INFORMACIÓN </w:t>
       </w:r>
     </w:p>
-    <w:p ns2:paraId="778AE69F" ns2:textId="77777777">
+    <w:p>
       <w:pPr>
         <w:tabs>
           <w:tab w:val="left" w:pos="1701"/>
@@ -543,7 +425,7 @@
           <w:color w:val="000000"/>
           <w:kern w:val="0"/>
           <w:lang w:eastAsia="es-PE"/>
-          <ns2:ligatures ns2:val="none"/>
+          <w14:ligatures w14:val="none"/>
         </w:rPr>
       </w:pPr>
       <w:r>
@@ -553,7 +435,7 @@
           <w:color w:val="000000"/>
           <w:kern w:val="0"/>
           <w:lang w:eastAsia="es-PE"/>
-          <ns2:ligatures ns2:val="none"/>
+          <w14:ligatures w14:val="none"/>
         </w:rPr>
         <w:t xml:space="preserve">RESOLUCIÓN </w:t>
       </w:r>
@@ -564,7 +446,7 @@
           <w:color w:val="000000"/>
           <w:kern w:val="0"/>
           <w:lang w:eastAsia="es-PE"/>
-          <ns2:ligatures ns2:val="none"/>
+          <w14:ligatures w14:val="none"/>
         </w:rPr>
         <w:tab/>
         <w:t>:</w:t>
@@ -576,13 +458,13 @@
           <w:color w:val="000000"/>
           <w:kern w:val="0"/>
           <w:lang w:eastAsia="es-PE"/>
-          <ns2:ligatures ns2:val="none"/>
+          <w14:ligatures w14:val="none"/>
         </w:rPr>
         <w:tab/>
         <w:t>1</w:t>
       </w:r>
     </w:p>
-    <w:p ns2:paraId="26BE4AD0" ns2:textId="77777777">
+    <w:p>
       <w:pPr>
         <w:tabs>
           <w:tab w:val="left" w:pos="1014"/>
@@ -595,11 +477,11 @@
           <w:kern w:val="0"/>
           <w:shd w:val="clear" w:color="auto" w:fill="FFFFFF"/>
           <w:lang w:eastAsia="es-PE"/>
-          <ns2:ligatures ns2:val="none"/>
-        </w:rPr>
-      </w:pPr>
-    </w:p>
-    <w:p ns2:paraId="6D48DA83" ns2:textId="4AD61D3B">
+          <w14:ligatures w14:val="none"/>
+        </w:rPr>
+      </w:pPr>
+    </w:p>
+    <w:p>
       <w:pPr>
         <w:tabs>
           <w:tab w:val="left" w:pos="1014"/>
@@ -612,7 +494,7 @@
           <w:kern w:val="0"/>
           <w:shd w:val="clear" w:color="auto" w:fill="FFFFFF"/>
           <w:lang w:eastAsia="es-PE"/>
-          <ns2:ligatures ns2:val="none"/>
+          <w14:ligatures w14:val="none"/>
         </w:rPr>
       </w:pPr>
       <w:r>
@@ -622,7 +504,7 @@
           <w:kern w:val="0"/>
           <w:shd w:val="clear" w:color="auto" w:fill="FFFFFF"/>
           <w:lang w:eastAsia="es-PE"/>
-          <ns2:ligatures ns2:val="none"/>
+          <w14:ligatures w14:val="none"/>
         </w:rPr>
         <w:t xml:space="preserve">Lima, </w:t>
       </w:r>
@@ -633,7 +515,7 @@
           <w:kern w:val="0"/>
           <w:shd w:val="clear" w:color="auto" w:fill="FFFFFF"/>
           <w:lang w:eastAsia="es-PE"/>
-          <ns2:ligatures ns2:val="none"/>
+          <w14:ligatures w14:val="none"/>
         </w:rPr>
         <w:t xml:space="preserve">4 de agosto de 2025</w:t>
       </w:r>
@@ -644,7 +526,7 @@
           <w:kern w:val="0"/>
           <w:shd w:val="clear" w:color="auto" w:fill="FFFFFF"/>
           <w:lang w:eastAsia="es-PE"/>
-          <ns2:ligatures ns2:val="none"/>
+          <w14:ligatures w14:val="none"/>
         </w:rPr>
         <w:t xml:space="preserve"/>
       </w:r>
@@ -655,7 +537,7 @@
           <w:kern w:val="0"/>
           <w:shd w:val="clear" w:color="auto" w:fill="FFFFFF"/>
           <w:lang w:eastAsia="es-PE"/>
-          <ns2:ligatures ns2:val="none"/>
+          <w14:ligatures w14:val="none"/>
         </w:rPr>
         <w:t xml:space="preserve"/>
       </w:r>
@@ -666,12 +548,12 @@
           <w:kern w:val="0"/>
           <w:shd w:val="clear" w:color="auto" w:fill="FFFFFF"/>
           <w:lang w:eastAsia="es-PE"/>
-          <ns2:ligatures ns2:val="none"/>
+          <w14:ligatures w14:val="none"/>
         </w:rPr>
         <w:t xml:space="preserve"/>
       </w:r>
     </w:p>
-    <w:p ns2:paraId="1EF3C256" ns2:textId="77777777">
+    <w:p>
       <w:pPr>
         <w:tabs>
           <w:tab w:val="left" w:pos="1014"/>
@@ -683,11 +565,11 @@
           <w:color w:val="000000"/>
           <w:kern w:val="0"/>
           <w:lang w:eastAsia="es-PE"/>
-          <ns2:ligatures ns2:val="none"/>
-        </w:rPr>
-      </w:pPr>
-    </w:p>
-    <w:p ns2:paraId="087322B4" ns2:textId="77777777">
+          <w14:ligatures w14:val="none"/>
+        </w:rPr>
+      </w:pPr>
+    </w:p>
+    <w:p>
       <w:pPr>
         <w:numPr>
           <w:ilvl w:val="0"/>
@@ -701,7 +583,7 @@
           <w:color w:val="000000"/>
           <w:kern w:val="0"/>
           <w:lang w:eastAsia="es-PE"/>
-          <ns2:ligatures ns2:val="none"/>
+          <w14:ligatures w14:val="none"/>
         </w:rPr>
       </w:pPr>
       <w:r>
@@ -711,12 +593,12 @@
           <w:color w:val="000000"/>
           <w:kern w:val="0"/>
           <w:lang w:eastAsia="es-PE"/>
-          <ns2:ligatures ns2:val="none"/>
+          <w14:ligatures w14:val="none"/>
         </w:rPr>
         <w:t xml:space="preserve">HECHOS </w:t>
       </w:r>
     </w:p>
-    <w:p ns2:paraId="4407157A" ns2:textId="77777777">
+    <w:p>
       <w:pPr>
         <w:spacing w:after="0" w:line="240" w:lineRule="auto"/>
         <w:jc w:val="both"/>
@@ -725,11 +607,11 @@
           <w:color w:val="000000"/>
           <w:kern w:val="0"/>
           <w:lang w:eastAsia="es-PE"/>
-          <ns2:ligatures ns2:val="none"/>
-        </w:rPr>
-      </w:pPr>
-    </w:p>
-    <w:p ns2:paraId="5ECFCB1A" ns2:textId="48A2D8AB">
+          <w14:ligatures w14:val="none"/>
+        </w:rPr>
+      </w:pPr>
+    </w:p>
+    <w:p>
       <w:pPr>
         <w:numPr>
           <w:ilvl w:val="1"/>
@@ -743,7 +625,7 @@
           <w:color w:val="000000"/>
           <w:kern w:val="0"/>
           <w:lang w:val="es-ES" w:eastAsia="es-ES"/>
-          <ns2:ligatures ns2:val="none"/>
+          <w14:ligatures w14:val="none"/>
         </w:rPr>
       </w:pPr>
       <w:r>
@@ -752,7 +634,7 @@
           <w:color w:val="000000"/>
           <w:kern w:val="0"/>
           <w:lang w:val="es-ES" w:eastAsia="es-ES"/>
-          <ns2:ligatures ns2:val="none"/>
+          <w14:ligatures w14:val="none"/>
         </w:rPr>
         <w:t xml:space="preserve">Mediante la denuncia del 13 de marzo de 2025, subsanada mediante escrito del 09 de junio de 2025, la señora [APELLIDO] denunció al Banco y a Protecta por presuntas infracciones a la Ley 29571, Código de Protección y Defensa del Consumidor (en adelante, Código), señalando lo siguiente:</w:t>
       </w:r>
@@ -762,7 +644,7 @@
           <w:color w:val="000000"/>
           <w:kern w:val="0"/>
           <w:lang w:val="es-ES" w:eastAsia="es-ES"/>
-          <ns2:ligatures ns2:val="none"/>
+          <w14:ligatures w14:val="none"/>
         </w:rPr>
         <w:t/>
       </w:r>
@@ -774,7 +656,7 @@
           <w:kern w:val="0"/>
           <w:vertAlign w:val="superscript"/>
           <w:lang w:val="es-ES" w:eastAsia="es-ES"/>
-          <ns2:ligatures ns2:val="none"/>
+          <w14:ligatures w14:val="none"/>
         </w:rPr>
         <w:footnoteReference w:id="1"/>
       </w:r>
@@ -784,7 +666,7 @@
           <w:color w:val="000000"/>
           <w:kern w:val="0"/>
           <w:lang w:val="es-ES" w:eastAsia="es-ES"/>
-          <ns2:ligatures ns2:val="none"/>
+          <w14:ligatures w14:val="none"/>
         </w:rPr>
         <w:t xml:space="preserve"/>
       </w:r>
@@ -794,7 +676,7 @@
           <w:color w:val="000000"/>
           <w:kern w:val="0"/>
           <w:lang w:val="es-ES" w:eastAsia="es-ES"/>
-          <ns2:ligatures ns2:val="none"/>
+          <w14:ligatures w14:val="none"/>
         </w:rPr>
         <w:t/>
       </w:r>
@@ -802,7 +684,7 @@
         <w:rPr>
           <w:rFonts w:ascii="Arial Narrow" w:eastAsia="Calibri" w:hAnsi="Arial Narrow" w:cs="Arial"/>
           <w:kern w:val="0"/>
-          <ns2:ligatures ns2:val="none"/>
+          <w14:ligatures w14:val="none"/>
         </w:rPr>
         <w:t xml:space="preserve"/>
       </w:r>
@@ -810,7 +692,7 @@
         <w:rPr>
           <w:rFonts w:ascii="Arial Narrow" w:eastAsia="Calibri" w:hAnsi="Arial Narrow" w:cs="Arial"/>
           <w:kern w:val="0"/>
-          <ns2:ligatures ns2:val="none"/>
+          <w14:ligatures w14:val="none"/>
         </w:rPr>
         <w:t xml:space="preserve"/>
       </w:r>
@@ -818,7 +700,7 @@
         <w:rPr>
           <w:rFonts w:ascii="Arial Narrow" w:eastAsia="Calibri" w:hAnsi="Arial Narrow" w:cs="Arial"/>
           <w:kern w:val="0"/>
-          <ns2:ligatures ns2:val="none"/>
+          <w14:ligatures w14:val="none"/>
         </w:rPr>
         <w:t/>
       </w:r>
@@ -826,7 +708,7 @@
         <w:rPr>
           <w:rFonts w:ascii="Arial Narrow" w:eastAsia="Calibri" w:hAnsi="Arial Narrow" w:cs="Arial"/>
           <w:kern w:val="0"/>
-          <ns2:ligatures ns2:val="none"/>
+          <w14:ligatures w14:val="none"/>
         </w:rPr>
         <w:t xml:space="preserve"/>
       </w:r>
@@ -834,7 +716,7 @@
         <w:rPr>
           <w:rFonts w:ascii="Arial Narrow" w:eastAsia="Calibri" w:hAnsi="Arial Narrow" w:cs="Arial"/>
           <w:kern w:val="0"/>
-          <ns2:ligatures ns2:val="none"/>
+          <w14:ligatures w14:val="none"/>
         </w:rPr>
         <w:t/>
       </w:r>
@@ -844,7 +726,7 @@
           <w:color w:val="000000"/>
           <w:kern w:val="0"/>
           <w:lang w:val="es-ES" w:eastAsia="es-ES"/>
-          <ns2:ligatures ns2:val="none"/>
+          <w14:ligatures w14:val="none"/>
         </w:rPr>
         <w:t/>
       </w:r>
@@ -854,7 +736,7 @@
           <w:color w:val="000000"/>
           <w:kern w:val="0"/>
           <w:lang w:val="es-ES" w:eastAsia="es-ES"/>
-          <ns2:ligatures ns2:val="none"/>
+          <w14:ligatures w14:val="none"/>
         </w:rPr>
         <w:t xml:space="preserve"/>
       </w:r>
@@ -864,7 +746,7 @@
           <w:color w:val="000000"/>
           <w:kern w:val="0"/>
           <w:lang w:val="es-ES" w:eastAsia="es-ES"/>
-          <ns2:ligatures ns2:val="none"/>
+          <w14:ligatures w14:val="none"/>
         </w:rPr>
         <w:t xml:space="preserve"/>
       </w:r>
@@ -874,7 +756,7 @@
           <w:color w:val="000000"/>
           <w:kern w:val="0"/>
           <w:lang w:val="es-ES" w:eastAsia="es-ES"/>
-          <ns2:ligatures ns2:val="none"/>
+          <w14:ligatures w14:val="none"/>
         </w:rPr>
         <w:t xml:space="preserve"/>
       </w:r>
@@ -885,7 +767,7 @@
           <w:color w:val="000000"/>
           <w:kern w:val="0"/>
           <w:lang w:val="es-ES" w:eastAsia="es-ES"/>
-          <ns2:ligatures ns2:val="none"/>
+          <w14:ligatures w14:val="none"/>
         </w:rPr>
         <w:t/>
       </w:r>
@@ -896,7 +778,7 @@
           <w:color w:val="000000"/>
           <w:kern w:val="0"/>
           <w:lang w:val="es-ES" w:eastAsia="es-ES"/>
-          <ns2:ligatures ns2:val="none"/>
+          <w14:ligatures w14:val="none"/>
         </w:rPr>
         <w:t xml:space="preserve"/>
       </w:r>
@@ -906,7 +788,7 @@
           <w:color w:val="000000"/>
           <w:kern w:val="0"/>
           <w:lang w:val="es-ES" w:eastAsia="es-ES"/>
-          <ns2:ligatures ns2:val="none"/>
+          <w14:ligatures w14:val="none"/>
         </w:rPr>
         <w:t/>
       </w:r>
@@ -918,7 +800,7 @@
           <w:kern w:val="0"/>
           <w:vertAlign w:val="superscript"/>
           <w:lang w:val="es-ES" w:eastAsia="es-ES"/>
-          <ns2:ligatures ns2:val="none"/>
+          <w14:ligatures w14:val="none"/>
         </w:rPr>
         <w:footnoteReference w:id="2"/>
       </w:r>
@@ -928,7 +810,7 @@
           <w:color w:val="000000"/>
           <w:kern w:val="0"/>
           <w:lang w:val="es-ES" w:eastAsia="es-ES"/>
-          <ns2:ligatures ns2:val="none"/>
+          <w14:ligatures w14:val="none"/>
         </w:rPr>
         <w:t xml:space="preserve"/>
       </w:r>
@@ -939,12 +821,12 @@
           <w:color w:val="000000"/>
           <w:kern w:val="0"/>
           <w:lang w:val="es-ES" w:eastAsia="es-ES"/>
-          <ns2:ligatures ns2:val="none"/>
+          <w14:ligatures w14:val="none"/>
         </w:rPr>
         <w:t/>
       </w:r>
     </w:p>
-    <w:p ns2:paraId="64AF7FDB" ns2:textId="77777777">
+    <w:p>
       <w:pPr>
         <w:tabs>
           <w:tab w:val="left" w:pos="1134"/>
@@ -956,11 +838,11 @@
           <w:color w:val="000000"/>
           <w:kern w:val="0"/>
           <w:lang w:val="es-ES" w:eastAsia="es-ES"/>
-          <ns2:ligatures ns2:val="none"/>
-        </w:rPr>
-      </w:pPr>
-    </w:p>
-    <w:p ns2:paraId="378F5B60" ns2:textId="20033A1B">
+          <w14:ligatures w14:val="none"/>
+        </w:rPr>
+      </w:pPr>
+    </w:p>
+    <w:p>
       <w:pPr>
         <w:pStyle w:val="Prrafodelista"/>
         <w:numPr>
@@ -977,16 +859,16 @@
           <w:color w:val="000000"/>
           <w:kern w:val="0"/>
           <w:lang w:eastAsia="es-ES"/>
-          <ns2:ligatures ns2:val="none"/>
-        </w:rPr>
-      </w:pPr>
-      <w:r>
-        <w:rPr>
-          <w:rFonts w:ascii="Arial Narrow" w:eastAsia="Times New Roman" w:hAnsi="Arial Narrow" w:cs="Arial"/>
-          <w:color w:val="000000"/>
-          <w:kern w:val="0"/>
-          <w:lang w:eastAsia="es-ES"/>
-          <ns2:ligatures ns2:val="none"/>
+          <w14:ligatures w14:val="none"/>
+        </w:rPr>
+      </w:pPr>
+      <w:r>
+        <w:rPr>
+          <w:rFonts w:ascii="Arial Narrow" w:eastAsia="Times New Roman" w:hAnsi="Arial Narrow" w:cs="Arial"/>
+          <w:color w:val="000000"/>
+          <w:kern w:val="0"/>
+          <w:lang w:eastAsia="es-ES"/>
+          <w14:ligatures w14:val="none"/>
         </w:rPr>
         <w:t xml:space="preserve">El 24 de diciembre de 2013, el señor [APELLIDO] [APELLIDO] Cornejo (en adelante, el causante), obtuvo un crédito denominado “Crédito Renovación Café 103xxxxxx409” desembolsado por el Banco. Asociado a dicho crédito, contrató con Protecta el Seguro de desgravamen - Póliza 166-112629409 (en adelante, “Seguro de Desgravamen principal”). </w:t>
       </w:r>
@@ -996,7 +878,7 @@
           <w:color w:val="000000"/>
           <w:kern w:val="0"/>
           <w:lang w:eastAsia="es-ES"/>
-          <ns2:ligatures ns2:val="none"/>
+          <w14:ligatures w14:val="none"/>
         </w:rPr>
         <w:t xml:space="preserve"/>
       </w:r>
@@ -1006,7 +888,7 @@
           <w:color w:val="000000"/>
           <w:kern w:val="0"/>
           <w:lang w:eastAsia="es-ES"/>
-          <ns2:ligatures ns2:val="none"/>
+          <w14:ligatures w14:val="none"/>
         </w:rPr>
         <w:t xml:space="preserve"/>
       </w:r>
@@ -1016,7 +898,7 @@
           <w:color w:val="000000"/>
           <w:kern w:val="0"/>
           <w:lang w:eastAsia="es-ES"/>
-          <ns2:ligatures ns2:val="none"/>
+          <w14:ligatures w14:val="none"/>
         </w:rPr>
         <w:t xml:space="preserve"/>
       </w:r>
@@ -1026,7 +908,7 @@
           <w:color w:val="000000"/>
           <w:kern w:val="0"/>
           <w:lang w:eastAsia="es-ES"/>
-          <ns2:ligatures ns2:val="none"/>
+          <w14:ligatures w14:val="none"/>
         </w:rPr>
         <w:t xml:space="preserve"/>
       </w:r>
@@ -1036,7 +918,7 @@
           <w:color w:val="000000"/>
           <w:kern w:val="0"/>
           <w:lang w:eastAsia="es-ES"/>
-          <ns2:ligatures ns2:val="none"/>
+          <w14:ligatures w14:val="none"/>
         </w:rPr>
         <w:t/>
       </w:r>
@@ -1046,7 +928,7 @@
           <w:color w:val="000000"/>
           <w:kern w:val="0"/>
           <w:lang w:eastAsia="es-ES"/>
-          <ns2:ligatures ns2:val="none"/>
+          <w14:ligatures w14:val="none"/>
         </w:rPr>
         <w:t xml:space="preserve"/>
       </w:r>
@@ -1056,7 +938,7 @@
           <w:color w:val="000000"/>
           <w:kern w:val="0"/>
           <w:lang w:eastAsia="es-ES"/>
-          <ns2:ligatures ns2:val="none"/>
+          <w14:ligatures w14:val="none"/>
         </w:rPr>
         <w:t xml:space="preserve"/>
       </w:r>
@@ -1066,7 +948,7 @@
           <w:color w:val="000000"/>
           <w:kern w:val="0"/>
           <w:lang w:eastAsia="es-ES"/>
-          <ns2:ligatures ns2:val="none"/>
+          <w14:ligatures w14:val="none"/>
         </w:rPr>
         <w:t/>
       </w:r>
@@ -1076,7 +958,7 @@
           <w:color w:val="000000"/>
           <w:kern w:val="0"/>
           <w:lang w:eastAsia="es-ES"/>
-          <ns2:ligatures ns2:val="none"/>
+          <w14:ligatures w14:val="none"/>
         </w:rPr>
         <w:t/>
       </w:r>
@@ -1086,7 +968,7 @@
           <w:color w:val="000000"/>
           <w:kern w:val="0"/>
           <w:lang w:eastAsia="es-ES"/>
-          <ns2:ligatures ns2:val="none"/>
+          <w14:ligatures w14:val="none"/>
         </w:rPr>
         <w:t xml:space="preserve"/>
       </w:r>
@@ -1097,7 +979,7 @@
           <w:color w:val="000000"/>
           <w:kern w:val="0"/>
           <w:lang w:eastAsia="es-ES"/>
-          <ns2:ligatures ns2:val="none"/>
+          <w14:ligatures w14:val="none"/>
         </w:rPr>
         <w:t/>
       </w:r>
@@ -1108,12 +990,12 @@
           <w:color w:val="000000"/>
           <w:kern w:val="0"/>
           <w:lang w:eastAsia="es-ES"/>
-          <ns2:ligatures ns2:val="none"/>
+          <w14:ligatures w14:val="none"/>
         </w:rPr>
         <w:t xml:space="preserve"/>
       </w:r>
     </w:p>
-    <w:p ns2:paraId="5AF74E8A" ns2:textId="77777777">
+    <w:p>
       <w:pPr>
         <w:pStyle w:val="Prrafodelista"/>
         <w:spacing w:after="0" w:line="240" w:lineRule="auto"/>
@@ -1124,11 +1006,11 @@
           <w:color w:val="000000"/>
           <w:kern w:val="0"/>
           <w:lang w:eastAsia="es-ES"/>
-          <ns2:ligatures ns2:val="none"/>
-        </w:rPr>
-      </w:pPr>
-    </w:p>
-    <w:p ns2:paraId="3BC8E57A" ns2:textId="755496DA">
+          <w14:ligatures w14:val="none"/>
+        </w:rPr>
+      </w:pPr>
+    </w:p>
+    <w:p>
       <w:pPr>
         <w:pStyle w:val="Prrafodelista"/>
         <w:numPr>
@@ -1145,16 +1027,16 @@
           <w:color w:val="000000"/>
           <w:kern w:val="0"/>
           <w:lang w:eastAsia="es-ES"/>
-          <ns2:ligatures ns2:val="none"/>
-        </w:rPr>
-      </w:pPr>
-      <w:r>
-        <w:rPr>
-          <w:rFonts w:ascii="Arial Narrow" w:eastAsia="Times New Roman" w:hAnsi="Arial Narrow" w:cs="Arial"/>
-          <w:color w:val="000000"/>
-          <w:kern w:val="0"/>
-          <w:lang w:eastAsia="es-ES"/>
-          <ns2:ligatures ns2:val="none"/>
+          <w14:ligatures w14:val="none"/>
+        </w:rPr>
+      </w:pPr>
+      <w:r>
+        <w:rPr>
+          <w:rFonts w:ascii="Arial Narrow" w:eastAsia="Times New Roman" w:hAnsi="Arial Narrow" w:cs="Arial"/>
+          <w:color w:val="000000"/>
+          <w:kern w:val="0"/>
+          <w:lang w:eastAsia="es-ES"/>
+          <w14:ligatures w14:val="none"/>
         </w:rPr>
         <w:t xml:space="preserve">El 1 de abril de 2016, </w:t>
       </w:r>
@@ -1164,7 +1046,7 @@
           <w:color w:val="000000"/>
           <w:kern w:val="0"/>
           <w:lang w:eastAsia="es-ES"/>
-          <ns2:ligatures ns2:val="none"/>
+          <w14:ligatures w14:val="none"/>
         </w:rPr>
         <w:t xml:space="preserve">su causante </w:t>
       </w:r>
@@ -1174,7 +1056,7 @@
           <w:color w:val="000000"/>
           <w:kern w:val="0"/>
           <w:lang w:eastAsia="es-ES"/>
-          <ns2:ligatures ns2:val="none"/>
+          <w14:ligatures w14:val="none"/>
         </w:rPr>
         <w:t xml:space="preserve">contrató un segundo crédito </w:t>
       </w:r>
@@ -1184,7 +1066,7 @@
           <w:color w:val="000000"/>
           <w:kern w:val="0"/>
           <w:lang w:eastAsia="es-ES"/>
-          <ns2:ligatures ns2:val="none"/>
+          <w14:ligatures w14:val="none"/>
         </w:rPr>
         <w:t xml:space="preserve">con el Banco </w:t>
       </w:r>
@@ -1194,7 +1076,7 @@
           <w:color w:val="000000"/>
           <w:kern w:val="0"/>
           <w:lang w:eastAsia="es-ES"/>
-          <ns2:ligatures ns2:val="none"/>
+          <w14:ligatures w14:val="none"/>
         </w:rPr>
         <w:t>identificado como “Crédito Renovación Café 103xxxxxx747”. Este crédito fue asociado a</w:t>
       </w:r>
@@ -1204,7 +1086,7 @@
           <w:color w:val="000000"/>
           <w:kern w:val="0"/>
           <w:lang w:eastAsia="es-ES"/>
-          <ns2:ligatures ns2:val="none"/>
+          <w14:ligatures w14:val="none"/>
         </w:rPr>
         <w:t xml:space="preserve">l Seguro de desgravamen - Póliza </w:t>
       </w:r>
@@ -1214,7 +1096,7 @@
           <w:color w:val="000000"/>
           <w:kern w:val="0"/>
           <w:lang w:eastAsia="es-ES"/>
-          <ns2:ligatures ns2:val="none"/>
+          <w14:ligatures w14:val="none"/>
         </w:rPr>
         <w:t xml:space="preserve">166-127012747 </w:t>
       </w:r>
@@ -1224,7 +1106,7 @@
           <w:color w:val="000000"/>
           <w:kern w:val="0"/>
           <w:lang w:eastAsia="es-ES"/>
-          <ns2:ligatures ns2:val="none"/>
+          <w14:ligatures w14:val="none"/>
         </w:rPr>
         <w:t>emitido</w:t>
       </w:r>
@@ -1234,7 +1116,7 @@
           <w:color w:val="000000"/>
           <w:kern w:val="0"/>
           <w:lang w:eastAsia="es-ES"/>
-          <ns2:ligatures ns2:val="none"/>
+          <w14:ligatures w14:val="none"/>
         </w:rPr>
         <w:t xml:space="preserve"> con </w:t>
       </w:r>
@@ -1245,7 +1127,7 @@
           <w:color w:val="000000"/>
           <w:kern w:val="0"/>
           <w:lang w:eastAsia="es-ES"/>
-          <ns2:ligatures ns2:val="none"/>
+          <w14:ligatures w14:val="none"/>
         </w:rPr>
         <w:t>Protecta</w:t>
       </w:r>
@@ -1256,7 +1138,7 @@
           <w:color w:val="000000"/>
           <w:kern w:val="0"/>
           <w:lang w:eastAsia="es-ES"/>
-          <ns2:ligatures ns2:val="none"/>
+          <w14:ligatures w14:val="none"/>
         </w:rPr>
         <w:t xml:space="preserve"> </w:t>
       </w:r>
@@ -1266,7 +1148,7 @@
           <w:color w:val="000000"/>
           <w:kern w:val="0"/>
           <w:lang w:eastAsia="es-ES"/>
-          <ns2:ligatures ns2:val="none"/>
+          <w14:ligatures w14:val="none"/>
         </w:rPr>
         <w:t>(en adelante, “Seguro de Desgravamen adicional”), cuya vigencia inició el 12 de abril de 2016</w:t>
       </w:r>
@@ -1276,12 +1158,12 @@
           <w:color w:val="000000"/>
           <w:kern w:val="0"/>
           <w:lang w:eastAsia="es-ES"/>
-          <ns2:ligatures ns2:val="none"/>
+          <w14:ligatures w14:val="none"/>
         </w:rPr>
         <w:t>.</w:t>
       </w:r>
     </w:p>
-    <w:p ns2:paraId="3801DEB5" ns2:textId="77777777">
+    <w:p>
       <w:pPr>
         <w:pStyle w:val="Prrafodelista"/>
         <w:rPr>
@@ -1289,11 +1171,11 @@
           <w:color w:val="000000"/>
           <w:kern w:val="0"/>
           <w:lang w:eastAsia="es-ES"/>
-          <ns2:ligatures ns2:val="none"/>
-        </w:rPr>
-      </w:pPr>
-    </w:p>
-    <w:p ns2:paraId="47919B5B" ns2:textId="148C061F">
+          <w14:ligatures w14:val="none"/>
+        </w:rPr>
+      </w:pPr>
+    </w:p>
+    <w:p>
       <w:pPr>
         <w:pStyle w:val="Prrafodelista"/>
         <w:numPr>
@@ -1310,16 +1192,16 @@
           <w:color w:val="000000"/>
           <w:kern w:val="0"/>
           <w:lang w:eastAsia="es-ES"/>
-          <ns2:ligatures ns2:val="none"/>
-        </w:rPr>
-      </w:pPr>
-      <w:r>
-        <w:rPr>
-          <w:rFonts w:ascii="Arial Narrow" w:eastAsia="Times New Roman" w:hAnsi="Arial Narrow" w:cs="Arial"/>
-          <w:color w:val="000000"/>
-          <w:kern w:val="0"/>
-          <w:lang w:eastAsia="es-ES"/>
-          <ns2:ligatures ns2:val="none"/>
+          <w14:ligatures w14:val="none"/>
+        </w:rPr>
+      </w:pPr>
+      <w:r>
+        <w:rPr>
+          <w:rFonts w:ascii="Arial Narrow" w:eastAsia="Times New Roman" w:hAnsi="Arial Narrow" w:cs="Arial"/>
+          <w:color w:val="000000"/>
+          <w:kern w:val="0"/>
+          <w:lang w:eastAsia="es-ES"/>
+          <w14:ligatures w14:val="none"/>
         </w:rPr>
         <w:t xml:space="preserve">Durante la vigencia de los referidos créditos, su causante asumió el pago de las cuotas conforme a los cronogramas establecidos, incluyendo el pago </w:t>
       </w:r>
@@ -1329,7 +1211,7 @@
           <w:color w:val="000000"/>
           <w:kern w:val="0"/>
           <w:lang w:eastAsia="es-ES"/>
-          <ns2:ligatures ns2:val="none"/>
+          <w14:ligatures w14:val="none"/>
         </w:rPr>
         <w:t>de los</w:t>
       </w:r>
@@ -1339,7 +1221,7 @@
           <w:color w:val="000000"/>
           <w:kern w:val="0"/>
           <w:lang w:eastAsia="es-ES"/>
-          <ns2:ligatures ns2:val="none"/>
+          <w14:ligatures w14:val="none"/>
         </w:rPr>
         <w:t xml:space="preserve"> seguro</w:t>
       </w:r>
@@ -1349,7 +1231,7 @@
           <w:color w:val="000000"/>
           <w:kern w:val="0"/>
           <w:lang w:eastAsia="es-ES"/>
-          <ns2:ligatures ns2:val="none"/>
+          <w14:ligatures w14:val="none"/>
         </w:rPr>
         <w:t>s</w:t>
       </w:r>
@@ -1359,7 +1241,7 @@
           <w:color w:val="000000"/>
           <w:kern w:val="0"/>
           <w:lang w:eastAsia="es-ES"/>
-          <ns2:ligatures ns2:val="none"/>
+          <w14:ligatures w14:val="none"/>
         </w:rPr>
         <w:t xml:space="preserve"> de desgravamen. Las últimas cuotas fueron abonadas el 4 de junio de 2018 y el 27 de agosto de 2019, según se detalla en los cronogramas de pago emitidos por la entidad financiera.</w:t>
       </w:r>
@@ -1369,12 +1251,12 @@
           <w:color w:val="000000"/>
           <w:kern w:val="0"/>
           <w:lang w:eastAsia="es-ES"/>
-          <ns2:ligatures ns2:val="none"/>
+          <w14:ligatures w14:val="none"/>
         </w:rPr>
         <w:t xml:space="preserve"> </w:t>
       </w:r>
     </w:p>
-    <w:p ns2:paraId="251848E5" ns2:textId="77777777">
+    <w:p>
       <w:pPr>
         <w:pStyle w:val="Prrafodelista"/>
         <w:spacing w:after="0" w:line="240" w:lineRule="auto"/>
@@ -1385,11 +1267,11 @@
           <w:color w:val="000000"/>
           <w:kern w:val="0"/>
           <w:lang w:eastAsia="es-ES"/>
-          <ns2:ligatures ns2:val="none"/>
-        </w:rPr>
-      </w:pPr>
-    </w:p>
-    <w:p ns2:paraId="0C266960" ns2:textId="3DE62AEF">
+          <w14:ligatures w14:val="none"/>
+        </w:rPr>
+      </w:pPr>
+    </w:p>
+    <w:p>
       <w:pPr>
         <w:pStyle w:val="Prrafodelista"/>
         <w:numPr>
@@ -1406,16 +1288,16 @@
           <w:color w:val="000000"/>
           <w:kern w:val="0"/>
           <w:lang w:eastAsia="es-ES"/>
-          <ns2:ligatures ns2:val="none"/>
-        </w:rPr>
-      </w:pPr>
-      <w:r>
-        <w:rPr>
-          <w:rFonts w:ascii="Arial Narrow" w:eastAsia="Times New Roman" w:hAnsi="Arial Narrow" w:cs="Arial"/>
-          <w:color w:val="000000"/>
-          <w:kern w:val="0"/>
-          <w:lang w:eastAsia="es-ES"/>
-          <ns2:ligatures ns2:val="none"/>
+          <w14:ligatures w14:val="none"/>
+        </w:rPr>
+      </w:pPr>
+      <w:r>
+        <w:rPr>
+          <w:rFonts w:ascii="Arial Narrow" w:eastAsia="Times New Roman" w:hAnsi="Arial Narrow" w:cs="Arial"/>
+          <w:color w:val="000000"/>
+          <w:kern w:val="0"/>
+          <w:lang w:eastAsia="es-ES"/>
+          <w14:ligatures w14:val="none"/>
         </w:rPr>
         <w:t>M</w:t>
       </w:r>
@@ -1425,7 +1307,7 @@
           <w:color w:val="000000"/>
           <w:kern w:val="0"/>
           <w:lang w:eastAsia="es-ES"/>
-          <ns2:ligatures ns2:val="none"/>
+          <w14:ligatures w14:val="none"/>
         </w:rPr>
         <w:t>ediante la Resolución Ministerial 0059-2020-MINAGRI</w:t>
       </w:r>
@@ -1435,7 +1317,7 @@
           <w:color w:val="000000"/>
           <w:kern w:val="0"/>
           <w:lang w:eastAsia="es-ES"/>
-          <ns2:ligatures ns2:val="none"/>
+          <w14:ligatures w14:val="none"/>
         </w:rPr>
         <w:t>, el Banco reestructuró el cronograma de pagos de los créditos otorgados, en cumplimiento con lo instruido por el Ministerio de Desarrollo Agrario y</w:t>
       </w:r>
@@ -1445,7 +1327,7 @@
           <w:color w:val="000000"/>
           <w:kern w:val="0"/>
           <w:lang w:eastAsia="es-ES"/>
-          <ns2:ligatures ns2:val="none"/>
+          <w14:ligatures w14:val="none"/>
         </w:rPr>
         <w:t xml:space="preserve"> Riego</w:t>
       </w:r>
@@ -1455,12 +1337,12 @@
           <w:color w:val="000000"/>
           <w:kern w:val="0"/>
           <w:lang w:eastAsia="es-ES"/>
-          <ns2:ligatures ns2:val="none"/>
+          <w14:ligatures w14:val="none"/>
         </w:rPr>
         <w:t>.</w:t>
       </w:r>
     </w:p>
-    <w:p ns2:paraId="38A52CD1" ns2:textId="77777777">
+    <w:p>
       <w:pPr>
         <w:pStyle w:val="Prrafodelista"/>
         <w:rPr>
@@ -1468,11 +1350,11 @@
           <w:color w:val="000000"/>
           <w:kern w:val="0"/>
           <w:lang w:eastAsia="es-ES"/>
-          <ns2:ligatures ns2:val="none"/>
-        </w:rPr>
-      </w:pPr>
-    </w:p>
-    <w:p ns2:paraId="7832709D" ns2:textId="0CA28D1A">
+          <w14:ligatures w14:val="none"/>
+        </w:rPr>
+      </w:pPr>
+    </w:p>
+    <w:p>
       <w:pPr>
         <w:pStyle w:val="Prrafodelista"/>
         <w:numPr>
@@ -1489,16 +1371,16 @@
           <w:color w:val="000000"/>
           <w:kern w:val="0"/>
           <w:lang w:eastAsia="es-ES"/>
-          <ns2:ligatures ns2:val="none"/>
-        </w:rPr>
-      </w:pPr>
-      <w:r>
-        <w:rPr>
-          <w:rFonts w:ascii="Arial Narrow" w:eastAsia="Times New Roman" w:hAnsi="Arial Narrow" w:cs="Arial"/>
-          <w:color w:val="000000"/>
-          <w:kern w:val="0"/>
-          <w:lang w:eastAsia="es-ES"/>
-          <ns2:ligatures ns2:val="none"/>
+          <w14:ligatures w14:val="none"/>
+        </w:rPr>
+      </w:pPr>
+      <w:r>
+        <w:rPr>
+          <w:rFonts w:ascii="Arial Narrow" w:eastAsia="Times New Roman" w:hAnsi="Arial Narrow" w:cs="Arial"/>
+          <w:color w:val="000000"/>
+          <w:kern w:val="0"/>
+          <w:lang w:eastAsia="es-ES"/>
+          <w14:ligatures w14:val="none"/>
         </w:rPr>
         <w:t>Posteriormente, e</w:t>
       </w:r>
@@ -1508,7 +1390,7 @@
           <w:color w:val="000000"/>
           <w:kern w:val="0"/>
           <w:lang w:eastAsia="es-ES"/>
-          <ns2:ligatures ns2:val="none"/>
+          <w14:ligatures w14:val="none"/>
         </w:rPr>
         <w:t xml:space="preserve">l 28 de febrero de 2024, falleció </w:t>
       </w:r>
@@ -1518,7 +1400,7 @@
           <w:color w:val="000000"/>
           <w:kern w:val="0"/>
           <w:lang w:eastAsia="es-ES"/>
-          <ns2:ligatures ns2:val="none"/>
+          <w14:ligatures w14:val="none"/>
         </w:rPr>
         <w:t>su</w:t>
       </w:r>
@@ -1528,7 +1410,7 @@
           <w:color w:val="000000"/>
           <w:kern w:val="0"/>
           <w:lang w:eastAsia="es-ES"/>
-          <ns2:ligatures ns2:val="none"/>
+          <w14:ligatures w14:val="none"/>
         </w:rPr>
         <w:t xml:space="preserve"> causante por causas naturales, en </w:t>
       </w:r>
@@ -1538,7 +1420,7 @@
           <w:color w:val="000000"/>
           <w:kern w:val="0"/>
           <w:lang w:eastAsia="es-ES"/>
-          <ns2:ligatures ns2:val="none"/>
+          <w14:ligatures w14:val="none"/>
         </w:rPr>
         <w:t>un</w:t>
       </w:r>
@@ -1548,7 +1430,7 @@
           <w:color w:val="000000"/>
           <w:kern w:val="0"/>
           <w:lang w:eastAsia="es-ES"/>
-          <ns2:ligatures ns2:val="none"/>
+          <w14:ligatures w14:val="none"/>
         </w:rPr>
         <w:t xml:space="preserve"> </w:t>
       </w:r>
@@ -1558,7 +1440,7 @@
           <w:color w:val="000000"/>
           <w:kern w:val="0"/>
           <w:lang w:eastAsia="es-ES"/>
-          <ns2:ligatures ns2:val="none"/>
+          <w14:ligatures w14:val="none"/>
         </w:rPr>
         <w:t>e</w:t>
       </w:r>
@@ -1568,7 +1450,7 @@
           <w:color w:val="000000"/>
           <w:kern w:val="0"/>
           <w:lang w:eastAsia="es-ES"/>
-          <ns2:ligatures ns2:val="none"/>
+          <w14:ligatures w14:val="none"/>
         </w:rPr>
         <w:t>stablecimiento de EsSalud, expidiéndose el acta de defunción correspondiente.</w:t>
       </w:r>
@@ -1578,7 +1460,7 @@
           <w:color w:val="000000"/>
           <w:kern w:val="0"/>
           <w:lang w:eastAsia="es-ES"/>
-          <ns2:ligatures ns2:val="none"/>
+          <w14:ligatures w14:val="none"/>
         </w:rPr>
         <w:t xml:space="preserve"> </w:t>
       </w:r>
@@ -1588,12 +1470,12 @@
           <w:color w:val="000000"/>
           <w:kern w:val="0"/>
           <w:lang w:eastAsia="es-ES"/>
-          <ns2:ligatures ns2:val="none"/>
+          <w14:ligatures w14:val="none"/>
         </w:rPr>
         <w:t>A la fecha del fallecimiento, el saldo deudor del Crédito 103xxxxxx409 ascendía a S/54 572,80. De igual forma, el Crédito 103xxxxxx747 registraba un saldo deudor de S/48 242,11.</w:t>
       </w:r>
     </w:p>
-    <w:p ns2:paraId="62F53B73" ns2:textId="77777777">
+    <w:p>
       <w:pPr>
         <w:pStyle w:val="Prrafodelista"/>
         <w:rPr>
@@ -1601,11 +1483,11 @@
           <w:color w:val="000000"/>
           <w:kern w:val="0"/>
           <w:lang w:eastAsia="es-ES"/>
-          <ns2:ligatures ns2:val="none"/>
-        </w:rPr>
-      </w:pPr>
-    </w:p>
-    <w:p ns2:paraId="038A1285" ns2:textId="2A5B7CAE">
+          <w14:ligatures w14:val="none"/>
+        </w:rPr>
+      </w:pPr>
+    </w:p>
+    <w:p>
       <w:pPr>
         <w:pStyle w:val="Prrafodelista"/>
         <w:numPr>
@@ -1622,16 +1504,16 @@
           <w:color w:val="000000"/>
           <w:kern w:val="0"/>
           <w:lang w:eastAsia="es-ES"/>
-          <ns2:ligatures ns2:val="none"/>
-        </w:rPr>
-      </w:pPr>
-      <w:r>
-        <w:rPr>
-          <w:rFonts w:ascii="Arial Narrow" w:eastAsia="Times New Roman" w:hAnsi="Arial Narrow" w:cs="Arial"/>
-          <w:color w:val="000000"/>
-          <w:kern w:val="0"/>
-          <w:lang w:eastAsia="es-ES"/>
-          <ns2:ligatures ns2:val="none"/>
+          <w14:ligatures w14:val="none"/>
+        </w:rPr>
+      </w:pPr>
+      <w:r>
+        <w:rPr>
+          <w:rFonts w:ascii="Arial Narrow" w:eastAsia="Times New Roman" w:hAnsi="Arial Narrow" w:cs="Arial"/>
+          <w:color w:val="000000"/>
+          <w:kern w:val="0"/>
+          <w:lang w:eastAsia="es-ES"/>
+          <w14:ligatures w14:val="none"/>
         </w:rPr>
         <w:t xml:space="preserve">El 27 de mayo de 2024, se declaró, mediante acta notarial por el notario Renzo Alberti Sierra, como única heredera del causante a la señora [DENUNCIANTE] (en adelante, la señora [APELLIDO]), inscribiéndose dicha declaración en la Partida 15633430 del Registro de Sucesión Intestada de la SUNARP.</w:t>
       </w:r>
@@ -1641,7 +1523,7 @@
           <w:color w:val="000000"/>
           <w:kern w:val="0"/>
           <w:lang w:eastAsia="es-ES"/>
-          <ns2:ligatures ns2:val="none"/>
+          <w14:ligatures w14:val="none"/>
         </w:rPr>
         <w:t/>
       </w:r>
@@ -1651,7 +1533,7 @@
           <w:color w:val="000000"/>
           <w:kern w:val="0"/>
           <w:lang w:eastAsia="es-ES"/>
-          <ns2:ligatures ns2:val="none"/>
+          <w14:ligatures w14:val="none"/>
         </w:rPr>
         <w:t/>
       </w:r>
@@ -1661,7 +1543,7 @@
           <w:color w:val="000000"/>
           <w:kern w:val="0"/>
           <w:lang w:eastAsia="es-ES"/>
-          <ns2:ligatures ns2:val="none"/>
+          <w14:ligatures w14:val="none"/>
         </w:rPr>
         <w:t/>
       </w:r>
@@ -1671,7 +1553,7 @@
           <w:color w:val="000000"/>
           <w:kern w:val="0"/>
           <w:lang w:eastAsia="es-ES"/>
-          <ns2:ligatures ns2:val="none"/>
+          <w14:ligatures w14:val="none"/>
         </w:rPr>
         <w:t xml:space="preserve"/>
       </w:r>
@@ -1681,7 +1563,7 @@
           <w:color w:val="000000"/>
           <w:kern w:val="0"/>
           <w:lang w:eastAsia="es-ES"/>
-          <ns2:ligatures ns2:val="none"/>
+          <w14:ligatures w14:val="none"/>
         </w:rPr>
         <w:t xml:space="preserve"/>
       </w:r>
@@ -1691,7 +1573,7 @@
           <w:color w:val="000000"/>
           <w:kern w:val="0"/>
           <w:lang w:eastAsia="es-ES"/>
-          <ns2:ligatures ns2:val="none"/>
+          <w14:ligatures w14:val="none"/>
         </w:rPr>
         <w:t/>
       </w:r>
@@ -1701,7 +1583,7 @@
           <w:color w:val="000000"/>
           <w:kern w:val="0"/>
           <w:lang w:eastAsia="es-ES"/>
-          <ns2:ligatures ns2:val="none"/>
+          <w14:ligatures w14:val="none"/>
         </w:rPr>
         <w:t xml:space="preserve"/>
       </w:r>
@@ -1711,7 +1593,7 @@
           <w:color w:val="000000"/>
           <w:kern w:val="0"/>
           <w:lang w:eastAsia="es-ES"/>
-          <ns2:ligatures ns2:val="none"/>
+          <w14:ligatures w14:val="none"/>
         </w:rPr>
         <w:t xml:space="preserve"/>
       </w:r>
@@ -1721,7 +1603,7 @@
           <w:color w:val="000000"/>
           <w:kern w:val="0"/>
           <w:lang w:eastAsia="es-ES"/>
-          <ns2:ligatures ns2:val="none"/>
+          <w14:ligatures w14:val="none"/>
         </w:rPr>
         <w:t xml:space="preserve"/>
       </w:r>
@@ -1731,7 +1613,7 @@
           <w:color w:val="000000"/>
           <w:kern w:val="0"/>
           <w:lang w:eastAsia="es-ES"/>
-          <ns2:ligatures ns2:val="none"/>
+          <w14:ligatures w14:val="none"/>
         </w:rPr>
         <w:t xml:space="preserve"/>
       </w:r>
@@ -1741,7 +1623,7 @@
           <w:color w:val="000000"/>
           <w:kern w:val="0"/>
           <w:lang w:eastAsia="es-ES"/>
-          <ns2:ligatures ns2:val="none"/>
+          <w14:ligatures w14:val="none"/>
         </w:rPr>
         <w:t/>
       </w:r>
@@ -1751,7 +1633,7 @@
           <w:color w:val="000000"/>
           <w:kern w:val="0"/>
           <w:lang w:eastAsia="es-ES"/>
-          <ns2:ligatures ns2:val="none"/>
+          <w14:ligatures w14:val="none"/>
         </w:rPr>
         <w:t/>
       </w:r>
@@ -1761,7 +1643,7 @@
           <w:color w:val="000000"/>
           <w:kern w:val="0"/>
           <w:lang w:eastAsia="es-ES"/>
-          <ns2:ligatures ns2:val="none"/>
+          <w14:ligatures w14:val="none"/>
         </w:rPr>
         <w:t xml:space="preserve"/>
       </w:r>
@@ -1771,7 +1653,7 @@
           <w:color w:val="000000"/>
           <w:kern w:val="0"/>
           <w:lang w:eastAsia="es-ES"/>
-          <ns2:ligatures ns2:val="none"/>
+          <w14:ligatures w14:val="none"/>
         </w:rPr>
         <w:lastRenderedPageBreak/>
         <w:t xml:space="preserve"/>
@@ -1782,7 +1664,7 @@
           <w:color w:val="000000"/>
           <w:kern w:val="0"/>
           <w:lang w:eastAsia="es-ES"/>
-          <ns2:ligatures ns2:val="none"/>
+          <w14:ligatures w14:val="none"/>
         </w:rPr>
         <w:t/>
       </w:r>
@@ -1792,7 +1674,7 @@
           <w:color w:val="000000"/>
           <w:kern w:val="0"/>
           <w:lang w:eastAsia="es-ES"/>
-          <ns2:ligatures ns2:val="none"/>
+          <w14:ligatures w14:val="none"/>
         </w:rPr>
         <w:t/>
       </w:r>
@@ -1802,12 +1684,12 @@
           <w:color w:val="000000"/>
           <w:kern w:val="0"/>
           <w:lang w:eastAsia="es-ES"/>
-          <ns2:ligatures ns2:val="none"/>
+          <w14:ligatures w14:val="none"/>
         </w:rPr>
         <w:t/>
       </w:r>
     </w:p>
-    <w:p ns2:paraId="369AC57B" ns2:textId="77777777">
+    <w:p>
       <w:pPr>
         <w:pStyle w:val="Prrafodelista"/>
         <w:rPr>
@@ -1815,11 +1697,11 @@
           <w:color w:val="000000"/>
           <w:kern w:val="0"/>
           <w:lang w:eastAsia="es-ES"/>
-          <ns2:ligatures ns2:val="none"/>
-        </w:rPr>
-      </w:pPr>
-    </w:p>
-    <w:p ns2:paraId="23E39964" ns2:textId="4EB72CF7">
+          <w14:ligatures w14:val="none"/>
+        </w:rPr>
+      </w:pPr>
+    </w:p>
+    <w:p>
       <w:pPr>
         <w:pStyle w:val="Prrafodelista"/>
         <w:numPr>
@@ -1836,16 +1718,16 @@
           <w:color w:val="000000"/>
           <w:kern w:val="0"/>
           <w:lang w:eastAsia="es-ES"/>
-          <ns2:ligatures ns2:val="none"/>
-        </w:rPr>
-      </w:pPr>
-      <w:r>
-        <w:rPr>
-          <w:rFonts w:ascii="Arial Narrow" w:eastAsia="Times New Roman" w:hAnsi="Arial Narrow" w:cs="Arial"/>
-          <w:color w:val="000000"/>
-          <w:kern w:val="0"/>
-          <w:lang w:eastAsia="es-ES"/>
-          <ns2:ligatures ns2:val="none"/>
+          <w14:ligatures w14:val="none"/>
+        </w:rPr>
+      </w:pPr>
+      <w:r>
+        <w:rPr>
+          <w:rFonts w:ascii="Arial Narrow" w:eastAsia="Times New Roman" w:hAnsi="Arial Narrow" w:cs="Arial"/>
+          <w:color w:val="000000"/>
+          <w:kern w:val="0"/>
+          <w:lang w:eastAsia="es-ES"/>
+          <w14:ligatures w14:val="none"/>
         </w:rPr>
         <w:t xml:space="preserve">El 2 de setiembre de 2024, la señora [APELLIDO] solicitó la activación de las pólizas contratadas mediante Carta Notarial 130515, diligenciada el 10 de septiembre en las oficinas de Protecta. No obstante, mediante carta 031485-2024GTO del 23 de setiembre de 2024, le respondieron que la póliza 166-127012747 no estaba vigente desde el 12 de setiembre de 2023 y no fue renovada; además, no hubo pronunciamiento sobre la póliza del Seguro de Desgravamen principal.</w:t>
       </w:r>
@@ -1855,7 +1737,7 @@
           <w:color w:val="000000"/>
           <w:kern w:val="0"/>
           <w:lang w:eastAsia="es-ES"/>
-          <ns2:ligatures ns2:val="none"/>
+          <w14:ligatures w14:val="none"/>
         </w:rPr>
         <w:t xml:space="preserve"/>
       </w:r>
@@ -1865,7 +1747,7 @@
           <w:color w:val="000000"/>
           <w:kern w:val="0"/>
           <w:lang w:eastAsia="es-ES"/>
-          <ns2:ligatures ns2:val="none"/>
+          <w14:ligatures w14:val="none"/>
         </w:rPr>
         <w:t/>
       </w:r>
@@ -1875,7 +1757,7 @@
           <w:color w:val="000000"/>
           <w:kern w:val="0"/>
           <w:lang w:eastAsia="es-ES"/>
-          <ns2:ligatures ns2:val="none"/>
+          <w14:ligatures w14:val="none"/>
         </w:rPr>
         <w:t xml:space="preserve"/>
       </w:r>
@@ -1885,7 +1767,7 @@
           <w:color w:val="000000"/>
           <w:kern w:val="0"/>
           <w:lang w:eastAsia="es-ES"/>
-          <ns2:ligatures ns2:val="none"/>
+          <w14:ligatures w14:val="none"/>
         </w:rPr>
         <w:t xml:space="preserve"/>
       </w:r>
@@ -1895,7 +1777,7 @@
           <w:color w:val="000000"/>
           <w:kern w:val="0"/>
           <w:lang w:eastAsia="es-ES"/>
-          <ns2:ligatures ns2:val="none"/>
+          <w14:ligatures w14:val="none"/>
         </w:rPr>
         <w:t xml:space="preserve"/>
       </w:r>
@@ -1905,7 +1787,7 @@
           <w:color w:val="000000"/>
           <w:kern w:val="0"/>
           <w:lang w:eastAsia="es-ES"/>
-          <ns2:ligatures ns2:val="none"/>
+          <w14:ligatures w14:val="none"/>
         </w:rPr>
         <w:t xml:space="preserve"/>
       </w:r>
@@ -1915,7 +1797,7 @@
           <w:color w:val="000000"/>
           <w:kern w:val="0"/>
           <w:lang w:eastAsia="es-ES"/>
-          <ns2:ligatures ns2:val="none"/>
+          <w14:ligatures w14:val="none"/>
         </w:rPr>
         <w:t/>
       </w:r>
@@ -1925,7 +1807,7 @@
           <w:color w:val="000000"/>
           <w:kern w:val="0"/>
           <w:lang w:eastAsia="es-ES"/>
-          <ns2:ligatures ns2:val="none"/>
+          <w14:ligatures w14:val="none"/>
         </w:rPr>
         <w:t xml:space="preserve"/>
       </w:r>
@@ -1936,7 +1818,7 @@
           <w:color w:val="000000"/>
           <w:kern w:val="0"/>
           <w:lang w:eastAsia="es-ES"/>
-          <ns2:ligatures ns2:val="none"/>
+          <w14:ligatures w14:val="none"/>
         </w:rPr>
         <w:t/>
       </w:r>
@@ -1947,7 +1829,7 @@
           <w:color w:val="000000"/>
           <w:kern w:val="0"/>
           <w:lang w:eastAsia="es-ES"/>
-          <ns2:ligatures ns2:val="none"/>
+          <w14:ligatures w14:val="none"/>
         </w:rPr>
         <w:t xml:space="preserve"/>
       </w:r>
@@ -1957,7 +1839,7 @@
           <w:color w:val="000000"/>
           <w:kern w:val="0"/>
           <w:lang w:eastAsia="es-ES"/>
-          <ns2:ligatures ns2:val="none"/>
+          <w14:ligatures w14:val="none"/>
         </w:rPr>
         <w:t xml:space="preserve"/>
       </w:r>
@@ -1967,7 +1849,7 @@
           <w:color w:val="000000"/>
           <w:kern w:val="0"/>
           <w:lang w:eastAsia="es-ES"/>
-          <ns2:ligatures ns2:val="none"/>
+          <w14:ligatures w14:val="none"/>
         </w:rPr>
         <w:t/>
       </w:r>
@@ -1977,7 +1859,7 @@
           <w:color w:val="000000"/>
           <w:kern w:val="0"/>
           <w:lang w:eastAsia="es-ES"/>
-          <ns2:ligatures ns2:val="none"/>
+          <w14:ligatures w14:val="none"/>
         </w:rPr>
         <w:t xml:space="preserve"/>
       </w:r>
@@ -1987,7 +1869,7 @@
           <w:color w:val="000000"/>
           <w:kern w:val="0"/>
           <w:lang w:eastAsia="es-ES"/>
-          <ns2:ligatures ns2:val="none"/>
+          <w14:ligatures w14:val="none"/>
         </w:rPr>
         <w:t xml:space="preserve"/>
       </w:r>
@@ -1997,7 +1879,7 @@
           <w:color w:val="000000"/>
           <w:kern w:val="0"/>
           <w:lang w:eastAsia="es-ES"/>
-          <ns2:ligatures ns2:val="none"/>
+          <w14:ligatures w14:val="none"/>
         </w:rPr>
         <w:t/>
       </w:r>
@@ -2007,7 +1889,7 @@
           <w:color w:val="000000"/>
           <w:kern w:val="0"/>
           <w:lang w:eastAsia="es-ES"/>
-          <ns2:ligatures ns2:val="none"/>
+          <w14:ligatures w14:val="none"/>
         </w:rPr>
         <w:t xml:space="preserve"/>
       </w:r>
@@ -2017,7 +1899,7 @@
           <w:color w:val="000000"/>
           <w:kern w:val="0"/>
           <w:lang w:eastAsia="es-ES"/>
-          <ns2:ligatures ns2:val="none"/>
+          <w14:ligatures w14:val="none"/>
         </w:rPr>
         <w:t xml:space="preserve"/>
       </w:r>
@@ -2027,7 +1909,7 @@
           <w:color w:val="000000"/>
           <w:kern w:val="0"/>
           <w:lang w:eastAsia="es-ES"/>
-          <ns2:ligatures ns2:val="none"/>
+          <w14:ligatures w14:val="none"/>
         </w:rPr>
         <w:t/>
       </w:r>
@@ -2037,7 +1919,7 @@
           <w:color w:val="000000"/>
           <w:kern w:val="0"/>
           <w:lang w:eastAsia="es-ES"/>
-          <ns2:ligatures ns2:val="none"/>
+          <w14:ligatures w14:val="none"/>
         </w:rPr>
         <w:t xml:space="preserve"/>
       </w:r>
@@ -2047,7 +1929,7 @@
           <w:color w:val="000000"/>
           <w:kern w:val="0"/>
           <w:lang w:eastAsia="es-ES"/>
-          <ns2:ligatures ns2:val="none"/>
+          <w14:ligatures w14:val="none"/>
         </w:rPr>
         <w:t xml:space="preserve"/>
       </w:r>
@@ -2057,7 +1939,7 @@
           <w:color w:val="000000"/>
           <w:kern w:val="0"/>
           <w:lang w:eastAsia="es-ES"/>
-          <ns2:ligatures ns2:val="none"/>
+          <w14:ligatures w14:val="none"/>
         </w:rPr>
         <w:t xml:space="preserve"/>
       </w:r>
@@ -2067,7 +1949,7 @@
           <w:color w:val="000000"/>
           <w:kern w:val="0"/>
           <w:lang w:eastAsia="es-ES"/>
-          <ns2:ligatures ns2:val="none"/>
+          <w14:ligatures w14:val="none"/>
         </w:rPr>
         <w:t/>
       </w:r>
@@ -2077,12 +1959,12 @@
           <w:color w:val="000000"/>
           <w:kern w:val="0"/>
           <w:lang w:eastAsia="es-ES"/>
-          <ns2:ligatures ns2:val="none"/>
+          <w14:ligatures w14:val="none"/>
         </w:rPr>
         <w:t/>
       </w:r>
     </w:p>
-    <w:p ns2:paraId="6D806851" ns2:textId="77777777">
+    <w:p>
       <w:pPr>
         <w:pStyle w:val="Prrafodelista"/>
         <w:rPr>
@@ -2090,11 +1972,11 @@
           <w:color w:val="000000"/>
           <w:kern w:val="0"/>
           <w:lang w:eastAsia="es-ES"/>
-          <ns2:ligatures ns2:val="none"/>
-        </w:rPr>
-      </w:pPr>
-    </w:p>
-    <w:p ns2:paraId="52C96CA1" ns2:textId="594C69F8">
+          <w14:ligatures w14:val="none"/>
+        </w:rPr>
+      </w:pPr>
+    </w:p>
+    <w:p>
       <w:pPr>
         <w:pStyle w:val="Prrafodelista"/>
         <w:numPr>
@@ -2111,16 +1993,16 @@
           <w:color w:val="000000"/>
           <w:kern w:val="0"/>
           <w:lang w:eastAsia="es-ES"/>
-          <ns2:ligatures ns2:val="none"/>
-        </w:rPr>
-      </w:pPr>
-      <w:r>
-        <w:rPr>
-          <w:rFonts w:ascii="Arial Narrow" w:eastAsia="Times New Roman" w:hAnsi="Arial Narrow" w:cs="Arial"/>
-          <w:color w:val="000000"/>
-          <w:kern w:val="0"/>
-          <w:lang w:eastAsia="es-ES"/>
-          <ns2:ligatures ns2:val="none"/>
+          <w14:ligatures w14:val="none"/>
+        </w:rPr>
+      </w:pPr>
+      <w:r>
+        <w:rPr>
+          <w:rFonts w:ascii="Arial Narrow" w:eastAsia="Times New Roman" w:hAnsi="Arial Narrow" w:cs="Arial"/>
+          <w:color w:val="000000"/>
+          <w:kern w:val="0"/>
+          <w:lang w:eastAsia="es-ES"/>
+          <w14:ligatures w14:val="none"/>
         </w:rPr>
         <w:t xml:space="preserve">El 1 de octubre de 2024, la señora [APELLIDO] remitió la Carta Notarial 130711 dirigida al Banco, en la se señaló la responsabilidad de dicha entidad bancaria ante una eventual no renovación de las pólizas ya que tenía la obligación de contratar el seguro de desgravamen por el mismo plazo de duración del crédito otorgado, asimismo, no se contaba con la totalidad de los contratos de seguros.</w:t>
       </w:r>
@@ -2130,7 +2012,7 @@
           <w:color w:val="000000"/>
           <w:kern w:val="0"/>
           <w:lang w:eastAsia="es-ES"/>
-          <ns2:ligatures ns2:val="none"/>
+          <w14:ligatures w14:val="none"/>
         </w:rPr>
         <w:t/>
       </w:r>
@@ -2140,7 +2022,7 @@
           <w:color w:val="000000"/>
           <w:kern w:val="0"/>
           <w:lang w:eastAsia="es-ES"/>
-          <ns2:ligatures ns2:val="none"/>
+          <w14:ligatures w14:val="none"/>
         </w:rPr>
         <w:t xml:space="preserve"/>
       </w:r>
@@ -2150,7 +2032,7 @@
           <w:color w:val="000000"/>
           <w:kern w:val="0"/>
           <w:lang w:eastAsia="es-ES"/>
-          <ns2:ligatures ns2:val="none"/>
+          <w14:ligatures w14:val="none"/>
         </w:rPr>
         <w:t xml:space="preserve"/>
       </w:r>
@@ -2160,7 +2042,7 @@
           <w:color w:val="000000"/>
           <w:kern w:val="0"/>
           <w:lang w:eastAsia="es-ES"/>
-          <ns2:ligatures ns2:val="none"/>
+          <w14:ligatures w14:val="none"/>
         </w:rPr>
         <w:t xml:space="preserve"/>
       </w:r>
@@ -2170,7 +2052,7 @@
           <w:color w:val="000000"/>
           <w:kern w:val="0"/>
           <w:lang w:eastAsia="es-ES"/>
-          <ns2:ligatures ns2:val="none"/>
+          <w14:ligatures w14:val="none"/>
         </w:rPr>
         <w:t/>
       </w:r>
@@ -2180,7 +2062,7 @@
           <w:color w:val="000000"/>
           <w:kern w:val="0"/>
           <w:lang w:eastAsia="es-ES"/>
-          <ns2:ligatures ns2:val="none"/>
+          <w14:ligatures w14:val="none"/>
         </w:rPr>
         <w:t/>
       </w:r>
@@ -2190,7 +2072,7 @@
           <w:color w:val="000000"/>
           <w:kern w:val="0"/>
           <w:lang w:eastAsia="es-ES"/>
-          <ns2:ligatures ns2:val="none"/>
+          <w14:ligatures w14:val="none"/>
         </w:rPr>
         <w:t xml:space="preserve"/>
       </w:r>
@@ -2200,7 +2082,7 @@
           <w:color w:val="000000"/>
           <w:kern w:val="0"/>
           <w:lang w:eastAsia="es-ES"/>
-          <ns2:ligatures ns2:val="none"/>
+          <w14:ligatures w14:val="none"/>
         </w:rPr>
         <w:t xml:space="preserve"/>
       </w:r>
@@ -2210,7 +2092,7 @@
           <w:color w:val="000000"/>
           <w:kern w:val="0"/>
           <w:lang w:eastAsia="es-ES"/>
-          <ns2:ligatures ns2:val="none"/>
+          <w14:ligatures w14:val="none"/>
         </w:rPr>
         <w:t xml:space="preserve"/>
       </w:r>
@@ -2220,7 +2102,7 @@
           <w:color w:val="000000"/>
           <w:kern w:val="0"/>
           <w:lang w:eastAsia="es-ES"/>
-          <ns2:ligatures ns2:val="none"/>
+          <w14:ligatures w14:val="none"/>
         </w:rPr>
         <w:t xml:space="preserve"/>
       </w:r>
@@ -2230,7 +2112,7 @@
           <w:color w:val="000000"/>
           <w:kern w:val="0"/>
           <w:lang w:eastAsia="es-ES"/>
-          <ns2:ligatures ns2:val="none"/>
+          <w14:ligatures w14:val="none"/>
         </w:rPr>
         <w:t/>
       </w:r>
@@ -2240,7 +2122,7 @@
           <w:color w:val="000000"/>
           <w:kern w:val="0"/>
           <w:lang w:eastAsia="es-ES"/>
-          <ns2:ligatures ns2:val="none"/>
+          <w14:ligatures w14:val="none"/>
         </w:rPr>
         <w:t xml:space="preserve"/>
       </w:r>
@@ -2250,7 +2132,7 @@
           <w:color w:val="000000"/>
           <w:kern w:val="0"/>
           <w:lang w:eastAsia="es-ES"/>
-          <ns2:ligatures ns2:val="none"/>
+          <w14:ligatures w14:val="none"/>
         </w:rPr>
         <w:t xml:space="preserve"/>
       </w:r>
@@ -2260,12 +2142,12 @@
           <w:color w:val="000000"/>
           <w:kern w:val="0"/>
           <w:lang w:eastAsia="es-ES"/>
-          <ns2:ligatures ns2:val="none"/>
+          <w14:ligatures w14:val="none"/>
         </w:rPr>
         <w:t/>
       </w:r>
     </w:p>
-    <w:p ns2:paraId="041BD26F" ns2:textId="77777777">
+    <w:p>
       <w:pPr>
         <w:pStyle w:val="Prrafodelista"/>
         <w:rPr>
@@ -2273,11 +2155,11 @@
           <w:color w:val="000000"/>
           <w:kern w:val="0"/>
           <w:lang w:eastAsia="es-ES"/>
-          <ns2:ligatures ns2:val="none"/>
-        </w:rPr>
-      </w:pPr>
-    </w:p>
-    <w:p ns2:paraId="47BEF723" ns2:textId="1842890C">
+          <w14:ligatures w14:val="none"/>
+        </w:rPr>
+      </w:pPr>
+    </w:p>
+    <w:p>
       <w:pPr>
         <w:pStyle w:val="Prrafodelista"/>
         <w:numPr>
@@ -2294,16 +2176,16 @@
           <w:color w:val="000000"/>
           <w:kern w:val="0"/>
           <w:lang w:eastAsia="es-ES"/>
-          <ns2:ligatures ns2:val="none"/>
-        </w:rPr>
-      </w:pPr>
-      <w:r>
-        <w:rPr>
-          <w:rFonts w:ascii="Arial Narrow" w:eastAsia="Times New Roman" w:hAnsi="Arial Narrow" w:cs="Arial"/>
-          <w:color w:val="000000"/>
-          <w:kern w:val="0"/>
-          <w:lang w:eastAsia="es-ES"/>
-          <ns2:ligatures ns2:val="none"/>
+          <w14:ligatures w14:val="none"/>
+        </w:rPr>
+      </w:pPr>
+      <w:r>
+        <w:rPr>
+          <w:rFonts w:ascii="Arial Narrow" w:eastAsia="Times New Roman" w:hAnsi="Arial Narrow" w:cs="Arial"/>
+          <w:color w:val="000000"/>
+          <w:kern w:val="0"/>
+          <w:lang w:eastAsia="es-ES"/>
+          <w14:ligatures w14:val="none"/>
         </w:rPr>
         <w:t xml:space="preserve">El 16 de octubre de 2024, la señora [APELLIDO] solicitó a Protecta, en calidad de heredera legal del causante, las copias de los contratos y certificados de seguro de Desgravamen.</w:t>
       </w:r>
@@ -2313,7 +2195,7 @@
           <w:color w:val="000000"/>
           <w:kern w:val="0"/>
           <w:lang w:eastAsia="es-ES"/>
-          <ns2:ligatures ns2:val="none"/>
+          <w14:ligatures w14:val="none"/>
         </w:rPr>
         <w:t xml:space="preserve"/>
       </w:r>
@@ -2323,7 +2205,7 @@
           <w:color w:val="000000"/>
           <w:kern w:val="0"/>
           <w:lang w:eastAsia="es-ES"/>
-          <ns2:ligatures ns2:val="none"/>
+          <w14:ligatures w14:val="none"/>
         </w:rPr>
         <w:t/>
       </w:r>
@@ -2333,7 +2215,7 @@
           <w:color w:val="000000"/>
           <w:kern w:val="0"/>
           <w:lang w:eastAsia="es-ES"/>
-          <ns2:ligatures ns2:val="none"/>
+          <w14:ligatures w14:val="none"/>
         </w:rPr>
         <w:t xml:space="preserve"/>
       </w:r>
@@ -2343,7 +2225,7 @@
           <w:color w:val="000000"/>
           <w:kern w:val="0"/>
           <w:lang w:eastAsia="es-ES"/>
-          <ns2:ligatures ns2:val="none"/>
+          <w14:ligatures w14:val="none"/>
         </w:rPr>
         <w:t/>
       </w:r>
@@ -2353,7 +2235,7 @@
           <w:color w:val="000000"/>
           <w:kern w:val="0"/>
           <w:lang w:eastAsia="es-ES"/>
-          <ns2:ligatures ns2:val="none"/>
+          <w14:ligatures w14:val="none"/>
         </w:rPr>
         <w:t xml:space="preserve"/>
       </w:r>
@@ -2364,7 +2246,7 @@
           <w:color w:val="000000"/>
           <w:kern w:val="0"/>
           <w:lang w:eastAsia="es-ES"/>
-          <ns2:ligatures ns2:val="none"/>
+          <w14:ligatures w14:val="none"/>
         </w:rPr>
         <w:t/>
       </w:r>
@@ -2375,7 +2257,7 @@
           <w:color w:val="000000"/>
           <w:kern w:val="0"/>
           <w:lang w:eastAsia="es-ES"/>
-          <ns2:ligatures ns2:val="none"/>
+          <w14:ligatures w14:val="none"/>
         </w:rPr>
         <w:t xml:space="preserve"/>
       </w:r>
@@ -2385,7 +2267,7 @@
           <w:color w:val="000000"/>
           <w:kern w:val="0"/>
           <w:lang w:eastAsia="es-ES"/>
-          <ns2:ligatures ns2:val="none"/>
+          <w14:ligatures w14:val="none"/>
         </w:rPr>
         <w:t/>
       </w:r>
@@ -2395,25 +2277,25 @@
           <w:color w:val="000000"/>
           <w:kern w:val="0"/>
           <w:lang w:eastAsia="es-ES"/>
-          <ns2:ligatures ns2:val="none"/>
+          <w14:ligatures w14:val="none"/>
         </w:rPr>
         <w:t/>
       </w:r>
     </w:p>
-    <w:p ns2:paraId="633F3145" ns2:textId="77777777">
-      <w:pPr>
-        <w:spacing w:after="0" w:line="240" w:lineRule="auto"/>
-        <w:jc w:val="both"/>
-        <w:rPr>
-          <w:rFonts w:ascii="Arial Narrow" w:eastAsia="Times New Roman" w:hAnsi="Arial Narrow" w:cs="Arial"/>
-          <w:color w:val="000000"/>
-          <w:kern w:val="0"/>
-          <w:lang w:eastAsia="es-ES"/>
-          <ns2:ligatures ns2:val="none"/>
-        </w:rPr>
-      </w:pPr>
-    </w:p>
-    <w:p ns2:paraId="10F6A22B" ns2:textId="50EDFDAB">
+    <w:p>
+      <w:pPr>
+        <w:spacing w:after="0" w:line="240" w:lineRule="auto"/>
+        <w:jc w:val="both"/>
+        <w:rPr>
+          <w:rFonts w:ascii="Arial Narrow" w:eastAsia="Times New Roman" w:hAnsi="Arial Narrow" w:cs="Arial"/>
+          <w:color w:val="000000"/>
+          <w:kern w:val="0"/>
+          <w:lang w:eastAsia="es-ES"/>
+          <w14:ligatures w14:val="none"/>
+        </w:rPr>
+      </w:pPr>
+    </w:p>
+    <w:p>
       <w:pPr>
         <w:pStyle w:val="Prrafodelista"/>
         <w:numPr>
@@ -2430,16 +2312,16 @@
           <w:color w:val="000000"/>
           <w:kern w:val="0"/>
           <w:lang w:eastAsia="es-ES"/>
-          <ns2:ligatures ns2:val="none"/>
-        </w:rPr>
-      </w:pPr>
-      <w:r>
-        <w:rPr>
-          <w:rFonts w:ascii="Arial Narrow" w:eastAsia="Times New Roman" w:hAnsi="Arial Narrow" w:cs="Arial"/>
-          <w:color w:val="000000"/>
-          <w:kern w:val="0"/>
-          <w:lang w:eastAsia="es-ES"/>
-          <ns2:ligatures ns2:val="none"/>
+          <w14:ligatures w14:val="none"/>
+        </w:rPr>
+      </w:pPr>
+      <w:r>
+        <w:rPr>
+          <w:rFonts w:ascii="Arial Narrow" w:eastAsia="Times New Roman" w:hAnsi="Arial Narrow" w:cs="Arial"/>
+          <w:color w:val="000000"/>
+          <w:kern w:val="0"/>
+          <w:lang w:eastAsia="es-ES"/>
+          <w14:ligatures w14:val="none"/>
         </w:rPr>
         <w:t xml:space="preserve">El 1 de diciembre de 2024, la señora [APELLIDO] presentó comunicación a Protecta, en la que señaló que se acreditaba que las condiciones particulares estipulaban la vigencia del seguro hasta el pago de la última cuota en caso de reprogramaciones. La misma comunicación fue dirigida también al Banco, el 4 de diciembre de 2024, solicitando que inste a la compañía aseguradora a cumplir con las obligaciones contractuales correspondientes. </w:t>
       </w:r>
@@ -2449,7 +2331,7 @@
           <w:color w:val="000000"/>
           <w:kern w:val="0"/>
           <w:lang w:eastAsia="es-ES"/>
-          <ns2:ligatures ns2:val="none"/>
+          <w14:ligatures w14:val="none"/>
         </w:rPr>
         <w:t/>
       </w:r>
@@ -2459,7 +2341,7 @@
           <w:color w:val="000000"/>
           <w:kern w:val="0"/>
           <w:lang w:eastAsia="es-ES"/>
-          <ns2:ligatures ns2:val="none"/>
+          <w14:ligatures w14:val="none"/>
         </w:rPr>
         <w:t xml:space="preserve"/>
       </w:r>
@@ -2469,7 +2351,7 @@
           <w:color w:val="000000"/>
           <w:kern w:val="0"/>
           <w:lang w:eastAsia="es-ES"/>
-          <ns2:ligatures ns2:val="none"/>
+          <w14:ligatures w14:val="none"/>
         </w:rPr>
         <w:t xml:space="preserve"/>
       </w:r>
@@ -2480,7 +2362,7 @@
           <w:color w:val="000000"/>
           <w:kern w:val="0"/>
           <w:lang w:eastAsia="es-ES"/>
-          <ns2:ligatures ns2:val="none"/>
+          <w14:ligatures w14:val="none"/>
         </w:rPr>
         <w:t/>
       </w:r>
@@ -2491,7 +2373,7 @@
           <w:color w:val="000000"/>
           <w:kern w:val="0"/>
           <w:lang w:eastAsia="es-ES"/>
-          <ns2:ligatures ns2:val="none"/>
+          <w14:ligatures w14:val="none"/>
         </w:rPr>
         <w:t xml:space="preserve"/>
       </w:r>
@@ -2501,7 +2383,7 @@
           <w:color w:val="000000"/>
           <w:kern w:val="0"/>
           <w:lang w:eastAsia="es-ES"/>
-          <ns2:ligatures ns2:val="none"/>
+          <w14:ligatures w14:val="none"/>
         </w:rPr>
         <w:t/>
       </w:r>
@@ -2511,7 +2393,7 @@
           <w:color w:val="000000"/>
           <w:kern w:val="0"/>
           <w:lang w:eastAsia="es-ES"/>
-          <ns2:ligatures ns2:val="none"/>
+          <w14:ligatures w14:val="none"/>
         </w:rPr>
         <w:t xml:space="preserve"/>
       </w:r>
@@ -2521,7 +2403,7 @@
           <w:color w:val="000000"/>
           <w:kern w:val="0"/>
           <w:lang w:eastAsia="es-ES"/>
-          <ns2:ligatures ns2:val="none"/>
+          <w14:ligatures w14:val="none"/>
         </w:rPr>
         <w:t xml:space="preserve"/>
       </w:r>
@@ -2531,7 +2413,7 @@
           <w:color w:val="000000"/>
           <w:kern w:val="0"/>
           <w:lang w:eastAsia="es-ES"/>
-          <ns2:ligatures ns2:val="none"/>
+          <w14:ligatures w14:val="none"/>
         </w:rPr>
         <w:t/>
       </w:r>
@@ -2541,12 +2423,12 @@
           <w:color w:val="000000"/>
           <w:kern w:val="0"/>
           <w:lang w:eastAsia="es-ES"/>
-          <ns2:ligatures ns2:val="none"/>
+          <w14:ligatures w14:val="none"/>
         </w:rPr>
         <w:t xml:space="preserve"/>
       </w:r>
     </w:p>
-    <w:p ns2:paraId="3B3D9F8C" ns2:textId="77777777">
+    <w:p>
       <w:pPr>
         <w:pStyle w:val="Prrafodelista"/>
         <w:rPr>
@@ -2554,11 +2436,11 @@
           <w:color w:val="000000"/>
           <w:kern w:val="0"/>
           <w:lang w:eastAsia="es-ES"/>
-          <ns2:ligatures ns2:val="none"/>
-        </w:rPr>
-      </w:pPr>
-    </w:p>
-    <w:p ns2:paraId="29A1B230" ns2:textId="39AF86E5">
+          <w14:ligatures w14:val="none"/>
+        </w:rPr>
+      </w:pPr>
+    </w:p>
+    <w:p>
       <w:pPr>
         <w:pStyle w:val="Prrafodelista"/>
         <w:numPr>
@@ -2575,16 +2457,16 @@
           <w:color w:val="000000"/>
           <w:kern w:val="0"/>
           <w:lang w:eastAsia="es-ES"/>
-          <ns2:ligatures ns2:val="none"/>
-        </w:rPr>
-      </w:pPr>
-      <w:r>
-        <w:rPr>
-          <w:rFonts w:ascii="Arial Narrow" w:eastAsia="Times New Roman" w:hAnsi="Arial Narrow" w:cs="Arial"/>
-          <w:color w:val="000000"/>
-          <w:kern w:val="0"/>
-          <w:lang w:eastAsia="es-ES"/>
-          <ns2:ligatures ns2:val="none"/>
+          <w14:ligatures w14:val="none"/>
+        </w:rPr>
+      </w:pPr>
+      <w:r>
+        <w:rPr>
+          <w:rFonts w:ascii="Arial Narrow" w:eastAsia="Times New Roman" w:hAnsi="Arial Narrow" w:cs="Arial"/>
+          <w:color w:val="000000"/>
+          <w:kern w:val="0"/>
+          <w:lang w:eastAsia="es-ES"/>
+          <w14:ligatures w14:val="none"/>
         </w:rPr>
         <w:t xml:space="preserve">El 19 de diciembre de 2024, </w:t>
       </w:r>
@@ -2595,7 +2477,7 @@
           <w:color w:val="000000"/>
           <w:kern w:val="0"/>
           <w:lang w:eastAsia="es-ES"/>
-          <ns2:ligatures ns2:val="none"/>
+          <w14:ligatures w14:val="none"/>
         </w:rPr>
         <w:t>Protecta</w:t>
       </w:r>
@@ -2606,7 +2488,7 @@
           <w:color w:val="000000"/>
           <w:kern w:val="0"/>
           <w:lang w:eastAsia="es-ES"/>
-          <ns2:ligatures ns2:val="none"/>
+          <w14:ligatures w14:val="none"/>
         </w:rPr>
         <w:t xml:space="preserve"> remitió una nueva carta mediante la cual reiteró la negativa de cobertura, argumentando nuevamente la falta de vigencia de las pólizas al momento del fallecimiento, </w:t>
       </w:r>
@@ -2616,7 +2498,7 @@
           <w:color w:val="000000"/>
           <w:kern w:val="0"/>
           <w:lang w:eastAsia="es-ES"/>
-          <ns2:ligatures ns2:val="none"/>
+          <w14:ligatures w14:val="none"/>
         </w:rPr>
         <w:t>amparándose en las cláusulas generales, pese a existir condiciones particulares que prevalecen sobre las generales</w:t>
       </w:r>
@@ -2626,12 +2508,12 @@
           <w:color w:val="000000"/>
           <w:kern w:val="0"/>
           <w:lang w:eastAsia="es-ES"/>
-          <ns2:ligatures ns2:val="none"/>
+          <w14:ligatures w14:val="none"/>
         </w:rPr>
         <w:t>.</w:t>
       </w:r>
     </w:p>
-    <w:p ns2:paraId="7A9CFA23" ns2:textId="77777777">
+    <w:p>
       <w:pPr>
         <w:pStyle w:val="Prrafodelista"/>
         <w:rPr>
@@ -2639,11 +2521,11 @@
           <w:color w:val="000000"/>
           <w:kern w:val="0"/>
           <w:lang w:eastAsia="es-ES"/>
-          <ns2:ligatures ns2:val="none"/>
-        </w:rPr>
-      </w:pPr>
-    </w:p>
-    <w:p ns2:paraId="50BCEB55" ns2:textId="78DB00E6">
+          <w14:ligatures w14:val="none"/>
+        </w:rPr>
+      </w:pPr>
+    </w:p>
+    <w:p>
       <w:pPr>
         <w:pStyle w:val="Prrafodelista"/>
         <w:numPr>
@@ -2660,16 +2542,16 @@
           <w:color w:val="000000"/>
           <w:kern w:val="0"/>
           <w:lang w:eastAsia="es-ES"/>
-          <ns2:ligatures ns2:val="none"/>
-        </w:rPr>
-      </w:pPr>
-      <w:r>
-        <w:rPr>
-          <w:rFonts w:ascii="Arial Narrow" w:eastAsia="Times New Roman" w:hAnsi="Arial Narrow" w:cs="Arial"/>
-          <w:color w:val="000000"/>
-          <w:kern w:val="0"/>
-          <w:lang w:eastAsia="es-ES"/>
-          <ns2:ligatures ns2:val="none"/>
+          <w14:ligatures w14:val="none"/>
+        </w:rPr>
+      </w:pPr>
+      <w:r>
+        <w:rPr>
+          <w:rFonts w:ascii="Arial Narrow" w:eastAsia="Times New Roman" w:hAnsi="Arial Narrow" w:cs="Arial"/>
+          <w:color w:val="000000"/>
+          <w:kern w:val="0"/>
+          <w:lang w:eastAsia="es-ES"/>
+          <w14:ligatures w14:val="none"/>
         </w:rPr>
         <w:t xml:space="preserve">El 26 de noviembre de 2024, </w:t>
       </w:r>
@@ -2680,7 +2562,7 @@
           <w:color w:val="000000"/>
           <w:kern w:val="0"/>
           <w:lang w:eastAsia="es-ES"/>
-          <ns2:ligatures ns2:val="none"/>
+          <w14:ligatures w14:val="none"/>
         </w:rPr>
         <w:t>Protecta</w:t>
       </w:r>
@@ -2691,7 +2573,7 @@
           <w:color w:val="000000"/>
           <w:kern w:val="0"/>
           <w:lang w:eastAsia="es-ES"/>
-          <ns2:ligatures ns2:val="none"/>
+          <w14:ligatures w14:val="none"/>
         </w:rPr>
         <w:t xml:space="preserve"> remitió</w:t>
       </w:r>
@@ -2701,7 +2583,7 @@
           <w:color w:val="000000"/>
           <w:kern w:val="0"/>
           <w:lang w:eastAsia="es-ES"/>
-          <ns2:ligatures ns2:val="none"/>
+          <w14:ligatures w14:val="none"/>
         </w:rPr>
         <w:t xml:space="preserve"> parcialmente el contenido de los contratos de seguros suscritos con </w:t>
       </w:r>
@@ -2711,7 +2593,7 @@
           <w:color w:val="000000"/>
           <w:kern w:val="0"/>
           <w:lang w:eastAsia="es-ES"/>
-          <ns2:ligatures ns2:val="none"/>
+          <w14:ligatures w14:val="none"/>
         </w:rPr>
         <w:t xml:space="preserve">el causante ya que </w:t>
       </w:r>
@@ -2721,12 +2603,12 @@
           <w:color w:val="000000"/>
           <w:kern w:val="0"/>
           <w:lang w:eastAsia="es-ES"/>
-          <ns2:ligatures ns2:val="none"/>
+          <w14:ligatures w14:val="none"/>
         </w:rPr>
         <w:t>solo se adjuntaron las páginas 1-8 y 2-8, omitiendo las seis restantes, así como otros documentos vinculados a la solicitud y condiciones particulares que forman parte integral del contrato</w:t>
       </w:r>
     </w:p>
-    <w:p ns2:paraId="59C60144" ns2:textId="77777777">
+    <w:p>
       <w:pPr>
         <w:pStyle w:val="Prrafodelista"/>
         <w:rPr>
@@ -2734,11 +2616,11 @@
           <w:color w:val="000000"/>
           <w:kern w:val="0"/>
           <w:lang w:eastAsia="es-ES"/>
-          <ns2:ligatures ns2:val="none"/>
-        </w:rPr>
-      </w:pPr>
-    </w:p>
-    <w:p ns2:paraId="10121776" ns2:textId="66FB6D27">
+          <w14:ligatures w14:val="none"/>
+        </w:rPr>
+      </w:pPr>
+    </w:p>
+    <w:p>
       <w:pPr>
         <w:pStyle w:val="Prrafodelista"/>
         <w:numPr>
@@ -2755,16 +2637,16 @@
           <w:color w:val="000000"/>
           <w:kern w:val="0"/>
           <w:lang w:eastAsia="es-ES"/>
-          <ns2:ligatures ns2:val="none"/>
-        </w:rPr>
-      </w:pPr>
-      <w:r>
-        <w:rPr>
-          <w:rFonts w:ascii="Arial Narrow" w:eastAsia="Times New Roman" w:hAnsi="Arial Narrow" w:cs="Arial"/>
-          <w:color w:val="000000"/>
-          <w:kern w:val="0"/>
-          <w:lang w:eastAsia="es-ES"/>
-          <ns2:ligatures ns2:val="none"/>
+          <w14:ligatures w14:val="none"/>
+        </w:rPr>
+      </w:pPr>
+      <w:r>
+        <w:rPr>
+          <w:rFonts w:ascii="Arial Narrow" w:eastAsia="Times New Roman" w:hAnsi="Arial Narrow" w:cs="Arial"/>
+          <w:color w:val="000000"/>
+          <w:kern w:val="0"/>
+          <w:lang w:eastAsia="es-ES"/>
+          <w14:ligatures w14:val="none"/>
         </w:rPr>
         <w:t xml:space="preserve">El 24 de diciembre de 2024, </w:t>
       </w:r>
@@ -2775,7 +2657,7 @@
           <w:color w:val="000000"/>
           <w:kern w:val="0"/>
           <w:lang w:eastAsia="es-ES"/>
-          <ns2:ligatures ns2:val="none"/>
+          <w14:ligatures w14:val="none"/>
         </w:rPr>
         <w:t>Protecta</w:t>
       </w:r>
@@ -2786,7 +2668,7 @@
           <w:color w:val="000000"/>
           <w:kern w:val="0"/>
           <w:lang w:eastAsia="es-ES"/>
-          <ns2:ligatures ns2:val="none"/>
+          <w14:ligatures w14:val="none"/>
         </w:rPr>
         <w:t xml:space="preserve"> </w:t>
       </w:r>
@@ -2796,7 +2678,7 @@
           <w:color w:val="000000"/>
           <w:kern w:val="0"/>
           <w:lang w:eastAsia="es-ES"/>
-          <ns2:ligatures ns2:val="none"/>
+          <w14:ligatures w14:val="none"/>
         </w:rPr>
         <w:t xml:space="preserve">remitió una carta </w:t>
       </w:r>
@@ -2806,7 +2688,7 @@
           <w:color w:val="000000"/>
           <w:kern w:val="0"/>
           <w:lang w:eastAsia="es-ES"/>
-          <ns2:ligatures ns2:val="none"/>
+          <w14:ligatures w14:val="none"/>
         </w:rPr>
         <w:t>invoc</w:t>
       </w:r>
@@ -2816,7 +2698,7 @@
           <w:color w:val="000000"/>
           <w:kern w:val="0"/>
           <w:lang w:eastAsia="es-ES"/>
-          <ns2:ligatures ns2:val="none"/>
+          <w14:ligatures w14:val="none"/>
         </w:rPr>
         <w:t>ando</w:t>
       </w:r>
@@ -2826,7 +2708,7 @@
           <w:color w:val="000000"/>
           <w:kern w:val="0"/>
           <w:lang w:eastAsia="es-ES"/>
-          <ns2:ligatures ns2:val="none"/>
+          <w14:ligatures w14:val="none"/>
         </w:rPr>
         <w:t xml:space="preserve"> una nueva causal para denegar la cobertura, alegando que el asegurado había superado el límite de edad de permanencia. Esta nueva objeción se presentó </w:t>
       </w:r>
@@ -2836,7 +2718,7 @@
           <w:color w:val="000000"/>
           <w:kern w:val="0"/>
           <w:lang w:eastAsia="es-ES"/>
-          <ns2:ligatures ns2:val="none"/>
+          <w14:ligatures w14:val="none"/>
         </w:rPr>
         <w:t>luego de</w:t>
       </w:r>
@@ -2846,7 +2728,7 @@
           <w:color w:val="000000"/>
           <w:kern w:val="0"/>
           <w:lang w:eastAsia="es-ES"/>
-          <ns2:ligatures ns2:val="none"/>
+          <w14:ligatures w14:val="none"/>
         </w:rPr>
         <w:t xml:space="preserve"> una denegatoria previa, a pesar de haberse demostrado la vigencia de las pólizas. En dicha carta, además, se modificaron las fechas de vigencia anteriormente informadas, indicando que ambas pólizas vencieron en noviembre de 2017, a pesar de que previamente se había señalado que la </w:t>
       </w:r>
@@ -2856,7 +2738,7 @@
           <w:color w:val="000000"/>
           <w:kern w:val="0"/>
           <w:lang w:eastAsia="es-ES"/>
-          <ns2:ligatures ns2:val="none"/>
+          <w14:ligatures w14:val="none"/>
         </w:rPr>
         <w:t>P</w:t>
       </w:r>
@@ -2866,7 +2748,7 @@
           <w:color w:val="000000"/>
           <w:kern w:val="0"/>
           <w:lang w:eastAsia="es-ES"/>
-          <ns2:ligatures ns2:val="none"/>
+          <w14:ligatures w14:val="none"/>
         </w:rPr>
         <w:t xml:space="preserve">óliza </w:t>
       </w:r>
@@ -2876,7 +2758,7 @@
           <w:color w:val="000000"/>
           <w:kern w:val="0"/>
           <w:lang w:eastAsia="es-ES"/>
-          <ns2:ligatures ns2:val="none"/>
+          <w14:ligatures w14:val="none"/>
         </w:rPr>
         <w:t xml:space="preserve">del </w:t>
       </w:r>
@@ -2886,7 +2768,7 @@
           <w:color w:val="000000"/>
           <w:kern w:val="0"/>
           <w:lang w:eastAsia="es-ES"/>
-          <ns2:ligatures ns2:val="none"/>
+          <w14:ligatures w14:val="none"/>
         </w:rPr>
         <w:t>Seguro de Desgravamen adicional</w:t>
       </w:r>
@@ -2896,12 +2778,12 @@
           <w:color w:val="000000"/>
           <w:kern w:val="0"/>
           <w:lang w:eastAsia="es-ES"/>
-          <ns2:ligatures ns2:val="none"/>
+          <w14:ligatures w14:val="none"/>
         </w:rPr>
         <w:t xml:space="preserve"> estaba vigente hasta el 12 de setiembre de 2023. </w:t>
       </w:r>
     </w:p>
-    <w:p ns2:paraId="580EFF42" ns2:textId="77777777">
+    <w:p>
       <w:pPr>
         <w:pStyle w:val="Prrafodelista"/>
         <w:rPr>
@@ -2909,11 +2791,11 @@
           <w:color w:val="000000"/>
           <w:kern w:val="0"/>
           <w:lang w:eastAsia="es-ES"/>
-          <ns2:ligatures ns2:val="none"/>
-        </w:rPr>
-      </w:pPr>
-    </w:p>
-    <w:p ns2:paraId="78B87936" ns2:textId="4B906308">
+          <w14:ligatures w14:val="none"/>
+        </w:rPr>
+      </w:pPr>
+    </w:p>
+    <w:p>
       <w:pPr>
         <w:pStyle w:val="Prrafodelista"/>
         <w:numPr>
@@ -2930,16 +2812,16 @@
           <w:color w:val="000000"/>
           <w:kern w:val="0"/>
           <w:lang w:eastAsia="es-ES"/>
-          <ns2:ligatures ns2:val="none"/>
-        </w:rPr>
-      </w:pPr>
-      <w:r>
-        <w:rPr>
-          <w:rFonts w:ascii="Arial Narrow" w:eastAsia="Times New Roman" w:hAnsi="Arial Narrow" w:cs="Arial"/>
-          <w:color w:val="000000"/>
-          <w:kern w:val="0"/>
-          <w:lang w:eastAsia="es-ES"/>
-          <ns2:ligatures ns2:val="none"/>
+          <w14:ligatures w14:val="none"/>
+        </w:rPr>
+      </w:pPr>
+      <w:r>
+        <w:rPr>
+          <w:rFonts w:ascii="Arial Narrow" w:eastAsia="Times New Roman" w:hAnsi="Arial Narrow" w:cs="Arial"/>
+          <w:color w:val="000000"/>
+          <w:kern w:val="0"/>
+          <w:lang w:eastAsia="es-ES"/>
+          <w14:ligatures w14:val="none"/>
         </w:rPr>
         <w:t xml:space="preserve">Finalmente, </w:t>
       </w:r>
@@ -2949,7 +2831,7 @@
           <w:color w:val="000000"/>
           <w:kern w:val="0"/>
           <w:lang w:eastAsia="es-ES"/>
-          <ns2:ligatures ns2:val="none"/>
+          <w14:ligatures w14:val="none"/>
         </w:rPr>
         <w:t xml:space="preserve">las copias de los contratos proporcionadas por </w:t>
       </w:r>
@@ -2960,7 +2842,7 @@
           <w:color w:val="000000"/>
           <w:kern w:val="0"/>
           <w:lang w:eastAsia="es-ES"/>
-          <ns2:ligatures ns2:val="none"/>
+          <w14:ligatures w14:val="none"/>
         </w:rPr>
         <w:t>Protecta</w:t>
       </w:r>
@@ -2971,7 +2853,7 @@
           <w:color w:val="000000"/>
           <w:kern w:val="0"/>
           <w:lang w:eastAsia="es-ES"/>
-          <ns2:ligatures ns2:val="none"/>
+          <w14:ligatures w14:val="none"/>
         </w:rPr>
         <w:t xml:space="preserve"> no incluyen el “Artículo 08: Terminación”, que supuestamente respaldaría la causal </w:t>
       </w:r>
@@ -2981,7 +2863,7 @@
           <w:color w:val="000000"/>
           <w:kern w:val="0"/>
           <w:lang w:eastAsia="es-ES"/>
-          <ns2:ligatures ns2:val="none"/>
+          <w14:ligatures w14:val="none"/>
         </w:rPr>
         <w:t>para denegar la cobertura</w:t>
       </w:r>
@@ -2991,7 +2873,7 @@
           <w:color w:val="000000"/>
           <w:kern w:val="0"/>
           <w:lang w:eastAsia="es-ES"/>
-          <ns2:ligatures ns2:val="none"/>
+          <w14:ligatures w14:val="none"/>
         </w:rPr>
         <w:t>, lo que evidencia un manejo parcial y cuestionable de la documentación, así como una manipulación de las fechas de vigencia con el fin de justificar su negativa</w:t>
       </w:r>
@@ -3001,25 +2883,25 @@
           <w:color w:val="000000"/>
           <w:kern w:val="0"/>
           <w:lang w:eastAsia="es-ES"/>
-          <ns2:ligatures ns2:val="none"/>
+          <w14:ligatures w14:val="none"/>
         </w:rPr>
         <w:t>.</w:t>
       </w:r>
     </w:p>
-    <w:p ns2:paraId="74B79383" ns2:textId="77777777">
-      <w:pPr>
-        <w:spacing w:after="0" w:line="240" w:lineRule="auto"/>
-        <w:jc w:val="both"/>
-        <w:rPr>
-          <w:rFonts w:ascii="Arial Narrow" w:eastAsia="Times New Roman" w:hAnsi="Arial Narrow" w:cs="Arial"/>
-          <w:color w:val="000000"/>
-          <w:kern w:val="0"/>
-          <w:lang w:eastAsia="es-ES"/>
-          <ns2:ligatures ns2:val="none"/>
-        </w:rPr>
-      </w:pPr>
-    </w:p>
-    <w:p ns2:paraId="4FB15987" ns2:textId="46AE843E">
+    <w:p>
+      <w:pPr>
+        <w:spacing w:after="0" w:line="240" w:lineRule="auto"/>
+        <w:jc w:val="both"/>
+        <w:rPr>
+          <w:rFonts w:ascii="Arial Narrow" w:eastAsia="Times New Roman" w:hAnsi="Arial Narrow" w:cs="Arial"/>
+          <w:color w:val="000000"/>
+          <w:kern w:val="0"/>
+          <w:lang w:eastAsia="es-ES"/>
+          <w14:ligatures w14:val="none"/>
+        </w:rPr>
+      </w:pPr>
+    </w:p>
+    <w:p>
       <w:pPr>
         <w:numPr>
           <w:ilvl w:val="1"/>
@@ -3037,7 +2919,7 @@
           <w:color w:val="000000"/>
           <w:kern w:val="0"/>
           <w:lang w:val="es-ES" w:eastAsia="es-ES"/>
-          <ns2:ligatures ns2:val="none"/>
+          <w14:ligatures w14:val="none"/>
         </w:rPr>
       </w:pPr>
       <w:r>
@@ -3046,7 +2928,7 @@
           <w:bCs/>
           <w:spacing w:val="-3"/>
           <w:kern w:val="0"/>
-          <ns2:ligatures ns2:val="none"/>
+          <w14:ligatures w14:val="none"/>
         </w:rPr>
         <w:t xml:space="preserve">La señora [APELLIDO] solicitó, en calidad de medida correctiva, que Protecta cumpla con activar la Póliza 166-112629409 y la Póliza 166-127012747, en virtud de los contratos de seguros de desgravamen celebrados con el causante asociados a los créditos obtenidos con el Banco. Asimismo, requirió el reembolso de costos y costas del presente procedimiento.</w:t>
       </w:r>
@@ -3056,7 +2938,7 @@
           <w:bCs/>
           <w:spacing w:val="-3"/>
           <w:kern w:val="0"/>
-          <ns2:ligatures ns2:val="none"/>
+          <w14:ligatures w14:val="none"/>
         </w:rPr>
         <w:t/>
       </w:r>
@@ -3066,7 +2948,7 @@
           <w:bCs/>
           <w:spacing w:val="-3"/>
           <w:kern w:val="0"/>
-          <ns2:ligatures ns2:val="none"/>
+          <w14:ligatures w14:val="none"/>
         </w:rPr>
         <w:t xml:space="preserve"/>
       </w:r>
@@ -3074,7 +2956,7 @@
         <w:rPr>
           <w:rFonts w:ascii="Arial Narrow" w:eastAsia="Calibri" w:hAnsi="Arial Narrow" w:cs="Arial"/>
           <w:kern w:val="0"/>
-          <ns2:ligatures ns2:val="none"/>
+          <w14:ligatures w14:val="none"/>
         </w:rPr>
         <w:t/>
       </w:r>
@@ -3082,7 +2964,7 @@
         <w:rPr>
           <w:rFonts w:ascii="Arial Narrow" w:eastAsia="Calibri" w:hAnsi="Arial Narrow" w:cs="Arial"/>
           <w:kern w:val="0"/>
-          <ns2:ligatures ns2:val="none"/>
+          <w14:ligatures w14:val="none"/>
         </w:rPr>
         <w:t xml:space="preserve"/>
       </w:r>
@@ -3092,7 +2974,7 @@
           <w:color w:val="000000"/>
           <w:kern w:val="0"/>
           <w:lang w:val="es-ES" w:eastAsia="es-ES"/>
-          <ns2:ligatures ns2:val="none"/>
+          <w14:ligatures w14:val="none"/>
         </w:rPr>
         <w:t/>
       </w:r>
@@ -3102,7 +2984,7 @@
           <w:color w:val="000000"/>
           <w:kern w:val="0"/>
           <w:lang w:val="es-ES" w:eastAsia="es-ES"/>
-          <ns2:ligatures ns2:val="none"/>
+          <w14:ligatures w14:val="none"/>
         </w:rPr>
         <w:t xml:space="preserve"/>
       </w:r>
@@ -3113,7 +2995,7 @@
           <w:color w:val="000000"/>
           <w:kern w:val="0"/>
           <w:lang w:val="es-ES" w:eastAsia="es-ES"/>
-          <ns2:ligatures ns2:val="none"/>
+          <w14:ligatures w14:val="none"/>
         </w:rPr>
         <w:t/>
       </w:r>
@@ -3124,7 +3006,7 @@
           <w:color w:val="000000"/>
           <w:kern w:val="0"/>
           <w:lang w:val="es-ES" w:eastAsia="es-ES"/>
-          <ns2:ligatures ns2:val="none"/>
+          <w14:ligatures w14:val="none"/>
         </w:rPr>
         <w:t xml:space="preserve"/>
       </w:r>
@@ -3134,7 +3016,7 @@
           <w:color w:val="000000"/>
           <w:kern w:val="0"/>
           <w:lang w:val="es-ES" w:eastAsia="es-ES"/>
-          <ns2:ligatures ns2:val="none"/>
+          <w14:ligatures w14:val="none"/>
         </w:rPr>
         <w:t xml:space="preserve"/>
       </w:r>
@@ -3144,7 +3026,7 @@
           <w:color w:val="000000"/>
           <w:kern w:val="0"/>
           <w:lang w:val="es-ES" w:eastAsia="es-ES"/>
-          <ns2:ligatures ns2:val="none"/>
+          <w14:ligatures w14:val="none"/>
         </w:rPr>
         <w:t xml:space="preserve"/>
       </w:r>
@@ -3154,7 +3036,7 @@
           <w:color w:val="000000"/>
           <w:kern w:val="0"/>
           <w:lang w:val="es-ES" w:eastAsia="es-ES"/>
-          <ns2:ligatures ns2:val="none"/>
+          <w14:ligatures w14:val="none"/>
         </w:rPr>
         <w:t xml:space="preserve"/>
       </w:r>
@@ -3164,7 +3046,7 @@
           <w:color w:val="000000"/>
           <w:kern w:val="0"/>
           <w:lang w:val="es-ES" w:eastAsia="es-ES"/>
-          <ns2:ligatures ns2:val="none"/>
+          <w14:ligatures w14:val="none"/>
         </w:rPr>
         <w:t/>
       </w:r>
@@ -3174,7 +3056,7 @@
           <w:color w:val="000000"/>
           <w:kern w:val="0"/>
           <w:lang w:val="es-ES" w:eastAsia="es-ES"/>
-          <ns2:ligatures ns2:val="none"/>
+          <w14:ligatures w14:val="none"/>
         </w:rPr>
         <w:t xml:space="preserve"/>
       </w:r>
@@ -3184,7 +3066,7 @@
           <w:color w:val="000000"/>
           <w:kern w:val="0"/>
           <w:lang w:val="es-ES" w:eastAsia="es-ES"/>
-          <ns2:ligatures ns2:val="none"/>
+          <w14:ligatures w14:val="none"/>
         </w:rPr>
         <w:t/>
       </w:r>
@@ -3194,7 +3076,7 @@
           <w:color w:val="000000"/>
           <w:kern w:val="0"/>
           <w:lang w:val="es-ES" w:eastAsia="es-ES"/>
-          <ns2:ligatures ns2:val="none"/>
+          <w14:ligatures w14:val="none"/>
         </w:rPr>
         <w:t xml:space="preserve"/>
       </w:r>
@@ -3204,7 +3086,7 @@
           <w:color w:val="000000"/>
           <w:kern w:val="0"/>
           <w:lang w:val="es-ES" w:eastAsia="es-ES"/>
-          <ns2:ligatures ns2:val="none"/>
+          <w14:ligatures w14:val="none"/>
         </w:rPr>
         <w:t/>
       </w:r>
@@ -3214,7 +3096,7 @@
           <w:color w:val="000000"/>
           <w:kern w:val="0"/>
           <w:lang w:val="es-ES" w:eastAsia="es-ES"/>
-          <ns2:ligatures ns2:val="none"/>
+          <w14:ligatures w14:val="none"/>
         </w:rPr>
         <w:t xml:space="preserve"/>
       </w:r>
@@ -3224,7 +3106,7 @@
           <w:color w:val="000000"/>
           <w:kern w:val="0"/>
           <w:lang w:val="es-ES" w:eastAsia="es-ES"/>
-          <ns2:ligatures ns2:val="none"/>
+          <w14:ligatures w14:val="none"/>
         </w:rPr>
         <w:t xml:space="preserve"/>
       </w:r>
@@ -3234,7 +3116,7 @@
           <w:color w:val="000000"/>
           <w:kern w:val="0"/>
           <w:lang w:val="es-ES" w:eastAsia="es-ES"/>
-          <ns2:ligatures ns2:val="none"/>
+          <w14:ligatures w14:val="none"/>
         </w:rPr>
         <w:lastRenderedPageBreak/>
         <w:t xml:space="preserve"/>
@@ -3245,7 +3127,7 @@
           <w:color w:val="000000"/>
           <w:kern w:val="0"/>
           <w:lang w:val="es-ES" w:eastAsia="es-ES"/>
-          <ns2:ligatures ns2:val="none"/>
+          <w14:ligatures w14:val="none"/>
         </w:rPr>
         <w:t xml:space="preserve"/>
       </w:r>
@@ -3255,7 +3137,7 @@
           <w:color w:val="000000"/>
           <w:kern w:val="0"/>
           <w:lang w:val="es-ES" w:eastAsia="es-ES"/>
-          <ns2:ligatures ns2:val="none"/>
+          <w14:ligatures w14:val="none"/>
         </w:rPr>
         <w:t xml:space="preserve"/>
       </w:r>
@@ -3265,7 +3147,7 @@
           <w:color w:val="000000"/>
           <w:kern w:val="0"/>
           <w:lang w:val="es-ES" w:eastAsia="es-ES"/>
-          <ns2:ligatures ns2:val="none"/>
+          <w14:ligatures w14:val="none"/>
         </w:rPr>
         <w:t/>
       </w:r>
@@ -3275,7 +3157,7 @@
           <w:color w:val="000000"/>
           <w:kern w:val="0"/>
           <w:lang w:val="es-ES" w:eastAsia="es-ES"/>
-          <ns2:ligatures ns2:val="none"/>
+          <w14:ligatures w14:val="none"/>
         </w:rPr>
         <w:t/>
       </w:r>
@@ -3285,7 +3167,7 @@
           <w:color w:val="000000"/>
           <w:kern w:val="0"/>
           <w:lang w:val="es-ES" w:eastAsia="es-ES"/>
-          <ns2:ligatures ns2:val="none"/>
+          <w14:ligatures w14:val="none"/>
         </w:rPr>
         <w:t xml:space="preserve"/>
       </w:r>
@@ -3295,7 +3177,7 @@
           <w:color w:val="000000"/>
           <w:kern w:val="0"/>
           <w:lang w:val="es-ES" w:eastAsia="es-ES"/>
-          <ns2:ligatures ns2:val="none"/>
+          <w14:ligatures w14:val="none"/>
         </w:rPr>
         <w:t/>
       </w:r>
@@ -3305,7 +3187,7 @@
           <w:color w:val="000000"/>
           <w:kern w:val="0"/>
           <w:lang w:val="es-ES" w:eastAsia="es-ES"/>
-          <ns2:ligatures ns2:val="none"/>
+          <w14:ligatures w14:val="none"/>
         </w:rPr>
         <w:t xml:space="preserve"/>
       </w:r>
@@ -3315,12 +3197,12 @@
           <w:color w:val="000000"/>
           <w:kern w:val="0"/>
           <w:lang w:val="es-ES" w:eastAsia="es-ES"/>
-          <ns2:ligatures ns2:val="none"/>
+          <w14:ligatures w14:val="none"/>
         </w:rPr>
         <w:t/>
       </w:r>
     </w:p>
-    <w:p ns2:paraId="61C46995" ns2:textId="77777777">
+    <w:p>
       <w:pPr>
         <w:spacing w:after="0" w:line="240" w:lineRule="auto"/>
         <w:contextualSpacing/>
@@ -3331,11 +3213,11 @@
           <w:color w:val="000000"/>
           <w:kern w:val="0"/>
           <w:lang w:eastAsia="es-PE"/>
-          <ns2:ligatures ns2:val="none"/>
-        </w:rPr>
-      </w:pPr>
-    </w:p>
-    <w:p ns2:paraId="4713554A" ns2:textId="77777777">
+          <w14:ligatures w14:val="none"/>
+        </w:rPr>
+      </w:pPr>
+    </w:p>
+    <w:p>
       <w:pPr>
         <w:pStyle w:val="Prrafodelista"/>
         <w:numPr>
@@ -3355,7 +3237,7 @@
           <w:color w:val="000000"/>
           <w:kern w:val="0"/>
           <w:lang w:eastAsia="es-PE"/>
-          <ns2:ligatures ns2:val="none"/>
+          <w14:ligatures w14:val="none"/>
         </w:rPr>
       </w:pPr>
       <w:r>
@@ -3365,12 +3247,12 @@
           <w:color w:val="000000"/>
           <w:kern w:val="0"/>
           <w:lang w:eastAsia="es-PE"/>
-          <ns2:ligatures ns2:val="none"/>
+          <w14:ligatures w14:val="none"/>
         </w:rPr>
         <w:t>DE LA ADMISIÓN A TRÁMITE DE LA DENUNCIA</w:t>
       </w:r>
     </w:p>
-    <w:p ns2:paraId="4BBBE1C2" ns2:textId="77777777">
+    <w:p>
       <w:pPr>
         <w:spacing w:after="0" w:line="240" w:lineRule="auto"/>
         <w:ind w:left="567"/>
@@ -3382,11 +3264,11 @@
           <w:color w:val="000000"/>
           <w:kern w:val="0"/>
           <w:lang w:eastAsia="es-PE"/>
-          <ns2:ligatures ns2:val="none"/>
-        </w:rPr>
-      </w:pPr>
-    </w:p>
-    <w:p ns2:paraId="01D09C35" ns2:textId="4D97EBF2">
+          <w14:ligatures w14:val="none"/>
+        </w:rPr>
+      </w:pPr>
+    </w:p>
+    <w:p>
       <w:pPr>
         <w:pStyle w:val="Prrafodelista"/>
         <w:numPr>
@@ -3399,7 +3281,7 @@
         <w:rPr>
           <w:rFonts w:ascii="Arial Narrow" w:eastAsia="Arial Narrow" w:hAnsi="Arial Narrow" w:cs="Arial Narrow"/>
           <w:kern w:val="0"/>
-          <ns2:ligatures ns2:val="none"/>
+          <w14:ligatures w14:val="none"/>
         </w:rPr>
       </w:pPr>
       <w:bookmarkStart w:id="2" w:name="_Hlk140755208"/>
@@ -3411,7 +3293,7 @@
           <w:color w:val="000000"/>
           <w:kern w:val="0"/>
           <w:lang w:eastAsia="es-PE"/>
-          <ns2:ligatures ns2:val="none"/>
+          <w14:ligatures w14:val="none"/>
         </w:rPr>
         <w:t xml:space="preserve">La Secretaría </w:t>
       </w:r>
@@ -3424,7 +3306,7 @@
           <w:color w:val="000000"/>
           <w:kern w:val="0"/>
           <w:lang w:eastAsia="es-PE"/>
-          <ns2:ligatures ns2:val="none"/>
+          <w14:ligatures w14:val="none"/>
         </w:rPr>
         <w:t>Técnica de la Comisión de Protección al Consumidor 1 (en adelante, la Secretaría Técnica), en ejercicio de sus facultades</w:t>
       </w:r>
@@ -3434,7 +3316,7 @@
           <w:rFonts w:ascii="Arial Narrow" w:eastAsia="Arial Narrow" w:hAnsi="Arial Narrow" w:cs="Arial Narrow"/>
           <w:kern w:val="0"/>
           <w:vertAlign w:val="superscript"/>
-          <ns2:ligatures ns2:val="none"/>
+          <w14:ligatures w14:val="none"/>
         </w:rPr>
         <w:footnoteReference w:id="3"/>
       </w:r>
@@ -3444,7 +3326,7 @@
           <w:color w:val="000000"/>
           <w:kern w:val="0"/>
           <w:lang w:eastAsia="es-PE"/>
-          <ns2:ligatures ns2:val="none"/>
+          <w14:ligatures w14:val="none"/>
         </w:rPr>
         <w:t xml:space="preserve">, considera </w:t>
       </w:r>
@@ -3452,7 +3334,7 @@
         <w:rPr>
           <w:rFonts w:ascii="Arial Narrow" w:eastAsia="Arial Narrow" w:hAnsi="Arial Narrow" w:cs="Arial Narrow"/>
           <w:kern w:val="0"/>
-          <ns2:ligatures ns2:val="none"/>
+          <w14:ligatures w14:val="none"/>
         </w:rPr>
         <w:t>que el hecho denunciado, c</w:t>
       </w:r>
@@ -3460,7 +3342,7 @@
         <w:rPr>
           <w:rFonts w:ascii="Arial Narrow" w:eastAsia="Arial Narrow" w:hAnsi="Arial Narrow" w:cs="Arial Narrow"/>
           <w:kern w:val="0"/>
-          <ns2:ligatures ns2:val="none"/>
+          <w14:ligatures w14:val="none"/>
         </w:rPr>
         <w:t xml:space="preserve">onsistente en que </w:t>
       </w:r>
@@ -3470,7 +3352,7 @@
           <w:kern w:val="0"/>
           <w:shd w:val="clear" w:color="auto" w:fill="FFFFFF"/>
           <w:lang w:eastAsia="es-PE"/>
-          <ns2:ligatures ns2:val="none"/>
+          <w14:ligatures w14:val="none"/>
         </w:rPr>
         <w:t xml:space="preserve">la compañía aseguradora se habría negado injustificadamente a otorgar a la denunciante la cobertura del Seguro de Desgravamen - Póliza </w:t>
       </w:r>
@@ -3481,7 +3363,7 @@
           <w:kern w:val="0"/>
           <w:shd w:val="clear" w:color="auto" w:fill="FFFFFF"/>
           <w:lang w:eastAsia="es-PE"/>
-          <ns2:ligatures ns2:val="none"/>
+          <w14:ligatures w14:val="none"/>
         </w:rPr>
         <w:t/>
       </w:r>
@@ -3492,7 +3374,7 @@
           <w:kern w:val="0"/>
           <w:shd w:val="clear" w:color="auto" w:fill="FFFFFF"/>
           <w:lang w:eastAsia="es-PE"/>
-          <ns2:ligatures ns2:val="none"/>
+          <w14:ligatures w14:val="none"/>
         </w:rPr>
         <w:t xml:space="preserve"> 166-127012747 por el fallecimiento de su padre</w:t>
       </w:r>
@@ -3500,7 +3382,7 @@
         <w:rPr>
           <w:rFonts w:ascii="Arial Narrow" w:eastAsia="Arial Narrow" w:hAnsi="Arial Narrow" w:cs="Arial Narrow"/>
           <w:kern w:val="0"/>
-          <ns2:ligatures ns2:val="none"/>
+          <w14:ligatures w14:val="none"/>
         </w:rPr>
         <w:t>; involucraría una presunta afectación a sus expectativas, quien no habría encontrado una correspondencia entre lo que esperaba recibir de parte del proveedor y lo que realmente recibió. Por consiguiente, corresponde calificar el hecho materia de denuncia como una presunta infracción al deber de idoneidad, tipificado en los artículos 18</w:t>
       </w:r>
@@ -3510,7 +3392,7 @@
           <w:color w:val="000000"/>
           <w:kern w:val="0"/>
           <w:lang w:eastAsia="es-PE"/>
-          <ns2:ligatures ns2:val="none"/>
+          <w14:ligatures w14:val="none"/>
         </w:rPr>
         <w:t/>
       </w:r>
@@ -3518,7 +3400,7 @@
         <w:rPr>
           <w:rFonts w:ascii="Arial Narrow" w:eastAsia="Arial Narrow" w:hAnsi="Arial Narrow" w:cs="Arial Narrow"/>
           <w:kern w:val="0"/>
-          <ns2:ligatures ns2:val="none"/>
+          <w14:ligatures w14:val="none"/>
         </w:rPr>
         <w:t xml:space="preserve"> y 19</w:t>
       </w:r>
@@ -3528,7 +3410,7 @@
           <w:color w:val="000000"/>
           <w:kern w:val="0"/>
           <w:lang w:eastAsia="es-PE"/>
-          <ns2:ligatures ns2:val="none"/>
+          <w14:ligatures w14:val="none"/>
         </w:rPr>
         <w:t/>
       </w:r>
@@ -3536,7 +3418,7 @@
         <w:rPr>
           <w:rFonts w:ascii="Arial Narrow" w:eastAsia="Arial Narrow" w:hAnsi="Arial Narrow" w:cs="Arial Narrow"/>
           <w:kern w:val="0"/>
-          <ns2:ligatures ns2:val="none"/>
+          <w14:ligatures w14:val="none"/>
         </w:rPr>
         <w:t xml:space="preserve"> del Código</w:t>
       </w:r>
@@ -3546,7 +3428,7 @@
           <w:rFonts w:ascii="Arial Narrow" w:eastAsia="Arial Narrow" w:hAnsi="Arial Narrow" w:cs="Arial"/>
           <w:kern w:val="0"/>
           <w:vertAlign w:val="superscript"/>
-          <ns2:ligatures ns2:val="none"/>
+          <w14:ligatures w14:val="none"/>
         </w:rPr>
         <w:footnoteReference w:id="4"/>
       </w:r>
@@ -3554,23 +3436,23 @@
         <w:rPr>
           <w:rFonts w:ascii="Arial Narrow" w:eastAsia="Arial Narrow" w:hAnsi="Arial Narrow" w:cs="Arial Narrow"/>
           <w:kern w:val="0"/>
-          <ns2:ligatures ns2:val="none"/>
+          <w14:ligatures w14:val="none"/>
         </w:rPr>
         <w:t>.</w:t>
       </w:r>
     </w:p>
-    <w:p ns2:paraId="3B0550BB" ns2:textId="77777777">
-      <w:pPr>
-        <w:spacing w:after="0" w:line="240" w:lineRule="auto"/>
-        <w:jc w:val="both"/>
-        <w:rPr>
-          <w:rFonts w:ascii="Arial Narrow" w:eastAsia="Arial Narrow" w:hAnsi="Arial Narrow" w:cs="Arial Narrow"/>
-          <w:kern w:val="0"/>
-          <ns2:ligatures ns2:val="none"/>
-        </w:rPr>
-      </w:pPr>
-    </w:p>
-    <w:p ns2:paraId="7C2015B3" ns2:textId="1B7C6C55">
+    <w:p>
+      <w:pPr>
+        <w:spacing w:after="0" w:line="240" w:lineRule="auto"/>
+        <w:jc w:val="both"/>
+        <w:rPr>
+          <w:rFonts w:ascii="Arial Narrow" w:eastAsia="Arial Narrow" w:hAnsi="Arial Narrow" w:cs="Arial Narrow"/>
+          <w:kern w:val="0"/>
+          <w14:ligatures w14:val="none"/>
+        </w:rPr>
+      </w:pPr>
+    </w:p>
+    <w:p>
       <w:pPr>
         <w:pStyle w:val="Prrafodelista"/>
         <w:numPr>
@@ -3583,14 +3465,14 @@
         <w:rPr>
           <w:rFonts w:ascii="Arial Narrow" w:eastAsia="Arial Narrow" w:hAnsi="Arial Narrow" w:cs="Arial Narrow"/>
           <w:kern w:val="0"/>
-          <ns2:ligatures ns2:val="none"/>
-        </w:rPr>
-      </w:pPr>
-      <w:r>
-        <w:rPr>
-          <w:rFonts w:ascii="Arial Narrow" w:eastAsia="Arial Narrow" w:hAnsi="Arial Narrow" w:cs="Arial Narrow"/>
-          <w:kern w:val="0"/>
-          <ns2:ligatures ns2:val="none"/>
+          <w14:ligatures w14:val="none"/>
+        </w:rPr>
+      </w:pPr>
+      <w:r>
+        <w:rPr>
+          <w:rFonts w:ascii="Arial Narrow" w:eastAsia="Arial Narrow" w:hAnsi="Arial Narrow" w:cs="Arial Narrow"/>
+          <w:kern w:val="0"/>
+          <w14:ligatures w14:val="none"/>
         </w:rPr>
         <w:t xml:space="preserve">Así también, la Secretaría Técnica, en ejercicio de sus facultades, </w:t>
       </w:r>
@@ -3600,7 +3482,7 @@
           <w:color w:val="000000"/>
           <w:kern w:val="0"/>
           <w:lang w:eastAsia="es-PE"/>
-          <ns2:ligatures ns2:val="none"/>
+          <w14:ligatures w14:val="none"/>
         </w:rPr>
         <w:t xml:space="preserve">considera </w:t>
       </w:r>
@@ -3608,7 +3490,7 @@
         <w:rPr>
           <w:rFonts w:ascii="Arial Narrow" w:eastAsia="Arial Narrow" w:hAnsi="Arial Narrow" w:cs="Arial Narrow"/>
           <w:kern w:val="0"/>
-          <ns2:ligatures ns2:val="none"/>
+          <w14:ligatures w14:val="none"/>
         </w:rPr>
         <w:t xml:space="preserve">que el hecho denunciado, consistente en que </w:t>
       </w:r>
@@ -3616,7 +3498,7 @@
         <w:rPr>
           <w:rFonts w:ascii="Arial Narrow" w:eastAsia="Arial Narrow" w:hAnsi="Arial Narrow" w:cs="Arial Narrow"/>
           <w:kern w:val="0"/>
-          <ns2:ligatures ns2:val="none"/>
+          <w14:ligatures w14:val="none"/>
         </w:rPr>
         <w:t xml:space="preserve">la compañía aseguradora se habría negado injustificadamente a otorgar a la parte denunciante la cobertura del Seguro de Desgravamen - Póliza </w:t>
       </w:r>
@@ -3625,7 +3507,7 @@
         <w:rPr>
           <w:rFonts w:ascii="Arial Narrow" w:eastAsia="Arial Narrow" w:hAnsi="Arial Narrow" w:cs="Arial Narrow"/>
           <w:kern w:val="0"/>
-          <ns2:ligatures ns2:val="none"/>
+          <w14:ligatures w14:val="none"/>
         </w:rPr>
         <w:t/>
       </w:r>
@@ -3634,7 +3516,7 @@
         <w:rPr>
           <w:rFonts w:ascii="Arial Narrow" w:eastAsia="Arial Narrow" w:hAnsi="Arial Narrow" w:cs="Arial Narrow"/>
           <w:kern w:val="0"/>
-          <ns2:ligatures ns2:val="none"/>
+          <w14:ligatures w14:val="none"/>
         </w:rPr>
         <w:t xml:space="preserve"> 166-112629409 por el fallecimiento de su padre</w:t>
       </w:r>
@@ -3642,7 +3524,7 @@
         <w:rPr>
           <w:rFonts w:ascii="Arial Narrow" w:eastAsia="Arial Narrow" w:hAnsi="Arial Narrow" w:cs="Arial Narrow"/>
           <w:kern w:val="0"/>
-          <ns2:ligatures ns2:val="none"/>
+          <w14:ligatures w14:val="none"/>
         </w:rPr>
         <w:t>; involucraría una presunta afectación a sus expectativas, quien no habría encontrado una correspondencia entre lo que esperaba recibir de parte del proveedor y lo que realmente recibió. Por consiguiente, corresponde calificar el hecho materia de denuncia como una presunta infracción al deber de idoneidad, tipificado en los artículos 18</w:t>
       </w:r>
@@ -3652,7 +3534,7 @@
           <w:color w:val="000000"/>
           <w:kern w:val="0"/>
           <w:lang w:eastAsia="es-PE"/>
-          <ns2:ligatures ns2:val="none"/>
+          <w14:ligatures w14:val="none"/>
         </w:rPr>
         <w:t/>
       </w:r>
@@ -3660,7 +3542,7 @@
         <w:rPr>
           <w:rFonts w:ascii="Arial Narrow" w:eastAsia="Arial Narrow" w:hAnsi="Arial Narrow" w:cs="Arial Narrow"/>
           <w:kern w:val="0"/>
-          <ns2:ligatures ns2:val="none"/>
+          <w14:ligatures w14:val="none"/>
         </w:rPr>
         <w:t xml:space="preserve"> y 19</w:t>
       </w:r>
@@ -3670,7 +3552,7 @@
           <w:color w:val="000000"/>
           <w:kern w:val="0"/>
           <w:lang w:eastAsia="es-PE"/>
-          <ns2:ligatures ns2:val="none"/>
+          <w14:ligatures w14:val="none"/>
         </w:rPr>
         <w:t/>
       </w:r>
@@ -3678,22 +3560,22 @@
         <w:rPr>
           <w:rFonts w:ascii="Arial Narrow" w:eastAsia="Arial Narrow" w:hAnsi="Arial Narrow" w:cs="Arial Narrow"/>
           <w:kern w:val="0"/>
-          <ns2:ligatures ns2:val="none"/>
+          <w14:ligatures w14:val="none"/>
         </w:rPr>
         <w:t xml:space="preserve"> del Código.</w:t>
       </w:r>
     </w:p>
-    <w:p ns2:paraId="5C722FB7" ns2:textId="77777777">
+    <w:p>
       <w:pPr>
         <w:pStyle w:val="Prrafodelista"/>
         <w:rPr>
           <w:rFonts w:ascii="Arial Narrow" w:eastAsia="Arial Narrow" w:hAnsi="Arial Narrow" w:cs="Arial Narrow"/>
           <w:kern w:val="0"/>
-          <ns2:ligatures ns2:val="none"/>
-        </w:rPr>
-      </w:pPr>
-    </w:p>
-    <w:p ns2:paraId="4570E769" ns2:textId="2E4091BF">
+          <w14:ligatures w14:val="none"/>
+        </w:rPr>
+      </w:pPr>
+    </w:p>
+    <w:p>
       <w:pPr>
         <w:pStyle w:val="Prrafodelista"/>
         <w:numPr>
@@ -3706,14 +3588,14 @@
         <w:rPr>
           <w:rFonts w:ascii="Arial Narrow" w:eastAsia="Arial Narrow" w:hAnsi="Arial Narrow" w:cs="Arial Narrow"/>
           <w:kern w:val="0"/>
-          <ns2:ligatures ns2:val="none"/>
-        </w:rPr>
-      </w:pPr>
-      <w:r>
-        <w:rPr>
-          <w:rFonts w:ascii="Arial Narrow" w:eastAsia="Arial Narrow" w:hAnsi="Arial Narrow" w:cs="Arial Narrow"/>
-          <w:kern w:val="0"/>
-          <ns2:ligatures ns2:val="none"/>
+          <w14:ligatures w14:val="none"/>
+        </w:rPr>
+      </w:pPr>
+      <w:r>
+        <w:rPr>
+          <w:rFonts w:ascii="Arial Narrow" w:eastAsia="Arial Narrow" w:hAnsi="Arial Narrow" w:cs="Arial Narrow"/>
+          <w:kern w:val="0"/>
+          <w14:ligatures w14:val="none"/>
         </w:rPr>
         <w:t xml:space="preserve">Además, </w:t>
       </w:r>
@@ -3721,7 +3603,7 @@
         <w:rPr>
           <w:rFonts w:ascii="Arial Narrow" w:eastAsia="Arial Narrow" w:hAnsi="Arial Narrow" w:cs="Arial Narrow"/>
           <w:kern w:val="0"/>
-          <ns2:ligatures ns2:val="none"/>
+          <w14:ligatures w14:val="none"/>
         </w:rPr>
         <w:t xml:space="preserve">la Secretaría Técnica, en ejercicio de sus facultades, </w:t>
       </w:r>
@@ -3731,7 +3613,7 @@
           <w:color w:val="000000"/>
           <w:kern w:val="0"/>
           <w:lang w:eastAsia="es-PE"/>
-          <ns2:ligatures ns2:val="none"/>
+          <w14:ligatures w14:val="none"/>
         </w:rPr>
         <w:t xml:space="preserve">considera </w:t>
       </w:r>
@@ -3739,7 +3621,7 @@
         <w:rPr>
           <w:rFonts w:ascii="Arial Narrow" w:eastAsia="Arial Narrow" w:hAnsi="Arial Narrow" w:cs="Arial Narrow"/>
           <w:kern w:val="0"/>
-          <ns2:ligatures ns2:val="none"/>
+          <w14:ligatures w14:val="none"/>
         </w:rPr>
         <w:t xml:space="preserve">que el hecho denunciado, consistente en que </w:t>
       </w:r>
@@ -3747,7 +3629,7 @@
         <w:rPr>
           <w:rFonts w:ascii="Arial Narrow" w:eastAsia="Arial Narrow" w:hAnsi="Arial Narrow" w:cs="Arial Narrow"/>
           <w:kern w:val="0"/>
-          <ns2:ligatures ns2:val="none"/>
+          <w14:ligatures w14:val="none"/>
         </w:rPr>
         <w:t xml:space="preserve">la compañía aseguradora no habría emitido un pronunciamiento oportuno sobre la solicitud de la cobertura del Seguro de Desgravamen - Póliza </w:t>
       </w:r>
@@ -3756,7 +3638,7 @@
         <w:rPr>
           <w:rFonts w:ascii="Arial Narrow" w:eastAsia="Arial Narrow" w:hAnsi="Arial Narrow" w:cs="Arial Narrow"/>
           <w:kern w:val="0"/>
-          <ns2:ligatures ns2:val="none"/>
+          <w14:ligatures w14:val="none"/>
         </w:rPr>
         <w:t/>
       </w:r>
@@ -3765,7 +3647,7 @@
         <w:rPr>
           <w:rFonts w:ascii="Arial Narrow" w:eastAsia="Arial Narrow" w:hAnsi="Arial Narrow" w:cs="Arial Narrow"/>
           <w:kern w:val="0"/>
-          <ns2:ligatures ns2:val="none"/>
+          <w14:ligatures w14:val="none"/>
         </w:rPr>
         <w:t xml:space="preserve"> 166-112629409 presentado por la denunciante por el fallecimiento de su padre</w:t>
       </w:r>
@@ -3773,7 +3655,7 @@
         <w:rPr>
           <w:rFonts w:ascii="Arial Narrow" w:eastAsia="Arial Narrow" w:hAnsi="Arial Narrow" w:cs="Arial Narrow"/>
           <w:kern w:val="0"/>
-          <ns2:ligatures ns2:val="none"/>
+          <w14:ligatures w14:val="none"/>
         </w:rPr>
         <w:t xml:space="preserve">; involucraría una presunta afectación a sus expectativas, quien no habría encontrado una correspondencia entre lo que esperaba recibir de parte del proveedor y lo que realmente recibió. Por consiguiente, corresponde calificar el hecho </w:t>
       </w:r>
@@ -3781,7 +3663,7 @@
         <w:rPr>
           <w:rFonts w:ascii="Arial Narrow" w:eastAsia="Arial Narrow" w:hAnsi="Arial Narrow" w:cs="Arial Narrow"/>
           <w:kern w:val="0"/>
-          <ns2:ligatures ns2:val="none"/>
+          <w14:ligatures w14:val="none"/>
         </w:rPr>
         <w:lastRenderedPageBreak/>
         <w:t>materia de denuncia como una presunta infracción al deber de idoneidad, tipificado en los artículos 18</w:t>
@@ -3792,7 +3674,7 @@
           <w:color w:val="000000"/>
           <w:kern w:val="0"/>
           <w:lang w:eastAsia="es-PE"/>
-          <ns2:ligatures ns2:val="none"/>
+          <w14:ligatures w14:val="none"/>
         </w:rPr>
         <w:t/>
       </w:r>
@@ -3800,7 +3682,7 @@
         <w:rPr>
           <w:rFonts w:ascii="Arial Narrow" w:eastAsia="Arial Narrow" w:hAnsi="Arial Narrow" w:cs="Arial Narrow"/>
           <w:kern w:val="0"/>
-          <ns2:ligatures ns2:val="none"/>
+          <w14:ligatures w14:val="none"/>
         </w:rPr>
         <w:t xml:space="preserve"> y 19</w:t>
       </w:r>
@@ -3810,7 +3692,7 @@
           <w:color w:val="000000"/>
           <w:kern w:val="0"/>
           <w:lang w:eastAsia="es-PE"/>
-          <ns2:ligatures ns2:val="none"/>
+          <w14:ligatures w14:val="none"/>
         </w:rPr>
         <w:t/>
       </w:r>
@@ -3818,23 +3700,23 @@
         <w:rPr>
           <w:rFonts w:ascii="Arial Narrow" w:eastAsia="Arial Narrow" w:hAnsi="Arial Narrow" w:cs="Arial Narrow"/>
           <w:kern w:val="0"/>
-          <ns2:ligatures ns2:val="none"/>
+          <w14:ligatures w14:val="none"/>
         </w:rPr>
         <w:t xml:space="preserve"> del Código.</w:t>
       </w:r>
     </w:p>
-    <w:p ns2:paraId="08F0BDB2" ns2:textId="77777777">
-      <w:pPr>
-        <w:spacing w:after="0" w:line="240" w:lineRule="auto"/>
-        <w:jc w:val="both"/>
-        <w:rPr>
-          <w:rFonts w:ascii="Arial Narrow" w:eastAsia="Arial Narrow" w:hAnsi="Arial Narrow" w:cs="Arial Narrow"/>
-          <w:kern w:val="0"/>
-          <ns2:ligatures ns2:val="none"/>
-        </w:rPr>
-      </w:pPr>
-    </w:p>
-    <w:p ns2:paraId="5762C026" ns2:textId="641AF6A9">
+    <w:p>
+      <w:pPr>
+        <w:spacing w:after="0" w:line="240" w:lineRule="auto"/>
+        <w:jc w:val="both"/>
+        <w:rPr>
+          <w:rFonts w:ascii="Arial Narrow" w:eastAsia="Arial Narrow" w:hAnsi="Arial Narrow" w:cs="Arial Narrow"/>
+          <w:kern w:val="0"/>
+          <w14:ligatures w14:val="none"/>
+        </w:rPr>
+      </w:pPr>
+    </w:p>
+    <w:p>
       <w:pPr>
         <w:pStyle w:val="Prrafodelista"/>
         <w:numPr>
@@ -3847,14 +3729,14 @@
         <w:rPr>
           <w:rFonts w:ascii="Arial Narrow" w:eastAsia="Arial Narrow" w:hAnsi="Arial Narrow" w:cs="Arial Narrow"/>
           <w:kern w:val="0"/>
-          <ns2:ligatures ns2:val="none"/>
-        </w:rPr>
-      </w:pPr>
-      <w:r>
-        <w:rPr>
-          <w:rFonts w:ascii="Arial Narrow" w:eastAsia="Arial Narrow" w:hAnsi="Arial Narrow" w:cs="Arial Narrow"/>
-          <w:kern w:val="0"/>
-          <ns2:ligatures ns2:val="none"/>
+          <w14:ligatures w14:val="none"/>
+        </w:rPr>
+      </w:pPr>
+      <w:r>
+        <w:rPr>
+          <w:rFonts w:ascii="Arial Narrow" w:eastAsia="Arial Narrow" w:hAnsi="Arial Narrow" w:cs="Arial Narrow"/>
+          <w:kern w:val="0"/>
+          <w14:ligatures w14:val="none"/>
         </w:rPr>
         <w:t xml:space="preserve">Asimismo, </w:t>
       </w:r>
@@ -3862,7 +3744,7 @@
         <w:rPr>
           <w:rFonts w:ascii="Arial Narrow" w:eastAsia="Arial Narrow" w:hAnsi="Arial Narrow" w:cs="Arial Narrow"/>
           <w:kern w:val="0"/>
-          <ns2:ligatures ns2:val="none"/>
+          <w14:ligatures w14:val="none"/>
         </w:rPr>
         <w:t xml:space="preserve">la Secretaría Técnica, en ejercicio de sus facultades, </w:t>
       </w:r>
@@ -3872,7 +3754,7 @@
           <w:color w:val="000000"/>
           <w:kern w:val="0"/>
           <w:lang w:eastAsia="es-PE"/>
-          <ns2:ligatures ns2:val="none"/>
+          <w14:ligatures w14:val="none"/>
         </w:rPr>
         <w:t xml:space="preserve">considera </w:t>
       </w:r>
@@ -3880,7 +3762,7 @@
         <w:rPr>
           <w:rFonts w:ascii="Arial Narrow" w:eastAsia="Arial Narrow" w:hAnsi="Arial Narrow" w:cs="Arial Narrow"/>
           <w:kern w:val="0"/>
-          <ns2:ligatures ns2:val="none"/>
+          <w14:ligatures w14:val="none"/>
         </w:rPr>
         <w:t xml:space="preserve">que el hecho denunciado, consistente en que </w:t>
       </w:r>
@@ -3888,7 +3770,7 @@
         <w:rPr>
           <w:rFonts w:ascii="Arial Narrow" w:eastAsia="Arial Narrow" w:hAnsi="Arial Narrow" w:cs="Arial Narrow"/>
           <w:kern w:val="0"/>
-          <ns2:ligatures ns2:val="none"/>
+          <w14:ligatures w14:val="none"/>
         </w:rPr>
         <w:t>la compañía aseguradora habría remitido a la denunciante los certificados y pólizas de seguros contratados por su padre de manera incompleta, pese a su solicitud</w:t>
       </w:r>
@@ -3896,7 +3778,7 @@
         <w:rPr>
           <w:rFonts w:ascii="Arial Narrow" w:eastAsia="Arial Narrow" w:hAnsi="Arial Narrow" w:cs="Arial Narrow"/>
           <w:kern w:val="0"/>
-          <ns2:ligatures ns2:val="none"/>
+          <w14:ligatures w14:val="none"/>
         </w:rPr>
         <w:t>; involucraría una presunta afectación a sus expectativas, quien no habría encontrado una correspondencia entre lo que esperaba recibir de parte del proveedor y lo que realmente recibió. Por consiguiente, corresponde calificar el hecho materia de denuncia como una presunta infracción al deber de idoneidad, tipificado en los artículos 18</w:t>
       </w:r>
@@ -3906,7 +3788,7 @@
           <w:color w:val="000000"/>
           <w:kern w:val="0"/>
           <w:lang w:eastAsia="es-PE"/>
-          <ns2:ligatures ns2:val="none"/>
+          <w14:ligatures w14:val="none"/>
         </w:rPr>
         <w:t/>
       </w:r>
@@ -3914,7 +3796,7 @@
         <w:rPr>
           <w:rFonts w:ascii="Arial Narrow" w:eastAsia="Arial Narrow" w:hAnsi="Arial Narrow" w:cs="Arial Narrow"/>
           <w:kern w:val="0"/>
-          <ns2:ligatures ns2:val="none"/>
+          <w14:ligatures w14:val="none"/>
         </w:rPr>
         <w:t xml:space="preserve"> y 19</w:t>
       </w:r>
@@ -3924,7 +3806,7 @@
           <w:color w:val="000000"/>
           <w:kern w:val="0"/>
           <w:lang w:eastAsia="es-PE"/>
-          <ns2:ligatures ns2:val="none"/>
+          <w14:ligatures w14:val="none"/>
         </w:rPr>
         <w:t/>
       </w:r>
@@ -3932,23 +3814,23 @@
         <w:rPr>
           <w:rFonts w:ascii="Arial Narrow" w:eastAsia="Arial Narrow" w:hAnsi="Arial Narrow" w:cs="Arial Narrow"/>
           <w:kern w:val="0"/>
-          <ns2:ligatures ns2:val="none"/>
+          <w14:ligatures w14:val="none"/>
         </w:rPr>
         <w:t xml:space="preserve"> del Código.</w:t>
       </w:r>
     </w:p>
-    <w:p ns2:paraId="4E102542" ns2:textId="027264D3">
-      <w:pPr>
-        <w:spacing w:after="0" w:line="240" w:lineRule="auto"/>
-        <w:jc w:val="both"/>
-        <w:rPr>
-          <w:rFonts w:ascii="Arial Narrow" w:eastAsia="Arial Narrow" w:hAnsi="Arial Narrow" w:cs="Arial Narrow"/>
-          <w:kern w:val="0"/>
-          <ns2:ligatures ns2:val="none"/>
-        </w:rPr>
-      </w:pPr>
-    </w:p>
-    <w:p ns2:paraId="75ED5F8C" ns2:textId="0A2DEC79">
+    <w:p>
+      <w:pPr>
+        <w:spacing w:after="0" w:line="240" w:lineRule="auto"/>
+        <w:jc w:val="both"/>
+        <w:rPr>
+          <w:rFonts w:ascii="Arial Narrow" w:eastAsia="Arial Narrow" w:hAnsi="Arial Narrow" w:cs="Arial Narrow"/>
+          <w:kern w:val="0"/>
+          <w14:ligatures w14:val="none"/>
+        </w:rPr>
+      </w:pPr>
+    </w:p>
+    <w:p>
       <w:pPr>
         <w:pStyle w:val="Prrafodelista"/>
         <w:numPr>
@@ -3961,16 +3843,16 @@
         <w:rPr>
           <w:rFonts w:ascii="Arial Narrow" w:eastAsia="Arial Narrow" w:hAnsi="Arial Narrow" w:cs="Arial Narrow"/>
           <w:kern w:val="0"/>
-          <ns2:ligatures ns2:val="none"/>
-        </w:rPr>
-      </w:pPr>
-      <w:r>
-        <w:rPr>
-          <w:rFonts w:ascii="Arial Narrow" w:eastAsia="Times New Roman" w:hAnsi="Arial Narrow" w:cs="Arial"/>
-          <w:color w:val="000000"/>
-          <w:kern w:val="0"/>
-          <w:lang w:eastAsia="es-PE"/>
-          <ns2:ligatures ns2:val="none"/>
+          <w14:ligatures w14:val="none"/>
+        </w:rPr>
+      </w:pPr>
+      <w:r>
+        <w:rPr>
+          <w:rFonts w:ascii="Arial Narrow" w:eastAsia="Times New Roman" w:hAnsi="Arial Narrow" w:cs="Arial"/>
+          <w:color w:val="000000"/>
+          <w:kern w:val="0"/>
+          <w:lang w:eastAsia="es-PE"/>
+          <w14:ligatures w14:val="none"/>
         </w:rPr>
         <w:t xml:space="preserve">Además, la Secretaría Técnica, en ejercicio de sus facultades, considera </w:t>
       </w:r>
@@ -3978,7 +3860,7 @@
         <w:rPr>
           <w:rFonts w:ascii="Arial Narrow" w:eastAsia="Arial Narrow" w:hAnsi="Arial Narrow" w:cs="Arial"/>
           <w:kern w:val="0"/>
-          <ns2:ligatures ns2:val="none"/>
+          <w14:ligatures w14:val="none"/>
         </w:rPr>
         <w:t xml:space="preserve">que el hecho denunciado, consistente en que </w:t>
       </w:r>
@@ -4019,7 +3901,7 @@
           <w:color w:val="000000"/>
           <w:kern w:val="0"/>
           <w:lang w:eastAsia="es-PE"/>
-          <ns2:ligatures ns2:val="none"/>
+          <w14:ligatures w14:val="none"/>
         </w:rPr>
         <w:t xml:space="preserve">. Por consiguiente, corresponde calificar el hecho materia de denuncia como una presunta infracción al deber de información, tipificado en el </w:t>
       </w:r>
@@ -4031,7 +3913,7 @@
           <w:color w:val="000000"/>
           <w:kern w:val="0"/>
           <w:lang w:eastAsia="es-PE"/>
-          <ns2:ligatures ns2:val="none"/>
+          <w14:ligatures w14:val="none"/>
         </w:rPr>
         <w:t xml:space="preserve">artículo 1, numeral 1, literal b) </w:t>
       </w:r>
@@ -4043,7 +3925,7 @@
           <w:color w:val="000000"/>
           <w:kern w:val="0"/>
           <w:lang w:eastAsia="es-PE"/>
-          <ns2:ligatures ns2:val="none"/>
+          <w14:ligatures w14:val="none"/>
         </w:rPr>
         <w:t>y al artículo 2 del Código</w:t>
       </w:r>
@@ -4056,7 +3938,7 @@
           <w:kern w:val="0"/>
           <w:vertAlign w:val="superscript"/>
           <w:lang w:eastAsia="es-PE"/>
-          <ns2:ligatures ns2:val="none"/>
+          <w14:ligatures w14:val="none"/>
         </w:rPr>
         <w:footnoteReference w:id="5"/>
       </w:r>
@@ -4067,7 +3949,7 @@
           <w:color w:val="000000"/>
           <w:kern w:val="0"/>
           <w:lang w:eastAsia="es-PE"/>
-          <ns2:ligatures ns2:val="none"/>
+          <w14:ligatures w14:val="none"/>
         </w:rPr>
         <w:t>.</w:t>
       </w:r>
@@ -4078,22 +3960,22 @@
           <w:color w:val="000000"/>
           <w:kern w:val="0"/>
           <w:lang w:eastAsia="es-PE"/>
-          <ns2:ligatures ns2:val="none"/>
+          <w14:ligatures w14:val="none"/>
         </w:rPr>
         <w:t xml:space="preserve"> </w:t>
       </w:r>
     </w:p>
-    <w:p ns2:paraId="761AAD80" ns2:textId="77777777">
+    <w:p>
       <w:pPr>
         <w:pStyle w:val="Prrafodelista"/>
         <w:rPr>
           <w:rFonts w:ascii="Arial Narrow" w:eastAsia="Arial Narrow" w:hAnsi="Arial Narrow" w:cs="Arial Narrow"/>
           <w:kern w:val="0"/>
-          <ns2:ligatures ns2:val="none"/>
-        </w:rPr>
-      </w:pPr>
-    </w:p>
-    <w:p ns2:paraId="795CE6CB" ns2:textId="4199EB66">
+          <w14:ligatures w14:val="none"/>
+        </w:rPr>
+      </w:pPr>
+    </w:p>
+    <w:p>
       <w:pPr>
         <w:pStyle w:val="Prrafodelista"/>
         <w:numPr>
@@ -4106,14 +3988,14 @@
         <w:rPr>
           <w:rFonts w:ascii="Arial Narrow" w:eastAsia="Arial Narrow" w:hAnsi="Arial Narrow" w:cs="Arial Narrow"/>
           <w:kern w:val="0"/>
-          <ns2:ligatures ns2:val="none"/>
-        </w:rPr>
-      </w:pPr>
-      <w:r>
-        <w:rPr>
-          <w:rFonts w:ascii="Arial Narrow" w:eastAsia="Arial Narrow" w:hAnsi="Arial Narrow" w:cs="Arial Narrow"/>
-          <w:kern w:val="0"/>
-          <ns2:ligatures ns2:val="none"/>
+          <w14:ligatures w14:val="none"/>
+        </w:rPr>
+      </w:pPr>
+      <w:r>
+        <w:rPr>
+          <w:rFonts w:ascii="Arial Narrow" w:eastAsia="Arial Narrow" w:hAnsi="Arial Narrow" w:cs="Arial Narrow"/>
+          <w:kern w:val="0"/>
+          <w14:ligatures w14:val="none"/>
         </w:rPr>
         <w:t xml:space="preserve">Asimismo, </w:t>
       </w:r>
@@ -4123,7 +4005,7 @@
           <w:color w:val="000000"/>
           <w:kern w:val="0"/>
           <w:lang w:eastAsia="es-PE"/>
-          <ns2:ligatures ns2:val="none"/>
+          <w14:ligatures w14:val="none"/>
         </w:rPr>
         <w:t xml:space="preserve">la Secretaría Técnica, en ejercicio de sus facultades, considera </w:t>
       </w:r>
@@ -4131,7 +4013,7 @@
         <w:rPr>
           <w:rFonts w:ascii="Arial Narrow" w:eastAsia="Arial Narrow" w:hAnsi="Arial Narrow" w:cs="Arial"/>
           <w:kern w:val="0"/>
-          <ns2:ligatures ns2:val="none"/>
+          <w14:ligatures w14:val="none"/>
         </w:rPr>
         <w:t xml:space="preserve">que el hecho denunciado, consistente en que </w:t>
       </w:r>
@@ -4172,22 +4054,22 @@
           <w:color w:val="000000"/>
           <w:kern w:val="0"/>
           <w:lang w:eastAsia="es-PE"/>
-          <ns2:ligatures ns2:val="none"/>
+          <w14:ligatures w14:val="none"/>
         </w:rPr>
         <w:t>. Por consiguiente, corresponde calificar el hecho materia de denuncia como una presunta infracción al deber de información, tipificado en el artículo 1, numeral 1, literal b) y al artículo 2 del Código.</w:t>
       </w:r>
     </w:p>
-    <w:p ns2:paraId="7C0EE005" ns2:textId="77777777">
+    <w:p>
       <w:pPr>
         <w:pStyle w:val="Prrafodelista"/>
         <w:rPr>
           <w:rFonts w:ascii="Arial Narrow" w:eastAsia="Arial Narrow" w:hAnsi="Arial Narrow" w:cs="Arial Narrow"/>
           <w:kern w:val="0"/>
-          <ns2:ligatures ns2:val="none"/>
-        </w:rPr>
-      </w:pPr>
-    </w:p>
-    <w:p ns2:paraId="61B51DC5" ns2:textId="4F65BFB3">
+          <w14:ligatures w14:val="none"/>
+        </w:rPr>
+      </w:pPr>
+    </w:p>
+    <w:p>
       <w:pPr>
         <w:pStyle w:val="Prrafodelista"/>
         <w:numPr>
@@ -4200,14 +4082,14 @@
         <w:rPr>
           <w:rFonts w:ascii="Arial Narrow" w:eastAsia="Arial Narrow" w:hAnsi="Arial Narrow" w:cs="Arial Narrow"/>
           <w:kern w:val="0"/>
-          <ns2:ligatures ns2:val="none"/>
-        </w:rPr>
-      </w:pPr>
-      <w:r>
-        <w:rPr>
-          <w:rFonts w:ascii="Arial Narrow" w:eastAsia="Arial Narrow" w:hAnsi="Arial Narrow" w:cs="Arial Narrow"/>
-          <w:kern w:val="0"/>
-          <ns2:ligatures ns2:val="none"/>
+          <w14:ligatures w14:val="none"/>
+        </w:rPr>
+      </w:pPr>
+      <w:r>
+        <w:rPr>
+          <w:rFonts w:ascii="Arial Narrow" w:eastAsia="Arial Narrow" w:hAnsi="Arial Narrow" w:cs="Arial Narrow"/>
+          <w:kern w:val="0"/>
+          <w14:ligatures w14:val="none"/>
         </w:rPr>
         <w:t xml:space="preserve">Además, </w:t>
       </w:r>
@@ -4215,7 +4097,7 @@
         <w:rPr>
           <w:rFonts w:ascii="Arial Narrow" w:eastAsia="Arial Narrow" w:hAnsi="Arial Narrow" w:cs="Arial Narrow"/>
           <w:kern w:val="0"/>
-          <ns2:ligatures ns2:val="none"/>
+          <w14:ligatures w14:val="none"/>
         </w:rPr>
         <w:t xml:space="preserve">la Secretaría Técnica, en ejercicio de sus facultades, </w:t>
       </w:r>
@@ -4225,7 +4107,7 @@
           <w:color w:val="000000"/>
           <w:kern w:val="0"/>
           <w:lang w:eastAsia="es-PE"/>
-          <ns2:ligatures ns2:val="none"/>
+          <w14:ligatures w14:val="none"/>
         </w:rPr>
         <w:t xml:space="preserve">considera </w:t>
       </w:r>
@@ -4233,7 +4115,7 @@
         <w:rPr>
           <w:rFonts w:ascii="Arial Narrow" w:eastAsia="Arial Narrow" w:hAnsi="Arial Narrow" w:cs="Arial Narrow"/>
           <w:kern w:val="0"/>
-          <ns2:ligatures ns2:val="none"/>
+          <w14:ligatures w14:val="none"/>
         </w:rPr>
         <w:t xml:space="preserve">que el hecho denunciado, consistente en que </w:t>
       </w:r>
@@ -4241,7 +4123,7 @@
         <w:rPr>
           <w:rFonts w:ascii="Arial Narrow" w:eastAsia="Arial Narrow" w:hAnsi="Arial Narrow" w:cs="Arial Narrow"/>
           <w:kern w:val="0"/>
-          <ns2:ligatures ns2:val="none"/>
+          <w14:ligatures w14:val="none"/>
         </w:rPr>
         <w:t xml:space="preserve">el Banco Agropecuario S.A. no habría cumplido con gestionar que el Seguro de Desgravamen - Póliza </w:t>
       </w:r>
@@ -4250,7 +4132,7 @@
         <w:rPr>
           <w:rFonts w:ascii="Arial Narrow" w:eastAsia="Arial Narrow" w:hAnsi="Arial Narrow" w:cs="Arial Narrow"/>
           <w:kern w:val="0"/>
-          <ns2:ligatures ns2:val="none"/>
+          <w14:ligatures w14:val="none"/>
         </w:rPr>
         <w:t/>
       </w:r>
@@ -4259,7 +4141,7 @@
         <w:rPr>
           <w:rFonts w:ascii="Arial Narrow" w:eastAsia="Arial Narrow" w:hAnsi="Arial Narrow" w:cs="Arial Narrow"/>
           <w:kern w:val="0"/>
-          <ns2:ligatures ns2:val="none"/>
+          <w14:ligatures w14:val="none"/>
         </w:rPr>
         <w:t xml:space="preserve"> 166-112629409 contratado por el padre de la denunciante se encuentre vigente hasta el término del préstamo otorgado</w:t>
       </w:r>
@@ -4267,7 +4149,7 @@
         <w:rPr>
           <w:rFonts w:ascii="Arial Narrow" w:eastAsia="Arial Narrow" w:hAnsi="Arial Narrow" w:cs="Arial Narrow"/>
           <w:kern w:val="0"/>
-          <ns2:ligatures ns2:val="none"/>
+          <w14:ligatures w14:val="none"/>
         </w:rPr>
         <w:t>; involucraría una presunta afectación a sus expectativas, quien no habría encontrado una correspondencia entre lo que esperaba recibir de parte del proveedor y lo que realmente recibió. Por consiguiente, corresponde calificar el hecho materia de denuncia como una presunta infracción al deber de idoneidad, tipificado en los artículos 18</w:t>
       </w:r>
@@ -4277,7 +4159,7 @@
           <w:color w:val="000000"/>
           <w:kern w:val="0"/>
           <w:lang w:eastAsia="es-PE"/>
-          <ns2:ligatures ns2:val="none"/>
+          <w14:ligatures w14:val="none"/>
         </w:rPr>
         <w:t/>
       </w:r>
@@ -4285,7 +4167,7 @@
         <w:rPr>
           <w:rFonts w:ascii="Arial Narrow" w:eastAsia="Arial Narrow" w:hAnsi="Arial Narrow" w:cs="Arial Narrow"/>
           <w:kern w:val="0"/>
-          <ns2:ligatures ns2:val="none"/>
+          <w14:ligatures w14:val="none"/>
         </w:rPr>
         <w:t xml:space="preserve"> y 19</w:t>
       </w:r>
@@ -4295,7 +4177,7 @@
           <w:color w:val="000000"/>
           <w:kern w:val="0"/>
           <w:lang w:eastAsia="es-PE"/>
-          <ns2:ligatures ns2:val="none"/>
+          <w14:ligatures w14:val="none"/>
         </w:rPr>
         <w:t/>
       </w:r>
@@ -4303,23 +4185,23 @@
         <w:rPr>
           <w:rFonts w:ascii="Arial Narrow" w:eastAsia="Arial Narrow" w:hAnsi="Arial Narrow" w:cs="Arial Narrow"/>
           <w:kern w:val="0"/>
-          <ns2:ligatures ns2:val="none"/>
+          <w14:ligatures w14:val="none"/>
         </w:rPr>
         <w:t xml:space="preserve"> del Código.</w:t>
       </w:r>
     </w:p>
-    <w:p ns2:paraId="7C43F571" ns2:textId="77777777">
-      <w:pPr>
-        <w:spacing w:after="0" w:line="240" w:lineRule="auto"/>
-        <w:jc w:val="both"/>
-        <w:rPr>
-          <w:rFonts w:ascii="Arial Narrow" w:eastAsia="Arial Narrow" w:hAnsi="Arial Narrow" w:cs="Arial Narrow"/>
-          <w:kern w:val="0"/>
-          <ns2:ligatures ns2:val="none"/>
-        </w:rPr>
-      </w:pPr>
-    </w:p>
-    <w:p ns2:paraId="726A6111" ns2:textId="4B077BBE">
+    <w:p>
+      <w:pPr>
+        <w:spacing w:after="0" w:line="240" w:lineRule="auto"/>
+        <w:jc w:val="both"/>
+        <w:rPr>
+          <w:rFonts w:ascii="Arial Narrow" w:eastAsia="Arial Narrow" w:hAnsi="Arial Narrow" w:cs="Arial Narrow"/>
+          <w:kern w:val="0"/>
+          <w14:ligatures w14:val="none"/>
+        </w:rPr>
+      </w:pPr>
+    </w:p>
+    <w:p>
       <w:pPr>
         <w:pStyle w:val="Prrafodelista"/>
         <w:numPr>
@@ -4332,14 +4214,14 @@
         <w:rPr>
           <w:rFonts w:ascii="Arial Narrow" w:eastAsia="Arial Narrow" w:hAnsi="Arial Narrow" w:cs="Arial Narrow"/>
           <w:kern w:val="0"/>
-          <ns2:ligatures ns2:val="none"/>
-        </w:rPr>
-      </w:pPr>
-      <w:r>
-        <w:rPr>
-          <w:rFonts w:ascii="Arial Narrow" w:eastAsia="Arial Narrow" w:hAnsi="Arial Narrow" w:cs="Arial Narrow"/>
-          <w:kern w:val="0"/>
-          <ns2:ligatures ns2:val="none"/>
+          <w14:ligatures w14:val="none"/>
+        </w:rPr>
+      </w:pPr>
+      <w:r>
+        <w:rPr>
+          <w:rFonts w:ascii="Arial Narrow" w:eastAsia="Arial Narrow" w:hAnsi="Arial Narrow" w:cs="Arial Narrow"/>
+          <w:kern w:val="0"/>
+          <w14:ligatures w14:val="none"/>
         </w:rPr>
         <w:lastRenderedPageBreak/>
         <w:t xml:space="preserve">Asimismo, </w:t>
@@ -4348,7 +4230,7 @@
         <w:rPr>
           <w:rFonts w:ascii="Arial Narrow" w:eastAsia="Arial Narrow" w:hAnsi="Arial Narrow" w:cs="Arial Narrow"/>
           <w:kern w:val="0"/>
-          <ns2:ligatures ns2:val="none"/>
+          <w14:ligatures w14:val="none"/>
         </w:rPr>
         <w:t xml:space="preserve">la Secretaría Técnica, en ejercicio de sus facultades, </w:t>
       </w:r>
@@ -4358,7 +4240,7 @@
           <w:color w:val="000000"/>
           <w:kern w:val="0"/>
           <w:lang w:eastAsia="es-PE"/>
-          <ns2:ligatures ns2:val="none"/>
+          <w14:ligatures w14:val="none"/>
         </w:rPr>
         <w:t xml:space="preserve">considera </w:t>
       </w:r>
@@ -4366,7 +4248,7 @@
         <w:rPr>
           <w:rFonts w:ascii="Arial Narrow" w:eastAsia="Arial Narrow" w:hAnsi="Arial Narrow" w:cs="Arial Narrow"/>
           <w:kern w:val="0"/>
-          <ns2:ligatures ns2:val="none"/>
+          <w14:ligatures w14:val="none"/>
         </w:rPr>
         <w:t xml:space="preserve">que el hecho denunciado, consistente en que </w:t>
       </w:r>
@@ -4374,7 +4256,7 @@
         <w:rPr>
           <w:rFonts w:ascii="Arial Narrow" w:eastAsia="Arial Narrow" w:hAnsi="Arial Narrow" w:cs="Arial Narrow"/>
           <w:kern w:val="0"/>
-          <ns2:ligatures ns2:val="none"/>
+          <w14:ligatures w14:val="none"/>
         </w:rPr>
         <w:t xml:space="preserve">el Banco Agropecuario S.A. no habría cumplido con gestionar que el Seguro de Desgravamen - Póliza </w:t>
       </w:r>
@@ -4383,7 +4265,7 @@
         <w:rPr>
           <w:rFonts w:ascii="Arial Narrow" w:eastAsia="Arial Narrow" w:hAnsi="Arial Narrow" w:cs="Arial Narrow"/>
           <w:kern w:val="0"/>
-          <ns2:ligatures ns2:val="none"/>
+          <w14:ligatures w14:val="none"/>
         </w:rPr>
         <w:t/>
       </w:r>
@@ -4392,7 +4274,7 @@
         <w:rPr>
           <w:rFonts w:ascii="Arial Narrow" w:eastAsia="Arial Narrow" w:hAnsi="Arial Narrow" w:cs="Arial Narrow"/>
           <w:kern w:val="0"/>
-          <ns2:ligatures ns2:val="none"/>
+          <w14:ligatures w14:val="none"/>
         </w:rPr>
         <w:t xml:space="preserve"> 166-127012747 contratado por el padre de la denunciante se encuentre vigente hasta el término del préstamo otorgado</w:t>
       </w:r>
@@ -4400,7 +4282,7 @@
         <w:rPr>
           <w:rFonts w:ascii="Arial Narrow" w:eastAsia="Arial Narrow" w:hAnsi="Arial Narrow" w:cs="Arial Narrow"/>
           <w:kern w:val="0"/>
-          <ns2:ligatures ns2:val="none"/>
+          <w14:ligatures w14:val="none"/>
         </w:rPr>
         <w:t>; involucraría una presunta afectación a sus expectativas, quien no habría encontrado una correspondencia entre lo que esperaba recibir de parte del proveedor y lo que realmente recibió. Por consiguiente, corresponde calificar el hecho materia de denuncia como una presunta infracción al deber de idoneidad, tipificado en los artículos 18</w:t>
       </w:r>
@@ -4410,7 +4292,7 @@
           <w:color w:val="000000"/>
           <w:kern w:val="0"/>
           <w:lang w:eastAsia="es-PE"/>
-          <ns2:ligatures ns2:val="none"/>
+          <w14:ligatures w14:val="none"/>
         </w:rPr>
         <w:t/>
       </w:r>
@@ -4418,7 +4300,7 @@
         <w:rPr>
           <w:rFonts w:ascii="Arial Narrow" w:eastAsia="Arial Narrow" w:hAnsi="Arial Narrow" w:cs="Arial Narrow"/>
           <w:kern w:val="0"/>
-          <ns2:ligatures ns2:val="none"/>
+          <w14:ligatures w14:val="none"/>
         </w:rPr>
         <w:t xml:space="preserve"> y 19</w:t>
       </w:r>
@@ -4428,7 +4310,7 @@
           <w:color w:val="000000"/>
           <w:kern w:val="0"/>
           <w:lang w:eastAsia="es-PE"/>
-          <ns2:ligatures ns2:val="none"/>
+          <w14:ligatures w14:val="none"/>
         </w:rPr>
         <w:t/>
       </w:r>
@@ -4436,12 +4318,12 @@
         <w:rPr>
           <w:rFonts w:ascii="Arial Narrow" w:eastAsia="Arial Narrow" w:hAnsi="Arial Narrow" w:cs="Arial Narrow"/>
           <w:kern w:val="0"/>
-          <ns2:ligatures ns2:val="none"/>
+          <w14:ligatures w14:val="none"/>
         </w:rPr>
         <w:t xml:space="preserve"> del Código.</w:t>
       </w:r>
     </w:p>
-    <w:p ns2:paraId="2E7770E0" ns2:textId="77777777">
+    <w:p>
       <w:pPr>
         <w:pStyle w:val="Prrafodelista"/>
         <w:spacing w:after="0" w:line="240" w:lineRule="auto"/>
@@ -4451,11 +4333,11 @@
           <w:rFonts w:ascii="Arial Narrow" w:eastAsia="Calibri" w:hAnsi="Arial Narrow" w:cs="Arial Narrow"/>
           <w:kern w:val="0"/>
           <w:lang w:eastAsia="es-PE"/>
-          <ns2:ligatures ns2:val="none"/>
-        </w:rPr>
-      </w:pPr>
-    </w:p>
-    <w:p ns2:paraId="37321452" ns2:textId="77777777">
+          <w14:ligatures w14:val="none"/>
+        </w:rPr>
+      </w:pPr>
+    </w:p>
+    <w:p>
       <w:pPr>
         <w:pStyle w:val="Prrafodelista"/>
         <w:numPr>
@@ -4469,7 +4351,7 @@
           <w:rFonts w:ascii="Arial Narrow" w:eastAsia="Calibri" w:hAnsi="Arial Narrow" w:cs="Arial Narrow"/>
           <w:kern w:val="0"/>
           <w:lang w:eastAsia="es-PE"/>
-          <ns2:ligatures ns2:val="none"/>
+          <w14:ligatures w14:val="none"/>
         </w:rPr>
       </w:pPr>
       <w:r>
@@ -4478,7 +4360,7 @@
           <w:color w:val="000000"/>
           <w:kern w:val="0"/>
           <w:lang w:eastAsia="es-PE"/>
-          <ns2:ligatures ns2:val="none"/>
+          <w14:ligatures w14:val="none"/>
         </w:rPr>
         <w:t>En tanto la denuncia reúne los requisitos establecidos por la norma citada, corresponde admitirla a trámite</w:t>
       </w:r>
@@ -4488,7 +4370,7 @@
           <w:rFonts w:ascii="Arial Narrow" w:eastAsia="Arial Narrow" w:hAnsi="Arial Narrow" w:cs="Arial Narrow"/>
           <w:kern w:val="0"/>
           <w:vertAlign w:val="superscript"/>
-          <ns2:ligatures ns2:val="none"/>
+          <w14:ligatures w14:val="none"/>
         </w:rPr>
         <w:footnoteReference w:id="6"/>
       </w:r>
@@ -4498,12 +4380,12 @@
           <w:color w:val="000000"/>
           <w:kern w:val="0"/>
           <w:lang w:eastAsia="es-PE"/>
-          <ns2:ligatures ns2:val="none"/>
+          <w14:ligatures w14:val="none"/>
         </w:rPr>
         <w:t>.</w:t>
       </w:r>
     </w:p>
-    <w:p ns2:paraId="17426A8E" ns2:textId="77777777">
+    <w:p>
       <w:pPr>
         <w:spacing w:after="0" w:line="240" w:lineRule="auto"/>
         <w:ind w:left="567"/>
@@ -4514,11 +4396,11 @@
           <w:color w:val="000000"/>
           <w:kern w:val="0"/>
           <w:lang w:eastAsia="es-PE"/>
-          <ns2:ligatures ns2:val="none"/>
-        </w:rPr>
-      </w:pPr>
-    </w:p>
-    <w:p ns2:paraId="69FE781D" ns2:textId="77777777">
+          <w14:ligatures w14:val="none"/>
+        </w:rPr>
+      </w:pPr>
+    </w:p>
+    <w:p>
       <w:pPr>
         <w:pStyle w:val="Prrafodelista"/>
         <w:numPr>
@@ -4538,7 +4420,7 @@
           <w:color w:val="000000"/>
           <w:kern w:val="0"/>
           <w:lang w:eastAsia="es-PE"/>
-          <ns2:ligatures ns2:val="none"/>
+          <w14:ligatures w14:val="none"/>
         </w:rPr>
       </w:pPr>
       <w:r>
@@ -4548,12 +4430,12 @@
           <w:color w:val="000000"/>
           <w:kern w:val="0"/>
           <w:lang w:eastAsia="es-PE"/>
-          <ns2:ligatures ns2:val="none"/>
+          <w14:ligatures w14:val="none"/>
         </w:rPr>
         <w:t>REQUERIMIENTO DE INFORMACION</w:t>
       </w:r>
     </w:p>
-    <w:p ns2:paraId="6252E905" ns2:textId="77777777">
+    <w:p>
       <w:pPr>
         <w:spacing w:after="0" w:line="240" w:lineRule="auto"/>
         <w:jc w:val="both"/>
@@ -4562,11 +4444,11 @@
           <w:color w:val="000000"/>
           <w:kern w:val="0"/>
           <w:lang w:val="es-ES" w:eastAsia="es-ES"/>
-          <ns2:ligatures ns2:val="none"/>
-        </w:rPr>
-      </w:pPr>
-    </w:p>
-    <w:p ns2:paraId="21C241A8" ns2:textId="77777777">
+          <w14:ligatures w14:val="none"/>
+        </w:rPr>
+      </w:pPr>
+    </w:p>
+    <w:p>
       <w:pPr>
         <w:pStyle w:val="Prrafodelista"/>
         <w:numPr>
@@ -4581,7 +4463,7 @@
           <w:color w:val="000000"/>
           <w:kern w:val="0"/>
           <w:lang w:val="es-ES" w:eastAsia="es-ES"/>
-          <ns2:ligatures ns2:val="none"/>
+          <w14:ligatures w14:val="none"/>
         </w:rPr>
       </w:pPr>
       <w:r>
@@ -4590,7 +4472,7 @@
           <w:color w:val="000000"/>
           <w:kern w:val="0"/>
           <w:lang w:val="es-ES" w:eastAsia="es-ES"/>
-          <ns2:ligatures ns2:val="none"/>
+          <w14:ligatures w14:val="none"/>
         </w:rPr>
         <w:t xml:space="preserve">A efectos de tener mayores elementos que sirvan para la resolución definitiva del presente caso, </w:t>
       </w:r>
@@ -4600,7 +4482,7 @@
           <w:color w:val="000000"/>
           <w:kern w:val="0"/>
           <w:lang w:val="es-ES" w:eastAsia="es-ES"/>
-          <ns2:ligatures ns2:val="none"/>
+          <w14:ligatures w14:val="none"/>
         </w:rPr>
         <w:t xml:space="preserve">la Secretaría Técnica, </w:t>
       </w:r>
@@ -4610,7 +4492,7 @@
           <w:color w:val="000000"/>
           <w:kern w:val="0"/>
           <w:lang w:val="es-ES" w:eastAsia="es-ES"/>
-          <ns2:ligatures ns2:val="none"/>
+          <w14:ligatures w14:val="none"/>
         </w:rPr>
         <w:t xml:space="preserve">en ejercicio de las facultades que la ley le confiere, </w:t>
       </w:r>
@@ -4620,12 +4502,12 @@
           <w:color w:val="000000"/>
           <w:kern w:val="0"/>
           <w:lang w:val="es-ES" w:eastAsia="es-ES"/>
-          <ns2:ligatures ns2:val="none"/>
+          <w14:ligatures w14:val="none"/>
         </w:rPr>
         <w:t>conviene requerir a los proveedores denunciados que, en un plazo no mayor de cinco (5) días hábiles contado a partir del día siguiente de la notificación de la presente resolución, cumplan con lo siguiente:</w:t>
       </w:r>
     </w:p>
-    <w:p ns2:paraId="345D7F88" ns2:textId="77777777">
+    <w:p>
       <w:pPr>
         <w:pStyle w:val="Prrafodelista"/>
         <w:spacing w:after="0" w:line="240" w:lineRule="auto"/>
@@ -4636,11 +4518,11 @@
           <w:color w:val="000000"/>
           <w:kern w:val="0"/>
           <w:lang w:val="es-ES" w:eastAsia="es-ES"/>
-          <ns2:ligatures ns2:val="none"/>
-        </w:rPr>
-      </w:pPr>
-    </w:p>
-    <w:p ns2:paraId="01F25269" ns2:textId="09F20423">
+          <w14:ligatures w14:val="none"/>
+        </w:rPr>
+      </w:pPr>
+    </w:p>
+    <w:p>
       <w:pPr>
         <w:pStyle w:val="Prrafodelista"/>
         <w:spacing w:after="0" w:line="240" w:lineRule="auto"/>
@@ -4651,7 +4533,7 @@
           <w:color w:val="000000"/>
           <w:kern w:val="0"/>
           <w:lang w:val="es-ES" w:eastAsia="es-ES"/>
-          <ns2:ligatures ns2:val="none"/>
+          <w14:ligatures w14:val="none"/>
         </w:rPr>
       </w:pPr>
       <w:r>
@@ -4661,7 +4543,7 @@
           <w:kern w:val="0"/>
           <w:u w:val="single"/>
           <w:lang w:val="es-ES" w:eastAsia="es-ES"/>
-          <ns2:ligatures ns2:val="none"/>
+          <w14:ligatures w14:val="none"/>
         </w:rPr>
         <w:t>A</w:t>
       </w:r>
@@ -4672,7 +4554,7 @@
           <w:kern w:val="0"/>
           <w:u w:val="single"/>
           <w:lang w:val="es-ES" w:eastAsia="es-ES"/>
-          <ns2:ligatures ns2:val="none"/>
+          <w14:ligatures w14:val="none"/>
         </w:rPr>
         <w:t>l Banco</w:t>
       </w:r>
@@ -4682,7 +4564,7 @@
           <w:color w:val="000000"/>
           <w:kern w:val="0"/>
           <w:lang w:val="es-ES" w:eastAsia="es-ES"/>
-          <ns2:ligatures ns2:val="none"/>
+          <w14:ligatures w14:val="none"/>
         </w:rPr>
         <w:t xml:space="preserve">: </w:t>
       </w:r>
@@ -4692,7 +4574,7 @@
           <w:color w:val="000000"/>
           <w:kern w:val="0"/>
           <w:lang w:val="es-ES" w:eastAsia="es-ES"/>
-          <ns2:ligatures ns2:val="none"/>
+          <w14:ligatures w14:val="none"/>
         </w:rPr>
         <w:t xml:space="preserve">(i) presentar una copia completa, legible y debidamente suscrita de la Póliza </w:t>
       </w:r>
@@ -4702,7 +4584,7 @@
           <w:color w:val="000000"/>
           <w:kern w:val="0"/>
           <w:lang w:eastAsia="es-ES"/>
-          <ns2:ligatures ns2:val="none"/>
+          <w14:ligatures w14:val="none"/>
         </w:rPr>
         <w:t>166-112629409</w:t>
       </w:r>
@@ -4712,7 +4594,7 @@
           <w:color w:val="000000"/>
           <w:kern w:val="0"/>
           <w:lang w:val="es-ES" w:eastAsia="es-ES"/>
-          <ns2:ligatures ns2:val="none"/>
+          <w14:ligatures w14:val="none"/>
         </w:rPr>
         <w:t xml:space="preserve"> del Seguro de Desgravamen materia de denuncia; (</w:t>
       </w:r>
@@ -4723,7 +4605,7 @@
           <w:color w:val="000000"/>
           <w:kern w:val="0"/>
           <w:lang w:val="es-ES" w:eastAsia="es-ES"/>
-          <ns2:ligatures ns2:val="none"/>
+          <w14:ligatures w14:val="none"/>
         </w:rPr>
         <w:t>ii</w:t>
       </w:r>
@@ -4734,7 +4616,7 @@
           <w:color w:val="000000"/>
           <w:kern w:val="0"/>
           <w:lang w:val="es-ES" w:eastAsia="es-ES"/>
-          <ns2:ligatures ns2:val="none"/>
+          <w14:ligatures w14:val="none"/>
         </w:rPr>
         <w:t xml:space="preserve">) presentar una copia completa, legible y debidamente suscrita de la Póliza </w:t>
       </w:r>
@@ -4744,7 +4626,7 @@
           <w:color w:val="000000"/>
           <w:kern w:val="0"/>
           <w:lang w:eastAsia="es-ES"/>
-          <ns2:ligatures ns2:val="none"/>
+          <w14:ligatures w14:val="none"/>
         </w:rPr>
         <w:t xml:space="preserve">166-127012747 </w:t>
       </w:r>
@@ -4754,7 +4636,7 @@
           <w:color w:val="000000"/>
           <w:kern w:val="0"/>
           <w:lang w:val="es-ES" w:eastAsia="es-ES"/>
-          <ns2:ligatures ns2:val="none"/>
+          <w14:ligatures w14:val="none"/>
         </w:rPr>
         <w:t>del Seguro de Desgravamen</w:t>
       </w:r>
@@ -4764,7 +4646,7 @@
           <w:color w:val="000000"/>
           <w:kern w:val="0"/>
           <w:lang w:val="es-ES" w:eastAsia="es-ES"/>
-          <ns2:ligatures ns2:val="none"/>
+          <w14:ligatures w14:val="none"/>
         </w:rPr>
         <w:t xml:space="preserve"> </w:t>
       </w:r>
@@ -4774,7 +4656,7 @@
           <w:color w:val="000000"/>
           <w:kern w:val="0"/>
           <w:lang w:val="es-ES" w:eastAsia="es-ES"/>
-          <ns2:ligatures ns2:val="none"/>
+          <w14:ligatures w14:val="none"/>
         </w:rPr>
         <w:t>materia de denuncia y, (</w:t>
       </w:r>
@@ -4785,7 +4667,7 @@
           <w:color w:val="000000"/>
           <w:kern w:val="0"/>
           <w:lang w:val="es-ES" w:eastAsia="es-ES"/>
-          <ns2:ligatures ns2:val="none"/>
+          <w14:ligatures w14:val="none"/>
         </w:rPr>
         <w:t>i</w:t>
       </w:r>
@@ -4795,7 +4677,7 @@
           <w:color w:val="000000"/>
           <w:kern w:val="0"/>
           <w:lang w:val="es-ES" w:eastAsia="es-ES"/>
-          <ns2:ligatures ns2:val="none"/>
+          <w14:ligatures w14:val="none"/>
         </w:rPr>
         <w:t>ii</w:t>
       </w:r>
@@ -4806,7 +4688,7 @@
           <w:color w:val="000000"/>
           <w:kern w:val="0"/>
           <w:lang w:val="es-ES" w:eastAsia="es-ES"/>
-          <ns2:ligatures ns2:val="none"/>
+          <w14:ligatures w14:val="none"/>
         </w:rPr>
         <w:t>) presentar todas las comunicaciones cursadas con la parte denunciante en virtud de los hechos materia de denuncia</w:t>
       </w:r>
@@ -4816,12 +4698,12 @@
           <w:color w:val="000000"/>
           <w:kern w:val="0"/>
           <w:lang w:val="es-ES" w:eastAsia="es-ES"/>
-          <ns2:ligatures ns2:val="none"/>
+          <w14:ligatures w14:val="none"/>
         </w:rPr>
         <w:t>.</w:t>
       </w:r>
     </w:p>
-    <w:p ns2:paraId="48503CFE" ns2:textId="77777777">
+    <w:p>
       <w:pPr>
         <w:pStyle w:val="Prrafodelista"/>
         <w:spacing w:after="0" w:line="240" w:lineRule="auto"/>
@@ -4833,11 +4715,11 @@
           <w:kern w:val="0"/>
           <w:u w:val="single"/>
           <w:lang w:val="es-ES" w:eastAsia="es-ES"/>
-          <ns2:ligatures ns2:val="none"/>
-        </w:rPr>
-      </w:pPr>
-    </w:p>
-    <w:p ns2:paraId="4940B49E" ns2:textId="6EB91B72">
+          <w14:ligatures w14:val="none"/>
+        </w:rPr>
+      </w:pPr>
+    </w:p>
+    <w:p>
       <w:pPr>
         <w:pStyle w:val="Prrafodelista"/>
         <w:spacing w:after="0" w:line="240" w:lineRule="auto"/>
@@ -4849,7 +4731,7 @@
           <w:kern w:val="0"/>
           <w:u w:val="single"/>
           <w:lang w:val="es-ES" w:eastAsia="es-ES"/>
-          <ns2:ligatures ns2:val="none"/>
+          <w14:ligatures w14:val="none"/>
         </w:rPr>
       </w:pPr>
       <w:r>
@@ -4859,7 +4741,7 @@
           <w:kern w:val="0"/>
           <w:u w:val="single"/>
           <w:lang w:val="es-ES" w:eastAsia="es-ES"/>
-          <ns2:ligatures ns2:val="none"/>
+          <w14:ligatures w14:val="none"/>
         </w:rPr>
         <w:t xml:space="preserve">A </w:t>
       </w:r>
@@ -4871,7 +4753,7 @@
           <w:kern w:val="0"/>
           <w:u w:val="single"/>
           <w:lang w:val="es-ES" w:eastAsia="es-ES"/>
-          <ns2:ligatures ns2:val="none"/>
+          <w14:ligatures w14:val="none"/>
         </w:rPr>
         <w:t>Protecta</w:t>
       </w:r>
@@ -4882,7 +4764,7 @@
           <w:color w:val="000000"/>
           <w:kern w:val="0"/>
           <w:lang w:val="es-ES" w:eastAsia="es-ES"/>
-          <ns2:ligatures ns2:val="none"/>
+          <w14:ligatures w14:val="none"/>
         </w:rPr>
         <w:t>:</w:t>
       </w:r>
@@ -4892,7 +4774,7 @@
           <w:color w:val="000000"/>
           <w:kern w:val="0"/>
           <w:lang w:eastAsia="es-ES"/>
-          <ns2:ligatures ns2:val="none"/>
+          <w14:ligatures w14:val="none"/>
         </w:rPr>
         <w:t xml:space="preserve"> </w:t>
       </w:r>
@@ -4902,7 +4784,7 @@
           <w:color w:val="000000"/>
           <w:kern w:val="0"/>
           <w:lang w:val="es-ES" w:eastAsia="es-ES"/>
-          <ns2:ligatures ns2:val="none"/>
+          <w14:ligatures w14:val="none"/>
         </w:rPr>
         <w:t xml:space="preserve">(i) presentar una copia completa, legible y debidamente suscrita de la Póliza </w:t>
       </w:r>
@@ -4912,7 +4794,7 @@
           <w:color w:val="000000"/>
           <w:kern w:val="0"/>
           <w:lang w:eastAsia="es-ES"/>
-          <ns2:ligatures ns2:val="none"/>
+          <w14:ligatures w14:val="none"/>
         </w:rPr>
         <w:t xml:space="preserve">166-112629409 </w:t>
       </w:r>
@@ -4922,7 +4804,7 @@
           <w:color w:val="000000"/>
           <w:kern w:val="0"/>
           <w:lang w:val="es-ES" w:eastAsia="es-ES"/>
-          <ns2:ligatures ns2:val="none"/>
+          <w14:ligatures w14:val="none"/>
         </w:rPr>
         <w:t>del Seguro de Desgravamen materia de denuncia;</w:t>
       </w:r>
@@ -4932,7 +4814,7 @@
           <w:color w:val="000000"/>
           <w:kern w:val="0"/>
           <w:lang w:val="es-ES" w:eastAsia="es-ES"/>
-          <ns2:ligatures ns2:val="none"/>
+          <w14:ligatures w14:val="none"/>
         </w:rPr>
         <w:t xml:space="preserve"> </w:t>
       </w:r>
@@ -4942,7 +4824,7 @@
           <w:color w:val="000000"/>
           <w:kern w:val="0"/>
           <w:lang w:val="es-ES" w:eastAsia="es-ES"/>
-          <ns2:ligatures ns2:val="none"/>
+          <w14:ligatures w14:val="none"/>
         </w:rPr>
         <w:t>(</w:t>
       </w:r>
@@ -4953,7 +4835,7 @@
           <w:color w:val="000000"/>
           <w:kern w:val="0"/>
           <w:lang w:val="es-ES" w:eastAsia="es-ES"/>
-          <ns2:ligatures ns2:val="none"/>
+          <w14:ligatures w14:val="none"/>
         </w:rPr>
         <w:t>i</w:t>
       </w:r>
@@ -4963,7 +4845,7 @@
           <w:color w:val="000000"/>
           <w:kern w:val="0"/>
           <w:lang w:val="es-ES" w:eastAsia="es-ES"/>
-          <ns2:ligatures ns2:val="none"/>
+          <w14:ligatures w14:val="none"/>
         </w:rPr>
         <w:t>i</w:t>
       </w:r>
@@ -4974,7 +4856,7 @@
           <w:color w:val="000000"/>
           <w:kern w:val="0"/>
           <w:lang w:val="es-ES" w:eastAsia="es-ES"/>
-          <ns2:ligatures ns2:val="none"/>
+          <w14:ligatures w14:val="none"/>
         </w:rPr>
         <w:t xml:space="preserve">) presentar una copia completa, legible y debidamente suscrita de la Póliza </w:t>
       </w:r>
@@ -4984,7 +4866,7 @@
           <w:color w:val="000000"/>
           <w:kern w:val="0"/>
           <w:lang w:eastAsia="es-ES"/>
-          <ns2:ligatures ns2:val="none"/>
+          <w14:ligatures w14:val="none"/>
         </w:rPr>
         <w:t xml:space="preserve">166-127012747 </w:t>
       </w:r>
@@ -4994,7 +4876,7 @@
           <w:color w:val="000000"/>
           <w:kern w:val="0"/>
           <w:lang w:val="es-ES" w:eastAsia="es-ES"/>
-          <ns2:ligatures ns2:val="none"/>
+          <w14:ligatures w14:val="none"/>
         </w:rPr>
         <w:t>del Seguro de Desgravamen materia de denuncia</w:t>
       </w:r>
@@ -5004,7 +4886,7 @@
           <w:color w:val="000000"/>
           <w:kern w:val="0"/>
           <w:lang w:val="es-ES" w:eastAsia="es-ES"/>
-          <ns2:ligatures ns2:val="none"/>
+          <w14:ligatures w14:val="none"/>
         </w:rPr>
         <w:t>;</w:t>
       </w:r>
@@ -5014,7 +4896,7 @@
           <w:color w:val="000000"/>
           <w:kern w:val="0"/>
           <w:lang w:val="es-ES" w:eastAsia="es-ES"/>
-          <ns2:ligatures ns2:val="none"/>
+          <w14:ligatures w14:val="none"/>
         </w:rPr>
         <w:t xml:space="preserve"> (</w:t>
       </w:r>
@@ -5025,7 +4907,7 @@
           <w:color w:val="000000"/>
           <w:kern w:val="0"/>
           <w:lang w:val="es-ES" w:eastAsia="es-ES"/>
-          <ns2:ligatures ns2:val="none"/>
+          <w14:ligatures w14:val="none"/>
         </w:rPr>
         <w:t>i</w:t>
       </w:r>
@@ -5035,7 +4917,7 @@
           <w:color w:val="000000"/>
           <w:kern w:val="0"/>
           <w:lang w:val="es-ES" w:eastAsia="es-ES"/>
-          <ns2:ligatures ns2:val="none"/>
+          <w14:ligatures w14:val="none"/>
         </w:rPr>
         <w:t>ii</w:t>
       </w:r>
@@ -5046,7 +4928,7 @@
           <w:color w:val="000000"/>
           <w:kern w:val="0"/>
           <w:lang w:val="es-ES" w:eastAsia="es-ES"/>
-          <ns2:ligatures ns2:val="none"/>
+          <w14:ligatures w14:val="none"/>
         </w:rPr>
         <w:t>) presentar los medios probatorios que acrediten que el rechazo fue justificado; y, (</w:t>
       </w:r>
@@ -5057,7 +4939,7 @@
           <w:color w:val="000000"/>
           <w:kern w:val="0"/>
           <w:lang w:val="es-ES" w:eastAsia="es-ES"/>
-          <ns2:ligatures ns2:val="none"/>
+          <w14:ligatures w14:val="none"/>
         </w:rPr>
         <w:t>iv</w:t>
       </w:r>
@@ -5068,7 +4950,7 @@
           <w:color w:val="000000"/>
           <w:kern w:val="0"/>
           <w:lang w:val="es-ES" w:eastAsia="es-ES"/>
-          <ns2:ligatures ns2:val="none"/>
+          <w14:ligatures w14:val="none"/>
         </w:rPr>
         <w:t>) presentar todas las comunicaciones cursadas con la denunciante en virtud del hecho materia de denuncia</w:t>
       </w:r>
@@ -5078,12 +4960,12 @@
           <w:color w:val="000000"/>
           <w:kern w:val="0"/>
           <w:lang w:val="es-ES" w:eastAsia="es-ES"/>
-          <ns2:ligatures ns2:val="none"/>
+          <w14:ligatures w14:val="none"/>
         </w:rPr>
         <w:t>.</w:t>
       </w:r>
     </w:p>
-    <w:p ns2:paraId="525DE1CC" ns2:textId="77777777">
+    <w:p>
       <w:pPr>
         <w:spacing w:after="0" w:line="240" w:lineRule="auto"/>
         <w:jc w:val="both"/>
@@ -5092,11 +4974,11 @@
           <w:color w:val="000000"/>
           <w:kern w:val="0"/>
           <w:lang w:val="es-ES" w:eastAsia="es-ES"/>
-          <ns2:ligatures ns2:val="none"/>
-        </w:rPr>
-      </w:pPr>
-    </w:p>
-    <w:p ns2:paraId="76AC2520" ns2:textId="77777777">
+          <w14:ligatures w14:val="none"/>
+        </w:rPr>
+      </w:pPr>
+    </w:p>
+    <w:p>
       <w:pPr>
         <w:pStyle w:val="Prrafodelista"/>
         <w:spacing w:after="0" w:line="240" w:lineRule="auto"/>
@@ -5107,11 +4989,11 @@
           <w:color w:val="000000"/>
           <w:kern w:val="0"/>
           <w:lang w:val="es-ES" w:eastAsia="es-ES"/>
-          <ns2:ligatures ns2:val="none"/>
-        </w:rPr>
-      </w:pPr>
-    </w:p>
-    <w:p ns2:paraId="45192A8B" ns2:textId="77777777">
+          <w14:ligatures w14:val="none"/>
+        </w:rPr>
+      </w:pPr>
+    </w:p>
+    <w:p>
       <w:pPr>
         <w:pStyle w:val="Prrafodelista"/>
         <w:numPr>
@@ -5131,7 +5013,7 @@
           <w:color w:val="000000"/>
           <w:kern w:val="0"/>
           <w:lang w:eastAsia="es-PE"/>
-          <ns2:ligatures ns2:val="none"/>
+          <w14:ligatures w14:val="none"/>
         </w:rPr>
       </w:pPr>
       <w:r>
@@ -5141,12 +5023,12 @@
           <w:color w:val="000000"/>
           <w:kern w:val="0"/>
           <w:lang w:eastAsia="es-PE"/>
-          <ns2:ligatures ns2:val="none"/>
+          <w14:ligatures w14:val="none"/>
         </w:rPr>
         <w:t xml:space="preserve">RESOLUCIÓN DE LA SECRETARÍA TÉCNICA </w:t>
       </w:r>
     </w:p>
-    <w:p ns2:paraId="71820251" ns2:textId="77777777">
+    <w:p>
       <w:pPr>
         <w:spacing w:after="0" w:line="240" w:lineRule="auto"/>
         <w:jc w:val="both"/>
@@ -5156,11 +5038,11 @@
           <w:color w:val="000000"/>
           <w:kern w:val="0"/>
           <w:lang w:eastAsia="es-PE"/>
-          <ns2:ligatures ns2:val="none"/>
-        </w:rPr>
-      </w:pPr>
-    </w:p>
-    <w:p ns2:paraId="239FC5E1" ns2:textId="0B7A4659">
+          <w14:ligatures w14:val="none"/>
+        </w:rPr>
+      </w:pPr>
+    </w:p>
+    <w:p>
       <w:pPr>
         <w:spacing w:after="0" w:line="240" w:lineRule="auto"/>
         <w:jc w:val="both"/>
@@ -5169,7 +5051,7 @@
           <w:color w:val="000000"/>
           <w:kern w:val="0"/>
           <w:lang w:eastAsia="es-PE"/>
-          <ns2:ligatures ns2:val="none"/>
+          <w14:ligatures w14:val="none"/>
         </w:rPr>
       </w:pPr>
       <w:r>
@@ -5179,7 +5061,7 @@
           <w:color w:val="000000"/>
           <w:kern w:val="0"/>
           <w:lang w:eastAsia="es-PE"/>
-          <ns2:ligatures ns2:val="none"/>
+          <w14:ligatures w14:val="none"/>
         </w:rPr>
         <w:t xml:space="preserve">PRIMERO: admitir a trámite la denuncia del 13 de marzo de 2025, subsanada mediante escrito del 09 de junio de 2025, interpuesta por la señora [DENUNCIANTE] contra el Banco Agropecuario S.A. y Protecta S.A. Compañía de Seguros y Reaseguros, por lo siguiente:</w:t>
       </w:r>
@@ -5190,7 +5072,7 @@
           <w:kern w:val="0"/>
           <w:shd w:val="clear" w:color="auto" w:fill="FFFFFF"/>
           <w:lang w:eastAsia="es-PE"/>
-          <ns2:ligatures ns2:val="none"/>
+          <w14:ligatures w14:val="none"/>
         </w:rPr>
         <w:t xml:space="preserve"/>
       </w:r>
@@ -5200,7 +5082,7 @@
           <w:color w:val="000000"/>
           <w:kern w:val="0"/>
           <w:lang w:val="es-ES" w:eastAsia="es-ES"/>
-          <ns2:ligatures ns2:val="none"/>
+          <w14:ligatures w14:val="none"/>
         </w:rPr>
         <w:t/>
       </w:r>
@@ -5210,7 +5092,7 @@
           <w:color w:val="000000"/>
           <w:kern w:val="0"/>
           <w:lang w:val="es-ES" w:eastAsia="es-ES"/>
-          <ns2:ligatures ns2:val="none"/>
+          <w14:ligatures w14:val="none"/>
         </w:rPr>
         <w:t xml:space="preserve"/>
       </w:r>
@@ -5221,7 +5103,7 @@
           <w:kern w:val="0"/>
           <w:shd w:val="clear" w:color="auto" w:fill="FFFFFF"/>
           <w:lang w:eastAsia="es-PE"/>
-          <ns2:ligatures ns2:val="none"/>
+          <w14:ligatures w14:val="none"/>
         </w:rPr>
         <w:t xml:space="preserve"/>
       </w:r>
@@ -5232,7 +5114,7 @@
           <w:kern w:val="0"/>
           <w:shd w:val="clear" w:color="auto" w:fill="FFFFFF"/>
           <w:lang w:eastAsia="es-PE"/>
-          <ns2:ligatures ns2:val="none"/>
+          <w14:ligatures w14:val="none"/>
         </w:rPr>
         <w:t xml:space="preserve"/>
       </w:r>
@@ -5242,7 +5124,7 @@
           <w:bCs/>
           <w:spacing w:val="-3"/>
           <w:kern w:val="0"/>
-          <ns2:ligatures ns2:val="none"/>
+          <w14:ligatures w14:val="none"/>
         </w:rPr>
         <w:t/>
       </w:r>
@@ -5252,7 +5134,7 @@
           <w:bCs/>
           <w:spacing w:val="-3"/>
           <w:kern w:val="0"/>
-          <ns2:ligatures ns2:val="none"/>
+          <w14:ligatures w14:val="none"/>
         </w:rPr>
         <w:t xml:space="preserve"/>
       </w:r>
@@ -5262,7 +5144,7 @@
           <w:bCs/>
           <w:spacing w:val="-3"/>
           <w:kern w:val="0"/>
-          <ns2:ligatures ns2:val="none"/>
+          <w14:ligatures w14:val="none"/>
         </w:rPr>
         <w:t xml:space="preserve"/>
       </w:r>
@@ -5273,7 +5155,7 @@
           <w:kern w:val="0"/>
           <w:shd w:val="clear" w:color="auto" w:fill="FFFFFF"/>
           <w:lang w:eastAsia="es-PE"/>
-          <ns2:ligatures ns2:val="none"/>
+          <w14:ligatures w14:val="none"/>
         </w:rPr>
         <w:t xml:space="preserve"/>
       </w:r>
@@ -5284,7 +5166,7 @@
           <w:kern w:val="0"/>
           <w:shd w:val="clear" w:color="auto" w:fill="FFFFFF"/>
           <w:lang w:eastAsia="es-PE"/>
-          <ns2:ligatures ns2:val="none"/>
+          <w14:ligatures w14:val="none"/>
         </w:rPr>
         <w:t xml:space="preserve"/>
       </w:r>
@@ -5295,7 +5177,7 @@
           <w:kern w:val="0"/>
           <w:shd w:val="clear" w:color="auto" w:fill="FFFFFF"/>
           <w:lang w:eastAsia="es-PE"/>
-          <ns2:ligatures ns2:val="none"/>
+          <w14:ligatures w14:val="none"/>
         </w:rPr>
         <w:t xml:space="preserve"/>
       </w:r>
@@ -5329,12 +5211,12 @@
           <w:kern w:val="0"/>
           <w:shd w:val="clear" w:color="auto" w:fill="FFFFFF"/>
           <w:lang w:eastAsia="es-PE"/>
-          <ns2:ligatures ns2:val="none"/>
+          <w14:ligatures w14:val="none"/>
         </w:rPr>
         <w:t/>
       </w:r>
     </w:p>
-    <w:p ns2:paraId="4377044E" ns2:textId="77777777">
+    <w:p>
       <w:pPr>
         <w:spacing w:after="0" w:line="240" w:lineRule="auto"/>
         <w:jc w:val="both"/>
@@ -5343,11 +5225,11 @@
           <w:color w:val="000000"/>
           <w:kern w:val="0"/>
           <w:lang w:eastAsia="es-PE"/>
-          <ns2:ligatures ns2:val="none"/>
-        </w:rPr>
-      </w:pPr>
-    </w:p>
-    <w:p ns2:paraId="3231BB82" ns2:textId="77777777">
+          <w14:ligatures w14:val="none"/>
+        </w:rPr>
+      </w:pPr>
+    </w:p>
+    <w:p>
       <w:pPr>
         <w:pStyle w:val="Prrafodelista"/>
         <w:numPr>
@@ -5364,7 +5246,7 @@
         <w:rPr>
           <w:rFonts w:ascii="Arial Narrow" w:eastAsia="Arial Narrow" w:hAnsi="Arial Narrow" w:cs="Arial Narrow"/>
           <w:kern w:val="0"/>
-          <ns2:ligatures ns2:val="none"/>
+          <w14:ligatures w14:val="none"/>
         </w:rPr>
       </w:pPr>
       <w:r>
@@ -5373,7 +5255,7 @@
           <w:color w:val="000000"/>
           <w:kern w:val="0"/>
           <w:lang w:eastAsia="es-PE"/>
-          <ns2:ligatures ns2:val="none"/>
+          <w14:ligatures w14:val="none"/>
         </w:rPr>
         <w:t>Presunta</w:t>
       </w:r>
@@ -5383,7 +5265,7 @@
           <w:kern w:val="0"/>
           <w:shd w:val="clear" w:color="auto" w:fill="FFFFFF"/>
           <w:lang w:eastAsia="es-PE"/>
-          <ns2:ligatures ns2:val="none"/>
+          <w14:ligatures w14:val="none"/>
         </w:rPr>
         <w:t xml:space="preserve"> infracción a los artículos 18 y 19</w:t>
       </w:r>
@@ -5392,7 +5274,7 @@
           <w:rFonts w:ascii="Arial Narrow" w:eastAsia="Calibri" w:hAnsi="Arial Narrow" w:cs="Arial Narrow"/>
           <w:kern w:val="0"/>
           <w:lang w:eastAsia="es-PE"/>
-          <ns2:ligatures ns2:val="none"/>
+          <w14:ligatures w14:val="none"/>
         </w:rPr>
         <w:t xml:space="preserve"> de </w:t>
       </w:r>
@@ -5402,7 +5284,7 @@
           <w:kern w:val="0"/>
           <w:shd w:val="clear" w:color="auto" w:fill="FFFFFF"/>
           <w:lang w:eastAsia="es-PE"/>
-          <ns2:ligatures ns2:val="none"/>
+          <w14:ligatures w14:val="none"/>
         </w:rPr>
         <w:t>la Ley 29571, Código de Protección y Defensa del Consumidor, en tanto</w:t>
       </w:r>
@@ -5410,7 +5292,7 @@
         <w:rPr>
           <w:rFonts w:ascii="Arial Narrow" w:eastAsia="Arial Narrow" w:hAnsi="Arial Narrow" w:cs="Arial Narrow"/>
           <w:kern w:val="0"/>
-          <ns2:ligatures ns2:val="none"/>
+          <w14:ligatures w14:val="none"/>
         </w:rPr>
         <w:t xml:space="preserve"> </w:t>
       </w:r>
@@ -5418,7 +5300,7 @@
         <w:rPr>
           <w:rFonts w:ascii="Arial Narrow" w:eastAsia="Arial Narrow" w:hAnsi="Arial Narrow" w:cs="Arial Narrow"/>
           <w:kern w:val="0"/>
-          <ns2:ligatures ns2:val="none"/>
+          <w14:ligatures w14:val="none"/>
         </w:rPr>
         <w:t xml:space="preserve">la compañía aseguradora se habría negado injustificadamente a otorgar a la denunciante la cobertura del Seguro de Desgravamen - Póliza </w:t>
       </w:r>
@@ -5427,7 +5309,7 @@
         <w:rPr>
           <w:rFonts w:ascii="Arial Narrow" w:eastAsia="Arial Narrow" w:hAnsi="Arial Narrow" w:cs="Arial Narrow"/>
           <w:kern w:val="0"/>
-          <ns2:ligatures ns2:val="none"/>
+          <w14:ligatures w14:val="none"/>
         </w:rPr>
         <w:t/>
       </w:r>
@@ -5436,7 +5318,7 @@
         <w:rPr>
           <w:rFonts w:ascii="Arial Narrow" w:eastAsia="Arial Narrow" w:hAnsi="Arial Narrow" w:cs="Arial Narrow"/>
           <w:kern w:val="0"/>
-          <ns2:ligatures ns2:val="none"/>
+          <w14:ligatures w14:val="none"/>
         </w:rPr>
         <w:t xml:space="preserve"> </w:t>
       </w:r>
@@ -5446,7 +5328,7 @@
           <w:color w:val="000000"/>
           <w:kern w:val="0"/>
           <w:lang w:eastAsia="es-ES"/>
-          <ns2:ligatures ns2:val="none"/>
+          <w14:ligatures w14:val="none"/>
         </w:rPr>
         <w:t xml:space="preserve">166-127012747 </w:t>
       </w:r>
@@ -5454,7 +5336,7 @@
         <w:rPr>
           <w:rFonts w:ascii="Arial Narrow" w:eastAsia="Arial Narrow" w:hAnsi="Arial Narrow" w:cs="Arial Narrow"/>
           <w:kern w:val="0"/>
-          <ns2:ligatures ns2:val="none"/>
+          <w14:ligatures w14:val="none"/>
         </w:rPr>
         <w:t>por el fallecimiento de su padre</w:t>
       </w:r>
@@ -5464,12 +5346,12 @@
           <w:color w:val="000000"/>
           <w:kern w:val="0"/>
           <w:lang w:eastAsia="es-ES"/>
-          <ns2:ligatures ns2:val="none"/>
+          <w14:ligatures w14:val="none"/>
         </w:rPr>
         <w:t xml:space="preserve">. </w:t>
       </w:r>
     </w:p>
-    <w:p ns2:paraId="330DC455" ns2:textId="77777777">
+    <w:p>
       <w:pPr>
         <w:spacing w:after="0" w:line="240" w:lineRule="auto"/>
         <w:jc w:val="both"/>
@@ -5478,11 +5360,11 @@
           <w:color w:val="000000"/>
           <w:kern w:val="0"/>
           <w:lang w:eastAsia="es-PE"/>
-          <ns2:ligatures ns2:val="none"/>
-        </w:rPr>
-      </w:pPr>
-    </w:p>
-    <w:p ns2:paraId="47ED0DAF" ns2:textId="34D4089C">
+          <w14:ligatures w14:val="none"/>
+        </w:rPr>
+      </w:pPr>
+    </w:p>
+    <w:p>
       <w:pPr>
         <w:pStyle w:val="Prrafodelista"/>
         <w:numPr>
@@ -5500,7 +5382,7 @@
           <w:rFonts w:ascii="Arial Narrow" w:eastAsia="Calibri" w:hAnsi="Arial Narrow" w:cs="Arial Narrow"/>
           <w:kern w:val="0"/>
           <w:lang w:eastAsia="es-PE"/>
-          <ns2:ligatures ns2:val="none"/>
+          <w14:ligatures w14:val="none"/>
         </w:rPr>
       </w:pPr>
       <w:r>
@@ -5509,7 +5391,7 @@
           <w:color w:val="000000"/>
           <w:kern w:val="0"/>
           <w:lang w:eastAsia="es-PE"/>
-          <ns2:ligatures ns2:val="none"/>
+          <w14:ligatures w14:val="none"/>
         </w:rPr>
         <w:lastRenderedPageBreak/>
         <w:t>Presunta</w:t>
@@ -5520,7 +5402,7 @@
           <w:kern w:val="0"/>
           <w:shd w:val="clear" w:color="auto" w:fill="FFFFFF"/>
           <w:lang w:eastAsia="es-PE"/>
-          <ns2:ligatures ns2:val="none"/>
+          <w14:ligatures w14:val="none"/>
         </w:rPr>
         <w:t xml:space="preserve"> infracción a los artículos 18 y 19</w:t>
       </w:r>
@@ -5529,7 +5411,7 @@
           <w:rFonts w:ascii="Arial Narrow" w:eastAsia="Calibri" w:hAnsi="Arial Narrow" w:cs="Arial Narrow"/>
           <w:kern w:val="0"/>
           <w:lang w:eastAsia="es-PE"/>
-          <ns2:ligatures ns2:val="none"/>
+          <w14:ligatures w14:val="none"/>
         </w:rPr>
         <w:t xml:space="preserve"> de </w:t>
       </w:r>
@@ -5539,7 +5421,7 @@
           <w:kern w:val="0"/>
           <w:shd w:val="clear" w:color="auto" w:fill="FFFFFF"/>
           <w:lang w:eastAsia="es-PE"/>
-          <ns2:ligatures ns2:val="none"/>
+          <w14:ligatures w14:val="none"/>
         </w:rPr>
         <w:t xml:space="preserve">la Ley 29571, Código de Protección y Defensa del Consumidor, en tanto </w:t>
       </w:r>
@@ -5549,7 +5431,7 @@
           <w:kern w:val="0"/>
           <w:shd w:val="clear" w:color="auto" w:fill="FFFFFF"/>
           <w:lang w:eastAsia="es-PE"/>
-          <ns2:ligatures ns2:val="none"/>
+          <w14:ligatures w14:val="none"/>
         </w:rPr>
         <w:t>l</w:t>
       </w:r>
@@ -5582,7 +5464,7 @@
           <w:color w:val="000000"/>
           <w:kern w:val="0"/>
           <w:lang w:eastAsia="es-ES"/>
-          <ns2:ligatures ns2:val="none"/>
+          <w14:ligatures w14:val="none"/>
         </w:rPr>
         <w:t xml:space="preserve">166-112629409 </w:t>
       </w:r>
@@ -5599,7 +5481,7 @@
           <w:color w:val="000000"/>
           <w:kern w:val="0"/>
           <w:lang w:eastAsia="es-ES"/>
-          <ns2:ligatures ns2:val="none"/>
+          <w14:ligatures w14:val="none"/>
         </w:rPr>
         <w:t>e</w:t>
       </w:r>
@@ -5609,7 +5491,7 @@
           <w:color w:val="000000"/>
           <w:kern w:val="0"/>
           <w:lang w:eastAsia="es-ES"/>
-          <ns2:ligatures ns2:val="none"/>
+          <w14:ligatures w14:val="none"/>
         </w:rPr>
         <w:t xml:space="preserve"> su padre</w:t>
       </w:r>
@@ -5617,12 +5499,12 @@
         <w:rPr>
           <w:rFonts w:ascii="Arial Narrow" w:eastAsia="Arial Narrow" w:hAnsi="Arial Narrow" w:cs="Arial Narrow"/>
           <w:kern w:val="0"/>
-          <ns2:ligatures ns2:val="none"/>
+          <w14:ligatures w14:val="none"/>
         </w:rPr>
         <w:t>.</w:t>
       </w:r>
     </w:p>
-    <w:p ns2:paraId="6C32DB3F" ns2:textId="77777777">
+    <w:p>
       <w:pPr>
         <w:pStyle w:val="Prrafodelista"/>
         <w:spacing w:after="0" w:line="240" w:lineRule="auto"/>
@@ -5631,11 +5513,11 @@
         <w:rPr>
           <w:rFonts w:ascii="Arial Narrow" w:eastAsia="Arial Narrow" w:hAnsi="Arial Narrow" w:cs="Arial Narrow"/>
           <w:kern w:val="0"/>
-          <ns2:ligatures ns2:val="none"/>
-        </w:rPr>
-      </w:pPr>
-    </w:p>
-    <w:p ns2:paraId="3E65FB27" ns2:textId="137CFA39">
+          <w14:ligatures w14:val="none"/>
+        </w:rPr>
+      </w:pPr>
+    </w:p>
+    <w:p>
       <w:pPr>
         <w:pStyle w:val="Prrafodelista"/>
         <w:numPr>
@@ -5653,7 +5535,7 @@
           <w:rFonts w:ascii="Arial Narrow" w:eastAsia="Calibri" w:hAnsi="Arial Narrow" w:cs="Arial Narrow"/>
           <w:kern w:val="0"/>
           <w:lang w:eastAsia="es-PE"/>
-          <ns2:ligatures ns2:val="none"/>
+          <w14:ligatures w14:val="none"/>
         </w:rPr>
       </w:pPr>
       <w:r>
@@ -5662,7 +5544,7 @@
           <w:color w:val="000000"/>
           <w:kern w:val="0"/>
           <w:lang w:eastAsia="es-PE"/>
-          <ns2:ligatures ns2:val="none"/>
+          <w14:ligatures w14:val="none"/>
         </w:rPr>
         <w:t>Presunta</w:t>
       </w:r>
@@ -5672,7 +5554,7 @@
           <w:kern w:val="0"/>
           <w:shd w:val="clear" w:color="auto" w:fill="FFFFFF"/>
           <w:lang w:eastAsia="es-PE"/>
-          <ns2:ligatures ns2:val="none"/>
+          <w14:ligatures w14:val="none"/>
         </w:rPr>
         <w:t xml:space="preserve"> infracción a los artículos 18 y 19</w:t>
       </w:r>
@@ -5681,7 +5563,7 @@
           <w:rFonts w:ascii="Arial Narrow" w:eastAsia="Calibri" w:hAnsi="Arial Narrow" w:cs="Arial Narrow"/>
           <w:kern w:val="0"/>
           <w:lang w:eastAsia="es-PE"/>
-          <ns2:ligatures ns2:val="none"/>
+          <w14:ligatures w14:val="none"/>
         </w:rPr>
         <w:t xml:space="preserve"> de </w:t>
       </w:r>
@@ -5691,7 +5573,7 @@
           <w:kern w:val="0"/>
           <w:shd w:val="clear" w:color="auto" w:fill="FFFFFF"/>
           <w:lang w:eastAsia="es-PE"/>
-          <ns2:ligatures ns2:val="none"/>
+          <w14:ligatures w14:val="none"/>
         </w:rPr>
         <w:t xml:space="preserve">la Ley 29571, Código de Protección y Defensa del Consumidor, en tanto </w:t>
       </w:r>
@@ -5701,7 +5583,7 @@
           <w:kern w:val="0"/>
           <w:shd w:val="clear" w:color="auto" w:fill="FFFFFF"/>
           <w:lang w:eastAsia="es-PE"/>
-          <ns2:ligatures ns2:val="none"/>
+          <w14:ligatures w14:val="none"/>
         </w:rPr>
         <w:t>l</w:t>
       </w:r>
@@ -5734,7 +5616,7 @@
           <w:color w:val="000000"/>
           <w:kern w:val="0"/>
           <w:lang w:eastAsia="es-ES"/>
-          <ns2:ligatures ns2:val="none"/>
+          <w14:ligatures w14:val="none"/>
         </w:rPr>
         <w:t xml:space="preserve">166-112629409 </w:t>
       </w:r>
@@ -5749,12 +5631,12 @@
         <w:rPr>
           <w:rFonts w:ascii="Arial Narrow" w:eastAsia="Arial Narrow" w:hAnsi="Arial Narrow" w:cs="Arial Narrow"/>
           <w:kern w:val="0"/>
-          <ns2:ligatures ns2:val="none"/>
+          <w14:ligatures w14:val="none"/>
         </w:rPr>
         <w:t>.</w:t>
       </w:r>
     </w:p>
-    <w:p ns2:paraId="31705B29" ns2:textId="77777777">
+    <w:p>
       <w:pPr>
         <w:pStyle w:val="Prrafodelista"/>
         <w:spacing w:after="0" w:line="240" w:lineRule="auto"/>
@@ -5763,11 +5645,11 @@
         <w:rPr>
           <w:rFonts w:ascii="Arial Narrow" w:eastAsia="Arial Narrow" w:hAnsi="Arial Narrow" w:cs="Arial Narrow"/>
           <w:kern w:val="0"/>
-          <ns2:ligatures ns2:val="none"/>
-        </w:rPr>
-      </w:pPr>
-    </w:p>
-    <w:p ns2:paraId="2915E77E" ns2:textId="2BD65BD2">
+          <w14:ligatures w14:val="none"/>
+        </w:rPr>
+      </w:pPr>
+    </w:p>
+    <w:p>
       <w:pPr>
         <w:pStyle w:val="Prrafodelista"/>
         <w:numPr>
@@ -5784,7 +5666,7 @@
         <w:rPr>
           <w:rFonts w:ascii="Arial Narrow" w:eastAsia="Arial Narrow" w:hAnsi="Arial Narrow" w:cs="Arial Narrow"/>
           <w:kern w:val="0"/>
-          <ns2:ligatures ns2:val="none"/>
+          <w14:ligatures w14:val="none"/>
         </w:rPr>
       </w:pPr>
       <w:r>
@@ -5793,7 +5675,7 @@
           <w:color w:val="000000"/>
           <w:kern w:val="0"/>
           <w:lang w:eastAsia="es-PE"/>
-          <ns2:ligatures ns2:val="none"/>
+          <w14:ligatures w14:val="none"/>
         </w:rPr>
         <w:t>Presunta</w:t>
       </w:r>
@@ -5803,7 +5685,7 @@
           <w:kern w:val="0"/>
           <w:shd w:val="clear" w:color="auto" w:fill="FFFFFF"/>
           <w:lang w:eastAsia="es-PE"/>
-          <ns2:ligatures ns2:val="none"/>
+          <w14:ligatures w14:val="none"/>
         </w:rPr>
         <w:t xml:space="preserve"> infracción a los artículos 18 y 19</w:t>
       </w:r>
@@ -5812,7 +5694,7 @@
           <w:rFonts w:ascii="Arial Narrow" w:eastAsia="Calibri" w:hAnsi="Arial Narrow" w:cs="Arial Narrow"/>
           <w:kern w:val="0"/>
           <w:lang w:eastAsia="es-PE"/>
-          <ns2:ligatures ns2:val="none"/>
+          <w14:ligatures w14:val="none"/>
         </w:rPr>
         <w:t xml:space="preserve"> de </w:t>
       </w:r>
@@ -5822,7 +5704,7 @@
           <w:kern w:val="0"/>
           <w:shd w:val="clear" w:color="auto" w:fill="FFFFFF"/>
           <w:lang w:eastAsia="es-PE"/>
-          <ns2:ligatures ns2:val="none"/>
+          <w14:ligatures w14:val="none"/>
         </w:rPr>
         <w:t>la Ley 29571, Código de Protección y Defensa del Consumidor, en tanto</w:t>
       </w:r>
@@ -5830,7 +5712,7 @@
         <w:rPr>
           <w:rFonts w:ascii="Arial Narrow" w:eastAsia="Arial Narrow" w:hAnsi="Arial Narrow" w:cs="Arial Narrow"/>
           <w:kern w:val="0"/>
-          <ns2:ligatures ns2:val="none"/>
+          <w14:ligatures w14:val="none"/>
         </w:rPr>
         <w:t xml:space="preserve"> </w:t>
       </w:r>
@@ -5838,7 +5720,7 @@
         <w:rPr>
           <w:rFonts w:ascii="Arial Narrow" w:eastAsia="Arial Narrow" w:hAnsi="Arial Narrow" w:cs="Arial Narrow"/>
           <w:kern w:val="0"/>
-          <ns2:ligatures ns2:val="none"/>
+          <w14:ligatures w14:val="none"/>
         </w:rPr>
         <w:t xml:space="preserve">la compañía aseguradora habría remitido a la denunciante </w:t>
       </w:r>
@@ -5848,7 +5730,7 @@
           <w:color w:val="000000"/>
           <w:kern w:val="0"/>
           <w:lang w:eastAsia="es-ES"/>
-          <ns2:ligatures ns2:val="none"/>
+          <w14:ligatures w14:val="none"/>
         </w:rPr>
         <w:t>los certificados y pólizas de seguros contratados por su padre de manera incompleta, pese a su solicitud</w:t>
       </w:r>
@@ -5858,22 +5740,22 @@
           <w:color w:val="000000"/>
           <w:kern w:val="0"/>
           <w:lang w:eastAsia="es-ES"/>
-          <ns2:ligatures ns2:val="none"/>
+          <w14:ligatures w14:val="none"/>
         </w:rPr>
         <w:t>.</w:t>
       </w:r>
     </w:p>
-    <w:p ns2:paraId="1A0631C6" ns2:textId="77777777">
+    <w:p>
       <w:pPr>
         <w:pStyle w:val="Prrafodelista"/>
         <w:rPr>
           <w:rFonts w:ascii="Arial Narrow" w:eastAsia="Arial Narrow" w:hAnsi="Arial Narrow" w:cs="Arial Narrow"/>
           <w:kern w:val="0"/>
-          <ns2:ligatures ns2:val="none"/>
-        </w:rPr>
-      </w:pPr>
-    </w:p>
-    <w:p ns2:paraId="57B6C73C" ns2:textId="0E11D019">
+          <w14:ligatures w14:val="none"/>
+        </w:rPr>
+      </w:pPr>
+    </w:p>
+    <w:p>
       <w:pPr>
         <w:pStyle w:val="Prrafodelista"/>
         <w:numPr>
@@ -5890,7 +5772,7 @@
         <w:rPr>
           <w:rFonts w:ascii="Arial Narrow" w:eastAsia="Arial Narrow" w:hAnsi="Arial Narrow" w:cs="Arial Narrow"/>
           <w:kern w:val="0"/>
-          <ns2:ligatures ns2:val="none"/>
+          <w14:ligatures w14:val="none"/>
         </w:rPr>
       </w:pPr>
       <w:r>
@@ -5899,7 +5781,7 @@
           <w:color w:val="000000"/>
           <w:kern w:val="0"/>
           <w:lang w:eastAsia="es-PE"/>
-          <ns2:ligatures ns2:val="none"/>
+          <w14:ligatures w14:val="none"/>
         </w:rPr>
         <w:t>Presunta infracción al artículo 1, numeral 1, literal b) y al artículo 2 de la Ley 29571, Código de Protección y Defensa del Consumidor</w:t>
       </w:r>
@@ -5909,7 +5791,7 @@
           <w:kern w:val="0"/>
           <w:shd w:val="clear" w:color="auto" w:fill="FFFFFF"/>
           <w:lang w:eastAsia="es-PE"/>
-          <ns2:ligatures ns2:val="none"/>
+          <w14:ligatures w14:val="none"/>
         </w:rPr>
         <w:t>, en tanto</w:t>
       </w:r>
@@ -5917,7 +5799,7 @@
         <w:rPr>
           <w:rFonts w:ascii="Arial Narrow" w:eastAsia="Arial Narrow" w:hAnsi="Arial Narrow" w:cs="Arial Narrow"/>
           <w:kern w:val="0"/>
-          <ns2:ligatures ns2:val="none"/>
+          <w14:ligatures w14:val="none"/>
         </w:rPr>
         <w:t xml:space="preserve"> </w:t>
       </w:r>
@@ -5925,7 +5807,7 @@
         <w:rPr>
           <w:rFonts w:ascii="Arial Narrow" w:eastAsia="Arial Narrow" w:hAnsi="Arial Narrow" w:cs="Arial Narrow"/>
           <w:kern w:val="0"/>
-          <ns2:ligatures ns2:val="none"/>
+          <w14:ligatures w14:val="none"/>
         </w:rPr>
         <w:t>la compañía aseguradora habría</w:t>
       </w:r>
@@ -5933,7 +5815,7 @@
         <w:rPr>
           <w:rFonts w:ascii="Arial Narrow" w:eastAsia="Arial Narrow" w:hAnsi="Arial Narrow" w:cs="Arial Narrow"/>
           <w:kern w:val="0"/>
-          <ns2:ligatures ns2:val="none"/>
+          <w14:ligatures w14:val="none"/>
         </w:rPr>
         <w:t xml:space="preserve"> </w:t>
       </w:r>
@@ -5941,7 +5823,7 @@
         <w:rPr>
           <w:rFonts w:ascii="Arial Narrow" w:eastAsia="Arial Narrow" w:hAnsi="Arial Narrow" w:cs="Arial Narrow"/>
           <w:kern w:val="0"/>
-          <ns2:ligatures ns2:val="none"/>
+          <w14:ligatures w14:val="none"/>
         </w:rPr>
         <w:t>brindado información contradictoria</w:t>
       </w:r>
@@ -5949,7 +5831,7 @@
         <w:rPr>
           <w:rFonts w:ascii="Arial Narrow" w:eastAsia="Arial Narrow" w:hAnsi="Arial Narrow" w:cs="Arial Narrow"/>
           <w:kern w:val="0"/>
-          <ns2:ligatures ns2:val="none"/>
+          <w14:ligatures w14:val="none"/>
         </w:rPr>
         <w:t xml:space="preserve"> al denunciante</w:t>
       </w:r>
@@ -5957,7 +5839,7 @@
         <w:rPr>
           <w:rFonts w:ascii="Arial Narrow" w:eastAsia="Arial Narrow" w:hAnsi="Arial Narrow" w:cs="Arial Narrow"/>
           <w:kern w:val="0"/>
-          <ns2:ligatures ns2:val="none"/>
+          <w14:ligatures w14:val="none"/>
         </w:rPr>
         <w:t xml:space="preserve"> respecto a</w:t>
       </w:r>
@@ -5965,7 +5847,7 @@
         <w:rPr>
           <w:rFonts w:ascii="Arial Narrow" w:eastAsia="Arial Narrow" w:hAnsi="Arial Narrow" w:cs="Arial Narrow"/>
           <w:kern w:val="0"/>
-          <ns2:ligatures ns2:val="none"/>
+          <w14:ligatures w14:val="none"/>
         </w:rPr>
         <w:t xml:space="preserve"> la vigencia de la </w:t>
       </w:r>
@@ -5973,7 +5855,7 @@
         <w:rPr>
           <w:rFonts w:ascii="Arial Narrow" w:eastAsia="Arial Narrow" w:hAnsi="Arial Narrow" w:cs="Arial Narrow"/>
           <w:kern w:val="0"/>
-          <ns2:ligatures ns2:val="none"/>
+          <w14:ligatures w14:val="none"/>
         </w:rPr>
         <w:t>P</w:t>
       </w:r>
@@ -5981,7 +5863,7 @@
         <w:rPr>
           <w:rFonts w:ascii="Arial Narrow" w:eastAsia="Arial Narrow" w:hAnsi="Arial Narrow" w:cs="Arial Narrow"/>
           <w:kern w:val="0"/>
-          <ns2:ligatures ns2:val="none"/>
+          <w14:ligatures w14:val="none"/>
         </w:rPr>
         <w:t>óliza</w:t>
       </w:r>
@@ -5989,7 +5871,7 @@
         <w:rPr>
           <w:rFonts w:ascii="Arial Narrow" w:eastAsia="Arial Narrow" w:hAnsi="Arial Narrow" w:cs="Arial Narrow"/>
           <w:kern w:val="0"/>
-          <ns2:ligatures ns2:val="none"/>
+          <w14:ligatures w14:val="none"/>
         </w:rPr>
         <w:t xml:space="preserve"> </w:t>
       </w:r>
@@ -5998,7 +5880,7 @@
         <w:rPr>
           <w:rFonts w:ascii="Arial Narrow" w:eastAsia="Arial Narrow" w:hAnsi="Arial Narrow" w:cs="Arial Narrow"/>
           <w:kern w:val="0"/>
-          <ns2:ligatures ns2:val="none"/>
+          <w14:ligatures w14:val="none"/>
         </w:rPr>
         <w:t/>
       </w:r>
@@ -6007,7 +5889,7 @@
         <w:rPr>
           <w:rFonts w:ascii="Arial Narrow" w:eastAsia="Arial Narrow" w:hAnsi="Arial Narrow" w:cs="Arial Narrow"/>
           <w:kern w:val="0"/>
-          <ns2:ligatures ns2:val="none"/>
+          <w14:ligatures w14:val="none"/>
         </w:rPr>
         <w:t xml:space="preserve"> </w:t>
       </w:r>
@@ -6015,7 +5897,7 @@
         <w:rPr>
           <w:rFonts w:ascii="Arial Narrow" w:eastAsia="Arial Narrow" w:hAnsi="Arial Narrow" w:cs="Arial Narrow"/>
           <w:kern w:val="0"/>
-          <ns2:ligatures ns2:val="none"/>
+          <w14:ligatures w14:val="none"/>
         </w:rPr>
         <w:t>166-127012747</w:t>
       </w:r>
@@ -6023,22 +5905,22 @@
         <w:rPr>
           <w:rFonts w:ascii="Arial Narrow" w:eastAsia="Arial Narrow" w:hAnsi="Arial Narrow" w:cs="Arial Narrow"/>
           <w:kern w:val="0"/>
-          <ns2:ligatures ns2:val="none"/>
+          <w14:ligatures w14:val="none"/>
         </w:rPr>
         <w:t>.</w:t>
       </w:r>
     </w:p>
-    <w:p ns2:paraId="2A2D3474" ns2:textId="77777777">
+    <w:p>
       <w:pPr>
         <w:pStyle w:val="Prrafodelista"/>
         <w:rPr>
           <w:rFonts w:ascii="Arial Narrow" w:eastAsia="Arial Narrow" w:hAnsi="Arial Narrow" w:cs="Arial Narrow"/>
           <w:kern w:val="0"/>
-          <ns2:ligatures ns2:val="none"/>
-        </w:rPr>
-      </w:pPr>
-    </w:p>
-    <w:p ns2:paraId="234211E5" ns2:textId="4237FD06">
+          <w14:ligatures w14:val="none"/>
+        </w:rPr>
+      </w:pPr>
+    </w:p>
+    <w:p>
       <w:pPr>
         <w:pStyle w:val="Prrafodelista"/>
         <w:numPr>
@@ -6055,7 +5937,7 @@
         <w:rPr>
           <w:rFonts w:ascii="Arial Narrow" w:eastAsia="Arial Narrow" w:hAnsi="Arial Narrow" w:cs="Arial Narrow"/>
           <w:kern w:val="0"/>
-          <ns2:ligatures ns2:val="none"/>
+          <w14:ligatures w14:val="none"/>
         </w:rPr>
       </w:pPr>
       <w:r>
@@ -6064,7 +5946,7 @@
           <w:color w:val="000000"/>
           <w:kern w:val="0"/>
           <w:lang w:eastAsia="es-PE"/>
-          <ns2:ligatures ns2:val="none"/>
+          <w14:ligatures w14:val="none"/>
         </w:rPr>
         <w:t>Presunta infracción al artículo 1, numeral 1, literal b) y al artículo 2 de la Ley 29571, Código de Protección y Defensa del Consumidor</w:t>
       </w:r>
@@ -6074,7 +5956,7 @@
           <w:kern w:val="0"/>
           <w:shd w:val="clear" w:color="auto" w:fill="FFFFFF"/>
           <w:lang w:eastAsia="es-PE"/>
-          <ns2:ligatures ns2:val="none"/>
+          <w14:ligatures w14:val="none"/>
         </w:rPr>
         <w:t xml:space="preserve">, </w:t>
       </w:r>
@@ -6084,7 +5966,7 @@
           <w:kern w:val="0"/>
           <w:shd w:val="clear" w:color="auto" w:fill="FFFFFF"/>
           <w:lang w:eastAsia="es-PE"/>
-          <ns2:ligatures ns2:val="none"/>
+          <w14:ligatures w14:val="none"/>
         </w:rPr>
         <w:t>en tanto</w:t>
       </w:r>
@@ -6092,7 +5974,7 @@
         <w:rPr>
           <w:rFonts w:ascii="Arial Narrow" w:eastAsia="Arial Narrow" w:hAnsi="Arial Narrow" w:cs="Arial Narrow"/>
           <w:kern w:val="0"/>
-          <ns2:ligatures ns2:val="none"/>
+          <w14:ligatures w14:val="none"/>
         </w:rPr>
         <w:t xml:space="preserve"> </w:t>
       </w:r>
@@ -6100,7 +5982,7 @@
         <w:rPr>
           <w:rFonts w:ascii="Arial Narrow" w:eastAsia="Arial Narrow" w:hAnsi="Arial Narrow" w:cs="Arial Narrow"/>
           <w:kern w:val="0"/>
-          <ns2:ligatures ns2:val="none"/>
+          <w14:ligatures w14:val="none"/>
         </w:rPr>
         <w:t xml:space="preserve">la compañía aseguradora habría brindado información contradictoria al denunciante respecto a la vigencia de </w:t>
       </w:r>
@@ -6108,7 +5990,7 @@
         <w:rPr>
           <w:rFonts w:ascii="Arial Narrow" w:eastAsia="Arial Narrow" w:hAnsi="Arial Narrow" w:cs="Arial Narrow"/>
           <w:kern w:val="0"/>
-          <ns2:ligatures ns2:val="none"/>
+          <w14:ligatures w14:val="none"/>
         </w:rPr>
         <w:t xml:space="preserve">la Póliza </w:t>
       </w:r>
@@ -6117,7 +5999,7 @@
         <w:rPr>
           <w:rFonts w:ascii="Arial Narrow" w:eastAsia="Arial Narrow" w:hAnsi="Arial Narrow" w:cs="Arial Narrow"/>
           <w:kern w:val="0"/>
-          <ns2:ligatures ns2:val="none"/>
+          <w14:ligatures w14:val="none"/>
         </w:rPr>
         <w:t/>
       </w:r>
@@ -6126,7 +6008,7 @@
         <w:rPr>
           <w:rFonts w:ascii="Arial Narrow" w:eastAsia="Arial Narrow" w:hAnsi="Arial Narrow" w:cs="Arial Narrow"/>
           <w:kern w:val="0"/>
-          <ns2:ligatures ns2:val="none"/>
+          <w14:ligatures w14:val="none"/>
         </w:rPr>
         <w:t xml:space="preserve"> 166-11262940</w:t>
       </w:r>
@@ -6134,23 +6016,23 @@
         <w:rPr>
           <w:rFonts w:ascii="Arial Narrow" w:eastAsia="Arial Narrow" w:hAnsi="Arial Narrow" w:cs="Arial Narrow"/>
           <w:kern w:val="0"/>
-          <ns2:ligatures ns2:val="none"/>
+          <w14:ligatures w14:val="none"/>
         </w:rPr>
         <w:t>.</w:t>
       </w:r>
     </w:p>
-    <w:p ns2:paraId="1DEB3481" ns2:textId="77777777">
-      <w:pPr>
-        <w:spacing w:after="0" w:line="240" w:lineRule="auto"/>
-        <w:jc w:val="both"/>
-        <w:rPr>
-          <w:rFonts w:ascii="Arial Narrow" w:eastAsia="Arial Narrow" w:hAnsi="Arial Narrow" w:cs="Arial Narrow"/>
-          <w:kern w:val="0"/>
-          <ns2:ligatures ns2:val="none"/>
-        </w:rPr>
-      </w:pPr>
-    </w:p>
-    <w:p ns2:paraId="2C6D893C" ns2:textId="3BCA7FDB">
+    <w:p>
+      <w:pPr>
+        <w:spacing w:after="0" w:line="240" w:lineRule="auto"/>
+        <w:jc w:val="both"/>
+        <w:rPr>
+          <w:rFonts w:ascii="Arial Narrow" w:eastAsia="Arial Narrow" w:hAnsi="Arial Narrow" w:cs="Arial Narrow"/>
+          <w:kern w:val="0"/>
+          <w14:ligatures w14:val="none"/>
+        </w:rPr>
+      </w:pPr>
+    </w:p>
+    <w:p>
       <w:pPr>
         <w:pStyle w:val="Prrafodelista"/>
         <w:numPr>
@@ -6167,7 +6049,7 @@
         <w:rPr>
           <w:rFonts w:ascii="Arial Narrow" w:eastAsia="Arial Narrow" w:hAnsi="Arial Narrow" w:cs="Arial Narrow"/>
           <w:kern w:val="0"/>
-          <ns2:ligatures ns2:val="none"/>
+          <w14:ligatures w14:val="none"/>
         </w:rPr>
       </w:pPr>
       <w:r>
@@ -6176,7 +6058,7 @@
           <w:color w:val="000000"/>
           <w:kern w:val="0"/>
           <w:lang w:eastAsia="es-PE"/>
-          <ns2:ligatures ns2:val="none"/>
+          <w14:ligatures w14:val="none"/>
         </w:rPr>
         <w:t>Presunta</w:t>
       </w:r>
@@ -6186,7 +6068,7 @@
           <w:kern w:val="0"/>
           <w:shd w:val="clear" w:color="auto" w:fill="FFFFFF"/>
           <w:lang w:eastAsia="es-PE"/>
-          <ns2:ligatures ns2:val="none"/>
+          <w14:ligatures w14:val="none"/>
         </w:rPr>
         <w:t xml:space="preserve"> infracción a los artículos 18 y 19</w:t>
       </w:r>
@@ -6195,7 +6077,7 @@
           <w:rFonts w:ascii="Arial Narrow" w:eastAsia="Calibri" w:hAnsi="Arial Narrow" w:cs="Arial Narrow"/>
           <w:kern w:val="0"/>
           <w:lang w:eastAsia="es-PE"/>
-          <ns2:ligatures ns2:val="none"/>
+          <w14:ligatures w14:val="none"/>
         </w:rPr>
         <w:t xml:space="preserve"> de </w:t>
       </w:r>
@@ -6205,7 +6087,7 @@
           <w:kern w:val="0"/>
           <w:shd w:val="clear" w:color="auto" w:fill="FFFFFF"/>
           <w:lang w:eastAsia="es-PE"/>
-          <ns2:ligatures ns2:val="none"/>
+          <w14:ligatures w14:val="none"/>
         </w:rPr>
         <w:t>la Ley 29571, Código de Protección y Defensa del Consumidor, en tanto</w:t>
       </w:r>
@@ -6213,7 +6095,7 @@
         <w:rPr>
           <w:rFonts w:ascii="Arial Narrow" w:eastAsia="Arial Narrow" w:hAnsi="Arial Narrow" w:cs="Arial Narrow"/>
           <w:kern w:val="0"/>
-          <ns2:ligatures ns2:val="none"/>
+          <w14:ligatures w14:val="none"/>
         </w:rPr>
         <w:t xml:space="preserve"> </w:t>
       </w:r>
@@ -6221,7 +6103,7 @@
         <w:rPr>
           <w:rFonts w:ascii="Arial Narrow" w:eastAsia="Arial Narrow" w:hAnsi="Arial Narrow" w:cs="Arial Narrow"/>
           <w:kern w:val="0"/>
-          <ns2:ligatures ns2:val="none"/>
+          <w14:ligatures w14:val="none"/>
         </w:rPr>
         <w:t xml:space="preserve">el </w:t>
       </w:r>
@@ -6236,7 +6118,7 @@
         <w:rPr>
           <w:rFonts w:ascii="Arial Narrow" w:eastAsia="Arial Narrow" w:hAnsi="Arial Narrow" w:cs="Arial Narrow"/>
           <w:kern w:val="0"/>
-          <ns2:ligatures ns2:val="none"/>
+          <w14:ligatures w14:val="none"/>
         </w:rPr>
         <w:t xml:space="preserve">no habría cumplido con </w:t>
       </w:r>
@@ -6244,7 +6126,7 @@
         <w:rPr>
           <w:rFonts w:ascii="Arial Narrow" w:eastAsia="Arial Narrow" w:hAnsi="Arial Narrow" w:cs="Arial Narrow"/>
           <w:kern w:val="0"/>
-          <ns2:ligatures ns2:val="none"/>
+          <w14:ligatures w14:val="none"/>
         </w:rPr>
         <w:t>gestionar que el</w:t>
       </w:r>
@@ -6277,7 +6159,7 @@
           <w:color w:val="000000"/>
           <w:kern w:val="0"/>
           <w:lang w:eastAsia="es-ES"/>
-          <ns2:ligatures ns2:val="none"/>
+          <w14:ligatures w14:val="none"/>
         </w:rPr>
         <w:t>166-112629409</w:t>
       </w:r>
@@ -6287,7 +6169,7 @@
           <w:color w:val="000000"/>
           <w:kern w:val="0"/>
           <w:lang w:eastAsia="es-ES"/>
-          <ns2:ligatures ns2:val="none"/>
+          <w14:ligatures w14:val="none"/>
         </w:rPr>
         <w:t xml:space="preserve"> contratado por el padre de la denunciante se encuentre vigente hasta el término del préstamo otorgado</w:t>
       </w:r>
@@ -6297,22 +6179,22 @@
           <w:color w:val="000000"/>
           <w:kern w:val="0"/>
           <w:lang w:eastAsia="es-ES"/>
-          <ns2:ligatures ns2:val="none"/>
+          <w14:ligatures w14:val="none"/>
         </w:rPr>
         <w:t>.</w:t>
       </w:r>
     </w:p>
-    <w:p ns2:paraId="01369945" ns2:textId="77777777">
+    <w:p>
       <w:pPr>
         <w:pStyle w:val="Prrafodelista"/>
         <w:rPr>
           <w:rFonts w:ascii="Arial Narrow" w:eastAsia="Arial Narrow" w:hAnsi="Arial Narrow" w:cs="Arial Narrow"/>
           <w:kern w:val="0"/>
-          <ns2:ligatures ns2:val="none"/>
-        </w:rPr>
-      </w:pPr>
-    </w:p>
-    <w:p ns2:paraId="001346AB" ns2:textId="09315049">
+          <w14:ligatures w14:val="none"/>
+        </w:rPr>
+      </w:pPr>
+    </w:p>
+    <w:p>
       <w:pPr>
         <w:pStyle w:val="Prrafodelista"/>
         <w:numPr>
@@ -6329,7 +6211,7 @@
         <w:rPr>
           <w:rFonts w:ascii="Arial Narrow" w:eastAsia="Arial Narrow" w:hAnsi="Arial Narrow" w:cs="Arial Narrow"/>
           <w:kern w:val="0"/>
-          <ns2:ligatures ns2:val="none"/>
+          <w14:ligatures w14:val="none"/>
         </w:rPr>
       </w:pPr>
       <w:r>
@@ -6338,7 +6220,7 @@
           <w:color w:val="000000"/>
           <w:kern w:val="0"/>
           <w:lang w:eastAsia="es-PE"/>
-          <ns2:ligatures ns2:val="none"/>
+          <w14:ligatures w14:val="none"/>
         </w:rPr>
         <w:t>Presunta</w:t>
       </w:r>
@@ -6348,7 +6230,7 @@
           <w:kern w:val="0"/>
           <w:shd w:val="clear" w:color="auto" w:fill="FFFFFF"/>
           <w:lang w:eastAsia="es-PE"/>
-          <ns2:ligatures ns2:val="none"/>
+          <w14:ligatures w14:val="none"/>
         </w:rPr>
         <w:t xml:space="preserve"> infracción a los artículos 18 y 19</w:t>
       </w:r>
@@ -6357,7 +6239,7 @@
           <w:rFonts w:ascii="Arial Narrow" w:eastAsia="Calibri" w:hAnsi="Arial Narrow" w:cs="Arial Narrow"/>
           <w:kern w:val="0"/>
           <w:lang w:eastAsia="es-PE"/>
-          <ns2:ligatures ns2:val="none"/>
+          <w14:ligatures w14:val="none"/>
         </w:rPr>
         <w:t xml:space="preserve"> de </w:t>
       </w:r>
@@ -6367,7 +6249,7 @@
           <w:kern w:val="0"/>
           <w:shd w:val="clear" w:color="auto" w:fill="FFFFFF"/>
           <w:lang w:eastAsia="es-PE"/>
-          <ns2:ligatures ns2:val="none"/>
+          <w14:ligatures w14:val="none"/>
         </w:rPr>
         <w:t>la Ley 29571, Código de Protección y Defensa del Consumidor, en tanto</w:t>
       </w:r>
@@ -6375,7 +6257,7 @@
         <w:rPr>
           <w:rFonts w:ascii="Arial Narrow" w:eastAsia="Arial Narrow" w:hAnsi="Arial Narrow" w:cs="Arial Narrow"/>
           <w:kern w:val="0"/>
-          <ns2:ligatures ns2:val="none"/>
+          <w14:ligatures w14:val="none"/>
         </w:rPr>
         <w:t xml:space="preserve"> </w:t>
       </w:r>
@@ -6383,7 +6265,7 @@
         <w:rPr>
           <w:rFonts w:ascii="Arial Narrow" w:eastAsia="Arial Narrow" w:hAnsi="Arial Narrow" w:cs="Arial Narrow"/>
           <w:kern w:val="0"/>
-          <ns2:ligatures ns2:val="none"/>
+          <w14:ligatures w14:val="none"/>
         </w:rPr>
         <w:t xml:space="preserve">el </w:t>
       </w:r>
@@ -6398,7 +6280,7 @@
         <w:rPr>
           <w:rFonts w:ascii="Arial Narrow" w:eastAsia="Arial Narrow" w:hAnsi="Arial Narrow" w:cs="Arial Narrow"/>
           <w:kern w:val="0"/>
-          <ns2:ligatures ns2:val="none"/>
+          <w14:ligatures w14:val="none"/>
         </w:rPr>
         <w:t>no habría cumplido con gestionar que el</w:t>
       </w:r>
@@ -6431,7 +6313,7 @@
           <w:color w:val="000000"/>
           <w:kern w:val="0"/>
           <w:lang w:eastAsia="es-ES"/>
-          <ns2:ligatures ns2:val="none"/>
+          <w14:ligatures w14:val="none"/>
         </w:rPr>
         <w:t>contratado por el padre de la denunciante se encuentre vigente hasta el término del préstamo otorgado</w:t>
       </w:r>
@@ -6441,23 +6323,23 @@
           <w:color w:val="000000"/>
           <w:kern w:val="0"/>
           <w:lang w:eastAsia="es-ES"/>
-          <ns2:ligatures ns2:val="none"/>
+          <w14:ligatures w14:val="none"/>
         </w:rPr>
         <w:t>.</w:t>
       </w:r>
     </w:p>
-    <w:p ns2:paraId="4A334868" ns2:textId="77777777">
-      <w:pPr>
-        <w:spacing w:after="0" w:line="240" w:lineRule="auto"/>
-        <w:jc w:val="both"/>
-        <w:rPr>
-          <w:rFonts w:ascii="Arial Narrow" w:eastAsia="Arial Narrow" w:hAnsi="Arial Narrow" w:cs="Arial Narrow"/>
-          <w:kern w:val="0"/>
-          <ns2:ligatures ns2:val="none"/>
-        </w:rPr>
-      </w:pPr>
-    </w:p>
-    <w:p ns2:paraId="634A0D61" ns2:textId="7EEA3A8B">
+    <w:p>
+      <w:pPr>
+        <w:spacing w:after="0" w:line="240" w:lineRule="auto"/>
+        <w:jc w:val="both"/>
+        <w:rPr>
+          <w:rFonts w:ascii="Arial Narrow" w:eastAsia="Arial Narrow" w:hAnsi="Arial Narrow" w:cs="Arial Narrow"/>
+          <w:kern w:val="0"/>
+          <w14:ligatures w14:val="none"/>
+        </w:rPr>
+      </w:pPr>
+    </w:p>
+    <w:p>
       <w:pPr>
         <w:spacing w:line="240" w:lineRule="auto"/>
         <w:contextualSpacing/>
@@ -6465,7 +6347,7 @@
         <w:rPr>
           <w:rFonts w:ascii="Arial Narrow" w:eastAsia="Calibri" w:hAnsi="Arial Narrow" w:cs="Arial"/>
           <w:kern w:val="0"/>
-          <ns2:ligatures ns2:val="none"/>
+          <w14:ligatures w14:val="none"/>
         </w:rPr>
       </w:pPr>
       <w:r>
@@ -6475,7 +6357,7 @@
           <w:color w:val="000000"/>
           <w:kern w:val="0"/>
           <w:lang w:eastAsia="es-PE"/>
-          <ns2:ligatures ns2:val="none"/>
+          <w14:ligatures w14:val="none"/>
         </w:rPr>
         <w:t>SEGUNDO:</w:t>
       </w:r>
@@ -6485,7 +6367,7 @@
           <w:color w:val="000000"/>
           <w:kern w:val="0"/>
           <w:lang w:eastAsia="es-PE"/>
-          <ns2:ligatures ns2:val="none"/>
+          <w14:ligatures w14:val="none"/>
         </w:rPr>
         <w:t xml:space="preserve"> tener por ofrecidos los medios probatorios presentados en el escrito de </w:t>
       </w:r>
@@ -6495,7 +6377,7 @@
           <w:color w:val="000000"/>
           <w:kern w:val="0"/>
           <w:lang w:eastAsia="es-PE"/>
-          <ns2:ligatures ns2:val="none"/>
+          <w14:ligatures w14:val="none"/>
         </w:rPr>
         <w:t xml:space="preserve">denuncia </w:t>
       </w:r>
@@ -6505,7 +6387,7 @@
           <w:color w:val="000000"/>
           <w:kern w:val="0"/>
           <w:lang w:val="es-ES" w:eastAsia="es-ES"/>
-          <ns2:ligatures ns2:val="none"/>
+          <w14:ligatures w14:val="none"/>
         </w:rPr>
         <w:t xml:space="preserve">del </w:t>
       </w:r>
@@ -6515,7 +6397,7 @@
           <w:color w:val="000000"/>
           <w:kern w:val="0"/>
           <w:lang w:val="es-ES" w:eastAsia="es-ES"/>
-          <ns2:ligatures ns2:val="none"/>
+          <w14:ligatures w14:val="none"/>
         </w:rPr>
         <w:t xml:space="preserve">13 de marzo de 2025, subsanada mediante escrito del 09 de junio de 2025</w:t>
       </w:r>
@@ -6523,12 +6405,12 @@
         <w:rPr>
           <w:rFonts w:ascii="Arial Narrow" w:eastAsia="Calibri" w:hAnsi="Arial Narrow" w:cs="Arial"/>
           <w:kern w:val="0"/>
-          <ns2:ligatures ns2:val="none"/>
+          <w14:ligatures w14:val="none"/>
         </w:rPr>
         <w:t>.</w:t>
       </w:r>
     </w:p>
-    <w:p ns2:paraId="2AF03E3F" ns2:textId="77777777">
+    <w:p>
       <w:pPr>
         <w:spacing w:line="240" w:lineRule="auto"/>
         <w:contextualSpacing/>
@@ -6538,20 +6420,20 @@
           <w:color w:val="000000"/>
           <w:kern w:val="0"/>
           <w:lang w:eastAsia="es-PE"/>
-          <ns2:ligatures ns2:val="none"/>
-        </w:rPr>
-      </w:pPr>
-    </w:p>
-    <w:p ns2:paraId="5D90C1F7" ns2:textId="56BF70CC">
-      <w:pPr>
-        <w:spacing w:after="0" w:line="240" w:lineRule="auto"/>
-        <w:jc w:val="both"/>
-        <w:rPr>
-          <w:rFonts w:ascii="Arial Narrow" w:eastAsia="Arial Narrow" w:hAnsi="Arial Narrow" w:cs="Arial Narrow"/>
-          <w:color w:val="000000"/>
-          <w:kern w:val="0"/>
-          <w:lang w:eastAsia="es-PE"/>
-          <ns2:ligatures ns2:val="none"/>
+          <w14:ligatures w14:val="none"/>
+        </w:rPr>
+      </w:pPr>
+    </w:p>
+    <w:p>
+      <w:pPr>
+        <w:spacing w:after="0" w:line="240" w:lineRule="auto"/>
+        <w:jc w:val="both"/>
+        <w:rPr>
+          <w:rFonts w:ascii="Arial Narrow" w:eastAsia="Arial Narrow" w:hAnsi="Arial Narrow" w:cs="Arial Narrow"/>
+          <w:color w:val="000000"/>
+          <w:kern w:val="0"/>
+          <w:lang w:eastAsia="es-PE"/>
+          <w14:ligatures w14:val="none"/>
         </w:rPr>
       </w:pPr>
       <w:r>
@@ -6561,7 +6443,7 @@
           <w:color w:val="000000"/>
           <w:kern w:val="0"/>
           <w:lang w:eastAsia="es-PE"/>
-          <ns2:ligatures ns2:val="none"/>
+          <w14:ligatures w14:val="none"/>
         </w:rPr>
         <w:t xml:space="preserve">TERCERO: </w:t>
       </w:r>
@@ -6571,7 +6453,7 @@
           <w:color w:val="000000"/>
           <w:kern w:val="0"/>
           <w:lang w:eastAsia="es-PE"/>
-          <ns2:ligatures ns2:val="none"/>
+          <w14:ligatures w14:val="none"/>
         </w:rPr>
         <w:t>requerir a</w:t>
       </w:r>
@@ -6581,7 +6463,7 @@
           <w:color w:val="000000"/>
           <w:kern w:val="0"/>
           <w:lang w:eastAsia="es-PE"/>
-          <ns2:ligatures ns2:val="none"/>
+          <w14:ligatures w14:val="none"/>
         </w:rPr>
         <w:t>l</w:t>
       </w:r>
@@ -6591,7 +6473,7 @@
           <w:color w:val="000000"/>
           <w:kern w:val="0"/>
           <w:lang w:eastAsia="es-PE"/>
-          <ns2:ligatures ns2:val="none"/>
+          <w14:ligatures w14:val="none"/>
         </w:rPr>
         <w:t xml:space="preserve"> </w:t>
       </w:r>
@@ -6624,7 +6506,7 @@
           <w:color w:val="000000"/>
           <w:kern w:val="0"/>
           <w:lang w:eastAsia="es-PE"/>
-          <ns2:ligatures ns2:val="none"/>
+          <w14:ligatures w14:val="none"/>
         </w:rPr>
         <w:t>que cumpla</w:t>
       </w:r>
@@ -6634,7 +6516,7 @@
           <w:color w:val="000000"/>
           <w:kern w:val="0"/>
           <w:lang w:eastAsia="es-PE"/>
-          <ns2:ligatures ns2:val="none"/>
+          <w14:ligatures w14:val="none"/>
         </w:rPr>
         <w:t>n</w:t>
       </w:r>
@@ -6644,12 +6526,12 @@
           <w:color w:val="000000"/>
           <w:kern w:val="0"/>
           <w:lang w:eastAsia="es-PE"/>
-          <ns2:ligatures ns2:val="none"/>
+          <w14:ligatures w14:val="none"/>
         </w:rPr>
         <w:t xml:space="preserve"> con lo siguiente:</w:t>
       </w:r>
     </w:p>
-    <w:p ns2:paraId="156DFAB9" ns2:textId="77777777">
+    <w:p>
       <w:pPr>
         <w:spacing w:after="0" w:line="240" w:lineRule="auto"/>
         <w:jc w:val="both"/>
@@ -6658,11 +6540,11 @@
           <w:color w:val="000000"/>
           <w:kern w:val="0"/>
           <w:lang w:eastAsia="es-PE"/>
-          <ns2:ligatures ns2:val="none"/>
-        </w:rPr>
-      </w:pPr>
-    </w:p>
-    <w:p ns2:paraId="37384474" ns2:textId="77777777">
+          <w14:ligatures w14:val="none"/>
+        </w:rPr>
+      </w:pPr>
+    </w:p>
+    <w:p>
       <w:pPr>
         <w:numPr>
           <w:ilvl w:val="0"/>
@@ -6676,21 +6558,21 @@
           <w:color w:val="000000"/>
           <w:kern w:val="0"/>
           <w:lang w:eastAsia="es-PE"/>
-          <ns2:ligatures ns2:val="none"/>
-        </w:rPr>
-      </w:pPr>
-      <w:r>
-        <w:rPr>
-          <w:rFonts w:ascii="Arial Narrow" w:eastAsia="Arial Narrow" w:hAnsi="Arial Narrow" w:cs="Arial Narrow"/>
-          <w:color w:val="000000"/>
-          <w:kern w:val="0"/>
-          <w:lang w:eastAsia="es-PE"/>
-          <ns2:ligatures ns2:val="none"/>
+          <w14:ligatures w14:val="none"/>
+        </w:rPr>
+      </w:pPr>
+      <w:r>
+        <w:rPr>
+          <w:rFonts w:ascii="Arial Narrow" w:eastAsia="Arial Narrow" w:hAnsi="Arial Narrow" w:cs="Arial Narrow"/>
+          <w:color w:val="000000"/>
+          <w:kern w:val="0"/>
+          <w:lang w:eastAsia="es-PE"/>
+          <w14:ligatures w14:val="none"/>
         </w:rPr>
         <w:t>presentar documentos que acrediten su inscripción en los Registros Públicos o una declaración jurada que indique que cuenta con dicha inscripción;</w:t>
       </w:r>
     </w:p>
-    <w:p ns2:paraId="04A6E74B" ns2:textId="77777777">
+    <w:p>
       <w:pPr>
         <w:numPr>
           <w:ilvl w:val="0"/>
@@ -6704,21 +6586,21 @@
           <w:color w:val="000000"/>
           <w:kern w:val="0"/>
           <w:lang w:eastAsia="es-PE"/>
-          <ns2:ligatures ns2:val="none"/>
-        </w:rPr>
-      </w:pPr>
-      <w:r>
-        <w:rPr>
-          <w:rFonts w:ascii="Arial Narrow" w:eastAsia="Arial Narrow" w:hAnsi="Arial Narrow" w:cs="Arial Narrow"/>
-          <w:color w:val="000000"/>
-          <w:kern w:val="0"/>
-          <w:lang w:eastAsia="es-PE"/>
-          <ns2:ligatures ns2:val="none"/>
+          <w14:ligatures w14:val="none"/>
+        </w:rPr>
+      </w:pPr>
+      <w:r>
+        <w:rPr>
+          <w:rFonts w:ascii="Arial Narrow" w:eastAsia="Arial Narrow" w:hAnsi="Arial Narrow" w:cs="Arial Narrow"/>
+          <w:color w:val="000000"/>
+          <w:kern w:val="0"/>
+          <w:lang w:eastAsia="es-PE"/>
+          <w14:ligatures w14:val="none"/>
         </w:rPr>
         <w:t>presentar copia simple de las facultades de representación de su representante legal en el presente procedimiento o la declaración jurada que indique que cuenta con dichas facultades y que estas se encuentran vigentes;</w:t>
       </w:r>
     </w:p>
-    <w:p ns2:paraId="1203D0DC" ns2:textId="77777777">
+    <w:p>
       <w:pPr>
         <w:numPr>
           <w:ilvl w:val="0"/>
@@ -6732,21 +6614,21 @@
           <w:color w:val="000000"/>
           <w:kern w:val="0"/>
           <w:lang w:eastAsia="es-PE"/>
-          <ns2:ligatures ns2:val="none"/>
-        </w:rPr>
-      </w:pPr>
-      <w:r>
-        <w:rPr>
-          <w:rFonts w:ascii="Arial Narrow" w:eastAsia="Arial Narrow" w:hAnsi="Arial Narrow" w:cs="Arial Narrow"/>
-          <w:color w:val="000000"/>
-          <w:kern w:val="0"/>
-          <w:lang w:eastAsia="es-PE"/>
-          <ns2:ligatures ns2:val="none"/>
+          <w14:ligatures w14:val="none"/>
+        </w:rPr>
+      </w:pPr>
+      <w:r>
+        <w:rPr>
+          <w:rFonts w:ascii="Arial Narrow" w:eastAsia="Arial Narrow" w:hAnsi="Arial Narrow" w:cs="Arial Narrow"/>
+          <w:color w:val="000000"/>
+          <w:kern w:val="0"/>
+          <w:lang w:eastAsia="es-PE"/>
+          <w14:ligatures w14:val="none"/>
         </w:rPr>
         <w:t>consignar el Número de Registro Único de Contribuyentes (RUC); y,</w:t>
       </w:r>
     </w:p>
-    <w:p ns2:paraId="37704CA2" ns2:textId="77777777">
+    <w:p>
       <w:pPr>
         <w:numPr>
           <w:ilvl w:val="0"/>
@@ -6758,16 +6640,16 @@
         <w:rPr>
           <w:rFonts w:ascii="Arial Narrow" w:eastAsia="Calibri" w:hAnsi="Arial Narrow" w:cs="Arial"/>
           <w:kern w:val="0"/>
-          <ns2:ligatures ns2:val="none"/>
-        </w:rPr>
-      </w:pPr>
-      <w:r>
-        <w:rPr>
-          <w:rFonts w:ascii="Arial Narrow" w:eastAsia="Arial Narrow" w:hAnsi="Arial Narrow" w:cs="Arial Narrow"/>
-          <w:color w:val="000000"/>
-          <w:kern w:val="0"/>
-          <w:lang w:eastAsia="es-PE"/>
-          <ns2:ligatures ns2:val="none"/>
+          <w14:ligatures w14:val="none"/>
+        </w:rPr>
+      </w:pPr>
+      <w:r>
+        <w:rPr>
+          <w:rFonts w:ascii="Arial Narrow" w:eastAsia="Arial Narrow" w:hAnsi="Arial Narrow" w:cs="Arial Narrow"/>
+          <w:color w:val="000000"/>
+          <w:kern w:val="0"/>
+          <w:lang w:eastAsia="es-PE"/>
+          <w14:ligatures w14:val="none"/>
         </w:rPr>
         <w:t>fijar domicilio procesal para el procedimiento, de conformidad con el numeral 1 del artículo 442</w:t>
       </w:r>
@@ -6777,7 +6659,7 @@
           <w:color w:val="000000"/>
           <w:kern w:val="0"/>
           <w:lang w:eastAsia="es-PE"/>
-          <ns2:ligatures ns2:val="none"/>
+          <w14:ligatures w14:val="none"/>
         </w:rPr>
         <w:t/>
       </w:r>
@@ -6787,7 +6669,7 @@
           <w:color w:val="000000"/>
           <w:kern w:val="0"/>
           <w:lang w:eastAsia="es-PE"/>
-          <ns2:ligatures ns2:val="none"/>
+          <w14:ligatures w14:val="none"/>
         </w:rPr>
         <w:t xml:space="preserve"> del Código Procesal Civil. </w:t>
       </w:r>
@@ -6795,7 +6677,7 @@
         <w:rPr>
           <w:rFonts w:ascii="Arial Narrow" w:eastAsia="Calibri" w:hAnsi="Arial Narrow" w:cs="Arial"/>
           <w:kern w:val="0"/>
-          <ns2:ligatures ns2:val="none"/>
+          <w14:ligatures w14:val="none"/>
         </w:rPr>
         <w:t>Para ello podrá señalar domicilio físico o una dirección electrónica a la que pueda remitirse las notificaciones</w:t>
       </w:r>
@@ -6804,12 +6686,12 @@
           <w:rFonts w:ascii="Arial Narrow" w:eastAsia="Arial" w:hAnsi="Arial Narrow" w:cs="Arial"/>
           <w:kern w:val="0"/>
           <w:lang w:val="es"/>
-          <ns2:ligatures ns2:val="none"/>
+          <w14:ligatures w14:val="none"/>
         </w:rPr>
         <w:t>;</w:t>
       </w:r>
     </w:p>
-    <w:p ns2:paraId="6A38ABFB" ns2:textId="77777777">
+    <w:p>
       <w:pPr>
         <w:numPr>
           <w:ilvl w:val="0"/>
@@ -6821,14 +6703,14 @@
         <w:rPr>
           <w:rFonts w:ascii="Arial Narrow" w:eastAsia="Calibri" w:hAnsi="Arial Narrow" w:cs="Arial"/>
           <w:kern w:val="0"/>
-          <ns2:ligatures ns2:val="none"/>
+          <w14:ligatures w14:val="none"/>
         </w:rPr>
       </w:pPr>
       <w:r>
         <w:rPr>
           <w:rFonts w:ascii="Arial Narrow" w:eastAsia="Calibri" w:hAnsi="Arial Narrow" w:cs="Arial"/>
           <w:kern w:val="0"/>
-          <ns2:ligatures ns2:val="none"/>
+          <w14:ligatures w14:val="none"/>
         </w:rPr>
         <w:t xml:space="preserve">en caso califique como </w:t>
       </w:r>
@@ -6837,7 +6719,7 @@
         <w:rPr>
           <w:rFonts w:ascii="Arial Narrow" w:eastAsia="Calibri" w:hAnsi="Arial Narrow" w:cs="Arial"/>
           <w:kern w:val="0"/>
-          <ns2:ligatures ns2:val="none"/>
+          <w14:ligatures w14:val="none"/>
         </w:rPr>
         <w:t>micro empresa</w:t>
       </w:r>
@@ -6846,7 +6728,7 @@
         <w:rPr>
           <w:rFonts w:ascii="Arial Narrow" w:eastAsia="Calibri" w:hAnsi="Arial Narrow" w:cs="Arial"/>
           <w:kern w:val="0"/>
-          <ns2:ligatures ns2:val="none"/>
+          <w14:ligatures w14:val="none"/>
         </w:rPr>
         <w:t xml:space="preserve"> o pequeña empresa, presentar los documentos que acrediten su volumen de ventas o ingresos brutos percibidos el año anterior relativo a todas sus actividades </w:t>
       </w:r>
@@ -6854,7 +6736,7 @@
         <w:rPr>
           <w:rFonts w:ascii="Arial Narrow" w:eastAsia="Calibri" w:hAnsi="Arial Narrow" w:cs="Arial"/>
           <w:kern w:val="0"/>
-          <ns2:ligatures ns2:val="none"/>
+          <w14:ligatures w14:val="none"/>
         </w:rPr>
         <w:lastRenderedPageBreak/>
         <w:t>económicas y el número de trabajadores con el que cuenta</w:t>
@@ -6865,7 +6747,7 @@
           <w:rFonts w:ascii="Arial Narrow" w:eastAsia="Calibri" w:hAnsi="Arial Narrow" w:cs="Arial"/>
           <w:kern w:val="0"/>
           <w:vertAlign w:val="superscript"/>
-          <ns2:ligatures ns2:val="none"/>
+          <w14:ligatures w14:val="none"/>
         </w:rPr>
         <w:footnoteReference w:id="7"/>
       </w:r>
@@ -6873,7 +6755,7 @@
         <w:rPr>
           <w:rFonts w:ascii="Arial Narrow" w:eastAsia="Calibri" w:hAnsi="Arial Narrow" w:cs="Arial"/>
           <w:kern w:val="0"/>
-          <ns2:ligatures ns2:val="none"/>
+          <w14:ligatures w14:val="none"/>
         </w:rPr>
         <w:t>. Ello, a fin de que la Comisión pueda meritar dicha documentación, conforme lo establece el artículo 110</w:t>
       </w:r>
@@ -6883,7 +6765,7 @@
           <w:color w:val="000000"/>
           <w:kern w:val="0"/>
           <w:lang w:eastAsia="es-PE"/>
-          <ns2:ligatures ns2:val="none"/>
+          <w14:ligatures w14:val="none"/>
         </w:rPr>
         <w:t/>
       </w:r>
@@ -6891,7 +6773,7 @@
         <w:rPr>
           <w:rFonts w:ascii="Arial Narrow" w:eastAsia="Calibri" w:hAnsi="Arial Narrow" w:cs="Arial"/>
           <w:kern w:val="0"/>
-          <ns2:ligatures ns2:val="none"/>
+          <w14:ligatures w14:val="none"/>
         </w:rPr>
         <w:t xml:space="preserve"> del </w:t>
       </w:r>
@@ -6900,7 +6782,7 @@
           <w:rFonts w:ascii="Arial Narrow" w:eastAsia="Calibri" w:hAnsi="Arial Narrow" w:cs="Arial"/>
           <w:spacing w:val="-2"/>
           <w:kern w:val="0"/>
-          <ns2:ligatures ns2:val="none"/>
+          <w14:ligatures w14:val="none"/>
         </w:rPr>
         <w:t>Código</w:t>
       </w:r>
@@ -6911,7 +6793,7 @@
           <w:spacing w:val="-2"/>
           <w:kern w:val="0"/>
           <w:vertAlign w:val="superscript"/>
-          <ns2:ligatures ns2:val="none"/>
+          <w14:ligatures w14:val="none"/>
         </w:rPr>
         <w:footnoteReference w:id="8"/>
       </w:r>
@@ -6920,12 +6802,12 @@
           <w:rFonts w:ascii="Arial Narrow" w:eastAsia="Calibri" w:hAnsi="Arial Narrow" w:cs="Arial"/>
           <w:spacing w:val="-2"/>
           <w:kern w:val="0"/>
-          <ns2:ligatures ns2:val="none"/>
+          <w14:ligatures w14:val="none"/>
         </w:rPr>
         <w:t>.</w:t>
       </w:r>
     </w:p>
-    <w:p ns2:paraId="1B2AA0D1" ns2:textId="77777777">
+    <w:p>
       <w:pPr>
         <w:spacing w:after="0" w:line="240" w:lineRule="auto"/>
         <w:ind w:left="567"/>
@@ -6935,20 +6817,20 @@
           <w:color w:val="000000"/>
           <w:kern w:val="0"/>
           <w:lang w:eastAsia="es-PE"/>
-          <ns2:ligatures ns2:val="none"/>
-        </w:rPr>
-      </w:pPr>
-    </w:p>
-    <w:p>
-      <w:pPr>
-        <w:spacing w:after="0" w:line="240" w:lineRule="auto"/>
-        <w:jc w:val="both"/>
-        <w:rPr>
-          <w:rFonts w:ascii="Arial Narrow" w:eastAsia="Arial Narrow" w:hAnsi="Arial Narrow" w:cs="Arial Narrow"/>
-          <w:color w:val="000000"/>
-          <w:kern w:val="0"/>
-          <w:lang w:eastAsia="es-PE"/>
-          <ns2:ligatures ns2:val="none"/>
+          <w14:ligatures w14:val="none"/>
+        </w:rPr>
+      </w:pPr>
+    </w:p>
+    <w:p>
+      <w:pPr>
+        <w:spacing w:after="0" w:line="240" w:lineRule="auto"/>
+        <w:jc w:val="both"/>
+        <w:rPr>
+          <w:rFonts w:ascii="Arial Narrow" w:eastAsia="Arial Narrow" w:hAnsi="Arial Narrow" w:cs="Arial Narrow"/>
+          <w:color w:val="000000"/>
+          <w:kern w:val="0"/>
+          <w:lang w:eastAsia="es-PE"/>
+          <w14:ligatures w14:val="none"/>
         </w:rPr>
       </w:pPr>
       <w:r>
@@ -6967,32 +6849,72 @@
           <w:sz w:val="20"/>
           <w:szCs w:val="20"/>
         </w:rPr>
-        <w:t xml:space="preserve">correr traslado de la presente resolución a Banco Agropecuario S.A. y a Protecta S.A. Compañía de Seguros y Reaseguros para que, de conformidad con lo dispuesto por el artículo 26 de la Ley sobre Facultades, Normas y Organización del Indecopi, aprobada por Decreto Legislativo 807, presenten sus descargos sobre la imputación de cargos realizada en un plazo no mayor a cinco (5) días hábiles contado a partir del día siguiente de la notificación de la presente resolución, vencido el cual, el Secretario Técnico declarará en rebeldía a los denunciados que no lo hubieran presentado. Debe precisarse que de conformidad con lo establecido por el artículo 223 del Texto Único Ordenado de la Ley 27444, Ley del Procedimiento Administrativo General, las alegaciones y los hechos relevantes de la reclamación, salvo que hayan sido específicamente negadas en la contestación, se tendrán por aceptadas o merituadas como ciertas.</w:t>
-      </w:r>
-    </w:p>
-    <w:p ns2:paraId="2F1C55D7" ns2:textId="77777777">
-      <w:pPr>
-        <w:spacing w:after="0" w:line="240" w:lineRule="auto"/>
-        <w:jc w:val="both"/>
-        <w:rPr>
-          <w:rFonts w:ascii="Arial Narrow" w:eastAsia="Arial Narrow" w:hAnsi="Arial Narrow" w:cs="Arial Narrow"/>
-          <w:color w:val="000000"/>
-          <w:kern w:val="0"/>
-          <w:lang w:eastAsia="es-PE"/>
-          <ns2:ligatures ns2:val="none"/>
-        </w:rPr>
-      </w:pPr>
-    </w:p>
-    <w:p ns2:paraId="6D15F6EA" ns2:textId="768946B6">
-      <w:pPr>
-        <w:spacing w:after="0" w:line="240" w:lineRule="auto"/>
-        <w:jc w:val="both"/>
-        <w:rPr>
-          <w:rFonts w:ascii="Arial Narrow" w:eastAsia="Times New Roman" w:hAnsi="Arial Narrow" w:cs="Arial"/>
-          <w:color w:val="000000"/>
-          <w:kern w:val="0"/>
+        <w:t xml:space="preserve">correr traslado de la presente resolución a Banco Agropecuario S.A. y a Protecta S.A. Compañía de Seguros y Reaseguros para que, de conformidad con lo dispuesto por el artículo 26 de la Ley sobre Facultades, Normas y Organización del Indecopi, aprobada por Decreto Legislativo 807</w:t>
+      </w:r>
+      <w:r>
+        <w:rPr>
+          <w:rStyle w:val="Refdenotaalpie"/>
+          <w:rFonts w:ascii="Arial Narrow" w:eastAsia="Times New Roman" w:hAnsi="Arial Narrow" w:cs="Times New Roman"/>
+          <w:color w:val="000000"/>
+          <w:kern w:val="0"/>
+          <w:vertAlign w:val="superscript"/>
           <w:lang w:val="es-ES" w:eastAsia="es-ES"/>
-          <ns2:ligatures ns2:val="none"/>
+          <w14:ligatures w14:val="none"/>
+        </w:rPr>
+        <w:footnoteReference w:id="14"/>
+      </w:r>
+      <w:r>
+        <w:rPr>
+          <w:rFonts w:ascii="Arial Narrow" w:hAnsi="Arial Narrow" w:cs="Arial Narrow"/>
+          <w:sz w:val="20"/>
+          <w:szCs w:val="20"/>
+        </w:rPr>
+        <w:t xml:space="preserve">, presenten sus descargos sobre la imputación de cargos realizada en un plazo no mayor a cinco (5) días hábiles contado a partir del día siguiente de la notificación de la presente resolución, vencido el cual, el Secretario Técnico declarará en rebeldía a los denunciados que no lo hubieran presentado. Debe precisarse que de conformidad con lo establecido por el artículo 223 del Texto Único Ordenado de la Ley 27444, Ley del Procedimiento Administrativo General</w:t>
+      </w:r>
+      <w:r>
+        <w:rPr>
+          <w:rStyle w:val="Refdenotaalpie"/>
+          <w:rFonts w:ascii="Arial Narrow" w:eastAsia="Times New Roman" w:hAnsi="Arial Narrow" w:cs="Times New Roman"/>
+          <w:color w:val="000000"/>
+          <w:kern w:val="0"/>
+          <w:vertAlign w:val="superscript"/>
+          <w:lang w:val="es-ES" w:eastAsia="es-ES"/>
+          <w14:ligatures w14:val="none"/>
+        </w:rPr>
+        <w:footnoteReference w:id="15"/>
+      </w:r>
+      <w:r>
+        <w:rPr>
+          <w:rFonts w:ascii="Arial Narrow" w:hAnsi="Arial Narrow" w:cs="Arial Narrow"/>
+          <w:sz w:val="20"/>
+          <w:szCs w:val="20"/>
+        </w:rPr>
+        <w:t xml:space="preserve">, las alegaciones y los hechos relevantes de la reclamación, salvo que hayan sido específicamente negadas en la contestación, se tendrán por aceptadas o merituadas como ciertas.</w:t>
+      </w:r>
+    </w:p>
+    <w:p>
+      <w:pPr>
+        <w:spacing w:after="0" w:line="240" w:lineRule="auto"/>
+        <w:jc w:val="both"/>
+        <w:rPr>
+          <w:rFonts w:ascii="Arial Narrow" w:eastAsia="Arial Narrow" w:hAnsi="Arial Narrow" w:cs="Arial Narrow"/>
+          <w:color w:val="000000"/>
+          <w:kern w:val="0"/>
+          <w:lang w:eastAsia="es-PE"/>
+          <w14:ligatures w14:val="none"/>
+        </w:rPr>
+      </w:pPr>
+    </w:p>
+    <w:p>
+      <w:pPr>
+        <w:spacing w:after="0" w:line="240" w:lineRule="auto"/>
+        <w:jc w:val="both"/>
+        <w:rPr>
+          <w:rFonts w:ascii="Arial Narrow" w:eastAsia="Times New Roman" w:hAnsi="Arial Narrow" w:cs="Arial"/>
+          <w:color w:val="000000"/>
+          <w:kern w:val="0"/>
+          <w:lang w:val="es-ES" w:eastAsia="es-ES"/>
+          <w14:ligatures w14:val="none"/>
         </w:rPr>
       </w:pPr>
       <w:r>
@@ -7002,7 +6924,7 @@
           <w:color w:val="000000"/>
           <w:kern w:val="0"/>
           <w:lang w:eastAsia="es-PE"/>
-          <ns2:ligatures ns2:val="none"/>
+          <w14:ligatures w14:val="none"/>
         </w:rPr>
         <w:t xml:space="preserve">QUINTO: </w:t>
       </w:r>
@@ -7013,7 +6935,7 @@
           <w:color w:val="000000"/>
           <w:kern w:val="0"/>
           <w:lang w:eastAsia="es-ES"/>
-          <ns2:ligatures ns2:val="none"/>
+          <w14:ligatures w14:val="none"/>
         </w:rPr>
         <w:t xml:space="preserve">requerir </w:t>
       </w:r>
@@ -7023,7 +6945,7 @@
           <w:color w:val="000000"/>
           <w:kern w:val="0"/>
           <w:lang w:val="es-ES" w:eastAsia="es-ES"/>
-          <ns2:ligatures ns2:val="none"/>
+          <w14:ligatures w14:val="none"/>
         </w:rPr>
         <w:t xml:space="preserve">que, en un </w:t>
       </w:r>
@@ -7033,7 +6955,7 @@
           <w:color w:val="000000"/>
           <w:kern w:val="0"/>
           <w:lang w:eastAsia="es-ES"/>
-          <ns2:ligatures ns2:val="none"/>
+          <w14:ligatures w14:val="none"/>
         </w:rPr>
         <w:t>plazo no mayor de cinco (5) días hábiles contado a partir del día siguiente de la notificación de la presente resolución</w:t>
       </w:r>
@@ -7044,7 +6966,7 @@
           <w:color w:val="000000"/>
           <w:kern w:val="0"/>
           <w:lang w:eastAsia="es-ES"/>
-          <ns2:ligatures ns2:val="none"/>
+          <w14:ligatures w14:val="none"/>
         </w:rPr>
         <w:t xml:space="preserve">, </w:t>
       </w:r>
@@ -7055,7 +6977,7 @@
           <w:color w:val="000000"/>
           <w:kern w:val="0"/>
           <w:lang w:eastAsia="es-ES"/>
-          <ns2:ligatures ns2:val="none"/>
+          <w14:ligatures w14:val="none"/>
         </w:rPr>
         <w:t xml:space="preserve">el </w:t>
       </w:r>
@@ -7072,7 +6994,7 @@
           <w:color w:val="000000"/>
           <w:kern w:val="0"/>
           <w:lang w:eastAsia="es-ES"/>
-          <ns2:ligatures ns2:val="none"/>
+          <w14:ligatures w14:val="none"/>
         </w:rPr>
         <w:t xml:space="preserve">, </w:t>
       </w:r>
@@ -7083,7 +7005,7 @@
           <w:color w:val="000000"/>
           <w:kern w:val="0"/>
           <w:lang w:val="es-ES" w:eastAsia="es-ES"/>
-          <ns2:ligatures ns2:val="none"/>
+          <w14:ligatures w14:val="none"/>
         </w:rPr>
         <w:t>cumpla</w:t>
       </w:r>
@@ -7093,7 +7015,7 @@
           <w:color w:val="000000"/>
           <w:kern w:val="0"/>
           <w:lang w:val="es-ES" w:eastAsia="es-ES"/>
-          <ns2:ligatures ns2:val="none"/>
+          <w14:ligatures w14:val="none"/>
         </w:rPr>
         <w:t xml:space="preserve"> con: </w:t>
       </w:r>
@@ -7103,7 +7025,7 @@
           <w:color w:val="000000"/>
           <w:kern w:val="0"/>
           <w:lang w:val="es-ES" w:eastAsia="es-ES"/>
-          <ns2:ligatures ns2:val="none"/>
+          <w14:ligatures w14:val="none"/>
         </w:rPr>
         <w:t xml:space="preserve">(i) presentar una copia completa, legible y debidamente suscrita de la Póliza </w:t>
       </w:r>
@@ -7113,7 +7035,7 @@
           <w:color w:val="000000"/>
           <w:kern w:val="0"/>
           <w:lang w:eastAsia="es-ES"/>
-          <ns2:ligatures ns2:val="none"/>
+          <w14:ligatures w14:val="none"/>
         </w:rPr>
         <w:t>166-112629409</w:t>
       </w:r>
@@ -7123,7 +7045,7 @@
           <w:color w:val="000000"/>
           <w:kern w:val="0"/>
           <w:lang w:val="es-ES" w:eastAsia="es-ES"/>
-          <ns2:ligatures ns2:val="none"/>
+          <w14:ligatures w14:val="none"/>
         </w:rPr>
         <w:t xml:space="preserve"> del Seguro de Desgravamen materia de denuncia; (</w:t>
       </w:r>
@@ -7134,7 +7056,7 @@
           <w:color w:val="000000"/>
           <w:kern w:val="0"/>
           <w:lang w:val="es-ES" w:eastAsia="es-ES"/>
-          <ns2:ligatures ns2:val="none"/>
+          <w14:ligatures w14:val="none"/>
         </w:rPr>
         <w:t>ii</w:t>
       </w:r>
@@ -7145,7 +7067,7 @@
           <w:color w:val="000000"/>
           <w:kern w:val="0"/>
           <w:lang w:val="es-ES" w:eastAsia="es-ES"/>
-          <ns2:ligatures ns2:val="none"/>
+          <w14:ligatures w14:val="none"/>
         </w:rPr>
         <w:t xml:space="preserve">) presentar una copia completa, legible y debidamente suscrita de la Póliza </w:t>
       </w:r>
@@ -7155,7 +7077,7 @@
           <w:color w:val="000000"/>
           <w:kern w:val="0"/>
           <w:lang w:eastAsia="es-ES"/>
-          <ns2:ligatures ns2:val="none"/>
+          <w14:ligatures w14:val="none"/>
         </w:rPr>
         <w:t xml:space="preserve">166-127012747 </w:t>
       </w:r>
@@ -7165,7 +7087,7 @@
           <w:color w:val="000000"/>
           <w:kern w:val="0"/>
           <w:lang w:val="es-ES" w:eastAsia="es-ES"/>
-          <ns2:ligatures ns2:val="none"/>
+          <w14:ligatures w14:val="none"/>
         </w:rPr>
         <w:t>del Seguro de Desgravamen</w:t>
       </w:r>
@@ -7175,7 +7097,7 @@
           <w:color w:val="000000"/>
           <w:kern w:val="0"/>
           <w:lang w:val="es-ES" w:eastAsia="es-ES"/>
-          <ns2:ligatures ns2:val="none"/>
+          <w14:ligatures w14:val="none"/>
         </w:rPr>
         <w:t xml:space="preserve"> </w:t>
       </w:r>
@@ -7185,7 +7107,7 @@
           <w:color w:val="000000"/>
           <w:kern w:val="0"/>
           <w:lang w:val="es-ES" w:eastAsia="es-ES"/>
-          <ns2:ligatures ns2:val="none"/>
+          <w14:ligatures w14:val="none"/>
         </w:rPr>
         <w:t>materia de denuncia y, (</w:t>
       </w:r>
@@ -7196,7 +7118,7 @@
           <w:color w:val="000000"/>
           <w:kern w:val="0"/>
           <w:lang w:val="es-ES" w:eastAsia="es-ES"/>
-          <ns2:ligatures ns2:val="none"/>
+          <w14:ligatures w14:val="none"/>
         </w:rPr>
         <w:t>i</w:t>
       </w:r>
@@ -7206,7 +7128,7 @@
           <w:color w:val="000000"/>
           <w:kern w:val="0"/>
           <w:lang w:val="es-ES" w:eastAsia="es-ES"/>
-          <ns2:ligatures ns2:val="none"/>
+          <w14:ligatures w14:val="none"/>
         </w:rPr>
         <w:t>ii</w:t>
       </w:r>
@@ -7217,7 +7139,7 @@
           <w:color w:val="000000"/>
           <w:kern w:val="0"/>
           <w:lang w:val="es-ES" w:eastAsia="es-ES"/>
-          <ns2:ligatures ns2:val="none"/>
+          <w14:ligatures w14:val="none"/>
         </w:rPr>
         <w:t>) presentar todas las comunicaciones cursadas con la parte denunciante en virtud de los hechos materia de denuncia</w:t>
       </w:r>
@@ -7227,12 +7149,12 @@
           <w:color w:val="000000"/>
           <w:kern w:val="0"/>
           <w:lang w:val="es-ES" w:eastAsia="es-ES"/>
-          <ns2:ligatures ns2:val="none"/>
+          <w14:ligatures w14:val="none"/>
         </w:rPr>
         <w:t>.</w:t>
       </w:r>
     </w:p>
-    <w:p ns2:paraId="7EAE58BA" ns2:textId="77777777">
+    <w:p>
       <w:pPr>
         <w:spacing w:after="0" w:line="240" w:lineRule="auto"/>
         <w:jc w:val="both"/>
@@ -7241,11 +7163,11 @@
           <w:color w:val="000000"/>
           <w:kern w:val="0"/>
           <w:lang w:val="es-ES" w:eastAsia="es-ES"/>
-          <ns2:ligatures ns2:val="none"/>
-        </w:rPr>
-      </w:pPr>
-    </w:p>
-    <w:p ns2:paraId="018EE32A" ns2:textId="465E9D36">
+          <w14:ligatures w14:val="none"/>
+        </w:rPr>
+      </w:pPr>
+    </w:p>
+    <w:p>
       <w:pPr>
         <w:spacing w:after="0" w:line="240" w:lineRule="auto"/>
         <w:jc w:val="both"/>
@@ -7254,7 +7176,7 @@
           <w:color w:val="000000"/>
           <w:kern w:val="0"/>
           <w:lang w:val="es-ES" w:eastAsia="es-ES"/>
-          <ns2:ligatures ns2:val="none"/>
+          <w14:ligatures w14:val="none"/>
         </w:rPr>
       </w:pPr>
       <w:r>
@@ -7264,7 +7186,7 @@
           <w:color w:val="000000"/>
           <w:kern w:val="0"/>
           <w:lang w:eastAsia="es-PE"/>
-          <ns2:ligatures ns2:val="none"/>
+          <w14:ligatures w14:val="none"/>
         </w:rPr>
         <w:t xml:space="preserve">SEXTO: </w:t>
       </w:r>
@@ -7274,7 +7196,7 @@
           <w:color w:val="000000"/>
           <w:kern w:val="0"/>
           <w:lang w:eastAsia="es-ES"/>
-          <ns2:ligatures ns2:val="none"/>
+          <w14:ligatures w14:val="none"/>
         </w:rPr>
         <w:t xml:space="preserve">requerir </w:t>
       </w:r>
@@ -7284,7 +7206,7 @@
           <w:color w:val="000000"/>
           <w:kern w:val="0"/>
           <w:lang w:val="es-ES" w:eastAsia="es-ES"/>
-          <ns2:ligatures ns2:val="none"/>
+          <w14:ligatures w14:val="none"/>
         </w:rPr>
         <w:t xml:space="preserve">que, en un </w:t>
       </w:r>
@@ -7294,7 +7216,7 @@
           <w:color w:val="000000"/>
           <w:kern w:val="0"/>
           <w:lang w:eastAsia="es-ES"/>
-          <ns2:ligatures ns2:val="none"/>
+          <w14:ligatures w14:val="none"/>
         </w:rPr>
         <w:t xml:space="preserve">plazo no mayor de cinco (5) días hábiles contado a partir del día siguiente de la notificación de la presente resolución, </w:t>
       </w:r>
@@ -7320,7 +7242,7 @@
           <w:color w:val="000000"/>
           <w:kern w:val="0"/>
           <w:lang w:eastAsia="es-ES"/>
-          <ns2:ligatures ns2:val="none"/>
+          <w14:ligatures w14:val="none"/>
         </w:rPr>
         <w:t xml:space="preserve">, </w:t>
       </w:r>
@@ -7330,7 +7252,7 @@
           <w:color w:val="000000"/>
           <w:kern w:val="0"/>
           <w:lang w:val="es-ES" w:eastAsia="es-ES"/>
-          <ns2:ligatures ns2:val="none"/>
+          <w14:ligatures w14:val="none"/>
         </w:rPr>
         <w:t xml:space="preserve">cumpla con: </w:t>
       </w:r>
@@ -7340,7 +7262,7 @@
           <w:color w:val="000000"/>
           <w:kern w:val="0"/>
           <w:lang w:val="es-ES" w:eastAsia="es-ES"/>
-          <ns2:ligatures ns2:val="none"/>
+          <w14:ligatures w14:val="none"/>
         </w:rPr>
         <w:t xml:space="preserve">(i) presentar una copia completa, legible y debidamente suscrita de la Póliza </w:t>
       </w:r>
@@ -7350,7 +7272,7 @@
           <w:color w:val="000000"/>
           <w:kern w:val="0"/>
           <w:lang w:eastAsia="es-ES"/>
-          <ns2:ligatures ns2:val="none"/>
+          <w14:ligatures w14:val="none"/>
         </w:rPr>
         <w:t xml:space="preserve">166-112629409 </w:t>
       </w:r>
@@ -7360,7 +7282,7 @@
           <w:color w:val="000000"/>
           <w:kern w:val="0"/>
           <w:lang w:val="es-ES" w:eastAsia="es-ES"/>
-          <ns2:ligatures ns2:val="none"/>
+          <w14:ligatures w14:val="none"/>
         </w:rPr>
         <w:t>del Seguro de Desgravamen materia de denuncia;</w:t>
       </w:r>
@@ -7370,7 +7292,7 @@
           <w:color w:val="000000"/>
           <w:kern w:val="0"/>
           <w:lang w:val="es-ES" w:eastAsia="es-ES"/>
-          <ns2:ligatures ns2:val="none"/>
+          <w14:ligatures w14:val="none"/>
         </w:rPr>
         <w:t xml:space="preserve"> </w:t>
       </w:r>
@@ -7380,7 +7302,7 @@
           <w:color w:val="000000"/>
           <w:kern w:val="0"/>
           <w:lang w:val="es-ES" w:eastAsia="es-ES"/>
-          <ns2:ligatures ns2:val="none"/>
+          <w14:ligatures w14:val="none"/>
         </w:rPr>
         <w:t>(</w:t>
       </w:r>
@@ -7391,7 +7313,7 @@
           <w:color w:val="000000"/>
           <w:kern w:val="0"/>
           <w:lang w:val="es-ES" w:eastAsia="es-ES"/>
-          <ns2:ligatures ns2:val="none"/>
+          <w14:ligatures w14:val="none"/>
         </w:rPr>
         <w:t>i</w:t>
       </w:r>
@@ -7401,7 +7323,7 @@
           <w:color w:val="000000"/>
           <w:kern w:val="0"/>
           <w:lang w:val="es-ES" w:eastAsia="es-ES"/>
-          <ns2:ligatures ns2:val="none"/>
+          <w14:ligatures w14:val="none"/>
         </w:rPr>
         <w:t>i</w:t>
       </w:r>
@@ -7412,7 +7334,7 @@
           <w:color w:val="000000"/>
           <w:kern w:val="0"/>
           <w:lang w:val="es-ES" w:eastAsia="es-ES"/>
-          <ns2:ligatures ns2:val="none"/>
+          <w14:ligatures w14:val="none"/>
         </w:rPr>
         <w:t xml:space="preserve">) presentar una copia completa, legible y debidamente suscrita de la Póliza </w:t>
       </w:r>
@@ -7422,7 +7344,7 @@
           <w:color w:val="000000"/>
           <w:kern w:val="0"/>
           <w:lang w:eastAsia="es-ES"/>
-          <ns2:ligatures ns2:val="none"/>
+          <w14:ligatures w14:val="none"/>
         </w:rPr>
         <w:t xml:space="preserve">166-127012747 </w:t>
       </w:r>
@@ -7432,7 +7354,7 @@
           <w:color w:val="000000"/>
           <w:kern w:val="0"/>
           <w:lang w:val="es-ES" w:eastAsia="es-ES"/>
-          <ns2:ligatures ns2:val="none"/>
+          <w14:ligatures w14:val="none"/>
         </w:rPr>
         <w:t>del Seguro de Desgravamen materia de denuncia</w:t>
       </w:r>
@@ -7442,7 +7364,7 @@
           <w:color w:val="000000"/>
           <w:kern w:val="0"/>
           <w:lang w:val="es-ES" w:eastAsia="es-ES"/>
-          <ns2:ligatures ns2:val="none"/>
+          <w14:ligatures w14:val="none"/>
         </w:rPr>
         <w:t>;</w:t>
       </w:r>
@@ -7452,7 +7374,7 @@
           <w:color w:val="000000"/>
           <w:kern w:val="0"/>
           <w:lang w:val="es-ES" w:eastAsia="es-ES"/>
-          <ns2:ligatures ns2:val="none"/>
+          <w14:ligatures w14:val="none"/>
         </w:rPr>
         <w:t xml:space="preserve"> (</w:t>
       </w:r>
@@ -7463,7 +7385,7 @@
           <w:color w:val="000000"/>
           <w:kern w:val="0"/>
           <w:lang w:val="es-ES" w:eastAsia="es-ES"/>
-          <ns2:ligatures ns2:val="none"/>
+          <w14:ligatures w14:val="none"/>
         </w:rPr>
         <w:t>i</w:t>
       </w:r>
@@ -7473,7 +7395,7 @@
           <w:color w:val="000000"/>
           <w:kern w:val="0"/>
           <w:lang w:val="es-ES" w:eastAsia="es-ES"/>
-          <ns2:ligatures ns2:val="none"/>
+          <w14:ligatures w14:val="none"/>
         </w:rPr>
         <w:t>ii</w:t>
       </w:r>
@@ -7484,7 +7406,7 @@
           <w:color w:val="000000"/>
           <w:kern w:val="0"/>
           <w:lang w:val="es-ES" w:eastAsia="es-ES"/>
-          <ns2:ligatures ns2:val="none"/>
+          <w14:ligatures w14:val="none"/>
         </w:rPr>
         <w:t>) presentar los medios probatorios que acrediten que el rechazo fue justificado; y, (</w:t>
       </w:r>
@@ -7495,7 +7417,7 @@
           <w:color w:val="000000"/>
           <w:kern w:val="0"/>
           <w:lang w:val="es-ES" w:eastAsia="es-ES"/>
-          <ns2:ligatures ns2:val="none"/>
+          <w14:ligatures w14:val="none"/>
         </w:rPr>
         <w:t>iv</w:t>
       </w:r>
@@ -7506,7 +7428,7 @@
           <w:color w:val="000000"/>
           <w:kern w:val="0"/>
           <w:lang w:val="es-ES" w:eastAsia="es-ES"/>
-          <ns2:ligatures ns2:val="none"/>
+          <w14:ligatures w14:val="none"/>
         </w:rPr>
         <w:t>) presentar todas las comunicaciones cursadas con la denunciante en virtud del hecho materia de denuncia</w:t>
       </w:r>
@@ -7516,12 +7438,12 @@
           <w:color w:val="000000"/>
           <w:kern w:val="0"/>
           <w:lang w:val="es-ES" w:eastAsia="es-ES"/>
-          <ns2:ligatures ns2:val="none"/>
+          <w14:ligatures w14:val="none"/>
         </w:rPr>
         <w:t>.</w:t>
       </w:r>
     </w:p>
-    <w:p ns2:paraId="61AD8504" ns2:textId="77777777">
+    <w:p>
       <w:pPr>
         <w:spacing w:after="0" w:line="240" w:lineRule="auto"/>
         <w:jc w:val="both"/>
@@ -7531,20 +7453,20 @@
           <w:color w:val="000000"/>
           <w:kern w:val="0"/>
           <w:lang w:val="es-ES" w:eastAsia="es-PE"/>
-          <ns2:ligatures ns2:val="none"/>
-        </w:rPr>
-      </w:pPr>
-    </w:p>
-    <w:p ns2:paraId="58D4E496" ns2:textId="77777777">
-      <w:pPr>
-        <w:spacing w:after="0" w:line="240" w:lineRule="auto"/>
-        <w:jc w:val="both"/>
-        <w:rPr>
-          <w:rFonts w:ascii="Arial Narrow" w:eastAsia="Arial Narrow" w:hAnsi="Arial Narrow" w:cs="Arial Narrow"/>
-          <w:color w:val="000000"/>
-          <w:kern w:val="0"/>
-          <w:lang w:eastAsia="es-PE"/>
-          <ns2:ligatures ns2:val="none"/>
+          <w14:ligatures w14:val="none"/>
+        </w:rPr>
+      </w:pPr>
+    </w:p>
+    <w:p>
+      <w:pPr>
+        <w:spacing w:after="0" w:line="240" w:lineRule="auto"/>
+        <w:jc w:val="both"/>
+        <w:rPr>
+          <w:rFonts w:ascii="Arial Narrow" w:eastAsia="Arial Narrow" w:hAnsi="Arial Narrow" w:cs="Arial Narrow"/>
+          <w:color w:val="000000"/>
+          <w:kern w:val="0"/>
+          <w:lang w:eastAsia="es-PE"/>
+          <w14:ligatures w14:val="none"/>
         </w:rPr>
       </w:pPr>
       <w:r>
@@ -7554,7 +7476,7 @@
           <w:color w:val="000000"/>
           <w:kern w:val="0"/>
           <w:lang w:eastAsia="es-PE"/>
-          <ns2:ligatures ns2:val="none"/>
+          <w14:ligatures w14:val="none"/>
         </w:rPr>
         <w:t>SÉTIMO:</w:t>
       </w:r>
@@ -7564,7 +7486,7 @@
           <w:color w:val="000000"/>
           <w:kern w:val="0"/>
           <w:lang w:eastAsia="es-PE"/>
-          <ns2:ligatures ns2:val="none"/>
+          <w14:ligatures w14:val="none"/>
         </w:rPr>
         <w:t xml:space="preserve"> </w:t>
       </w:r>
@@ -7575,7 +7497,7 @@
           <w:color w:val="000000"/>
           <w:kern w:val="0"/>
           <w:lang w:eastAsia="es-PE"/>
-          <ns2:ligatures ns2:val="none"/>
+          <w14:ligatures w14:val="none"/>
         </w:rPr>
         <w:t>informar a las partes que el artículo 110</w:t>
       </w:r>
@@ -7585,7 +7507,7 @@
           <w:color w:val="000000"/>
           <w:kern w:val="0"/>
           <w:lang w:eastAsia="es-PE"/>
-          <ns2:ligatures ns2:val="none"/>
+          <w14:ligatures w14:val="none"/>
         </w:rPr>
         <w:t/>
       </w:r>
@@ -7595,7 +7517,7 @@
           <w:color w:val="000000"/>
           <w:kern w:val="0"/>
           <w:lang w:eastAsia="es-PE"/>
-          <ns2:ligatures ns2:val="none"/>
+          <w14:ligatures w14:val="none"/>
         </w:rPr>
         <w:t xml:space="preserve"> de la Ley 29571, Código de Protección y Defensa del Consumidor</w:t>
       </w:r>
@@ -7607,7 +7529,7 @@
           <w:kern w:val="0"/>
           <w:vertAlign w:val="superscript"/>
           <w:lang w:eastAsia="es-PE"/>
-          <ns2:ligatures ns2:val="none"/>
+          <w14:ligatures w14:val="none"/>
         </w:rPr>
         <w:footnoteReference w:id="9"/>
       </w:r>
@@ -7617,7 +7539,7 @@
           <w:color w:val="000000"/>
           <w:kern w:val="0"/>
           <w:lang w:eastAsia="es-PE"/>
-          <ns2:ligatures ns2:val="none"/>
+          <w14:ligatures w14:val="none"/>
         </w:rPr>
         <w:t>, faculta a la Comisión a calificar las infracciones de la referida norma como leves, graves o muy graves e imponer sanciones que van desde una amonestación hasta una multa por un máximo de 450 Unidades Impositivas Tributarias, sin perjuicio de las medidas correctivas, reparadoras y complementarias, que puedan ordenarse de acuerdo a lo estipulado en los artículos 114</w:t>
       </w:r>
@@ -7627,7 +7549,7 @@
           <w:color w:val="000000"/>
           <w:kern w:val="0"/>
           <w:lang w:eastAsia="es-PE"/>
-          <ns2:ligatures ns2:val="none"/>
+          <w14:ligatures w14:val="none"/>
         </w:rPr>
         <w:t/>
       </w:r>
@@ -7637,7 +7559,7 @@
           <w:color w:val="000000"/>
           <w:kern w:val="0"/>
           <w:lang w:eastAsia="es-PE"/>
-          <ns2:ligatures ns2:val="none"/>
+          <w14:ligatures w14:val="none"/>
         </w:rPr>
         <w:t>, 115</w:t>
       </w:r>
@@ -7647,7 +7569,7 @@
           <w:color w:val="000000"/>
           <w:kern w:val="0"/>
           <w:lang w:eastAsia="es-PE"/>
-          <ns2:ligatures ns2:val="none"/>
+          <w14:ligatures w14:val="none"/>
         </w:rPr>
         <w:t/>
       </w:r>
@@ -7657,7 +7579,7 @@
           <w:color w:val="000000"/>
           <w:kern w:val="0"/>
           <w:lang w:eastAsia="es-PE"/>
-          <ns2:ligatures ns2:val="none"/>
+          <w14:ligatures w14:val="none"/>
         </w:rPr>
         <w:t xml:space="preserve"> y 116</w:t>
       </w:r>
@@ -7667,7 +7589,7 @@
           <w:color w:val="000000"/>
           <w:kern w:val="0"/>
           <w:lang w:eastAsia="es-PE"/>
-          <ns2:ligatures ns2:val="none"/>
+          <w14:ligatures w14:val="none"/>
         </w:rPr>
         <w:t/>
       </w:r>
@@ -7677,7 +7599,7 @@
           <w:color w:val="000000"/>
           <w:kern w:val="0"/>
           <w:lang w:eastAsia="es-PE"/>
-          <ns2:ligatures ns2:val="none"/>
+          <w14:ligatures w14:val="none"/>
         </w:rPr>
         <w:t xml:space="preserve"> de la referida norma</w:t>
       </w:r>
@@ -7689,7 +7611,7 @@
           <w:kern w:val="0"/>
           <w:vertAlign w:val="superscript"/>
           <w:lang w:eastAsia="es-PE"/>
-          <ns2:ligatures ns2:val="none"/>
+          <w14:ligatures w14:val="none"/>
         </w:rPr>
         <w:footnoteReference w:id="10"/>
       </w:r>
@@ -7699,7 +7621,7 @@
           <w:color w:val="000000"/>
           <w:kern w:val="0"/>
           <w:lang w:eastAsia="es-PE"/>
-          <ns2:ligatures ns2:val="none"/>
+          <w14:ligatures w14:val="none"/>
         </w:rPr>
         <w:t xml:space="preserve">. </w:t>
       </w:r>
@@ -7710,7 +7632,7 @@
           <w:color w:val="000000"/>
           <w:kern w:val="0"/>
           <w:lang w:eastAsia="es-PE"/>
-          <ns2:ligatures ns2:val="none"/>
+          <w14:ligatures w14:val="none"/>
         </w:rPr>
         <w:lastRenderedPageBreak/>
         <w:t>Asimismo, se consideran circunstancias atenuantes para la graduación de la sanción, el allanamiento de la denuncia o el reconocimiento de las pretensiones en ella contenidas, de acuerdo con el artículo 112</w:t>
@@ -7721,7 +7643,7 @@
           <w:color w:val="000000"/>
           <w:kern w:val="0"/>
           <w:lang w:eastAsia="es-PE"/>
-          <ns2:ligatures ns2:val="none"/>
+          <w14:ligatures w14:val="none"/>
         </w:rPr>
         <w:t/>
       </w:r>
@@ -7731,7 +7653,7 @@
           <w:color w:val="000000"/>
           <w:kern w:val="0"/>
           <w:lang w:eastAsia="es-PE"/>
-          <ns2:ligatures ns2:val="none"/>
+          <w14:ligatures w14:val="none"/>
         </w:rPr>
         <w:t xml:space="preserve"> del Código</w:t>
       </w:r>
@@ -7743,7 +7665,7 @@
           <w:kern w:val="0"/>
           <w:vertAlign w:val="superscript"/>
           <w:lang w:eastAsia="es-PE"/>
-          <ns2:ligatures ns2:val="none"/>
+          <w14:ligatures w14:val="none"/>
         </w:rPr>
         <w:footnoteReference w:id="11"/>
       </w:r>
@@ -7753,12 +7675,12 @@
           <w:color w:val="000000"/>
           <w:kern w:val="0"/>
           <w:lang w:eastAsia="es-PE"/>
-          <ns2:ligatures ns2:val="none"/>
+          <w14:ligatures w14:val="none"/>
         </w:rPr>
         <w:t>.</w:t>
       </w:r>
     </w:p>
-    <w:p ns2:paraId="7A5236A4" ns2:textId="77777777">
+    <w:p>
       <w:pPr>
         <w:shd w:val="clear" w:color="auto" w:fill="FFFFFF"/>
         <w:spacing w:after="0" w:line="240" w:lineRule="auto"/>
@@ -7769,11 +7691,11 @@
           <w:color w:val="000000"/>
           <w:kern w:val="0"/>
           <w:lang w:eastAsia="es-PE"/>
-          <ns2:ligatures ns2:val="none"/>
-        </w:rPr>
-      </w:pPr>
-    </w:p>
-    <w:p ns2:paraId="3F071DDA" ns2:textId="77777777">
+          <w14:ligatures w14:val="none"/>
+        </w:rPr>
+      </w:pPr>
+    </w:p>
+    <w:p>
       <w:pPr>
         <w:shd w:val="clear" w:color="auto" w:fill="FFFFFF"/>
         <w:spacing w:after="0" w:line="240" w:lineRule="auto"/>
@@ -7783,7 +7705,7 @@
           <w:color w:val="000000"/>
           <w:kern w:val="0"/>
           <w:lang w:eastAsia="es-PE"/>
-          <ns2:ligatures ns2:val="none"/>
+          <w14:ligatures w14:val="none"/>
         </w:rPr>
       </w:pPr>
       <w:r>
@@ -7792,7 +7714,7 @@
           <w:b/>
           <w:bCs/>
           <w:kern w:val="0"/>
-          <ns2:ligatures ns2:val="none"/>
+          <w14:ligatures w14:val="none"/>
         </w:rPr>
         <w:t>OCTAVO</w:t>
       </w:r>
@@ -7803,7 +7725,7 @@
           <w:color w:val="000000"/>
           <w:kern w:val="0"/>
           <w:lang w:eastAsia="es-PE"/>
-          <ns2:ligatures ns2:val="none"/>
+          <w14:ligatures w14:val="none"/>
         </w:rPr>
         <w:t>:</w:t>
       </w:r>
@@ -7813,7 +7735,7 @@
           <w:color w:val="000000"/>
           <w:kern w:val="0"/>
           <w:lang w:eastAsia="es-PE"/>
-          <ns2:ligatures ns2:val="none"/>
+          <w14:ligatures w14:val="none"/>
         </w:rPr>
         <w:t xml:space="preserve"> informar a las partes que conforme a lo establecido en el artículo 39</w:t>
       </w:r>
@@ -7823,7 +7745,7 @@
           <w:color w:val="000000"/>
           <w:kern w:val="0"/>
           <w:lang w:eastAsia="es-PE"/>
-          <ns2:ligatures ns2:val="none"/>
+          <w14:ligatures w14:val="none"/>
         </w:rPr>
         <w:t/>
       </w:r>
@@ -7833,12 +7755,12 @@
           <w:color w:val="000000"/>
           <w:kern w:val="0"/>
           <w:lang w:eastAsia="es-PE"/>
-          <ns2:ligatures ns2:val="none"/>
+          <w14:ligatures w14:val="none"/>
         </w:rPr>
         <w:t xml:space="preserve"> de la Ley sobre Facultades, Normas y Organización del Indecopi, aprobada por Decreto Legislativo 807, los gastos por los peritajes realizados, actuación de pruebas, inspecciones y otros derivados de la tramitación del proceso serán de cargo de la parte que solicita la prueba, salvo pacto en contrario. En todos los casos, la resolución final determinará si los gastos deben ser asumidos por alguna de las partes, o reembolsados a la otra parte o al Indecopi, según sea el caso, de manera adicional a la sanción que haya podido imponerse. </w:t>
       </w:r>
     </w:p>
-    <w:p ns2:paraId="0F10F9CF" ns2:textId="77777777">
+    <w:p>
       <w:pPr>
         <w:shd w:val="clear" w:color="auto" w:fill="FFFFFF"/>
         <w:spacing w:after="0" w:line="240" w:lineRule="auto"/>
@@ -7848,11 +7770,11 @@
           <w:color w:val="000000"/>
           <w:kern w:val="0"/>
           <w:lang w:eastAsia="es-PE"/>
-          <ns2:ligatures ns2:val="none"/>
-        </w:rPr>
-      </w:pPr>
-    </w:p>
-    <w:p ns2:paraId="194C23DD" ns2:textId="77777777">
+          <w14:ligatures w14:val="none"/>
+        </w:rPr>
+      </w:pPr>
+    </w:p>
+    <w:p>
       <w:pPr>
         <w:suppressAutoHyphens/>
         <w:spacing w:after="0" w:line="240" w:lineRule="auto"/>
@@ -7861,7 +7783,7 @@
           <w:rFonts w:ascii="Arial Narrow" w:eastAsia="Calibri" w:hAnsi="Arial Narrow" w:cs="Arial"/>
           <w:kern w:val="0"/>
           <w:u w:val="single"/>
-          <ns2:ligatures ns2:val="none"/>
+          <w14:ligatures w14:val="none"/>
         </w:rPr>
       </w:pPr>
       <w:r>
@@ -7871,7 +7793,7 @@
           <w:color w:val="000000"/>
           <w:kern w:val="0"/>
           <w:lang w:eastAsia="es-PE"/>
-          <ns2:ligatures ns2:val="none"/>
+          <w14:ligatures w14:val="none"/>
         </w:rPr>
         <w:t>NOVENO</w:t>
       </w:r>
@@ -7880,7 +7802,7 @@
           <w:rFonts w:ascii="Arial Narrow" w:eastAsia="Calibri" w:hAnsi="Arial Narrow" w:cs="Arial"/>
           <w:b/>
           <w:kern w:val="0"/>
-          <ns2:ligatures ns2:val="none"/>
+          <w14:ligatures w14:val="none"/>
         </w:rPr>
         <w:t>:</w:t>
       </w:r>
@@ -7888,7 +7810,7 @@
         <w:rPr>
           <w:rFonts w:ascii="Arial Narrow" w:eastAsia="Calibri" w:hAnsi="Arial Narrow" w:cs="Arial"/>
           <w:kern w:val="0"/>
-          <ns2:ligatures ns2:val="none"/>
+          <w14:ligatures w14:val="none"/>
         </w:rPr>
         <w:t xml:space="preserve"> comunicar a las partes que, </w:t>
       </w:r>
@@ -7897,7 +7819,7 @@
         <w:rPr>
           <w:rFonts w:ascii="Arial Narrow" w:eastAsia="Calibri" w:hAnsi="Arial Narrow" w:cs="Arial"/>
           <w:kern w:val="0"/>
-          <ns2:ligatures ns2:val="none"/>
+          <w14:ligatures w14:val="none"/>
         </w:rPr>
         <w:t>de acuerdo a</w:t>
       </w:r>
@@ -7906,7 +7828,7 @@
         <w:rPr>
           <w:rFonts w:ascii="Arial Narrow" w:eastAsia="Calibri" w:hAnsi="Arial Narrow" w:cs="Arial"/>
           <w:kern w:val="0"/>
-          <ns2:ligatures ns2:val="none"/>
+          <w14:ligatures w14:val="none"/>
         </w:rPr>
         <w:t xml:space="preserve"> lo señalado por el artículo 29</w:t>
       </w:r>
@@ -7916,7 +7838,7 @@
           <w:color w:val="000000"/>
           <w:kern w:val="0"/>
           <w:lang w:eastAsia="es-PE"/>
-          <ns2:ligatures ns2:val="none"/>
+          <w14:ligatures w14:val="none"/>
         </w:rPr>
         <w:t/>
       </w:r>
@@ -7924,7 +7846,7 @@
         <w:rPr>
           <w:rFonts w:ascii="Arial Narrow" w:eastAsia="Calibri" w:hAnsi="Arial Narrow" w:cs="Arial"/>
           <w:kern w:val="0"/>
-          <ns2:ligatures ns2:val="none"/>
+          <w14:ligatures w14:val="none"/>
         </w:rPr>
         <w:t xml:space="preserve"> del Decreto Legislativo 807</w:t>
       </w:r>
@@ -7934,7 +7856,7 @@
           <w:rFonts w:ascii="Arial Narrow" w:eastAsia="Calibri" w:hAnsi="Arial Narrow" w:cs="Arial"/>
           <w:kern w:val="0"/>
           <w:vertAlign w:val="superscript"/>
-          <ns2:ligatures ns2:val="none"/>
+          <w14:ligatures w14:val="none"/>
         </w:rPr>
         <w:footnoteReference w:id="12"/>
       </w:r>
@@ -7942,7 +7864,7 @@
         <w:rPr>
           <w:rFonts w:ascii="Arial Narrow" w:eastAsia="Calibri" w:hAnsi="Arial Narrow" w:cs="Arial"/>
           <w:kern w:val="0"/>
-          <ns2:ligatures ns2:val="none"/>
+          <w14:ligatures w14:val="none"/>
         </w:rPr>
         <w:t xml:space="preserve">, hasta antes de la emisión de la Resolución Final tienen la posibilidad de solicitar una audiencia de conciliación. En caso deleguen a favor de una tercera persona su actuación en la diligencia programada, esta deberá presentar un poder especial con firma legalizada ante Notario Público, donde conste </w:t>
       </w:r>
@@ -7951,7 +7873,7 @@
           <w:rFonts w:ascii="Arial Narrow" w:eastAsia="Calibri" w:hAnsi="Arial Narrow" w:cs="Arial"/>
           <w:kern w:val="0"/>
           <w:u w:val="single"/>
-          <ns2:ligatures ns2:val="none"/>
+          <w14:ligatures w14:val="none"/>
         </w:rPr>
         <w:t>expresamente su facultad para asistir y conciliar en su representación</w:t>
       </w:r>
@@ -7960,7 +7882,7 @@
           <w:rFonts w:ascii="Arial Narrow" w:eastAsia="Calibri" w:hAnsi="Arial Narrow" w:cs="Arial"/>
           <w:bCs/>
           <w:kern w:val="0"/>
-          <ns2:ligatures ns2:val="none"/>
+          <w14:ligatures w14:val="none"/>
         </w:rPr>
         <w:t>.</w:t>
       </w:r>
@@ -7970,7 +7892,7 @@
           <w:b/>
           <w:bCs/>
           <w:kern w:val="0"/>
-          <ns2:ligatures ns2:val="none"/>
+          <w14:ligatures w14:val="none"/>
         </w:rPr>
         <w:t xml:space="preserve"> </w:t>
       </w:r>
@@ -7979,12 +7901,12 @@
           <w:rFonts w:ascii="Arial Narrow" w:eastAsia="Calibri" w:hAnsi="Arial Narrow" w:cs="Arial"/>
           <w:kern w:val="0"/>
           <w:u w:val="single"/>
-          <ns2:ligatures ns2:val="none"/>
+          <w14:ligatures w14:val="none"/>
         </w:rPr>
         <w:t xml:space="preserve">Ello bajo apercibimiento de no realizar la audiencia de conciliación y levantar el acta de inasistencia correspondiente. </w:t>
       </w:r>
     </w:p>
-    <w:p ns2:paraId="19088877" ns2:textId="77777777">
+    <w:p>
       <w:pPr>
         <w:suppressAutoHyphens/>
         <w:spacing w:after="0" w:line="240" w:lineRule="auto"/>
@@ -7993,11 +7915,11 @@
           <w:rFonts w:ascii="Arial Narrow" w:eastAsia="Calibri" w:hAnsi="Arial Narrow" w:cs="Arial"/>
           <w:kern w:val="0"/>
           <w:u w:val="single"/>
-          <ns2:ligatures ns2:val="none"/>
-        </w:rPr>
-      </w:pPr>
-    </w:p>
-    <w:p ns2:paraId="7767F307" ns2:textId="77777777">
+          <w14:ligatures w14:val="none"/>
+        </w:rPr>
+      </w:pPr>
+    </w:p>
+    <w:p>
       <w:pPr>
         <w:suppressAutoHyphens/>
         <w:spacing w:after="0" w:line="240" w:lineRule="auto"/>
@@ -8014,7 +7936,7 @@
           <w:b/>
           <w:spacing w:val="-3"/>
           <w:kern w:val="0"/>
-          <ns2:ligatures ns2:val="none"/>
+          <w14:ligatures w14:val="none"/>
         </w:rPr>
         <w:t>DÉCIMO</w:t>
       </w:r>
@@ -8025,7 +7947,7 @@
           <w:color w:val="000000"/>
           <w:kern w:val="0"/>
           <w:lang w:eastAsia="es-PE"/>
-          <ns2:ligatures ns2:val="none"/>
+          <w14:ligatures w14:val="none"/>
         </w:rPr>
         <w:t>:</w:t>
       </w:r>
@@ -8035,14 +7957,14 @@
           <w:color w:val="000000"/>
           <w:kern w:val="0"/>
           <w:lang w:eastAsia="es-PE"/>
-          <ns2:ligatures ns2:val="none"/>
+          <w14:ligatures w14:val="none"/>
         </w:rPr>
         <w:t xml:space="preserve"> poner en conocimiento de las partes que, antes de la emisión de la Resolución Final, tienen la posibilidad de formular su desistimiento o presentar el acuerdo arribado mediante la conciliación, mediación, transacción o cualquier otro que, de forma indubitable, deje constancia que se ha solucionado la controversia materia de denuncia.</w:t>
       </w:r>
       <w:bookmarkStart w:id="9" w:name="h.gjdgxs" w:colFirst="0" w:colLast="0"/>
       <w:bookmarkEnd w:id="9"/>
     </w:p>
-    <w:p ns2:paraId="69E33D6A" ns2:textId="77777777">
+    <w:p>
       <w:pPr>
         <w:suppressAutoHyphens/>
         <w:spacing w:after="0" w:line="240" w:lineRule="auto"/>
@@ -8052,11 +7974,11 @@
           <w:color w:val="000000"/>
           <w:kern w:val="0"/>
           <w:lang w:eastAsia="es-PE"/>
-          <ns2:ligatures ns2:val="none"/>
-        </w:rPr>
-      </w:pPr>
-    </w:p>
-    <w:p ns2:paraId="4DB7FEAC" ns2:textId="63C44E8E">
+          <w14:ligatures w14:val="none"/>
+        </w:rPr>
+      </w:pPr>
+    </w:p>
+    <w:p>
       <w:pPr>
         <w:suppressAutoHyphens/>
         <w:spacing w:after="0" w:line="240" w:lineRule="auto"/>
@@ -8087,7 +8009,7 @@
           <w:b/>
           <w:spacing w:val="-3"/>
           <w:kern w:val="0"/>
-          <ns2:ligatures ns2:val="none"/>
+          <w14:ligatures w14:val="none"/>
         </w:rPr>
         <w:t/>
       </w:r>
@@ -8097,7 +8019,7 @@
           <w:bCs/>
           <w:spacing w:val="-3"/>
           <w:kern w:val="0"/>
-          <ns2:ligatures ns2:val="none"/>
+          <w14:ligatures w14:val="none"/>
         </w:rPr>
         <w:t xml:space="preserve"/>
       </w:r>
@@ -8107,7 +8029,7 @@
           <w:bCs/>
           <w:spacing w:val="-3"/>
           <w:kern w:val="0"/>
-          <ns2:ligatures ns2:val="none"/>
+          <w14:ligatures w14:val="none"/>
         </w:rPr>
         <w:t/>
       </w:r>
@@ -8117,7 +8039,7 @@
           <w:bCs/>
           <w:spacing w:val="-3"/>
           <w:kern w:val="0"/>
-          <ns2:ligatures ns2:val="none"/>
+          <w14:ligatures w14:val="none"/>
         </w:rPr>
         <w:t xml:space="preserve"/>
       </w:r>
@@ -8128,7 +8050,7 @@
           <w:kern w:val="0"/>
           <w:shd w:val="clear" w:color="auto" w:fill="FFFFFF"/>
           <w:lang w:eastAsia="es-PE"/>
-          <ns2:ligatures ns2:val="none"/>
+          <w14:ligatures w14:val="none"/>
         </w:rPr>
         <w:t xml:space="preserve"/>
       </w:r>
@@ -8139,7 +8061,7 @@
           <w:kern w:val="0"/>
           <w:shd w:val="clear" w:color="auto" w:fill="FFFFFF"/>
           <w:lang w:eastAsia="es-PE"/>
-          <ns2:ligatures ns2:val="none"/>
+          <w14:ligatures w14:val="none"/>
         </w:rPr>
         <w:t/>
       </w:r>
@@ -8150,7 +8072,7 @@
           <w:kern w:val="0"/>
           <w:shd w:val="clear" w:color="auto" w:fill="FFFFFF"/>
           <w:lang w:eastAsia="es-PE"/>
-          <ns2:ligatures ns2:val="none"/>
+          <w14:ligatures w14:val="none"/>
         </w:rPr>
         <w:t xml:space="preserve"/>
       </w:r>
@@ -8188,7 +8110,7 @@
           <w:color w:val="000000"/>
           <w:kern w:val="0"/>
           <w:lang w:eastAsia="es-PE"/>
-          <ns2:ligatures ns2:val="none"/>
+          <w14:ligatures w14:val="none"/>
         </w:rPr>
         <w:t/>
       </w:r>
@@ -8205,7 +8127,7 @@
           <w:color w:val="000000"/>
           <w:kern w:val="0"/>
           <w:lang w:eastAsia="es-PE"/>
-          <ns2:ligatures ns2:val="none"/>
+          <w14:ligatures w14:val="none"/>
         </w:rPr>
         <w:t/>
       </w:r>
@@ -8231,7 +8153,7 @@
         <w:t/>
       </w:r>
     </w:p>
-    <w:p ns2:paraId="26B1ED4B" ns2:textId="77777777">
+    <w:p>
       <w:pPr>
         <w:suppressAutoHyphens/>
         <w:spacing w:after="0" w:line="240" w:lineRule="auto"/>
@@ -8241,7 +8163,7 @@
         </w:rPr>
       </w:pPr>
     </w:p>
-    <w:p ns2:paraId="12E923CD" ns2:textId="341968D1">
+    <w:p>
       <w:pPr>
         <w:suppressAutoHyphens/>
         <w:spacing w:line="240" w:lineRule="auto"/>
@@ -8343,7 +8265,7 @@
         <w:t>el acuse de recibo mediante la confirmación de recepción de la notificación remitida por este despacho a su Casilla Electrónica, dentro de los cinco (5) primeros días hábiles siguientes a la fecha en que recibe la notificación.</w:t>
       </w:r>
     </w:p>
-    <w:p ns2:paraId="150F22E0" ns2:textId="03536D02">
+    <w:p>
       <w:pPr>
         <w:suppressAutoHyphens/>
         <w:spacing w:after="0" w:line="240" w:lineRule="auto"/>
@@ -8358,7 +8280,7 @@
           <w:b/>
           <w:spacing w:val="-3"/>
           <w:kern w:val="0"/>
-          <ns2:ligatures ns2:val="none"/>
+          <w14:ligatures w14:val="none"/>
         </w:rPr>
         <w:t>DÉCIMO TERCERO:</w:t>
       </w:r>
@@ -8368,7 +8290,7 @@
           <w:bCs/>
           <w:spacing w:val="-3"/>
           <w:kern w:val="0"/>
-          <ns2:ligatures ns2:val="none"/>
+          <w14:ligatures w14:val="none"/>
         </w:rPr>
         <w:t xml:space="preserve"> requerir al</w:t>
       </w:r>
@@ -8407,7 +8329,7 @@
           <w:color w:val="000000"/>
           <w:kern w:val="0"/>
           <w:lang w:eastAsia="es-PE"/>
-          <ns2:ligatures ns2:val="none"/>
+          <w14:ligatures w14:val="none"/>
         </w:rPr>
         <w:t>dentro del plazo de dos (2) días hábiles siguientes a la fecha en que reciba</w:t>
       </w:r>
@@ -8418,7 +8340,7 @@
           <w:color w:val="000000"/>
           <w:kern w:val="0"/>
           <w:lang w:eastAsia="es-PE"/>
-          <ns2:ligatures ns2:val="none"/>
+          <w14:ligatures w14:val="none"/>
         </w:rPr>
         <w:t xml:space="preserve"> </w:t>
       </w:r>
@@ -8429,7 +8351,7 @@
           <w:color w:val="000000"/>
           <w:kern w:val="0"/>
           <w:lang w:eastAsia="es-PE"/>
-          <ns2:ligatures ns2:val="none"/>
+          <w14:ligatures w14:val="none"/>
         </w:rPr>
         <w:t>la notificación en su domicilio procesal</w:t>
       </w:r>
@@ -8448,7 +8370,7 @@
         <w:t xml:space="preserve"> </w:t>
       </w:r>
     </w:p>
-    <w:p ns2:paraId="00B9B615" ns2:textId="77777777">
+    <w:p>
       <w:pPr>
         <w:suppressAutoHyphens/>
         <w:spacing w:after="0" w:line="240" w:lineRule="auto"/>
@@ -8459,12 +8381,12 @@
           <w:color w:val="000000"/>
           <w:kern w:val="0"/>
           <w:lang w:eastAsia="es-PE"/>
-          <ns2:ligatures ns2:val="none"/>
+          <w14:ligatures w14:val="none"/>
         </w:rPr>
       </w:pPr>
     </w:p>
     <w:bookmarkEnd w:id="0"/>
-    <w:p ns2:paraId="6F8AFAC6" ns2:textId="77777777">
+    <w:p>
       <w:pPr>
         <w:spacing w:after="0" w:line="240" w:lineRule="auto"/>
         <w:jc w:val="both"/>
@@ -8474,11 +8396,11 @@
           <w:color w:val="000000"/>
           <w:kern w:val="0"/>
           <w:lang w:eastAsia="es-PE"/>
-          <ns2:ligatures ns2:val="none"/>
-        </w:rPr>
-      </w:pPr>
-    </w:p>
-    <w:p ns2:paraId="41C37225" ns2:textId="77777777">
+          <w14:ligatures w14:val="none"/>
+        </w:rPr>
+      </w:pPr>
+    </w:p>
+    <w:p>
       <w:pPr>
         <w:spacing w:after="0" w:line="240" w:lineRule="auto"/>
         <w:jc w:val="both"/>
@@ -8488,11 +8410,11 @@
           <w:color w:val="000000"/>
           <w:kern w:val="0"/>
           <w:lang w:eastAsia="es-PE"/>
-          <ns2:ligatures ns2:val="none"/>
-        </w:rPr>
-      </w:pPr>
-    </w:p>
-    <w:p ns2:paraId="621DC4B4" ns2:textId="77777777">
+          <w14:ligatures w14:val="none"/>
+        </w:rPr>
+      </w:pPr>
+    </w:p>
+    <w:p>
       <w:pPr>
         <w:spacing w:after="0" w:line="240" w:lineRule="auto"/>
         <w:jc w:val="both"/>
@@ -8502,11 +8424,11 @@
           <w:color w:val="000000"/>
           <w:kern w:val="0"/>
           <w:lang w:eastAsia="es-PE"/>
-          <ns2:ligatures ns2:val="none"/>
-        </w:rPr>
-      </w:pPr>
-    </w:p>
-    <w:p ns2:paraId="19198FC1" ns2:textId="77777777">
+          <w14:ligatures w14:val="none"/>
+        </w:rPr>
+      </w:pPr>
+    </w:p>
+    <w:p>
       <w:pPr>
         <w:shd w:val="clear" w:color="auto" w:fill="FFFFFF"/>
         <w:spacing w:after="0" w:line="240" w:lineRule="auto"/>
@@ -8517,7 +8439,7 @@
           <w:bCs/>
           <w:color w:val="000000"/>
           <w:kern w:val="0"/>
-          <ns2:ligatures ns2:val="none"/>
+          <w14:ligatures w14:val="none"/>
         </w:rPr>
       </w:pPr>
       <w:bookmarkStart w:id="10" w:name="_Hlk205213918"/>
@@ -8528,12 +8450,12 @@
           <w:bCs/>
           <w:color w:val="000000"/>
           <w:kern w:val="0"/>
-          <ns2:ligatures ns2:val="none"/>
+          <w14:ligatures w14:val="none"/>
         </w:rPr>
         <w:t xml:space="preserve">EVELING ROA QUISPE</w:t>
       </w:r>
     </w:p>
-    <w:p ns2:paraId="04ACA433" ns2:textId="77777777">
+    <w:p>
       <w:pPr>
         <w:shd w:val="clear" w:color="auto" w:fill="FFFFFF"/>
         <w:spacing w:after="0" w:line="240" w:lineRule="auto"/>
@@ -8544,7 +8466,7 @@
           <w:bCs/>
           <w:color w:val="000000"/>
           <w:kern w:val="0"/>
-          <ns2:ligatures ns2:val="none"/>
+          <w14:ligatures w14:val="none"/>
         </w:rPr>
       </w:pPr>
       <w:r>
@@ -8554,7 +8476,7 @@
           <w:bCs/>
           <w:color w:val="000000"/>
           <w:kern w:val="0"/>
-          <ns2:ligatures ns2:val="none"/>
+          <w14:ligatures w14:val="none"/>
         </w:rPr>
         <w:t xml:space="preserve">Secretaria Técnica</w:t>
       </w:r>
@@ -8565,12 +8487,12 @@
           <w:bCs/>
           <w:color w:val="000000"/>
           <w:kern w:val="0"/>
-          <ns2:ligatures ns2:val="none"/>
+          <w14:ligatures w14:val="none"/>
         </w:rPr>
         <w:t xml:space="preserve"/>
       </w:r>
     </w:p>
-    <w:p ns2:paraId="6E23FE22" ns2:textId="77777777">
+    <w:p>
       <w:pPr>
         <w:shd w:val="clear" w:color="auto" w:fill="FFFFFF"/>
         <w:spacing w:after="0" w:line="240" w:lineRule="auto"/>
@@ -8579,7 +8501,7 @@
           <w:rFonts w:ascii="Arial Narrow" w:eastAsia="Calibri" w:hAnsi="Arial Narrow" w:cs="Times New Roman"/>
           <w:color w:val="000000"/>
           <w:kern w:val="0"/>
-          <ns2:ligatures ns2:val="none"/>
+          <w14:ligatures w14:val="none"/>
         </w:rPr>
       </w:pPr>
       <w:r>
@@ -8589,7 +8511,7 @@
           <w:bCs/>
           <w:color w:val="000000"/>
           <w:kern w:val="0"/>
-          <ns2:ligatures ns2:val="none"/>
+          <w14:ligatures w14:val="none"/>
         </w:rPr>
         <w:t>Comisión </w:t>
       </w:r>
@@ -8601,7 +8523,7 @@
           <w:color w:val="000000"/>
           <w:kern w:val="0"/>
           <w:shd w:val="clear" w:color="auto" w:fill="FFFFFF"/>
-          <ns2:ligatures ns2:val="none"/>
+          <w14:ligatures w14:val="none"/>
         </w:rPr>
         <w:t>de</w:t>
       </w:r>
@@ -8612,13 +8534,13 @@
           <w:bCs/>
           <w:color w:val="000000"/>
           <w:kern w:val="0"/>
-          <ns2:ligatures ns2:val="none"/>
+          <w14:ligatures w14:val="none"/>
         </w:rPr>
         <w:t> Protección al Consumidor 1</w:t>
       </w:r>
     </w:p>
     <w:bookmarkEnd w:id="10"/>
-    <w:p ns2:paraId="75D954BC" ns2:textId="77777777">
+    <w:p>
       <w:pPr>
         <w:spacing w:after="0" w:line="240" w:lineRule="auto"/>
         <w:jc w:val="both"/>
@@ -8628,11 +8550,11 @@
           <w:color w:val="000000"/>
           <w:kern w:val="0"/>
           <w:lang w:eastAsia="es-PE"/>
-          <ns2:ligatures ns2:val="none"/>
-        </w:rPr>
-      </w:pPr>
-    </w:p>
-    <w:p ns2:paraId="2D94B033" ns2:textId="77777777">
+          <w14:ligatures w14:val="none"/>
+        </w:rPr>
+      </w:pPr>
+    </w:p>
+    <w:p>
       <w:pPr>
         <w:spacing w:after="0" w:line="240" w:lineRule="auto"/>
         <w:jc w:val="both"/>
@@ -8650,12 +8572,12 @@
           <w:sz w:val="16"/>
           <w:szCs w:val="16"/>
           <w:lang w:eastAsia="es-PE"/>
-          <ns2:ligatures ns2:val="none"/>
+          <w14:ligatures w14:val="none"/>
         </w:rPr>
         <w:t>LSM/JCQ</w:t>
       </w:r>
     </w:p>
-    <w:p ns2:paraId="68107EE2" ns2:textId="77777777">
+    <w:p>
       <w:pPr>
         <w:rPr>
           <w:lang w:val="es-ES"/>
@@ -8663,8 +8585,8 @@
       </w:pPr>
     </w:p>
     <w:sectPr>
-      <w:headerReference w:type="default" ns3:id="rId8"/>
-      <w:footerReference w:type="default" ns3:id="rId9"/>
+      <w:headerReference w:type="default" r:id="rId8"/>
+      <w:footerReference w:type="default" r:id="rId9"/>
       <w:pgSz w:w="11906" w:h="16838"/>
       <w:pgMar w:top="1417" w:right="1701" w:bottom="1417" w:left="1701" w:header="708" w:footer="708" w:gutter="0"/>
       <w:cols w:space="708"/>
@@ -8675,7 +8597,7 @@
 </file>
 
 <file path=word/endnotes.xml><?xml version="1.0" encoding="utf-8"?>
-<w:endnotes xmlns:wpc="http://schemas.microsoft.com/office/word/2010/wordprocessingCanvas" xmlns:cx="http://schemas.microsoft.com/office/drawing/2014/chartex" xmlns:cx1="http://schemas.microsoft.com/office/drawing/2015/9/8/chartex" xmlns:cx2="http://schemas.microsoft.com/office/drawing/2015/10/21/chartex" xmlns:cx3="http://schemas.microsoft.com/office/drawing/2016/5/9/chartex" xmlns:cx4="http://schemas.microsoft.com/office/drawing/2016/5/10/chartex" xmlns:cx5="http://schemas.microsoft.com/office/drawing/2016/5/11/chartex" xmlns:cx6="http://schemas.microsoft.com/office/drawing/2016/5/12/chartex" xmlns:cx7="http://schemas.microsoft.com/office/drawing/2016/5/13/chartex" xmlns:cx8="http://schemas.microsoft.com/office/drawing/2016/5/14/chartex" xmlns:mc="http://schemas.openxmlformats.org/markup-compatibility/2006" xmlns:aink="http://schemas.microsoft.com/office/drawing/2016/ink" xmlns:am3d="http://schemas.microsoft.com/office/drawing/2017/model3d" xmlns:o="urn:schemas-microsoft-com:office:office" xmlns:oel="http://schemas.microsoft.com/office/2019/extlst" xmlns:r="http://schemas.openxmlformats.org/officeDocument/2006/relationships" xmlns:m="http://schemas.openxmlformats.org/officeDocument/2006/math" xmlns:v="urn:schemas-microsoft-com:vml" xmlns:wp14="http://schemas.microsoft.com/office/word/2010/wordprocessingDrawing" xmlns:wp="http://schemas.openxmlformats.org/drawingml/2006/wordprocessingDrawing" xmlns:w10="urn:schemas-microsoft-com:office:word" xmlns:w="http://schemas.openxmlformats.org/wordprocessingml/2006/main" xmlns:w14="http://schemas.microsoft.com/office/word/2010/wordml" xmlns:w15="http://schemas.microsoft.com/office/word/2012/wordml" xmlns:w16cex="http://schemas.microsoft.com/office/word/2018/wordml/cex" xmlns:w16cid="http://schemas.microsoft.com/office/word/2016/wordml/cid" xmlns:w16="http://schemas.microsoft.com/office/word/2018/wordml" xmlns:w16du="http://schemas.microsoft.com/office/word/2023/wordml/word16du" xmlns:w16sdtdh="http://schemas.microsoft.com/office/word/2020/wordml/sdtdatahash" xmlns:w16sdtfl="http://schemas.microsoft.com/office/word/2024/wordml/sdtformatlock" xmlns:w16se="http://schemas.microsoft.com/office/word/2015/wordml/symex" xmlns:wpg="http://schemas.microsoft.com/office/word/2010/wordprocessingGroup" xmlns:wpi="http://schemas.microsoft.com/office/word/2010/wordprocessingInk" xmlns:wne="http://schemas.microsoft.com/office/word/2006/wordml" xmlns:wps="http://schemas.microsoft.com/office/word/2010/wordprocessingShape" mc:Ignorable="w14 w15 w16se w16cid w16 w16cex w16sdtdh w16sdtfl w16du wp14">
+<w:endnotes xmlns:mc="http://schemas.openxmlformats.org/markup-compatibility/2006" xmlns:r="http://schemas.openxmlformats.org/officeDocument/2006/relationships" xmlns:w="http://schemas.openxmlformats.org/wordprocessingml/2006/main" xmlns:w14="http://schemas.microsoft.com/office/word/2010/wordml" xmlns:w15="http://schemas.microsoft.com/office/word/2012/wordml" xmlns:w16="http://schemas.microsoft.com/office/word/2018/wordml" xmlns:w16cex="http://schemas.microsoft.com/office/word/2018/wordml/cex" xmlns:w16cid="http://schemas.microsoft.com/office/word/2016/wordml/cid" xmlns:w16du="http://schemas.microsoft.com/office/word/2023/wordml/word16du" xmlns:w16sdtdh="http://schemas.microsoft.com/office/word/2020/wordml/sdtdatahash" xmlns:w16se="http://schemas.microsoft.com/office/word/2015/wordml/symex" xmlns:wp14="http://schemas.microsoft.com/office/word/2010/wordprocessingDrawing" mc:Ignorable="w14 w15 w16se w16cid w16 w16cex w16sdtdh w16du wp14">
   <w:endnote w:type="separator" w:id="-1">
     <w:p>
       <w:pPr>
@@ -8700,7 +8622,7 @@
 </file>
 
 <file path=word/footer1.xml><?xml version="1.0" encoding="utf-8"?>
-<w:ftr xmlns:wpc="http://schemas.microsoft.com/office/word/2010/wordprocessingCanvas" xmlns:cx="http://schemas.microsoft.com/office/drawing/2014/chartex" xmlns:cx1="http://schemas.microsoft.com/office/drawing/2015/9/8/chartex" xmlns:cx2="http://schemas.microsoft.com/office/drawing/2015/10/21/chartex" xmlns:cx3="http://schemas.microsoft.com/office/drawing/2016/5/9/chartex" xmlns:cx4="http://schemas.microsoft.com/office/drawing/2016/5/10/chartex" xmlns:cx5="http://schemas.microsoft.com/office/drawing/2016/5/11/chartex" xmlns:cx6="http://schemas.microsoft.com/office/drawing/2016/5/12/chartex" xmlns:cx7="http://schemas.microsoft.com/office/drawing/2016/5/13/chartex" xmlns:cx8="http://schemas.microsoft.com/office/drawing/2016/5/14/chartex" xmlns:mc="http://schemas.openxmlformats.org/markup-compatibility/2006" xmlns:aink="http://schemas.microsoft.com/office/drawing/2016/ink" xmlns:am3d="http://schemas.microsoft.com/office/drawing/2017/model3d" xmlns:o="urn:schemas-microsoft-com:office:office" xmlns:oel="http://schemas.microsoft.com/office/2019/extlst" xmlns:r="http://schemas.openxmlformats.org/officeDocument/2006/relationships" xmlns:m="http://schemas.openxmlformats.org/officeDocument/2006/math" xmlns:v="urn:schemas-microsoft-com:vml" xmlns:wp14="http://schemas.microsoft.com/office/word/2010/wordprocessingDrawing" xmlns:wp="http://schemas.openxmlformats.org/drawingml/2006/wordprocessingDrawing" xmlns:w10="urn:schemas-microsoft-com:office:word" xmlns:w="http://schemas.openxmlformats.org/wordprocessingml/2006/main" xmlns:w14="http://schemas.microsoft.com/office/word/2010/wordml" xmlns:w15="http://schemas.microsoft.com/office/word/2012/wordml" xmlns:w16cex="http://schemas.microsoft.com/office/word/2018/wordml/cex" xmlns:w16cid="http://schemas.microsoft.com/office/word/2016/wordml/cid" xmlns:w16="http://schemas.microsoft.com/office/word/2018/wordml" xmlns:w16du="http://schemas.microsoft.com/office/word/2023/wordml/word16du" xmlns:w16sdtdh="http://schemas.microsoft.com/office/word/2020/wordml/sdtdatahash" xmlns:w16sdtfl="http://schemas.microsoft.com/office/word/2024/wordml/sdtformatlock" xmlns:w16se="http://schemas.microsoft.com/office/word/2015/wordml/symex" xmlns:wpg="http://schemas.microsoft.com/office/word/2010/wordprocessingGroup" xmlns:wpi="http://schemas.microsoft.com/office/word/2010/wordprocessingInk" xmlns:wne="http://schemas.microsoft.com/office/word/2006/wordml" xmlns:wps="http://schemas.microsoft.com/office/word/2010/wordprocessingShape" mc:Ignorable="w14 w15 w16se w16cid w16 w16cex w16sdtdh w16sdtfl w16du wp14">
+<w:ftr xmlns:mc="http://schemas.openxmlformats.org/markup-compatibility/2006" xmlns:r="http://schemas.openxmlformats.org/officeDocument/2006/relationships" xmlns:w="http://schemas.openxmlformats.org/wordprocessingml/2006/main" xmlns:w14="http://schemas.microsoft.com/office/word/2010/wordml" xmlns:w15="http://schemas.microsoft.com/office/word/2012/wordml" xmlns:w16="http://schemas.microsoft.com/office/word/2018/wordml" xmlns:w16cex="http://schemas.microsoft.com/office/word/2018/wordml/cex" xmlns:w16cid="http://schemas.microsoft.com/office/word/2016/wordml/cid" xmlns:w16du="http://schemas.microsoft.com/office/word/2023/wordml/word16du" xmlns:w16sdtdh="http://schemas.microsoft.com/office/word/2020/wordml/sdtdatahash" xmlns:w16se="http://schemas.microsoft.com/office/word/2015/wordml/symex" xmlns:wp14="http://schemas.microsoft.com/office/word/2010/wordprocessingDrawing" mc:Ignorable="w14 w15 w16se w16cid w16 w16cex w16sdtdh w16du wp14">
   <w:p>
     <w:pPr>
       <w:pBdr>
@@ -8779,7 +8701,7 @@
 </file>
 
 <file path=word/footnotes.xml><?xml version="1.0" encoding="utf-8"?>
-<w:footnotes xmlns:wpc="http://schemas.microsoft.com/office/word/2010/wordprocessingCanvas" xmlns:cx="http://schemas.microsoft.com/office/drawing/2014/chartex" xmlns:cx1="http://schemas.microsoft.com/office/drawing/2015/9/8/chartex" xmlns:cx2="http://schemas.microsoft.com/office/drawing/2015/10/21/chartex" xmlns:cx3="http://schemas.microsoft.com/office/drawing/2016/5/9/chartex" xmlns:cx4="http://schemas.microsoft.com/office/drawing/2016/5/10/chartex" xmlns:cx5="http://schemas.microsoft.com/office/drawing/2016/5/11/chartex" xmlns:cx6="http://schemas.microsoft.com/office/drawing/2016/5/12/chartex" xmlns:cx7="http://schemas.microsoft.com/office/drawing/2016/5/13/chartex" xmlns:cx8="http://schemas.microsoft.com/office/drawing/2016/5/14/chartex" xmlns:mc="http://schemas.openxmlformats.org/markup-compatibility/2006" xmlns:aink="http://schemas.microsoft.com/office/drawing/2016/ink" xmlns:am3d="http://schemas.microsoft.com/office/drawing/2017/model3d" xmlns:o="urn:schemas-microsoft-com:office:office" xmlns:oel="http://schemas.microsoft.com/office/2019/extlst" xmlns:r="http://schemas.openxmlformats.org/officeDocument/2006/relationships" xmlns:m="http://schemas.openxmlformats.org/officeDocument/2006/math" xmlns:v="urn:schemas-microsoft-com:vml" xmlns:wp14="http://schemas.microsoft.com/office/word/2010/wordprocessingDrawing" xmlns:wp="http://schemas.openxmlformats.org/drawingml/2006/wordprocessingDrawing" xmlns:w10="urn:schemas-microsoft-com:office:word" xmlns:w="http://schemas.openxmlformats.org/wordprocessingml/2006/main" xmlns:w14="http://schemas.microsoft.com/office/word/2010/wordml" xmlns:w15="http://schemas.microsoft.com/office/word/2012/wordml" xmlns:w16cex="http://schemas.microsoft.com/office/word/2018/wordml/cex" xmlns:w16cid="http://schemas.microsoft.com/office/word/2016/wordml/cid" xmlns:w16="http://schemas.microsoft.com/office/word/2018/wordml" xmlns:w16du="http://schemas.microsoft.com/office/word/2023/wordml/word16du" xmlns:w16sdtdh="http://schemas.microsoft.com/office/word/2020/wordml/sdtdatahash" xmlns:w16sdtfl="http://schemas.microsoft.com/office/word/2024/wordml/sdtformatlock" xmlns:w16se="http://schemas.microsoft.com/office/word/2015/wordml/symex" xmlns:wpg="http://schemas.microsoft.com/office/word/2010/wordprocessingGroup" xmlns:wpi="http://schemas.microsoft.com/office/word/2010/wordprocessingInk" xmlns:wne="http://schemas.microsoft.com/office/word/2006/wordml" xmlns:wps="http://schemas.microsoft.com/office/word/2010/wordprocessingShape" mc:Ignorable="w14 w15 w16se w16cid w16 w16cex w16sdtdh w16sdtfl w16du wp14">
+<w:footnotes xmlns:mc="http://schemas.openxmlformats.org/markup-compatibility/2006" xmlns:r="http://schemas.openxmlformats.org/officeDocument/2006/relationships" xmlns:w="http://schemas.openxmlformats.org/wordprocessingml/2006/main" xmlns:w14="http://schemas.microsoft.com/office/word/2010/wordml" xmlns:w15="http://schemas.microsoft.com/office/word/2012/wordml" xmlns:w16="http://schemas.microsoft.com/office/word/2018/wordml" xmlns:w16cex="http://schemas.microsoft.com/office/word/2018/wordml/cex" xmlns:w16cid="http://schemas.microsoft.com/office/word/2016/wordml/cid" xmlns:w16du="http://schemas.microsoft.com/office/word/2023/wordml/word16du" xmlns:w16sdtdh="http://schemas.microsoft.com/office/word/2020/wordml/sdtdatahash" xmlns:w16se="http://schemas.microsoft.com/office/word/2015/wordml/symex" xmlns:wp14="http://schemas.microsoft.com/office/word/2010/wordprocessingDrawing" mc:Ignorable="w14 w15 w16se w16cid w16 w16cex w16sdtdh w16du wp14">
   <w:footnote w:type="separator" w:id="-1">
     <w:p>
       <w:pPr>
@@ -10253,6 +10175,161 @@
       </w:pPr>
     </w:p>
   </w:footnote>
+  <w:footnote w:id="14">
+    <w:p>
+      <w:pPr>
+        <w:pStyle w:val="Textonotapie"/>
+        <w:ind w:left="567" w:hanging="567"/>
+        <w:jc w:val="both"/>
+      </w:pPr>
+      <w:r>
+        <w:rPr>
+          <w:rStyle w:val="Refdenotaalpie"/>
+          <w:rFonts w:ascii="Arial Narrow" w:hAnsi="Arial Narrow" w:cs="Arial"/>
+          <w:sz w:val="16"/>
+          <w:szCs w:val="16"/>
+          <w:vertAlign w:val="superscript"/>
+        </w:rPr>
+        <w:footnoteRef/>
+      </w:r>
+      <w:r>
+        <w:rPr>
+          <w:rFonts w:ascii="Arial Narrow" w:hAnsi="Arial Narrow" w:cs="Arial"/>
+          <w:sz w:val="16"/>
+          <w:szCs w:val="16"/>
+        </w:rPr>
+        <w:tab/>
+      </w:r>
+      <w:r>
+        <w:rPr>
+          <w:rFonts w:ascii="Arial Narrow" w:hAnsi="Arial Narrow" w:cs="Arial"/>
+          <w:b/>
+          <w:bCs/>
+          <w:sz w:val="16"/>
+          <w:szCs w:val="16"/>
+        </w:rPr>
+        <w:t xml:space="preserve">DECRETO LEGISLATIVO 807, LEY SOBRE FACULTADES, NORMAS Y ORGANIZACIÓN DEL INDECOPI, publicado el 18 de abril de 1996</w:t>
+      </w:r>
+    </w:p>
+    <w:p>
+      <w:pPr>
+        <w:pStyle w:val="Textonotapie"/>
+        <w:ind w:left="567" w:hanging="567"/>
+        <w:jc w:val="both"/>
+      </w:pPr>
+      <w:r>
+        <w:rPr>
+          <w:rFonts w:ascii="Arial Narrow" w:hAnsi="Arial Narrow" w:cs="Arial"/>
+          <w:sz w:val="16"/>
+          <w:szCs w:val="16"/>
+        </w:rPr>
+        <w:tab/>
+      </w:r>
+      <w:r>
+        <w:rPr>
+          <w:rFonts w:ascii="Arial Narrow" w:hAnsi="Arial Narrow" w:cs="Arial"/>
+          <w:b/>
+          <w:bCs/>
+          <w:sz w:val="16"/>
+          <w:szCs w:val="16"/>
+        </w:rPr>
+        <w:t xml:space="preserve">Artículo 26.-</w:t>
+      </w:r>
+      <w:r>
+        <w:rPr>
+          <w:rFonts w:ascii="Arial Narrow" w:hAnsi="Arial Narrow" w:cs="Arial"/>
+          <w:sz w:val="16"/>
+          <w:szCs w:val="16"/>
+        </w:rPr>
+        <w:t xml:space="preserve"> Una vez admitida a trámite la denuncia, se correrá traslado de la misma al denunciado, a fin de que éste presente su descargo. El plazo para la presentación del descargo será de cinco (5) días contados desde la notificación, vencido el cual, el Secretario Técnico declarará en rebeldía al denunciado que no lo hubiera presentado.</w:t>
+      </w:r>
+    </w:p>
+  </w:footnote>
+  <w:footnote w:id="15">
+    <w:p>
+      <w:pPr>
+        <w:pStyle w:val="Textonotapie"/>
+        <w:ind w:left="567" w:hanging="567"/>
+        <w:jc w:val="both"/>
+      </w:pPr>
+      <w:r>
+        <w:rPr>
+          <w:rStyle w:val="Refdenotaalpie"/>
+          <w:rFonts w:ascii="Arial Narrow" w:hAnsi="Arial Narrow" w:cs="Arial"/>
+          <w:sz w:val="16"/>
+          <w:szCs w:val="16"/>
+          <w:vertAlign w:val="superscript"/>
+        </w:rPr>
+        <w:footnoteRef/>
+      </w:r>
+      <w:r>
+        <w:rPr>
+          <w:rFonts w:ascii="Arial Narrow" w:hAnsi="Arial Narrow" w:cs="Arial"/>
+          <w:sz w:val="16"/>
+          <w:szCs w:val="16"/>
+        </w:rPr>
+        <w:tab/>
+      </w:r>
+      <w:r>
+        <w:rPr>
+          <w:rFonts w:ascii="Arial Narrow" w:hAnsi="Arial Narrow" w:cs="Arial"/>
+          <w:b/>
+          <w:bCs/>
+          <w:sz w:val="16"/>
+          <w:szCs w:val="16"/>
+        </w:rPr>
+        <w:t xml:space="preserve">DECRETO SUPREMO 006-2026-JUS, TEXTO ÚNICO ORDENADO DE LA LEY 27444, LEY DEL PROCEDIMIENTO ADMINISTRATIVO GENERAL, publicado el 30 de abril de 2026</w:t>
+      </w:r>
+    </w:p>
+    <w:p>
+      <w:pPr>
+        <w:pStyle w:val="Textonotapie"/>
+        <w:ind w:left="567" w:hanging="567"/>
+        <w:jc w:val="both"/>
+      </w:pPr>
+      <w:r>
+        <w:rPr>
+          <w:rFonts w:ascii="Arial Narrow" w:hAnsi="Arial Narrow" w:cs="Arial"/>
+          <w:sz w:val="16"/>
+          <w:szCs w:val="16"/>
+        </w:rPr>
+        <w:tab/>
+      </w:r>
+      <w:r>
+        <w:rPr>
+          <w:rFonts w:ascii="Arial Narrow" w:hAnsi="Arial Narrow" w:cs="Arial"/>
+          <w:b/>
+          <w:bCs/>
+          <w:sz w:val="16"/>
+          <w:szCs w:val="16"/>
+        </w:rPr>
+        <w:t xml:space="preserve">Artículo 223.- Contestación de la reclamación</w:t>
+      </w:r>
+    </w:p>
+    <w:p>
+      <w:pPr>
+        <w:pStyle w:val="Textonotapie"/>
+        <w:ind w:left="567" w:hanging="567"/>
+        <w:jc w:val="both"/>
+      </w:pPr>
+      <w:r>
+        <w:rPr>
+          <w:rFonts w:ascii="Arial Narrow" w:hAnsi="Arial Narrow" w:cs="Arial"/>
+          <w:sz w:val="16"/>
+          <w:szCs w:val="16"/>
+        </w:rPr>
+        <w:tab/>
+      </w:r>
+      <w:r>
+        <w:rPr>
+          <w:rFonts w:ascii="Arial Narrow" w:hAnsi="Arial Narrow" w:cs="Arial"/>
+          <w:sz w:val="16"/>
+          <w:szCs w:val="16"/>
+        </w:rPr>
+        <w:t xml:space="preserve">223.1 El reclamado deberá presentar la contestación de la reclamación dentro de los quince (15) días posteriores a la notificación de ésta; vencido este plazo, la Administración declarará en rebeldía al reclamado que no la hubiera presentado. La contestación deberá contener los requisitos de los escritos previstos en el artículo 113 de la presente Ley, así como la absolución de todos los asuntos controvertidos de hecho y de derecho, Las alegaciones y los hechos relevantes de la reclamación, salvo que hayan sido específicamente negadas en la contestación, se tendrán por aceptadas o merituadas como ciertas.</w:t>
+      </w:r>
+    </w:p>
+  </w:footnote>
   <w:footnote w:id="9">
     <w:p>
       <w:pPr>
@@ -11832,7 +11909,7 @@
 </file>
 
 <file path=word/header1.xml><?xml version="1.0" encoding="utf-8"?>
-<w:hdr xmlns:wpc="http://schemas.microsoft.com/office/word/2010/wordprocessingCanvas" xmlns:cx="http://schemas.microsoft.com/office/drawing/2014/chartex" xmlns:cx1="http://schemas.microsoft.com/office/drawing/2015/9/8/chartex" xmlns:cx2="http://schemas.microsoft.com/office/drawing/2015/10/21/chartex" xmlns:cx3="http://schemas.microsoft.com/office/drawing/2016/5/9/chartex" xmlns:cx4="http://schemas.microsoft.com/office/drawing/2016/5/10/chartex" xmlns:cx5="http://schemas.microsoft.com/office/drawing/2016/5/11/chartex" xmlns:cx6="http://schemas.microsoft.com/office/drawing/2016/5/12/chartex" xmlns:cx7="http://schemas.microsoft.com/office/drawing/2016/5/13/chartex" xmlns:cx8="http://schemas.microsoft.com/office/drawing/2016/5/14/chartex" xmlns:mc="http://schemas.openxmlformats.org/markup-compatibility/2006" xmlns:aink="http://schemas.microsoft.com/office/drawing/2016/ink" xmlns:am3d="http://schemas.microsoft.com/office/drawing/2017/model3d" xmlns:o="urn:schemas-microsoft-com:office:office" xmlns:oel="http://schemas.microsoft.com/office/2019/extlst" xmlns:r="http://schemas.openxmlformats.org/officeDocument/2006/relationships" xmlns:m="http://schemas.openxmlformats.org/officeDocument/2006/math" xmlns:v="urn:schemas-microsoft-com:vml" xmlns:wp14="http://schemas.microsoft.com/office/word/2010/wordprocessingDrawing" xmlns:wp="http://schemas.openxmlformats.org/drawingml/2006/wordprocessingDrawing" xmlns:w10="urn:schemas-microsoft-com:office:word" xmlns:w="http://schemas.openxmlformats.org/wordprocessingml/2006/main" xmlns:w14="http://schemas.microsoft.com/office/word/2010/wordml" xmlns:w15="http://schemas.microsoft.com/office/word/2012/wordml" xmlns:w16cex="http://schemas.microsoft.com/office/word/2018/wordml/cex" xmlns:w16cid="http://schemas.microsoft.com/office/word/2016/wordml/cid" xmlns:w16="http://schemas.microsoft.com/office/word/2018/wordml" xmlns:w16du="http://schemas.microsoft.com/office/word/2023/wordml/word16du" xmlns:w16sdtdh="http://schemas.microsoft.com/office/word/2020/wordml/sdtdatahash" xmlns:w16sdtfl="http://schemas.microsoft.com/office/word/2024/wordml/sdtformatlock" xmlns:w16se="http://schemas.microsoft.com/office/word/2015/wordml/symex" xmlns:wpg="http://schemas.microsoft.com/office/word/2010/wordprocessingGroup" xmlns:wpi="http://schemas.microsoft.com/office/word/2010/wordprocessingInk" xmlns:wne="http://schemas.microsoft.com/office/word/2006/wordml" xmlns:wps="http://schemas.microsoft.com/office/word/2010/wordprocessingShape" mc:Ignorable="w14 w15 w16se w16cid w16 w16cex w16sdtdh w16sdtfl w16du wp14">
+<w:hdr xmlns:a="http://schemas.openxmlformats.org/drawingml/2006/main" xmlns:a14="http://schemas.microsoft.com/office/drawing/2010/main" xmlns:mc="http://schemas.openxmlformats.org/markup-compatibility/2006" xmlns:pic="http://schemas.openxmlformats.org/drawingml/2006/picture" xmlns:r="http://schemas.openxmlformats.org/officeDocument/2006/relationships" xmlns:w="http://schemas.openxmlformats.org/wordprocessingml/2006/main" xmlns:w14="http://schemas.microsoft.com/office/word/2010/wordml" xmlns:w15="http://schemas.microsoft.com/office/word/2012/wordml" xmlns:w16="http://schemas.microsoft.com/office/word/2018/wordml" xmlns:w16cex="http://schemas.microsoft.com/office/word/2018/wordml/cex" xmlns:w16cid="http://schemas.microsoft.com/office/word/2016/wordml/cid" xmlns:w16du="http://schemas.microsoft.com/office/word/2023/wordml/word16du" xmlns:w16sdtdh="http://schemas.microsoft.com/office/word/2020/wordml/sdtdatahash" xmlns:w16se="http://schemas.microsoft.com/office/word/2015/wordml/symex" xmlns:wp="http://schemas.openxmlformats.org/drawingml/2006/wordprocessingDrawing" xmlns:wp14="http://schemas.microsoft.com/office/word/2010/wordprocessingDrawing" mc:Ignorable="w14 w15 w16se w16cid w16 w16cex w16sdtdh w16du wp14">
   <w:tbl>
     <w:tblPr>
       <w:tblW w:w="8645" w:type="dxa"/>

--- a/plantillas_maestras/03_seguro_desgravamen/negativa_cobertura/2_ddos_banco_y_aseguradora/mujer/TPL_1496_2025_SEGURO_DESGRAVAMEN_NEGATIVA_COBERTURA_BANCO_MUJER_R1.docx
+++ b/plantillas_maestras/03_seguro_desgravamen/negativa_cobertura/2_ddos_banco_y_aseguradora/mujer/TPL_1496_2025_SEGURO_DESGRAVAMEN_NEGATIVA_COBERTURA_BANCO_MUJER_R1.docx
@@ -734,19 +734,7 @@
           <w:lang w:val="es-ES" w:eastAsia="es-ES"/>
           <w14:ligatures w14:val="none"/>
         </w:rPr>
-        <w:t xml:space="preserve">Mediante la denuncia del 13 de marzo de 2025, subsanada mediante escrito del 09 de junio de 2025, la señora [APELLIDO] denunció al Banco y a Protecta por presuntas infracciones a la Ley 29571, Código de Protección y Defensa del Consumidor (en adelante, Código), señalando lo siguiente:</w:t>
-      </w:r>
-      <w:r>
-        <w:rPr>
-          <w:rFonts w:ascii="Arial Narrow" w:eastAsia="Arial Narrow" w:hAnsi="Arial Narrow" w:cs="Arial Narrow"/>
-          <w:color w:val="000000"/>
-          <w:kern w:val="0"/>
-          <w:sz w:val="22"/>
-          <w:szCs w:val="22"/>
-          <w:lang w:val="es-ES" w:eastAsia="es-ES"/>
-          <w14:ligatures w14:val="none"/>
-        </w:rPr>
-        <w:t/>
+        <w:t xml:space="preserve">Mediante la denuncia del 13 de marzo de 2025, subsanada mediante escrito del 09 de junio de 2025, la señora [APELLIDO] denunció al Banco y a Protecta por presuntas infracciones a la Ley 29571, Código de Protección y Defensa del Consumidor</w:t>
       </w:r>
       <w:r>
         <w:rPr>
@@ -772,143 +760,7 @@
           <w:lang w:val="es-ES" w:eastAsia="es-ES"/>
           <w14:ligatures w14:val="none"/>
         </w:rPr>
-        <w:t xml:space="preserve"/>
-      </w:r>
-      <w:r>
-        <w:rPr>
-          <w:rFonts w:ascii="Arial Narrow" w:eastAsia="Arial Narrow" w:hAnsi="Arial Narrow" w:cs="Arial Narrow"/>
-          <w:color w:val="000000"/>
-          <w:kern w:val="0"/>
-          <w:sz w:val="22"/>
-          <w:szCs w:val="22"/>
-          <w:lang w:val="es-ES" w:eastAsia="es-ES"/>
-          <w14:ligatures w14:val="none"/>
-        </w:rPr>
-        <w:t/>
-      </w:r>
-      <w:r>
-        <w:rPr>
-          <w:rFonts w:ascii="Arial Narrow" w:eastAsia="Arial Narrow" w:hAnsi="Arial Narrow" w:cs="Arial Narrow"/>
-          <w:kern w:val="0"/>
-          <w14:ligatures w14:val="none"/>
-          <w:sz w:val="22"/>
-          <w:szCs w:val="22"/>
-        </w:rPr>
-        <w:t xml:space="preserve"/>
-      </w:r>
-      <w:r>
-        <w:rPr>
-          <w:rFonts w:ascii="Arial Narrow" w:eastAsia="Arial Narrow" w:hAnsi="Arial Narrow" w:cs="Arial Narrow"/>
-          <w:kern w:val="0"/>
-          <w14:ligatures w14:val="none"/>
-          <w:sz w:val="22"/>
-          <w:szCs w:val="22"/>
-        </w:rPr>
-        <w:t xml:space="preserve"/>
-      </w:r>
-      <w:r>
-        <w:rPr>
-          <w:rFonts w:ascii="Arial Narrow" w:eastAsia="Arial Narrow" w:hAnsi="Arial Narrow" w:cs="Arial Narrow"/>
-          <w:kern w:val="0"/>
-          <w14:ligatures w14:val="none"/>
-          <w:sz w:val="22"/>
-          <w:szCs w:val="22"/>
-        </w:rPr>
-        <w:t/>
-      </w:r>
-      <w:r>
-        <w:rPr>
-          <w:rFonts w:ascii="Arial Narrow" w:eastAsia="Arial Narrow" w:hAnsi="Arial Narrow" w:cs="Arial Narrow"/>
-          <w:kern w:val="0"/>
-          <w14:ligatures w14:val="none"/>
-          <w:sz w:val="22"/>
-          <w:szCs w:val="22"/>
-        </w:rPr>
-        <w:t xml:space="preserve"/>
-      </w:r>
-      <w:r>
-        <w:rPr>
-          <w:rFonts w:ascii="Arial Narrow" w:eastAsia="Arial Narrow" w:hAnsi="Arial Narrow" w:cs="Arial Narrow"/>
-          <w:kern w:val="0"/>
-          <w14:ligatures w14:val="none"/>
-          <w:sz w:val="22"/>
-          <w:szCs w:val="22"/>
-        </w:rPr>
-        <w:t/>
-      </w:r>
-      <w:r>
-        <w:rPr>
-          <w:rFonts w:ascii="Arial Narrow" w:eastAsia="Arial Narrow" w:hAnsi="Arial Narrow" w:cs="Arial Narrow"/>
-          <w:color w:val="000000"/>
-          <w:kern w:val="0"/>
-          <w:sz w:val="22"/>
-          <w:szCs w:val="22"/>
-          <w:lang w:val="es-ES" w:eastAsia="es-ES"/>
-          <w14:ligatures w14:val="none"/>
-        </w:rPr>
-        <w:t/>
-      </w:r>
-      <w:r>
-        <w:rPr>
-          <w:rFonts w:ascii="Arial Narrow" w:eastAsia="Arial Narrow" w:hAnsi="Arial Narrow" w:cs="Arial Narrow"/>
-          <w:color w:val="000000"/>
-          <w:kern w:val="0"/>
-          <w:sz w:val="22"/>
-          <w:szCs w:val="22"/>
-          <w:lang w:val="es-ES" w:eastAsia="es-ES"/>
-          <w14:ligatures w14:val="none"/>
-        </w:rPr>
-        <w:t xml:space="preserve"/>
-      </w:r>
-      <w:r>
-        <w:rPr>
-          <w:rFonts w:ascii="Arial Narrow" w:eastAsia="Arial Narrow" w:hAnsi="Arial Narrow" w:cs="Arial Narrow"/>
-          <w:color w:val="000000"/>
-          <w:kern w:val="0"/>
-          <w:sz w:val="22"/>
-          <w:szCs w:val="22"/>
-          <w:lang w:val="es-ES" w:eastAsia="es-ES"/>
-          <w14:ligatures w14:val="none"/>
-        </w:rPr>
-        <w:t xml:space="preserve"/>
-      </w:r>
-      <w:r>
-        <w:rPr>
-          <w:rFonts w:ascii="Arial Narrow" w:eastAsia="Arial Narrow" w:hAnsi="Arial Narrow" w:cs="Arial Narrow"/>
-          <w:color w:val="000000"/>
-          <w:kern w:val="0"/>
-          <w:sz w:val="22"/>
-          <w:szCs w:val="22"/>
-          <w:lang w:val="es-ES" w:eastAsia="es-ES"/>
-          <w14:ligatures w14:val="none"/>
-        </w:rPr>
-        <w:t xml:space="preserve"/>
-      </w:r>
-      <w:proofErr w:type="spellStart"/>
-      <w:r>
-        <w:rPr>
-          <w:rFonts w:ascii="Arial Narrow" w:eastAsia="Arial Narrow" w:hAnsi="Arial Narrow" w:cs="Arial Narrow"/>
-          <w:color w:val="000000"/>
-          <w:kern w:val="0"/>
-          <w:sz w:val="22"/>
-          <w:szCs w:val="22"/>
-          <w:lang w:val="es-ES" w:eastAsia="es-ES"/>
-          <w14:ligatures w14:val="none"/>
-        </w:rPr>
-        <w:t/>
-      </w:r>
-      <w:proofErr w:type="spellEnd"/>
-      <w:r>
-        <w:rPr>
-          <w:rFonts w:ascii="Arial Narrow" w:eastAsia="Arial Narrow" w:hAnsi="Arial Narrow" w:cs="Arial Narrow"/>
-          <w:color w:val="000000"/>
-          <w:kern w:val="0"/>
-          <w:sz w:val="22"/>
-          <w:szCs w:val="22"/>
-          <w:lang w:val="es-ES" w:eastAsia="es-ES"/>
-          <w14:ligatures w14:val="none"/>
-        </w:rPr>
-        <w:t xml:space="preserve"/>
+        <w:t xml:space="preserve"> (en adelante, Código), señalando lo siguiente:</w:t>
       </w:r>
       <w:r>
         <w:rPr>
@@ -935,6 +787,166 @@
           <w14:ligatures w14:val="none"/>
         </w:rPr>
         <w:footnoteReference w:id="2"/>
+      </w:r>
+      <w:r>
+        <w:rPr>
+          <w:rFonts w:ascii="Arial Narrow" w:eastAsia="Arial Narrow" w:hAnsi="Arial Narrow" w:cs="Arial Narrow"/>
+          <w:color w:val="000000"/>
+          <w:kern w:val="0"/>
+          <w:sz w:val="22"/>
+          <w:szCs w:val="22"/>
+          <w:lang w:val="es-ES" w:eastAsia="es-ES"/>
+          <w14:ligatures w14:val="none"/>
+        </w:rPr>
+        <w:t xml:space="preserve"/>
+      </w:r>
+      <w:r>
+        <w:rPr>
+          <w:rFonts w:ascii="Arial Narrow" w:eastAsia="Arial Narrow" w:hAnsi="Arial Narrow" w:cs="Arial Narrow"/>
+          <w:color w:val="000000"/>
+          <w:kern w:val="0"/>
+          <w:sz w:val="22"/>
+          <w:szCs w:val="22"/>
+          <w:lang w:val="es-ES" w:eastAsia="es-ES"/>
+          <w14:ligatures w14:val="none"/>
+        </w:rPr>
+        <w:t/>
+      </w:r>
+      <w:r>
+        <w:rPr>
+          <w:rFonts w:ascii="Arial Narrow" w:eastAsia="Arial Narrow" w:hAnsi="Arial Narrow" w:cs="Arial Narrow"/>
+          <w:kern w:val="0"/>
+          <w14:ligatures w14:val="none"/>
+          <w:sz w:val="22"/>
+          <w:szCs w:val="22"/>
+        </w:rPr>
+        <w:t xml:space="preserve"/>
+      </w:r>
+      <w:r>
+        <w:rPr>
+          <w:rFonts w:ascii="Arial Narrow" w:eastAsia="Arial Narrow" w:hAnsi="Arial Narrow" w:cs="Arial Narrow"/>
+          <w:kern w:val="0"/>
+          <w14:ligatures w14:val="none"/>
+          <w:sz w:val="22"/>
+          <w:szCs w:val="22"/>
+        </w:rPr>
+        <w:t xml:space="preserve"/>
+      </w:r>
+      <w:r>
+        <w:rPr>
+          <w:rFonts w:ascii="Arial Narrow" w:eastAsia="Arial Narrow" w:hAnsi="Arial Narrow" w:cs="Arial Narrow"/>
+          <w:kern w:val="0"/>
+          <w14:ligatures w14:val="none"/>
+          <w:sz w:val="22"/>
+          <w:szCs w:val="22"/>
+        </w:rPr>
+        <w:t/>
+      </w:r>
+      <w:r>
+        <w:rPr>
+          <w:rFonts w:ascii="Arial Narrow" w:eastAsia="Arial Narrow" w:hAnsi="Arial Narrow" w:cs="Arial Narrow"/>
+          <w:kern w:val="0"/>
+          <w14:ligatures w14:val="none"/>
+          <w:sz w:val="22"/>
+          <w:szCs w:val="22"/>
+        </w:rPr>
+        <w:t xml:space="preserve"/>
+      </w:r>
+      <w:r>
+        <w:rPr>
+          <w:rFonts w:ascii="Arial Narrow" w:eastAsia="Arial Narrow" w:hAnsi="Arial Narrow" w:cs="Arial Narrow"/>
+          <w:kern w:val="0"/>
+          <w14:ligatures w14:val="none"/>
+          <w:sz w:val="22"/>
+          <w:szCs w:val="22"/>
+        </w:rPr>
+        <w:t/>
+      </w:r>
+      <w:r>
+        <w:rPr>
+          <w:rFonts w:ascii="Arial Narrow" w:eastAsia="Arial Narrow" w:hAnsi="Arial Narrow" w:cs="Arial Narrow"/>
+          <w:color w:val="000000"/>
+          <w:kern w:val="0"/>
+          <w:sz w:val="22"/>
+          <w:szCs w:val="22"/>
+          <w:lang w:val="es-ES" w:eastAsia="es-ES"/>
+          <w14:ligatures w14:val="none"/>
+        </w:rPr>
+        <w:t/>
+      </w:r>
+      <w:r>
+        <w:rPr>
+          <w:rFonts w:ascii="Arial Narrow" w:eastAsia="Arial Narrow" w:hAnsi="Arial Narrow" w:cs="Arial Narrow"/>
+          <w:color w:val="000000"/>
+          <w:kern w:val="0"/>
+          <w:sz w:val="22"/>
+          <w:szCs w:val="22"/>
+          <w:lang w:val="es-ES" w:eastAsia="es-ES"/>
+          <w14:ligatures w14:val="none"/>
+        </w:rPr>
+        <w:t xml:space="preserve"/>
+      </w:r>
+      <w:r>
+        <w:rPr>
+          <w:rFonts w:ascii="Arial Narrow" w:eastAsia="Arial Narrow" w:hAnsi="Arial Narrow" w:cs="Arial Narrow"/>
+          <w:color w:val="000000"/>
+          <w:kern w:val="0"/>
+          <w:sz w:val="22"/>
+          <w:szCs w:val="22"/>
+          <w:lang w:val="es-ES" w:eastAsia="es-ES"/>
+          <w14:ligatures w14:val="none"/>
+        </w:rPr>
+        <w:t xml:space="preserve"/>
+      </w:r>
+      <w:r>
+        <w:rPr>
+          <w:rFonts w:ascii="Arial Narrow" w:eastAsia="Arial Narrow" w:hAnsi="Arial Narrow" w:cs="Arial Narrow"/>
+          <w:color w:val="000000"/>
+          <w:kern w:val="0"/>
+          <w:sz w:val="22"/>
+          <w:szCs w:val="22"/>
+          <w:lang w:val="es-ES" w:eastAsia="es-ES"/>
+          <w14:ligatures w14:val="none"/>
+        </w:rPr>
+        <w:t xml:space="preserve"/>
+      </w:r>
+      <w:proofErr w:type="spellStart"/>
+      <w:r>
+        <w:rPr>
+          <w:rFonts w:ascii="Arial Narrow" w:eastAsia="Arial Narrow" w:hAnsi="Arial Narrow" w:cs="Arial Narrow"/>
+          <w:color w:val="000000"/>
+          <w:kern w:val="0"/>
+          <w:sz w:val="22"/>
+          <w:szCs w:val="22"/>
+          <w:lang w:val="es-ES" w:eastAsia="es-ES"/>
+          <w14:ligatures w14:val="none"/>
+        </w:rPr>
+        <w:t/>
+      </w:r>
+      <w:proofErr w:type="spellEnd"/>
+      <w:r>
+        <w:rPr>
+          <w:rFonts w:ascii="Arial Narrow" w:eastAsia="Arial Narrow" w:hAnsi="Arial Narrow" w:cs="Arial Narrow"/>
+          <w:color w:val="000000"/>
+          <w:kern w:val="0"/>
+          <w:sz w:val="22"/>
+          <w:szCs w:val="22"/>
+          <w:lang w:val="es-ES" w:eastAsia="es-ES"/>
+          <w14:ligatures w14:val="none"/>
+        </w:rPr>
+        <w:t xml:space="preserve"/>
+      </w:r>
+      <w:r>
+        <w:rPr>
+          <w:rFonts w:ascii="Arial Narrow" w:eastAsia="Arial Narrow" w:hAnsi="Arial Narrow" w:cs="Arial Narrow"/>
+          <w:color w:val="000000"/>
+          <w:kern w:val="0"/>
+          <w:sz w:val="22"/>
+          <w:szCs w:val="22"/>
+          <w:lang w:val="es-ES" w:eastAsia="es-ES"/>
+          <w14:ligatures w14:val="none"/>
+        </w:rPr>
+        <w:t/>
       </w:r>
       <w:r>
         <w:rPr>
@@ -5887,23 +5899,6 @@
     <w:p>
       <w:pPr>
         <w:pStyle w:val="Prrafodelista"/>
-        <w:spacing w:after="0" w:line="240" w:lineRule="auto"/>
-        <w:ind w:left="567"/>
-        <w:jc w:val="both"/>
-        <w:rPr>
-          <w:rFonts w:ascii="Arial Narrow" w:eastAsia="Arial Narrow" w:hAnsi="Arial Narrow" w:cs="Arial Narrow"/>
-          <w:color w:val="000000"/>
-          <w:kern w:val="0"/>
-          <w:sz w:val="22"/>
-          <w:szCs w:val="22"/>
-          <w:lang w:val="es-ES" w:eastAsia="es-ES"/>
-          <w14:ligatures w14:val="none"/>
-        </w:rPr>
-      </w:pPr>
-    </w:p>
-    <w:p>
-      <w:pPr>
-        <w:pStyle w:val="Prrafodelista"/>
         <w:numPr>
           <w:ilvl w:val="0"/>
           <w:numId w:val="5"/>
@@ -5981,7 +5976,19 @@
           <w:lang w:eastAsia="es-PE"/>
           <w14:ligatures w14:val="none"/>
         </w:rPr>
-        <w:t xml:space="preserve">PRIMERO: admitir a trámite la denuncia del 13 de marzo de 2025, subsanada mediante escrito del 09 de junio de 2025, interpuesta por la señora [DENUNCIANTE] contra el Banco Agropecuario S.A. y Protecta S.A. Compañía de Seguros y Reaseguros, por lo siguiente:</w:t>
+        <w:t xml:space="preserve">PRIMERO:</w:t>
+      </w:r>
+      <w:r>
+        <w:rPr>
+          <w:rFonts w:ascii="Arial Narrow" w:eastAsia="Arial Narrow" w:hAnsi="Arial Narrow" w:cs="Arial Narrow"/>
+          <w:color w:val="000000"/>
+          <w:kern w:val="0"/>
+          <w:sz w:val="22"/>
+          <w:szCs w:val="22"/>
+          <w:lang w:eastAsia="es-PE"/>
+          <w14:ligatures w14:val="none"/>
+        </w:rPr>
+        <w:t xml:space="preserve"> admitir a trámite la denuncia del 13 de marzo de 2025, subsanada mediante escrito del 09 de junio de 2025, interpuesta por la señora [DENUNCIANTE] contra el Banco Agropecuario S.A. y Protecta S.A. Compañía de Seguros y Reaseguros, por lo siguiente:</w:t>
       </w:r>
       <w:r>
         <w:rPr>
@@ -6049,7 +6056,6 @@
       <w:r>
         <w:rPr>
           <w:rFonts w:ascii="Arial Narrow" w:eastAsia="Arial Narrow" w:hAnsi="Arial Narrow" w:cs="Arial Narrow"/>
-          <w:bCs/>
           <w:spacing w:val="-3"/>
           <w:kern w:val="0"/>
           <w14:ligatures w14:val="none"/>
@@ -6061,7 +6067,6 @@
       <w:r>
         <w:rPr>
           <w:rFonts w:ascii="Arial Narrow" w:eastAsia="Arial Narrow" w:hAnsi="Arial Narrow" w:cs="Arial Narrow"/>
-          <w:bCs/>
           <w:spacing w:val="-3"/>
           <w:kern w:val="0"/>
           <w14:ligatures w14:val="none"/>
@@ -6073,7 +6078,6 @@
       <w:r>
         <w:rPr>
           <w:rFonts w:ascii="Arial Narrow" w:eastAsia="Arial Narrow" w:hAnsi="Arial Narrow" w:cs="Arial Narrow"/>
-          <w:bCs/>
           <w:spacing w:val="-3"/>
           <w:kern w:val="0"/>
           <w14:ligatures w14:val="none"/>
@@ -6124,7 +6128,6 @@
       <w:r>
         <w:rPr>
           <w:rFonts w:ascii="Arial Narrow" w:eastAsia="Arial Narrow" w:hAnsi="Arial Narrow" w:cs="Arial Narrow"/>
-          <w:bCs/>
           <w:sz w:val="22"/>
           <w:szCs w:val="22"/>
         </w:rPr>
@@ -6134,7 +6137,6 @@
       <w:r>
         <w:rPr>
           <w:rFonts w:ascii="Arial Narrow" w:eastAsia="Arial Narrow" w:hAnsi="Arial Narrow" w:cs="Arial Narrow"/>
-          <w:bCs/>
           <w:sz w:val="22"/>
           <w:szCs w:val="22"/>
         </w:rPr>
@@ -6144,7 +6146,6 @@
       <w:r>
         <w:rPr>
           <w:rFonts w:ascii="Arial Narrow" w:eastAsia="Arial Narrow" w:hAnsi="Arial Narrow" w:cs="Arial Narrow"/>
-          <w:bCs/>
           <w:sz w:val="22"/>
           <w:szCs w:val="22"/>
         </w:rPr>
@@ -7639,7 +7640,19 @@
           <w:lang w:eastAsia="es-PE"/>
           <w14:ligatures w14:val="none"/>
         </w:rPr>
-        <w:t xml:space="preserve">TERCERO: </w:t>
+        <w:t xml:space="preserve">TERCERO:</w:t>
+      </w:r>
+      <w:r>
+        <w:rPr>
+          <w:rFonts w:ascii="Arial Narrow" w:eastAsia="Arial Narrow" w:hAnsi="Arial Narrow" w:cs="Arial Narrow"/>
+          <w:color w:val="000000"/>
+          <w:kern w:val="0"/>
+          <w:sz w:val="22"/>
+          <w:szCs w:val="22"/>
+          <w:lang w:eastAsia="es-PE"/>
+          <w14:ligatures w14:val="none"/>
+        </w:rPr>
+        <w:t xml:space="preserve"> </w:t>
       </w:r>
       <w:r>
         <w:rPr>
@@ -7680,7 +7693,6 @@
       <w:r>
         <w:rPr>
           <w:rFonts w:ascii="Arial Narrow" w:eastAsia="Arial Narrow" w:hAnsi="Arial Narrow" w:cs="Arial Narrow"/>
-          <w:bCs/>
           <w:sz w:val="22"/>
           <w:szCs w:val="22"/>
         </w:rPr>
@@ -7690,7 +7702,6 @@
       <w:r>
         <w:rPr>
           <w:rFonts w:ascii="Arial Narrow" w:eastAsia="Arial Narrow" w:hAnsi="Arial Narrow" w:cs="Arial Narrow"/>
-          <w:bCs/>
           <w:sz w:val="22"/>
           <w:szCs w:val="22"/>
         </w:rPr>
@@ -7700,7 +7711,6 @@
       <w:r>
         <w:rPr>
           <w:rFonts w:ascii="Arial Narrow" w:eastAsia="Arial Narrow" w:hAnsi="Arial Narrow" w:cs="Arial Narrow"/>
-          <w:bCs/>
           <w:sz w:val="22"/>
           <w:szCs w:val="22"/>
         </w:rPr>
@@ -8107,7 +8117,15 @@
           <w:sz w:val="22"/>
           <w:szCs w:val="22"/>
         </w:rPr>
-        <w:t xml:space="preserve">CUARTO: </w:t>
+        <w:t xml:space="preserve">CUARTO:</w:t>
+      </w:r>
+      <w:r>
+        <w:rPr>
+          <w:rFonts w:ascii="Arial Narrow" w:eastAsia="Arial Narrow" w:hAnsi="Arial Narrow" w:cs="Arial Narrow"/>
+          <w:sz w:val="22"/>
+          <w:szCs w:val="22"/>
+        </w:rPr>
+        <w:t xml:space="preserve"> </w:t>
       </w:r>
       <w:r>
         <w:rPr>
@@ -8129,7 +8147,7 @@
           <w:lang w:val="es-ES" w:eastAsia="es-ES"/>
           <w14:ligatures w14:val="none"/>
         </w:rPr>
-        <w:footnoteReference w:id="14"/>
+        <w:footnoteReference w:id="9"/>
       </w:r>
       <w:r>
         <w:rPr>
@@ -8151,7 +8169,7 @@
           <w:lang w:val="es-ES" w:eastAsia="es-ES"/>
           <w14:ligatures w14:val="none"/>
         </w:rPr>
-        <w:footnoteReference w:id="15"/>
+        <w:footnoteReference w:id="10"/>
       </w:r>
       <w:r>
         <w:rPr>
@@ -8202,7 +8220,19 @@
           <w:lang w:eastAsia="es-PE"/>
           <w14:ligatures w14:val="none"/>
         </w:rPr>
-        <w:t xml:space="preserve">QUINTO: </w:t>
+        <w:t xml:space="preserve">QUINTO:</w:t>
+      </w:r>
+      <w:r>
+        <w:rPr>
+          <w:rFonts w:ascii="Arial Narrow" w:eastAsia="Arial Narrow" w:hAnsi="Arial Narrow" w:cs="Arial Narrow"/>
+          <w:color w:val="000000"/>
+          <w:kern w:val="0"/>
+          <w:sz w:val="22"/>
+          <w:szCs w:val="22"/>
+          <w:lang w:eastAsia="es-PE"/>
+          <w14:ligatures w14:val="none"/>
+        </w:rPr>
+        <w:t xml:space="preserve"> </w:t>
       </w:r>
       <w:bookmarkStart w:id="6" w:name="_Hlk188286813"/>
       <w:r>
@@ -8270,7 +8300,6 @@
       <w:r>
         <w:rPr>
           <w:rFonts w:ascii="Arial Narrow" w:eastAsia="Arial Narrow" w:hAnsi="Arial Narrow" w:cs="Arial Narrow"/>
-          <w:bCs/>
           <w:sz w:val="22"/>
           <w:szCs w:val="22"/>
         </w:rPr>
@@ -8514,7 +8543,19 @@
           <w:lang w:eastAsia="es-PE"/>
           <w14:ligatures w14:val="none"/>
         </w:rPr>
-        <w:t xml:space="preserve">SEXTO: </w:t>
+        <w:t xml:space="preserve">SEXTO:</w:t>
+      </w:r>
+      <w:r>
+        <w:rPr>
+          <w:rFonts w:ascii="Arial Narrow" w:eastAsia="Arial Narrow" w:hAnsi="Arial Narrow" w:cs="Arial Narrow"/>
+          <w:color w:val="000000"/>
+          <w:kern w:val="0"/>
+          <w:sz w:val="22"/>
+          <w:szCs w:val="22"/>
+          <w:lang w:eastAsia="es-PE"/>
+          <w14:ligatures w14:val="none"/>
+        </w:rPr>
+        <w:t xml:space="preserve"> </w:t>
       </w:r>
       <w:r>
         <w:rPr>
@@ -8556,7 +8597,6 @@
       <w:r>
         <w:rPr>
           <w:rFonts w:ascii="Arial Narrow" w:eastAsia="Arial Narrow" w:hAnsi="Arial Narrow" w:cs="Arial Narrow"/>
-          <w:bCs/>
           <w:sz w:val="22"/>
           <w:szCs w:val="22"/>
         </w:rPr>
@@ -8566,7 +8606,6 @@
       <w:r>
         <w:rPr>
           <w:rFonts w:ascii="Arial Narrow" w:eastAsia="Arial Narrow" w:hAnsi="Arial Narrow" w:cs="Arial Narrow"/>
-          <w:bCs/>
           <w:sz w:val="22"/>
           <w:szCs w:val="22"/>
         </w:rPr>
@@ -8923,7 +8962,7 @@
           <w:lang w:eastAsia="es-PE"/>
           <w14:ligatures w14:val="none"/>
         </w:rPr>
-        <w:footnoteReference w:id="9"/>
+        <w:footnoteReference w:id="11"/>
       </w:r>
       <w:r>
         <w:rPr>
@@ -9021,7 +9060,7 @@
           <w:lang w:eastAsia="es-PE"/>
           <w14:ligatures w14:val="none"/>
         </w:rPr>
-        <w:footnoteReference w:id="10"/>
+        <w:footnoteReference w:id="12"/>
       </w:r>
       <w:r>
         <w:rPr>
@@ -9085,7 +9124,7 @@
           <w:lang w:eastAsia="es-PE"/>
           <w14:ligatures w14:val="none"/>
         </w:rPr>
-        <w:footnoteReference w:id="11"/>
+        <w:footnoteReference w:id="13"/>
       </w:r>
       <w:r>
         <w:rPr>
@@ -9312,7 +9351,7 @@
           <w:vertAlign w:val="superscript"/>
           <w14:ligatures w14:val="none"/>
         </w:rPr>
-        <w:footnoteReference w:id="12"/>
+        <w:footnoteReference w:id="14"/>
       </w:r>
       <w:r>
         <w:rPr>
@@ -9330,45 +9369,120 @@
           <w:kern w:val="0"/>
           <w:sz w:val="22"/>
           <w:szCs w:val="22"/>
+          <w14:ligatures w14:val="none"/>
+        </w:rPr>
+        <w:t>expresamente su facultad para asistir y conciliar en su representación</w:t>
+      </w:r>
+      <w:r>
+        <w:rPr>
+          <w:rFonts w:ascii="Arial Narrow" w:eastAsia="Arial Narrow" w:hAnsi="Arial Narrow" w:cs="Arial Narrow"/>
+          <w:kern w:val="0"/>
+          <w14:ligatures w14:val="none"/>
+          <w:sz w:val="22"/>
+          <w:szCs w:val="22"/>
+        </w:rPr>
+        <w:t>.</w:t>
+      </w:r>
+      <w:r>
+        <w:rPr>
+          <w:rFonts w:ascii="Arial Narrow" w:eastAsia="Arial Narrow" w:hAnsi="Arial Narrow" w:cs="Arial Narrow"/>
+          <w:kern w:val="0"/>
+          <w14:ligatures w14:val="none"/>
+          <w:sz w:val="22"/>
+          <w:szCs w:val="22"/>
+        </w:rPr>
+        <w:t xml:space="preserve"> </w:t>
+      </w:r>
+      <w:r>
+        <w:rPr>
+          <w:rFonts w:ascii="Arial Narrow" w:eastAsia="Arial Narrow" w:hAnsi="Arial Narrow" w:cs="Arial Narrow"/>
+          <w:kern w:val="0"/>
+          <w:sz w:val="22"/>
+          <w:szCs w:val="22"/>
+          <w14:ligatures w14:val="none"/>
+        </w:rPr>
+        <w:t xml:space="preserve">Ello bajo apercibimiento de no realizar la audiencia de conciliación y levantar el acta de inasistencia correspondiente. </w:t>
+      </w:r>
+    </w:p>
+    <w:p>
+      <w:pPr>
+        <w:suppressAutoHyphens/>
+        <w:spacing w:after="0" w:line="240" w:lineRule="auto"/>
+        <w:jc w:val="both"/>
+        <w:rPr>
+          <w:rFonts w:ascii="Arial Narrow" w:eastAsia="Arial Narrow" w:hAnsi="Arial Narrow" w:cs="Arial Narrow"/>
+          <w:kern w:val="0"/>
+          <w:sz w:val="22"/>
+          <w:szCs w:val="22"/>
           <w:u w:val="single"/>
           <w14:ligatures w14:val="none"/>
         </w:rPr>
-        <w:t>expresamente su facultad para asistir y conciliar en su representación</w:t>
-      </w:r>
-      <w:r>
-        <w:rPr>
-          <w:rFonts w:ascii="Arial Narrow" w:eastAsia="Arial Narrow" w:hAnsi="Arial Narrow" w:cs="Arial Narrow"/>
-          <w:bCs/>
-          <w:kern w:val="0"/>
-          <w14:ligatures w14:val="none"/>
-          <w:sz w:val="22"/>
-          <w:szCs w:val="22"/>
-        </w:rPr>
-        <w:t>.</w:t>
-      </w:r>
-      <w:r>
+      </w:pPr>
+    </w:p>
+    <w:p>
+      <w:pPr>
+        <w:suppressAutoHyphens/>
+        <w:spacing w:after="0" w:line="240" w:lineRule="auto"/>
+        <w:jc w:val="both"/>
         <w:rPr>
           <w:rFonts w:ascii="Arial Narrow" w:eastAsia="Arial Narrow" w:hAnsi="Arial Narrow" w:cs="Arial Narrow"/>
           <w:b/>
           <w:bCs/>
-          <w:kern w:val="0"/>
-          <w14:ligatures w14:val="none"/>
-          <w:sz w:val="22"/>
-          <w:szCs w:val="22"/>
+          <w:sz w:val="22"/>
+          <w:szCs w:val="22"/>
+        </w:rPr>
+      </w:pPr>
+      <w:r>
+        <w:rPr>
+          <w:rFonts w:ascii="Arial Narrow" w:eastAsia="Arial Narrow" w:hAnsi="Arial Narrow" w:cs="Arial Narrow"/>
+          <w:b/>
+          <w:spacing w:val="-3"/>
+          <w:kern w:val="0"/>
+          <w14:ligatures w14:val="none"/>
+          <w:sz w:val="22"/>
+          <w:szCs w:val="22"/>
+        </w:rPr>
+        <w:t>DÉCIMO</w:t>
+      </w:r>
+      <w:r>
+        <w:rPr>
+          <w:rFonts w:ascii="Arial Narrow" w:eastAsia="Arial Narrow" w:hAnsi="Arial Narrow" w:cs="Arial Narrow"/>
+          <w:b/>
+          <w:color w:val="000000"/>
+          <w:kern w:val="0"/>
+          <w:sz w:val="22"/>
+          <w:szCs w:val="22"/>
+          <w:lang w:eastAsia="es-PE"/>
+          <w14:ligatures w14:val="none"/>
+        </w:rPr>
+        <w:t>:</w:t>
+      </w:r>
+      <w:r>
+        <w:rPr>
+          <w:rFonts w:ascii="Arial Narrow" w:eastAsia="Arial Narrow" w:hAnsi="Arial Narrow" w:cs="Arial Narrow"/>
+          <w:color w:val="000000"/>
+          <w:kern w:val="0"/>
+          <w:sz w:val="22"/>
+          <w:szCs w:val="22"/>
+          <w:lang w:eastAsia="es-PE"/>
+          <w14:ligatures w14:val="none"/>
         </w:rPr>
         <w:t xml:space="preserve"> </w:t>
       </w:r>
       <w:r>
         <w:rPr>
           <w:rFonts w:ascii="Arial Narrow" w:eastAsia="Arial Narrow" w:hAnsi="Arial Narrow" w:cs="Arial Narrow"/>
-          <w:kern w:val="0"/>
-          <w:sz w:val="22"/>
-          <w:szCs w:val="22"/>
-          <w:u w:val="single"/>
-          <w14:ligatures w14:val="none"/>
-        </w:rPr>
-        <w:t xml:space="preserve">Ello bajo apercibimiento de no realizar la audiencia de conciliación y levantar el acta de inasistencia correspondiente. </w:t>
-      </w:r>
+          <w:color w:val="000000"/>
+          <w:kern w:val="0"/>
+          <w:sz w:val="22"/>
+          <w:szCs w:val="22"/>
+          <w:lang w:eastAsia="es-PE"/>
+          <w14:ligatures w14:val="none"/>
+        </w:rPr>
+        <w:t xml:space="preserve">poner en conocimiento de las partes que, antes de la emisión de la Resolución Final, tienen la posibilidad de formular su desistimiento o presentar el acuerdo arribado mediante la conciliación, mediación, transacción o cualquier otro que, de forma indubitable, deje constancia que se ha solucionado la controversia materia de denuncia.</w:t>
+      </w:r>
+      <w:bookmarkStart w:id="9" w:name="h.gjdgxs" w:colFirst="0" w:colLast="0"/>
+      <w:bookmarkEnd w:id="9"/>
     </w:p>
     <w:p>
       <w:pPr>
@@ -9377,10 +9491,11 @@
         <w:jc w:val="both"/>
         <w:rPr>
           <w:rFonts w:ascii="Arial Narrow" w:eastAsia="Arial Narrow" w:hAnsi="Arial Narrow" w:cs="Arial Narrow"/>
-          <w:kern w:val="0"/>
-          <w:sz w:val="22"/>
-          <w:szCs w:val="22"/>
-          <w:u w:val="single"/>
+          <w:color w:val="000000"/>
+          <w:kern w:val="0"/>
+          <w:sz w:val="22"/>
+          <w:szCs w:val="22"/>
+          <w:lang w:eastAsia="es-PE"/>
           <w14:ligatures w14:val="none"/>
         </w:rPr>
       </w:pPr>
@@ -9392,11 +9507,372 @@
         <w:jc w:val="both"/>
         <w:rPr>
           <w:rFonts w:ascii="Arial Narrow" w:eastAsia="Arial Narrow" w:hAnsi="Arial Narrow" w:cs="Arial Narrow"/>
+          <w:sz w:val="22"/>
+          <w:szCs w:val="22"/>
+        </w:rPr>
+      </w:pPr>
+      <w:r>
+        <w:rPr>
+          <w:rFonts w:ascii="Arial Narrow" w:eastAsia="Arial Narrow" w:hAnsi="Arial Narrow" w:cs="Arial Narrow"/>
           <w:b/>
           <w:bCs/>
           <w:sz w:val="22"/>
           <w:szCs w:val="22"/>
         </w:rPr>
+        <w:t xml:space="preserve">DÉCIMO PRIMERO:</w:t>
+      </w:r>
+      <w:r>
+        <w:rPr>
+          <w:rFonts w:ascii="Arial Narrow" w:eastAsia="Arial Narrow" w:hAnsi="Arial Narrow" w:cs="Arial Narrow"/>
+          <w:sz w:val="22"/>
+          <w:szCs w:val="22"/>
+        </w:rPr>
+        <w:t xml:space="preserve"> </w:t>
+      </w:r>
+      <w:r>
+        <w:rPr>
+          <w:rFonts w:ascii="Arial Narrow" w:eastAsia="Arial Narrow" w:hAnsi="Arial Narrow" w:cs="Arial Narrow"/>
+          <w:sz w:val="22"/>
+          <w:szCs w:val="22"/>
+        </w:rPr>
+        <w:t xml:space="preserve">requerir a la señora [DENUNCIANTE] para que, dentro del plazo de dos (2) días hábiles siguientes a la fecha en que reciba la notificación en su bandeja de correo electrónico, efectúe la confirmación de recepción de la notificación remitida por este despacho a su correo electrónico, de conformidad con el segundo párrafo del numeral 4 del artículo 20 del Texto Único Ordenado de la Ley del Procedimiento Administrativo General, aprobado mediante Decreto Supremo 006-2026-JUS, bajo apercibimiento de rehacer el acto de notificación y notificarle conforme al numeral 1 del artículo 20 del citado cuerpo normativo.</w:t>
+      </w:r>
+      <w:r>
+        <w:rPr>
+          <w:rFonts w:ascii="Arial Narrow" w:eastAsia="Arial Narrow" w:hAnsi="Arial Narrow" w:cs="Arial Narrow"/>
+          <w:sz w:val="22"/>
+          <w:szCs w:val="22"/>
+        </w:rPr>
+        <w:t xml:space="preserve"/>
+      </w:r>
+      <w:r>
+        <w:rPr>
+          <w:rFonts w:ascii="Arial Narrow" w:eastAsia="Arial Narrow" w:hAnsi="Arial Narrow" w:cs="Arial Narrow"/>
+          <w:spacing w:val="-3"/>
+          <w:kern w:val="0"/>
+          <w14:ligatures w14:val="none"/>
+          <w:sz w:val="22"/>
+          <w:szCs w:val="22"/>
+        </w:rPr>
+        <w:t/>
+      </w:r>
+      <w:r>
+        <w:rPr>
+          <w:rFonts w:ascii="Arial Narrow" w:eastAsia="Arial Narrow" w:hAnsi="Arial Narrow" w:cs="Arial Narrow"/>
+          <w:spacing w:val="-3"/>
+          <w:kern w:val="0"/>
+          <w14:ligatures w14:val="none"/>
+          <w:sz w:val="22"/>
+          <w:szCs w:val="22"/>
+        </w:rPr>
+        <w:t xml:space="preserve"/>
+      </w:r>
+      <w:r>
+        <w:rPr>
+          <w:rFonts w:ascii="Arial Narrow" w:eastAsia="Arial Narrow" w:hAnsi="Arial Narrow" w:cs="Arial Narrow"/>
+          <w:spacing w:val="-3"/>
+          <w:kern w:val="0"/>
+          <w14:ligatures w14:val="none"/>
+          <w:sz w:val="22"/>
+          <w:szCs w:val="22"/>
+        </w:rPr>
+        <w:t/>
+      </w:r>
+      <w:r>
+        <w:rPr>
+          <w:rFonts w:ascii="Arial Narrow" w:eastAsia="Arial Narrow" w:hAnsi="Arial Narrow" w:cs="Arial Narrow"/>
+          <w:spacing w:val="-3"/>
+          <w:kern w:val="0"/>
+          <w14:ligatures w14:val="none"/>
+          <w:sz w:val="22"/>
+          <w:szCs w:val="22"/>
+        </w:rPr>
+        <w:t xml:space="preserve"/>
+      </w:r>
+      <w:r>
+        <w:rPr>
+          <w:rFonts w:ascii="Arial Narrow" w:eastAsia="Arial Narrow" w:hAnsi="Arial Narrow" w:cs="Arial Narrow"/>
+          <w:color w:val="000000"/>
+          <w:kern w:val="0"/>
+          <w:sz w:val="22"/>
+          <w:szCs w:val="22"/>
+          <w:shd w:val="clear" w:color="auto" w:fill="FFFFFF"/>
+          <w:lang w:eastAsia="es-PE"/>
+          <w14:ligatures w14:val="none"/>
+        </w:rPr>
+        <w:t xml:space="preserve"/>
+      </w:r>
+      <w:r>
+        <w:rPr>
+          <w:rFonts w:ascii="Arial Narrow" w:eastAsia="Arial Narrow" w:hAnsi="Arial Narrow" w:cs="Arial Narrow"/>
+          <w:color w:val="000000"/>
+          <w:kern w:val="0"/>
+          <w:sz w:val="22"/>
+          <w:szCs w:val="22"/>
+          <w:shd w:val="clear" w:color="auto" w:fill="FFFFFF"/>
+          <w:lang w:eastAsia="es-PE"/>
+          <w14:ligatures w14:val="none"/>
+        </w:rPr>
+        <w:t/>
+      </w:r>
+      <w:r>
+        <w:rPr>
+          <w:rFonts w:ascii="Arial Narrow" w:eastAsia="Arial Narrow" w:hAnsi="Arial Narrow" w:cs="Arial Narrow"/>
+          <w:color w:val="000000"/>
+          <w:kern w:val="0"/>
+          <w:sz w:val="22"/>
+          <w:szCs w:val="22"/>
+          <w:shd w:val="clear" w:color="auto" w:fill="FFFFFF"/>
+          <w:lang w:eastAsia="es-PE"/>
+          <w14:ligatures w14:val="none"/>
+        </w:rPr>
+        <w:t xml:space="preserve"/>
+      </w:r>
+      <w:r>
+        <w:rPr>
+          <w:rFonts w:ascii="Arial Narrow" w:eastAsia="Arial Narrow" w:hAnsi="Arial Narrow" w:cs="Arial Narrow"/>
+          <w:color w:val="000000"/>
+          <w:sz w:val="22"/>
+          <w:szCs w:val="22"/>
+        </w:rPr>
+        <w:t/>
+      </w:r>
+      <w:r>
+        <w:rPr>
+          <w:rFonts w:ascii="Arial Narrow" w:eastAsia="Arial Narrow" w:hAnsi="Arial Narrow" w:cs="Arial Narrow"/>
+          <w:color w:val="000000"/>
+          <w:sz w:val="22"/>
+          <w:szCs w:val="22"/>
+        </w:rPr>
+        <w:t xml:space="preserve"/>
+      </w:r>
+      <w:r>
+        <w:rPr>
+          <w:rFonts w:ascii="Arial Narrow" w:eastAsia="Arial Narrow" w:hAnsi="Arial Narrow" w:cs="Arial Narrow"/>
+          <w:color w:val="000000"/>
+          <w:sz w:val="22"/>
+          <w:szCs w:val="22"/>
+        </w:rPr>
+        <w:t/>
+      </w:r>
+      <w:r>
+        <w:rPr>
+          <w:rFonts w:ascii="Arial Narrow" w:eastAsia="Arial Narrow" w:hAnsi="Arial Narrow" w:cs="Arial Narrow"/>
+          <w:color w:val="000000"/>
+          <w:sz w:val="22"/>
+          <w:szCs w:val="22"/>
+        </w:rPr>
+        <w:t/>
+      </w:r>
+      <w:r>
+        <w:rPr>
+          <w:rFonts w:ascii="Arial Narrow" w:eastAsia="Arial Narrow" w:hAnsi="Arial Narrow" w:cs="Arial Narrow"/>
+          <w:color w:val="000000"/>
+          <w:kern w:val="0"/>
+          <w:sz w:val="22"/>
+          <w:szCs w:val="22"/>
+          <w:lang w:eastAsia="es-PE"/>
+          <w14:ligatures w14:val="none"/>
+        </w:rPr>
+        <w:t/>
+      </w:r>
+      <w:r>
+        <w:rPr>
+          <w:rFonts w:ascii="Arial Narrow" w:eastAsia="Arial Narrow" w:hAnsi="Arial Narrow" w:cs="Arial Narrow"/>
+          <w:color w:val="000000"/>
+          <w:sz w:val="22"/>
+          <w:szCs w:val="22"/>
+        </w:rPr>
+        <w:t xml:space="preserve"/>
+      </w:r>
+      <w:r>
+        <w:rPr>
+          <w:rFonts w:ascii="Arial Narrow" w:eastAsia="Arial Narrow" w:hAnsi="Arial Narrow" w:cs="Arial Narrow"/>
+          <w:color w:val="000000"/>
+          <w:kern w:val="0"/>
+          <w:sz w:val="22"/>
+          <w:szCs w:val="22"/>
+          <w:lang w:eastAsia="es-PE"/>
+          <w14:ligatures w14:val="none"/>
+        </w:rPr>
+        <w:t/>
+      </w:r>
+      <w:r>
+        <w:rPr>
+          <w:rFonts w:ascii="Arial Narrow" w:eastAsia="Arial Narrow" w:hAnsi="Arial Narrow" w:cs="Arial Narrow"/>
+          <w:color w:val="000000"/>
+          <w:sz w:val="22"/>
+          <w:szCs w:val="22"/>
+        </w:rPr>
+        <w:t xml:space="preserve"/>
+      </w:r>
+      <w:r>
+        <w:rPr>
+          <w:rStyle w:val="Refdenotaalpie"/>
+          <w:rFonts w:ascii="Arial Narrow" w:eastAsia="Arial Narrow" w:hAnsi="Arial Narrow" w:cs="Arial Narrow"/>
+          <w:sz w:val="22"/>
+          <w:szCs w:val="22"/>
+          <w:vertAlign w:val="superscript"/>
+        </w:rPr>
+        <w:footnoteReference w:id="15"/>
+      </w:r>
+      <w:r>
+        <w:rPr>
+          <w:rFonts w:ascii="Arial Narrow" w:eastAsia="Arial Narrow" w:hAnsi="Arial Narrow" w:cs="Arial Narrow"/>
+          <w:sz w:val="22"/>
+          <w:szCs w:val="22"/>
+        </w:rPr>
+        <w:t/>
+      </w:r>
+    </w:p>
+    <w:p>
+      <w:pPr>
+        <w:suppressAutoHyphens/>
+        <w:spacing w:after="0" w:line="240" w:lineRule="auto"/>
+        <w:jc w:val="both"/>
+        <w:rPr>
+          <w:rFonts w:ascii="Arial Narrow" w:eastAsia="Arial Narrow" w:hAnsi="Arial Narrow" w:cs="Arial Narrow"/>
+          <w:sz w:val="22"/>
+          <w:szCs w:val="22"/>
+        </w:rPr>
+      </w:pPr>
+    </w:p>
+    <w:p>
+      <w:pPr>
+        <w:suppressAutoHyphens/>
+        <w:spacing w:line="240" w:lineRule="auto"/>
+        <w:jc w:val="both"/>
+        <w:rPr>
+          <w:rFonts w:ascii="Arial Narrow" w:eastAsia="Arial Narrow" w:hAnsi="Arial Narrow" w:cs="Arial Narrow"/>
+          <w:sz w:val="22"/>
+          <w:szCs w:val="22"/>
+        </w:rPr>
+      </w:pPr>
+      <w:r>
+        <w:rPr>
+          <w:rFonts w:ascii="Arial Narrow" w:eastAsia="Arial Narrow" w:hAnsi="Arial Narrow" w:cs="Arial Narrow"/>
+          <w:b/>
+          <w:bCs/>
+          <w:sz w:val="22"/>
+          <w:szCs w:val="22"/>
+        </w:rPr>
+        <w:t xml:space="preserve">DÉCIMO </w:t>
+      </w:r>
+      <w:r>
+        <w:rPr>
+          <w:rFonts w:ascii="Arial Narrow" w:eastAsia="Arial Narrow" w:hAnsi="Arial Narrow" w:cs="Arial Narrow"/>
+          <w:b/>
+          <w:bCs/>
+          <w:sz w:val="22"/>
+          <w:szCs w:val="22"/>
+        </w:rPr>
+        <w:t>SEGUNDO</w:t>
+      </w:r>
+      <w:r>
+        <w:rPr>
+          <w:rFonts w:ascii="Arial Narrow" w:eastAsia="Arial Narrow" w:hAnsi="Arial Narrow" w:cs="Arial Narrow"/>
+          <w:b/>
+          <w:bCs/>
+          <w:sz w:val="22"/>
+          <w:szCs w:val="22"/>
+        </w:rPr>
+        <w:t>:</w:t>
+      </w:r>
+      <w:r>
+        <w:rPr>
+          <w:rFonts w:ascii="Arial Narrow" w:eastAsia="Arial Narrow" w:hAnsi="Arial Narrow" w:cs="Arial Narrow"/>
+          <w:sz w:val="22"/>
+          <w:szCs w:val="22"/>
+        </w:rPr>
+        <w:t xml:space="preserve"> </w:t>
+      </w:r>
+      <w:r>
+        <w:rPr>
+          <w:rFonts w:ascii="Arial Narrow" w:eastAsia="Arial Narrow" w:hAnsi="Arial Narrow" w:cs="Arial Narrow"/>
+          <w:color w:val="000000"/>
+          <w:sz w:val="22"/>
+          <w:szCs w:val="22"/>
+        </w:rPr>
+        <w:t xml:space="preserve">requerir a </w:t>
+      </w:r>
+      <w:proofErr w:type="spellStart"/>
+      <w:r>
+        <w:rPr>
+          <w:rFonts w:ascii="Arial Narrow" w:eastAsia="Arial Narrow" w:hAnsi="Arial Narrow" w:cs="Arial Narrow"/>
+          <w:sz w:val="22"/>
+          <w:szCs w:val="22"/>
+        </w:rPr>
+        <w:t>Protecta</w:t>
+      </w:r>
+      <w:proofErr w:type="spellEnd"/>
+      <w:r>
+        <w:rPr>
+          <w:rFonts w:ascii="Arial Narrow" w:eastAsia="Arial Narrow" w:hAnsi="Arial Narrow" w:cs="Arial Narrow"/>
+          <w:sz w:val="22"/>
+          <w:szCs w:val="22"/>
+        </w:rPr>
+        <w:t xml:space="preserve"> S.A. Compañía </w:t>
+      </w:r>
+      <w:r>
+        <w:rPr>
+          <w:rFonts w:ascii="Arial Narrow" w:eastAsia="Arial Narrow" w:hAnsi="Arial Narrow" w:cs="Arial Narrow"/>
+          <w:sz w:val="22"/>
+          <w:szCs w:val="22"/>
+        </w:rPr>
+        <w:t>d</w:t>
+      </w:r>
+      <w:r>
+        <w:rPr>
+          <w:rFonts w:ascii="Arial Narrow" w:eastAsia="Arial Narrow" w:hAnsi="Arial Narrow" w:cs="Arial Narrow"/>
+          <w:sz w:val="22"/>
+          <w:szCs w:val="22"/>
+        </w:rPr>
+        <w:t xml:space="preserve">e Seguros y Reaseguros </w:t>
+      </w:r>
+      <w:r>
+        <w:rPr>
+          <w:rFonts w:ascii="Arial Narrow" w:eastAsia="Arial Narrow" w:hAnsi="Arial Narrow" w:cs="Arial Narrow"/>
+          <w:sz w:val="22"/>
+          <w:szCs w:val="22"/>
+          <w:shd w:val="clear" w:color="auto" w:fill="FFFFFF"/>
+        </w:rPr>
+        <w:t xml:space="preserve">para que </w:t>
+      </w:r>
+      <w:r>
+        <w:rPr>
+          <w:rFonts w:ascii="Arial Narrow" w:eastAsia="Arial Narrow" w:hAnsi="Arial Narrow" w:cs="Arial Narrow"/>
+          <w:sz w:val="22"/>
+          <w:szCs w:val="22"/>
+        </w:rPr>
+        <w:t>efectúe</w:t>
+      </w:r>
+      <w:r>
+        <w:rPr>
+          <w:rFonts w:ascii="Arial Narrow" w:eastAsia="Arial Narrow" w:hAnsi="Arial Narrow" w:cs="Arial Narrow"/>
+          <w:sz w:val="22"/>
+          <w:szCs w:val="22"/>
+        </w:rPr>
+        <w:t xml:space="preserve"> </w:t>
+      </w:r>
+      <w:r>
+        <w:rPr>
+          <w:rFonts w:ascii="Arial Narrow" w:eastAsia="Arial Narrow" w:hAnsi="Arial Narrow" w:cs="Arial Narrow"/>
+          <w:sz w:val="22"/>
+          <w:szCs w:val="22"/>
+        </w:rPr>
+        <w:t>el acuse de recibo mediante la confirmación de recepción de la notificación remitida por este despacho a su Casilla Electrónica, dentro de los cinco (5) primeros días hábiles siguientes a la fecha en que recibe la notificación.</w:t>
+      </w:r>
+    </w:p>
+    <w:p>
+      <w:pPr>
+        <w:suppressAutoHyphens/>
+        <w:spacing w:after="0" w:line="240" w:lineRule="auto"/>
+        <w:jc w:val="both"/>
+        <w:rPr>
+          <w:rFonts w:ascii="Arial Narrow" w:eastAsia="Arial Narrow" w:hAnsi="Arial Narrow" w:cs="Arial Narrow"/>
+          <w:sz w:val="22"/>
+          <w:szCs w:val="22"/>
+        </w:rPr>
       </w:pPr>
       <w:r>
         <w:rPr>
@@ -9408,47 +9884,117 @@
           <w:sz w:val="22"/>
           <w:szCs w:val="22"/>
         </w:rPr>
-        <w:t>DÉCIMO</w:t>
-      </w:r>
-      <w:r>
-        <w:rPr>
-          <w:rFonts w:ascii="Arial Narrow" w:eastAsia="Arial Narrow" w:hAnsi="Arial Narrow" w:cs="Arial Narrow"/>
-          <w:b/>
-          <w:color w:val="000000"/>
-          <w:kern w:val="0"/>
-          <w:sz w:val="22"/>
-          <w:szCs w:val="22"/>
-          <w:lang w:eastAsia="es-PE"/>
-          <w14:ligatures w14:val="none"/>
-        </w:rPr>
-        <w:t>:</w:t>
-      </w:r>
-      <w:r>
-        <w:rPr>
-          <w:rFonts w:ascii="Arial Narrow" w:eastAsia="Arial Narrow" w:hAnsi="Arial Narrow" w:cs="Arial Narrow"/>
-          <w:color w:val="000000"/>
-          <w:kern w:val="0"/>
-          <w:sz w:val="22"/>
-          <w:szCs w:val="22"/>
-          <w:lang w:eastAsia="es-PE"/>
-          <w14:ligatures w14:val="none"/>
+        <w:t>DÉCIMO TERCERO:</w:t>
+      </w:r>
+      <w:r>
+        <w:rPr>
+          <w:rFonts w:ascii="Arial Narrow" w:eastAsia="Arial Narrow" w:hAnsi="Arial Narrow" w:cs="Arial Narrow"/>
+          <w:spacing w:val="-3"/>
+          <w:kern w:val="0"/>
+          <w14:ligatures w14:val="none"/>
+          <w:sz w:val="22"/>
+          <w:szCs w:val="22"/>
         </w:rPr>
         <w:t xml:space="preserve"> </w:t>
       </w:r>
       <w:r>
         <w:rPr>
           <w:rFonts w:ascii="Arial Narrow" w:eastAsia="Arial Narrow" w:hAnsi="Arial Narrow" w:cs="Arial Narrow"/>
-          <w:color w:val="000000"/>
-          <w:kern w:val="0"/>
-          <w:sz w:val="22"/>
-          <w:szCs w:val="22"/>
-          <w:lang w:eastAsia="es-PE"/>
-          <w14:ligatures w14:val="none"/>
-        </w:rPr>
-        <w:t xml:space="preserve">poner en conocimiento de las partes que, antes de la emisión de la Resolución Final, tienen la posibilidad de formular su desistimiento o presentar el acuerdo arribado mediante la conciliación, mediación, transacción o cualquier otro que, de forma indubitable, deje constancia que se ha solucionado la controversia materia de denuncia.</w:t>
-      </w:r>
-      <w:bookmarkStart w:id="9" w:name="h.gjdgxs" w:colFirst="0" w:colLast="0"/>
-      <w:bookmarkEnd w:id="9"/>
+          <w:spacing w:val="-3"/>
+          <w:kern w:val="0"/>
+          <w14:ligatures w14:val="none"/>
+          <w:sz w:val="22"/>
+          <w:szCs w:val="22"/>
+        </w:rPr>
+        <w:t xml:space="preserve">requerir al</w:t>
+      </w:r>
+      <w:r>
+        <w:rPr>
+          <w:rFonts w:ascii="Arial Narrow" w:eastAsia="Arial Narrow" w:hAnsi="Arial Narrow" w:cs="Arial Narrow"/>
+          <w:sz w:val="22"/>
+          <w:szCs w:val="22"/>
+        </w:rPr>
+        <w:t xml:space="preserve"> </w:t>
+      </w:r>
+      <w:r>
+        <w:rPr>
+          <w:rFonts w:ascii="Arial Narrow" w:eastAsia="Arial Narrow" w:hAnsi="Arial Narrow" w:cs="Arial Narrow"/>
+          <w:sz w:val="22"/>
+          <w:szCs w:val="22"/>
+        </w:rPr>
+        <w:t>Banco Agropecuario S.A.</w:t>
+      </w:r>
+      <w:r>
+        <w:rPr>
+          <w:rFonts w:ascii="Arial Narrow" w:eastAsia="Arial Narrow" w:hAnsi="Arial Narrow" w:cs="Arial Narrow"/>
+          <w:sz w:val="22"/>
+          <w:szCs w:val="22"/>
+        </w:rPr>
+        <w:t xml:space="preserve"> </w:t>
+      </w:r>
+      <w:r>
+        <w:rPr>
+          <w:rFonts w:ascii="Arial Narrow" w:eastAsia="Arial Narrow" w:hAnsi="Arial Narrow" w:cs="Arial Narrow"/>
+          <w:color w:val="000000"/>
+          <w:sz w:val="22"/>
+          <w:szCs w:val="22"/>
+        </w:rPr>
+        <w:t xml:space="preserve">para que, </w:t>
+      </w:r>
+      <w:r>
+        <w:rPr>
+          <w:rFonts w:ascii="Arial Narrow" w:eastAsia="Arial Narrow" w:hAnsi="Arial Narrow" w:cs="Arial Narrow"/>
+          <w:color w:val="000000"/>
+          <w:kern w:val="0"/>
+          <w:sz w:val="22"/>
+          <w:szCs w:val="22"/>
+          <w:lang w:eastAsia="es-PE"/>
+          <w14:ligatures w14:val="none"/>
+        </w:rPr>
+        <w:t>dentro del plazo de dos (2) días hábiles siguientes a la fecha en que reciba</w:t>
+      </w:r>
+      <w:r>
+        <w:rPr>
+          <w:rFonts w:ascii="Arial Narrow" w:eastAsia="Arial Narrow" w:hAnsi="Arial Narrow" w:cs="Arial Narrow"/>
+          <w:color w:val="000000"/>
+          <w:kern w:val="0"/>
+          <w:sz w:val="22"/>
+          <w:szCs w:val="22"/>
+          <w:lang w:eastAsia="es-PE"/>
+          <w14:ligatures w14:val="none"/>
+        </w:rPr>
+        <w:t xml:space="preserve"> </w:t>
+      </w:r>
+      <w:r>
+        <w:rPr>
+          <w:rFonts w:ascii="Arial Narrow" w:eastAsia="Arial Narrow" w:hAnsi="Arial Narrow" w:cs="Arial Narrow"/>
+          <w:color w:val="000000"/>
+          <w:kern w:val="0"/>
+          <w:sz w:val="22"/>
+          <w:szCs w:val="22"/>
+          <w:lang w:eastAsia="es-PE"/>
+          <w14:ligatures w14:val="none"/>
+        </w:rPr>
+        <w:t>la notificación en su domicilio procesal</w:t>
+      </w:r>
+      <w:r>
+        <w:rPr>
+          <w:rFonts w:ascii="Arial Narrow" w:eastAsia="Arial Narrow" w:hAnsi="Arial Narrow" w:cs="Arial Narrow"/>
+          <w:color w:val="000000"/>
+          <w:sz w:val="22"/>
+          <w:szCs w:val="22"/>
+        </w:rPr>
+        <w:t>, señale un correo electrónico autorizando recibir las notificaciones correspondientes por dicho medio.</w:t>
+      </w:r>
+      <w:r>
+        <w:rPr>
+          <w:rFonts w:ascii="Arial Narrow" w:eastAsia="Arial Narrow" w:hAnsi="Arial Narrow" w:cs="Arial Narrow"/>
+          <w:color w:val="000000"/>
+          <w:sz w:val="22"/>
+          <w:szCs w:val="22"/>
+        </w:rPr>
+        <w:t xml:space="preserve"> </w:t>
+      </w:r>
     </w:p>
     <w:p>
       <w:pPr>
@@ -9457,569 +10003,95 @@
         <w:jc w:val="both"/>
         <w:rPr>
           <w:rFonts w:ascii="Arial Narrow" w:eastAsia="Arial Narrow" w:hAnsi="Arial Narrow" w:cs="Arial Narrow"/>
-          <w:color w:val="000000"/>
-          <w:kern w:val="0"/>
-          <w:sz w:val="22"/>
-          <w:szCs w:val="22"/>
-          <w:lang w:eastAsia="es-PE"/>
-          <w14:ligatures w14:val="none"/>
-        </w:rPr>
-      </w:pPr>
-    </w:p>
-    <w:p>
-      <w:pPr>
-        <w:suppressAutoHyphens/>
+          <w:b/>
+          <w:color w:val="000000"/>
+          <w:kern w:val="0"/>
+          <w:sz w:val="22"/>
+          <w:szCs w:val="22"/>
+          <w:lang w:eastAsia="es-PE"/>
+          <w14:ligatures w14:val="none"/>
+        </w:rPr>
+      </w:pPr>
+    </w:p>
+    <w:bookmarkEnd w:id="0"/>
+    <w:p>
+      <w:pPr>
         <w:spacing w:after="0" w:line="240" w:lineRule="auto"/>
         <w:jc w:val="both"/>
         <w:rPr>
           <w:rFonts w:ascii="Arial Narrow" w:eastAsia="Arial Narrow" w:hAnsi="Arial Narrow" w:cs="Arial Narrow"/>
-          <w:sz w:val="22"/>
-          <w:szCs w:val="22"/>
-        </w:rPr>
-      </w:pPr>
-      <w:r>
+          <w:b/>
+          <w:color w:val="000000"/>
+          <w:kern w:val="0"/>
+          <w:sz w:val="22"/>
+          <w:szCs w:val="22"/>
+          <w:lang w:eastAsia="es-PE"/>
+          <w14:ligatures w14:val="none"/>
+        </w:rPr>
+      </w:pPr>
+    </w:p>
+    <w:p>
+      <w:pPr>
+        <w:spacing w:after="0" w:line="240" w:lineRule="auto"/>
+        <w:jc w:val="both"/>
+        <w:rPr>
+          <w:rFonts w:ascii="Arial Narrow" w:eastAsia="Arial Narrow" w:hAnsi="Arial Narrow" w:cs="Arial Narrow"/>
+          <w:b/>
+          <w:color w:val="000000"/>
+          <w:kern w:val="0"/>
+          <w:sz w:val="22"/>
+          <w:szCs w:val="22"/>
+          <w:lang w:eastAsia="es-PE"/>
+          <w14:ligatures w14:val="none"/>
+        </w:rPr>
+      </w:pPr>
+    </w:p>
+    <w:p>
+      <w:pPr>
+        <w:spacing w:after="0" w:line="240" w:lineRule="auto"/>
+        <w:jc w:val="both"/>
+        <w:rPr>
+          <w:rFonts w:ascii="Arial Narrow" w:eastAsia="Arial Narrow" w:hAnsi="Arial Narrow" w:cs="Arial Narrow"/>
+          <w:b/>
+          <w:color w:val="000000"/>
+          <w:kern w:val="0"/>
+          <w:sz w:val="22"/>
+          <w:szCs w:val="22"/>
+          <w:lang w:eastAsia="es-PE"/>
+          <w14:ligatures w14:val="none"/>
+        </w:rPr>
+      </w:pPr>
+    </w:p>
+    <w:p>
+      <w:pPr>
+        <w:shd w:val="clear" w:color="auto" w:fill="FFFFFF"/>
+        <w:spacing w:after="0" w:line="240" w:lineRule="auto"/>
+        <w:jc w:val="center"/>
         <w:rPr>
           <w:rFonts w:ascii="Arial Narrow" w:eastAsia="Arial Narrow" w:hAnsi="Arial Narrow" w:cs="Arial Narrow"/>
           <w:b/>
           <w:bCs/>
-          <w:sz w:val="22"/>
-          <w:szCs w:val="22"/>
-        </w:rPr>
-        <w:t xml:space="preserve">DÉCIMO PRIMERO: </w:t>
-      </w:r>
-      <w:r>
-        <w:rPr>
-          <w:rFonts w:ascii="Arial Narrow" w:eastAsia="Arial Narrow" w:hAnsi="Arial Narrow" w:cs="Arial Narrow"/>
-          <w:sz w:val="22"/>
-          <w:szCs w:val="22"/>
-        </w:rPr>
-        <w:t xml:space="preserve">requerir a la señora [DENUNCIANTE] para que, dentro del plazo de dos (2) días hábiles siguientes a la fecha en que reciba la notificación en su bandeja de correo electrónico, efectúe la confirmación de recepción de la notificación remitida por este despacho a su correo electrónico, de conformidad con el segundo párrafo del numeral 4 del artículo 20 del Texto Único Ordenado de la Ley del Procedimiento Administrativo General, aprobado mediante Decreto Supremo 006-2026-JUS, bajo apercibimiento de rehacer el acto de notificación y notificarle conforme al numeral 1 del artículo 20 del citado cuerpo normativo.</w:t>
-      </w:r>
-      <w:r>
-        <w:rPr>
-          <w:rFonts w:ascii="Arial Narrow" w:eastAsia="Arial Narrow" w:hAnsi="Arial Narrow" w:cs="Arial Narrow"/>
-          <w:sz w:val="22"/>
-          <w:szCs w:val="22"/>
-        </w:rPr>
-        <w:t xml:space="preserve"/>
-      </w:r>
-      <w:r>
-        <w:rPr>
-          <w:rFonts w:ascii="Arial Narrow" w:eastAsia="Arial Narrow" w:hAnsi="Arial Narrow" w:cs="Arial Narrow"/>
-          <w:spacing w:val="-3"/>
-          <w:kern w:val="0"/>
-          <w14:ligatures w14:val="none"/>
-          <w:sz w:val="22"/>
-          <w:szCs w:val="22"/>
-        </w:rPr>
-        <w:t/>
-      </w:r>
-      <w:r>
-        <w:rPr>
-          <w:rFonts w:ascii="Arial Narrow" w:eastAsia="Arial Narrow" w:hAnsi="Arial Narrow" w:cs="Arial Narrow"/>
-          <w:spacing w:val="-3"/>
-          <w:kern w:val="0"/>
-          <w14:ligatures w14:val="none"/>
-          <w:sz w:val="22"/>
-          <w:szCs w:val="22"/>
-        </w:rPr>
-        <w:t xml:space="preserve"/>
-      </w:r>
-      <w:r>
-        <w:rPr>
-          <w:rFonts w:ascii="Arial Narrow" w:eastAsia="Arial Narrow" w:hAnsi="Arial Narrow" w:cs="Arial Narrow"/>
-          <w:spacing w:val="-3"/>
-          <w:kern w:val="0"/>
-          <w14:ligatures w14:val="none"/>
-          <w:sz w:val="22"/>
-          <w:szCs w:val="22"/>
-        </w:rPr>
-        <w:t/>
-      </w:r>
-      <w:r>
-        <w:rPr>
-          <w:rFonts w:ascii="Arial Narrow" w:eastAsia="Arial Narrow" w:hAnsi="Arial Narrow" w:cs="Arial Narrow"/>
-          <w:spacing w:val="-3"/>
-          <w:kern w:val="0"/>
-          <w14:ligatures w14:val="none"/>
-          <w:sz w:val="22"/>
-          <w:szCs w:val="22"/>
-        </w:rPr>
-        <w:t xml:space="preserve"/>
-      </w:r>
-      <w:r>
-        <w:rPr>
-          <w:rFonts w:ascii="Arial Narrow" w:eastAsia="Arial Narrow" w:hAnsi="Arial Narrow" w:cs="Arial Narrow"/>
-          <w:color w:val="000000"/>
-          <w:kern w:val="0"/>
-          <w:sz w:val="22"/>
-          <w:szCs w:val="22"/>
-          <w:shd w:val="clear" w:color="auto" w:fill="FFFFFF"/>
-          <w:lang w:eastAsia="es-PE"/>
-          <w14:ligatures w14:val="none"/>
-        </w:rPr>
-        <w:t xml:space="preserve"/>
-      </w:r>
-      <w:r>
-        <w:rPr>
-          <w:rFonts w:ascii="Arial Narrow" w:eastAsia="Arial Narrow" w:hAnsi="Arial Narrow" w:cs="Arial Narrow"/>
-          <w:color w:val="000000"/>
-          <w:kern w:val="0"/>
-          <w:sz w:val="22"/>
-          <w:szCs w:val="22"/>
-          <w:shd w:val="clear" w:color="auto" w:fill="FFFFFF"/>
-          <w:lang w:eastAsia="es-PE"/>
-          <w14:ligatures w14:val="none"/>
-        </w:rPr>
-        <w:t/>
-      </w:r>
-      <w:r>
-        <w:rPr>
-          <w:rFonts w:ascii="Arial Narrow" w:eastAsia="Arial Narrow" w:hAnsi="Arial Narrow" w:cs="Arial Narrow"/>
-          <w:color w:val="000000"/>
-          <w:kern w:val="0"/>
-          <w:sz w:val="22"/>
-          <w:szCs w:val="22"/>
-          <w:shd w:val="clear" w:color="auto" w:fill="FFFFFF"/>
-          <w:lang w:eastAsia="es-PE"/>
-          <w14:ligatures w14:val="none"/>
-        </w:rPr>
-        <w:t xml:space="preserve"/>
-      </w:r>
-      <w:r>
-        <w:rPr>
-          <w:rFonts w:ascii="Arial Narrow" w:eastAsia="Arial Narrow" w:hAnsi="Arial Narrow" w:cs="Arial Narrow"/>
-          <w:color w:val="000000"/>
-          <w:sz w:val="22"/>
-          <w:szCs w:val="22"/>
-        </w:rPr>
-        <w:t/>
-      </w:r>
-      <w:r>
-        <w:rPr>
-          <w:rFonts w:ascii="Arial Narrow" w:eastAsia="Arial Narrow" w:hAnsi="Arial Narrow" w:cs="Arial Narrow"/>
-          <w:color w:val="000000"/>
-          <w:sz w:val="22"/>
-          <w:szCs w:val="22"/>
-        </w:rPr>
-        <w:t xml:space="preserve"/>
-      </w:r>
-      <w:r>
-        <w:rPr>
-          <w:rFonts w:ascii="Arial Narrow" w:eastAsia="Arial Narrow" w:hAnsi="Arial Narrow" w:cs="Arial Narrow"/>
-          <w:color w:val="000000"/>
-          <w:sz w:val="22"/>
-          <w:szCs w:val="22"/>
-        </w:rPr>
-        <w:t/>
-      </w:r>
-      <w:r>
-        <w:rPr>
-          <w:rFonts w:ascii="Arial Narrow" w:eastAsia="Arial Narrow" w:hAnsi="Arial Narrow" w:cs="Arial Narrow"/>
-          <w:color w:val="000000"/>
-          <w:sz w:val="22"/>
-          <w:szCs w:val="22"/>
-        </w:rPr>
-        <w:t/>
-      </w:r>
-      <w:r>
-        <w:rPr>
-          <w:rFonts w:ascii="Arial Narrow" w:eastAsia="Arial Narrow" w:hAnsi="Arial Narrow" w:cs="Arial Narrow"/>
-          <w:color w:val="000000"/>
-          <w:kern w:val="0"/>
-          <w:sz w:val="22"/>
-          <w:szCs w:val="22"/>
-          <w:lang w:eastAsia="es-PE"/>
-          <w14:ligatures w14:val="none"/>
-        </w:rPr>
-        <w:t/>
-      </w:r>
-      <w:r>
-        <w:rPr>
-          <w:rFonts w:ascii="Arial Narrow" w:eastAsia="Arial Narrow" w:hAnsi="Arial Narrow" w:cs="Arial Narrow"/>
-          <w:color w:val="000000"/>
-          <w:sz w:val="22"/>
-          <w:szCs w:val="22"/>
-        </w:rPr>
-        <w:t xml:space="preserve"/>
-      </w:r>
-      <w:r>
-        <w:rPr>
-          <w:rFonts w:ascii="Arial Narrow" w:eastAsia="Arial Narrow" w:hAnsi="Arial Narrow" w:cs="Arial Narrow"/>
-          <w:color w:val="000000"/>
-          <w:kern w:val="0"/>
-          <w:sz w:val="22"/>
-          <w:szCs w:val="22"/>
-          <w:lang w:eastAsia="es-PE"/>
-          <w14:ligatures w14:val="none"/>
-        </w:rPr>
-        <w:t/>
-      </w:r>
-      <w:r>
-        <w:rPr>
-          <w:rFonts w:ascii="Arial Narrow" w:eastAsia="Arial Narrow" w:hAnsi="Arial Narrow" w:cs="Arial Narrow"/>
-          <w:color w:val="000000"/>
-          <w:sz w:val="22"/>
-          <w:szCs w:val="22"/>
-        </w:rPr>
-        <w:t xml:space="preserve"/>
-      </w:r>
-      <w:r>
-        <w:rPr>
-          <w:rStyle w:val="Refdenotaalpie"/>
-          <w:rFonts w:ascii="Arial Narrow" w:eastAsia="Arial Narrow" w:hAnsi="Arial Narrow" w:cs="Arial Narrow"/>
-          <w:sz w:val="22"/>
-          <w:szCs w:val="22"/>
-          <w:vertAlign w:val="superscript"/>
-        </w:rPr>
-        <w:footnoteReference w:id="13"/>
-      </w:r>
-      <w:r>
-        <w:rPr>
-          <w:rFonts w:ascii="Arial Narrow" w:eastAsia="Arial Narrow" w:hAnsi="Arial Narrow" w:cs="Arial Narrow"/>
-          <w:sz w:val="22"/>
-          <w:szCs w:val="22"/>
-        </w:rPr>
-        <w:t/>
-      </w:r>
-    </w:p>
-    <w:p>
-      <w:pPr>
-        <w:suppressAutoHyphens/>
-        <w:spacing w:after="0" w:line="240" w:lineRule="auto"/>
-        <w:jc w:val="both"/>
-        <w:rPr>
-          <w:rFonts w:ascii="Arial Narrow" w:eastAsia="Arial Narrow" w:hAnsi="Arial Narrow" w:cs="Arial Narrow"/>
-          <w:sz w:val="22"/>
-          <w:szCs w:val="22"/>
-        </w:rPr>
-      </w:pPr>
-    </w:p>
-    <w:p>
-      <w:pPr>
-        <w:suppressAutoHyphens/>
-        <w:spacing w:line="240" w:lineRule="auto"/>
-        <w:jc w:val="both"/>
-        <w:rPr>
-          <w:rFonts w:ascii="Arial Narrow" w:eastAsia="Arial Narrow" w:hAnsi="Arial Narrow" w:cs="Arial Narrow"/>
-          <w:sz w:val="22"/>
-          <w:szCs w:val="22"/>
-        </w:rPr>
-      </w:pPr>
+          <w:color w:val="000000"/>
+          <w:kern w:val="0"/>
+          <w14:ligatures w14:val="none"/>
+          <w:sz w:val="22"/>
+          <w:szCs w:val="22"/>
+        </w:rPr>
+      </w:pPr>
+      <w:bookmarkStart w:id="10" w:name="_Hlk205213918"/>
       <w:r>
         <w:rPr>
           <w:rFonts w:ascii="Arial Narrow" w:eastAsia="Arial Narrow" w:hAnsi="Arial Narrow" w:cs="Arial Narrow"/>
           <w:b/>
           <w:bCs/>
-          <w:sz w:val="22"/>
-          <w:szCs w:val="22"/>
-        </w:rPr>
-        <w:t xml:space="preserve">DÉCIMO </w:t>
-      </w:r>
-      <w:r>
-        <w:rPr>
-          <w:rFonts w:ascii="Arial Narrow" w:eastAsia="Arial Narrow" w:hAnsi="Arial Narrow" w:cs="Arial Narrow"/>
-          <w:b/>
-          <w:bCs/>
-          <w:sz w:val="22"/>
-          <w:szCs w:val="22"/>
-        </w:rPr>
-        <w:t>SEGUNDO</w:t>
-      </w:r>
-      <w:r>
-        <w:rPr>
-          <w:rFonts w:ascii="Arial Narrow" w:eastAsia="Arial Narrow" w:hAnsi="Arial Narrow" w:cs="Arial Narrow"/>
-          <w:b/>
-          <w:bCs/>
-          <w:sz w:val="22"/>
-          <w:szCs w:val="22"/>
-        </w:rPr>
-        <w:t>:</w:t>
-      </w:r>
-      <w:r>
-        <w:rPr>
-          <w:rFonts w:ascii="Arial Narrow" w:eastAsia="Arial Narrow" w:hAnsi="Arial Narrow" w:cs="Arial Narrow"/>
-          <w:sz w:val="22"/>
-          <w:szCs w:val="22"/>
-        </w:rPr>
-        <w:t xml:space="preserve"> </w:t>
-      </w:r>
-      <w:r>
-        <w:rPr>
-          <w:rFonts w:ascii="Arial Narrow" w:eastAsia="Arial Narrow" w:hAnsi="Arial Narrow" w:cs="Arial Narrow"/>
-          <w:color w:val="000000"/>
-          <w:sz w:val="22"/>
-          <w:szCs w:val="22"/>
-        </w:rPr>
-        <w:t xml:space="preserve">requerir a </w:t>
-      </w:r>
-      <w:proofErr w:type="spellStart"/>
-      <w:r>
-        <w:rPr>
-          <w:rFonts w:ascii="Arial Narrow" w:eastAsia="Arial Narrow" w:hAnsi="Arial Narrow" w:cs="Arial Narrow"/>
-          <w:sz w:val="22"/>
-          <w:szCs w:val="22"/>
-        </w:rPr>
-        <w:t>Protecta</w:t>
-      </w:r>
-      <w:proofErr w:type="spellEnd"/>
-      <w:r>
-        <w:rPr>
-          <w:rFonts w:ascii="Arial Narrow" w:eastAsia="Arial Narrow" w:hAnsi="Arial Narrow" w:cs="Arial Narrow"/>
-          <w:sz w:val="22"/>
-          <w:szCs w:val="22"/>
-        </w:rPr>
-        <w:t xml:space="preserve"> S.A. Compañía </w:t>
-      </w:r>
-      <w:r>
-        <w:rPr>
-          <w:rFonts w:ascii="Arial Narrow" w:eastAsia="Arial Narrow" w:hAnsi="Arial Narrow" w:cs="Arial Narrow"/>
-          <w:sz w:val="22"/>
-          <w:szCs w:val="22"/>
-        </w:rPr>
-        <w:t>d</w:t>
-      </w:r>
-      <w:r>
-        <w:rPr>
-          <w:rFonts w:ascii="Arial Narrow" w:eastAsia="Arial Narrow" w:hAnsi="Arial Narrow" w:cs="Arial Narrow"/>
-          <w:sz w:val="22"/>
-          <w:szCs w:val="22"/>
-        </w:rPr>
-        <w:t xml:space="preserve">e Seguros y Reaseguros </w:t>
-      </w:r>
-      <w:r>
-        <w:rPr>
-          <w:rFonts w:ascii="Arial Narrow" w:eastAsia="Arial Narrow" w:hAnsi="Arial Narrow" w:cs="Arial Narrow"/>
-          <w:sz w:val="22"/>
-          <w:szCs w:val="22"/>
-          <w:shd w:val="clear" w:color="auto" w:fill="FFFFFF"/>
-        </w:rPr>
-        <w:t xml:space="preserve">para que </w:t>
-      </w:r>
-      <w:r>
-        <w:rPr>
-          <w:rFonts w:ascii="Arial Narrow" w:eastAsia="Arial Narrow" w:hAnsi="Arial Narrow" w:cs="Arial Narrow"/>
-          <w:sz w:val="22"/>
-          <w:szCs w:val="22"/>
-        </w:rPr>
-        <w:t>efectúe</w:t>
-      </w:r>
-      <w:r>
-        <w:rPr>
-          <w:rFonts w:ascii="Arial Narrow" w:eastAsia="Arial Narrow" w:hAnsi="Arial Narrow" w:cs="Arial Narrow"/>
-          <w:sz w:val="22"/>
-          <w:szCs w:val="22"/>
-        </w:rPr>
-        <w:t xml:space="preserve"> </w:t>
-      </w:r>
-      <w:r>
-        <w:rPr>
-          <w:rFonts w:ascii="Arial Narrow" w:eastAsia="Arial Narrow" w:hAnsi="Arial Narrow" w:cs="Arial Narrow"/>
-          <w:sz w:val="22"/>
-          <w:szCs w:val="22"/>
-        </w:rPr>
-        <w:t>el acuse de recibo mediante la confirmación de recepción de la notificación remitida por este despacho a su Casilla Electrónica, dentro de los cinco (5) primeros días hábiles siguientes a la fecha en que recibe la notificación.</w:t>
-      </w:r>
-    </w:p>
-    <w:p>
-      <w:pPr>
-        <w:suppressAutoHyphens/>
-        <w:spacing w:after="0" w:line="240" w:lineRule="auto"/>
-        <w:jc w:val="both"/>
-        <w:rPr>
-          <w:rFonts w:ascii="Arial Narrow" w:eastAsia="Arial Narrow" w:hAnsi="Arial Narrow" w:cs="Arial Narrow"/>
-          <w:sz w:val="22"/>
-          <w:szCs w:val="22"/>
-        </w:rPr>
-      </w:pPr>
-      <w:r>
-        <w:rPr>
-          <w:rFonts w:ascii="Arial Narrow" w:eastAsia="Arial Narrow" w:hAnsi="Arial Narrow" w:cs="Arial Narrow"/>
-          <w:b/>
-          <w:spacing w:val="-3"/>
-          <w:kern w:val="0"/>
-          <w14:ligatures w14:val="none"/>
-          <w:sz w:val="22"/>
-          <w:szCs w:val="22"/>
-        </w:rPr>
-        <w:t>DÉCIMO TERCERO:</w:t>
-      </w:r>
-      <w:r>
-        <w:rPr>
-          <w:rFonts w:ascii="Arial Narrow" w:eastAsia="Arial Narrow" w:hAnsi="Arial Narrow" w:cs="Arial Narrow"/>
-          <w:bCs/>
-          <w:spacing w:val="-3"/>
-          <w:kern w:val="0"/>
-          <w14:ligatures w14:val="none"/>
-          <w:sz w:val="22"/>
-          <w:szCs w:val="22"/>
-        </w:rPr>
-        <w:t xml:space="preserve"> </w:t>
-      </w:r>
-      <w:r>
-        <w:rPr>
-          <w:rFonts w:ascii="Arial Narrow" w:eastAsia="Arial Narrow" w:hAnsi="Arial Narrow" w:cs="Arial Narrow"/>
-          <w:spacing w:val="-3"/>
-          <w:kern w:val="0"/>
-          <w14:ligatures w14:val="none"/>
-          <w:sz w:val="22"/>
-          <w:szCs w:val="22"/>
-        </w:rPr>
-        <w:t xml:space="preserve">requerir al</w:t>
-      </w:r>
-      <w:r>
-        <w:rPr>
-          <w:rFonts w:ascii="Arial Narrow" w:eastAsia="Arial Narrow" w:hAnsi="Arial Narrow" w:cs="Arial Narrow"/>
-          <w:sz w:val="22"/>
-          <w:szCs w:val="22"/>
-        </w:rPr>
-        <w:t xml:space="preserve"> </w:t>
-      </w:r>
-      <w:r>
-        <w:rPr>
-          <w:rFonts w:ascii="Arial Narrow" w:eastAsia="Arial Narrow" w:hAnsi="Arial Narrow" w:cs="Arial Narrow"/>
-          <w:sz w:val="22"/>
-          <w:szCs w:val="22"/>
-        </w:rPr>
-        <w:t>Banco Agropecuario S.A.</w:t>
-      </w:r>
-      <w:r>
-        <w:rPr>
-          <w:rFonts w:ascii="Arial Narrow" w:eastAsia="Arial Narrow" w:hAnsi="Arial Narrow" w:cs="Arial Narrow"/>
-          <w:sz w:val="22"/>
-          <w:szCs w:val="22"/>
-        </w:rPr>
-        <w:t xml:space="preserve"> </w:t>
-      </w:r>
-      <w:r>
-        <w:rPr>
-          <w:rFonts w:ascii="Arial Narrow" w:eastAsia="Arial Narrow" w:hAnsi="Arial Narrow" w:cs="Arial Narrow"/>
-          <w:color w:val="000000"/>
-          <w:sz w:val="22"/>
-          <w:szCs w:val="22"/>
-        </w:rPr>
-        <w:t xml:space="preserve">para que, </w:t>
-      </w:r>
-      <w:r>
-        <w:rPr>
-          <w:rFonts w:ascii="Arial Narrow" w:eastAsia="Arial Narrow" w:hAnsi="Arial Narrow" w:cs="Arial Narrow"/>
-          <w:color w:val="000000"/>
-          <w:kern w:val="0"/>
-          <w:sz w:val="22"/>
-          <w:szCs w:val="22"/>
-          <w:lang w:eastAsia="es-PE"/>
-          <w14:ligatures w14:val="none"/>
-        </w:rPr>
-        <w:t>dentro del plazo de dos (2) días hábiles siguientes a la fecha en que reciba</w:t>
-      </w:r>
-      <w:r>
-        <w:rPr>
-          <w:rFonts w:ascii="Arial Narrow" w:eastAsia="Arial Narrow" w:hAnsi="Arial Narrow" w:cs="Arial Narrow"/>
-          <w:color w:val="000000"/>
-          <w:kern w:val="0"/>
-          <w:sz w:val="22"/>
-          <w:szCs w:val="22"/>
-          <w:lang w:eastAsia="es-PE"/>
-          <w14:ligatures w14:val="none"/>
-        </w:rPr>
-        <w:t xml:space="preserve"> </w:t>
-      </w:r>
-      <w:r>
-        <w:rPr>
-          <w:rFonts w:ascii="Arial Narrow" w:eastAsia="Arial Narrow" w:hAnsi="Arial Narrow" w:cs="Arial Narrow"/>
-          <w:color w:val="000000"/>
-          <w:kern w:val="0"/>
-          <w:sz w:val="22"/>
-          <w:szCs w:val="22"/>
-          <w:lang w:eastAsia="es-PE"/>
-          <w14:ligatures w14:val="none"/>
-        </w:rPr>
-        <w:t>la notificación en su domicilio procesal</w:t>
-      </w:r>
-      <w:r>
-        <w:rPr>
-          <w:rFonts w:ascii="Arial Narrow" w:eastAsia="Arial Narrow" w:hAnsi="Arial Narrow" w:cs="Arial Narrow"/>
-          <w:color w:val="000000"/>
-          <w:sz w:val="22"/>
-          <w:szCs w:val="22"/>
-        </w:rPr>
-        <w:t>, señale un correo electrónico autorizando recibir las notificaciones correspondientes por dicho medio.</w:t>
-      </w:r>
-      <w:r>
-        <w:rPr>
-          <w:rFonts w:ascii="Arial Narrow" w:eastAsia="Arial Narrow" w:hAnsi="Arial Narrow" w:cs="Arial Narrow"/>
-          <w:color w:val="000000"/>
-          <w:sz w:val="22"/>
-          <w:szCs w:val="22"/>
-        </w:rPr>
-        <w:t xml:space="preserve"> </w:t>
-      </w:r>
-    </w:p>
-    <w:p>
-      <w:pPr>
-        <w:suppressAutoHyphens/>
-        <w:spacing w:after="0" w:line="240" w:lineRule="auto"/>
-        <w:jc w:val="both"/>
-        <w:rPr>
-          <w:rFonts w:ascii="Arial Narrow" w:eastAsia="Arial Narrow" w:hAnsi="Arial Narrow" w:cs="Arial Narrow"/>
-          <w:b/>
-          <w:color w:val="000000"/>
-          <w:kern w:val="0"/>
-          <w:sz w:val="22"/>
-          <w:szCs w:val="22"/>
-          <w:lang w:eastAsia="es-PE"/>
-          <w14:ligatures w14:val="none"/>
-        </w:rPr>
-      </w:pPr>
-    </w:p>
-    <w:bookmarkEnd w:id="0"/>
-    <w:p>
-      <w:pPr>
-        <w:spacing w:after="0" w:line="240" w:lineRule="auto"/>
-        <w:jc w:val="both"/>
-        <w:rPr>
-          <w:rFonts w:ascii="Arial Narrow" w:eastAsia="Arial Narrow" w:hAnsi="Arial Narrow" w:cs="Arial Narrow"/>
-          <w:b/>
-          <w:color w:val="000000"/>
-          <w:kern w:val="0"/>
-          <w:sz w:val="22"/>
-          <w:szCs w:val="22"/>
-          <w:lang w:eastAsia="es-PE"/>
-          <w14:ligatures w14:val="none"/>
-        </w:rPr>
-      </w:pPr>
-    </w:p>
-    <w:p>
-      <w:pPr>
-        <w:spacing w:after="0" w:line="240" w:lineRule="auto"/>
-        <w:jc w:val="both"/>
-        <w:rPr>
-          <w:rFonts w:ascii="Arial Narrow" w:eastAsia="Arial Narrow" w:hAnsi="Arial Narrow" w:cs="Arial Narrow"/>
-          <w:b/>
-          <w:color w:val="000000"/>
-          <w:kern w:val="0"/>
-          <w:sz w:val="22"/>
-          <w:szCs w:val="22"/>
-          <w:lang w:eastAsia="es-PE"/>
-          <w14:ligatures w14:val="none"/>
-        </w:rPr>
-      </w:pPr>
-    </w:p>
-    <w:p>
-      <w:pPr>
-        <w:spacing w:after="0" w:line="240" w:lineRule="auto"/>
-        <w:jc w:val="both"/>
-        <w:rPr>
-          <w:rFonts w:ascii="Arial Narrow" w:eastAsia="Arial Narrow" w:hAnsi="Arial Narrow" w:cs="Arial Narrow"/>
-          <w:b/>
-          <w:color w:val="000000"/>
-          <w:kern w:val="0"/>
-          <w:sz w:val="22"/>
-          <w:szCs w:val="22"/>
-          <w:lang w:eastAsia="es-PE"/>
-          <w14:ligatures w14:val="none"/>
-        </w:rPr>
-      </w:pPr>
+          <w:color w:val="000000"/>
+          <w:kern w:val="0"/>
+          <w14:ligatures w14:val="none"/>
+          <w:sz w:val="22"/>
+          <w:szCs w:val="22"/>
+        </w:rPr>
+        <w:t xml:space="preserve">Firmado digitalmente por</w:t>
+      </w:r>
     </w:p>
     <w:p>
       <w:pPr>
@@ -10342,6 +10414,9 @@
     <w:p>
       <w:pPr>
         <w:pStyle w:val="Textonotapie"/>
+        <w:tabs>
+          <w:tab w:val="left" w:pos="567"/>
+        </w:tabs>
         <w:ind w:left="567" w:hanging="567"/>
         <w:jc w:val="both"/>
         <w:rPr>
@@ -10366,7 +10441,82 @@
           <w:sz w:val="16"/>
           <w:szCs w:val="16"/>
         </w:rPr>
+        <w:tab/>
+        <w:t xml:space="preserve"/>
+      </w:r>
+      <w:r>
+        <w:rPr>
+          <w:rFonts w:ascii="Arial Narrow" w:eastAsia="Arial Narrow" w:hAnsi="Arial Narrow" w:cs="Arial Narrow"/>
+          <w:sz w:val="16"/>
+          <w:szCs w:val="16"/>
+        </w:rPr>
+        <w:tab/>
+        <w:t>Publicado</w:t>
+      </w:r>
+      <w:r>
+        <w:rPr>
+          <w:rFonts w:ascii="Arial Narrow" w:eastAsia="Arial Narrow" w:hAnsi="Arial Narrow" w:cs="Arial Narrow"/>
+          <w:b/>
+          <w:sz w:val="16"/>
+          <w:szCs w:val="16"/>
+        </w:rPr>
         <w:t xml:space="preserve"> </w:t>
+      </w:r>
+      <w:r>
+        <w:rPr>
+          <w:rFonts w:ascii="Arial Narrow" w:eastAsia="Arial Narrow" w:hAnsi="Arial Narrow" w:cs="Arial Narrow"/>
+          <w:sz w:val="16"/>
+          <w:szCs w:val="16"/>
+        </w:rPr>
+        <w:t xml:space="preserve">el 2 de setiembre de 2010 en el Diario Oficial El Peruano, vigente desde el 2 de octubre de 2010 y modificado por Decreto Legislativo 1308.</w:t>
+      </w:r>
+    </w:p>
+    <w:p>
+      <w:pPr>
+        <w:pStyle w:val="Textonotapie"/>
+        <w:ind w:left="567" w:hanging="567"/>
+        <w:jc w:val="both"/>
+        <w:rPr>
+          <w:rFonts w:ascii="Arial Narrow" w:eastAsia="Arial Narrow" w:hAnsi="Arial Narrow" w:cs="Arial Narrow"/>
+          <w:sz w:val="16"/>
+          <w:szCs w:val="16"/>
+        </w:rPr>
+      </w:pPr>
+    </w:p>
+  </w:footnote>
+  <w:footnote w:id="2">
+    <w:p>
+      <w:pPr>
+        <w:pStyle w:val="Textonotapie"/>
+        <w:tabs>
+          <w:tab w:val="left" w:pos="567"/>
+        </w:tabs>
+        <w:ind w:left="567" w:hanging="567"/>
+        <w:jc w:val="both"/>
+        <w:rPr>
+          <w:rFonts w:ascii="Arial Narrow" w:eastAsia="Arial Narrow" w:hAnsi="Arial Narrow" w:cs="Arial Narrow"/>
+          <w:sz w:val="16"/>
+          <w:szCs w:val="16"/>
+        </w:rPr>
+      </w:pPr>
+      <w:r>
+        <w:rPr>
+          <w:rStyle w:val="Refdenotaalpie"/>
+          <w:rFonts w:ascii="Arial Narrow" w:eastAsia="Arial Narrow" w:hAnsi="Arial Narrow" w:cs="Arial Narrow"/>
+          <w:sz w:val="16"/>
+          <w:szCs w:val="16"/>
+          <w:vertAlign w:val="superscript"/>
+        </w:rPr>
+        <w:footnoteRef/>
+      </w:r>
+      <w:r>
+        <w:rPr>
+          <w:rFonts w:ascii="Arial Narrow" w:eastAsia="Arial Narrow" w:hAnsi="Arial Narrow" w:cs="Arial Narrow"/>
+          <w:sz w:val="16"/>
+          <w:szCs w:val="16"/>
+        </w:rPr>
+        <w:tab/>
+        <w:t xml:space="preserve"/>
       </w:r>
       <w:r>
         <w:rPr>
@@ -10474,76 +10624,6 @@
           <w:szCs w:val="16"/>
         </w:rPr>
         <w:t xml:space="preserve">.</w:t>
-      </w:r>
-    </w:p>
-    <w:p>
-      <w:pPr>
-        <w:pStyle w:val="Textonotapie"/>
-        <w:ind w:left="567" w:hanging="567"/>
-        <w:jc w:val="both"/>
-        <w:rPr>
-          <w:rFonts w:ascii="Arial Narrow" w:eastAsia="Arial Narrow" w:hAnsi="Arial Narrow" w:cs="Arial Narrow"/>
-          <w:sz w:val="16"/>
-          <w:szCs w:val="16"/>
-        </w:rPr>
-      </w:pPr>
-    </w:p>
-  </w:footnote>
-  <w:footnote w:id="2">
-    <w:p>
-      <w:pPr>
-        <w:pStyle w:val="Textonotapie"/>
-        <w:ind w:left="567" w:hanging="567"/>
-        <w:jc w:val="both"/>
-        <w:rPr>
-          <w:rFonts w:ascii="Arial Narrow" w:eastAsia="Arial Narrow" w:hAnsi="Arial Narrow" w:cs="Arial Narrow"/>
-          <w:sz w:val="16"/>
-          <w:szCs w:val="16"/>
-        </w:rPr>
-      </w:pPr>
-      <w:r>
-        <w:rPr>
-          <w:rStyle w:val="Refdenotaalpie"/>
-          <w:rFonts w:ascii="Arial Narrow" w:eastAsia="Arial Narrow" w:hAnsi="Arial Narrow" w:cs="Arial Narrow"/>
-          <w:sz w:val="16"/>
-          <w:szCs w:val="16"/>
-          <w:vertAlign w:val="superscript"/>
-        </w:rPr>
-        <w:footnoteRef/>
-      </w:r>
-      <w:r>
-        <w:rPr>
-          <w:rFonts w:ascii="Arial Narrow" w:eastAsia="Arial Narrow" w:hAnsi="Arial Narrow" w:cs="Arial Narrow"/>
-          <w:sz w:val="16"/>
-          <w:szCs w:val="16"/>
-        </w:rPr>
-        <w:t xml:space="preserve"> </w:t>
-      </w:r>
-      <w:r>
-        <w:rPr>
-          <w:rFonts w:ascii="Arial Narrow" w:eastAsia="Arial Narrow" w:hAnsi="Arial Narrow" w:cs="Arial Narrow"/>
-          <w:sz w:val="16"/>
-          <w:szCs w:val="16"/>
-        </w:rPr>
-        <w:tab/>
-        <w:t>Publicado</w:t>
-      </w:r>
-      <w:r>
-        <w:rPr>
-          <w:rFonts w:ascii="Arial Narrow" w:eastAsia="Arial Narrow" w:hAnsi="Arial Narrow" w:cs="Arial Narrow"/>
-          <w:b/>
-          <w:sz w:val="16"/>
-          <w:szCs w:val="16"/>
-        </w:rPr>
-        <w:t xml:space="preserve"> </w:t>
-      </w:r>
-      <w:r>
-        <w:rPr>
-          <w:rFonts w:ascii="Arial Narrow" w:eastAsia="Arial Narrow" w:hAnsi="Arial Narrow" w:cs="Arial Narrow"/>
-          <w:sz w:val="16"/>
-          <w:szCs w:val="16"/>
-        </w:rPr>
-        <w:t xml:space="preserve">el 2 de setiembre de 2010 en el Diario Oficial El Peruano, vigente desde el 2 de octubre de 2010 y modificado por Decreto Legislativo 1308.</w:t>
       </w:r>
     </w:p>
     <w:p>
@@ -10592,7 +10672,8 @@
           <w:sz w:val="16"/>
           <w:szCs w:val="16"/>
         </w:rPr>
-        <w:t xml:space="preserve"> </w:t>
+        <w:tab/>
+        <w:t xml:space="preserve"/>
       </w:r>
       <w:r>
         <w:rPr>
@@ -10699,10 +10780,30 @@
         <w:jc w:val="both"/>
         <w:rPr>
           <w:rFonts w:ascii="Arial Narrow" w:eastAsia="Arial Narrow" w:hAnsi="Arial Narrow" w:cs="Arial Narrow"/>
-          <w:sz w:val="16"/>
-          <w:szCs w:val="16"/>
-        </w:rPr>
-      </w:pPr>
+          <w:b/>
+          <w:bCs/>
+          <w:sz w:val="16"/>
+          <w:szCs w:val="16"/>
+        </w:rPr>
+      </w:pPr>
+      <w:r>
+        <w:rPr>
+          <w:rFonts w:ascii="Arial Narrow" w:eastAsia="Arial Narrow" w:hAnsi="Arial Narrow" w:cs="Arial Narrow"/>
+          <w:sz w:val="16"/>
+          <w:szCs w:val="16"/>
+        </w:rPr>
+        <w:tab/>
+      </w:r>
+      <w:r>
+        <w:rPr>
+          <w:rFonts w:ascii="Arial Narrow" w:eastAsia="Arial Narrow" w:hAnsi="Arial Narrow" w:cs="Arial Narrow"/>
+          <w:b/>
+          <w:bCs/>
+          <w:sz w:val="16"/>
+          <w:szCs w:val="16"/>
+        </w:rPr>
+        <w:t xml:space="preserve">LEY DE ORGANIZACIÓN Y FUNCIONES DEL INDECOPI, APROBADA POR DECRETO LEGISLATIVO 1033 </w:t>
+      </w:r>
     </w:p>
     <w:p>
       <w:pPr>
@@ -10714,29 +10815,46 @@
         <w:jc w:val="both"/>
         <w:rPr>
           <w:rFonts w:ascii="Arial Narrow" w:eastAsia="Arial Narrow" w:hAnsi="Arial Narrow" w:cs="Arial Narrow"/>
+          <w:sz w:val="16"/>
+          <w:szCs w:val="16"/>
+        </w:rPr>
+      </w:pPr>
+      <w:r>
+        <w:rPr>
+          <w:rFonts w:ascii="Arial Narrow" w:eastAsia="Arial Narrow" w:hAnsi="Arial Narrow" w:cs="Arial Narrow"/>
           <w:b/>
           <w:bCs/>
           <w:sz w:val="16"/>
           <w:szCs w:val="16"/>
         </w:rPr>
-      </w:pPr>
-      <w:r>
-        <w:rPr>
-          <w:rFonts w:ascii="Arial Narrow" w:eastAsia="Arial Narrow" w:hAnsi="Arial Narrow" w:cs="Arial Narrow"/>
-          <w:sz w:val="16"/>
-          <w:szCs w:val="16"/>
-        </w:rPr>
         <w:tab/>
-      </w:r>
-      <w:r>
-        <w:rPr>
-          <w:rFonts w:ascii="Arial Narrow" w:eastAsia="Arial Narrow" w:hAnsi="Arial Narrow" w:cs="Arial Narrow"/>
-          <w:b/>
-          <w:bCs/>
-          <w:sz w:val="16"/>
-          <w:szCs w:val="16"/>
-        </w:rPr>
-        <w:t xml:space="preserve">LEY DE ORGANIZACIÓN Y FUNCIONES DEL INDECOPI, APROBADA POR DECRETO LEGISLATIVO 1033 </w:t>
+        <w:t>Artículo 27.-</w:t>
+      </w:r>
+      <w:r>
+        <w:rPr>
+          <w:rFonts w:ascii="Arial Narrow" w:eastAsia="Arial Narrow" w:hAnsi="Arial Narrow" w:cs="Arial Narrow"/>
+          <w:sz w:val="16"/>
+          <w:szCs w:val="16"/>
+        </w:rPr>
+        <w:t xml:space="preserve"> De la Comisión de Protección al </w:t>
+      </w:r>
+      <w:proofErr w:type="gramStart"/>
+      <w:r>
+        <w:rPr>
+          <w:rFonts w:ascii="Arial Narrow" w:eastAsia="Arial Narrow" w:hAnsi="Arial Narrow" w:cs="Arial Narrow"/>
+          <w:sz w:val="16"/>
+          <w:szCs w:val="16"/>
+        </w:rPr>
+        <w:t>Consumidor.-</w:t>
+      </w:r>
+      <w:proofErr w:type="gramEnd"/>
+      <w:r>
+        <w:rPr>
+          <w:rFonts w:ascii="Arial Narrow" w:eastAsia="Arial Narrow" w:hAnsi="Arial Narrow" w:cs="Arial Narrow"/>
+          <w:sz w:val="16"/>
+          <w:szCs w:val="16"/>
+        </w:rPr>
+        <w:t xml:space="preserve"> </w:t>
       </w:r>
     </w:p>
     <w:p>
@@ -10756,39 +10874,11 @@
       <w:r>
         <w:rPr>
           <w:rFonts w:ascii="Arial Narrow" w:eastAsia="Arial Narrow" w:hAnsi="Arial Narrow" w:cs="Arial Narrow"/>
-          <w:b/>
-          <w:bCs/>
           <w:sz w:val="16"/>
           <w:szCs w:val="16"/>
         </w:rPr>
         <w:tab/>
-        <w:t>Artículo 27.-</w:t>
-      </w:r>
-      <w:r>
-        <w:rPr>
-          <w:rFonts w:ascii="Arial Narrow" w:eastAsia="Arial Narrow" w:hAnsi="Arial Narrow" w:cs="Arial Narrow"/>
-          <w:sz w:val="16"/>
-          <w:szCs w:val="16"/>
-        </w:rPr>
-        <w:t xml:space="preserve"> De la Comisión de Protección al </w:t>
-      </w:r>
-      <w:proofErr w:type="gramStart"/>
-      <w:r>
-        <w:rPr>
-          <w:rFonts w:ascii="Arial Narrow" w:eastAsia="Arial Narrow" w:hAnsi="Arial Narrow" w:cs="Arial Narrow"/>
-          <w:sz w:val="16"/>
-          <w:szCs w:val="16"/>
-        </w:rPr>
-        <w:t>Consumidor.-</w:t>
-      </w:r>
-      <w:proofErr w:type="gramEnd"/>
-      <w:r>
-        <w:rPr>
-          <w:rFonts w:ascii="Arial Narrow" w:eastAsia="Arial Narrow" w:hAnsi="Arial Narrow" w:cs="Arial Narrow"/>
-          <w:sz w:val="16"/>
-          <w:szCs w:val="16"/>
-        </w:rPr>
-        <w:t xml:space="preserve"> </w:t>
+        <w:t>Corresponde a la Comisión de Protección al Consumidor velar por el cumplimiento de la Ley de Protección al Consumidor y de las leyes que, en general, protegen a los consumidores de la falta de idoneidad de los bienes y servicios en función de la información brindada, de las omisiones de información y de la discriminación en el consumo, así como de aquellas que complementen o sustituyan a las anteriores.</w:t>
       </w:r>
     </w:p>
     <w:p>
@@ -10801,20 +10891,15 @@
         <w:jc w:val="both"/>
         <w:rPr>
           <w:rFonts w:ascii="Arial Narrow" w:eastAsia="Arial Narrow" w:hAnsi="Arial Narrow" w:cs="Arial Narrow"/>
-          <w:sz w:val="16"/>
-          <w:szCs w:val="16"/>
-        </w:rPr>
-      </w:pPr>
-      <w:r>
-        <w:rPr>
-          <w:rFonts w:ascii="Arial Narrow" w:eastAsia="Arial Narrow" w:hAnsi="Arial Narrow" w:cs="Arial Narrow"/>
-          <w:sz w:val="16"/>
-          <w:szCs w:val="16"/>
-        </w:rPr>
-        <w:tab/>
-        <w:t>Corresponde a la Comisión de Protección al Consumidor velar por el cumplimiento de la Ley de Protección al Consumidor y de las leyes que, en general, protegen a los consumidores de la falta de idoneidad de los bienes y servicios en función de la información brindada, de las omisiones de información y de la discriminación en el consumo, así como de aquellas que complementen o sustituyan a las anteriores.</w:t>
-      </w:r>
-    </w:p>
+          <w:b/>
+          <w:bCs/>
+          <w:sz w:val="16"/>
+          <w:szCs w:val="16"/>
+        </w:rPr>
+      </w:pPr>
+    </w:p>
+  </w:footnote>
+  <w:footnote w:id="4">
     <w:p>
       <w:pPr>
         <w:pStyle w:val="Textonotapie"/>
@@ -10831,9 +10916,150 @@
           <w:szCs w:val="16"/>
         </w:rPr>
       </w:pPr>
-    </w:p>
-  </w:footnote>
-  <w:footnote w:id="4">
+      <w:r>
+        <w:rPr>
+          <w:rStyle w:val="Refdenotaalpie"/>
+          <w:rFonts w:ascii="Arial Narrow" w:eastAsia="Arial Narrow" w:hAnsi="Arial Narrow" w:cs="Arial Narrow"/>
+          <w:sz w:val="16"/>
+          <w:szCs w:val="16"/>
+          <w:vertAlign w:val="superscript"/>
+        </w:rPr>
+        <w:footnoteRef/>
+      </w:r>
+      <w:r>
+        <w:rPr>
+          <w:rFonts w:ascii="Arial Narrow" w:eastAsia="Arial Narrow" w:hAnsi="Arial Narrow" w:cs="Arial Narrow"/>
+          <w:sz w:val="16"/>
+          <w:szCs w:val="16"/>
+        </w:rPr>
+        <w:tab/>
+        <w:t xml:space="preserve"/>
+      </w:r>
+      <w:r>
+        <w:rPr>
+          <w:rFonts w:ascii="Arial Narrow" w:eastAsia="Arial Narrow" w:hAnsi="Arial Narrow" w:cs="Arial Narrow"/>
+          <w:sz w:val="16"/>
+          <w:szCs w:val="16"/>
+        </w:rPr>
+        <w:tab/>
+      </w:r>
+      <w:r>
+        <w:rPr>
+          <w:rFonts w:ascii="Arial Narrow" w:eastAsia="Arial Narrow" w:hAnsi="Arial Narrow" w:cs="Arial Narrow"/>
+          <w:b/>
+          <w:bCs/>
+          <w:sz w:val="16"/>
+          <w:szCs w:val="16"/>
+        </w:rPr>
+        <w:t xml:space="preserve">LEY 29571, CÓDIGO DE PROTECCIÓN Y DEFENSA DEL CONSUMIDOR, publicado el 2 de setiembre de 2010 y modificado por Decreto Legislativo 1308 </w:t>
+      </w:r>
+    </w:p>
+    <w:p>
+      <w:pPr>
+        <w:pStyle w:val="Textonotapie"/>
+        <w:ind w:left="567" w:right="-1"/>
+        <w:jc w:val="both"/>
+        <w:rPr>
+          <w:rFonts w:ascii="Arial Narrow" w:eastAsia="Arial Narrow" w:hAnsi="Arial Narrow" w:cs="Arial Narrow"/>
+          <w:b/>
+          <w:bCs/>
+          <w:sz w:val="16"/>
+          <w:szCs w:val="16"/>
+        </w:rPr>
+      </w:pPr>
+      <w:r>
+        <w:rPr>
+          <w:rFonts w:ascii="Arial Narrow" w:eastAsia="Arial Narrow" w:hAnsi="Arial Narrow" w:cs="Arial Narrow"/>
+          <w:b/>
+          <w:bCs/>
+          <w:sz w:val="16"/>
+          <w:szCs w:val="16"/>
+        </w:rPr>
+        <w:t xml:space="preserve">Artículo 18.- Idoneidad </w:t>
+      </w:r>
+    </w:p>
+    <w:p>
+      <w:pPr>
+        <w:pStyle w:val="Textonotapie"/>
+        <w:ind w:left="567" w:right="-1"/>
+        <w:jc w:val="both"/>
+        <w:rPr>
+          <w:rFonts w:ascii="Arial Narrow" w:eastAsia="Arial Narrow" w:hAnsi="Arial Narrow" w:cs="Arial Narrow"/>
+          <w:sz w:val="16"/>
+          <w:szCs w:val="16"/>
+        </w:rPr>
+      </w:pPr>
+      <w:r>
+        <w:rPr>
+          <w:rFonts w:ascii="Arial Narrow" w:eastAsia="Arial Narrow" w:hAnsi="Arial Narrow" w:cs="Arial Narrow"/>
+          <w:sz w:val="16"/>
+          <w:szCs w:val="16"/>
+        </w:rPr>
+        <w:t xml:space="preserve">Se entiende por idoneidad la correspondencia entre lo que un consumidor espera y lo que efectivamente recibe, en función a lo que se le hubiera ofrecido, la publicidad e información transmitida, las condiciones y circunstancias de la transacción, las características y naturaleza del producto o servicio, el precio, entre otros factores, atendiendo a las circunstancias del caso. </w:t>
+      </w:r>
+    </w:p>
+    <w:p>
+      <w:pPr>
+        <w:pStyle w:val="Textonotapie"/>
+        <w:ind w:left="567" w:right="-1"/>
+        <w:jc w:val="both"/>
+        <w:rPr>
+          <w:rFonts w:ascii="Arial Narrow" w:eastAsia="Arial Narrow" w:hAnsi="Arial Narrow" w:cs="Arial Narrow"/>
+          <w:sz w:val="16"/>
+          <w:szCs w:val="16"/>
+        </w:rPr>
+      </w:pPr>
+      <w:r>
+        <w:rPr>
+          <w:rFonts w:ascii="Arial Narrow" w:eastAsia="Arial Narrow" w:hAnsi="Arial Narrow" w:cs="Arial Narrow"/>
+          <w:sz w:val="16"/>
+          <w:szCs w:val="16"/>
+        </w:rPr>
+        <w:t xml:space="preserve">La idoneidad es evaluada en función a la propia naturaleza del producto o servicio y a su aptitud para satisfacer la finalidad para la cual ha sido puesto en el mercado. Las autorizaciones por parte de los organismos del Estado para la fabricación de un producto o la prestación de un servicio, en los casos que sea necesario, no eximen de responsabilidad al proveedor frente al consumidor. </w:t>
+      </w:r>
+    </w:p>
+    <w:p>
+      <w:pPr>
+        <w:pStyle w:val="Textonotapie"/>
+        <w:ind w:left="567" w:right="-1"/>
+        <w:jc w:val="both"/>
+        <w:rPr>
+          <w:rFonts w:ascii="Arial Narrow" w:eastAsia="Arial Narrow" w:hAnsi="Arial Narrow" w:cs="Arial Narrow"/>
+          <w:sz w:val="16"/>
+          <w:szCs w:val="16"/>
+        </w:rPr>
+      </w:pPr>
+      <w:r>
+        <w:rPr>
+          <w:rFonts w:ascii="Arial Narrow" w:eastAsia="Arial Narrow" w:hAnsi="Arial Narrow" w:cs="Arial Narrow"/>
+          <w:b/>
+          <w:bCs/>
+          <w:sz w:val="16"/>
+          <w:szCs w:val="16"/>
+        </w:rPr>
+        <w:t xml:space="preserve">Artículo 19.- Obligación de los proveedores </w:t>
+      </w:r>
+    </w:p>
+    <w:p>
+      <w:pPr>
+        <w:pStyle w:val="Textonotapie"/>
+        <w:ind w:left="567" w:right="-1"/>
+        <w:jc w:val="both"/>
+        <w:rPr>
+          <w:rFonts w:ascii="Arial Narrow" w:eastAsia="Arial Narrow" w:hAnsi="Arial Narrow" w:cs="Arial Narrow"/>
+          <w:sz w:val="16"/>
+          <w:szCs w:val="16"/>
+        </w:rPr>
+      </w:pPr>
+      <w:r>
+        <w:rPr>
+          <w:rFonts w:ascii="Arial Narrow" w:eastAsia="Arial Narrow" w:hAnsi="Arial Narrow" w:cs="Arial Narrow"/>
+          <w:sz w:val="16"/>
+          <w:szCs w:val="16"/>
+        </w:rPr>
+        <w:t>El proveedor responde por la idoneidad y calidad de los productos y servicios ofrecidos; por la autenticidad de las marcas y leyendas que exhiben sus productos o del signo que respalda al prestador del servicio, por la falta de conformidad entre la publicidad comercial de los productos y servicios y estos, así como por el contenido y la vida útil del producto indicado en el envase, en lo que corresponda.</w:t>
+      </w:r>
+    </w:p>
     <w:p>
       <w:pPr>
         <w:pStyle w:val="Textonotapie"/>
@@ -10850,161 +11076,9 @@
           <w:szCs w:val="16"/>
         </w:rPr>
       </w:pPr>
-      <w:r>
-        <w:rPr>
-          <w:rStyle w:val="Refdenotaalpie"/>
-          <w:rFonts w:ascii="Arial Narrow" w:eastAsia="Arial Narrow" w:hAnsi="Arial Narrow" w:cs="Arial Narrow"/>
-          <w:sz w:val="16"/>
-          <w:szCs w:val="16"/>
-          <w:vertAlign w:val="superscript"/>
-        </w:rPr>
-        <w:footnoteRef/>
-      </w:r>
-      <w:r>
-        <w:rPr>
-          <w:rFonts w:ascii="Arial Narrow" w:eastAsia="Arial Narrow" w:hAnsi="Arial Narrow" w:cs="Arial Narrow"/>
-          <w:sz w:val="16"/>
-          <w:szCs w:val="16"/>
-        </w:rPr>
-        <w:t xml:space="preserve"> </w:t>
-      </w:r>
-      <w:r>
-        <w:rPr>
-          <w:rFonts w:ascii="Arial Narrow" w:eastAsia="Arial Narrow" w:hAnsi="Arial Narrow" w:cs="Arial Narrow"/>
-          <w:sz w:val="16"/>
-          <w:szCs w:val="16"/>
-        </w:rPr>
-        <w:tab/>
-      </w:r>
-      <w:r>
-        <w:rPr>
-          <w:rFonts w:ascii="Arial Narrow" w:eastAsia="Arial Narrow" w:hAnsi="Arial Narrow" w:cs="Arial Narrow"/>
-          <w:b/>
-          <w:bCs/>
-          <w:sz w:val="16"/>
-          <w:szCs w:val="16"/>
-        </w:rPr>
-        <w:t xml:space="preserve">LEY 29571, CÓDIGO DE PROTECCIÓN Y DEFENSA DEL CONSUMIDOR, publicado el 2 de setiembre de 2010 y modificado por Decreto Legislativo 1308 </w:t>
-      </w:r>
-    </w:p>
-    <w:p>
-      <w:pPr>
-        <w:pStyle w:val="Textonotapie"/>
-        <w:ind w:left="567" w:right="-1"/>
-        <w:jc w:val="both"/>
-        <w:rPr>
-          <w:rFonts w:ascii="Arial Narrow" w:eastAsia="Arial Narrow" w:hAnsi="Arial Narrow" w:cs="Arial Narrow"/>
-          <w:b/>
-          <w:bCs/>
-          <w:sz w:val="16"/>
-          <w:szCs w:val="16"/>
-        </w:rPr>
-      </w:pPr>
-      <w:r>
-        <w:rPr>
-          <w:rFonts w:ascii="Arial Narrow" w:eastAsia="Arial Narrow" w:hAnsi="Arial Narrow" w:cs="Arial Narrow"/>
-          <w:b/>
-          <w:bCs/>
-          <w:sz w:val="16"/>
-          <w:szCs w:val="16"/>
-        </w:rPr>
-        <w:t xml:space="preserve">Artículo 18.- Idoneidad </w:t>
-      </w:r>
-    </w:p>
-    <w:p>
-      <w:pPr>
-        <w:pStyle w:val="Textonotapie"/>
-        <w:ind w:left="567" w:right="-1"/>
-        <w:jc w:val="both"/>
-        <w:rPr>
-          <w:rFonts w:ascii="Arial Narrow" w:eastAsia="Arial Narrow" w:hAnsi="Arial Narrow" w:cs="Arial Narrow"/>
-          <w:sz w:val="16"/>
-          <w:szCs w:val="16"/>
-        </w:rPr>
-      </w:pPr>
-      <w:r>
-        <w:rPr>
-          <w:rFonts w:ascii="Arial Narrow" w:eastAsia="Arial Narrow" w:hAnsi="Arial Narrow" w:cs="Arial Narrow"/>
-          <w:sz w:val="16"/>
-          <w:szCs w:val="16"/>
-        </w:rPr>
-        <w:t xml:space="preserve">Se entiende por idoneidad la correspondencia entre lo que un consumidor espera y lo que efectivamente recibe, en función a lo que se le hubiera ofrecido, la publicidad e información transmitida, las condiciones y circunstancias de la transacción, las características y naturaleza del producto o servicio, el precio, entre otros factores, atendiendo a las circunstancias del caso. </w:t>
-      </w:r>
-    </w:p>
-    <w:p>
-      <w:pPr>
-        <w:pStyle w:val="Textonotapie"/>
-        <w:ind w:left="567" w:right="-1"/>
-        <w:jc w:val="both"/>
-        <w:rPr>
-          <w:rFonts w:ascii="Arial Narrow" w:eastAsia="Arial Narrow" w:hAnsi="Arial Narrow" w:cs="Arial Narrow"/>
-          <w:sz w:val="16"/>
-          <w:szCs w:val="16"/>
-        </w:rPr>
-      </w:pPr>
-      <w:r>
-        <w:rPr>
-          <w:rFonts w:ascii="Arial Narrow" w:eastAsia="Arial Narrow" w:hAnsi="Arial Narrow" w:cs="Arial Narrow"/>
-          <w:sz w:val="16"/>
-          <w:szCs w:val="16"/>
-        </w:rPr>
-        <w:t xml:space="preserve">La idoneidad es evaluada en función a la propia naturaleza del producto o servicio y a su aptitud para satisfacer la finalidad para la cual ha sido puesto en el mercado. Las autorizaciones por parte de los organismos del Estado para la fabricación de un producto o la prestación de un servicio, en los casos que sea necesario, no eximen de responsabilidad al proveedor frente al consumidor. </w:t>
-      </w:r>
-    </w:p>
-    <w:p>
-      <w:pPr>
-        <w:pStyle w:val="Textonotapie"/>
-        <w:ind w:left="567" w:right="-1"/>
-        <w:jc w:val="both"/>
-        <w:rPr>
-          <w:rFonts w:ascii="Arial Narrow" w:eastAsia="Arial Narrow" w:hAnsi="Arial Narrow" w:cs="Arial Narrow"/>
-          <w:sz w:val="16"/>
-          <w:szCs w:val="16"/>
-        </w:rPr>
-      </w:pPr>
-    </w:p>
-    <w:p>
-      <w:pPr>
-        <w:pStyle w:val="Textonotapie"/>
-        <w:ind w:left="567" w:right="-1"/>
-        <w:jc w:val="both"/>
-        <w:rPr>
-          <w:rFonts w:ascii="Arial Narrow" w:eastAsia="Arial Narrow" w:hAnsi="Arial Narrow" w:cs="Arial Narrow"/>
-          <w:sz w:val="16"/>
-          <w:szCs w:val="16"/>
-        </w:rPr>
-      </w:pPr>
-      <w:r>
-        <w:rPr>
-          <w:rFonts w:ascii="Arial Narrow" w:eastAsia="Arial Narrow" w:hAnsi="Arial Narrow" w:cs="Arial Narrow"/>
-          <w:b/>
-          <w:bCs/>
-          <w:sz w:val="16"/>
-          <w:szCs w:val="16"/>
-        </w:rPr>
-        <w:t xml:space="preserve">Artículo 19.- Obligación de los proveedores </w:t>
-      </w:r>
-    </w:p>
-    <w:p>
-      <w:pPr>
-        <w:pStyle w:val="Textonotapie"/>
-        <w:ind w:left="567" w:right="-1"/>
-        <w:jc w:val="both"/>
-        <w:rPr>
-          <w:rFonts w:ascii="Arial Narrow" w:eastAsia="Arial Narrow" w:hAnsi="Arial Narrow" w:cs="Arial Narrow"/>
-          <w:sz w:val="16"/>
-          <w:szCs w:val="16"/>
-        </w:rPr>
-      </w:pPr>
-      <w:r>
-        <w:rPr>
-          <w:rFonts w:ascii="Arial Narrow" w:eastAsia="Arial Narrow" w:hAnsi="Arial Narrow" w:cs="Arial Narrow"/>
-          <w:sz w:val="16"/>
-          <w:szCs w:val="16"/>
-        </w:rPr>
-        <w:t>El proveedor responde por la idoneidad y calidad de los productos y servicios ofrecidos; por la autenticidad de las marcas y leyendas que exhiben sus productos o del signo que respalda al prestador del servicio, por la falta de conformidad entre la publicidad comercial de los productos y servicios y estos, así como por el contenido y la vida útil del producto indicado en el envase, en lo que corresponda.</w:t>
-      </w:r>
-    </w:p>
+    </w:p>
+  </w:footnote>
+  <w:footnote w:id="5">
     <w:p>
       <w:pPr>
         <w:pStyle w:val="Textonotapie"/>
@@ -11021,9 +11095,119 @@
           <w:szCs w:val="16"/>
         </w:rPr>
       </w:pPr>
-    </w:p>
-  </w:footnote>
-  <w:footnote w:id="5">
+      <w:r>
+        <w:rPr>
+          <w:rStyle w:val="Refdenotaalpie"/>
+          <w:rFonts w:ascii="Arial Narrow" w:eastAsia="Arial Narrow" w:hAnsi="Arial Narrow" w:cs="Arial Narrow"/>
+          <w:sz w:val="16"/>
+          <w:szCs w:val="16"/>
+          <w:vertAlign w:val="superscript"/>
+        </w:rPr>
+        <w:footnoteRef/>
+      </w:r>
+      <w:r>
+        <w:rPr>
+          <w:rFonts w:ascii="Arial Narrow" w:eastAsia="Arial Narrow" w:hAnsi="Arial Narrow" w:cs="Arial Narrow"/>
+          <w:sz w:val="16"/>
+          <w:szCs w:val="16"/>
+        </w:rPr>
+        <w:tab/>
+        <w:t xml:space="preserve"/>
+      </w:r>
+      <w:r>
+        <w:rPr>
+          <w:rFonts w:ascii="Arial Narrow" w:eastAsia="Arial Narrow" w:hAnsi="Arial Narrow" w:cs="Arial Narrow"/>
+          <w:sz w:val="16"/>
+          <w:szCs w:val="16"/>
+        </w:rPr>
+        <w:tab/>
+      </w:r>
+      <w:r>
+        <w:rPr>
+          <w:rFonts w:ascii="Arial Narrow" w:eastAsia="Arial Narrow" w:hAnsi="Arial Narrow" w:cs="Arial Narrow"/>
+          <w:b/>
+          <w:bCs/>
+          <w:sz w:val="16"/>
+          <w:szCs w:val="16"/>
+        </w:rPr>
+        <w:t xml:space="preserve">LEY 29571, CÓDIGO DE PROTECCIÓN Y DEFENSA DEL CONSUMIDOR, publicado el 2 de setiembre de 2010 y modificado por Decreto Legislativo 1308 </w:t>
+      </w:r>
+    </w:p>
+    <w:p>
+      <w:pPr>
+        <w:pStyle w:val="Textonotapie"/>
+        <w:ind w:firstLine="567"/>
+        <w:rPr>
+          <w:rFonts w:ascii="Arial Narrow" w:eastAsia="Arial Narrow" w:hAnsi="Arial Narrow" w:cs="Arial Narrow"/>
+          <w:b/>
+          <w:bCs/>
+          <w:sz w:val="16"/>
+          <w:szCs w:val="16"/>
+        </w:rPr>
+      </w:pPr>
+      <w:r>
+        <w:rPr>
+          <w:rFonts w:ascii="Arial Narrow" w:eastAsia="Arial Narrow" w:hAnsi="Arial Narrow" w:cs="Arial Narrow"/>
+          <w:b/>
+          <w:bCs/>
+          <w:sz w:val="16"/>
+          <w:szCs w:val="16"/>
+        </w:rPr>
+        <w:t>Artículo 1.- Derechos de los consumidores</w:t>
+      </w:r>
+    </w:p>
+    <w:p>
+      <w:pPr>
+        <w:pStyle w:val="Textonotapie"/>
+        <w:tabs>
+          <w:tab w:val="left" w:pos="567"/>
+        </w:tabs>
+        <w:rPr>
+          <w:rFonts w:ascii="Arial Narrow" w:eastAsia="Arial Narrow" w:hAnsi="Arial Narrow" w:cs="Arial Narrow"/>
+          <w:sz w:val="16"/>
+          <w:szCs w:val="16"/>
+        </w:rPr>
+      </w:pPr>
+      <w:r>
+        <w:rPr>
+          <w:rFonts w:ascii="Arial Narrow" w:eastAsia="Arial Narrow" w:hAnsi="Arial Narrow" w:cs="Arial Narrow"/>
+          <w:sz w:val="16"/>
+          <w:szCs w:val="16"/>
+        </w:rPr>
+        <w:tab/>
+        <w:t>1.1 (…)</w:t>
+      </w:r>
+    </w:p>
+    <w:p>
+      <w:pPr>
+        <w:pStyle w:val="Textonotapie"/>
+        <w:tabs>
+          <w:tab w:val="left" w:pos="567"/>
+        </w:tabs>
+        <w:ind w:left="570"/>
+        <w:rPr>
+          <w:rFonts w:ascii="Arial Narrow" w:eastAsia="Arial Narrow" w:hAnsi="Arial Narrow" w:cs="Arial Narrow"/>
+          <w:sz w:val="16"/>
+          <w:szCs w:val="16"/>
+        </w:rPr>
+      </w:pPr>
+      <w:r>
+        <w:rPr>
+          <w:rFonts w:ascii="Arial Narrow" w:eastAsia="Arial Narrow" w:hAnsi="Arial Narrow" w:cs="Arial Narrow"/>
+          <w:sz w:val="16"/>
+          <w:szCs w:val="16"/>
+        </w:rPr>
+        <w:t xml:space="preserve">b. </w:t>
+      </w:r>
+      <w:r>
+        <w:rPr>
+          <w:rFonts w:ascii="Arial Narrow" w:eastAsia="Arial Narrow" w:hAnsi="Arial Narrow" w:cs="Arial Narrow"/>
+          <w:sz w:val="16"/>
+          <w:szCs w:val="16"/>
+        </w:rPr>
+        <w:t xml:space="preserve">Derecho a acceder a información oportuna, suficiente, veraz y fácilmente accesible, relevante para tomar una decisión o realizar una elección de consumo que se ajuste a sus intereses, así como para efectuar un uso o consumo adecuado de los productos o servicios. </w:t>
+      </w:r>
+    </w:p>
     <w:p>
       <w:pPr>
         <w:pStyle w:val="Textonotapie"/>
@@ -11034,6 +11218,27 @@
         <w:jc w:val="both"/>
         <w:rPr>
           <w:rFonts w:ascii="Arial Narrow" w:eastAsia="Arial Narrow" w:hAnsi="Arial Narrow" w:cs="Arial Narrow"/>
+          <w:sz w:val="16"/>
+          <w:szCs w:val="16"/>
+        </w:rPr>
+      </w:pPr>
+      <w:r>
+        <w:rPr>
+          <w:rFonts w:ascii="Arial Narrow" w:eastAsia="Arial Narrow" w:hAnsi="Arial Narrow" w:cs="Arial Narrow"/>
+          <w:sz w:val="16"/>
+          <w:szCs w:val="16"/>
+        </w:rPr>
+        <w:tab/>
+        <w:t>(…).</w:t>
+      </w:r>
+    </w:p>
+    <w:p>
+      <w:pPr>
+        <w:pStyle w:val="Textonotapie"/>
+        <w:ind w:firstLine="567"/>
+        <w:jc w:val="both"/>
+        <w:rPr>
+          <w:rFonts w:ascii="Arial Narrow" w:eastAsia="Arial Narrow" w:hAnsi="Arial Narrow" w:cs="Arial Narrow"/>
           <w:b/>
           <w:bCs/>
           <w:sz w:val="16"/>
@@ -11042,62 +11247,13 @@
       </w:pPr>
       <w:r>
         <w:rPr>
-          <w:rStyle w:val="Refdenotaalpie"/>
-          <w:rFonts w:ascii="Arial Narrow" w:eastAsia="Arial Narrow" w:hAnsi="Arial Narrow" w:cs="Arial Narrow"/>
-          <w:sz w:val="16"/>
-          <w:szCs w:val="16"/>
-          <w:vertAlign w:val="superscript"/>
-        </w:rPr>
-        <w:footnoteRef/>
-      </w:r>
-      <w:r>
-        <w:rPr>
-          <w:rFonts w:ascii="Arial Narrow" w:eastAsia="Arial Narrow" w:hAnsi="Arial Narrow" w:cs="Arial Narrow"/>
-          <w:sz w:val="16"/>
-          <w:szCs w:val="16"/>
-        </w:rPr>
-        <w:t xml:space="preserve"> </w:t>
-      </w:r>
-      <w:r>
-        <w:rPr>
-          <w:rFonts w:ascii="Arial Narrow" w:eastAsia="Arial Narrow" w:hAnsi="Arial Narrow" w:cs="Arial Narrow"/>
-          <w:sz w:val="16"/>
-          <w:szCs w:val="16"/>
-        </w:rPr>
-        <w:tab/>
-      </w:r>
-      <w:r>
-        <w:rPr>
           <w:rFonts w:ascii="Arial Narrow" w:eastAsia="Arial Narrow" w:hAnsi="Arial Narrow" w:cs="Arial Narrow"/>
           <w:b/>
           <w:bCs/>
           <w:sz w:val="16"/>
           <w:szCs w:val="16"/>
         </w:rPr>
-        <w:t xml:space="preserve">LEY 29571, CÓDIGO DE PROTECCIÓN Y DEFENSA DEL CONSUMIDOR, publicado el 2 de setiembre de 2010 y modificado por Decreto Legislativo 1308 </w:t>
-      </w:r>
-    </w:p>
-    <w:p>
-      <w:pPr>
-        <w:pStyle w:val="Textonotapie"/>
-        <w:ind w:firstLine="567"/>
-        <w:rPr>
-          <w:rFonts w:ascii="Arial Narrow" w:eastAsia="Arial Narrow" w:hAnsi="Arial Narrow" w:cs="Arial Narrow"/>
-          <w:b/>
-          <w:bCs/>
-          <w:sz w:val="16"/>
-          <w:szCs w:val="16"/>
-        </w:rPr>
-      </w:pPr>
-      <w:r>
-        <w:rPr>
-          <w:rFonts w:ascii="Arial Narrow" w:eastAsia="Arial Narrow" w:hAnsi="Arial Narrow" w:cs="Arial Narrow"/>
-          <w:b/>
-          <w:bCs/>
-          <w:sz w:val="16"/>
-          <w:szCs w:val="16"/>
-        </w:rPr>
-        <w:t>Artículo 1.- Derechos de los consumidores</w:t>
+        <w:t>Artículo 2.- Información relevante</w:t>
       </w:r>
     </w:p>
     <w:p>
@@ -11106,20 +11262,21 @@
         <w:tabs>
           <w:tab w:val="left" w:pos="567"/>
         </w:tabs>
-        <w:rPr>
-          <w:rFonts w:ascii="Arial Narrow" w:eastAsia="Arial Narrow" w:hAnsi="Arial Narrow" w:cs="Arial Narrow"/>
-          <w:sz w:val="16"/>
-          <w:szCs w:val="16"/>
-        </w:rPr>
-      </w:pPr>
-      <w:r>
-        <w:rPr>
-          <w:rFonts w:ascii="Arial Narrow" w:eastAsia="Arial Narrow" w:hAnsi="Arial Narrow" w:cs="Arial Narrow"/>
-          <w:sz w:val="16"/>
-          <w:szCs w:val="16"/>
-        </w:rPr>
-        <w:tab/>
-        <w:t>1.1 (…)</w:t>
+        <w:ind w:left="567"/>
+        <w:jc w:val="both"/>
+        <w:rPr>
+          <w:rFonts w:ascii="Arial Narrow" w:eastAsia="Arial Narrow" w:hAnsi="Arial Narrow" w:cs="Arial Narrow"/>
+          <w:sz w:val="16"/>
+          <w:szCs w:val="16"/>
+        </w:rPr>
+      </w:pPr>
+      <w:r>
+        <w:rPr>
+          <w:rFonts w:ascii="Arial Narrow" w:eastAsia="Arial Narrow" w:hAnsi="Arial Narrow" w:cs="Arial Narrow"/>
+          <w:sz w:val="16"/>
+          <w:szCs w:val="16"/>
+        </w:rPr>
+        <w:t xml:space="preserve">2.1 El proveedor tiene la obligación de ofrecer al consumidor toda la información relevante para tomar una decisión o realizar una elección adecuada de consumo, así como para efectuar un uso o consumo adecuado de los productos o servicios. </w:t>
       </w:r>
     </w:p>
     <w:p>
@@ -11128,28 +11285,75 @@
         <w:tabs>
           <w:tab w:val="left" w:pos="567"/>
         </w:tabs>
-        <w:ind w:left="570"/>
-        <w:rPr>
-          <w:rFonts w:ascii="Arial Narrow" w:eastAsia="Arial Narrow" w:hAnsi="Arial Narrow" w:cs="Arial Narrow"/>
-          <w:sz w:val="16"/>
-          <w:szCs w:val="16"/>
-        </w:rPr>
-      </w:pPr>
-      <w:r>
-        <w:rPr>
-          <w:rFonts w:ascii="Arial Narrow" w:eastAsia="Arial Narrow" w:hAnsi="Arial Narrow" w:cs="Arial Narrow"/>
-          <w:sz w:val="16"/>
-          <w:szCs w:val="16"/>
-        </w:rPr>
-        <w:t xml:space="preserve">b. </w:t>
-      </w:r>
-      <w:r>
-        <w:rPr>
-          <w:rFonts w:ascii="Arial Narrow" w:eastAsia="Arial Narrow" w:hAnsi="Arial Narrow" w:cs="Arial Narrow"/>
-          <w:sz w:val="16"/>
-          <w:szCs w:val="16"/>
-        </w:rPr>
-        <w:t xml:space="preserve">Derecho a acceder a información oportuna, suficiente, veraz y fácilmente accesible, relevante para tomar una decisión o realizar una elección de consumo que se ajuste a sus intereses, así como para efectuar un uso o consumo adecuado de los productos o servicios. </w:t>
+        <w:ind w:left="567"/>
+        <w:jc w:val="both"/>
+        <w:rPr>
+          <w:rFonts w:ascii="Arial Narrow" w:eastAsia="Arial Narrow" w:hAnsi="Arial Narrow" w:cs="Arial Narrow"/>
+          <w:sz w:val="16"/>
+          <w:szCs w:val="16"/>
+        </w:rPr>
+      </w:pPr>
+      <w:r>
+        <w:rPr>
+          <w:rFonts w:ascii="Arial Narrow" w:eastAsia="Arial Narrow" w:hAnsi="Arial Narrow" w:cs="Arial Narrow"/>
+          <w:sz w:val="16"/>
+          <w:szCs w:val="16"/>
+        </w:rPr>
+        <w:t xml:space="preserve">2.2 La información debe ser veraz, suficiente, de fácil comprensión, apropiada, oportuna y fácilmente accesible, debiendo ser brindada en idioma castellano. </w:t>
+      </w:r>
+    </w:p>
+    <w:p>
+      <w:pPr>
+        <w:pStyle w:val="Textonotapie"/>
+        <w:tabs>
+          <w:tab w:val="left" w:pos="567"/>
+        </w:tabs>
+        <w:ind w:left="567"/>
+        <w:jc w:val="both"/>
+        <w:rPr>
+          <w:rFonts w:ascii="Arial Narrow" w:eastAsia="Arial Narrow" w:hAnsi="Arial Narrow" w:cs="Arial Narrow"/>
+          <w:sz w:val="16"/>
+          <w:szCs w:val="16"/>
+        </w:rPr>
+      </w:pPr>
+      <w:r>
+        <w:rPr>
+          <w:rFonts w:ascii="Arial Narrow" w:eastAsia="Arial Narrow" w:hAnsi="Arial Narrow" w:cs="Arial Narrow"/>
+          <w:sz w:val="16"/>
+          <w:szCs w:val="16"/>
+        </w:rPr>
+        <w:t xml:space="preserve">2.3 Sin perjuicio de las exigencias concretas de las normas sectoriales correspondientes, para analizar la información relevante se tiene en consideración a toda aquella sin la cual no se hubiera adoptado la decisión de consumo o se hubiera efectuado en términos substancialmente distintos. Para ello se debe examinar si la información omitida desnaturaliza las condiciones en que se realizó la oferta al consumidor. </w:t>
+      </w:r>
+    </w:p>
+    <w:p>
+      <w:pPr>
+        <w:pStyle w:val="Textonotapie"/>
+        <w:tabs>
+          <w:tab w:val="left" w:pos="567"/>
+        </w:tabs>
+        <w:ind w:left="567"/>
+        <w:jc w:val="both"/>
+        <w:rPr>
+          <w:rFonts w:ascii="Arial Narrow" w:eastAsia="Arial Narrow" w:hAnsi="Arial Narrow" w:cs="Arial Narrow"/>
+          <w:sz w:val="16"/>
+          <w:szCs w:val="16"/>
+        </w:rPr>
+      </w:pPr>
+      <w:r>
+        <w:rPr>
+          <w:rFonts w:ascii="Arial Narrow" w:eastAsia="Arial Narrow" w:hAnsi="Arial Narrow" w:cs="Arial Narrow"/>
+          <w:sz w:val="16"/>
+          <w:szCs w:val="16"/>
+        </w:rPr>
+        <w:t>2.4 Al evaluarse la información, deben considerarse los problemas de confusión que generarían al consumidor el suministro de información excesiva o sumamente compleja, atendiendo a la naturaleza del producto adquirido o al servicio contratado</w:t>
+      </w:r>
+      <w:r>
+        <w:rPr>
+          <w:rFonts w:ascii="Arial Narrow" w:eastAsia="Arial Narrow" w:hAnsi="Arial Narrow" w:cs="Arial Narrow"/>
+          <w:sz w:val="16"/>
+          <w:szCs w:val="16"/>
+        </w:rPr>
+        <w:t xml:space="preserve">. </w:t>
       </w:r>
     </w:p>
     <w:p>
@@ -11162,20 +11366,15 @@
         <w:jc w:val="both"/>
         <w:rPr>
           <w:rFonts w:ascii="Arial Narrow" w:eastAsia="Arial Narrow" w:hAnsi="Arial Narrow" w:cs="Arial Narrow"/>
-          <w:sz w:val="16"/>
-          <w:szCs w:val="16"/>
-        </w:rPr>
-      </w:pPr>
-      <w:r>
-        <w:rPr>
-          <w:rFonts w:ascii="Arial Narrow" w:eastAsia="Arial Narrow" w:hAnsi="Arial Narrow" w:cs="Arial Narrow"/>
-          <w:sz w:val="16"/>
-          <w:szCs w:val="16"/>
-        </w:rPr>
-        <w:tab/>
-        <w:t>(…).</w:t>
-      </w:r>
-    </w:p>
+          <w:b/>
+          <w:bCs/>
+          <w:sz w:val="16"/>
+          <w:szCs w:val="16"/>
+        </w:rPr>
+      </w:pPr>
+    </w:p>
+  </w:footnote>
+  <w:footnote w:id="6">
     <w:p>
       <w:pPr>
         <w:pStyle w:val="Textonotapie"/>
@@ -11186,135 +11385,72 @@
         <w:jc w:val="both"/>
         <w:rPr>
           <w:rFonts w:ascii="Arial Narrow" w:eastAsia="Arial Narrow" w:hAnsi="Arial Narrow" w:cs="Arial Narrow"/>
+          <w:sz w:val="16"/>
+          <w:szCs w:val="16"/>
+        </w:rPr>
+      </w:pPr>
+      <w:r>
+        <w:rPr>
+          <w:rStyle w:val="Refdenotaalpie"/>
+          <w:rFonts w:ascii="Arial Narrow" w:eastAsia="Arial Narrow" w:hAnsi="Arial Narrow" w:cs="Arial Narrow"/>
+          <w:sz w:val="16"/>
+          <w:szCs w:val="16"/>
+          <w:vertAlign w:val="superscript"/>
+        </w:rPr>
+        <w:footnoteRef/>
+      </w:r>
+      <w:r>
+        <w:rPr>
+          <w:rFonts w:ascii="Arial Narrow" w:eastAsia="Arial Narrow" w:hAnsi="Arial Narrow" w:cs="Arial Narrow"/>
+          <w:sz w:val="16"/>
+          <w:szCs w:val="16"/>
+        </w:rPr>
+        <w:tab/>
+        <w:t xml:space="preserve"/>
+      </w:r>
+      <w:r>
+        <w:rPr>
+          <w:rFonts w:ascii="Arial Narrow" w:eastAsia="Arial Narrow" w:hAnsi="Arial Narrow" w:cs="Arial Narrow"/>
+          <w:sz w:val="16"/>
+          <w:szCs w:val="16"/>
+        </w:rPr>
+        <w:tab/>
+      </w:r>
+      <w:r>
+        <w:rPr>
+          <w:rFonts w:ascii="Arial Narrow" w:eastAsia="Arial Narrow" w:hAnsi="Arial Narrow" w:cs="Arial Narrow"/>
           <w:b/>
           <w:bCs/>
           <w:sz w:val="16"/>
           <w:szCs w:val="16"/>
         </w:rPr>
-      </w:pPr>
-    </w:p>
-    <w:p>
-      <w:pPr>
-        <w:pStyle w:val="Textonotapie"/>
-        <w:ind w:firstLine="567"/>
-        <w:jc w:val="both"/>
-        <w:rPr>
-          <w:rFonts w:ascii="Arial Narrow" w:eastAsia="Arial Narrow" w:hAnsi="Arial Narrow" w:cs="Arial Narrow"/>
-          <w:b/>
-          <w:bCs/>
-          <w:sz w:val="16"/>
-          <w:szCs w:val="16"/>
-        </w:rPr>
-      </w:pPr>
-      <w:r>
-        <w:rPr>
-          <w:rFonts w:ascii="Arial Narrow" w:eastAsia="Arial Narrow" w:hAnsi="Arial Narrow" w:cs="Arial Narrow"/>
-          <w:b/>
-          <w:bCs/>
-          <w:sz w:val="16"/>
-          <w:szCs w:val="16"/>
-        </w:rPr>
-        <w:t>Artículo 2.- Información relevante</w:t>
-      </w:r>
-    </w:p>
-    <w:p>
-      <w:pPr>
-        <w:pStyle w:val="Textonotapie"/>
-        <w:tabs>
-          <w:tab w:val="left" w:pos="567"/>
-        </w:tabs>
-        <w:ind w:left="567"/>
-        <w:jc w:val="both"/>
-        <w:rPr>
-          <w:rFonts w:ascii="Arial Narrow" w:eastAsia="Arial Narrow" w:hAnsi="Arial Narrow" w:cs="Arial Narrow"/>
-          <w:sz w:val="16"/>
-          <w:szCs w:val="16"/>
-        </w:rPr>
-      </w:pPr>
-      <w:r>
-        <w:rPr>
-          <w:rFonts w:ascii="Arial Narrow" w:eastAsia="Arial Narrow" w:hAnsi="Arial Narrow" w:cs="Arial Narrow"/>
-          <w:sz w:val="16"/>
-          <w:szCs w:val="16"/>
-        </w:rPr>
-        <w:t xml:space="preserve">2.1 El proveedor tiene la obligación de ofrecer al consumidor toda la información relevante para tomar una decisión o realizar una elección adecuada de consumo, así como para efectuar un uso o consumo adecuado de los productos o servicios. </w:t>
-      </w:r>
-    </w:p>
-    <w:p>
-      <w:pPr>
-        <w:pStyle w:val="Textonotapie"/>
-        <w:tabs>
-          <w:tab w:val="left" w:pos="567"/>
-        </w:tabs>
-        <w:ind w:left="567"/>
-        <w:jc w:val="both"/>
-        <w:rPr>
-          <w:rFonts w:ascii="Arial Narrow" w:eastAsia="Arial Narrow" w:hAnsi="Arial Narrow" w:cs="Arial Narrow"/>
-          <w:sz w:val="16"/>
-          <w:szCs w:val="16"/>
-        </w:rPr>
-      </w:pPr>
-      <w:r>
-        <w:rPr>
-          <w:rFonts w:ascii="Arial Narrow" w:eastAsia="Arial Narrow" w:hAnsi="Arial Narrow" w:cs="Arial Narrow"/>
-          <w:sz w:val="16"/>
-          <w:szCs w:val="16"/>
-        </w:rPr>
-        <w:t xml:space="preserve">2.2 La información debe ser veraz, suficiente, de fácil comprensión, apropiada, oportuna y fácilmente accesible, debiendo ser brindada en idioma castellano. </w:t>
-      </w:r>
-    </w:p>
-    <w:p>
-      <w:pPr>
-        <w:pStyle w:val="Textonotapie"/>
-        <w:tabs>
-          <w:tab w:val="left" w:pos="567"/>
-        </w:tabs>
-        <w:ind w:left="567"/>
-        <w:jc w:val="both"/>
-        <w:rPr>
-          <w:rFonts w:ascii="Arial Narrow" w:eastAsia="Arial Narrow" w:hAnsi="Arial Narrow" w:cs="Arial Narrow"/>
-          <w:sz w:val="16"/>
-          <w:szCs w:val="16"/>
-        </w:rPr>
-      </w:pPr>
-      <w:r>
-        <w:rPr>
-          <w:rFonts w:ascii="Arial Narrow" w:eastAsia="Arial Narrow" w:hAnsi="Arial Narrow" w:cs="Arial Narrow"/>
-          <w:sz w:val="16"/>
-          <w:szCs w:val="16"/>
-        </w:rPr>
-        <w:t xml:space="preserve">2.3 Sin perjuicio de las exigencias concretas de las normas sectoriales correspondientes, para analizar la información relevante se tiene en consideración a toda aquella sin la cual no se hubiera adoptado la decisión de consumo o se hubiera efectuado en términos substancialmente distintos. Para ello se debe examinar si la información omitida desnaturaliza las condiciones en que se realizó la oferta al consumidor. </w:t>
-      </w:r>
-    </w:p>
-    <w:p>
-      <w:pPr>
-        <w:pStyle w:val="Textonotapie"/>
-        <w:tabs>
-          <w:tab w:val="left" w:pos="567"/>
-        </w:tabs>
-        <w:ind w:left="567"/>
-        <w:jc w:val="both"/>
-        <w:rPr>
-          <w:rFonts w:ascii="Arial Narrow" w:eastAsia="Arial Narrow" w:hAnsi="Arial Narrow" w:cs="Arial Narrow"/>
-          <w:sz w:val="16"/>
-          <w:szCs w:val="16"/>
-        </w:rPr>
-      </w:pPr>
-      <w:r>
-        <w:rPr>
-          <w:rFonts w:ascii="Arial Narrow" w:eastAsia="Arial Narrow" w:hAnsi="Arial Narrow" w:cs="Arial Narrow"/>
-          <w:sz w:val="16"/>
-          <w:szCs w:val="16"/>
-        </w:rPr>
-        <w:t>2.4 Al evaluarse la información, deben considerarse los problemas de confusión que generarían al consumidor el suministro de información excesiva o sumamente compleja, atendiendo a la naturaleza del producto adquirido o al servicio contratado</w:t>
-      </w:r>
-      <w:r>
-        <w:rPr>
-          <w:rFonts w:ascii="Arial Narrow" w:eastAsia="Arial Narrow" w:hAnsi="Arial Narrow" w:cs="Arial Narrow"/>
-          <w:sz w:val="16"/>
-          <w:szCs w:val="16"/>
-        </w:rPr>
-        <w:t xml:space="preserve">. </w:t>
+        <w:t>LEY SOBRE FACULTADES, NORMAS Y ORGANIZACIÓN DEL INDECOPI, APROBADA POR DECRETO LEGISLATIVO 807 Artículo 24.-</w:t>
+      </w:r>
+      <w:r>
+        <w:rPr>
+          <w:rFonts w:ascii="Arial Narrow" w:eastAsia="Arial Narrow" w:hAnsi="Arial Narrow" w:cs="Arial Narrow"/>
+          <w:sz w:val="16"/>
+          <w:szCs w:val="16"/>
+        </w:rPr>
+        <w:t xml:space="preserve"> El </w:t>
+      </w:r>
+      <w:proofErr w:type="gramStart"/>
+      <w:r>
+        <w:rPr>
+          <w:rFonts w:ascii="Arial Narrow" w:eastAsia="Arial Narrow" w:hAnsi="Arial Narrow" w:cs="Arial Narrow"/>
+          <w:sz w:val="16"/>
+          <w:szCs w:val="16"/>
+        </w:rPr>
+        <w:t>Secretario Técnico</w:t>
+      </w:r>
+      <w:proofErr w:type="gramEnd"/>
+      <w:r>
+        <w:rPr>
+          <w:rFonts w:ascii="Arial Narrow" w:eastAsia="Arial Narrow" w:hAnsi="Arial Narrow" w:cs="Arial Narrow"/>
+          <w:sz w:val="16"/>
+          <w:szCs w:val="16"/>
+        </w:rPr>
+        <w:t xml:space="preserve"> se encargará de la tramitación del procedimiento. Para ello, cuenta con las siguientes facultades:</w:t>
       </w:r>
     </w:p>
     <w:p>
@@ -11327,15 +11463,20 @@
         <w:jc w:val="both"/>
         <w:rPr>
           <w:rFonts w:ascii="Arial Narrow" w:eastAsia="Arial Narrow" w:hAnsi="Arial Narrow" w:cs="Arial Narrow"/>
-          <w:b/>
-          <w:bCs/>
-          <w:sz w:val="16"/>
-          <w:szCs w:val="16"/>
-        </w:rPr>
-      </w:pPr>
-    </w:p>
-  </w:footnote>
-  <w:footnote w:id="6">
+          <w:sz w:val="16"/>
+          <w:szCs w:val="16"/>
+        </w:rPr>
+      </w:pPr>
+      <w:r>
+        <w:rPr>
+          <w:rFonts w:ascii="Arial Narrow" w:eastAsia="Arial Narrow" w:hAnsi="Arial Narrow" w:cs="Arial Narrow"/>
+          <w:sz w:val="16"/>
+          <w:szCs w:val="16"/>
+        </w:rPr>
+        <w:tab/>
+        <w:t xml:space="preserve">(...) </w:t>
+      </w:r>
+    </w:p>
     <w:p>
       <w:pPr>
         <w:pStyle w:val="Textonotapie"/>
@@ -11352,65 +11493,12 @@
       </w:pPr>
       <w:r>
         <w:rPr>
-          <w:rStyle w:val="Refdenotaalpie"/>
-          <w:rFonts w:ascii="Arial Narrow" w:eastAsia="Arial Narrow" w:hAnsi="Arial Narrow" w:cs="Arial Narrow"/>
-          <w:sz w:val="16"/>
-          <w:szCs w:val="16"/>
-          <w:vertAlign w:val="superscript"/>
-        </w:rPr>
-        <w:footnoteRef/>
-      </w:r>
-      <w:r>
-        <w:rPr>
-          <w:rFonts w:ascii="Arial Narrow" w:eastAsia="Arial Narrow" w:hAnsi="Arial Narrow" w:cs="Arial Narrow"/>
-          <w:sz w:val="16"/>
-          <w:szCs w:val="16"/>
-        </w:rPr>
-        <w:t xml:space="preserve"> </w:t>
-      </w:r>
-      <w:r>
-        <w:rPr>
           <w:rFonts w:ascii="Arial Narrow" w:eastAsia="Arial Narrow" w:hAnsi="Arial Narrow" w:cs="Arial Narrow"/>
           <w:sz w:val="16"/>
           <w:szCs w:val="16"/>
         </w:rPr>
         <w:tab/>
-      </w:r>
-      <w:r>
-        <w:rPr>
-          <w:rFonts w:ascii="Arial Narrow" w:eastAsia="Arial Narrow" w:hAnsi="Arial Narrow" w:cs="Arial Narrow"/>
-          <w:b/>
-          <w:bCs/>
-          <w:sz w:val="16"/>
-          <w:szCs w:val="16"/>
-        </w:rPr>
-        <w:t>LEY SOBRE FACULTADES, NORMAS Y ORGANIZACIÓN DEL INDECOPI, APROBADA POR DECRETO LEGISLATIVO 807 Artículo 24.-</w:t>
-      </w:r>
-      <w:r>
-        <w:rPr>
-          <w:rFonts w:ascii="Arial Narrow" w:eastAsia="Arial Narrow" w:hAnsi="Arial Narrow" w:cs="Arial Narrow"/>
-          <w:sz w:val="16"/>
-          <w:szCs w:val="16"/>
-        </w:rPr>
-        <w:t xml:space="preserve"> El </w:t>
-      </w:r>
-      <w:proofErr w:type="gramStart"/>
-      <w:r>
-        <w:rPr>
-          <w:rFonts w:ascii="Arial Narrow" w:eastAsia="Arial Narrow" w:hAnsi="Arial Narrow" w:cs="Arial Narrow"/>
-          <w:sz w:val="16"/>
-          <w:szCs w:val="16"/>
-        </w:rPr>
-        <w:t>Secretario Técnico</w:t>
-      </w:r>
-      <w:proofErr w:type="gramEnd"/>
-      <w:r>
-        <w:rPr>
-          <w:rFonts w:ascii="Arial Narrow" w:eastAsia="Arial Narrow" w:hAnsi="Arial Narrow" w:cs="Arial Narrow"/>
-          <w:sz w:val="16"/>
-          <w:szCs w:val="16"/>
-        </w:rPr>
-        <w:t xml:space="preserve"> se encargará de la tramitación del procedimiento. Para ello, cuenta con las siguientes facultades:</w:t>
+        <w:t xml:space="preserve">c) Admitir denuncias a trámite, en aquellos casos en que la Comisión le haya delegado esta facultad. </w:t>
       </w:r>
     </w:p>
     <w:p>
@@ -11434,7 +11522,7 @@
           <w:szCs w:val="16"/>
         </w:rPr>
         <w:tab/>
-        <w:t xml:space="preserve">(...) </w:t>
+        <w:t>(...).</w:t>
       </w:r>
     </w:p>
     <w:p>
@@ -11451,30 +11539,33 @@
           <w:szCs w:val="16"/>
         </w:rPr>
       </w:pPr>
-      <w:r>
-        <w:rPr>
-          <w:rFonts w:ascii="Arial Narrow" w:eastAsia="Arial Narrow" w:hAnsi="Arial Narrow" w:cs="Arial Narrow"/>
-          <w:sz w:val="16"/>
-          <w:szCs w:val="16"/>
-        </w:rPr>
-        <w:tab/>
-        <w:t xml:space="preserve">c) Admitir denuncias a trámite, en aquellos casos en que la Comisión le haya delegado esta facultad. </w:t>
-      </w:r>
-    </w:p>
+    </w:p>
+  </w:footnote>
+  <w:footnote w:id="7">
     <w:p>
       <w:pPr>
         <w:pStyle w:val="Textonotapie"/>
         <w:tabs>
           <w:tab w:val="left" w:pos="567"/>
         </w:tabs>
-        <w:ind w:left="567" w:right="-1" w:hanging="567"/>
-        <w:jc w:val="both"/>
-        <w:rPr>
-          <w:rFonts w:ascii="Arial Narrow" w:eastAsia="Arial Narrow" w:hAnsi="Arial Narrow" w:cs="Arial Narrow"/>
-          <w:sz w:val="16"/>
-          <w:szCs w:val="16"/>
-        </w:rPr>
-      </w:pPr>
+        <w:ind w:left="567" w:hanging="567"/>
+        <w:jc w:val="both"/>
+        <w:rPr>
+          <w:rFonts w:ascii="Arial Narrow" w:eastAsia="Arial Narrow" w:hAnsi="Arial Narrow" w:cs="Arial Narrow"/>
+          <w:sz w:val="16"/>
+          <w:szCs w:val="16"/>
+        </w:rPr>
+      </w:pPr>
+      <w:r>
+        <w:rPr>
+          <w:rStyle w:val="Refdenotaalpie"/>
+          <w:rFonts w:ascii="Arial Narrow" w:eastAsia="Arial Narrow" w:hAnsi="Arial Narrow" w:cs="Arial Narrow"/>
+          <w:sz w:val="16"/>
+          <w:szCs w:val="16"/>
+          <w:vertAlign w:val="superscript"/>
+        </w:rPr>
+        <w:footnoteRef/>
+      </w:r>
       <w:r>
         <w:rPr>
           <w:rFonts w:ascii="Arial Narrow" w:eastAsia="Arial Narrow" w:hAnsi="Arial Narrow" w:cs="Arial Narrow"/>
@@ -11482,52 +11573,74 @@
           <w:szCs w:val="16"/>
         </w:rPr>
         <w:tab/>
-        <w:t>(...).</w:t>
-      </w:r>
-    </w:p>
+        <w:t xml:space="preserve"/>
+      </w:r>
+      <w:r>
+        <w:rPr>
+          <w:rFonts w:ascii="Arial Narrow" w:eastAsia="Arial Narrow" w:hAnsi="Arial Narrow" w:cs="Arial Narrow"/>
+          <w:sz w:val="16"/>
+          <w:szCs w:val="16"/>
+        </w:rPr>
+        <w:tab/>
+        <w:t xml:space="preserve">El número de trabajadores se atenderá siempre que la empresa haya sido constituida antes de la vigencia de la Ley </w:t>
+      </w:r>
+      <w:proofErr w:type="spellStart"/>
+      <w:r>
+        <w:rPr>
+          <w:rFonts w:ascii="Arial Narrow" w:eastAsia="Arial Narrow" w:hAnsi="Arial Narrow" w:cs="Arial Narrow"/>
+          <w:sz w:val="16"/>
+          <w:szCs w:val="16"/>
+        </w:rPr>
+        <w:t/>
+      </w:r>
+      <w:proofErr w:type="spellEnd"/>
+      <w:r>
+        <w:rPr>
+          <w:rFonts w:ascii="Arial Narrow" w:eastAsia="Arial Narrow" w:hAnsi="Arial Narrow" w:cs="Arial Narrow"/>
+          <w:sz w:val="16"/>
+          <w:szCs w:val="16"/>
+        </w:rPr>
+        <w:t xml:space="preserve">30056, publicada el 2 de julio de 2013, que modificó el artículo 5 del Texto Único Ordenado de la Ley de Promoción de la Competitividad, Formalización y Desarrollo de la Micro y Pequeña Empresa y de Acceso al Empleo Decente (LEY MYPE). Ello, en la medida que la Tercera Disposición Complementaria Transitoria de la norma modificatoria precisa que las empresas constituidas antes de la </w:t>
+      </w:r>
+      <w:proofErr w:type="gramStart"/>
+      <w:r>
+        <w:rPr>
+          <w:rFonts w:ascii="Arial Narrow" w:eastAsia="Arial Narrow" w:hAnsi="Arial Narrow" w:cs="Arial Narrow"/>
+          <w:sz w:val="16"/>
+          <w:szCs w:val="16"/>
+        </w:rPr>
+        <w:t>entrada en vigencia</w:t>
+      </w:r>
+      <w:proofErr w:type="gramEnd"/>
+      <w:r>
+        <w:rPr>
+          <w:rFonts w:ascii="Arial Narrow" w:eastAsia="Arial Narrow" w:hAnsi="Arial Narrow" w:cs="Arial Narrow"/>
+          <w:sz w:val="16"/>
+          <w:szCs w:val="16"/>
+        </w:rPr>
+        <w:t xml:space="preserve"> de dicha Ley se rigen por los requisitos de acogimiento al régimen de las micro y pequeñas empresas regulados en el Decreto Legislativo 1086.</w:t>
+      </w:r>
+    </w:p>
+    <w:p>
+      <w:pPr>
+        <w:pStyle w:val="Textonotapie"/>
+        <w:ind w:left="567" w:hanging="567"/>
+        <w:jc w:val="both"/>
+        <w:rPr>
+          <w:rFonts w:ascii="Arial Narrow" w:eastAsia="Arial Narrow" w:hAnsi="Arial Narrow" w:cs="Arial Narrow"/>
+          <w:sz w:val="16"/>
+          <w:szCs w:val="16"/>
+        </w:rPr>
+      </w:pPr>
+    </w:p>
+  </w:footnote>
+  <w:footnote w:id="8">
     <w:p>
       <w:pPr>
         <w:pStyle w:val="Textonotapie"/>
         <w:tabs>
           <w:tab w:val="left" w:pos="567"/>
         </w:tabs>
-        <w:ind w:left="567" w:right="-1" w:hanging="567"/>
-        <w:jc w:val="both"/>
-        <w:rPr>
-          <w:rFonts w:ascii="Arial Narrow" w:eastAsia="Arial Narrow" w:hAnsi="Arial Narrow" w:cs="Arial Narrow"/>
-          <w:sz w:val="16"/>
-          <w:szCs w:val="16"/>
-        </w:rPr>
-      </w:pPr>
-      <w:r>
-        <w:rPr>
-          <w:rFonts w:ascii="Arial Narrow" w:eastAsia="Arial Narrow" w:hAnsi="Arial Narrow" w:cs="Arial Narrow"/>
-          <w:sz w:val="16"/>
-          <w:szCs w:val="16"/>
-        </w:rPr>
-        <w:t xml:space="preserve">. </w:t>
-      </w:r>
-    </w:p>
-    <w:p>
-      <w:pPr>
-        <w:pStyle w:val="Textonotapie"/>
-        <w:tabs>
-          <w:tab w:val="left" w:pos="567"/>
-        </w:tabs>
-        <w:ind w:left="567" w:right="-1" w:hanging="567"/>
-        <w:jc w:val="both"/>
-        <w:rPr>
-          <w:rFonts w:ascii="Arial Narrow" w:eastAsia="Arial Narrow" w:hAnsi="Arial Narrow" w:cs="Arial Narrow"/>
-          <w:sz w:val="16"/>
-          <w:szCs w:val="16"/>
-        </w:rPr>
-      </w:pPr>
-    </w:p>
-  </w:footnote>
-  <w:footnote w:id="7">
-    <w:p>
-      <w:pPr>
-        <w:pStyle w:val="Textonotapie"/>
         <w:ind w:left="567" w:hanging="567"/>
         <w:jc w:val="both"/>
         <w:rPr>
@@ -11552,96 +11665,8 @@
           <w:sz w:val="16"/>
           <w:szCs w:val="16"/>
         </w:rPr>
-        <w:t xml:space="preserve"> </w:t>
-      </w:r>
-      <w:r>
-        <w:rPr>
-          <w:rFonts w:ascii="Arial Narrow" w:eastAsia="Arial Narrow" w:hAnsi="Arial Narrow" w:cs="Arial Narrow"/>
-          <w:sz w:val="16"/>
-          <w:szCs w:val="16"/>
-        </w:rPr>
         <w:tab/>
-        <w:t xml:space="preserve">El número de trabajadores se atenderá siempre que la empresa haya sido constituida antes de la vigencia de la Ley </w:t>
-      </w:r>
-      <w:proofErr w:type="spellStart"/>
-      <w:r>
-        <w:rPr>
-          <w:rFonts w:ascii="Arial Narrow" w:eastAsia="Arial Narrow" w:hAnsi="Arial Narrow" w:cs="Arial Narrow"/>
-          <w:sz w:val="16"/>
-          <w:szCs w:val="16"/>
-        </w:rPr>
-        <w:t/>
-      </w:r>
-      <w:proofErr w:type="spellEnd"/>
-      <w:r>
-        <w:rPr>
-          <w:rFonts w:ascii="Arial Narrow" w:eastAsia="Arial Narrow" w:hAnsi="Arial Narrow" w:cs="Arial Narrow"/>
-          <w:sz w:val="16"/>
-          <w:szCs w:val="16"/>
-        </w:rPr>
-        <w:t xml:space="preserve"> 30056, publicada el 2 de julio de 2013, que modificó el artículo 5 del Texto Único Ordenado de la Ley de Promoción de la Competitividad, Formalización y Desarrollo de la Micro y Pequeña Empresa y de Acceso al Empleo Decente (LEY MYPE). Ello, en la medida que la Tercera Disposición Complementaria Transitoria de la norma modificatoria precisa que las empresas constituidas antes de la </w:t>
-      </w:r>
-      <w:proofErr w:type="gramStart"/>
-      <w:r>
-        <w:rPr>
-          <w:rFonts w:ascii="Arial Narrow" w:eastAsia="Arial Narrow" w:hAnsi="Arial Narrow" w:cs="Arial Narrow"/>
-          <w:sz w:val="16"/>
-          <w:szCs w:val="16"/>
-        </w:rPr>
-        <w:t>entrada en vigencia</w:t>
-      </w:r>
-      <w:proofErr w:type="gramEnd"/>
-      <w:r>
-        <w:rPr>
-          <w:rFonts w:ascii="Arial Narrow" w:eastAsia="Arial Narrow" w:hAnsi="Arial Narrow" w:cs="Arial Narrow"/>
-          <w:sz w:val="16"/>
-          <w:szCs w:val="16"/>
-        </w:rPr>
-        <w:t xml:space="preserve"> de dicha Ley se rigen por los requisitos de acogimiento al régimen de las micro y pequeñas empresas regulados en el Decreto Legislativo 1086.</w:t>
-      </w:r>
-    </w:p>
-    <w:p>
-      <w:pPr>
-        <w:pStyle w:val="Textonotapie"/>
-        <w:ind w:left="567" w:hanging="567"/>
-        <w:jc w:val="both"/>
-        <w:rPr>
-          <w:rFonts w:ascii="Arial Narrow" w:eastAsia="Arial Narrow" w:hAnsi="Arial Narrow" w:cs="Arial Narrow"/>
-          <w:sz w:val="16"/>
-          <w:szCs w:val="16"/>
-        </w:rPr>
-      </w:pPr>
-    </w:p>
-  </w:footnote>
-  <w:footnote w:id="8">
-    <w:p>
-      <w:pPr>
-        <w:pStyle w:val="Textonotapie"/>
-        <w:ind w:left="567" w:hanging="567"/>
-        <w:jc w:val="both"/>
-        <w:rPr>
-          <w:rFonts w:ascii="Arial Narrow" w:eastAsia="Arial Narrow" w:hAnsi="Arial Narrow" w:cs="Arial Narrow"/>
-          <w:sz w:val="16"/>
-          <w:szCs w:val="16"/>
-        </w:rPr>
-      </w:pPr>
-      <w:r>
-        <w:rPr>
-          <w:rStyle w:val="Refdenotaalpie"/>
-          <w:rFonts w:ascii="Arial Narrow" w:eastAsia="Arial Narrow" w:hAnsi="Arial Narrow" w:cs="Arial Narrow"/>
-          <w:sz w:val="16"/>
-          <w:szCs w:val="16"/>
-          <w:vertAlign w:val="superscript"/>
-        </w:rPr>
-        <w:footnoteRef/>
-      </w:r>
-      <w:r>
-        <w:rPr>
-          <w:rFonts w:ascii="Arial Narrow" w:eastAsia="Arial Narrow" w:hAnsi="Arial Narrow" w:cs="Arial Narrow"/>
-          <w:sz w:val="16"/>
-          <w:szCs w:val="16"/>
-        </w:rPr>
-        <w:t xml:space="preserve"> </w:t>
+        <w:t xml:space="preserve"/>
       </w:r>
       <w:r>
         <w:rPr>
@@ -11800,7 +11825,50 @@
       </w:pPr>
     </w:p>
   </w:footnote>
-  <w:footnote w:id="14">
+  <w:footnote w:id="9">
+    <w:p>
+      <w:pPr>
+        <w:pStyle w:val="Textonotapie"/>
+        <w:tabs>
+          <w:tab w:val="left" w:pos="567"/>
+        </w:tabs>
+        <w:ind w:left="567" w:hanging="567"/>
+        <w:jc w:val="both"/>
+        <w:rPr>
+          <w:rFonts w:ascii="Arial Narrow" w:eastAsia="Arial Narrow" w:hAnsi="Arial Narrow" w:cs="Arial Narrow"/>
+          <w:sz w:val="16"/>
+          <w:szCs w:val="16"/>
+        </w:rPr>
+      </w:pPr>
+      <w:r>
+        <w:rPr>
+          <w:rStyle w:val="Refdenotaalpie"/>
+          <w:rFonts w:ascii="Arial Narrow" w:eastAsia="Arial Narrow" w:hAnsi="Arial Narrow" w:cs="Arial Narrow"/>
+          <w:sz w:val="16"/>
+          <w:szCs w:val="16"/>
+          <w:vertAlign w:val="superscript"/>
+        </w:rPr>
+        <w:footnoteRef/>
+      </w:r>
+      <w:r>
+        <w:rPr>
+          <w:rFonts w:ascii="Arial Narrow" w:eastAsia="Arial Narrow" w:hAnsi="Arial Narrow" w:cs="Arial Narrow"/>
+          <w:sz w:val="16"/>
+          <w:szCs w:val="16"/>
+        </w:rPr>
+        <w:tab/>
+      </w:r>
+      <w:r>
+        <w:rPr>
+          <w:rFonts w:ascii="Arial Narrow" w:eastAsia="Arial Narrow" w:hAnsi="Arial Narrow" w:cs="Arial Narrow"/>
+          <w:b/>
+          <w:bCs/>
+          <w:sz w:val="16"/>
+          <w:szCs w:val="16"/>
+        </w:rPr>
+        <w:t xml:space="preserve">DECRETO LEGISLATIVO 807, LEY SOBRE FACULTADES, NORMAS Y ORGANIZACIÓN DEL INDECOPI, publicado el 18 de abril de 1996</w:t>
+      </w:r>
+    </w:p>
     <w:p>
       <w:pPr>
         <w:pStyle w:val="Textonotapie"/>
@@ -11814,16 +11882,6 @@
       </w:pPr>
       <w:r>
         <w:rPr>
-          <w:rStyle w:val="Refdenotaalpie"/>
-          <w:rFonts w:ascii="Arial Narrow" w:eastAsia="Arial Narrow" w:hAnsi="Arial Narrow" w:cs="Arial Narrow"/>
-          <w:sz w:val="16"/>
-          <w:szCs w:val="16"/>
-          <w:vertAlign w:val="superscript"/>
-        </w:rPr>
-        <w:footnoteRef/>
-      </w:r>
-      <w:r>
-        <w:rPr>
           <w:rFonts w:ascii="Arial Narrow" w:eastAsia="Arial Narrow" w:hAnsi="Arial Narrow" w:cs="Arial Narrow"/>
           <w:sz w:val="16"/>
           <w:szCs w:val="16"/>
@@ -11838,7 +11896,15 @@
           <w:sz w:val="16"/>
           <w:szCs w:val="16"/>
         </w:rPr>
-        <w:t xml:space="preserve">DECRETO LEGISLATIVO 807, LEY SOBRE FACULTADES, NORMAS Y ORGANIZACIÓN DEL INDECOPI, publicado el 18 de abril de 1996</w:t>
+        <w:t xml:space="preserve">Artículo 26.-</w:t>
+      </w:r>
+      <w:r>
+        <w:rPr>
+          <w:rFonts w:ascii="Arial Narrow" w:eastAsia="Arial Narrow" w:hAnsi="Arial Narrow" w:cs="Arial Narrow"/>
+          <w:sz w:val="16"/>
+          <w:szCs w:val="16"/>
+        </w:rPr>
+        <w:t xml:space="preserve"> Una vez admitida a trámite la denuncia, se correrá traslado de la misma al denunciado, a fin de que éste presente su descargo. El plazo para la presentación del descargo será de cinco (5) días contados desde la notificación, vencido el cual, el Secretario Técnico declarará en rebeldía al denunciado que no lo hubiera presentado.</w:t>
       </w:r>
     </w:p>
     <w:p>
@@ -11852,6 +11918,33 @@
           <w:szCs w:val="16"/>
         </w:rPr>
       </w:pPr>
+    </w:p>
+  </w:footnote>
+  <w:footnote w:id="10">
+    <w:p>
+      <w:pPr>
+        <w:pStyle w:val="Textonotapie"/>
+        <w:tabs>
+          <w:tab w:val="left" w:pos="567"/>
+        </w:tabs>
+        <w:ind w:left="567" w:hanging="567"/>
+        <w:jc w:val="both"/>
+        <w:rPr>
+          <w:rFonts w:ascii="Arial Narrow" w:eastAsia="Arial Narrow" w:hAnsi="Arial Narrow" w:cs="Arial Narrow"/>
+          <w:sz w:val="16"/>
+          <w:szCs w:val="16"/>
+        </w:rPr>
+      </w:pPr>
+      <w:r>
+        <w:rPr>
+          <w:rStyle w:val="Refdenotaalpie"/>
+          <w:rFonts w:ascii="Arial Narrow" w:eastAsia="Arial Narrow" w:hAnsi="Arial Narrow" w:cs="Arial Narrow"/>
+          <w:sz w:val="16"/>
+          <w:szCs w:val="16"/>
+          <w:vertAlign w:val="superscript"/>
+        </w:rPr>
+        <w:footnoteRef/>
+      </w:r>
       <w:r>
         <w:rPr>
           <w:rFonts w:ascii="Arial Narrow" w:eastAsia="Arial Narrow" w:hAnsi="Arial Narrow" w:cs="Arial Narrow"/>
@@ -11868,15 +11961,7 @@
           <w:sz w:val="16"/>
           <w:szCs w:val="16"/>
         </w:rPr>
-        <w:t xml:space="preserve">Artículo 26.-</w:t>
-      </w:r>
-      <w:r>
-        <w:rPr>
-          <w:rFonts w:ascii="Arial Narrow" w:eastAsia="Arial Narrow" w:hAnsi="Arial Narrow" w:cs="Arial Narrow"/>
-          <w:sz w:val="16"/>
-          <w:szCs w:val="16"/>
-        </w:rPr>
-        <w:t xml:space="preserve"> Una vez admitida a trámite la denuncia, se correrá traslado de la misma al denunciado, a fin de que éste presente su descargo. El plazo para la presentación del descargo será de cinco (5) días contados desde la notificación, vencido el cual, el Secretario Técnico declarará en rebeldía al denunciado que no lo hubiera presentado.</w:t>
+        <w:t xml:space="preserve">DECRETO SUPREMO 006-2026-JUS, TEXTO ÚNICO ORDENADO DE LA LEY 27444, LEY DEL PROCEDIMIENTO ADMINISTRATIVO GENERAL, publicado el 30 de abril de 2026</w:t>
       </w:r>
     </w:p>
     <w:p>
@@ -11890,9 +11975,25 @@
           <w:szCs w:val="16"/>
         </w:rPr>
       </w:pPr>
-    </w:p>
-  </w:footnote>
-  <w:footnote w:id="15">
+      <w:r>
+        <w:rPr>
+          <w:rFonts w:ascii="Arial Narrow" w:eastAsia="Arial Narrow" w:hAnsi="Arial Narrow" w:cs="Arial Narrow"/>
+          <w:sz w:val="16"/>
+          <w:szCs w:val="16"/>
+        </w:rPr>
+        <w:tab/>
+      </w:r>
+      <w:r>
+        <w:rPr>
+          <w:rFonts w:ascii="Arial Narrow" w:eastAsia="Arial Narrow" w:hAnsi="Arial Narrow" w:cs="Arial Narrow"/>
+          <w:b/>
+          <w:bCs/>
+          <w:sz w:val="16"/>
+          <w:szCs w:val="16"/>
+        </w:rPr>
+        <w:t xml:space="preserve">Artículo 223.- Contestación de la reclamación</w:t>
+      </w:r>
+    </w:p>
     <w:p>
       <w:pPr>
         <w:pStyle w:val="Textonotapie"/>
@@ -11906,16 +12007,6 @@
       </w:pPr>
       <w:r>
         <w:rPr>
-          <w:rStyle w:val="Refdenotaalpie"/>
-          <w:rFonts w:ascii="Arial Narrow" w:eastAsia="Arial Narrow" w:hAnsi="Arial Narrow" w:cs="Arial Narrow"/>
-          <w:sz w:val="16"/>
-          <w:szCs w:val="16"/>
-          <w:vertAlign w:val="superscript"/>
-        </w:rPr>
-        <w:footnoteRef/>
-      </w:r>
-      <w:r>
-        <w:rPr>
           <w:rFonts w:ascii="Arial Narrow" w:eastAsia="Arial Narrow" w:hAnsi="Arial Narrow" w:cs="Arial Narrow"/>
           <w:sz w:val="16"/>
           <w:szCs w:val="16"/>
@@ -11925,12 +12016,10 @@
       <w:r>
         <w:rPr>
           <w:rFonts w:ascii="Arial Narrow" w:eastAsia="Arial Narrow" w:hAnsi="Arial Narrow" w:cs="Arial Narrow"/>
-          <w:b/>
-          <w:bCs/>
-          <w:sz w:val="16"/>
-          <w:szCs w:val="16"/>
-        </w:rPr>
-        <w:t xml:space="preserve">DECRETO SUPREMO 006-2026-JUS, TEXTO ÚNICO ORDENADO DE LA LEY 27444, LEY DEL PROCEDIMIENTO ADMINISTRATIVO GENERAL, publicado el 30 de abril de 2026</w:t>
+          <w:sz w:val="16"/>
+          <w:szCs w:val="16"/>
+        </w:rPr>
+        <w:t xml:space="preserve">223.1 El reclamado deberá presentar la contestación de la reclamación dentro de los quince (15) días posteriores a la notificación de ésta; vencido este plazo, la Administración declarará en rebeldía al reclamado que no la hubiera presentado. La contestación deberá contener los requisitos de los escritos previstos en el artículo 113 de la presente Ley, así como la absolución de todos los asuntos controvertidos de hecho y de derecho, Las alegaciones y los hechos relevantes de la reclamación, salvo que hayan sido específicamente negadas en la contestación, se tendrán por aceptadas o merituadas como ciertas.</w:t>
       </w:r>
     </w:p>
     <w:p>
@@ -11944,69 +12033,14 @@
           <w:szCs w:val="16"/>
         </w:rPr>
       </w:pPr>
-      <w:r>
-        <w:rPr>
-          <w:rFonts w:ascii="Arial Narrow" w:eastAsia="Arial Narrow" w:hAnsi="Arial Narrow" w:cs="Arial Narrow"/>
-          <w:sz w:val="16"/>
-          <w:szCs w:val="16"/>
-        </w:rPr>
-        <w:tab/>
-      </w:r>
-      <w:r>
-        <w:rPr>
-          <w:rFonts w:ascii="Arial Narrow" w:eastAsia="Arial Narrow" w:hAnsi="Arial Narrow" w:cs="Arial Narrow"/>
-          <w:b/>
-          <w:bCs/>
-          <w:sz w:val="16"/>
-          <w:szCs w:val="16"/>
-        </w:rPr>
-        <w:t xml:space="preserve">Artículo 223.- Contestación de la reclamación</w:t>
-      </w:r>
-    </w:p>
-    <w:p>
-      <w:pPr>
-        <w:pStyle w:val="Textonotapie"/>
-        <w:ind w:left="567" w:hanging="567"/>
-        <w:jc w:val="both"/>
-        <w:rPr>
-          <w:rFonts w:ascii="Arial Narrow" w:eastAsia="Arial Narrow" w:hAnsi="Arial Narrow" w:cs="Arial Narrow"/>
-          <w:sz w:val="16"/>
-          <w:szCs w:val="16"/>
-        </w:rPr>
-      </w:pPr>
-      <w:r>
-        <w:rPr>
-          <w:rFonts w:ascii="Arial Narrow" w:eastAsia="Arial Narrow" w:hAnsi="Arial Narrow" w:cs="Arial Narrow"/>
-          <w:sz w:val="16"/>
-          <w:szCs w:val="16"/>
-        </w:rPr>
-        <w:tab/>
-      </w:r>
-      <w:r>
-        <w:rPr>
-          <w:rFonts w:ascii="Arial Narrow" w:eastAsia="Arial Narrow" w:hAnsi="Arial Narrow" w:cs="Arial Narrow"/>
-          <w:sz w:val="16"/>
-          <w:szCs w:val="16"/>
-        </w:rPr>
-        <w:t xml:space="preserve">223.1 El reclamado deberá presentar la contestación de la reclamación dentro de los quince (15) días posteriores a la notificación de ésta; vencido este plazo, la Administración declarará en rebeldía al reclamado que no la hubiera presentado. La contestación deberá contener los requisitos de los escritos previstos en el artículo 113 de la presente Ley, así como la absolución de todos los asuntos controvertidos de hecho y de derecho, Las alegaciones y los hechos relevantes de la reclamación, salvo que hayan sido específicamente negadas en la contestación, se tendrán por aceptadas o merituadas como ciertas.</w:t>
-      </w:r>
-    </w:p>
-    <w:p>
-      <w:pPr>
-        <w:pStyle w:val="Textonotapie"/>
-        <w:ind w:left="567" w:hanging="567"/>
-        <w:jc w:val="both"/>
-        <w:rPr>
-          <w:rFonts w:ascii="Arial Narrow" w:eastAsia="Arial Narrow" w:hAnsi="Arial Narrow" w:cs="Arial Narrow"/>
-          <w:sz w:val="16"/>
-          <w:szCs w:val="16"/>
-        </w:rPr>
-      </w:pPr>
     </w:p>
   </w:footnote>
-  <w:footnote w:id="9">
-    <w:p>
-      <w:pPr>
+  <w:footnote w:id="11">
+    <w:p>
+      <w:pPr>
+        <w:tabs>
+          <w:tab w:val="left" w:pos="567"/>
+        </w:tabs>
         <w:spacing w:after="0" w:line="240" w:lineRule="auto"/>
         <w:ind w:left="567" w:hanging="567"/>
         <w:jc w:val="both"/>
@@ -12033,7 +12067,8 @@
           <w:szCs w:val="16"/>
           <w:vertAlign w:val="superscript"/>
         </w:rPr>
-        <w:t xml:space="preserve"> </w:t>
+        <w:tab/>
+        <w:t xml:space="preserve"/>
       </w:r>
       <w:r>
         <w:rPr>
@@ -12228,9 +12263,66 @@
       </w:pPr>
     </w:p>
   </w:footnote>
-  <w:footnote w:id="10">
-    <w:p>
-      <w:pPr>
+  <w:footnote w:id="12">
+    <w:p>
+      <w:pPr>
+        <w:pStyle w:val="Textonotapie"/>
+        <w:tabs>
+          <w:tab w:val="left" w:pos="567"/>
+        </w:tabs>
+        <w:ind w:left="567" w:right="-1" w:hanging="567"/>
+        <w:jc w:val="both"/>
+        <w:rPr>
+          <w:rFonts w:ascii="Arial Narrow" w:eastAsia="Arial Narrow" w:hAnsi="Arial Narrow" w:cs="Arial Narrow"/>
+          <w:b/>
+          <w:bCs/>
+          <w:sz w:val="16"/>
+          <w:szCs w:val="16"/>
+        </w:rPr>
+      </w:pPr>
+      <w:r>
+        <w:rPr>
+          <w:rStyle w:val="Refdenotaalpie"/>
+          <w:rFonts w:ascii="Arial Narrow" w:eastAsia="Arial Narrow" w:hAnsi="Arial Narrow" w:cs="Arial Narrow"/>
+          <w:sz w:val="16"/>
+          <w:szCs w:val="16"/>
+          <w:vertAlign w:val="superscript"/>
+        </w:rPr>
+        <w:footnoteRef/>
+      </w:r>
+      <w:r>
+        <w:rPr>
+          <w:rFonts w:ascii="Arial Narrow" w:eastAsia="Arial Narrow" w:hAnsi="Arial Narrow" w:cs="Arial Narrow"/>
+          <w:sz w:val="16"/>
+          <w:szCs w:val="16"/>
+        </w:rPr>
+        <w:tab/>
+        <w:t xml:space="preserve"/>
+      </w:r>
+      <w:r>
+        <w:rPr>
+          <w:rFonts w:ascii="Arial Narrow" w:eastAsia="Arial Narrow" w:hAnsi="Arial Narrow" w:cs="Arial Narrow"/>
+          <w:sz w:val="16"/>
+          <w:szCs w:val="16"/>
+        </w:rPr>
+        <w:tab/>
+      </w:r>
+      <w:r>
+        <w:rPr>
+          <w:rFonts w:ascii="Arial Narrow" w:eastAsia="Arial Narrow" w:hAnsi="Arial Narrow" w:cs="Arial Narrow"/>
+          <w:b/>
+          <w:bCs/>
+          <w:sz w:val="16"/>
+          <w:szCs w:val="16"/>
+        </w:rPr>
+        <w:t xml:space="preserve">LEY 29571, CÓDIGO DE PROTECCIÓN Y DEFENSA DEL CONSUMIDOR, publicado el 2 de setiembre de 2010 y modificado por Decreto Legislativo 1308 </w:t>
+      </w:r>
+    </w:p>
+    <w:p>
+      <w:pPr>
+        <w:tabs>
+          <w:tab w:val="left" w:pos="567"/>
+        </w:tabs>
         <w:spacing w:after="0" w:line="240" w:lineRule="auto"/>
         <w:ind w:left="567" w:hanging="567"/>
         <w:jc w:val="both"/>
@@ -12242,29 +12334,12 @@
       </w:pPr>
       <w:r>
         <w:rPr>
-          <w:rStyle w:val="Refdenotaalpie"/>
-          <w:rFonts w:ascii="Arial Narrow" w:eastAsia="Arial Narrow" w:hAnsi="Arial Narrow" w:cs="Arial Narrow"/>
-          <w:sz w:val="16"/>
-          <w:szCs w:val="16"/>
-          <w:vertAlign w:val="superscript"/>
-        </w:rPr>
-        <w:footnoteRef/>
-      </w:r>
-      <w:r>
-        <w:rPr>
-          <w:rFonts w:ascii="Arial Narrow" w:eastAsia="Arial Narrow" w:hAnsi="Arial Narrow" w:cs="Arial Narrow"/>
-          <w:sz w:val="16"/>
-          <w:szCs w:val="16"/>
-        </w:rPr>
-        <w:t xml:space="preserve"> </w:t>
-      </w:r>
-      <w:r>
-        <w:rPr>
           <w:rFonts w:ascii="Arial Narrow" w:eastAsia="Arial Narrow" w:hAnsi="Arial Narrow" w:cs="Arial Narrow"/>
           <w:sz w:val="16"/>
           <w:szCs w:val="16"/>
         </w:rPr>
         <w:tab/>
+        <w:t xml:space="preserve"/>
       </w:r>
       <w:r>
         <w:rPr>
@@ -12337,18 +12412,6 @@
         <w:tab/>
         <w:t>Las medidas correctivas complementarias pueden dictarse de oficio o a pedido de parte.</w:t>
       </w:r>
-    </w:p>
-    <w:p>
-      <w:pPr>
-        <w:spacing w:after="0" w:line="240" w:lineRule="auto"/>
-        <w:ind w:left="567" w:hanging="567"/>
-        <w:jc w:val="both"/>
-        <w:rPr>
-          <w:rFonts w:ascii="Arial Narrow" w:eastAsia="Arial Narrow" w:hAnsi="Arial Narrow" w:cs="Arial Narrow"/>
-          <w:sz w:val="16"/>
-          <w:szCs w:val="16"/>
-        </w:rPr>
-      </w:pPr>
     </w:p>
     <w:p>
       <w:pPr>
@@ -12563,8 +12626,12 @@
     </w:p>
     <w:p>
       <w:pPr>
-        <w:pStyle w:val="Sinespaciado"/>
-        <w:ind w:firstLine="567"/>
+        <w:numPr>
+          <w:ilvl w:val="0"/>
+          <w:numId w:val="1"/>
+        </w:numPr>
+        <w:spacing w:after="0" w:line="240" w:lineRule="auto"/>
+        <w:ind w:left="567" w:firstLine="0"/>
         <w:jc w:val="both"/>
         <w:rPr>
           <w:rFonts w:ascii="Arial Narrow" w:eastAsia="Arial Narrow" w:hAnsi="Arial Narrow" w:cs="Arial Narrow"/>
@@ -12583,8 +12650,12 @@
     </w:p>
     <w:p>
       <w:pPr>
-        <w:pStyle w:val="Sinespaciado"/>
-        <w:ind w:firstLine="567"/>
+        <w:numPr>
+          <w:ilvl w:val="0"/>
+          <w:numId w:val="1"/>
+        </w:numPr>
+        <w:spacing w:after="0" w:line="240" w:lineRule="auto"/>
+        <w:ind w:left="567" w:firstLine="0"/>
         <w:jc w:val="both"/>
         <w:rPr>
           <w:rFonts w:ascii="Arial Narrow" w:eastAsia="Arial Narrow" w:hAnsi="Arial Narrow" w:cs="Arial Narrow"/>
@@ -12746,10 +12817,22 @@
         <w:jc w:val="both"/>
         <w:rPr>
           <w:rFonts w:ascii="Arial Narrow" w:eastAsia="Arial Narrow" w:hAnsi="Arial Narrow" w:cs="Arial Narrow"/>
-          <w:sz w:val="16"/>
-          <w:szCs w:val="16"/>
-        </w:rPr>
-      </w:pPr>
+          <w:b/>
+          <w:bCs/>
+          <w:sz w:val="16"/>
+          <w:szCs w:val="16"/>
+        </w:rPr>
+      </w:pPr>
+      <w:r>
+        <w:rPr>
+          <w:rFonts w:ascii="Arial Narrow" w:eastAsia="Arial Narrow" w:hAnsi="Arial Narrow" w:cs="Arial Narrow"/>
+          <w:b/>
+          <w:bCs/>
+          <w:sz w:val="16"/>
+          <w:szCs w:val="16"/>
+        </w:rPr>
+        <w:t>Artículo 116.- Medidas correctivas complementarias</w:t>
+      </w:r>
     </w:p>
     <w:p>
       <w:pPr>
@@ -12758,21 +12841,17 @@
         <w:jc w:val="both"/>
         <w:rPr>
           <w:rFonts w:ascii="Arial Narrow" w:eastAsia="Arial Narrow" w:hAnsi="Arial Narrow" w:cs="Arial Narrow"/>
-          <w:b/>
-          <w:bCs/>
-          <w:sz w:val="16"/>
-          <w:szCs w:val="16"/>
-        </w:rPr>
-      </w:pPr>
-      <w:r>
-        <w:rPr>
-          <w:rFonts w:ascii="Arial Narrow" w:eastAsia="Arial Narrow" w:hAnsi="Arial Narrow" w:cs="Arial Narrow"/>
-          <w:b/>
-          <w:bCs/>
-          <w:sz w:val="16"/>
-          <w:szCs w:val="16"/>
-        </w:rPr>
-        <w:t>Artículo 116.- Medidas correctivas complementarias</w:t>
+          <w:sz w:val="16"/>
+          <w:szCs w:val="16"/>
+        </w:rPr>
+      </w:pPr>
+      <w:r>
+        <w:rPr>
+          <w:rFonts w:ascii="Arial Narrow" w:eastAsia="Arial Narrow" w:hAnsi="Arial Narrow" w:cs="Arial Narrow"/>
+          <w:sz w:val="16"/>
+          <w:szCs w:val="16"/>
+        </w:rPr>
+        <w:t xml:space="preserve">Las medidas correctivas complementarias tienen el objeto de revertir los efectos de la conducta infractora o evitar que esta se produzca nuevamente en el futuro y pueden ser, entre otras, las siguientes: </w:t>
       </w:r>
     </w:p>
     <w:p>
@@ -12792,7 +12871,7 @@
           <w:sz w:val="16"/>
           <w:szCs w:val="16"/>
         </w:rPr>
-        <w:t xml:space="preserve">Las medidas correctivas complementarias tienen el objeto de revertir los efectos de la conducta infractora o evitar que esta se produzca nuevamente en el futuro y pueden ser, entre otras, las siguientes: </w:t>
+        <w:t xml:space="preserve">a. Que el proveedor cumpla con atender la solicitud de información requerida por el consumidor, siempre que dicho requerimiento guarde relación con el producto adquirido o servicio contratado. </w:t>
       </w:r>
     </w:p>
     <w:p>
@@ -12812,7 +12891,7 @@
           <w:sz w:val="16"/>
           <w:szCs w:val="16"/>
         </w:rPr>
-        <w:t xml:space="preserve">a. Que el proveedor cumpla con atender la solicitud de información requerida por el consumidor, siempre que dicho requerimiento guarde relación con el producto adquirido o servicio contratado. </w:t>
+        <w:t xml:space="preserve">b. Declarar inexigibles las cláusulas que han sido identificadas como abusivas en el procedimiento. </w:t>
       </w:r>
     </w:p>
     <w:p>
@@ -12832,7 +12911,7 @@
           <w:sz w:val="16"/>
           <w:szCs w:val="16"/>
         </w:rPr>
-        <w:t xml:space="preserve">b. Declarar inexigibles las cláusulas que han sido identificadas como abusivas en el procedimiento. </w:t>
+        <w:t xml:space="preserve">c. El decomiso y destrucción de la mercadería, envases, envolturas o etiquetas. </w:t>
       </w:r>
     </w:p>
     <w:p>
@@ -12852,7 +12931,25 @@
           <w:sz w:val="16"/>
           <w:szCs w:val="16"/>
         </w:rPr>
-        <w:t xml:space="preserve">c. El decomiso y destrucción de la mercadería, envases, envolturas o etiquetas. </w:t>
+        <w:t xml:space="preserve">d. En caso de infracciones muy graves y de reincidencia o </w:t>
+      </w:r>
+      <w:proofErr w:type="spellStart"/>
+      <w:r>
+        <w:rPr>
+          <w:rFonts w:ascii="Arial Narrow" w:eastAsia="Arial Narrow" w:hAnsi="Arial Narrow" w:cs="Arial Narrow"/>
+          <w:sz w:val="16"/>
+          <w:szCs w:val="16"/>
+        </w:rPr>
+        <w:t>reiterancia</w:t>
+      </w:r>
+      <w:proofErr w:type="spellEnd"/>
+      <w:r>
+        <w:rPr>
+          <w:rFonts w:ascii="Arial Narrow" w:eastAsia="Arial Narrow" w:hAnsi="Arial Narrow" w:cs="Arial Narrow"/>
+          <w:sz w:val="16"/>
+          <w:szCs w:val="16"/>
+        </w:rPr>
+        <w:t xml:space="preserve">: </w:t>
       </w:r>
     </w:p>
     <w:p>
@@ -12872,25 +12969,7 @@
           <w:sz w:val="16"/>
           <w:szCs w:val="16"/>
         </w:rPr>
-        <w:t xml:space="preserve">d. En caso de infracciones muy graves y de reincidencia o </w:t>
-      </w:r>
-      <w:proofErr w:type="spellStart"/>
-      <w:r>
-        <w:rPr>
-          <w:rFonts w:ascii="Arial Narrow" w:eastAsia="Arial Narrow" w:hAnsi="Arial Narrow" w:cs="Arial Narrow"/>
-          <w:sz w:val="16"/>
-          <w:szCs w:val="16"/>
-        </w:rPr>
-        <w:t>reiterancia</w:t>
-      </w:r>
-      <w:proofErr w:type="spellEnd"/>
-      <w:r>
-        <w:rPr>
-          <w:rFonts w:ascii="Arial Narrow" w:eastAsia="Arial Narrow" w:hAnsi="Arial Narrow" w:cs="Arial Narrow"/>
-          <w:sz w:val="16"/>
-          <w:szCs w:val="16"/>
-        </w:rPr>
-        <w:t xml:space="preserve">: </w:t>
+        <w:t xml:space="preserve">(i) Solicitar a la autoridad correspondiente la clausura temporal del establecimiento industrial, comercial o de servicios por un plazo máximo de seis (6) meses. </w:t>
       </w:r>
     </w:p>
     <w:p>
@@ -12910,7 +12989,25 @@
           <w:sz w:val="16"/>
           <w:szCs w:val="16"/>
         </w:rPr>
-        <w:t xml:space="preserve">(i) Solicitar a la autoridad correspondiente la clausura temporal del establecimiento industrial, comercial o de servicios por un plazo máximo de seis (6) meses. </w:t>
+        <w:t>(</w:t>
+      </w:r>
+      <w:proofErr w:type="spellStart"/>
+      <w:r>
+        <w:rPr>
+          <w:rFonts w:ascii="Arial Narrow" w:eastAsia="Arial Narrow" w:hAnsi="Arial Narrow" w:cs="Arial Narrow"/>
+          <w:sz w:val="16"/>
+          <w:szCs w:val="16"/>
+        </w:rPr>
+        <w:t>ii</w:t>
+      </w:r>
+      <w:proofErr w:type="spellEnd"/>
+      <w:r>
+        <w:rPr>
+          <w:rFonts w:ascii="Arial Narrow" w:eastAsia="Arial Narrow" w:hAnsi="Arial Narrow" w:cs="Arial Narrow"/>
+          <w:sz w:val="16"/>
+          <w:szCs w:val="16"/>
+        </w:rPr>
+        <w:t xml:space="preserve">) Solicitar a la autoridad competente la inhabilitación, temporal o permanente, del proveedor en función de los alcances de la infracción sancionada. </w:t>
       </w:r>
     </w:p>
     <w:p>
@@ -12930,7 +13027,7 @@
           <w:sz w:val="16"/>
           <w:szCs w:val="16"/>
         </w:rPr>
-        <w:t>(</w:t>
+        <w:t xml:space="preserve">e. Publicación de avisos </w:t>
       </w:r>
       <w:proofErr w:type="spellStart"/>
       <w:r>
@@ -12939,7 +13036,7 @@
           <w:sz w:val="16"/>
           <w:szCs w:val="16"/>
         </w:rPr>
-        <w:t>ii</w:t>
+        <w:t>rectificatorios</w:t>
       </w:r>
       <w:proofErr w:type="spellEnd"/>
       <w:r>
@@ -12948,7 +13045,7 @@
           <w:sz w:val="16"/>
           <w:szCs w:val="16"/>
         </w:rPr>
-        <w:t xml:space="preserve">) Solicitar a la autoridad competente la inhabilitación, temporal o permanente, del proveedor en función de los alcances de la infracción sancionada. </w:t>
+        <w:t xml:space="preserve"> o informativos en la forma que determine el Indecopi, tomando en consideración los medios que resulten idóneos para revertir los efectos que el acto objeto de sanción ha ocasionado. </w:t>
       </w:r>
     </w:p>
     <w:p>
@@ -12968,25 +13065,7 @@
           <w:sz w:val="16"/>
           <w:szCs w:val="16"/>
         </w:rPr>
-        <w:t xml:space="preserve">e. Publicación de avisos </w:t>
-      </w:r>
-      <w:proofErr w:type="spellStart"/>
-      <w:r>
-        <w:rPr>
-          <w:rFonts w:ascii="Arial Narrow" w:eastAsia="Arial Narrow" w:hAnsi="Arial Narrow" w:cs="Arial Narrow"/>
-          <w:sz w:val="16"/>
-          <w:szCs w:val="16"/>
-        </w:rPr>
-        <w:t>rectificatorios</w:t>
-      </w:r>
-      <w:proofErr w:type="spellEnd"/>
-      <w:r>
-        <w:rPr>
-          <w:rFonts w:ascii="Arial Narrow" w:eastAsia="Arial Narrow" w:hAnsi="Arial Narrow" w:cs="Arial Narrow"/>
-          <w:sz w:val="16"/>
-          <w:szCs w:val="16"/>
-        </w:rPr>
-        <w:t xml:space="preserve"> o informativos en la forma que determine el Indecopi, tomando en consideración los medios que resulten idóneos para revertir los efectos que el acto objeto de sanción ha ocasionado. </w:t>
+        <w:t xml:space="preserve">f. Cualquier otra medida correctiva que tenga el objeto de revertir los efectos de la conducta infractora o evitar que esta se produzca nuevamente en el futuro. </w:t>
       </w:r>
     </w:p>
     <w:p>
@@ -13006,26 +13085,6 @@
           <w:sz w:val="16"/>
           <w:szCs w:val="16"/>
         </w:rPr>
-        <w:t xml:space="preserve">f. Cualquier otra medida correctiva que tenga el objeto de revertir los efectos de la conducta infractora o evitar que esta se produzca nuevamente en el futuro. </w:t>
-      </w:r>
-    </w:p>
-    <w:p>
-      <w:pPr>
-        <w:spacing w:after="0" w:line="240" w:lineRule="auto"/>
-        <w:ind w:left="567"/>
-        <w:jc w:val="both"/>
-        <w:rPr>
-          <w:rFonts w:ascii="Arial Narrow" w:eastAsia="Arial Narrow" w:hAnsi="Arial Narrow" w:cs="Arial Narrow"/>
-          <w:sz w:val="16"/>
-          <w:szCs w:val="16"/>
-        </w:rPr>
-      </w:pPr>
-      <w:r>
-        <w:rPr>
-          <w:rFonts w:ascii="Arial Narrow" w:eastAsia="Arial Narrow" w:hAnsi="Arial Narrow" w:cs="Arial Narrow"/>
-          <w:sz w:val="16"/>
-          <w:szCs w:val="16"/>
-        </w:rPr>
         <w:t>El Indecopi está facultado para solicitar a la autoridad municipal y policial el apoyo respectivo para la ejecución de las medidas correctivas complementarias correspondientes.</w:t>
       </w:r>
     </w:p>
@@ -13042,7 +13101,7 @@
       </w:pPr>
     </w:p>
   </w:footnote>
-  <w:footnote w:id="11">
+  <w:footnote w:id="13">
     <w:p>
       <w:pPr>
         <w:pStyle w:val="Textonotapie"/>
@@ -13074,7 +13133,8 @@
           <w:sz w:val="16"/>
           <w:szCs w:val="16"/>
         </w:rPr>
-        <w:t xml:space="preserve"> </w:t>
+        <w:tab/>
+        <w:t xml:space="preserve"/>
       </w:r>
       <w:r>
         <w:rPr>
@@ -13265,7 +13325,164 @@
       </w:pPr>
     </w:p>
   </w:footnote>
-  <w:footnote w:id="12">
+  <w:footnote w:id="14">
+    <w:p>
+      <w:pPr>
+        <w:autoSpaceDE w:val="0"/>
+        <w:autoSpaceDN w:val="0"/>
+        <w:adjustRightInd w:val="0"/>
+        <w:tabs>
+          <w:tab w:val="left" w:pos="567"/>
+        </w:tabs>
+        <w:spacing w:after="0" w:line="240" w:lineRule="auto"/>
+        <w:ind w:left="567" w:hanging="567"/>
+        <w:jc w:val="both"/>
+        <w:rPr>
+          <w:rFonts w:ascii="Arial Narrow" w:eastAsia="Arial Narrow" w:hAnsi="Arial Narrow" w:cs="Arial Narrow"/>
+          <w:b/>
+          <w:bCs/>
+          <w:sz w:val="16"/>
+          <w:szCs w:val="16"/>
+        </w:rPr>
+      </w:pPr>
+      <w:r>
+        <w:rPr>
+          <w:rStyle w:val="Refdenotaalpie"/>
+          <w:rFonts w:ascii="Arial Narrow" w:eastAsia="Arial Narrow" w:hAnsi="Arial Narrow" w:cs="Arial Narrow"/>
+          <w:b/>
+          <w:bCs/>
+          <w:sz w:val="16"/>
+          <w:szCs w:val="16"/>
+          <w:vertAlign w:val="superscript"/>
+        </w:rPr>
+        <w:footnoteRef/>
+      </w:r>
+      <w:r>
+        <w:rPr>
+          <w:rFonts w:ascii="Arial Narrow" w:eastAsia="Arial Narrow" w:hAnsi="Arial Narrow" w:cs="Arial Narrow"/>
+          <w:b/>
+          <w:bCs/>
+          <w:sz w:val="16"/>
+          <w:szCs w:val="16"/>
+        </w:rPr>
+        <w:tab/>
+        <w:t xml:space="preserve"/>
+      </w:r>
+      <w:r>
+        <w:rPr>
+          <w:rFonts w:ascii="Arial Narrow" w:eastAsia="Arial Narrow" w:hAnsi="Arial Narrow" w:cs="Arial Narrow"/>
+          <w:b/>
+          <w:bCs/>
+          <w:sz w:val="16"/>
+          <w:szCs w:val="16"/>
+        </w:rPr>
+        <w:tab/>
+        <w:t xml:space="preserve">DECRETO LEGISLATIVO </w:t>
+      </w:r>
+      <w:proofErr w:type="spellStart"/>
+      <w:r>
+        <w:rPr>
+          <w:rFonts w:ascii="Arial Narrow" w:eastAsia="Arial Narrow" w:hAnsi="Arial Narrow" w:cs="Arial Narrow"/>
+          <w:b/>
+          <w:bCs/>
+          <w:sz w:val="16"/>
+          <w:szCs w:val="16"/>
+        </w:rPr>
+        <w:t/>
+      </w:r>
+      <w:proofErr w:type="spellEnd"/>
+      <w:r>
+        <w:rPr>
+          <w:rFonts w:ascii="Arial Narrow" w:eastAsia="Arial Narrow" w:hAnsi="Arial Narrow" w:cs="Arial Narrow"/>
+          <w:b/>
+          <w:bCs/>
+          <w:sz w:val="16"/>
+          <w:szCs w:val="16"/>
+        </w:rPr>
+        <w:t xml:space="preserve">807, LEY SOBRE FACULTADES, NORMAS Y ORGANIZACIÓN DEL INDECOPI FACULTADES DE LAS COMISIONES Y OFICINAS DEL INDECOPI</w:t>
+      </w:r>
+    </w:p>
+    <w:p>
+      <w:pPr>
+        <w:pStyle w:val="NormalWeb"/>
+        <w:spacing w:after="0" w:line="240" w:lineRule="auto"/>
+        <w:ind w:left="567"/>
+        <w:jc w:val="both"/>
+        <w:rPr>
+          <w:rFonts w:ascii="Arial Narrow" w:eastAsia="Arial Narrow" w:hAnsi="Arial Narrow" w:cs="Arial Narrow"/>
+          <w:bCs/>
+          <w:sz w:val="16"/>
+          <w:szCs w:val="16"/>
+        </w:rPr>
+      </w:pPr>
+      <w:r>
+        <w:rPr>
+          <w:rFonts w:ascii="Arial Narrow" w:eastAsia="Arial Narrow" w:hAnsi="Arial Narrow" w:cs="Arial Narrow"/>
+          <w:b/>
+          <w:sz w:val="16"/>
+          <w:szCs w:val="16"/>
+        </w:rPr>
+        <w:t xml:space="preserve">Artículo 29.- </w:t>
+      </w:r>
+      <w:r>
+        <w:rPr>
+          <w:rFonts w:ascii="Arial Narrow" w:eastAsia="Arial Narrow" w:hAnsi="Arial Narrow" w:cs="Arial Narrow"/>
+          <w:bCs/>
+          <w:sz w:val="16"/>
+          <w:szCs w:val="16"/>
+        </w:rPr>
+        <w:t xml:space="preserve">En cualquier estado del procedimiento, e incluso antes de admitirse a trámite la denuncia, el </w:t>
+      </w:r>
+      <w:proofErr w:type="gramStart"/>
+      <w:r>
+        <w:rPr>
+          <w:rFonts w:ascii="Arial Narrow" w:eastAsia="Arial Narrow" w:hAnsi="Arial Narrow" w:cs="Arial Narrow"/>
+          <w:bCs/>
+          <w:sz w:val="16"/>
+          <w:szCs w:val="16"/>
+        </w:rPr>
+        <w:t>Secretario Técnico</w:t>
+      </w:r>
+      <w:proofErr w:type="gramEnd"/>
+      <w:r>
+        <w:rPr>
+          <w:rFonts w:ascii="Arial Narrow" w:eastAsia="Arial Narrow" w:hAnsi="Arial Narrow" w:cs="Arial Narrow"/>
+          <w:bCs/>
+          <w:sz w:val="16"/>
+          <w:szCs w:val="16"/>
+        </w:rPr>
+        <w:t xml:space="preserve"> podrá citar a las partes a audiencia de conciliación. La audiencia se desarrollará ante el </w:t>
+      </w:r>
+      <w:proofErr w:type="gramStart"/>
+      <w:r>
+        <w:rPr>
+          <w:rFonts w:ascii="Arial Narrow" w:eastAsia="Arial Narrow" w:hAnsi="Arial Narrow" w:cs="Arial Narrow"/>
+          <w:bCs/>
+          <w:sz w:val="16"/>
+          <w:szCs w:val="16"/>
+        </w:rPr>
+        <w:t>Secretario Técnico</w:t>
+      </w:r>
+      <w:proofErr w:type="gramEnd"/>
+      <w:r>
+        <w:rPr>
+          <w:rFonts w:ascii="Arial Narrow" w:eastAsia="Arial Narrow" w:hAnsi="Arial Narrow" w:cs="Arial Narrow"/>
+          <w:bCs/>
+          <w:sz w:val="16"/>
+          <w:szCs w:val="16"/>
+        </w:rPr>
+        <w:t xml:space="preserve"> o ante la persona que este designe. Si ambas partes arribaran a un acuerdo respecto de la denuncia, se levantará un acta donde conste el acuerdo respectivo, el mismo que tendrá efectos de </w:t>
+      </w:r>
+      <w:r>
+        <w:rPr>
+          <w:rFonts w:ascii="Arial Narrow" w:eastAsia="Arial Narrow" w:hAnsi="Arial Narrow" w:cs="Arial Narrow"/>
+          <w:bCs/>
+          <w:sz w:val="16"/>
+          <w:szCs w:val="16"/>
+        </w:rPr>
+        <w:t>transacción extrajudicial. En cualquier caso, la Comisión podrá continuar de oficio el procedimiento, si del análisis de los hechos denunciados considera que podría estarse afectando intereses de terceros.</w:t>
+      </w:r>
+    </w:p>
     <w:p>
       <w:pPr>
         <w:autoSpaceDE w:val="0"/>
@@ -13282,12 +13499,27 @@
           <w:szCs w:val="16"/>
         </w:rPr>
       </w:pPr>
+    </w:p>
+  </w:footnote>
+  <w:footnote w:id="15">
+    <w:p>
+      <w:pPr>
+        <w:pStyle w:val="Textonotapie"/>
+        <w:tabs>
+          <w:tab w:val="left" w:pos="567"/>
+        </w:tabs>
+        <w:ind w:left="567" w:hanging="567"/>
+        <w:jc w:val="both"/>
+        <w:rPr>
+          <w:rFonts w:ascii="Arial Narrow" w:eastAsia="Arial Narrow" w:hAnsi="Arial Narrow" w:cs="Arial Narrow"/>
+          <w:sz w:val="16"/>
+          <w:szCs w:val="16"/>
+        </w:rPr>
+      </w:pPr>
       <w:r>
         <w:rPr>
           <w:rStyle w:val="Refdenotaalpie"/>
           <w:rFonts w:ascii="Arial Narrow" w:eastAsia="Arial Narrow" w:hAnsi="Arial Narrow" w:cs="Arial Narrow"/>
-          <w:b/>
-          <w:bCs/>
           <w:sz w:val="16"/>
           <w:szCs w:val="16"/>
           <w:vertAlign w:val="superscript"/>
@@ -13297,175 +13529,11 @@
       <w:r>
         <w:rPr>
           <w:rFonts w:ascii="Arial Narrow" w:eastAsia="Arial Narrow" w:hAnsi="Arial Narrow" w:cs="Arial Narrow"/>
-          <w:b/>
-          <w:bCs/>
-          <w:sz w:val="16"/>
-          <w:szCs w:val="16"/>
-        </w:rPr>
-        <w:t xml:space="preserve"> </w:t>
-      </w:r>
-      <w:r>
-        <w:rPr>
-          <w:rFonts w:ascii="Arial Narrow" w:eastAsia="Arial Narrow" w:hAnsi="Arial Narrow" w:cs="Arial Narrow"/>
-          <w:b/>
-          <w:bCs/>
           <w:sz w:val="16"/>
           <w:szCs w:val="16"/>
         </w:rPr>
         <w:tab/>
-        <w:t xml:space="preserve">DECRETO LEGISLATIVO </w:t>
-      </w:r>
-      <w:proofErr w:type="spellStart"/>
-      <w:r>
-        <w:rPr>
-          <w:rFonts w:ascii="Arial Narrow" w:eastAsia="Arial Narrow" w:hAnsi="Arial Narrow" w:cs="Arial Narrow"/>
-          <w:b/>
-          <w:bCs/>
-          <w:sz w:val="16"/>
-          <w:szCs w:val="16"/>
-        </w:rPr>
-        <w:t/>
-      </w:r>
-      <w:proofErr w:type="spellEnd"/>
-      <w:r>
-        <w:rPr>
-          <w:rFonts w:ascii="Arial Narrow" w:eastAsia="Arial Narrow" w:hAnsi="Arial Narrow" w:cs="Arial Narrow"/>
-          <w:b/>
-          <w:bCs/>
-          <w:sz w:val="16"/>
-          <w:szCs w:val="16"/>
-        </w:rPr>
-        <w:t xml:space="preserve"> 807, LEY SOBRE FACULTADES, NORMAS Y ORGANIZACIÓN DEL INDECOPI FACULTADES DE LAS COMISIONES Y OFICINAS DEL INDECOPI</w:t>
-      </w:r>
-    </w:p>
-    <w:p>
-      <w:pPr>
-        <w:pStyle w:val="NormalWeb"/>
-        <w:spacing w:after="0" w:line="240" w:lineRule="auto"/>
-        <w:ind w:left="567"/>
-        <w:jc w:val="both"/>
-        <w:rPr>
-          <w:rFonts w:ascii="Arial Narrow" w:eastAsia="Arial Narrow" w:hAnsi="Arial Narrow" w:cs="Arial Narrow"/>
-          <w:bCs/>
-          <w:sz w:val="16"/>
-          <w:szCs w:val="16"/>
-        </w:rPr>
-      </w:pPr>
-      <w:r>
-        <w:rPr>
-          <w:rFonts w:ascii="Arial Narrow" w:eastAsia="Arial Narrow" w:hAnsi="Arial Narrow" w:cs="Arial Narrow"/>
-          <w:b/>
-          <w:sz w:val="16"/>
-          <w:szCs w:val="16"/>
-        </w:rPr>
-        <w:t xml:space="preserve">Artículo 29.- </w:t>
-      </w:r>
-      <w:r>
-        <w:rPr>
-          <w:rFonts w:ascii="Arial Narrow" w:eastAsia="Arial Narrow" w:hAnsi="Arial Narrow" w:cs="Arial Narrow"/>
-          <w:bCs/>
-          <w:sz w:val="16"/>
-          <w:szCs w:val="16"/>
-        </w:rPr>
-        <w:t xml:space="preserve">En cualquier estado del procedimiento, e incluso antes de admitirse a trámite la denuncia, el </w:t>
-      </w:r>
-      <w:proofErr w:type="gramStart"/>
-      <w:r>
-        <w:rPr>
-          <w:rFonts w:ascii="Arial Narrow" w:eastAsia="Arial Narrow" w:hAnsi="Arial Narrow" w:cs="Arial Narrow"/>
-          <w:bCs/>
-          <w:sz w:val="16"/>
-          <w:szCs w:val="16"/>
-        </w:rPr>
-        <w:t>Secretario Técnico</w:t>
-      </w:r>
-      <w:proofErr w:type="gramEnd"/>
-      <w:r>
-        <w:rPr>
-          <w:rFonts w:ascii="Arial Narrow" w:eastAsia="Arial Narrow" w:hAnsi="Arial Narrow" w:cs="Arial Narrow"/>
-          <w:bCs/>
-          <w:sz w:val="16"/>
-          <w:szCs w:val="16"/>
-        </w:rPr>
-        <w:t xml:space="preserve"> podrá citar a las partes a audiencia de conciliación. La audiencia se desarrollará ante el </w:t>
-      </w:r>
-      <w:proofErr w:type="gramStart"/>
-      <w:r>
-        <w:rPr>
-          <w:rFonts w:ascii="Arial Narrow" w:eastAsia="Arial Narrow" w:hAnsi="Arial Narrow" w:cs="Arial Narrow"/>
-          <w:bCs/>
-          <w:sz w:val="16"/>
-          <w:szCs w:val="16"/>
-        </w:rPr>
-        <w:t>Secretario Técnico</w:t>
-      </w:r>
-      <w:proofErr w:type="gramEnd"/>
-      <w:r>
-        <w:rPr>
-          <w:rFonts w:ascii="Arial Narrow" w:eastAsia="Arial Narrow" w:hAnsi="Arial Narrow" w:cs="Arial Narrow"/>
-          <w:bCs/>
-          <w:sz w:val="16"/>
-          <w:szCs w:val="16"/>
-        </w:rPr>
-        <w:t xml:space="preserve"> o ante la persona que este designe. Si ambas partes arribaran a un acuerdo respecto de la denuncia, se levantará un acta donde conste el acuerdo respectivo, el mismo que tendrá efectos de </w:t>
-      </w:r>
-      <w:r>
-        <w:rPr>
-          <w:rFonts w:ascii="Arial Narrow" w:eastAsia="Arial Narrow" w:hAnsi="Arial Narrow" w:cs="Arial Narrow"/>
-          <w:bCs/>
-          <w:sz w:val="16"/>
-          <w:szCs w:val="16"/>
-        </w:rPr>
-        <w:t>transacción extrajudicial. En cualquier caso, la Comisión podrá continuar de oficio el procedimiento, si del análisis de los hechos denunciados considera que podría estarse afectando intereses de terceros.</w:t>
-      </w:r>
-    </w:p>
-    <w:p>
-      <w:pPr>
-        <w:autoSpaceDE w:val="0"/>
-        <w:autoSpaceDN w:val="0"/>
-        <w:adjustRightInd w:val="0"/>
-        <w:spacing w:after="0" w:line="240" w:lineRule="auto"/>
-        <w:ind w:left="567" w:hanging="567"/>
-        <w:jc w:val="both"/>
-        <w:rPr>
-          <w:rFonts w:ascii="Arial Narrow" w:eastAsia="Arial Narrow" w:hAnsi="Arial Narrow" w:cs="Arial Narrow"/>
-          <w:b/>
-          <w:bCs/>
-          <w:sz w:val="16"/>
-          <w:szCs w:val="16"/>
-        </w:rPr>
-      </w:pPr>
-    </w:p>
-  </w:footnote>
-  <w:footnote w:id="13">
-    <w:p>
-      <w:pPr>
-        <w:pStyle w:val="Textonotapie"/>
-        <w:ind w:left="567" w:hanging="567"/>
-        <w:jc w:val="both"/>
-        <w:rPr>
-          <w:rFonts w:ascii="Arial Narrow" w:eastAsia="Arial Narrow" w:hAnsi="Arial Narrow" w:cs="Arial Narrow"/>
-          <w:sz w:val="16"/>
-          <w:szCs w:val="16"/>
-        </w:rPr>
-      </w:pPr>
-      <w:r>
-        <w:rPr>
-          <w:rStyle w:val="Refdenotaalpie"/>
-          <w:rFonts w:ascii="Arial Narrow" w:eastAsia="Arial Narrow" w:hAnsi="Arial Narrow" w:cs="Arial Narrow"/>
-          <w:sz w:val="16"/>
-          <w:szCs w:val="16"/>
-          <w:vertAlign w:val="superscript"/>
-        </w:rPr>
-        <w:footnoteRef/>
-      </w:r>
-      <w:r>
-        <w:rPr>
-          <w:rFonts w:ascii="Arial Narrow" w:eastAsia="Arial Narrow" w:hAnsi="Arial Narrow" w:cs="Arial Narrow"/>
-          <w:sz w:val="16"/>
-          <w:szCs w:val="16"/>
-        </w:rPr>
-        <w:t xml:space="preserve"> </w:t>
+        <w:t xml:space="preserve"/>
       </w:r>
       <w:r>
         <w:rPr>

--- a/plantillas_maestras/03_seguro_desgravamen/negativa_cobertura/2_ddos_banco_y_aseguradora/mujer/TPL_1496_2025_SEGURO_DESGRAVAMEN_NEGATIVA_COBERTURA_BANCO_MUJER_R1.docx
+++ b/plantillas_maestras/03_seguro_desgravamen/negativa_cobertura/2_ddos_banco_y_aseguradora/mujer/TPL_1496_2025_SEGURO_DESGRAVAMEN_NEGATIVA_COBERTURA_BANCO_MUJER_R1.docx
@@ -692,7 +692,7 @@
     </w:p>
     <w:p>
       <w:pPr>
-        <w:spacing w:after="0" w:line="240" w:lineRule="auto"/>
+        <w:spacing w:before="0" w:after="0" w:line="240" w:lineRule="auto"/>
         <w:jc w:val="both"/>
         <w:rPr>
           <w:rFonts w:ascii="Arial Narrow" w:eastAsia="Arial Narrow" w:hAnsi="Arial Narrow" w:cs="Arial Narrow"/>
@@ -734,7 +734,7 @@
           <w:lang w:val="es-ES" w:eastAsia="es-ES"/>
           <w14:ligatures w14:val="none"/>
         </w:rPr>
-        <w:t xml:space="preserve">Mediante la denuncia del 13 de marzo de 2025, subsanada mediante escrito del 09 de junio de 2025, la señora [APELLIDO] denunció al Banco y a Protecta por presuntas infracciones a la Ley 29571, Código de Protección y Defensa del Consumidor</w:t>
+        <w:t xml:space="preserve">Mediante la denuncia del 13 de marzo de 2025</w:t>
       </w:r>
       <w:r>
         <w:rPr>
@@ -760,19 +760,7 @@
           <w:lang w:val="es-ES" w:eastAsia="es-ES"/>
           <w14:ligatures w14:val="none"/>
         </w:rPr>
-        <w:t xml:space="preserve"> (en adelante, Código), señalando lo siguiente:</w:t>
-      </w:r>
-      <w:r>
-        <w:rPr>
-          <w:rFonts w:ascii="Arial Narrow" w:eastAsia="Arial Narrow" w:hAnsi="Arial Narrow" w:cs="Arial Narrow"/>
-          <w:color w:val="000000"/>
-          <w:kern w:val="0"/>
-          <w:sz w:val="22"/>
-          <w:szCs w:val="22"/>
-          <w:lang w:val="es-ES" w:eastAsia="es-ES"/>
-          <w14:ligatures w14:val="none"/>
-        </w:rPr>
-        <w:t/>
+        <w:t xml:space="preserve">, subsanada mediante escrito del 09 de junio de 2025, la señora [APELLIDO] denunció al Banco y a Protecta por presuntas infracciones a la Ley 29571, Código de Protección y Defensa del Consumidor</w:t>
       </w:r>
       <w:r>
         <w:rPr>
@@ -798,6 +786,30 @@
           <w:lang w:val="es-ES" w:eastAsia="es-ES"/>
           <w14:ligatures w14:val="none"/>
         </w:rPr>
+        <w:t xml:space="preserve"> (en adelante, Código), señalando lo siguiente:</w:t>
+      </w:r>
+      <w:r>
+        <w:rPr>
+          <w:rFonts w:ascii="Arial Narrow" w:eastAsia="Arial Narrow" w:hAnsi="Arial Narrow" w:cs="Arial Narrow"/>
+          <w:color w:val="000000"/>
+          <w:kern w:val="0"/>
+          <w:sz w:val="22"/>
+          <w:szCs w:val="22"/>
+          <w:lang w:val="es-ES" w:eastAsia="es-ES"/>
+          <w14:ligatures w14:val="none"/>
+        </w:rPr>
+        <w:t/>
+      </w:r>
+      <w:r>
+        <w:rPr>
+          <w:rFonts w:ascii="Arial Narrow" w:eastAsia="Arial Narrow" w:hAnsi="Arial Narrow" w:cs="Arial Narrow"/>
+          <w:color w:val="000000"/>
+          <w:kern w:val="0"/>
+          <w:sz w:val="22"/>
+          <w:szCs w:val="22"/>
+          <w:lang w:val="es-ES" w:eastAsia="es-ES"/>
+          <w14:ligatures w14:val="none"/>
+        </w:rPr>
         <w:t xml:space="preserve"/>
       </w:r>
       <w:r>
@@ -976,10 +988,10 @@
     </w:p>
     <w:p>
       <w:pPr>
+        <w:spacing w:before="0" w:after="0" w:line="240" w:lineRule="auto"/>
         <w:tabs>
           <w:tab w:val="left" w:pos="1134"/>
         </w:tabs>
-        <w:spacing w:after="0" w:line="240" w:lineRule="auto"/>
         <w:jc w:val="both"/>
         <w:rPr>
           <w:rFonts w:ascii="Arial Narrow" w:eastAsia="Arial Narrow" w:hAnsi="Arial Narrow" w:cs="Arial Narrow"/>
@@ -1176,7 +1188,7 @@
     <w:p>
       <w:pPr>
         <w:pStyle w:val="Prrafodelista"/>
-        <w:spacing w:after="0" w:line="240" w:lineRule="auto"/>
+        <w:spacing w:before="0" w:after="0" w:line="240" w:lineRule="auto"/>
         <w:ind w:left="1430"/>
         <w:jc w:val="both"/>
         <w:rPr>
@@ -1374,6 +1386,7 @@
     <w:p>
       <w:pPr>
         <w:pStyle w:val="Prrafodelista"/>
+        <w:spacing w:before="0" w:after="0" w:line="240" w:lineRule="auto"/>
         <w:rPr>
           <w:rFonts w:ascii="Arial Narrow" w:eastAsia="Arial Narrow" w:hAnsi="Arial Narrow" w:cs="Arial Narrow"/>
           <w:color w:val="000000"/>
@@ -1483,7 +1496,7 @@
     <w:p>
       <w:pPr>
         <w:pStyle w:val="Prrafodelista"/>
-        <w:spacing w:after="0" w:line="240" w:lineRule="auto"/>
+        <w:spacing w:before="0" w:after="0" w:line="240" w:lineRule="auto"/>
         <w:ind w:left="1430"/>
         <w:jc w:val="both"/>
         <w:rPr>
@@ -1583,6 +1596,7 @@
     <w:p>
       <w:pPr>
         <w:pStyle w:val="Prrafodelista"/>
+        <w:spacing w:before="0" w:after="0" w:line="240" w:lineRule="auto"/>
         <w:rPr>
           <w:rFonts w:ascii="Arial Narrow" w:eastAsia="Arial Narrow" w:hAnsi="Arial Narrow" w:cs="Arial Narrow"/>
           <w:color w:val="000000"/>
@@ -1740,6 +1754,7 @@
     <w:p>
       <w:pPr>
         <w:pStyle w:val="Prrafodelista"/>
+        <w:spacing w:before="0" w:after="0" w:line="240" w:lineRule="auto"/>
         <w:rPr>
           <w:rFonts w:ascii="Arial Narrow" w:eastAsia="Arial Narrow" w:hAnsi="Arial Narrow" w:cs="Arial Narrow"/>
           <w:color w:val="000000"/>
@@ -1994,6 +2009,7 @@
     <w:p>
       <w:pPr>
         <w:pStyle w:val="Prrafodelista"/>
+        <w:spacing w:before="0" w:after="0" w:line="240" w:lineRule="auto"/>
         <w:rPr>
           <w:rFonts w:ascii="Arial Narrow" w:eastAsia="Arial Narrow" w:hAnsi="Arial Narrow" w:cs="Arial Narrow"/>
           <w:color w:val="000000"/>
@@ -2321,6 +2337,7 @@
     <w:p>
       <w:pPr>
         <w:pStyle w:val="Prrafodelista"/>
+        <w:spacing w:before="0" w:after="0" w:line="240" w:lineRule="auto"/>
         <w:rPr>
           <w:rFonts w:ascii="Arial Narrow" w:eastAsia="Arial Narrow" w:hAnsi="Arial Narrow" w:cs="Arial Narrow"/>
           <w:color w:val="000000"/>
@@ -2538,6 +2555,7 @@
     <w:p>
       <w:pPr>
         <w:pStyle w:val="Prrafodelista"/>
+        <w:spacing w:before="0" w:after="0" w:line="240" w:lineRule="auto"/>
         <w:rPr>
           <w:rFonts w:ascii="Arial Narrow" w:eastAsia="Arial Narrow" w:hAnsi="Arial Narrow" w:cs="Arial Narrow"/>
           <w:color w:val="000000"/>
@@ -2696,7 +2714,7 @@
     </w:p>
     <w:p>
       <w:pPr>
-        <w:spacing w:after="0" w:line="240" w:lineRule="auto"/>
+        <w:spacing w:before="0" w:after="0" w:line="240" w:lineRule="auto"/>
         <w:jc w:val="both"/>
         <w:rPr>
           <w:rFonts w:ascii="Arial Narrow" w:eastAsia="Arial Narrow" w:hAnsi="Arial Narrow" w:cs="Arial Narrow"/>
@@ -2869,6 +2887,7 @@
     <w:p>
       <w:pPr>
         <w:pStyle w:val="Prrafodelista"/>
+        <w:spacing w:before="0" w:after="0" w:line="240" w:lineRule="auto"/>
         <w:rPr>
           <w:rFonts w:ascii="Arial Narrow" w:eastAsia="Arial Narrow" w:hAnsi="Arial Narrow" w:cs="Arial Narrow"/>
           <w:color w:val="000000"/>
@@ -2968,6 +2987,7 @@
     <w:p>
       <w:pPr>
         <w:pStyle w:val="Prrafodelista"/>
+        <w:spacing w:before="0" w:after="0" w:line="240" w:lineRule="auto"/>
         <w:rPr>
           <w:rFonts w:ascii="Arial Narrow" w:eastAsia="Arial Narrow" w:hAnsi="Arial Narrow" w:cs="Arial Narrow"/>
           <w:color w:val="000000"/>
@@ -3079,6 +3099,7 @@
     <w:p>
       <w:pPr>
         <w:pStyle w:val="Prrafodelista"/>
+        <w:spacing w:before="0" w:after="0" w:line="240" w:lineRule="auto"/>
         <w:rPr>
           <w:rFonts w:ascii="Arial Narrow" w:eastAsia="Arial Narrow" w:hAnsi="Arial Narrow" w:cs="Arial Narrow"/>
           <w:color w:val="000000"/>
@@ -3286,6 +3307,7 @@
     <w:p>
       <w:pPr>
         <w:pStyle w:val="Prrafodelista"/>
+        <w:spacing w:before="0" w:after="0" w:line="240" w:lineRule="auto"/>
         <w:rPr>
           <w:rFonts w:ascii="Arial Narrow" w:eastAsia="Arial Narrow" w:hAnsi="Arial Narrow" w:cs="Arial Narrow"/>
           <w:color w:val="000000"/>
@@ -3408,7 +3430,7 @@
     </w:p>
     <w:p>
       <w:pPr>
-        <w:spacing w:after="0" w:line="240" w:lineRule="auto"/>
+        <w:spacing w:before="0" w:after="0" w:line="240" w:lineRule="auto"/>
         <w:jc w:val="both"/>
         <w:rPr>
           <w:rFonts w:ascii="Arial Narrow" w:eastAsia="Arial Narrow" w:hAnsi="Arial Narrow" w:cs="Arial Narrow"/>
@@ -3782,7 +3804,7 @@
     </w:p>
     <w:p>
       <w:pPr>
-        <w:spacing w:after="0" w:line="240" w:lineRule="auto"/>
+        <w:spacing w:before="0" w:after="0" w:line="240" w:lineRule="auto"/>
         <w:contextualSpacing/>
         <w:jc w:val="both"/>
         <w:rPr>
@@ -3838,7 +3860,7 @@
     </w:p>
     <w:p>
       <w:pPr>
-        <w:spacing w:after="0" w:line="240" w:lineRule="auto"/>
+        <w:spacing w:before="0" w:after="0" w:line="240" w:lineRule="auto"/>
         <w:ind w:left="567"/>
         <w:contextualSpacing/>
         <w:jc w:val="both"/>
@@ -4063,7 +4085,7 @@
     </w:p>
     <w:p>
       <w:pPr>
-        <w:spacing w:after="0" w:line="240" w:lineRule="auto"/>
+        <w:spacing w:before="0" w:after="0" w:line="240" w:lineRule="auto"/>
         <w:jc w:val="both"/>
         <w:rPr>
           <w:rFonts w:ascii="Arial Narrow" w:eastAsia="Arial Narrow" w:hAnsi="Arial Narrow" w:cs="Arial Narrow"/>
@@ -4214,6 +4236,7 @@
     <w:p>
       <w:pPr>
         <w:pStyle w:val="Prrafodelista"/>
+        <w:spacing w:before="0" w:after="0" w:line="240" w:lineRule="auto"/>
         <w:rPr>
           <w:rFonts w:ascii="Arial Narrow" w:eastAsia="Arial Narrow" w:hAnsi="Arial Narrow" w:cs="Arial Narrow"/>
           <w:kern w:val="0"/>
@@ -4383,7 +4406,7 @@
     </w:p>
     <w:p>
       <w:pPr>
-        <w:spacing w:after="0" w:line="240" w:lineRule="auto"/>
+        <w:spacing w:before="0" w:after="0" w:line="240" w:lineRule="auto"/>
         <w:jc w:val="both"/>
         <w:rPr>
           <w:rFonts w:ascii="Arial Narrow" w:eastAsia="Arial Narrow" w:hAnsi="Arial Narrow" w:cs="Arial Narrow"/>
@@ -4521,7 +4544,7 @@
     </w:p>
     <w:p>
       <w:pPr>
-        <w:spacing w:after="0" w:line="240" w:lineRule="auto"/>
+        <w:spacing w:before="0" w:after="0" w:line="240" w:lineRule="auto"/>
         <w:jc w:val="both"/>
         <w:rPr>
           <w:rFonts w:ascii="Arial Narrow" w:eastAsia="Arial Narrow" w:hAnsi="Arial Narrow" w:cs="Arial Narrow"/>
@@ -4696,6 +4719,7 @@
     <w:p>
       <w:pPr>
         <w:pStyle w:val="Prrafodelista"/>
+        <w:spacing w:before="0" w:after="0" w:line="240" w:lineRule="auto"/>
         <w:rPr>
           <w:rFonts w:ascii="Arial Narrow" w:eastAsia="Arial Narrow" w:hAnsi="Arial Narrow" w:cs="Arial Narrow"/>
           <w:kern w:val="0"/>
@@ -4810,6 +4834,7 @@
     <w:p>
       <w:pPr>
         <w:pStyle w:val="Prrafodelista"/>
+        <w:spacing w:before="0" w:after="0" w:line="240" w:lineRule="auto"/>
         <w:rPr>
           <w:rFonts w:ascii="Arial Narrow" w:eastAsia="Arial Narrow" w:hAnsi="Arial Narrow" w:cs="Arial Narrow"/>
           <w:kern w:val="0"/>
@@ -4968,7 +4993,7 @@
     </w:p>
     <w:p>
       <w:pPr>
-        <w:spacing w:after="0" w:line="240" w:lineRule="auto"/>
+        <w:spacing w:before="0" w:after="0" w:line="240" w:lineRule="auto"/>
         <w:jc w:val="both"/>
         <w:rPr>
           <w:rFonts w:ascii="Arial Narrow" w:eastAsia="Arial Narrow" w:hAnsi="Arial Narrow" w:cs="Arial Narrow"/>
@@ -5130,7 +5155,7 @@
     <w:p>
       <w:pPr>
         <w:pStyle w:val="Prrafodelista"/>
-        <w:spacing w:after="0" w:line="240" w:lineRule="auto"/>
+        <w:spacing w:before="0" w:after="0" w:line="240" w:lineRule="auto"/>
         <w:ind w:left="567"/>
         <w:jc w:val="both"/>
         <w:rPr>
@@ -5201,7 +5226,7 @@
     </w:p>
     <w:p>
       <w:pPr>
-        <w:spacing w:after="0" w:line="240" w:lineRule="auto"/>
+        <w:spacing w:before="0" w:after="0" w:line="240" w:lineRule="auto"/>
         <w:ind w:left="567"/>
         <w:contextualSpacing/>
         <w:jc w:val="both"/>
@@ -5257,7 +5282,7 @@
     </w:p>
     <w:p>
       <w:pPr>
-        <w:spacing w:after="0" w:line="240" w:lineRule="auto"/>
+        <w:spacing w:before="0" w:after="0" w:line="240" w:lineRule="auto"/>
         <w:jc w:val="both"/>
         <w:rPr>
           <w:rFonts w:ascii="Arial Narrow" w:eastAsia="Arial Narrow" w:hAnsi="Arial Narrow" w:cs="Arial Narrow"/>
@@ -5342,7 +5367,7 @@
     <w:p>
       <w:pPr>
         <w:pStyle w:val="Prrafodelista"/>
-        <w:spacing w:after="0" w:line="240" w:lineRule="auto"/>
+        <w:spacing w:before="0" w:after="0" w:line="240" w:lineRule="auto"/>
         <w:ind w:left="567"/>
         <w:jc w:val="both"/>
         <w:rPr>
@@ -5408,7 +5433,7 @@
           <w:lang w:val="es-ES" w:eastAsia="es-ES"/>
           <w14:ligatures w14:val="none"/>
         </w:rPr>
-        <w:t xml:space="preserve">: </w:t>
+        <w:t xml:space="preserve">:</w:t>
       </w:r>
       <w:r>
         <w:rPr>
@@ -5420,6 +5445,18 @@
           <w:lang w:val="es-ES" w:eastAsia="es-ES"/>
           <w14:ligatures w14:val="none"/>
         </w:rPr>
+        <w:t xml:space="preserve"> </w:t>
+      </w:r>
+      <w:r>
+        <w:rPr>
+          <w:rFonts w:ascii="Arial Narrow" w:eastAsia="Arial Narrow" w:hAnsi="Arial Narrow" w:cs="Arial Narrow"/>
+          <w:color w:val="000000"/>
+          <w:kern w:val="0"/>
+          <w:sz w:val="22"/>
+          <w:szCs w:val="22"/>
+          <w:lang w:val="es-ES" w:eastAsia="es-ES"/>
+          <w14:ligatures w14:val="none"/>
+        </w:rPr>
         <w:t xml:space="preserve">(i) presentar una copia completa, legible y debidamente suscrita de la Póliza </w:t>
       </w:r>
       <w:r>
@@ -5570,6 +5607,24 @@
         </w:rPr>
         <w:t>.</w:t>
       </w:r>
+    </w:p>
+    <w:p>
+      <w:pPr>
+        <w:pStyle w:val="Prrafodelista"/>
+        <w:spacing w:before="0" w:after="0" w:line="240" w:lineRule="auto"/>
+        <w:ind w:left="567"/>
+        <w:jc w:val="both"/>
+        <w:rPr>
+          <w:rFonts w:ascii="Arial Narrow" w:eastAsia="Arial Narrow" w:hAnsi="Arial Narrow" w:cs="Arial Narrow"/>
+          <w:color w:val="000000"/>
+          <w:kern w:val="0"/>
+          <w:sz w:val="22"/>
+          <w:szCs w:val="22"/>
+          <w:u w:val="single"/>
+          <w:lang w:val="es-ES" w:eastAsia="es-ES"/>
+          <w14:ligatures w14:val="none"/>
+        </w:rPr>
+      </w:pPr>
     </w:p>
     <w:p>
       <w:pPr>
@@ -5588,13 +5643,7 @@
           <w14:ligatures w14:val="none"/>
         </w:rPr>
       </w:pPr>
-    </w:p>
-    <w:p>
-      <w:pPr>
-        <w:pStyle w:val="Prrafodelista"/>
-        <w:spacing w:after="0" w:line="240" w:lineRule="auto"/>
-        <w:ind w:left="567"/>
-        <w:jc w:val="both"/>
+      <w:r>
         <w:rPr>
           <w:rFonts w:ascii="Arial Narrow" w:eastAsia="Arial Narrow" w:hAnsi="Arial Narrow" w:cs="Arial Narrow"/>
           <w:color w:val="000000"/>
@@ -5605,7 +5654,9 @@
           <w:lang w:val="es-ES" w:eastAsia="es-ES"/>
           <w14:ligatures w14:val="none"/>
         </w:rPr>
-      </w:pPr>
+        <w:t xml:space="preserve">A </w:t>
+      </w:r>
+      <w:proofErr w:type="spellStart"/>
       <w:r>
         <w:rPr>
           <w:rFonts w:ascii="Arial Narrow" w:eastAsia="Arial Narrow" w:hAnsi="Arial Narrow" w:cs="Arial Narrow"/>
@@ -5617,7 +5668,92 @@
           <w:lang w:val="es-ES" w:eastAsia="es-ES"/>
           <w14:ligatures w14:val="none"/>
         </w:rPr>
-        <w:t xml:space="preserve">A </w:t>
+        <w:t>Protecta</w:t>
+      </w:r>
+      <w:proofErr w:type="spellEnd"/>
+      <w:r>
+        <w:rPr>
+          <w:rFonts w:ascii="Arial Narrow" w:eastAsia="Arial Narrow" w:hAnsi="Arial Narrow" w:cs="Arial Narrow"/>
+          <w:color w:val="000000"/>
+          <w:kern w:val="0"/>
+          <w:sz w:val="22"/>
+          <w:szCs w:val="22"/>
+          <w:lang w:val="es-ES" w:eastAsia="es-ES"/>
+          <w14:ligatures w14:val="none"/>
+        </w:rPr>
+        <w:t>:</w:t>
+      </w:r>
+      <w:r>
+        <w:rPr>
+          <w:rFonts w:ascii="Arial Narrow" w:eastAsia="Arial Narrow" w:hAnsi="Arial Narrow" w:cs="Arial Narrow"/>
+          <w:color w:val="000000"/>
+          <w:kern w:val="0"/>
+          <w:sz w:val="22"/>
+          <w:szCs w:val="22"/>
+          <w:lang w:eastAsia="es-ES"/>
+          <w14:ligatures w14:val="none"/>
+        </w:rPr>
+        <w:t xml:space="preserve"> </w:t>
+      </w:r>
+      <w:r>
+        <w:rPr>
+          <w:rFonts w:ascii="Arial Narrow" w:eastAsia="Arial Narrow" w:hAnsi="Arial Narrow" w:cs="Arial Narrow"/>
+          <w:color w:val="000000"/>
+          <w:kern w:val="0"/>
+          <w:sz w:val="22"/>
+          <w:szCs w:val="22"/>
+          <w:lang w:val="es-ES" w:eastAsia="es-ES"/>
+          <w14:ligatures w14:val="none"/>
+        </w:rPr>
+        <w:t xml:space="preserve">(i) presentar una copia completa, legible y debidamente suscrita de la Póliza </w:t>
+      </w:r>
+      <w:r>
+        <w:rPr>
+          <w:rFonts w:ascii="Arial Narrow" w:eastAsia="Arial Narrow" w:hAnsi="Arial Narrow" w:cs="Arial Narrow"/>
+          <w:color w:val="000000"/>
+          <w:kern w:val="0"/>
+          <w:sz w:val="22"/>
+          <w:szCs w:val="22"/>
+          <w:lang w:eastAsia="es-ES"/>
+          <w14:ligatures w14:val="none"/>
+        </w:rPr>
+        <w:t xml:space="preserve">166-112629409 </w:t>
+      </w:r>
+      <w:r>
+        <w:rPr>
+          <w:rFonts w:ascii="Arial Narrow" w:eastAsia="Arial Narrow" w:hAnsi="Arial Narrow" w:cs="Arial Narrow"/>
+          <w:color w:val="000000"/>
+          <w:kern w:val="0"/>
+          <w:sz w:val="22"/>
+          <w:szCs w:val="22"/>
+          <w:lang w:val="es-ES" w:eastAsia="es-ES"/>
+          <w14:ligatures w14:val="none"/>
+        </w:rPr>
+        <w:t>del Seguro de Desgravamen materia de denuncia;</w:t>
+      </w:r>
+      <w:r>
+        <w:rPr>
+          <w:rFonts w:ascii="Arial Narrow" w:eastAsia="Arial Narrow" w:hAnsi="Arial Narrow" w:cs="Arial Narrow"/>
+          <w:color w:val="000000"/>
+          <w:kern w:val="0"/>
+          <w:sz w:val="22"/>
+          <w:szCs w:val="22"/>
+          <w:lang w:val="es-ES" w:eastAsia="es-ES"/>
+          <w14:ligatures w14:val="none"/>
+        </w:rPr>
+        <w:t xml:space="preserve"> </w:t>
+      </w:r>
+      <w:r>
+        <w:rPr>
+          <w:rFonts w:ascii="Arial Narrow" w:eastAsia="Arial Narrow" w:hAnsi="Arial Narrow" w:cs="Arial Narrow"/>
+          <w:color w:val="000000"/>
+          <w:kern w:val="0"/>
+          <w:sz w:val="22"/>
+          <w:szCs w:val="22"/>
+          <w:lang w:val="es-ES" w:eastAsia="es-ES"/>
+          <w14:ligatures w14:val="none"/>
+        </w:rPr>
+        <w:t>(</w:t>
       </w:r>
       <w:proofErr w:type="spellStart"/>
       <w:r>
@@ -5627,11 +5763,22 @@
           <w:kern w:val="0"/>
           <w:sz w:val="22"/>
           <w:szCs w:val="22"/>
-          <w:u w:val="single"/>
           <w:lang w:val="es-ES" w:eastAsia="es-ES"/>
           <w14:ligatures w14:val="none"/>
         </w:rPr>
-        <w:t>Protecta</w:t>
+        <w:t>i</w:t>
+      </w:r>
+      <w:r>
+        <w:rPr>
+          <w:rFonts w:ascii="Arial Narrow" w:eastAsia="Arial Narrow" w:hAnsi="Arial Narrow" w:cs="Arial Narrow"/>
+          <w:color w:val="000000"/>
+          <w:kern w:val="0"/>
+          <w:sz w:val="22"/>
+          <w:szCs w:val="22"/>
+          <w:lang w:val="es-ES" w:eastAsia="es-ES"/>
+          <w14:ligatures w14:val="none"/>
+        </w:rPr>
+        <w:t>i</w:t>
       </w:r>
       <w:proofErr w:type="spellEnd"/>
       <w:r>
@@ -5644,19 +5791,19 @@
           <w:lang w:val="es-ES" w:eastAsia="es-ES"/>
           <w14:ligatures w14:val="none"/>
         </w:rPr>
-        <w:t>:</w:t>
-      </w:r>
-      <w:r>
-        <w:rPr>
-          <w:rFonts w:ascii="Arial Narrow" w:eastAsia="Arial Narrow" w:hAnsi="Arial Narrow" w:cs="Arial Narrow"/>
-          <w:color w:val="000000"/>
-          <w:kern w:val="0"/>
-          <w:sz w:val="22"/>
-          <w:szCs w:val="22"/>
-          <w:lang w:eastAsia="es-ES"/>
-          <w14:ligatures w14:val="none"/>
-        </w:rPr>
-        <w:t xml:space="preserve"> </w:t>
+        <w:t xml:space="preserve">) presentar una copia completa, legible y debidamente suscrita de la Póliza </w:t>
+      </w:r>
+      <w:r>
+        <w:rPr>
+          <w:rFonts w:ascii="Arial Narrow" w:eastAsia="Arial Narrow" w:hAnsi="Arial Narrow" w:cs="Arial Narrow"/>
+          <w:color w:val="000000"/>
+          <w:kern w:val="0"/>
+          <w:sz w:val="22"/>
+          <w:szCs w:val="22"/>
+          <w:lang w:eastAsia="es-ES"/>
+          <w14:ligatures w14:val="none"/>
+        </w:rPr>
+        <w:t xml:space="preserve">166-127012747 </w:t>
       </w:r>
       <w:r>
         <w:rPr>
@@ -5668,19 +5815,7 @@
           <w:lang w:val="es-ES" w:eastAsia="es-ES"/>
           <w14:ligatures w14:val="none"/>
         </w:rPr>
-        <w:t xml:space="preserve">(i) presentar una copia completa, legible y debidamente suscrita de la Póliza </w:t>
-      </w:r>
-      <w:r>
-        <w:rPr>
-          <w:rFonts w:ascii="Arial Narrow" w:eastAsia="Arial Narrow" w:hAnsi="Arial Narrow" w:cs="Arial Narrow"/>
-          <w:color w:val="000000"/>
-          <w:kern w:val="0"/>
-          <w:sz w:val="22"/>
-          <w:szCs w:val="22"/>
-          <w:lang w:eastAsia="es-ES"/>
-          <w14:ligatures w14:val="none"/>
-        </w:rPr>
-        <w:t xml:space="preserve">166-112629409 </w:t>
+        <w:t>del Seguro de Desgravamen materia de denuncia</w:t>
       </w:r>
       <w:r>
         <w:rPr>
@@ -5692,7 +5827,7 @@
           <w:lang w:val="es-ES" w:eastAsia="es-ES"/>
           <w14:ligatures w14:val="none"/>
         </w:rPr>
-        <w:t>del Seguro de Desgravamen materia de denuncia;</w:t>
+        <w:t>;</w:t>
       </w:r>
       <w:r>
         <w:rPr>
@@ -5704,8 +5839,9 @@
           <w:lang w:val="es-ES" w:eastAsia="es-ES"/>
           <w14:ligatures w14:val="none"/>
         </w:rPr>
-        <w:t xml:space="preserve"> </w:t>
-      </w:r>
+        <w:t xml:space="preserve"> (</w:t>
+      </w:r>
+      <w:proofErr w:type="spellStart"/>
       <w:r>
         <w:rPr>
           <w:rFonts w:ascii="Arial Narrow" w:eastAsia="Arial Narrow" w:hAnsi="Arial Narrow" w:cs="Arial Narrow"/>
@@ -5716,7 +5852,32 @@
           <w:lang w:val="es-ES" w:eastAsia="es-ES"/>
           <w14:ligatures w14:val="none"/>
         </w:rPr>
-        <w:t>(</w:t>
+        <w:t>i</w:t>
+      </w:r>
+      <w:r>
+        <w:rPr>
+          <w:rFonts w:ascii="Arial Narrow" w:eastAsia="Arial Narrow" w:hAnsi="Arial Narrow" w:cs="Arial Narrow"/>
+          <w:color w:val="000000"/>
+          <w:kern w:val="0"/>
+          <w:sz w:val="22"/>
+          <w:szCs w:val="22"/>
+          <w:lang w:val="es-ES" w:eastAsia="es-ES"/>
+          <w14:ligatures w14:val="none"/>
+        </w:rPr>
+        <w:t>ii</w:t>
+      </w:r>
+      <w:proofErr w:type="spellEnd"/>
+      <w:r>
+        <w:rPr>
+          <w:rFonts w:ascii="Arial Narrow" w:eastAsia="Arial Narrow" w:hAnsi="Arial Narrow" w:cs="Arial Narrow"/>
+          <w:color w:val="000000"/>
+          <w:kern w:val="0"/>
+          <w:sz w:val="22"/>
+          <w:szCs w:val="22"/>
+          <w:lang w:val="es-ES" w:eastAsia="es-ES"/>
+          <w14:ligatures w14:val="none"/>
+        </w:rPr>
+        <w:t>) presentar los medios probatorios que acrediten que el rechazo fue justificado; y, (</w:t>
       </w:r>
       <w:proofErr w:type="spellStart"/>
       <w:r>
@@ -5729,8 +5890,9 @@
           <w:lang w:val="es-ES" w:eastAsia="es-ES"/>
           <w14:ligatures w14:val="none"/>
         </w:rPr>
-        <w:t>i</w:t>
-      </w:r>
+        <w:t>iv</w:t>
+      </w:r>
+      <w:proofErr w:type="spellEnd"/>
       <w:r>
         <w:rPr>
           <w:rFonts w:ascii="Arial Narrow" w:eastAsia="Arial Narrow" w:hAnsi="Arial Narrow" w:cs="Arial Narrow"/>
@@ -5741,9 +5903,8 @@
           <w:lang w:val="es-ES" w:eastAsia="es-ES"/>
           <w14:ligatures w14:val="none"/>
         </w:rPr>
-        <w:t>i</w:t>
-      </w:r>
-      <w:proofErr w:type="spellEnd"/>
+        <w:t>) presentar todas las comunicaciones cursadas con la denunciante en virtud del hecho materia de denuncia</w:t>
+      </w:r>
       <w:r>
         <w:rPr>
           <w:rFonts w:ascii="Arial Narrow" w:eastAsia="Arial Narrow" w:hAnsi="Arial Narrow" w:cs="Arial Narrow"/>
@@ -5754,136 +5915,12 @@
           <w:lang w:val="es-ES" w:eastAsia="es-ES"/>
           <w14:ligatures w14:val="none"/>
         </w:rPr>
-        <w:t xml:space="preserve">) presentar una copia completa, legible y debidamente suscrita de la Póliza </w:t>
-      </w:r>
-      <w:r>
-        <w:rPr>
-          <w:rFonts w:ascii="Arial Narrow" w:eastAsia="Arial Narrow" w:hAnsi="Arial Narrow" w:cs="Arial Narrow"/>
-          <w:color w:val="000000"/>
-          <w:kern w:val="0"/>
-          <w:sz w:val="22"/>
-          <w:szCs w:val="22"/>
-          <w:lang w:eastAsia="es-ES"/>
-          <w14:ligatures w14:val="none"/>
-        </w:rPr>
-        <w:t xml:space="preserve">166-127012747 </w:t>
-      </w:r>
-      <w:r>
-        <w:rPr>
-          <w:rFonts w:ascii="Arial Narrow" w:eastAsia="Arial Narrow" w:hAnsi="Arial Narrow" w:cs="Arial Narrow"/>
-          <w:color w:val="000000"/>
-          <w:kern w:val="0"/>
-          <w:sz w:val="22"/>
-          <w:szCs w:val="22"/>
-          <w:lang w:val="es-ES" w:eastAsia="es-ES"/>
-          <w14:ligatures w14:val="none"/>
-        </w:rPr>
-        <w:t>del Seguro de Desgravamen materia de denuncia</w:t>
-      </w:r>
-      <w:r>
-        <w:rPr>
-          <w:rFonts w:ascii="Arial Narrow" w:eastAsia="Arial Narrow" w:hAnsi="Arial Narrow" w:cs="Arial Narrow"/>
-          <w:color w:val="000000"/>
-          <w:kern w:val="0"/>
-          <w:sz w:val="22"/>
-          <w:szCs w:val="22"/>
-          <w:lang w:val="es-ES" w:eastAsia="es-ES"/>
-          <w14:ligatures w14:val="none"/>
-        </w:rPr>
-        <w:t>;</w:t>
-      </w:r>
-      <w:r>
-        <w:rPr>
-          <w:rFonts w:ascii="Arial Narrow" w:eastAsia="Arial Narrow" w:hAnsi="Arial Narrow" w:cs="Arial Narrow"/>
-          <w:color w:val="000000"/>
-          <w:kern w:val="0"/>
-          <w:sz w:val="22"/>
-          <w:szCs w:val="22"/>
-          <w:lang w:val="es-ES" w:eastAsia="es-ES"/>
-          <w14:ligatures w14:val="none"/>
-        </w:rPr>
-        <w:t xml:space="preserve"> (</w:t>
-      </w:r>
-      <w:proofErr w:type="spellStart"/>
-      <w:r>
-        <w:rPr>
-          <w:rFonts w:ascii="Arial Narrow" w:eastAsia="Arial Narrow" w:hAnsi="Arial Narrow" w:cs="Arial Narrow"/>
-          <w:color w:val="000000"/>
-          <w:kern w:val="0"/>
-          <w:sz w:val="22"/>
-          <w:szCs w:val="22"/>
-          <w:lang w:val="es-ES" w:eastAsia="es-ES"/>
-          <w14:ligatures w14:val="none"/>
-        </w:rPr>
-        <w:t>i</w:t>
-      </w:r>
-      <w:r>
-        <w:rPr>
-          <w:rFonts w:ascii="Arial Narrow" w:eastAsia="Arial Narrow" w:hAnsi="Arial Narrow" w:cs="Arial Narrow"/>
-          <w:color w:val="000000"/>
-          <w:kern w:val="0"/>
-          <w:sz w:val="22"/>
-          <w:szCs w:val="22"/>
-          <w:lang w:val="es-ES" w:eastAsia="es-ES"/>
-          <w14:ligatures w14:val="none"/>
-        </w:rPr>
-        <w:t>ii</w:t>
-      </w:r>
-      <w:proofErr w:type="spellEnd"/>
-      <w:r>
-        <w:rPr>
-          <w:rFonts w:ascii="Arial Narrow" w:eastAsia="Arial Narrow" w:hAnsi="Arial Narrow" w:cs="Arial Narrow"/>
-          <w:color w:val="000000"/>
-          <w:kern w:val="0"/>
-          <w:sz w:val="22"/>
-          <w:szCs w:val="22"/>
-          <w:lang w:val="es-ES" w:eastAsia="es-ES"/>
-          <w14:ligatures w14:val="none"/>
-        </w:rPr>
-        <w:t>) presentar los medios probatorios que acrediten que el rechazo fue justificado; y, (</w:t>
-      </w:r>
-      <w:proofErr w:type="spellStart"/>
-      <w:r>
-        <w:rPr>
-          <w:rFonts w:ascii="Arial Narrow" w:eastAsia="Arial Narrow" w:hAnsi="Arial Narrow" w:cs="Arial Narrow"/>
-          <w:color w:val="000000"/>
-          <w:kern w:val="0"/>
-          <w:sz w:val="22"/>
-          <w:szCs w:val="22"/>
-          <w:lang w:val="es-ES" w:eastAsia="es-ES"/>
-          <w14:ligatures w14:val="none"/>
-        </w:rPr>
-        <w:t>iv</w:t>
-      </w:r>
-      <w:proofErr w:type="spellEnd"/>
-      <w:r>
-        <w:rPr>
-          <w:rFonts w:ascii="Arial Narrow" w:eastAsia="Arial Narrow" w:hAnsi="Arial Narrow" w:cs="Arial Narrow"/>
-          <w:color w:val="000000"/>
-          <w:kern w:val="0"/>
-          <w:sz w:val="22"/>
-          <w:szCs w:val="22"/>
-          <w:lang w:val="es-ES" w:eastAsia="es-ES"/>
-          <w14:ligatures w14:val="none"/>
-        </w:rPr>
-        <w:t>) presentar todas las comunicaciones cursadas con la denunciante en virtud del hecho materia de denuncia</w:t>
-      </w:r>
-      <w:r>
-        <w:rPr>
-          <w:rFonts w:ascii="Arial Narrow" w:eastAsia="Arial Narrow" w:hAnsi="Arial Narrow" w:cs="Arial Narrow"/>
-          <w:color w:val="000000"/>
-          <w:kern w:val="0"/>
-          <w:sz w:val="22"/>
-          <w:szCs w:val="22"/>
-          <w:lang w:val="es-ES" w:eastAsia="es-ES"/>
-          <w14:ligatures w14:val="none"/>
-        </w:rPr>
         <w:t>.</w:t>
       </w:r>
     </w:p>
     <w:p>
       <w:pPr>
-        <w:spacing w:after="0" w:line="240" w:lineRule="auto"/>
+        <w:spacing w:before="0" w:after="0" w:line="240" w:lineRule="auto"/>
         <w:jc w:val="both"/>
         <w:rPr>
           <w:rFonts w:ascii="Arial Narrow" w:eastAsia="Arial Narrow" w:hAnsi="Arial Narrow" w:cs="Arial Narrow"/>
@@ -5937,10 +5974,37 @@
     </w:p>
     <w:p>
       <w:pPr>
+        <w:spacing w:before="0" w:after="0" w:line="240" w:lineRule="auto"/>
+        <w:jc w:val="both"/>
+        <w:rPr>
+          <w:rFonts w:ascii="Arial Narrow" w:eastAsia="Arial Narrow" w:hAnsi="Arial Narrow" w:cs="Arial Narrow"/>
+          <w:b/>
+          <w:color w:val="000000"/>
+          <w:kern w:val="0"/>
+          <w:sz w:val="22"/>
+          <w:szCs w:val="22"/>
+          <w:lang w:eastAsia="es-PE"/>
+          <w14:ligatures w14:val="none"/>
+        </w:rPr>
+      </w:pPr>
+    </w:p>
+    <w:p>
+      <w:pPr>
         <w:spacing w:after="0" w:line="240" w:lineRule="auto"/>
         <w:jc w:val="both"/>
         <w:rPr>
           <w:rFonts w:ascii="Arial Narrow" w:eastAsia="Arial Narrow" w:hAnsi="Arial Narrow" w:cs="Arial Narrow"/>
+          <w:color w:val="000000"/>
+          <w:kern w:val="0"/>
+          <w:sz w:val="22"/>
+          <w:szCs w:val="22"/>
+          <w:lang w:eastAsia="es-PE"/>
+          <w14:ligatures w14:val="none"/>
+        </w:rPr>
+      </w:pPr>
+      <w:r>
+        <w:rPr>
+          <w:rFonts w:ascii="Arial Narrow" w:eastAsia="Arial Narrow" w:hAnsi="Arial Narrow" w:cs="Arial Narrow"/>
           <w:b/>
           <w:color w:val="000000"/>
           <w:kern w:val="0"/>
@@ -5949,33 +6013,6 @@
           <w:lang w:eastAsia="es-PE"/>
           <w14:ligatures w14:val="none"/>
         </w:rPr>
-      </w:pPr>
-    </w:p>
-    <w:p>
-      <w:pPr>
-        <w:spacing w:after="0" w:line="240" w:lineRule="auto"/>
-        <w:jc w:val="both"/>
-        <w:rPr>
-          <w:rFonts w:ascii="Arial Narrow" w:eastAsia="Arial Narrow" w:hAnsi="Arial Narrow" w:cs="Arial Narrow"/>
-          <w:color w:val="000000"/>
-          <w:kern w:val="0"/>
-          <w:sz w:val="22"/>
-          <w:szCs w:val="22"/>
-          <w:lang w:eastAsia="es-PE"/>
-          <w14:ligatures w14:val="none"/>
-        </w:rPr>
-      </w:pPr>
-      <w:r>
-        <w:rPr>
-          <w:rFonts w:ascii="Arial Narrow" w:eastAsia="Arial Narrow" w:hAnsi="Arial Narrow" w:cs="Arial Narrow"/>
-          <w:b/>
-          <w:color w:val="000000"/>
-          <w:kern w:val="0"/>
-          <w:sz w:val="22"/>
-          <w:szCs w:val="22"/>
-          <w:lang w:eastAsia="es-PE"/>
-          <w14:ligatures w14:val="none"/>
-        </w:rPr>
         <w:t xml:space="preserve">PRIMERO:</w:t>
       </w:r>
       <w:r>
@@ -6167,7 +6204,7 @@
     </w:p>
     <w:p>
       <w:pPr>
-        <w:spacing w:after="0" w:line="240" w:lineRule="auto"/>
+        <w:spacing w:before="0" w:after="0" w:line="240" w:lineRule="auto"/>
         <w:jc w:val="both"/>
         <w:rPr>
           <w:rFonts w:ascii="Arial Narrow" w:eastAsia="Arial Narrow" w:hAnsi="Arial Narrow" w:cs="Arial Narrow"/>
@@ -6328,7 +6365,7 @@
     </w:p>
     <w:p>
       <w:pPr>
-        <w:spacing w:after="0" w:line="240" w:lineRule="auto"/>
+        <w:spacing w:before="0" w:after="0" w:line="240" w:lineRule="auto"/>
         <w:jc w:val="both"/>
         <w:rPr>
           <w:rFonts w:ascii="Arial Narrow" w:eastAsia="Arial Narrow" w:hAnsi="Arial Narrow" w:cs="Arial Narrow"/>
@@ -6512,7 +6549,7 @@
     <w:p>
       <w:pPr>
         <w:pStyle w:val="Prrafodelista"/>
-        <w:spacing w:after="0" w:line="240" w:lineRule="auto"/>
+        <w:spacing w:before="0" w:after="0" w:line="240" w:lineRule="auto"/>
         <w:ind w:left="567"/>
         <w:jc w:val="both"/>
         <w:rPr>
@@ -6670,7 +6707,7 @@
     <w:p>
       <w:pPr>
         <w:pStyle w:val="Prrafodelista"/>
-        <w:spacing w:after="0" w:line="240" w:lineRule="auto"/>
+        <w:spacing w:before="0" w:after="0" w:line="240" w:lineRule="auto"/>
         <w:ind w:left="567"/>
         <w:jc w:val="both"/>
         <w:rPr>
@@ -6799,6 +6836,7 @@
     <w:p>
       <w:pPr>
         <w:pStyle w:val="Prrafodelista"/>
+        <w:spacing w:before="0" w:after="0" w:line="240" w:lineRule="auto"/>
         <w:rPr>
           <w:rFonts w:ascii="Arial Narrow" w:eastAsia="Arial Narrow" w:hAnsi="Arial Narrow" w:cs="Arial Narrow"/>
           <w:kern w:val="0"/>
@@ -7000,6 +7038,7 @@
     <w:p>
       <w:pPr>
         <w:pStyle w:val="Prrafodelista"/>
+        <w:spacing w:before="0" w:after="0" w:line="240" w:lineRule="auto"/>
         <w:rPr>
           <w:rFonts w:ascii="Arial Narrow" w:eastAsia="Arial Narrow" w:hAnsi="Arial Narrow" w:cs="Arial Narrow"/>
           <w:kern w:val="0"/>
@@ -7132,7 +7171,7 @@
     </w:p>
     <w:p>
       <w:pPr>
-        <w:spacing w:after="0" w:line="240" w:lineRule="auto"/>
+        <w:spacing w:before="0" w:after="0" w:line="240" w:lineRule="auto"/>
         <w:jc w:val="both"/>
         <w:rPr>
           <w:rFonts w:ascii="Arial Narrow" w:eastAsia="Arial Narrow" w:hAnsi="Arial Narrow" w:cs="Arial Narrow"/>
@@ -7330,6 +7369,7 @@
     <w:p>
       <w:pPr>
         <w:pStyle w:val="Prrafodelista"/>
+        <w:spacing w:before="0" w:after="0" w:line="240" w:lineRule="auto"/>
         <w:rPr>
           <w:rFonts w:ascii="Arial Narrow" w:eastAsia="Arial Narrow" w:hAnsi="Arial Narrow" w:cs="Arial Narrow"/>
           <w:kern w:val="0"/>
@@ -7503,7 +7543,7 @@
     </w:p>
     <w:p>
       <w:pPr>
-        <w:spacing w:after="0" w:line="240" w:lineRule="auto"/>
+        <w:spacing w:before="0" w:after="0" w:line="240" w:lineRule="auto"/>
         <w:jc w:val="both"/>
         <w:rPr>
           <w:rFonts w:ascii="Arial Narrow" w:eastAsia="Arial Narrow" w:hAnsi="Arial Narrow" w:cs="Arial Narrow"/>
@@ -7601,7 +7641,7 @@
     </w:p>
     <w:p>
       <w:pPr>
-        <w:spacing w:line="240" w:lineRule="auto"/>
+        <w:spacing w:before="0" w:after="0" w:line="240" w:lineRule="auto"/>
         <w:contextualSpacing/>
         <w:jc w:val="both"/>
         <w:rPr>
@@ -7755,7 +7795,7 @@
     </w:p>
     <w:p>
       <w:pPr>
-        <w:spacing w:after="0" w:line="240" w:lineRule="auto"/>
+        <w:spacing w:before="0" w:after="0" w:line="240" w:lineRule="auto"/>
         <w:jc w:val="both"/>
         <w:rPr>
           <w:rFonts w:ascii="Arial Narrow" w:eastAsia="Arial Narrow" w:hAnsi="Arial Narrow" w:cs="Arial Narrow"/>
@@ -8081,7 +8121,7 @@
     </w:p>
     <w:p>
       <w:pPr>
-        <w:spacing w:after="0" w:line="240" w:lineRule="auto"/>
+        <w:spacing w:before="0" w:after="0" w:line="240" w:lineRule="auto"/>
         <w:ind w:left="567"/>
         <w:jc w:val="both"/>
         <w:rPr>
@@ -8182,6 +8222,21 @@
     </w:p>
     <w:p>
       <w:pPr>
+        <w:spacing w:before="0" w:after="0" w:line="240" w:lineRule="auto"/>
+        <w:jc w:val="both"/>
+        <w:rPr>
+          <w:rFonts w:ascii="Arial Narrow" w:eastAsia="Arial Narrow" w:hAnsi="Arial Narrow" w:cs="Arial Narrow"/>
+          <w:color w:val="000000"/>
+          <w:kern w:val="0"/>
+          <w:sz w:val="22"/>
+          <w:szCs w:val="22"/>
+          <w:lang w:eastAsia="es-PE"/>
+          <w14:ligatures w14:val="none"/>
+        </w:rPr>
+      </w:pPr>
+    </w:p>
+    <w:p>
+      <w:pPr>
         <w:spacing w:after="0" w:line="240" w:lineRule="auto"/>
         <w:jc w:val="both"/>
         <w:rPr>
@@ -8190,7 +8245,315 @@
           <w:kern w:val="0"/>
           <w:sz w:val="22"/>
           <w:szCs w:val="22"/>
-          <w:lang w:eastAsia="es-PE"/>
+          <w:lang w:val="es-ES" w:eastAsia="es-ES"/>
+          <w14:ligatures w14:val="none"/>
+        </w:rPr>
+      </w:pPr>
+      <w:r>
+        <w:rPr>
+          <w:rFonts w:ascii="Arial Narrow" w:eastAsia="Arial Narrow" w:hAnsi="Arial Narrow" w:cs="Arial Narrow"/>
+          <w:b/>
+          <w:color w:val="000000"/>
+          <w:kern w:val="0"/>
+          <w:sz w:val="22"/>
+          <w:szCs w:val="22"/>
+          <w:lang w:eastAsia="es-PE"/>
+          <w14:ligatures w14:val="none"/>
+        </w:rPr>
+        <w:t xml:space="preserve">QUINTO:</w:t>
+      </w:r>
+      <w:r>
+        <w:rPr>
+          <w:rFonts w:ascii="Arial Narrow" w:eastAsia="Arial Narrow" w:hAnsi="Arial Narrow" w:cs="Arial Narrow"/>
+          <w:color w:val="000000"/>
+          <w:kern w:val="0"/>
+          <w:sz w:val="22"/>
+          <w:szCs w:val="22"/>
+          <w:lang w:eastAsia="es-PE"/>
+          <w14:ligatures w14:val="none"/>
+        </w:rPr>
+        <w:t xml:space="preserve"> </w:t>
+      </w:r>
+      <w:bookmarkStart w:id="6" w:name="_Hlk188286813"/>
+      <w:r>
+        <w:rPr>
+          <w:rFonts w:ascii="Arial Narrow" w:eastAsia="Arial Narrow" w:hAnsi="Arial Narrow" w:cs="Arial Narrow"/>
+          <w:color w:val="000000"/>
+          <w:kern w:val="0"/>
+          <w:sz w:val="22"/>
+          <w:szCs w:val="22"/>
+          <w:lang w:eastAsia="es-ES"/>
+          <w14:ligatures w14:val="none"/>
+        </w:rPr>
+        <w:t xml:space="preserve">requerir </w:t>
+      </w:r>
+      <w:r>
+        <w:rPr>
+          <w:rFonts w:ascii="Arial Narrow" w:eastAsia="Arial Narrow" w:hAnsi="Arial Narrow" w:cs="Arial Narrow"/>
+          <w:color w:val="000000"/>
+          <w:kern w:val="0"/>
+          <w:sz w:val="22"/>
+          <w:szCs w:val="22"/>
+          <w:lang w:val="es-ES" w:eastAsia="es-ES"/>
+          <w14:ligatures w14:val="none"/>
+        </w:rPr>
+        <w:t xml:space="preserve">que, en un </w:t>
+      </w:r>
+      <w:r>
+        <w:rPr>
+          <w:rFonts w:ascii="Arial Narrow" w:eastAsia="Arial Narrow" w:hAnsi="Arial Narrow" w:cs="Arial Narrow"/>
+          <w:color w:val="000000"/>
+          <w:kern w:val="0"/>
+          <w:sz w:val="22"/>
+          <w:szCs w:val="22"/>
+          <w:lang w:eastAsia="es-ES"/>
+          <w14:ligatures w14:val="none"/>
+        </w:rPr>
+        <w:t>plazo no mayor de cinco (5) días hábiles contado a partir del día siguiente de la notificación de la presente resolución</w:t>
+      </w:r>
+      <w:bookmarkEnd w:id="6"/>
+      <w:r>
+        <w:rPr>
+          <w:rFonts w:ascii="Arial Narrow" w:eastAsia="Arial Narrow" w:hAnsi="Arial Narrow" w:cs="Arial Narrow"/>
+          <w:color w:val="000000"/>
+          <w:kern w:val="0"/>
+          <w:sz w:val="22"/>
+          <w:szCs w:val="22"/>
+          <w:lang w:eastAsia="es-ES"/>
+          <w14:ligatures w14:val="none"/>
+        </w:rPr>
+        <w:t xml:space="preserve">, </w:t>
+      </w:r>
+      <w:bookmarkStart w:id="7" w:name="_Hlk188286828"/>
+      <w:r>
+        <w:rPr>
+          <w:rFonts w:ascii="Arial Narrow" w:eastAsia="Arial Narrow" w:hAnsi="Arial Narrow" w:cs="Arial Narrow"/>
+          <w:color w:val="000000"/>
+          <w:kern w:val="0"/>
+          <w:sz w:val="22"/>
+          <w:szCs w:val="22"/>
+          <w:lang w:eastAsia="es-ES"/>
+          <w14:ligatures w14:val="none"/>
+        </w:rPr>
+        <w:t xml:space="preserve">el </w:t>
+      </w:r>
+      <w:r>
+        <w:rPr>
+          <w:rFonts w:ascii="Arial Narrow" w:eastAsia="Arial Narrow" w:hAnsi="Arial Narrow" w:cs="Arial Narrow"/>
+          <w:sz w:val="22"/>
+          <w:szCs w:val="22"/>
+        </w:rPr>
+        <w:t>Banco Agropecuario S.A.</w:t>
+      </w:r>
+      <w:r>
+        <w:rPr>
+          <w:rFonts w:ascii="Arial Narrow" w:eastAsia="Arial Narrow" w:hAnsi="Arial Narrow" w:cs="Arial Narrow"/>
+          <w:color w:val="000000"/>
+          <w:kern w:val="0"/>
+          <w:sz w:val="22"/>
+          <w:szCs w:val="22"/>
+          <w:lang w:eastAsia="es-ES"/>
+          <w14:ligatures w14:val="none"/>
+        </w:rPr>
+        <w:t xml:space="preserve">, </w:t>
+      </w:r>
+      <w:bookmarkEnd w:id="7"/>
+      <w:r>
+        <w:rPr>
+          <w:rFonts w:ascii="Arial Narrow" w:eastAsia="Arial Narrow" w:hAnsi="Arial Narrow" w:cs="Arial Narrow"/>
+          <w:color w:val="000000"/>
+          <w:kern w:val="0"/>
+          <w:sz w:val="22"/>
+          <w:szCs w:val="22"/>
+          <w:lang w:val="es-ES" w:eastAsia="es-ES"/>
+          <w14:ligatures w14:val="none"/>
+        </w:rPr>
+        <w:t>cumpla</w:t>
+      </w:r>
+      <w:r>
+        <w:rPr>
+          <w:rFonts w:ascii="Arial Narrow" w:eastAsia="Arial Narrow" w:hAnsi="Arial Narrow" w:cs="Arial Narrow"/>
+          <w:color w:val="000000"/>
+          <w:kern w:val="0"/>
+          <w:sz w:val="22"/>
+          <w:szCs w:val="22"/>
+          <w:lang w:val="es-ES" w:eastAsia="es-ES"/>
+          <w14:ligatures w14:val="none"/>
+        </w:rPr>
+        <w:t xml:space="preserve"> con: </w:t>
+      </w:r>
+      <w:r>
+        <w:rPr>
+          <w:rFonts w:ascii="Arial Narrow" w:eastAsia="Arial Narrow" w:hAnsi="Arial Narrow" w:cs="Arial Narrow"/>
+          <w:color w:val="000000"/>
+          <w:kern w:val="0"/>
+          <w:sz w:val="22"/>
+          <w:szCs w:val="22"/>
+          <w:lang w:val="es-ES" w:eastAsia="es-ES"/>
+          <w14:ligatures w14:val="none"/>
+        </w:rPr>
+        <w:t xml:space="preserve">(i) presentar una copia completa, legible y debidamente suscrita de la Póliza </w:t>
+      </w:r>
+      <w:r>
+        <w:rPr>
+          <w:rFonts w:ascii="Arial Narrow" w:eastAsia="Arial Narrow" w:hAnsi="Arial Narrow" w:cs="Arial Narrow"/>
+          <w:color w:val="000000"/>
+          <w:kern w:val="0"/>
+          <w:sz w:val="22"/>
+          <w:szCs w:val="22"/>
+          <w:lang w:eastAsia="es-ES"/>
+          <w14:ligatures w14:val="none"/>
+        </w:rPr>
+        <w:t>166-112629409</w:t>
+      </w:r>
+      <w:r>
+        <w:rPr>
+          <w:rFonts w:ascii="Arial Narrow" w:eastAsia="Arial Narrow" w:hAnsi="Arial Narrow" w:cs="Arial Narrow"/>
+          <w:color w:val="000000"/>
+          <w:kern w:val="0"/>
+          <w:sz w:val="22"/>
+          <w:szCs w:val="22"/>
+          <w:lang w:val="es-ES" w:eastAsia="es-ES"/>
+          <w14:ligatures w14:val="none"/>
+        </w:rPr>
+        <w:t xml:space="preserve"> del Seguro de Desgravamen materia de denuncia; (</w:t>
+      </w:r>
+      <w:proofErr w:type="spellStart"/>
+      <w:r>
+        <w:rPr>
+          <w:rFonts w:ascii="Arial Narrow" w:eastAsia="Arial Narrow" w:hAnsi="Arial Narrow" w:cs="Arial Narrow"/>
+          <w:color w:val="000000"/>
+          <w:kern w:val="0"/>
+          <w:sz w:val="22"/>
+          <w:szCs w:val="22"/>
+          <w:lang w:val="es-ES" w:eastAsia="es-ES"/>
+          <w14:ligatures w14:val="none"/>
+        </w:rPr>
+        <w:t>ii</w:t>
+      </w:r>
+      <w:proofErr w:type="spellEnd"/>
+      <w:r>
+        <w:rPr>
+          <w:rFonts w:ascii="Arial Narrow" w:eastAsia="Arial Narrow" w:hAnsi="Arial Narrow" w:cs="Arial Narrow"/>
+          <w:color w:val="000000"/>
+          <w:kern w:val="0"/>
+          <w:sz w:val="22"/>
+          <w:szCs w:val="22"/>
+          <w:lang w:val="es-ES" w:eastAsia="es-ES"/>
+          <w14:ligatures w14:val="none"/>
+        </w:rPr>
+        <w:t xml:space="preserve">) presentar una copia completa, legible y debidamente suscrita de la Póliza </w:t>
+      </w:r>
+      <w:r>
+        <w:rPr>
+          <w:rFonts w:ascii="Arial Narrow" w:eastAsia="Arial Narrow" w:hAnsi="Arial Narrow" w:cs="Arial Narrow"/>
+          <w:color w:val="000000"/>
+          <w:kern w:val="0"/>
+          <w:sz w:val="22"/>
+          <w:szCs w:val="22"/>
+          <w:lang w:eastAsia="es-ES"/>
+          <w14:ligatures w14:val="none"/>
+        </w:rPr>
+        <w:t xml:space="preserve">166-127012747 </w:t>
+      </w:r>
+      <w:r>
+        <w:rPr>
+          <w:rFonts w:ascii="Arial Narrow" w:eastAsia="Arial Narrow" w:hAnsi="Arial Narrow" w:cs="Arial Narrow"/>
+          <w:color w:val="000000"/>
+          <w:kern w:val="0"/>
+          <w:sz w:val="22"/>
+          <w:szCs w:val="22"/>
+          <w:lang w:val="es-ES" w:eastAsia="es-ES"/>
+          <w14:ligatures w14:val="none"/>
+        </w:rPr>
+        <w:t>del Seguro de Desgravamen</w:t>
+      </w:r>
+      <w:r>
+        <w:rPr>
+          <w:rFonts w:ascii="Arial Narrow" w:eastAsia="Arial Narrow" w:hAnsi="Arial Narrow" w:cs="Arial Narrow"/>
+          <w:color w:val="000000"/>
+          <w:kern w:val="0"/>
+          <w:sz w:val="22"/>
+          <w:szCs w:val="22"/>
+          <w:lang w:val="es-ES" w:eastAsia="es-ES"/>
+          <w14:ligatures w14:val="none"/>
+        </w:rPr>
+        <w:t xml:space="preserve"> </w:t>
+      </w:r>
+      <w:r>
+        <w:rPr>
+          <w:rFonts w:ascii="Arial Narrow" w:eastAsia="Arial Narrow" w:hAnsi="Arial Narrow" w:cs="Arial Narrow"/>
+          <w:color w:val="000000"/>
+          <w:kern w:val="0"/>
+          <w:sz w:val="22"/>
+          <w:szCs w:val="22"/>
+          <w:lang w:val="es-ES" w:eastAsia="es-ES"/>
+          <w14:ligatures w14:val="none"/>
+        </w:rPr>
+        <w:t>materia de denuncia y, (</w:t>
+      </w:r>
+      <w:proofErr w:type="spellStart"/>
+      <w:r>
+        <w:rPr>
+          <w:rFonts w:ascii="Arial Narrow" w:eastAsia="Arial Narrow" w:hAnsi="Arial Narrow" w:cs="Arial Narrow"/>
+          <w:color w:val="000000"/>
+          <w:kern w:val="0"/>
+          <w:sz w:val="22"/>
+          <w:szCs w:val="22"/>
+          <w:lang w:val="es-ES" w:eastAsia="es-ES"/>
+          <w14:ligatures w14:val="none"/>
+        </w:rPr>
+        <w:t>i</w:t>
+      </w:r>
+      <w:r>
+        <w:rPr>
+          <w:rFonts w:ascii="Arial Narrow" w:eastAsia="Arial Narrow" w:hAnsi="Arial Narrow" w:cs="Arial Narrow"/>
+          <w:color w:val="000000"/>
+          <w:kern w:val="0"/>
+          <w:sz w:val="22"/>
+          <w:szCs w:val="22"/>
+          <w:lang w:val="es-ES" w:eastAsia="es-ES"/>
+          <w14:ligatures w14:val="none"/>
+        </w:rPr>
+        <w:t>ii</w:t>
+      </w:r>
+      <w:proofErr w:type="spellEnd"/>
+      <w:r>
+        <w:rPr>
+          <w:rFonts w:ascii="Arial Narrow" w:eastAsia="Arial Narrow" w:hAnsi="Arial Narrow" w:cs="Arial Narrow"/>
+          <w:color w:val="000000"/>
+          <w:kern w:val="0"/>
+          <w:sz w:val="22"/>
+          <w:szCs w:val="22"/>
+          <w:lang w:val="es-ES" w:eastAsia="es-ES"/>
+          <w14:ligatures w14:val="none"/>
+        </w:rPr>
+        <w:t>) presentar todas las comunicaciones cursadas con la parte denunciante en virtud de los hechos materia de denuncia</w:t>
+      </w:r>
+      <w:r>
+        <w:rPr>
+          <w:rFonts w:ascii="Arial Narrow" w:eastAsia="Arial Narrow" w:hAnsi="Arial Narrow" w:cs="Arial Narrow"/>
+          <w:color w:val="000000"/>
+          <w:kern w:val="0"/>
+          <w:sz w:val="22"/>
+          <w:szCs w:val="22"/>
+          <w:lang w:val="es-ES" w:eastAsia="es-ES"/>
+          <w14:ligatures w14:val="none"/>
+        </w:rPr>
+        <w:t>.</w:t>
+      </w:r>
+    </w:p>
+    <w:p>
+      <w:pPr>
+        <w:spacing w:before="0" w:after="0" w:line="240" w:lineRule="auto"/>
+        <w:jc w:val="both"/>
+        <w:rPr>
+          <w:rFonts w:ascii="Arial Narrow" w:eastAsia="Arial Narrow" w:hAnsi="Arial Narrow" w:cs="Arial Narrow"/>
+          <w:color w:val="000000"/>
+          <w:kern w:val="0"/>
+          <w:sz w:val="22"/>
+          <w:szCs w:val="22"/>
+          <w:lang w:val="es-ES" w:eastAsia="es-ES"/>
           <w14:ligatures w14:val="none"/>
         </w:rPr>
       </w:pPr>
@@ -8220,7 +8583,7 @@
           <w:lang w:eastAsia="es-PE"/>
           <w14:ligatures w14:val="none"/>
         </w:rPr>
-        <w:t xml:space="preserve">QUINTO:</w:t>
+        <w:t xml:space="preserve">SEXTO:</w:t>
       </w:r>
       <w:r>
         <w:rPr>
@@ -8234,7 +8597,6 @@
         </w:rPr>
         <w:t xml:space="preserve"> </w:t>
       </w:r>
-      <w:bookmarkStart w:id="6" w:name="_Hlk188286813"/>
       <w:r>
         <w:rPr>
           <w:rFonts w:ascii="Arial Narrow" w:eastAsia="Arial Narrow" w:hAnsi="Arial Narrow" w:cs="Arial Narrow"/>
@@ -8269,9 +8631,26 @@
           <w:lang w:eastAsia="es-ES"/>
           <w14:ligatures w14:val="none"/>
         </w:rPr>
-        <w:t>plazo no mayor de cinco (5) días hábiles contado a partir del día siguiente de la notificación de la presente resolución</w:t>
-      </w:r>
-      <w:bookmarkEnd w:id="6"/>
+        <w:t xml:space="preserve">plazo no mayor de cinco (5) días hábiles contado a partir del día siguiente de la notificación de la presente resolución, </w:t>
+      </w:r>
+      <w:proofErr w:type="spellStart"/>
+      <w:r>
+        <w:rPr>
+          <w:rFonts w:ascii="Arial Narrow" w:eastAsia="Arial Narrow" w:hAnsi="Arial Narrow" w:cs="Arial Narrow"/>
+          <w:sz w:val="22"/>
+          <w:szCs w:val="22"/>
+        </w:rPr>
+        <w:t>Protecta</w:t>
+      </w:r>
+      <w:proofErr w:type="spellEnd"/>
+      <w:r>
+        <w:rPr>
+          <w:rFonts w:ascii="Arial Narrow" w:eastAsia="Arial Narrow" w:hAnsi="Arial Narrow" w:cs="Arial Narrow"/>
+          <w:sz w:val="22"/>
+          <w:szCs w:val="22"/>
+        </w:rPr>
+        <w:t xml:space="preserve"> S.A. Compañía de Seguros y Reaseguros</w:t>
+      </w:r>
       <w:r>
         <w:rPr>
           <w:rFonts w:ascii="Arial Narrow" w:eastAsia="Arial Narrow" w:hAnsi="Arial Narrow" w:cs="Arial Narrow"/>
@@ -8284,40 +8663,6 @@
         </w:rPr>
         <w:t xml:space="preserve">, </w:t>
       </w:r>
-      <w:bookmarkStart w:id="7" w:name="_Hlk188286828"/>
-      <w:r>
-        <w:rPr>
-          <w:rFonts w:ascii="Arial Narrow" w:eastAsia="Arial Narrow" w:hAnsi="Arial Narrow" w:cs="Arial Narrow"/>
-          <w:color w:val="000000"/>
-          <w:kern w:val="0"/>
-          <w:sz w:val="22"/>
-          <w:szCs w:val="22"/>
-          <w:lang w:eastAsia="es-ES"/>
-          <w14:ligatures w14:val="none"/>
-        </w:rPr>
-        <w:t xml:space="preserve">el </w:t>
-      </w:r>
-      <w:r>
-        <w:rPr>
-          <w:rFonts w:ascii="Arial Narrow" w:eastAsia="Arial Narrow" w:hAnsi="Arial Narrow" w:cs="Arial Narrow"/>
-          <w:sz w:val="22"/>
-          <w:szCs w:val="22"/>
-        </w:rPr>
-        <w:t>Banco Agropecuario S.A.</w:t>
-      </w:r>
-      <w:r>
-        <w:rPr>
-          <w:rFonts w:ascii="Arial Narrow" w:eastAsia="Arial Narrow" w:hAnsi="Arial Narrow" w:cs="Arial Narrow"/>
-          <w:color w:val="000000"/>
-          <w:kern w:val="0"/>
-          <w:sz w:val="22"/>
-          <w:szCs w:val="22"/>
-          <w:lang w:eastAsia="es-ES"/>
-          <w14:ligatures w14:val="none"/>
-        </w:rPr>
-        <w:t xml:space="preserve">, </w:t>
-      </w:r>
-      <w:bookmarkEnd w:id="7"/>
       <w:r>
         <w:rPr>
           <w:rFonts w:ascii="Arial Narrow" w:eastAsia="Arial Narrow" w:hAnsi="Arial Narrow" w:cs="Arial Narrow"/>
@@ -8328,7 +8673,7 @@
           <w:lang w:val="es-ES" w:eastAsia="es-ES"/>
           <w14:ligatures w14:val="none"/>
         </w:rPr>
-        <w:t>cumpla</w:t>
+        <w:t xml:space="preserve">cumpla con: </w:t>
       </w:r>
       <w:r>
         <w:rPr>
@@ -8340,7 +8685,19 @@
           <w:lang w:val="es-ES" w:eastAsia="es-ES"/>
           <w14:ligatures w14:val="none"/>
         </w:rPr>
-        <w:t xml:space="preserve"> con: </w:t>
+        <w:t xml:space="preserve">(i) presentar una copia completa, legible y debidamente suscrita de la Póliza </w:t>
+      </w:r>
+      <w:r>
+        <w:rPr>
+          <w:rFonts w:ascii="Arial Narrow" w:eastAsia="Arial Narrow" w:hAnsi="Arial Narrow" w:cs="Arial Narrow"/>
+          <w:color w:val="000000"/>
+          <w:kern w:val="0"/>
+          <w:sz w:val="22"/>
+          <w:szCs w:val="22"/>
+          <w:lang w:eastAsia="es-ES"/>
+          <w14:ligatures w14:val="none"/>
+        </w:rPr>
+        <w:t xml:space="preserve">166-112629409 </w:t>
       </w:r>
       <w:r>
         <w:rPr>
@@ -8352,19 +8709,7 @@
           <w:lang w:val="es-ES" w:eastAsia="es-ES"/>
           <w14:ligatures w14:val="none"/>
         </w:rPr>
-        <w:t xml:space="preserve">(i) presentar una copia completa, legible y debidamente suscrita de la Póliza </w:t>
-      </w:r>
-      <w:r>
-        <w:rPr>
-          <w:rFonts w:ascii="Arial Narrow" w:eastAsia="Arial Narrow" w:hAnsi="Arial Narrow" w:cs="Arial Narrow"/>
-          <w:color w:val="000000"/>
-          <w:kern w:val="0"/>
-          <w:sz w:val="22"/>
-          <w:szCs w:val="22"/>
-          <w:lang w:eastAsia="es-ES"/>
-          <w14:ligatures w14:val="none"/>
-        </w:rPr>
-        <w:t>166-112629409</w:t>
+        <w:t>del Seguro de Desgravamen materia de denuncia;</w:t>
       </w:r>
       <w:r>
         <w:rPr>
@@ -8376,7 +8721,19 @@
           <w:lang w:val="es-ES" w:eastAsia="es-ES"/>
           <w14:ligatures w14:val="none"/>
         </w:rPr>
-        <w:t xml:space="preserve"> del Seguro de Desgravamen materia de denuncia; (</w:t>
+        <w:t xml:space="preserve"> </w:t>
+      </w:r>
+      <w:r>
+        <w:rPr>
+          <w:rFonts w:ascii="Arial Narrow" w:eastAsia="Arial Narrow" w:hAnsi="Arial Narrow" w:cs="Arial Narrow"/>
+          <w:color w:val="000000"/>
+          <w:kern w:val="0"/>
+          <w:sz w:val="22"/>
+          <w:szCs w:val="22"/>
+          <w:lang w:val="es-ES" w:eastAsia="es-ES"/>
+          <w14:ligatures w14:val="none"/>
+        </w:rPr>
+        <w:t>(</w:t>
       </w:r>
       <w:proofErr w:type="spellStart"/>
       <w:r>
@@ -8389,6 +8746,104 @@
           <w:lang w:val="es-ES" w:eastAsia="es-ES"/>
           <w14:ligatures w14:val="none"/>
         </w:rPr>
+        <w:t>i</w:t>
+      </w:r>
+      <w:r>
+        <w:rPr>
+          <w:rFonts w:ascii="Arial Narrow" w:eastAsia="Arial Narrow" w:hAnsi="Arial Narrow" w:cs="Arial Narrow"/>
+          <w:color w:val="000000"/>
+          <w:kern w:val="0"/>
+          <w:sz w:val="22"/>
+          <w:szCs w:val="22"/>
+          <w:lang w:val="es-ES" w:eastAsia="es-ES"/>
+          <w14:ligatures w14:val="none"/>
+        </w:rPr>
+        <w:t>i</w:t>
+      </w:r>
+      <w:proofErr w:type="spellEnd"/>
+      <w:r>
+        <w:rPr>
+          <w:rFonts w:ascii="Arial Narrow" w:eastAsia="Arial Narrow" w:hAnsi="Arial Narrow" w:cs="Arial Narrow"/>
+          <w:color w:val="000000"/>
+          <w:kern w:val="0"/>
+          <w:sz w:val="22"/>
+          <w:szCs w:val="22"/>
+          <w:lang w:val="es-ES" w:eastAsia="es-ES"/>
+          <w14:ligatures w14:val="none"/>
+        </w:rPr>
+        <w:t xml:space="preserve">) presentar una copia completa, legible y debidamente suscrita de la Póliza </w:t>
+      </w:r>
+      <w:r>
+        <w:rPr>
+          <w:rFonts w:ascii="Arial Narrow" w:eastAsia="Arial Narrow" w:hAnsi="Arial Narrow" w:cs="Arial Narrow"/>
+          <w:color w:val="000000"/>
+          <w:kern w:val="0"/>
+          <w:sz w:val="22"/>
+          <w:szCs w:val="22"/>
+          <w:lang w:eastAsia="es-ES"/>
+          <w14:ligatures w14:val="none"/>
+        </w:rPr>
+        <w:t xml:space="preserve">166-127012747 </w:t>
+      </w:r>
+      <w:r>
+        <w:rPr>
+          <w:rFonts w:ascii="Arial Narrow" w:eastAsia="Arial Narrow" w:hAnsi="Arial Narrow" w:cs="Arial Narrow"/>
+          <w:color w:val="000000"/>
+          <w:kern w:val="0"/>
+          <w:sz w:val="22"/>
+          <w:szCs w:val="22"/>
+          <w:lang w:val="es-ES" w:eastAsia="es-ES"/>
+          <w14:ligatures w14:val="none"/>
+        </w:rPr>
+        <w:t>del Seguro de Desgravamen materia de denuncia</w:t>
+      </w:r>
+      <w:r>
+        <w:rPr>
+          <w:rFonts w:ascii="Arial Narrow" w:eastAsia="Arial Narrow" w:hAnsi="Arial Narrow" w:cs="Arial Narrow"/>
+          <w:color w:val="000000"/>
+          <w:kern w:val="0"/>
+          <w:sz w:val="22"/>
+          <w:szCs w:val="22"/>
+          <w:lang w:val="es-ES" w:eastAsia="es-ES"/>
+          <w14:ligatures w14:val="none"/>
+        </w:rPr>
+        <w:t>;</w:t>
+      </w:r>
+      <w:r>
+        <w:rPr>
+          <w:rFonts w:ascii="Arial Narrow" w:eastAsia="Arial Narrow" w:hAnsi="Arial Narrow" w:cs="Arial Narrow"/>
+          <w:color w:val="000000"/>
+          <w:kern w:val="0"/>
+          <w:sz w:val="22"/>
+          <w:szCs w:val="22"/>
+          <w:lang w:val="es-ES" w:eastAsia="es-ES"/>
+          <w14:ligatures w14:val="none"/>
+        </w:rPr>
+        <w:t xml:space="preserve"> (</w:t>
+      </w:r>
+      <w:proofErr w:type="spellStart"/>
+      <w:r>
+        <w:rPr>
+          <w:rFonts w:ascii="Arial Narrow" w:eastAsia="Arial Narrow" w:hAnsi="Arial Narrow" w:cs="Arial Narrow"/>
+          <w:color w:val="000000"/>
+          <w:kern w:val="0"/>
+          <w:sz w:val="22"/>
+          <w:szCs w:val="22"/>
+          <w:lang w:val="es-ES" w:eastAsia="es-ES"/>
+          <w14:ligatures w14:val="none"/>
+        </w:rPr>
+        <w:t>i</w:t>
+      </w:r>
+      <w:r>
+        <w:rPr>
+          <w:rFonts w:ascii="Arial Narrow" w:eastAsia="Arial Narrow" w:hAnsi="Arial Narrow" w:cs="Arial Narrow"/>
+          <w:color w:val="000000"/>
+          <w:kern w:val="0"/>
+          <w:sz w:val="22"/>
+          <w:szCs w:val="22"/>
+          <w:lang w:val="es-ES" w:eastAsia="es-ES"/>
+          <w14:ligatures w14:val="none"/>
+        </w:rPr>
         <w:t>ii</w:t>
       </w:r>
       <w:proofErr w:type="spellEnd"/>
@@ -8402,20 +8857,9 @@
           <w:lang w:val="es-ES" w:eastAsia="es-ES"/>
           <w14:ligatures w14:val="none"/>
         </w:rPr>
-        <w:t xml:space="preserve">) presentar una copia completa, legible y debidamente suscrita de la Póliza </w:t>
-      </w:r>
-      <w:r>
-        <w:rPr>
-          <w:rFonts w:ascii="Arial Narrow" w:eastAsia="Arial Narrow" w:hAnsi="Arial Narrow" w:cs="Arial Narrow"/>
-          <w:color w:val="000000"/>
-          <w:kern w:val="0"/>
-          <w:sz w:val="22"/>
-          <w:szCs w:val="22"/>
-          <w:lang w:eastAsia="es-ES"/>
-          <w14:ligatures w14:val="none"/>
-        </w:rPr>
-        <w:t xml:space="preserve">166-127012747 </w:t>
-      </w:r>
+        <w:t>) presentar los medios probatorios que acrediten que el rechazo fue justificado; y, (</w:t>
+      </w:r>
+      <w:proofErr w:type="spellStart"/>
       <w:r>
         <w:rPr>
           <w:rFonts w:ascii="Arial Narrow" w:eastAsia="Arial Narrow" w:hAnsi="Arial Narrow" w:cs="Arial Narrow"/>
@@ -8426,8 +8870,9 @@
           <w:lang w:val="es-ES" w:eastAsia="es-ES"/>
           <w14:ligatures w14:val="none"/>
         </w:rPr>
-        <w:t>del Seguro de Desgravamen</w:t>
-      </w:r>
+        <w:t>iv</w:t>
+      </w:r>
+      <w:proofErr w:type="spellEnd"/>
       <w:r>
         <w:rPr>
           <w:rFonts w:ascii="Arial Narrow" w:eastAsia="Arial Narrow" w:hAnsi="Arial Narrow" w:cs="Arial Narrow"/>
@@ -8438,7 +8883,7 @@
           <w:lang w:val="es-ES" w:eastAsia="es-ES"/>
           <w14:ligatures w14:val="none"/>
         </w:rPr>
-        <w:t xml:space="preserve"> </w:t>
+        <w:t>) presentar todas las comunicaciones cursadas con la denunciante en virtud del hecho materia de denuncia</w:t>
       </w:r>
       <w:r>
         <w:rPr>
@@ -8450,417 +8895,12 @@
           <w:lang w:val="es-ES" w:eastAsia="es-ES"/>
           <w14:ligatures w14:val="none"/>
         </w:rPr>
-        <w:t>materia de denuncia y, (</w:t>
-      </w:r>
-      <w:proofErr w:type="spellStart"/>
-      <w:r>
-        <w:rPr>
-          <w:rFonts w:ascii="Arial Narrow" w:eastAsia="Arial Narrow" w:hAnsi="Arial Narrow" w:cs="Arial Narrow"/>
-          <w:color w:val="000000"/>
-          <w:kern w:val="0"/>
-          <w:sz w:val="22"/>
-          <w:szCs w:val="22"/>
-          <w:lang w:val="es-ES" w:eastAsia="es-ES"/>
-          <w14:ligatures w14:val="none"/>
-        </w:rPr>
-        <w:t>i</w:t>
-      </w:r>
-      <w:r>
-        <w:rPr>
-          <w:rFonts w:ascii="Arial Narrow" w:eastAsia="Arial Narrow" w:hAnsi="Arial Narrow" w:cs="Arial Narrow"/>
-          <w:color w:val="000000"/>
-          <w:kern w:val="0"/>
-          <w:sz w:val="22"/>
-          <w:szCs w:val="22"/>
-          <w:lang w:val="es-ES" w:eastAsia="es-ES"/>
-          <w14:ligatures w14:val="none"/>
-        </w:rPr>
-        <w:t>ii</w:t>
-      </w:r>
-      <w:proofErr w:type="spellEnd"/>
-      <w:r>
-        <w:rPr>
-          <w:rFonts w:ascii="Arial Narrow" w:eastAsia="Arial Narrow" w:hAnsi="Arial Narrow" w:cs="Arial Narrow"/>
-          <w:color w:val="000000"/>
-          <w:kern w:val="0"/>
-          <w:sz w:val="22"/>
-          <w:szCs w:val="22"/>
-          <w:lang w:val="es-ES" w:eastAsia="es-ES"/>
-          <w14:ligatures w14:val="none"/>
-        </w:rPr>
-        <w:t>) presentar todas las comunicaciones cursadas con la parte denunciante en virtud de los hechos materia de denuncia</w:t>
-      </w:r>
-      <w:r>
-        <w:rPr>
-          <w:rFonts w:ascii="Arial Narrow" w:eastAsia="Arial Narrow" w:hAnsi="Arial Narrow" w:cs="Arial Narrow"/>
-          <w:color w:val="000000"/>
-          <w:kern w:val="0"/>
-          <w:sz w:val="22"/>
-          <w:szCs w:val="22"/>
-          <w:lang w:val="es-ES" w:eastAsia="es-ES"/>
-          <w14:ligatures w14:val="none"/>
-        </w:rPr>
         <w:t>.</w:t>
       </w:r>
     </w:p>
     <w:p>
       <w:pPr>
-        <w:spacing w:after="0" w:line="240" w:lineRule="auto"/>
-        <w:jc w:val="both"/>
-        <w:rPr>
-          <w:rFonts w:ascii="Arial Narrow" w:eastAsia="Arial Narrow" w:hAnsi="Arial Narrow" w:cs="Arial Narrow"/>
-          <w:color w:val="000000"/>
-          <w:kern w:val="0"/>
-          <w:sz w:val="22"/>
-          <w:szCs w:val="22"/>
-          <w:lang w:val="es-ES" w:eastAsia="es-ES"/>
-          <w14:ligatures w14:val="none"/>
-        </w:rPr>
-      </w:pPr>
-    </w:p>
-    <w:p>
-      <w:pPr>
-        <w:spacing w:after="0" w:line="240" w:lineRule="auto"/>
-        <w:jc w:val="both"/>
-        <w:rPr>
-          <w:rFonts w:ascii="Arial Narrow" w:eastAsia="Arial Narrow" w:hAnsi="Arial Narrow" w:cs="Arial Narrow"/>
-          <w:color w:val="000000"/>
-          <w:kern w:val="0"/>
-          <w:sz w:val="22"/>
-          <w:szCs w:val="22"/>
-          <w:lang w:val="es-ES" w:eastAsia="es-ES"/>
-          <w14:ligatures w14:val="none"/>
-        </w:rPr>
-      </w:pPr>
-      <w:r>
-        <w:rPr>
-          <w:rFonts w:ascii="Arial Narrow" w:eastAsia="Arial Narrow" w:hAnsi="Arial Narrow" w:cs="Arial Narrow"/>
-          <w:b/>
-          <w:color w:val="000000"/>
-          <w:kern w:val="0"/>
-          <w:sz w:val="22"/>
-          <w:szCs w:val="22"/>
-          <w:lang w:eastAsia="es-PE"/>
-          <w14:ligatures w14:val="none"/>
-        </w:rPr>
-        <w:t xml:space="preserve">SEXTO:</w:t>
-      </w:r>
-      <w:r>
-        <w:rPr>
-          <w:rFonts w:ascii="Arial Narrow" w:eastAsia="Arial Narrow" w:hAnsi="Arial Narrow" w:cs="Arial Narrow"/>
-          <w:color w:val="000000"/>
-          <w:kern w:val="0"/>
-          <w:sz w:val="22"/>
-          <w:szCs w:val="22"/>
-          <w:lang w:eastAsia="es-PE"/>
-          <w14:ligatures w14:val="none"/>
-        </w:rPr>
-        <w:t xml:space="preserve"> </w:t>
-      </w:r>
-      <w:r>
-        <w:rPr>
-          <w:rFonts w:ascii="Arial Narrow" w:eastAsia="Arial Narrow" w:hAnsi="Arial Narrow" w:cs="Arial Narrow"/>
-          <w:color w:val="000000"/>
-          <w:kern w:val="0"/>
-          <w:sz w:val="22"/>
-          <w:szCs w:val="22"/>
-          <w:lang w:eastAsia="es-ES"/>
-          <w14:ligatures w14:val="none"/>
-        </w:rPr>
-        <w:t xml:space="preserve">requerir </w:t>
-      </w:r>
-      <w:r>
-        <w:rPr>
-          <w:rFonts w:ascii="Arial Narrow" w:eastAsia="Arial Narrow" w:hAnsi="Arial Narrow" w:cs="Arial Narrow"/>
-          <w:color w:val="000000"/>
-          <w:kern w:val="0"/>
-          <w:sz w:val="22"/>
-          <w:szCs w:val="22"/>
-          <w:lang w:val="es-ES" w:eastAsia="es-ES"/>
-          <w14:ligatures w14:val="none"/>
-        </w:rPr>
-        <w:t xml:space="preserve">que, en un </w:t>
-      </w:r>
-      <w:r>
-        <w:rPr>
-          <w:rFonts w:ascii="Arial Narrow" w:eastAsia="Arial Narrow" w:hAnsi="Arial Narrow" w:cs="Arial Narrow"/>
-          <w:color w:val="000000"/>
-          <w:kern w:val="0"/>
-          <w:sz w:val="22"/>
-          <w:szCs w:val="22"/>
-          <w:lang w:eastAsia="es-ES"/>
-          <w14:ligatures w14:val="none"/>
-        </w:rPr>
-        <w:t xml:space="preserve">plazo no mayor de cinco (5) días hábiles contado a partir del día siguiente de la notificación de la presente resolución, </w:t>
-      </w:r>
-      <w:proofErr w:type="spellStart"/>
-      <w:r>
-        <w:rPr>
-          <w:rFonts w:ascii="Arial Narrow" w:eastAsia="Arial Narrow" w:hAnsi="Arial Narrow" w:cs="Arial Narrow"/>
-          <w:sz w:val="22"/>
-          <w:szCs w:val="22"/>
-        </w:rPr>
-        <w:t>Protecta</w:t>
-      </w:r>
-      <w:proofErr w:type="spellEnd"/>
-      <w:r>
-        <w:rPr>
-          <w:rFonts w:ascii="Arial Narrow" w:eastAsia="Arial Narrow" w:hAnsi="Arial Narrow" w:cs="Arial Narrow"/>
-          <w:sz w:val="22"/>
-          <w:szCs w:val="22"/>
-        </w:rPr>
-        <w:t xml:space="preserve"> S.A. Compañía de Seguros y Reaseguros</w:t>
-      </w:r>
-      <w:r>
-        <w:rPr>
-          <w:rFonts w:ascii="Arial Narrow" w:eastAsia="Arial Narrow" w:hAnsi="Arial Narrow" w:cs="Arial Narrow"/>
-          <w:color w:val="000000"/>
-          <w:kern w:val="0"/>
-          <w:sz w:val="22"/>
-          <w:szCs w:val="22"/>
-          <w:lang w:eastAsia="es-ES"/>
-          <w14:ligatures w14:val="none"/>
-        </w:rPr>
-        <w:t xml:space="preserve">, </w:t>
-      </w:r>
-      <w:r>
-        <w:rPr>
-          <w:rFonts w:ascii="Arial Narrow" w:eastAsia="Arial Narrow" w:hAnsi="Arial Narrow" w:cs="Arial Narrow"/>
-          <w:color w:val="000000"/>
-          <w:kern w:val="0"/>
-          <w:sz w:val="22"/>
-          <w:szCs w:val="22"/>
-          <w:lang w:val="es-ES" w:eastAsia="es-ES"/>
-          <w14:ligatures w14:val="none"/>
-        </w:rPr>
-        <w:t xml:space="preserve">cumpla con: </w:t>
-      </w:r>
-      <w:r>
-        <w:rPr>
-          <w:rFonts w:ascii="Arial Narrow" w:eastAsia="Arial Narrow" w:hAnsi="Arial Narrow" w:cs="Arial Narrow"/>
-          <w:color w:val="000000"/>
-          <w:kern w:val="0"/>
-          <w:sz w:val="22"/>
-          <w:szCs w:val="22"/>
-          <w:lang w:val="es-ES" w:eastAsia="es-ES"/>
-          <w14:ligatures w14:val="none"/>
-        </w:rPr>
-        <w:t xml:space="preserve">(i) presentar una copia completa, legible y debidamente suscrita de la Póliza </w:t>
-      </w:r>
-      <w:r>
-        <w:rPr>
-          <w:rFonts w:ascii="Arial Narrow" w:eastAsia="Arial Narrow" w:hAnsi="Arial Narrow" w:cs="Arial Narrow"/>
-          <w:color w:val="000000"/>
-          <w:kern w:val="0"/>
-          <w:sz w:val="22"/>
-          <w:szCs w:val="22"/>
-          <w:lang w:eastAsia="es-ES"/>
-          <w14:ligatures w14:val="none"/>
-        </w:rPr>
-        <w:t xml:space="preserve">166-112629409 </w:t>
-      </w:r>
-      <w:r>
-        <w:rPr>
-          <w:rFonts w:ascii="Arial Narrow" w:eastAsia="Arial Narrow" w:hAnsi="Arial Narrow" w:cs="Arial Narrow"/>
-          <w:color w:val="000000"/>
-          <w:kern w:val="0"/>
-          <w:sz w:val="22"/>
-          <w:szCs w:val="22"/>
-          <w:lang w:val="es-ES" w:eastAsia="es-ES"/>
-          <w14:ligatures w14:val="none"/>
-        </w:rPr>
-        <w:t>del Seguro de Desgravamen materia de denuncia;</w:t>
-      </w:r>
-      <w:r>
-        <w:rPr>
-          <w:rFonts w:ascii="Arial Narrow" w:eastAsia="Arial Narrow" w:hAnsi="Arial Narrow" w:cs="Arial Narrow"/>
-          <w:color w:val="000000"/>
-          <w:kern w:val="0"/>
-          <w:sz w:val="22"/>
-          <w:szCs w:val="22"/>
-          <w:lang w:val="es-ES" w:eastAsia="es-ES"/>
-          <w14:ligatures w14:val="none"/>
-        </w:rPr>
-        <w:t xml:space="preserve"> </w:t>
-      </w:r>
-      <w:r>
-        <w:rPr>
-          <w:rFonts w:ascii="Arial Narrow" w:eastAsia="Arial Narrow" w:hAnsi="Arial Narrow" w:cs="Arial Narrow"/>
-          <w:color w:val="000000"/>
-          <w:kern w:val="0"/>
-          <w:sz w:val="22"/>
-          <w:szCs w:val="22"/>
-          <w:lang w:val="es-ES" w:eastAsia="es-ES"/>
-          <w14:ligatures w14:val="none"/>
-        </w:rPr>
-        <w:t>(</w:t>
-      </w:r>
-      <w:proofErr w:type="spellStart"/>
-      <w:r>
-        <w:rPr>
-          <w:rFonts w:ascii="Arial Narrow" w:eastAsia="Arial Narrow" w:hAnsi="Arial Narrow" w:cs="Arial Narrow"/>
-          <w:color w:val="000000"/>
-          <w:kern w:val="0"/>
-          <w:sz w:val="22"/>
-          <w:szCs w:val="22"/>
-          <w:lang w:val="es-ES" w:eastAsia="es-ES"/>
-          <w14:ligatures w14:val="none"/>
-        </w:rPr>
-        <w:t>i</w:t>
-      </w:r>
-      <w:r>
-        <w:rPr>
-          <w:rFonts w:ascii="Arial Narrow" w:eastAsia="Arial Narrow" w:hAnsi="Arial Narrow" w:cs="Arial Narrow"/>
-          <w:color w:val="000000"/>
-          <w:kern w:val="0"/>
-          <w:sz w:val="22"/>
-          <w:szCs w:val="22"/>
-          <w:lang w:val="es-ES" w:eastAsia="es-ES"/>
-          <w14:ligatures w14:val="none"/>
-        </w:rPr>
-        <w:t>i</w:t>
-      </w:r>
-      <w:proofErr w:type="spellEnd"/>
-      <w:r>
-        <w:rPr>
-          <w:rFonts w:ascii="Arial Narrow" w:eastAsia="Arial Narrow" w:hAnsi="Arial Narrow" w:cs="Arial Narrow"/>
-          <w:color w:val="000000"/>
-          <w:kern w:val="0"/>
-          <w:sz w:val="22"/>
-          <w:szCs w:val="22"/>
-          <w:lang w:val="es-ES" w:eastAsia="es-ES"/>
-          <w14:ligatures w14:val="none"/>
-        </w:rPr>
-        <w:t xml:space="preserve">) presentar una copia completa, legible y debidamente suscrita de la Póliza </w:t>
-      </w:r>
-      <w:r>
-        <w:rPr>
-          <w:rFonts w:ascii="Arial Narrow" w:eastAsia="Arial Narrow" w:hAnsi="Arial Narrow" w:cs="Arial Narrow"/>
-          <w:color w:val="000000"/>
-          <w:kern w:val="0"/>
-          <w:sz w:val="22"/>
-          <w:szCs w:val="22"/>
-          <w:lang w:eastAsia="es-ES"/>
-          <w14:ligatures w14:val="none"/>
-        </w:rPr>
-        <w:t xml:space="preserve">166-127012747 </w:t>
-      </w:r>
-      <w:r>
-        <w:rPr>
-          <w:rFonts w:ascii="Arial Narrow" w:eastAsia="Arial Narrow" w:hAnsi="Arial Narrow" w:cs="Arial Narrow"/>
-          <w:color w:val="000000"/>
-          <w:kern w:val="0"/>
-          <w:sz w:val="22"/>
-          <w:szCs w:val="22"/>
-          <w:lang w:val="es-ES" w:eastAsia="es-ES"/>
-          <w14:ligatures w14:val="none"/>
-        </w:rPr>
-        <w:t>del Seguro de Desgravamen materia de denuncia</w:t>
-      </w:r>
-      <w:r>
-        <w:rPr>
-          <w:rFonts w:ascii="Arial Narrow" w:eastAsia="Arial Narrow" w:hAnsi="Arial Narrow" w:cs="Arial Narrow"/>
-          <w:color w:val="000000"/>
-          <w:kern w:val="0"/>
-          <w:sz w:val="22"/>
-          <w:szCs w:val="22"/>
-          <w:lang w:val="es-ES" w:eastAsia="es-ES"/>
-          <w14:ligatures w14:val="none"/>
-        </w:rPr>
-        <w:t>;</w:t>
-      </w:r>
-      <w:r>
-        <w:rPr>
-          <w:rFonts w:ascii="Arial Narrow" w:eastAsia="Arial Narrow" w:hAnsi="Arial Narrow" w:cs="Arial Narrow"/>
-          <w:color w:val="000000"/>
-          <w:kern w:val="0"/>
-          <w:sz w:val="22"/>
-          <w:szCs w:val="22"/>
-          <w:lang w:val="es-ES" w:eastAsia="es-ES"/>
-          <w14:ligatures w14:val="none"/>
-        </w:rPr>
-        <w:t xml:space="preserve"> (</w:t>
-      </w:r>
-      <w:proofErr w:type="spellStart"/>
-      <w:r>
-        <w:rPr>
-          <w:rFonts w:ascii="Arial Narrow" w:eastAsia="Arial Narrow" w:hAnsi="Arial Narrow" w:cs="Arial Narrow"/>
-          <w:color w:val="000000"/>
-          <w:kern w:val="0"/>
-          <w:sz w:val="22"/>
-          <w:szCs w:val="22"/>
-          <w:lang w:val="es-ES" w:eastAsia="es-ES"/>
-          <w14:ligatures w14:val="none"/>
-        </w:rPr>
-        <w:t>i</w:t>
-      </w:r>
-      <w:r>
-        <w:rPr>
-          <w:rFonts w:ascii="Arial Narrow" w:eastAsia="Arial Narrow" w:hAnsi="Arial Narrow" w:cs="Arial Narrow"/>
-          <w:color w:val="000000"/>
-          <w:kern w:val="0"/>
-          <w:sz w:val="22"/>
-          <w:szCs w:val="22"/>
-          <w:lang w:val="es-ES" w:eastAsia="es-ES"/>
-          <w14:ligatures w14:val="none"/>
-        </w:rPr>
-        <w:t>ii</w:t>
-      </w:r>
-      <w:proofErr w:type="spellEnd"/>
-      <w:r>
-        <w:rPr>
-          <w:rFonts w:ascii="Arial Narrow" w:eastAsia="Arial Narrow" w:hAnsi="Arial Narrow" w:cs="Arial Narrow"/>
-          <w:color w:val="000000"/>
-          <w:kern w:val="0"/>
-          <w:sz w:val="22"/>
-          <w:szCs w:val="22"/>
-          <w:lang w:val="es-ES" w:eastAsia="es-ES"/>
-          <w14:ligatures w14:val="none"/>
-        </w:rPr>
-        <w:t>) presentar los medios probatorios que acrediten que el rechazo fue justificado; y, (</w:t>
-      </w:r>
-      <w:proofErr w:type="spellStart"/>
-      <w:r>
-        <w:rPr>
-          <w:rFonts w:ascii="Arial Narrow" w:eastAsia="Arial Narrow" w:hAnsi="Arial Narrow" w:cs="Arial Narrow"/>
-          <w:color w:val="000000"/>
-          <w:kern w:val="0"/>
-          <w:sz w:val="22"/>
-          <w:szCs w:val="22"/>
-          <w:lang w:val="es-ES" w:eastAsia="es-ES"/>
-          <w14:ligatures w14:val="none"/>
-        </w:rPr>
-        <w:t>iv</w:t>
-      </w:r>
-      <w:proofErr w:type="spellEnd"/>
-      <w:r>
-        <w:rPr>
-          <w:rFonts w:ascii="Arial Narrow" w:eastAsia="Arial Narrow" w:hAnsi="Arial Narrow" w:cs="Arial Narrow"/>
-          <w:color w:val="000000"/>
-          <w:kern w:val="0"/>
-          <w:sz w:val="22"/>
-          <w:szCs w:val="22"/>
-          <w:lang w:val="es-ES" w:eastAsia="es-ES"/>
-          <w14:ligatures w14:val="none"/>
-        </w:rPr>
-        <w:t>) presentar todas las comunicaciones cursadas con la denunciante en virtud del hecho materia de denuncia</w:t>
-      </w:r>
-      <w:r>
-        <w:rPr>
-          <w:rFonts w:ascii="Arial Narrow" w:eastAsia="Arial Narrow" w:hAnsi="Arial Narrow" w:cs="Arial Narrow"/>
-          <w:color w:val="000000"/>
-          <w:kern w:val="0"/>
-          <w:sz w:val="22"/>
-          <w:szCs w:val="22"/>
-          <w:lang w:val="es-ES" w:eastAsia="es-ES"/>
-          <w14:ligatures w14:val="none"/>
-        </w:rPr>
-        <w:t>.</w:t>
-      </w:r>
-    </w:p>
-    <w:p>
-      <w:pPr>
-        <w:spacing w:after="0" w:line="240" w:lineRule="auto"/>
+        <w:spacing w:before="0" w:after="0" w:line="240" w:lineRule="auto"/>
         <w:jc w:val="both"/>
         <w:rPr>
           <w:rFonts w:ascii="Arial Narrow" w:eastAsia="Arial Narrow" w:hAnsi="Arial Narrow" w:cs="Arial Narrow"/>
@@ -9141,28 +9181,28 @@
     </w:p>
     <w:p>
       <w:pPr>
+        <w:spacing w:before="0" w:after="0" w:line="240" w:lineRule="auto"/>
+        <w:shd w:val="clear" w:color="auto" w:fill="FFFFFF"/>
+        <w:jc w:val="both"/>
+        <w:rPr>
+          <w:rFonts w:ascii="Arial Narrow" w:eastAsia="Arial Narrow" w:hAnsi="Arial Narrow" w:cs="Arial Narrow"/>
+          <w:b/>
+          <w:color w:val="000000"/>
+          <w:kern w:val="0"/>
+          <w:sz w:val="22"/>
+          <w:szCs w:val="22"/>
+          <w:lang w:eastAsia="es-PE"/>
+          <w14:ligatures w14:val="none"/>
+        </w:rPr>
+      </w:pPr>
+    </w:p>
+    <w:p>
+      <w:pPr>
         <w:shd w:val="clear" w:color="auto" w:fill="FFFFFF"/>
         <w:spacing w:after="0" w:line="240" w:lineRule="auto"/>
         <w:jc w:val="both"/>
         <w:rPr>
           <w:rFonts w:ascii="Arial Narrow" w:eastAsia="Arial Narrow" w:hAnsi="Arial Narrow" w:cs="Arial Narrow"/>
-          <w:b/>
-          <w:color w:val="000000"/>
-          <w:kern w:val="0"/>
-          <w:sz w:val="22"/>
-          <w:szCs w:val="22"/>
-          <w:lang w:eastAsia="es-PE"/>
-          <w14:ligatures w14:val="none"/>
-        </w:rPr>
-      </w:pPr>
-    </w:p>
-    <w:p>
-      <w:pPr>
-        <w:shd w:val="clear" w:color="auto" w:fill="FFFFFF"/>
-        <w:spacing w:after="0" w:line="240" w:lineRule="auto"/>
-        <w:jc w:val="both"/>
-        <w:rPr>
-          <w:rFonts w:ascii="Arial Narrow" w:eastAsia="Arial Narrow" w:hAnsi="Arial Narrow" w:cs="Arial Narrow"/>
           <w:color w:val="000000"/>
           <w:kern w:val="0"/>
           <w:sz w:val="22"/>
@@ -9235,8 +9275,8 @@
     </w:p>
     <w:p>
       <w:pPr>
+        <w:spacing w:before="0" w:after="0" w:line="240" w:lineRule="auto"/>
         <w:shd w:val="clear" w:color="auto" w:fill="FFFFFF"/>
-        <w:spacing w:after="0" w:line="240" w:lineRule="auto"/>
         <w:jc w:val="both"/>
         <w:rPr>
           <w:rFonts w:ascii="Arial Narrow" w:eastAsia="Arial Narrow" w:hAnsi="Arial Narrow" w:cs="Arial Narrow"/>
@@ -9406,15 +9446,96 @@
     </w:p>
     <w:p>
       <w:pPr>
+        <w:spacing w:before="0" w:after="0" w:line="240" w:lineRule="auto"/>
+        <w:suppressAutoHyphens/>
+        <w:jc w:val="both"/>
+        <w:rPr>
+          <w:rFonts w:ascii="Arial Narrow" w:eastAsia="Arial Narrow" w:hAnsi="Arial Narrow" w:cs="Arial Narrow"/>
+          <w:kern w:val="0"/>
+          <w:sz w:val="22"/>
+          <w:szCs w:val="22"/>
+          <w:u w:val="single"/>
+          <w14:ligatures w14:val="none"/>
+        </w:rPr>
+      </w:pPr>
+    </w:p>
+    <w:p>
+      <w:pPr>
         <w:suppressAutoHyphens/>
         <w:spacing w:after="0" w:line="240" w:lineRule="auto"/>
         <w:jc w:val="both"/>
         <w:rPr>
           <w:rFonts w:ascii="Arial Narrow" w:eastAsia="Arial Narrow" w:hAnsi="Arial Narrow" w:cs="Arial Narrow"/>
-          <w:kern w:val="0"/>
-          <w:sz w:val="22"/>
-          <w:szCs w:val="22"/>
-          <w:u w:val="single"/>
+          <w:b/>
+          <w:bCs/>
+          <w:sz w:val="22"/>
+          <w:szCs w:val="22"/>
+        </w:rPr>
+      </w:pPr>
+      <w:r>
+        <w:rPr>
+          <w:rFonts w:ascii="Arial Narrow" w:eastAsia="Arial Narrow" w:hAnsi="Arial Narrow" w:cs="Arial Narrow"/>
+          <w:b/>
+          <w:spacing w:val="-3"/>
+          <w:kern w:val="0"/>
+          <w14:ligatures w14:val="none"/>
+          <w:sz w:val="22"/>
+          <w:szCs w:val="22"/>
+        </w:rPr>
+        <w:t>DÉCIMO</w:t>
+      </w:r>
+      <w:r>
+        <w:rPr>
+          <w:rFonts w:ascii="Arial Narrow" w:eastAsia="Arial Narrow" w:hAnsi="Arial Narrow" w:cs="Arial Narrow"/>
+          <w:b/>
+          <w:color w:val="000000"/>
+          <w:kern w:val="0"/>
+          <w:sz w:val="22"/>
+          <w:szCs w:val="22"/>
+          <w:lang w:eastAsia="es-PE"/>
+          <w14:ligatures w14:val="none"/>
+        </w:rPr>
+        <w:t>:</w:t>
+      </w:r>
+      <w:r>
+        <w:rPr>
+          <w:rFonts w:ascii="Arial Narrow" w:eastAsia="Arial Narrow" w:hAnsi="Arial Narrow" w:cs="Arial Narrow"/>
+          <w:color w:val="000000"/>
+          <w:kern w:val="0"/>
+          <w:sz w:val="22"/>
+          <w:szCs w:val="22"/>
+          <w:lang w:eastAsia="es-PE"/>
+          <w14:ligatures w14:val="none"/>
+        </w:rPr>
+        <w:t xml:space="preserve"> </w:t>
+      </w:r>
+      <w:r>
+        <w:rPr>
+          <w:rFonts w:ascii="Arial Narrow" w:eastAsia="Arial Narrow" w:hAnsi="Arial Narrow" w:cs="Arial Narrow"/>
+          <w:color w:val="000000"/>
+          <w:kern w:val="0"/>
+          <w:sz w:val="22"/>
+          <w:szCs w:val="22"/>
+          <w:lang w:eastAsia="es-PE"/>
+          <w14:ligatures w14:val="none"/>
+        </w:rPr>
+        <w:t xml:space="preserve">poner en conocimiento de las partes que, antes de la emisión de la Resolución Final, tienen la posibilidad de formular su desistimiento o presentar el acuerdo arribado mediante la conciliación, mediación, transacción o cualquier otro que, de forma indubitable, deje constancia que se ha solucionado la controversia materia de denuncia.</w:t>
+      </w:r>
+      <w:bookmarkStart w:id="9" w:name="h.gjdgxs" w:colFirst="0" w:colLast="0"/>
+      <w:bookmarkEnd w:id="9"/>
+    </w:p>
+    <w:p>
+      <w:pPr>
+        <w:spacing w:before="0" w:after="0" w:line="240" w:lineRule="auto"/>
+        <w:suppressAutoHyphens/>
+        <w:jc w:val="both"/>
+        <w:rPr>
+          <w:rFonts w:ascii="Arial Narrow" w:eastAsia="Arial Narrow" w:hAnsi="Arial Narrow" w:cs="Arial Narrow"/>
+          <w:color w:val="000000"/>
+          <w:kern w:val="0"/>
+          <w:sz w:val="22"/>
+          <w:szCs w:val="22"/>
+          <w:lang w:eastAsia="es-PE"/>
           <w14:ligatures w14:val="none"/>
         </w:rPr>
       </w:pPr>
@@ -9426,309 +9547,228 @@
         <w:jc w:val="both"/>
         <w:rPr>
           <w:rFonts w:ascii="Arial Narrow" w:eastAsia="Arial Narrow" w:hAnsi="Arial Narrow" w:cs="Arial Narrow"/>
+          <w:sz w:val="22"/>
+          <w:szCs w:val="22"/>
+        </w:rPr>
+      </w:pPr>
+      <w:r>
+        <w:rPr>
+          <w:rFonts w:ascii="Arial Narrow" w:eastAsia="Arial Narrow" w:hAnsi="Arial Narrow" w:cs="Arial Narrow"/>
           <w:b/>
           <w:bCs/>
           <w:sz w:val="22"/>
           <w:szCs w:val="22"/>
         </w:rPr>
-      </w:pPr>
-      <w:r>
-        <w:rPr>
-          <w:rFonts w:ascii="Arial Narrow" w:eastAsia="Arial Narrow" w:hAnsi="Arial Narrow" w:cs="Arial Narrow"/>
-          <w:b/>
+        <w:t xml:space="preserve">DÉCIMO PRIMERO:</w:t>
+      </w:r>
+      <w:r>
+        <w:rPr>
+          <w:rFonts w:ascii="Arial Narrow" w:eastAsia="Arial Narrow" w:hAnsi="Arial Narrow" w:cs="Arial Narrow"/>
+          <w:sz w:val="22"/>
+          <w:szCs w:val="22"/>
+        </w:rPr>
+        <w:t xml:space="preserve"> </w:t>
+      </w:r>
+      <w:r>
+        <w:rPr>
+          <w:rFonts w:ascii="Arial Narrow" w:eastAsia="Arial Narrow" w:hAnsi="Arial Narrow" w:cs="Arial Narrow"/>
+          <w:sz w:val="22"/>
+          <w:szCs w:val="22"/>
+        </w:rPr>
+        <w:t xml:space="preserve">requerir a la señora [DENUNCIANTE] para que, dentro del plazo de dos (2) días hábiles siguientes a la fecha en que reciba la notificación en su bandeja de correo electrónico, efectúe la confirmación de recepción de la notificación remitida por este despacho a su correo electrónico, de conformidad con el segundo párrafo del numeral 4 del artículo 20 del Texto Único Ordenado de la Ley del Procedimiento Administrativo General, aprobado mediante Decreto Supremo 006-2026-JUS, bajo apercibimiento de rehacer el acto de notificación y notificarle conforme al numeral 1 del artículo 20 del citado cuerpo normativo.</w:t>
+      </w:r>
+      <w:r>
+        <w:rPr>
+          <w:rFonts w:ascii="Arial Narrow" w:eastAsia="Arial Narrow" w:hAnsi="Arial Narrow" w:cs="Arial Narrow"/>
+          <w:sz w:val="22"/>
+          <w:szCs w:val="22"/>
+        </w:rPr>
+        <w:t xml:space="preserve"/>
+      </w:r>
+      <w:r>
+        <w:rPr>
+          <w:rFonts w:ascii="Arial Narrow" w:eastAsia="Arial Narrow" w:hAnsi="Arial Narrow" w:cs="Arial Narrow"/>
           <w:spacing w:val="-3"/>
           <w:kern w:val="0"/>
           <w14:ligatures w14:val="none"/>
           <w:sz w:val="22"/>
           <w:szCs w:val="22"/>
         </w:rPr>
-        <w:t>DÉCIMO</w:t>
-      </w:r>
-      <w:r>
-        <w:rPr>
-          <w:rFonts w:ascii="Arial Narrow" w:eastAsia="Arial Narrow" w:hAnsi="Arial Narrow" w:cs="Arial Narrow"/>
-          <w:b/>
-          <w:color w:val="000000"/>
-          <w:kern w:val="0"/>
-          <w:sz w:val="22"/>
-          <w:szCs w:val="22"/>
-          <w:lang w:eastAsia="es-PE"/>
-          <w14:ligatures w14:val="none"/>
-        </w:rPr>
-        <w:t>:</w:t>
-      </w:r>
-      <w:r>
-        <w:rPr>
-          <w:rFonts w:ascii="Arial Narrow" w:eastAsia="Arial Narrow" w:hAnsi="Arial Narrow" w:cs="Arial Narrow"/>
-          <w:color w:val="000000"/>
-          <w:kern w:val="0"/>
-          <w:sz w:val="22"/>
-          <w:szCs w:val="22"/>
-          <w:lang w:eastAsia="es-PE"/>
-          <w14:ligatures w14:val="none"/>
-        </w:rPr>
-        <w:t xml:space="preserve"> </w:t>
-      </w:r>
-      <w:r>
-        <w:rPr>
-          <w:rFonts w:ascii="Arial Narrow" w:eastAsia="Arial Narrow" w:hAnsi="Arial Narrow" w:cs="Arial Narrow"/>
-          <w:color w:val="000000"/>
-          <w:kern w:val="0"/>
-          <w:sz w:val="22"/>
-          <w:szCs w:val="22"/>
-          <w:lang w:eastAsia="es-PE"/>
-          <w14:ligatures w14:val="none"/>
-        </w:rPr>
-        <w:t xml:space="preserve">poner en conocimiento de las partes que, antes de la emisión de la Resolución Final, tienen la posibilidad de formular su desistimiento o presentar el acuerdo arribado mediante la conciliación, mediación, transacción o cualquier otro que, de forma indubitable, deje constancia que se ha solucionado la controversia materia de denuncia.</w:t>
-      </w:r>
-      <w:bookmarkStart w:id="9" w:name="h.gjdgxs" w:colFirst="0" w:colLast="0"/>
-      <w:bookmarkEnd w:id="9"/>
-    </w:p>
-    <w:p>
-      <w:pPr>
+        <w:t/>
+      </w:r>
+      <w:r>
+        <w:rPr>
+          <w:rFonts w:ascii="Arial Narrow" w:eastAsia="Arial Narrow" w:hAnsi="Arial Narrow" w:cs="Arial Narrow"/>
+          <w:spacing w:val="-3"/>
+          <w:kern w:val="0"/>
+          <w14:ligatures w14:val="none"/>
+          <w:sz w:val="22"/>
+          <w:szCs w:val="22"/>
+        </w:rPr>
+        <w:t xml:space="preserve"/>
+      </w:r>
+      <w:r>
+        <w:rPr>
+          <w:rFonts w:ascii="Arial Narrow" w:eastAsia="Arial Narrow" w:hAnsi="Arial Narrow" w:cs="Arial Narrow"/>
+          <w:spacing w:val="-3"/>
+          <w:kern w:val="0"/>
+          <w14:ligatures w14:val="none"/>
+          <w:sz w:val="22"/>
+          <w:szCs w:val="22"/>
+        </w:rPr>
+        <w:t/>
+      </w:r>
+      <w:r>
+        <w:rPr>
+          <w:rFonts w:ascii="Arial Narrow" w:eastAsia="Arial Narrow" w:hAnsi="Arial Narrow" w:cs="Arial Narrow"/>
+          <w:spacing w:val="-3"/>
+          <w:kern w:val="0"/>
+          <w14:ligatures w14:val="none"/>
+          <w:sz w:val="22"/>
+          <w:szCs w:val="22"/>
+        </w:rPr>
+        <w:t xml:space="preserve"/>
+      </w:r>
+      <w:r>
+        <w:rPr>
+          <w:rFonts w:ascii="Arial Narrow" w:eastAsia="Arial Narrow" w:hAnsi="Arial Narrow" w:cs="Arial Narrow"/>
+          <w:color w:val="000000"/>
+          <w:kern w:val="0"/>
+          <w:sz w:val="22"/>
+          <w:szCs w:val="22"/>
+          <w:shd w:val="clear" w:color="auto" w:fill="FFFFFF"/>
+          <w:lang w:eastAsia="es-PE"/>
+          <w14:ligatures w14:val="none"/>
+        </w:rPr>
+        <w:t xml:space="preserve"/>
+      </w:r>
+      <w:r>
+        <w:rPr>
+          <w:rFonts w:ascii="Arial Narrow" w:eastAsia="Arial Narrow" w:hAnsi="Arial Narrow" w:cs="Arial Narrow"/>
+          <w:color w:val="000000"/>
+          <w:kern w:val="0"/>
+          <w:sz w:val="22"/>
+          <w:szCs w:val="22"/>
+          <w:shd w:val="clear" w:color="auto" w:fill="FFFFFF"/>
+          <w:lang w:eastAsia="es-PE"/>
+          <w14:ligatures w14:val="none"/>
+        </w:rPr>
+        <w:t/>
+      </w:r>
+      <w:r>
+        <w:rPr>
+          <w:rFonts w:ascii="Arial Narrow" w:eastAsia="Arial Narrow" w:hAnsi="Arial Narrow" w:cs="Arial Narrow"/>
+          <w:color w:val="000000"/>
+          <w:kern w:val="0"/>
+          <w:sz w:val="22"/>
+          <w:szCs w:val="22"/>
+          <w:shd w:val="clear" w:color="auto" w:fill="FFFFFF"/>
+          <w:lang w:eastAsia="es-PE"/>
+          <w14:ligatures w14:val="none"/>
+        </w:rPr>
+        <w:t xml:space="preserve"/>
+      </w:r>
+      <w:r>
+        <w:rPr>
+          <w:rFonts w:ascii="Arial Narrow" w:eastAsia="Arial Narrow" w:hAnsi="Arial Narrow" w:cs="Arial Narrow"/>
+          <w:color w:val="000000"/>
+          <w:sz w:val="22"/>
+          <w:szCs w:val="22"/>
+        </w:rPr>
+        <w:t/>
+      </w:r>
+      <w:r>
+        <w:rPr>
+          <w:rFonts w:ascii="Arial Narrow" w:eastAsia="Arial Narrow" w:hAnsi="Arial Narrow" w:cs="Arial Narrow"/>
+          <w:color w:val="000000"/>
+          <w:sz w:val="22"/>
+          <w:szCs w:val="22"/>
+        </w:rPr>
+        <w:t xml:space="preserve"/>
+      </w:r>
+      <w:r>
+        <w:rPr>
+          <w:rFonts w:ascii="Arial Narrow" w:eastAsia="Arial Narrow" w:hAnsi="Arial Narrow" w:cs="Arial Narrow"/>
+          <w:color w:val="000000"/>
+          <w:sz w:val="22"/>
+          <w:szCs w:val="22"/>
+        </w:rPr>
+        <w:t/>
+      </w:r>
+      <w:r>
+        <w:rPr>
+          <w:rFonts w:ascii="Arial Narrow" w:eastAsia="Arial Narrow" w:hAnsi="Arial Narrow" w:cs="Arial Narrow"/>
+          <w:color w:val="000000"/>
+          <w:sz w:val="22"/>
+          <w:szCs w:val="22"/>
+        </w:rPr>
+        <w:t/>
+      </w:r>
+      <w:r>
+        <w:rPr>
+          <w:rFonts w:ascii="Arial Narrow" w:eastAsia="Arial Narrow" w:hAnsi="Arial Narrow" w:cs="Arial Narrow"/>
+          <w:color w:val="000000"/>
+          <w:kern w:val="0"/>
+          <w:sz w:val="22"/>
+          <w:szCs w:val="22"/>
+          <w:lang w:eastAsia="es-PE"/>
+          <w14:ligatures w14:val="none"/>
+        </w:rPr>
+        <w:t/>
+      </w:r>
+      <w:r>
+        <w:rPr>
+          <w:rFonts w:ascii="Arial Narrow" w:eastAsia="Arial Narrow" w:hAnsi="Arial Narrow" w:cs="Arial Narrow"/>
+          <w:color w:val="000000"/>
+          <w:sz w:val="22"/>
+          <w:szCs w:val="22"/>
+        </w:rPr>
+        <w:t xml:space="preserve"/>
+      </w:r>
+      <w:r>
+        <w:rPr>
+          <w:rFonts w:ascii="Arial Narrow" w:eastAsia="Arial Narrow" w:hAnsi="Arial Narrow" w:cs="Arial Narrow"/>
+          <w:color w:val="000000"/>
+          <w:kern w:val="0"/>
+          <w:sz w:val="22"/>
+          <w:szCs w:val="22"/>
+          <w:lang w:eastAsia="es-PE"/>
+          <w14:ligatures w14:val="none"/>
+        </w:rPr>
+        <w:t/>
+      </w:r>
+      <w:r>
+        <w:rPr>
+          <w:rFonts w:ascii="Arial Narrow" w:eastAsia="Arial Narrow" w:hAnsi="Arial Narrow" w:cs="Arial Narrow"/>
+          <w:color w:val="000000"/>
+          <w:sz w:val="22"/>
+          <w:szCs w:val="22"/>
+        </w:rPr>
+        <w:t xml:space="preserve"/>
+      </w:r>
+      <w:r>
+        <w:rPr>
+          <w:rStyle w:val="Refdenotaalpie"/>
+          <w:rFonts w:ascii="Arial Narrow" w:eastAsia="Arial Narrow" w:hAnsi="Arial Narrow" w:cs="Arial Narrow"/>
+          <w:sz w:val="22"/>
+          <w:szCs w:val="22"/>
+          <w:vertAlign w:val="superscript"/>
+        </w:rPr>
+        <w:footnoteReference w:id="15"/>
+      </w:r>
+      <w:r>
+        <w:rPr>
+          <w:rFonts w:ascii="Arial Narrow" w:eastAsia="Arial Narrow" w:hAnsi="Arial Narrow" w:cs="Arial Narrow"/>
+          <w:sz w:val="22"/>
+          <w:szCs w:val="22"/>
+        </w:rPr>
+        <w:t/>
+      </w:r>
+    </w:p>
+    <w:p>
+      <w:pPr>
+        <w:spacing w:before="0" w:after="0" w:line="240" w:lineRule="auto"/>
         <w:suppressAutoHyphens/>
-        <w:spacing w:after="0" w:line="240" w:lineRule="auto"/>
-        <w:jc w:val="both"/>
-        <w:rPr>
-          <w:rFonts w:ascii="Arial Narrow" w:eastAsia="Arial Narrow" w:hAnsi="Arial Narrow" w:cs="Arial Narrow"/>
-          <w:color w:val="000000"/>
-          <w:kern w:val="0"/>
-          <w:sz w:val="22"/>
-          <w:szCs w:val="22"/>
-          <w:lang w:eastAsia="es-PE"/>
-          <w14:ligatures w14:val="none"/>
-        </w:rPr>
-      </w:pPr>
-    </w:p>
-    <w:p>
-      <w:pPr>
-        <w:suppressAutoHyphens/>
-        <w:spacing w:after="0" w:line="240" w:lineRule="auto"/>
-        <w:jc w:val="both"/>
-        <w:rPr>
-          <w:rFonts w:ascii="Arial Narrow" w:eastAsia="Arial Narrow" w:hAnsi="Arial Narrow" w:cs="Arial Narrow"/>
-          <w:sz w:val="22"/>
-          <w:szCs w:val="22"/>
-        </w:rPr>
-      </w:pPr>
-      <w:r>
-        <w:rPr>
-          <w:rFonts w:ascii="Arial Narrow" w:eastAsia="Arial Narrow" w:hAnsi="Arial Narrow" w:cs="Arial Narrow"/>
-          <w:b/>
-          <w:bCs/>
-          <w:sz w:val="22"/>
-          <w:szCs w:val="22"/>
-        </w:rPr>
-        <w:t xml:space="preserve">DÉCIMO PRIMERO:</w:t>
-      </w:r>
-      <w:r>
-        <w:rPr>
-          <w:rFonts w:ascii="Arial Narrow" w:eastAsia="Arial Narrow" w:hAnsi="Arial Narrow" w:cs="Arial Narrow"/>
-          <w:sz w:val="22"/>
-          <w:szCs w:val="22"/>
-        </w:rPr>
-        <w:t xml:space="preserve"> </w:t>
-      </w:r>
-      <w:r>
-        <w:rPr>
-          <w:rFonts w:ascii="Arial Narrow" w:eastAsia="Arial Narrow" w:hAnsi="Arial Narrow" w:cs="Arial Narrow"/>
-          <w:sz w:val="22"/>
-          <w:szCs w:val="22"/>
-        </w:rPr>
-        <w:t xml:space="preserve">requerir a la señora [DENUNCIANTE] para que, dentro del plazo de dos (2) días hábiles siguientes a la fecha en que reciba la notificación en su bandeja de correo electrónico, efectúe la confirmación de recepción de la notificación remitida por este despacho a su correo electrónico, de conformidad con el segundo párrafo del numeral 4 del artículo 20 del Texto Único Ordenado de la Ley del Procedimiento Administrativo General, aprobado mediante Decreto Supremo 006-2026-JUS, bajo apercibimiento de rehacer el acto de notificación y notificarle conforme al numeral 1 del artículo 20 del citado cuerpo normativo.</w:t>
-      </w:r>
-      <w:r>
-        <w:rPr>
-          <w:rFonts w:ascii="Arial Narrow" w:eastAsia="Arial Narrow" w:hAnsi="Arial Narrow" w:cs="Arial Narrow"/>
-          <w:sz w:val="22"/>
-          <w:szCs w:val="22"/>
-        </w:rPr>
-        <w:t xml:space="preserve"/>
-      </w:r>
-      <w:r>
-        <w:rPr>
-          <w:rFonts w:ascii="Arial Narrow" w:eastAsia="Arial Narrow" w:hAnsi="Arial Narrow" w:cs="Arial Narrow"/>
-          <w:spacing w:val="-3"/>
-          <w:kern w:val="0"/>
-          <w14:ligatures w14:val="none"/>
-          <w:sz w:val="22"/>
-          <w:szCs w:val="22"/>
-        </w:rPr>
-        <w:t/>
-      </w:r>
-      <w:r>
-        <w:rPr>
-          <w:rFonts w:ascii="Arial Narrow" w:eastAsia="Arial Narrow" w:hAnsi="Arial Narrow" w:cs="Arial Narrow"/>
-          <w:spacing w:val="-3"/>
-          <w:kern w:val="0"/>
-          <w14:ligatures w14:val="none"/>
-          <w:sz w:val="22"/>
-          <w:szCs w:val="22"/>
-        </w:rPr>
-        <w:t xml:space="preserve"/>
-      </w:r>
-      <w:r>
-        <w:rPr>
-          <w:rFonts w:ascii="Arial Narrow" w:eastAsia="Arial Narrow" w:hAnsi="Arial Narrow" w:cs="Arial Narrow"/>
-          <w:spacing w:val="-3"/>
-          <w:kern w:val="0"/>
-          <w14:ligatures w14:val="none"/>
-          <w:sz w:val="22"/>
-          <w:szCs w:val="22"/>
-        </w:rPr>
-        <w:t/>
-      </w:r>
-      <w:r>
-        <w:rPr>
-          <w:rFonts w:ascii="Arial Narrow" w:eastAsia="Arial Narrow" w:hAnsi="Arial Narrow" w:cs="Arial Narrow"/>
-          <w:spacing w:val="-3"/>
-          <w:kern w:val="0"/>
-          <w14:ligatures w14:val="none"/>
-          <w:sz w:val="22"/>
-          <w:szCs w:val="22"/>
-        </w:rPr>
-        <w:t xml:space="preserve"/>
-      </w:r>
-      <w:r>
-        <w:rPr>
-          <w:rFonts w:ascii="Arial Narrow" w:eastAsia="Arial Narrow" w:hAnsi="Arial Narrow" w:cs="Arial Narrow"/>
-          <w:color w:val="000000"/>
-          <w:kern w:val="0"/>
-          <w:sz w:val="22"/>
-          <w:szCs w:val="22"/>
-          <w:shd w:val="clear" w:color="auto" w:fill="FFFFFF"/>
-          <w:lang w:eastAsia="es-PE"/>
-          <w14:ligatures w14:val="none"/>
-        </w:rPr>
-        <w:t xml:space="preserve"/>
-      </w:r>
-      <w:r>
-        <w:rPr>
-          <w:rFonts w:ascii="Arial Narrow" w:eastAsia="Arial Narrow" w:hAnsi="Arial Narrow" w:cs="Arial Narrow"/>
-          <w:color w:val="000000"/>
-          <w:kern w:val="0"/>
-          <w:sz w:val="22"/>
-          <w:szCs w:val="22"/>
-          <w:shd w:val="clear" w:color="auto" w:fill="FFFFFF"/>
-          <w:lang w:eastAsia="es-PE"/>
-          <w14:ligatures w14:val="none"/>
-        </w:rPr>
-        <w:t/>
-      </w:r>
-      <w:r>
-        <w:rPr>
-          <w:rFonts w:ascii="Arial Narrow" w:eastAsia="Arial Narrow" w:hAnsi="Arial Narrow" w:cs="Arial Narrow"/>
-          <w:color w:val="000000"/>
-          <w:kern w:val="0"/>
-          <w:sz w:val="22"/>
-          <w:szCs w:val="22"/>
-          <w:shd w:val="clear" w:color="auto" w:fill="FFFFFF"/>
-          <w:lang w:eastAsia="es-PE"/>
-          <w14:ligatures w14:val="none"/>
-        </w:rPr>
-        <w:t xml:space="preserve"/>
-      </w:r>
-      <w:r>
-        <w:rPr>
-          <w:rFonts w:ascii="Arial Narrow" w:eastAsia="Arial Narrow" w:hAnsi="Arial Narrow" w:cs="Arial Narrow"/>
-          <w:color w:val="000000"/>
-          <w:sz w:val="22"/>
-          <w:szCs w:val="22"/>
-        </w:rPr>
-        <w:t/>
-      </w:r>
-      <w:r>
-        <w:rPr>
-          <w:rFonts w:ascii="Arial Narrow" w:eastAsia="Arial Narrow" w:hAnsi="Arial Narrow" w:cs="Arial Narrow"/>
-          <w:color w:val="000000"/>
-          <w:sz w:val="22"/>
-          <w:szCs w:val="22"/>
-        </w:rPr>
-        <w:t xml:space="preserve"/>
-      </w:r>
-      <w:r>
-        <w:rPr>
-          <w:rFonts w:ascii="Arial Narrow" w:eastAsia="Arial Narrow" w:hAnsi="Arial Narrow" w:cs="Arial Narrow"/>
-          <w:color w:val="000000"/>
-          <w:sz w:val="22"/>
-          <w:szCs w:val="22"/>
-        </w:rPr>
-        <w:t/>
-      </w:r>
-      <w:r>
-        <w:rPr>
-          <w:rFonts w:ascii="Arial Narrow" w:eastAsia="Arial Narrow" w:hAnsi="Arial Narrow" w:cs="Arial Narrow"/>
-          <w:color w:val="000000"/>
-          <w:sz w:val="22"/>
-          <w:szCs w:val="22"/>
-        </w:rPr>
-        <w:t/>
-      </w:r>
-      <w:r>
-        <w:rPr>
-          <w:rFonts w:ascii="Arial Narrow" w:eastAsia="Arial Narrow" w:hAnsi="Arial Narrow" w:cs="Arial Narrow"/>
-          <w:color w:val="000000"/>
-          <w:kern w:val="0"/>
-          <w:sz w:val="22"/>
-          <w:szCs w:val="22"/>
-          <w:lang w:eastAsia="es-PE"/>
-          <w14:ligatures w14:val="none"/>
-        </w:rPr>
-        <w:t/>
-      </w:r>
-      <w:r>
-        <w:rPr>
-          <w:rFonts w:ascii="Arial Narrow" w:eastAsia="Arial Narrow" w:hAnsi="Arial Narrow" w:cs="Arial Narrow"/>
-          <w:color w:val="000000"/>
-          <w:sz w:val="22"/>
-          <w:szCs w:val="22"/>
-        </w:rPr>
-        <w:t xml:space="preserve"/>
-      </w:r>
-      <w:r>
-        <w:rPr>
-          <w:rFonts w:ascii="Arial Narrow" w:eastAsia="Arial Narrow" w:hAnsi="Arial Narrow" w:cs="Arial Narrow"/>
-          <w:color w:val="000000"/>
-          <w:kern w:val="0"/>
-          <w:sz w:val="22"/>
-          <w:szCs w:val="22"/>
-          <w:lang w:eastAsia="es-PE"/>
-          <w14:ligatures w14:val="none"/>
-        </w:rPr>
-        <w:t/>
-      </w:r>
-      <w:r>
-        <w:rPr>
-          <w:rFonts w:ascii="Arial Narrow" w:eastAsia="Arial Narrow" w:hAnsi="Arial Narrow" w:cs="Arial Narrow"/>
-          <w:color w:val="000000"/>
-          <w:sz w:val="22"/>
-          <w:szCs w:val="22"/>
-        </w:rPr>
-        <w:t xml:space="preserve"/>
-      </w:r>
-      <w:r>
-        <w:rPr>
-          <w:rStyle w:val="Refdenotaalpie"/>
-          <w:rFonts w:ascii="Arial Narrow" w:eastAsia="Arial Narrow" w:hAnsi="Arial Narrow" w:cs="Arial Narrow"/>
-          <w:sz w:val="22"/>
-          <w:szCs w:val="22"/>
-          <w:vertAlign w:val="superscript"/>
-        </w:rPr>
-        <w:footnoteReference w:id="15"/>
-      </w:r>
-      <w:r>
-        <w:rPr>
-          <w:rFonts w:ascii="Arial Narrow" w:eastAsia="Arial Narrow" w:hAnsi="Arial Narrow" w:cs="Arial Narrow"/>
-          <w:sz w:val="22"/>
-          <w:szCs w:val="22"/>
-        </w:rPr>
-        <w:t/>
-      </w:r>
-    </w:p>
-    <w:p>
-      <w:pPr>
-        <w:suppressAutoHyphens/>
-        <w:spacing w:after="0" w:line="240" w:lineRule="auto"/>
         <w:jc w:val="both"/>
         <w:rPr>
           <w:rFonts w:ascii="Arial Narrow" w:eastAsia="Arial Narrow" w:hAnsi="Arial Narrow" w:cs="Arial Narrow"/>
@@ -10441,7 +10481,47 @@
           <w:sz w:val="16"/>
           <w:szCs w:val="16"/>
         </w:rPr>
+        <w:t xml:space="preserve"/>
+      </w:r>
+      <w:r>
+        <w:rPr>
+          <w:rFonts w:ascii="Arial Narrow" w:eastAsia="Arial Narrow" w:hAnsi="Arial Narrow" w:cs="Arial Narrow"/>
+          <w:sz w:val="16"/>
+          <w:szCs w:val="16"/>
+        </w:rPr>
         <w:tab/>
+        <w:t xml:space="preserve">Denuncia remitida a esta Comisión mediante MEMORANDUM </w:t>
+      </w:r>
+      <w:r>
+        <w:rPr>
+          <w:rFonts w:ascii="Arial Narrow" w:eastAsia="Arial Narrow" w:hAnsi="Arial Narrow" w:cs="Arial Narrow"/>
+          <w:sz w:val="16"/>
+          <w:szCs w:val="16"/>
+        </w:rPr>
+        <w:t xml:space="preserve">001413-2025-PS1/INDECOPI </w:t>
+      </w:r>
+      <w:r>
+        <w:rPr>
+          <w:rFonts w:ascii="Arial Narrow" w:eastAsia="Arial Narrow" w:hAnsi="Arial Narrow" w:cs="Arial Narrow"/>
+          <w:sz w:val="16"/>
+          <w:szCs w:val="16"/>
+        </w:rPr>
+        <w:t xml:space="preserve">de fecha </w:t>
+      </w:r>
+      <w:r>
+        <w:rPr>
+          <w:rFonts w:ascii="Arial Narrow" w:eastAsia="Arial Narrow" w:hAnsi="Arial Narrow" w:cs="Arial Narrow"/>
+          <w:sz w:val="16"/>
+          <w:szCs w:val="16"/>
+        </w:rPr>
+        <w:t xml:space="preserve">26 de junio de 2025</w:t>
+      </w:r>
+      <w:r>
+        <w:rPr>
+          <w:rFonts w:ascii="Arial Narrow" w:eastAsia="Arial Narrow" w:hAnsi="Arial Narrow" w:cs="Arial Narrow"/>
+          <w:sz w:val="16"/>
+          <w:szCs w:val="16"/>
+        </w:rPr>
         <w:t xml:space="preserve"/>
       </w:r>
       <w:r>
@@ -10450,25 +10530,65 @@
           <w:sz w:val="16"/>
           <w:szCs w:val="16"/>
         </w:rPr>
-        <w:tab/>
-        <w:t>Publicado</w:t>
-      </w:r>
-      <w:r>
-        <w:rPr>
-          <w:rFonts w:ascii="Arial Narrow" w:eastAsia="Arial Narrow" w:hAnsi="Arial Narrow" w:cs="Arial Narrow"/>
-          <w:b/>
-          <w:sz w:val="16"/>
-          <w:szCs w:val="16"/>
-        </w:rPr>
-        <w:t xml:space="preserve"> </w:t>
-      </w:r>
-      <w:r>
-        <w:rPr>
-          <w:rFonts w:ascii="Arial Narrow" w:eastAsia="Arial Narrow" w:hAnsi="Arial Narrow" w:cs="Arial Narrow"/>
-          <w:sz w:val="16"/>
-          <w:szCs w:val="16"/>
-        </w:rPr>
-        <w:t xml:space="preserve">el 2 de setiembre de 2010 en el Diario Oficial El Peruano, vigente desde el 2 de octubre de 2010 y modificado por Decreto Legislativo 1308.</w:t>
+        <w:t xml:space="preserve"/>
+      </w:r>
+      <w:r>
+        <w:rPr>
+          <w:rFonts w:ascii="Arial Narrow" w:eastAsia="Arial Narrow" w:hAnsi="Arial Narrow" w:cs="Arial Narrow"/>
+          <w:sz w:val="16"/>
+          <w:szCs w:val="16"/>
+        </w:rPr>
+        <w:t xml:space="preserve">, </w:t>
+      </w:r>
+      <w:proofErr w:type="spellStart"/>
+      <w:r>
+        <w:rPr>
+          <w:rFonts w:ascii="Arial Narrow" w:eastAsia="Arial Narrow" w:hAnsi="Arial Narrow" w:cs="Arial Narrow"/>
+          <w:sz w:val="16"/>
+          <w:szCs w:val="16"/>
+        </w:rPr>
+        <w:t xml:space="preserve">recibida</w:t>
+      </w:r>
+      <w:proofErr w:type="spellEnd"/>
+      <w:r>
+        <w:rPr>
+          <w:rFonts w:ascii="Arial Narrow" w:eastAsia="Arial Narrow" w:hAnsi="Arial Narrow" w:cs="Arial Narrow"/>
+          <w:sz w:val="16"/>
+          <w:szCs w:val="16"/>
+        </w:rPr>
+        <w:t xml:space="preserve"> el </w:t>
+      </w:r>
+      <w:r>
+        <w:rPr>
+          <w:rFonts w:ascii="Arial Narrow" w:eastAsia="Arial Narrow" w:hAnsi="Arial Narrow" w:cs="Arial Narrow"/>
+          <w:sz w:val="16"/>
+          <w:szCs w:val="16"/>
+        </w:rPr>
+        <w:t xml:space="preserve">26 de junio de 2025</w:t>
+      </w:r>
+      <w:r>
+        <w:rPr>
+          <w:rFonts w:ascii="Arial Narrow" w:eastAsia="Arial Narrow" w:hAnsi="Arial Narrow" w:cs="Arial Narrow"/>
+          <w:sz w:val="16"/>
+          <w:szCs w:val="16"/>
+        </w:rPr>
+        <w:t xml:space="preserve"/>
+      </w:r>
+      <w:r>
+        <w:rPr>
+          <w:rFonts w:ascii="Arial Narrow" w:eastAsia="Arial Narrow" w:hAnsi="Arial Narrow" w:cs="Arial Narrow"/>
+          <w:sz w:val="16"/>
+          <w:szCs w:val="16"/>
+        </w:rPr>
+        <w:t xml:space="preserve"/>
+      </w:r>
+      <w:r>
+        <w:rPr>
+          <w:rFonts w:ascii="Arial Narrow" w:eastAsia="Arial Narrow" w:hAnsi="Arial Narrow" w:cs="Arial Narrow"/>
+          <w:sz w:val="16"/>
+          <w:szCs w:val="16"/>
+        </w:rPr>
+        <w:t xml:space="preserve">.</w:t>
       </w:r>
     </w:p>
     <w:p>
@@ -10515,115 +10635,33 @@
           <w:sz w:val="16"/>
           <w:szCs w:val="16"/>
         </w:rPr>
+        <w:t xml:space="preserve"/>
+      </w:r>
+      <w:r>
+        <w:rPr>
+          <w:rFonts w:ascii="Arial Narrow" w:eastAsia="Arial Narrow" w:hAnsi="Arial Narrow" w:cs="Arial Narrow"/>
+          <w:sz w:val="16"/>
+          <w:szCs w:val="16"/>
+        </w:rPr>
         <w:tab/>
-        <w:t xml:space="preserve"/>
-      </w:r>
-      <w:r>
-        <w:rPr>
-          <w:rFonts w:ascii="Arial Narrow" w:eastAsia="Arial Narrow" w:hAnsi="Arial Narrow" w:cs="Arial Narrow"/>
-          <w:sz w:val="16"/>
-          <w:szCs w:val="16"/>
-        </w:rPr>
-        <w:tab/>
-        <w:t xml:space="preserve">Denuncia remitida a esta Comisión mediante MEMORANDUM </w:t>
-      </w:r>
-      <w:r>
-        <w:rPr>
-          <w:rFonts w:ascii="Arial Narrow" w:eastAsia="Arial Narrow" w:hAnsi="Arial Narrow" w:cs="Arial Narrow"/>
-          <w:sz w:val="16"/>
-          <w:szCs w:val="16"/>
-        </w:rPr>
-        <w:t xml:space="preserve">001413-2025-PS1/INDECOPI </w:t>
-      </w:r>
-      <w:r>
-        <w:rPr>
-          <w:rFonts w:ascii="Arial Narrow" w:eastAsia="Arial Narrow" w:hAnsi="Arial Narrow" w:cs="Arial Narrow"/>
-          <w:sz w:val="16"/>
-          <w:szCs w:val="16"/>
-        </w:rPr>
-        <w:t xml:space="preserve">de fecha </w:t>
-      </w:r>
-      <w:r>
-        <w:rPr>
-          <w:rFonts w:ascii="Arial Narrow" w:eastAsia="Arial Narrow" w:hAnsi="Arial Narrow" w:cs="Arial Narrow"/>
-          <w:sz w:val="16"/>
-          <w:szCs w:val="16"/>
-        </w:rPr>
-        <w:t xml:space="preserve">26 de junio de 2025</w:t>
-      </w:r>
-      <w:r>
-        <w:rPr>
-          <w:rFonts w:ascii="Arial Narrow" w:eastAsia="Arial Narrow" w:hAnsi="Arial Narrow" w:cs="Arial Narrow"/>
-          <w:sz w:val="16"/>
-          <w:szCs w:val="16"/>
-        </w:rPr>
-        <w:t xml:space="preserve"/>
-      </w:r>
-      <w:r>
-        <w:rPr>
-          <w:rFonts w:ascii="Arial Narrow" w:eastAsia="Arial Narrow" w:hAnsi="Arial Narrow" w:cs="Arial Narrow"/>
-          <w:sz w:val="16"/>
-          <w:szCs w:val="16"/>
-        </w:rPr>
-        <w:t xml:space="preserve"/>
-      </w:r>
-      <w:r>
-        <w:rPr>
-          <w:rFonts w:ascii="Arial Narrow" w:eastAsia="Arial Narrow" w:hAnsi="Arial Narrow" w:cs="Arial Narrow"/>
-          <w:sz w:val="16"/>
-          <w:szCs w:val="16"/>
-        </w:rPr>
-        <w:t xml:space="preserve">, </w:t>
-      </w:r>
-      <w:proofErr w:type="spellStart"/>
-      <w:r>
-        <w:rPr>
-          <w:rFonts w:ascii="Arial Narrow" w:eastAsia="Arial Narrow" w:hAnsi="Arial Narrow" w:cs="Arial Narrow"/>
-          <w:sz w:val="16"/>
-          <w:szCs w:val="16"/>
-        </w:rPr>
-        <w:t xml:space="preserve">recibida</w:t>
-      </w:r>
-      <w:proofErr w:type="spellEnd"/>
-      <w:r>
-        <w:rPr>
-          <w:rFonts w:ascii="Arial Narrow" w:eastAsia="Arial Narrow" w:hAnsi="Arial Narrow" w:cs="Arial Narrow"/>
-          <w:sz w:val="16"/>
-          <w:szCs w:val="16"/>
-        </w:rPr>
-        <w:t xml:space="preserve"> el </w:t>
-      </w:r>
-      <w:r>
-        <w:rPr>
-          <w:rFonts w:ascii="Arial Narrow" w:eastAsia="Arial Narrow" w:hAnsi="Arial Narrow" w:cs="Arial Narrow"/>
-          <w:sz w:val="16"/>
-          <w:szCs w:val="16"/>
-        </w:rPr>
-        <w:t xml:space="preserve">26 de junio de 2025</w:t>
-      </w:r>
-      <w:r>
-        <w:rPr>
-          <w:rFonts w:ascii="Arial Narrow" w:eastAsia="Arial Narrow" w:hAnsi="Arial Narrow" w:cs="Arial Narrow"/>
-          <w:sz w:val="16"/>
-          <w:szCs w:val="16"/>
-        </w:rPr>
-        <w:t xml:space="preserve"/>
-      </w:r>
-      <w:r>
-        <w:rPr>
-          <w:rFonts w:ascii="Arial Narrow" w:eastAsia="Arial Narrow" w:hAnsi="Arial Narrow" w:cs="Arial Narrow"/>
-          <w:sz w:val="16"/>
-          <w:szCs w:val="16"/>
-        </w:rPr>
-        <w:t xml:space="preserve"/>
-      </w:r>
-      <w:r>
-        <w:rPr>
-          <w:rFonts w:ascii="Arial Narrow" w:eastAsia="Arial Narrow" w:hAnsi="Arial Narrow" w:cs="Arial Narrow"/>
-          <w:sz w:val="16"/>
-          <w:szCs w:val="16"/>
-        </w:rPr>
-        <w:t xml:space="preserve">.</w:t>
+        <w:t>Publicado</w:t>
+      </w:r>
+      <w:r>
+        <w:rPr>
+          <w:rFonts w:ascii="Arial Narrow" w:eastAsia="Arial Narrow" w:hAnsi="Arial Narrow" w:cs="Arial Narrow"/>
+          <w:b/>
+          <w:sz w:val="16"/>
+          <w:szCs w:val="16"/>
+        </w:rPr>
+        <w:t xml:space="preserve"> </w:t>
+      </w:r>
+      <w:r>
+        <w:rPr>
+          <w:rFonts w:ascii="Arial Narrow" w:eastAsia="Arial Narrow" w:hAnsi="Arial Narrow" w:cs="Arial Narrow"/>
+          <w:sz w:val="16"/>
+          <w:szCs w:val="16"/>
+        </w:rPr>
+        <w:t xml:space="preserve">el 2 de setiembre de 2010 en el Diario Oficial El Peruano, vigente desde el 2 de octubre de 2010 y modificado por Decreto Legislativo 1308.</w:t>
       </w:r>
     </w:p>
     <w:p>
@@ -10672,7 +10710,6 @@
           <w:sz w:val="16"/>
           <w:szCs w:val="16"/>
         </w:rPr>
-        <w:tab/>
         <w:t xml:space="preserve"/>
       </w:r>
       <w:r>
@@ -10681,7 +10718,6 @@
           <w:sz w:val="16"/>
           <w:szCs w:val="16"/>
         </w:rPr>
-        <w:tab/>
       </w:r>
       <w:r>
         <w:rPr>
@@ -10691,6 +10727,7 @@
           <w:sz w:val="16"/>
           <w:szCs w:val="16"/>
         </w:rPr>
+        <w:tab/>
         <w:t xml:space="preserve">LEY 29571, CÓDIGO DE PROTECCIÓN Y DEFENSA DEL CONSUMIDOR, publicado el 2 de setiembre de 2010 y modificado por Decreto Legislativo 1308 </w:t>
       </w:r>
     </w:p>
@@ -10932,7 +10969,6 @@
           <w:sz w:val="16"/>
           <w:szCs w:val="16"/>
         </w:rPr>
-        <w:tab/>
         <w:t xml:space="preserve"/>
       </w:r>
       <w:r>
@@ -10941,7 +10977,6 @@
           <w:sz w:val="16"/>
           <w:szCs w:val="16"/>
         </w:rPr>
-        <w:tab/>
       </w:r>
       <w:r>
         <w:rPr>
@@ -10951,6 +10986,7 @@
           <w:sz w:val="16"/>
           <w:szCs w:val="16"/>
         </w:rPr>
+        <w:tab/>
         <w:t xml:space="preserve">LEY 29571, CÓDIGO DE PROTECCIÓN Y DEFENSA DEL CONSUMIDOR, publicado el 2 de setiembre de 2010 y modificado por Decreto Legislativo 1308 </w:t>
       </w:r>
     </w:p>
@@ -11111,7 +11147,6 @@
           <w:sz w:val="16"/>
           <w:szCs w:val="16"/>
         </w:rPr>
-        <w:tab/>
         <w:t xml:space="preserve"/>
       </w:r>
       <w:r>
@@ -11120,7 +11155,6 @@
           <w:sz w:val="16"/>
           <w:szCs w:val="16"/>
         </w:rPr>
-        <w:tab/>
       </w:r>
       <w:r>
         <w:rPr>
@@ -11130,6 +11164,7 @@
           <w:sz w:val="16"/>
           <w:szCs w:val="16"/>
         </w:rPr>
+        <w:tab/>
         <w:t xml:space="preserve">LEY 29571, CÓDIGO DE PROTECCIÓN Y DEFENSA DEL CONSUMIDOR, publicado el 2 de setiembre de 2010 y modificado por Decreto Legislativo 1308 </w:t>
       </w:r>
     </w:p>
@@ -11405,7 +11440,6 @@
           <w:sz w:val="16"/>
           <w:szCs w:val="16"/>
         </w:rPr>
-        <w:tab/>
         <w:t xml:space="preserve"/>
       </w:r>
       <w:r>
@@ -11414,7 +11448,6 @@
           <w:sz w:val="16"/>
           <w:szCs w:val="16"/>
         </w:rPr>
-        <w:tab/>
       </w:r>
       <w:r>
         <w:rPr>
@@ -11424,6 +11457,7 @@
           <w:sz w:val="16"/>
           <w:szCs w:val="16"/>
         </w:rPr>
+        <w:tab/>
         <w:t>LEY SOBRE FACULTADES, NORMAS Y ORGANIZACIÓN DEL INDECOPI, APROBADA POR DECRETO LEGISLATIVO 807 Artículo 24.-</w:t>
       </w:r>
       <w:r>
@@ -11572,7 +11606,6 @@
           <w:sz w:val="16"/>
           <w:szCs w:val="16"/>
         </w:rPr>
-        <w:tab/>
         <w:t xml:space="preserve"/>
       </w:r>
       <w:r>
@@ -11665,24 +11698,23 @@
           <w:sz w:val="16"/>
           <w:szCs w:val="16"/>
         </w:rPr>
+        <w:t xml:space="preserve"/>
+      </w:r>
+      <w:r>
+        <w:rPr>
+          <w:rFonts w:ascii="Arial Narrow" w:eastAsia="Arial Narrow" w:hAnsi="Arial Narrow" w:cs="Arial Narrow"/>
+          <w:sz w:val="16"/>
+          <w:szCs w:val="16"/>
+        </w:rPr>
+      </w:r>
+      <w:r>
+        <w:rPr>
+          <w:rFonts w:ascii="Arial Narrow" w:eastAsia="Arial Narrow" w:hAnsi="Arial Narrow" w:cs="Arial Narrow"/>
+          <w:b/>
+          <w:sz w:val="16"/>
+          <w:szCs w:val="16"/>
+        </w:rPr>
         <w:tab/>
-        <w:t xml:space="preserve"/>
-      </w:r>
-      <w:r>
-        <w:rPr>
-          <w:rFonts w:ascii="Arial Narrow" w:eastAsia="Arial Narrow" w:hAnsi="Arial Narrow" w:cs="Arial Narrow"/>
-          <w:sz w:val="16"/>
-          <w:szCs w:val="16"/>
-        </w:rPr>
-        <w:tab/>
-      </w:r>
-      <w:r>
-        <w:rPr>
-          <w:rFonts w:ascii="Arial Narrow" w:eastAsia="Arial Narrow" w:hAnsi="Arial Narrow" w:cs="Arial Narrow"/>
-          <w:b/>
-          <w:sz w:val="16"/>
-          <w:szCs w:val="16"/>
-        </w:rPr>
         <w:t>LEY 29571, CÓDIGO DE PROTECCIÓN Y DEFENSA DEL CONSUMIDOR</w:t>
       </w:r>
       <w:r>
@@ -12067,32 +12099,31 @@
           <w:szCs w:val="16"/>
           <w:vertAlign w:val="superscript"/>
         </w:rPr>
+        <w:t xml:space="preserve"/>
+      </w:r>
+      <w:r>
+        <w:rPr>
+          <w:rFonts w:ascii="Arial Narrow" w:eastAsia="Arial Narrow" w:hAnsi="Arial Narrow" w:cs="Arial Narrow"/>
+          <w:sz w:val="16"/>
+          <w:szCs w:val="16"/>
+        </w:rPr>
+        <w:t xml:space="preserve"/>
+      </w:r>
+      <w:r>
+        <w:rPr>
+          <w:rFonts w:ascii="Arial Narrow" w:eastAsia="Arial Narrow" w:hAnsi="Arial Narrow" w:cs="Arial Narrow"/>
+          <w:sz w:val="16"/>
+          <w:szCs w:val="16"/>
+        </w:rPr>
+      </w:r>
+      <w:r>
+        <w:rPr>
+          <w:rFonts w:ascii="Arial Narrow" w:eastAsia="Arial Narrow" w:hAnsi="Arial Narrow" w:cs="Arial Narrow"/>
+          <w:b/>
+          <w:sz w:val="16"/>
+          <w:szCs w:val="16"/>
+        </w:rPr>
         <w:tab/>
-        <w:t xml:space="preserve"/>
-      </w:r>
-      <w:r>
-        <w:rPr>
-          <w:rFonts w:ascii="Arial Narrow" w:eastAsia="Arial Narrow" w:hAnsi="Arial Narrow" w:cs="Arial Narrow"/>
-          <w:sz w:val="16"/>
-          <w:szCs w:val="16"/>
-        </w:rPr>
-        <w:t xml:space="preserve"> </w:t>
-      </w:r>
-      <w:r>
-        <w:rPr>
-          <w:rFonts w:ascii="Arial Narrow" w:eastAsia="Arial Narrow" w:hAnsi="Arial Narrow" w:cs="Arial Narrow"/>
-          <w:sz w:val="16"/>
-          <w:szCs w:val="16"/>
-        </w:rPr>
-        <w:tab/>
-      </w:r>
-      <w:r>
-        <w:rPr>
-          <w:rFonts w:ascii="Arial Narrow" w:eastAsia="Arial Narrow" w:hAnsi="Arial Narrow" w:cs="Arial Narrow"/>
-          <w:b/>
-          <w:sz w:val="16"/>
-          <w:szCs w:val="16"/>
-        </w:rPr>
         <w:t>LEY 29571, CÓDIGO DE PROTECCIÓN Y DEFENSA DEL CONSUMIDOR</w:t>
       </w:r>
       <w:r>
@@ -12296,7 +12327,6 @@
           <w:sz w:val="16"/>
           <w:szCs w:val="16"/>
         </w:rPr>
-        <w:tab/>
         <w:t xml:space="preserve"/>
       </w:r>
       <w:r>
@@ -12305,7 +12335,6 @@
           <w:sz w:val="16"/>
           <w:szCs w:val="16"/>
         </w:rPr>
-        <w:tab/>
       </w:r>
       <w:r>
         <w:rPr>
@@ -12315,6 +12344,7 @@
           <w:sz w:val="16"/>
           <w:szCs w:val="16"/>
         </w:rPr>
+        <w:tab/>
         <w:t xml:space="preserve">LEY 29571, CÓDIGO DE PROTECCIÓN Y DEFENSA DEL CONSUMIDOR, publicado el 2 de setiembre de 2010 y modificado por Decreto Legislativo 1308 </w:t>
       </w:r>
     </w:p>
@@ -13133,24 +13163,23 @@
           <w:sz w:val="16"/>
           <w:szCs w:val="16"/>
         </w:rPr>
+        <w:t xml:space="preserve"/>
+      </w:r>
+      <w:r>
+        <w:rPr>
+          <w:rFonts w:ascii="Arial Narrow" w:eastAsia="Arial Narrow" w:hAnsi="Arial Narrow" w:cs="Arial Narrow"/>
+          <w:sz w:val="16"/>
+          <w:szCs w:val="16"/>
+        </w:rPr>
+      </w:r>
+      <w:r>
+        <w:rPr>
+          <w:rFonts w:ascii="Arial Narrow" w:eastAsia="Arial Narrow" w:hAnsi="Arial Narrow" w:cs="Arial Narrow"/>
+          <w:b/>
+          <w:sz w:val="16"/>
+          <w:szCs w:val="16"/>
+        </w:rPr>
         <w:tab/>
-        <w:t xml:space="preserve"/>
-      </w:r>
-      <w:r>
-        <w:rPr>
-          <w:rFonts w:ascii="Arial Narrow" w:eastAsia="Arial Narrow" w:hAnsi="Arial Narrow" w:cs="Arial Narrow"/>
-          <w:sz w:val="16"/>
-          <w:szCs w:val="16"/>
-        </w:rPr>
-        <w:tab/>
-      </w:r>
-      <w:r>
-        <w:rPr>
-          <w:rFonts w:ascii="Arial Narrow" w:eastAsia="Arial Narrow" w:hAnsi="Arial Narrow" w:cs="Arial Narrow"/>
-          <w:b/>
-          <w:sz w:val="16"/>
-          <w:szCs w:val="16"/>
-        </w:rPr>
         <w:t>LEY 29571, CÓDIGO DE PROTECCIÓN Y DEFENSA DEL CONSUMIDOR</w:t>
       </w:r>
       <w:r>
@@ -13365,7 +13394,6 @@
           <w:sz w:val="16"/>
           <w:szCs w:val="16"/>
         </w:rPr>
-        <w:tab/>
         <w:t xml:space="preserve"/>
       </w:r>
       <w:r>
@@ -13532,31 +13560,30 @@
           <w:sz w:val="16"/>
           <w:szCs w:val="16"/>
         </w:rPr>
+        <w:t xml:space="preserve"/>
+      </w:r>
+      <w:r>
+        <w:rPr>
+          <w:rFonts w:ascii="Arial Narrow" w:eastAsia="Arial Narrow" w:hAnsi="Arial Narrow" w:cs="Arial Narrow"/>
+          <w:sz w:val="16"/>
+          <w:szCs w:val="16"/>
+        </w:rPr>
+      </w:r>
+      <w:r>
+        <w:rPr>
+          <w:rFonts w:ascii="Arial Narrow" w:eastAsia="Arial Narrow" w:hAnsi="Arial Narrow" w:cs="Arial Narrow"/>
+          <w:b/>
+          <w:sz w:val="16"/>
+          <w:szCs w:val="16"/>
+        </w:rPr>
         <w:tab/>
-        <w:t xml:space="preserve"/>
-      </w:r>
-      <w:r>
-        <w:rPr>
-          <w:rFonts w:ascii="Arial Narrow" w:eastAsia="Arial Narrow" w:hAnsi="Arial Narrow" w:cs="Arial Narrow"/>
-          <w:sz w:val="16"/>
-          <w:szCs w:val="16"/>
-        </w:rPr>
-        <w:tab/>
-      </w:r>
-      <w:r>
-        <w:rPr>
-          <w:rFonts w:ascii="Arial Narrow" w:eastAsia="Arial Narrow" w:hAnsi="Arial Narrow" w:cs="Arial Narrow"/>
-          <w:b/>
-          <w:sz w:val="16"/>
-          <w:szCs w:val="16"/>
-        </w:rPr>
         <w:t>TEXTO ÚNICO ORDENADO DE LA LEY DEL PROCEDIMIENTO ADMINISTRATIVO GENERAL, aprobado mediante Decreto Supremo 006-2026-JUS y publicado el 30 de abril de 2026</w:t>
       </w:r>
     </w:p>
     <w:p>
       <w:pPr>
         <w:pStyle w:val="Textonotapie"/>
-        <w:ind w:left="1134" w:hanging="567"/>
+        <w:ind w:left="1134"/>
         <w:jc w:val="both"/>
         <w:rPr>
           <w:rFonts w:ascii="Arial Narrow" w:eastAsia="Arial Narrow" w:hAnsi="Arial Narrow" w:cs="Arial Narrow"/>
@@ -13580,7 +13607,7 @@
     <w:p>
       <w:pPr>
         <w:pStyle w:val="Textonotapie"/>
-        <w:ind w:left="1134" w:hanging="567"/>
+        <w:ind w:left="1134" w:hanging="1134"/>
         <w:jc w:val="both"/>
         <w:rPr>
           <w:rFonts w:ascii="Arial Narrow" w:eastAsia="Arial Narrow" w:hAnsi="Arial Narrow" w:cs="Arial Narrow"/>

--- a/plantillas_maestras/03_seguro_desgravamen/negativa_cobertura/2_ddos_banco_y_aseguradora/mujer/TPL_1496_2025_SEGURO_DESGRAVAMEN_NEGATIVA_COBERTURA_BANCO_MUJER_R1.docx
+++ b/plantillas_maestras/03_seguro_desgravamen/negativa_cobertura/2_ddos_banco_y_aseguradora/mujer/TPL_1496_2025_SEGURO_DESGRAVAMEN_NEGATIVA_COBERTURA_BANCO_MUJER_R1.docx
@@ -4631,7 +4631,7 @@
           <w:sz w:val="22"/>
           <w:szCs w:val="22"/>
         </w:rPr>
-        <w:t>; pese a que en su carta del 24 de diciembre de 2024 señaló que dicha póliza había culminado su vigencia 21 de noviembre de 2017</w:t>
+        <w:t xml:space="preserve">; pese a que en su carta del 24 de diciembre de 2024 señaló que dicha póliza había culminado su vigencia 21 de noviembre de 2017</w:t>
       </w:r>
       <w:r>
         <w:rPr>
@@ -4644,7 +4644,7 @@
           <w:lang w:eastAsia="es-PE"/>
           <w14:ligatures w14:val="none"/>
         </w:rPr>
-        <w:t xml:space="preserve">. Por consiguiente, corresponde calificar el hecho materia de denuncia como una presunta infracción al deber de información, tipificado en el </w:t>
+        <w:t xml:space="preserve">; involucraría una presunta afectación al derecho de información de los consumidores. Por consiguiente, corresponde calificar el hecho materia de denuncia como una presunta infracción al deber de información, tipificado en el artículo 1, numeral 1, literal b) y al artículo 2 del Código</w:t>
       </w:r>
       <w:bookmarkStart w:id="5" w:name="_Hlk195611851"/>
       <w:r>
@@ -4658,7 +4658,7 @@
           <w:lang w:eastAsia="es-PE"/>
           <w14:ligatures w14:val="none"/>
         </w:rPr>
-        <w:t xml:space="preserve">artículo 1, numeral 1, literal b) </w:t>
+        <w:t xml:space="preserve"/>
       </w:r>
       <w:bookmarkEnd w:id="5"/>
       <w:r>
@@ -4672,7 +4672,7 @@
           <w:lang w:eastAsia="es-PE"/>
           <w14:ligatures w14:val="none"/>
         </w:rPr>
-        <w:t>y al artículo 2 del Código</w:t>
+        <w:t xml:space="preserve"/>
       </w:r>
       <w:r>
         <w:rPr>
@@ -4700,7 +4700,7 @@
           <w:lang w:eastAsia="es-PE"/>
           <w14:ligatures w14:val="none"/>
         </w:rPr>
-        <w:t>.</w:t>
+        <w:t xml:space="preserve">.</w:t>
       </w:r>
       <w:r>
         <w:rPr>
@@ -4815,7 +4815,7 @@
           <w:sz w:val="22"/>
           <w:szCs w:val="22"/>
         </w:rPr>
-        <w:t>; pese a que habría culminado en una fecha posterior</w:t>
+        <w:t xml:space="preserve">; pese a que habría culminado en una fecha posterior</w:t>
       </w:r>
       <w:r>
         <w:rPr>
@@ -4828,7 +4828,7 @@
           <w:lang w:eastAsia="es-PE"/>
           <w14:ligatures w14:val="none"/>
         </w:rPr>
-        <w:t>. Por consiguiente, corresponde calificar el hecho materia de denuncia como una presunta infracción al deber de información, tipificado en el artículo 1, numeral 1, literal b) y al artículo 2 del Código.</w:t>
+        <w:t xml:space="preserve">; involucraría una presunta afectación al derecho de información de los consumidores. Por consiguiente, corresponde calificar el hecho materia de denuncia como una presunta infracción al deber de información, tipificado en el artículo 1, numeral 1, literal b) y al artículo 2 del Código.</w:t>
       </w:r>
     </w:p>
     <w:p>

--- a/plantillas_maestras/03_seguro_desgravamen/negativa_cobertura/2_ddos_banco_y_aseguradora/mujer/TPL_1496_2025_SEGURO_DESGRAVAMEN_NEGATIVA_COBERTURA_BANCO_MUJER_R1.docx
+++ b/plantillas_maestras/03_seguro_desgravamen/negativa_cobertura/2_ddos_banco_y_aseguradora/mujer/TPL_1496_2025_SEGURO_DESGRAVAMEN_NEGATIVA_COBERTURA_BANCO_MUJER_R1.docx
@@ -8173,7 +8173,7 @@
           <w:sz w:val="22"/>
           <w:szCs w:val="22"/>
         </w:rPr>
-        <w:t xml:space="preserve">correr traslado de la presente resolución a Banco Agropecuario S.A. y a Protecta S.A. Compañía de Seguros y Reaseguros para que, de conformidad con lo dispuesto por el artículo 26 de la Ley sobre Facultades, Normas y Organización del Indecopi, aprobada por Decreto Legislativo 807</w:t>
+        <w:t xml:space="preserve">correr traslado de la denuncia del 13 de marzo de 2025, subsanada mediante escrito del 09 de junio de 2025 a Banco Agropecuario S.A. y a Protecta S.A. Compañía de Seguros y Reaseguros para que, de conformidad con lo dispuesto por el artículo 26 de la Ley sobre Facultades, Normas y Organización del Indecopi, aprobada por Decreto Legislativo 807</w:t>
       </w:r>
       <w:r>
         <w:rPr>
